--- a/tests/output_reference_a4.docx
+++ b/tests/output_reference_a4.docx
@@ -209,7 +209,7 @@
       </m:oMathPara>
     </w:p>
     <w:bookmarkEnd w:id="16"/>
-    <w:bookmarkStart w:id="25" w:name="Xfb335a063a29fa7ff8901568d8337a2f539485f"/>
+    <w:bookmarkStart w:id="24" w:name="Xfb335a063a29fa7ff8901568d8337a2f539485f"/>
     <w:p>
       <w:pPr>
         <w:pStyle w:val="Heading1"/>
@@ -900,9 +900,474 @@
         </m:oMath>
       </m:oMathPara>
     </w:p>
+    <w:bookmarkEnd w:id="24"/>
+    <w:bookmarkStart w:id="26" w:name="all-colors"/>
+    <w:p>
+      <w:pPr>
+        <w:pStyle w:val="Heading1"/>
+      </w:pPr>
+      <w:r>
+        <w:t xml:space="preserve">All Colors</w:t>
+      </w:r>
+    </w:p>
     <w:p>
       <w:pPr>
         <w:pStyle w:val="FirstParagraph"/>
+      </w:pPr>
+      <w:r>
+        <w:t xml:space="preserve">one</w:t>
+      </w:r>
+    </w:p>
+    <w:p>
+      <w:pPr>
+        <w:pStyle w:val="BodyText"/>
+      </w:pPr>
+      <w:r>
+        <w:rPr>
+          <w:rStyle w:val="ColorE60000"/>
+        </w:rPr>
+        <w:t xml:space="preserve">two</w:t>
+      </w:r>
+    </w:p>
+    <w:p>
+      <w:pPr>
+        <w:pStyle w:val="BodyText"/>
+      </w:pPr>
+      <w:r>
+        <w:rPr>
+          <w:rStyle w:val="ColorFF9900"/>
+        </w:rPr>
+        <w:t xml:space="preserve">three</w:t>
+      </w:r>
+    </w:p>
+    <w:p>
+      <w:pPr>
+        <w:pStyle w:val="BodyText"/>
+      </w:pPr>
+      <w:r>
+        <w:rPr>
+          <w:rStyle w:val="ColorFFFF00"/>
+        </w:rPr>
+        <w:t xml:space="preserve">four</w:t>
+      </w:r>
+    </w:p>
+    <w:p>
+      <w:pPr>
+        <w:pStyle w:val="BodyText"/>
+      </w:pPr>
+      <w:r>
+        <w:rPr>
+          <w:rStyle w:val="Color008A00"/>
+        </w:rPr>
+        <w:t xml:space="preserve">five</w:t>
+      </w:r>
+    </w:p>
+    <w:p>
+      <w:pPr>
+        <w:pStyle w:val="BodyText"/>
+      </w:pPr>
+      <w:r>
+        <w:rPr>
+          <w:rStyle w:val="Color0066CC"/>
+        </w:rPr>
+        <w:t xml:space="preserve">six</w:t>
+      </w:r>
+    </w:p>
+    <w:p>
+      <w:pPr>
+        <w:pStyle w:val="BodyText"/>
+      </w:pPr>
+      <w:r>
+        <w:rPr>
+          <w:rStyle w:val="Color9933FF"/>
+        </w:rPr>
+        <w:t xml:space="preserve">seven</w:t>
+      </w:r>
+    </w:p>
+    <w:p>
+      <w:pPr>
+        <w:pStyle w:val="BodyText"/>
+      </w:pPr>
+      <w:r>
+        <w:rPr>
+          <w:rStyle w:val="ColorFFFFFF"/>
+        </w:rPr>
+        <w:t xml:space="preserve">eight</w:t>
+      </w:r>
+    </w:p>
+    <w:p>
+      <w:pPr>
+        <w:pStyle w:val="BodyText"/>
+      </w:pPr>
+      <w:r>
+        <w:rPr>
+          <w:rStyle w:val="ColorFACCCC"/>
+        </w:rPr>
+        <w:t xml:space="preserve">nine</w:t>
+      </w:r>
+    </w:p>
+    <w:p>
+      <w:pPr>
+        <w:pStyle w:val="BodyText"/>
+      </w:pPr>
+      <w:r>
+        <w:rPr>
+          <w:rStyle w:val="ColorFFEBCC"/>
+        </w:rPr>
+        <w:t xml:space="preserve">ten</w:t>
+      </w:r>
+    </w:p>
+    <w:p>
+      <w:pPr>
+        <w:pStyle w:val="BodyText"/>
+      </w:pPr>
+      <w:r>
+        <w:rPr>
+          <w:rStyle w:val="ColorFFFFCC"/>
+        </w:rPr>
+        <w:t xml:space="preserve">eleven</w:t>
+      </w:r>
+    </w:p>
+    <w:p>
+      <w:pPr>
+        <w:pStyle w:val="BodyText"/>
+      </w:pPr>
+      <w:r>
+        <w:rPr>
+          <w:rStyle w:val="ColorCCE8CC"/>
+        </w:rPr>
+        <w:t xml:space="preserve">twelve</w:t>
+      </w:r>
+    </w:p>
+    <w:p>
+      <w:pPr>
+        <w:pStyle w:val="BodyText"/>
+      </w:pPr>
+      <w:r>
+        <w:rPr>
+          <w:rStyle w:val="ColorCCE0F5"/>
+        </w:rPr>
+        <w:t xml:space="preserve">thirteen</w:t>
+      </w:r>
+    </w:p>
+    <w:p>
+      <w:pPr>
+        <w:pStyle w:val="BodyText"/>
+      </w:pPr>
+      <w:r>
+        <w:rPr>
+          <w:rStyle w:val="ColorEBD6FF"/>
+        </w:rPr>
+        <w:t xml:space="preserve">fourteen</w:t>
+      </w:r>
+    </w:p>
+    <w:p>
+      <w:pPr>
+        <w:pStyle w:val="BodyText"/>
+      </w:pPr>
+      <w:r>
+        <w:rPr>
+          <w:rStyle w:val="ColorBBBBBB"/>
+        </w:rPr>
+        <w:t xml:space="preserve">fifteen</w:t>
+      </w:r>
+    </w:p>
+    <w:p>
+      <w:pPr>
+        <w:pStyle w:val="BodyText"/>
+      </w:pPr>
+      <w:r>
+        <w:rPr>
+          <w:rStyle w:val="ColorF06666"/>
+        </w:rPr>
+        <w:t xml:space="preserve">sixteen</w:t>
+      </w:r>
+    </w:p>
+    <w:p>
+      <w:pPr>
+        <w:pStyle w:val="BodyText"/>
+      </w:pPr>
+      <w:r>
+        <w:rPr>
+          <w:rStyle w:val="ColorFFC266"/>
+        </w:rPr>
+        <w:t xml:space="preserve">seventeen</w:t>
+      </w:r>
+    </w:p>
+    <w:p>
+      <w:pPr>
+        <w:pStyle w:val="BodyText"/>
+      </w:pPr>
+      <w:r>
+        <w:rPr>
+          <w:rStyle w:val="ColorFFFF66"/>
+        </w:rPr>
+        <w:t xml:space="preserve">eighteen</w:t>
+      </w:r>
+    </w:p>
+    <w:p>
+      <w:pPr>
+        <w:pStyle w:val="BodyText"/>
+      </w:pPr>
+      <w:r>
+        <w:rPr>
+          <w:rStyle w:val="Color66B966"/>
+        </w:rPr>
+        <w:t xml:space="preserve">nineteen</w:t>
+      </w:r>
+    </w:p>
+    <w:p>
+      <w:pPr>
+        <w:pStyle w:val="BodyText"/>
+      </w:pPr>
+      <w:r>
+        <w:rPr>
+          <w:rStyle w:val="Color66A3E0"/>
+        </w:rPr>
+        <w:t xml:space="preserve">twenty</w:t>
+      </w:r>
+    </w:p>
+    <w:p>
+      <w:pPr>
+        <w:pStyle w:val="BodyText"/>
+      </w:pPr>
+      <w:r>
+        <w:rPr>
+          <w:rStyle w:val="ColorC285FF"/>
+        </w:rPr>
+        <w:t xml:space="preserve">twenty one</w:t>
+      </w:r>
+    </w:p>
+    <w:p>
+      <w:pPr>
+        <w:pStyle w:val="BodyText"/>
+      </w:pPr>
+      <w:r>
+        <w:rPr>
+          <w:rStyle w:val="Color888888"/>
+        </w:rPr>
+        <w:t xml:space="preserve">twenty two</w:t>
+      </w:r>
+    </w:p>
+    <w:p>
+      <w:pPr>
+        <w:pStyle w:val="BodyText"/>
+      </w:pPr>
+      <w:r>
+        <w:rPr>
+          <w:rStyle w:val="ColorA10000"/>
+        </w:rPr>
+        <w:t xml:space="preserve">twenty three</w:t>
+      </w:r>
+    </w:p>
+    <w:p>
+      <w:pPr>
+        <w:pStyle w:val="BodyText"/>
+      </w:pPr>
+      <w:r>
+        <w:rPr>
+          <w:rStyle w:val="ColorB26B00"/>
+        </w:rPr>
+        <w:t xml:space="preserve">twenty four</w:t>
+      </w:r>
+    </w:p>
+    <w:p>
+      <w:pPr>
+        <w:pStyle w:val="BodyText"/>
+      </w:pPr>
+      <w:r>
+        <w:rPr>
+          <w:rStyle w:val="ColorB2B200"/>
+        </w:rPr>
+        <w:t xml:space="preserve">twenty five</w:t>
+      </w:r>
+    </w:p>
+    <w:p>
+      <w:pPr>
+        <w:pStyle w:val="BodyText"/>
+      </w:pPr>
+      <w:r>
+        <w:rPr>
+          <w:rStyle w:val="Color006100"/>
+        </w:rPr>
+        <w:t xml:space="preserve">twenty six</w:t>
+      </w:r>
+    </w:p>
+    <w:p>
+      <w:pPr>
+        <w:pStyle w:val="BodyText"/>
+      </w:pPr>
+      <w:r>
+        <w:rPr>
+          <w:rStyle w:val="Color0047B2"/>
+        </w:rPr>
+        <w:t xml:space="preserve">twenty seven</w:t>
+      </w:r>
+    </w:p>
+    <w:p>
+      <w:pPr>
+        <w:pStyle w:val="BodyText"/>
+      </w:pPr>
+      <w:r>
+        <w:rPr>
+          <w:rStyle w:val="Color6B24B2"/>
+        </w:rPr>
+        <w:t xml:space="preserve">twenty eight</w:t>
+      </w:r>
+    </w:p>
+    <w:p>
+      <w:pPr>
+        <w:pStyle w:val="BodyText"/>
+      </w:pPr>
+      <w:r>
+        <w:rPr>
+          <w:rStyle w:val="Color444444"/>
+        </w:rPr>
+        <w:t xml:space="preserve">twenty nine</w:t>
+      </w:r>
+    </w:p>
+    <w:p>
+      <w:pPr>
+        <w:pStyle w:val="BodyText"/>
+      </w:pPr>
+      <w:r>
+        <w:rPr>
+          <w:rStyle w:val="Color5C0000"/>
+        </w:rPr>
+        <w:t xml:space="preserve">thirty</w:t>
+      </w:r>
+    </w:p>
+    <w:p>
+      <w:pPr>
+        <w:pStyle w:val="BodyText"/>
+      </w:pPr>
+      <w:r>
+        <w:rPr>
+          <w:rStyle w:val="Color663D00"/>
+        </w:rPr>
+        <w:t xml:space="preserve">thirty one</w:t>
+      </w:r>
+    </w:p>
+    <w:p>
+      <w:pPr>
+        <w:pStyle w:val="BodyText"/>
+      </w:pPr>
+      <w:r>
+        <w:rPr>
+          <w:rStyle w:val="Color666600"/>
+        </w:rPr>
+        <w:t xml:space="preserve">thirty two</w:t>
+      </w:r>
+    </w:p>
+    <w:p>
+      <w:pPr>
+        <w:pStyle w:val="BodyText"/>
+      </w:pPr>
+      <w:r>
+        <w:rPr>
+          <w:rStyle w:val="Color003700"/>
+        </w:rPr>
+        <w:t xml:space="preserve">thirty three</w:t>
+      </w:r>
+    </w:p>
+    <w:p>
+      <w:pPr>
+        <w:pStyle w:val="BodyText"/>
+      </w:pPr>
+      <w:r>
+        <w:rPr>
+          <w:rStyle w:val="Color002966"/>
+        </w:rPr>
+        <w:t xml:space="preserve">thirty four</w:t>
+      </w:r>
+    </w:p>
+    <w:p>
+      <w:pPr>
+        <w:pStyle w:val="BodyText"/>
+      </w:pPr>
+      <w:r>
+        <w:rPr>
+          <w:rStyle w:val="Color3D1466"/>
+        </w:rPr>
+        <w:t xml:space="preserve">thirty five</w:t>
+      </w:r>
+    </w:p>
+    <w:p>
+      <w:pPr>
+        <w:pStyle w:val="BodyText"/>
+      </w:pPr>
+      <w:r>
+        <w:rPr>
+          <w:rStyle w:val="BgFFFF00"/>
+        </w:rPr>
+        <w:t xml:space="preserve">highlight</w:t>
+      </w:r>
+    </w:p>
+    <w:p>
+      <w:pPr>
+        <w:pStyle w:val="BodyText"/>
+      </w:pPr>
+      <w:r>
+        <w:rPr>
+          <w:rStyle w:val="ColorE60000BgFFFF00"/>
+        </w:rPr>
+        <w:t xml:space="preserve">color and highlight</w:t>
+      </w:r>
+    </w:p>
+    <w:p>
+      <w:pPr>
+        <w:pStyle w:val="BodyText"/>
+      </w:pPr>
+      <w:r>
+        <w:rPr>
+          <w:rStyle w:val="Color0066CC"/>
+          <w:b/>
+          <w:bCs/>
+        </w:rPr>
+        <w:t xml:space="preserve">color and bold</w:t>
+      </w:r>
+    </w:p>
+    <w:p>
+      <w:pPr>
+        <w:pStyle w:val="BodyText"/>
+      </w:pPr>
+      <w:r>
+        <w:rPr>
+          <w:rStyle w:val="Color0066CC"/>
+          <w:b/>
+          <w:bCs/>
+          <w:i/>
+          <w:iCs/>
+        </w:rPr>
+        <w:t xml:space="preserve">color and bold and italics</w:t>
+      </w:r>
+    </w:p>
+    <w:p>
+      <w:pPr>
+        <w:pStyle w:val="BodyText"/>
+      </w:pPr>
+      <w:r>
+        <w:rPr>
+          <w:rStyle w:val="Color0066CCBgFFFFCC"/>
+          <w:b/>
+          <w:bCs/>
+          <w:i/>
+          <w:iCs/>
+        </w:rPr>
+        <w:t xml:space="preserve">color and highlight and bold and italics</w:t>
+      </w:r>
+    </w:p>
+    <w:p>
+      <w:pPr>
+        <w:pStyle w:val="BodyText"/>
+      </w:pPr>
+      <w:r>
+        <w:t xml:space="preserve">no text formatting</w:t>
+      </w:r>
+    </w:p>
+    <w:p>
+      <w:pPr>
+        <w:pStyle w:val="BodyText"/>
       </w:pPr>
       <w:r>
         <w:t xml:space="preserve">Created with</w:t>
@@ -910,7 +1375,7 @@
       <w:r>
         <w:t xml:space="preserve"> </w:t>
       </w:r>
-      <w:hyperlink r:id="rId24">
+      <w:hyperlink r:id="rId25">
         <w:r>
           <w:rPr>
             <w:rStyle w:val="Hyperlink"/>
@@ -919,7 +1384,7 @@
         </w:r>
       </w:hyperlink>
     </w:p>
-    <w:bookmarkEnd w:id="25"/>
+    <w:bookmarkEnd w:id="26"/>
     <w:sectPr>
       <w:footnotePr>
         <w:numRestart w:val="eachSect"/>
@@ -2061,6 +2526,8506 @@
       <w:outlineLvl w:val="9"/>
     </w:pPr>
   </w:style>
+  <w:style w:customStyle="1" w:styleId="ColorE60000" w:type="character">
+    <w:name w:val="ColorE60000"/>
+    <w:rPr>
+      <w:color w:val="E60000"/>
+    </w:rPr>
+  </w:style>
+  <w:style w:customStyle="1" w:styleId="BgE60000" w:type="character">
+    <w:name w:val="BgE60000"/>
+    <w:rPr>
+      <w:shd w:color="auto" w:fill="E60000" w:val="clear"/>
+    </w:rPr>
+  </w:style>
+  <w:style w:customStyle="1" w:styleId="ColorE60000BgE60000" w:type="character">
+    <w:name w:val="ColorE60000BgE60000"/>
+    <w:rPr>
+      <w:color w:val="E60000"/>
+      <w:shd w:color="auto" w:fill="E60000" w:val="clear"/>
+    </w:rPr>
+  </w:style>
+  <w:style w:customStyle="1" w:styleId="BgFF9900" w:type="character">
+    <w:name w:val="BgFF9900"/>
+    <w:rPr>
+      <w:shd w:color="auto" w:fill="FF9900" w:val="clear"/>
+    </w:rPr>
+  </w:style>
+  <w:style w:customStyle="1" w:styleId="ColorE60000BgFF9900" w:type="character">
+    <w:name w:val="ColorE60000BgFF9900"/>
+    <w:rPr>
+      <w:color w:val="E60000"/>
+      <w:shd w:color="auto" w:fill="FF9900" w:val="clear"/>
+    </w:rPr>
+  </w:style>
+  <w:style w:customStyle="1" w:styleId="BgFFFF00" w:type="character">
+    <w:name w:val="BgFFFF00"/>
+    <w:rPr>
+      <w:shd w:color="auto" w:fill="FFFF00" w:val="clear"/>
+    </w:rPr>
+  </w:style>
+  <w:style w:customStyle="1" w:styleId="ColorE60000BgFFFF00" w:type="character">
+    <w:name w:val="ColorE60000BgFFFF00"/>
+    <w:rPr>
+      <w:color w:val="E60000"/>
+      <w:shd w:color="auto" w:fill="FFFF00" w:val="clear"/>
+    </w:rPr>
+  </w:style>
+  <w:style w:customStyle="1" w:styleId="Bg008A00" w:type="character">
+    <w:name w:val="Bg008A00"/>
+    <w:rPr>
+      <w:shd w:color="auto" w:fill="008A00" w:val="clear"/>
+    </w:rPr>
+  </w:style>
+  <w:style w:customStyle="1" w:styleId="ColorE60000Bg008A00" w:type="character">
+    <w:name w:val="ColorE60000Bg008A00"/>
+    <w:rPr>
+      <w:color w:val="E60000"/>
+      <w:shd w:color="auto" w:fill="008A00" w:val="clear"/>
+    </w:rPr>
+  </w:style>
+  <w:style w:customStyle="1" w:styleId="Bg0066CC" w:type="character">
+    <w:name w:val="Bg0066CC"/>
+    <w:rPr>
+      <w:shd w:color="auto" w:fill="0066CC" w:val="clear"/>
+    </w:rPr>
+  </w:style>
+  <w:style w:customStyle="1" w:styleId="ColorE60000Bg0066CC" w:type="character">
+    <w:name w:val="ColorE60000Bg0066CC"/>
+    <w:rPr>
+      <w:color w:val="E60000"/>
+      <w:shd w:color="auto" w:fill="0066CC" w:val="clear"/>
+    </w:rPr>
+  </w:style>
+  <w:style w:customStyle="1" w:styleId="Bg9933FF" w:type="character">
+    <w:name w:val="Bg9933FF"/>
+    <w:rPr>
+      <w:shd w:color="auto" w:fill="9933FF" w:val="clear"/>
+    </w:rPr>
+  </w:style>
+  <w:style w:customStyle="1" w:styleId="ColorE60000Bg9933FF" w:type="character">
+    <w:name w:val="ColorE60000Bg9933FF"/>
+    <w:rPr>
+      <w:color w:val="E60000"/>
+      <w:shd w:color="auto" w:fill="9933FF" w:val="clear"/>
+    </w:rPr>
+  </w:style>
+  <w:style w:customStyle="1" w:styleId="BgFFFFFF" w:type="character">
+    <w:name w:val="BgFFFFFF"/>
+    <w:rPr>
+      <w:shd w:color="auto" w:fill="FFFFFF" w:val="clear"/>
+    </w:rPr>
+  </w:style>
+  <w:style w:customStyle="1" w:styleId="ColorE60000BgFFFFFF" w:type="character">
+    <w:name w:val="ColorE60000BgFFFFFF"/>
+    <w:rPr>
+      <w:color w:val="E60000"/>
+      <w:shd w:color="auto" w:fill="FFFFFF" w:val="clear"/>
+    </w:rPr>
+  </w:style>
+  <w:style w:customStyle="1" w:styleId="BgFACCCC" w:type="character">
+    <w:name w:val="BgFACCCC"/>
+    <w:rPr>
+      <w:shd w:color="auto" w:fill="FACCCC" w:val="clear"/>
+    </w:rPr>
+  </w:style>
+  <w:style w:customStyle="1" w:styleId="ColorE60000BgFACCCC" w:type="character">
+    <w:name w:val="ColorE60000BgFACCCC"/>
+    <w:rPr>
+      <w:color w:val="E60000"/>
+      <w:shd w:color="auto" w:fill="FACCCC" w:val="clear"/>
+    </w:rPr>
+  </w:style>
+  <w:style w:customStyle="1" w:styleId="BgFFEBCC" w:type="character">
+    <w:name w:val="BgFFEBCC"/>
+    <w:rPr>
+      <w:shd w:color="auto" w:fill="FFEBCC" w:val="clear"/>
+    </w:rPr>
+  </w:style>
+  <w:style w:customStyle="1" w:styleId="ColorE60000BgFFEBCC" w:type="character">
+    <w:name w:val="ColorE60000BgFFEBCC"/>
+    <w:rPr>
+      <w:color w:val="E60000"/>
+      <w:shd w:color="auto" w:fill="FFEBCC" w:val="clear"/>
+    </w:rPr>
+  </w:style>
+  <w:style w:customStyle="1" w:styleId="BgFFFFCC" w:type="character">
+    <w:name w:val="BgFFFFCC"/>
+    <w:rPr>
+      <w:shd w:color="auto" w:fill="FFFFCC" w:val="clear"/>
+    </w:rPr>
+  </w:style>
+  <w:style w:customStyle="1" w:styleId="ColorE60000BgFFFFCC" w:type="character">
+    <w:name w:val="ColorE60000BgFFFFCC"/>
+    <w:rPr>
+      <w:color w:val="E60000"/>
+      <w:shd w:color="auto" w:fill="FFFFCC" w:val="clear"/>
+    </w:rPr>
+  </w:style>
+  <w:style w:customStyle="1" w:styleId="BgCCE8CC" w:type="character">
+    <w:name w:val="BgCCE8CC"/>
+    <w:rPr>
+      <w:shd w:color="auto" w:fill="CCE8CC" w:val="clear"/>
+    </w:rPr>
+  </w:style>
+  <w:style w:customStyle="1" w:styleId="ColorE60000BgCCE8CC" w:type="character">
+    <w:name w:val="ColorE60000BgCCE8CC"/>
+    <w:rPr>
+      <w:color w:val="E60000"/>
+      <w:shd w:color="auto" w:fill="CCE8CC" w:val="clear"/>
+    </w:rPr>
+  </w:style>
+  <w:style w:customStyle="1" w:styleId="BgCCE0F5" w:type="character">
+    <w:name w:val="BgCCE0F5"/>
+    <w:rPr>
+      <w:shd w:color="auto" w:fill="CCE0F5" w:val="clear"/>
+    </w:rPr>
+  </w:style>
+  <w:style w:customStyle="1" w:styleId="ColorE60000BgCCE0F5" w:type="character">
+    <w:name w:val="ColorE60000BgCCE0F5"/>
+    <w:rPr>
+      <w:color w:val="E60000"/>
+      <w:shd w:color="auto" w:fill="CCE0F5" w:val="clear"/>
+    </w:rPr>
+  </w:style>
+  <w:style w:customStyle="1" w:styleId="BgEBD6FF" w:type="character">
+    <w:name w:val="BgEBD6FF"/>
+    <w:rPr>
+      <w:shd w:color="auto" w:fill="EBD6FF" w:val="clear"/>
+    </w:rPr>
+  </w:style>
+  <w:style w:customStyle="1" w:styleId="ColorE60000BgEBD6FF" w:type="character">
+    <w:name w:val="ColorE60000BgEBD6FF"/>
+    <w:rPr>
+      <w:color w:val="E60000"/>
+      <w:shd w:color="auto" w:fill="EBD6FF" w:val="clear"/>
+    </w:rPr>
+  </w:style>
+  <w:style w:customStyle="1" w:styleId="BgBBBBBB" w:type="character">
+    <w:name w:val="BgBBBBBB"/>
+    <w:rPr>
+      <w:shd w:color="auto" w:fill="BBBBBB" w:val="clear"/>
+    </w:rPr>
+  </w:style>
+  <w:style w:customStyle="1" w:styleId="ColorE60000BgBBBBBB" w:type="character">
+    <w:name w:val="ColorE60000BgBBBBBB"/>
+    <w:rPr>
+      <w:color w:val="E60000"/>
+      <w:shd w:color="auto" w:fill="BBBBBB" w:val="clear"/>
+    </w:rPr>
+  </w:style>
+  <w:style w:customStyle="1" w:styleId="BgF06666" w:type="character">
+    <w:name w:val="BgF06666"/>
+    <w:rPr>
+      <w:shd w:color="auto" w:fill="F06666" w:val="clear"/>
+    </w:rPr>
+  </w:style>
+  <w:style w:customStyle="1" w:styleId="ColorE60000BgF06666" w:type="character">
+    <w:name w:val="ColorE60000BgF06666"/>
+    <w:rPr>
+      <w:color w:val="E60000"/>
+      <w:shd w:color="auto" w:fill="F06666" w:val="clear"/>
+    </w:rPr>
+  </w:style>
+  <w:style w:customStyle="1" w:styleId="BgFFC266" w:type="character">
+    <w:name w:val="BgFFC266"/>
+    <w:rPr>
+      <w:shd w:color="auto" w:fill="FFC266" w:val="clear"/>
+    </w:rPr>
+  </w:style>
+  <w:style w:customStyle="1" w:styleId="ColorE60000BgFFC266" w:type="character">
+    <w:name w:val="ColorE60000BgFFC266"/>
+    <w:rPr>
+      <w:color w:val="E60000"/>
+      <w:shd w:color="auto" w:fill="FFC266" w:val="clear"/>
+    </w:rPr>
+  </w:style>
+  <w:style w:customStyle="1" w:styleId="BgFFFF66" w:type="character">
+    <w:name w:val="BgFFFF66"/>
+    <w:rPr>
+      <w:shd w:color="auto" w:fill="FFFF66" w:val="clear"/>
+    </w:rPr>
+  </w:style>
+  <w:style w:customStyle="1" w:styleId="ColorE60000BgFFFF66" w:type="character">
+    <w:name w:val="ColorE60000BgFFFF66"/>
+    <w:rPr>
+      <w:color w:val="E60000"/>
+      <w:shd w:color="auto" w:fill="FFFF66" w:val="clear"/>
+    </w:rPr>
+  </w:style>
+  <w:style w:customStyle="1" w:styleId="Bg66B966" w:type="character">
+    <w:name w:val="Bg66B966"/>
+    <w:rPr>
+      <w:shd w:color="auto" w:fill="66B966" w:val="clear"/>
+    </w:rPr>
+  </w:style>
+  <w:style w:customStyle="1" w:styleId="ColorE60000Bg66B966" w:type="character">
+    <w:name w:val="ColorE60000Bg66B966"/>
+    <w:rPr>
+      <w:color w:val="E60000"/>
+      <w:shd w:color="auto" w:fill="66B966" w:val="clear"/>
+    </w:rPr>
+  </w:style>
+  <w:style w:customStyle="1" w:styleId="Bg66A3E0" w:type="character">
+    <w:name w:val="Bg66A3E0"/>
+    <w:rPr>
+      <w:shd w:color="auto" w:fill="66A3E0" w:val="clear"/>
+    </w:rPr>
+  </w:style>
+  <w:style w:customStyle="1" w:styleId="ColorE60000Bg66A3E0" w:type="character">
+    <w:name w:val="ColorE60000Bg66A3E0"/>
+    <w:rPr>
+      <w:color w:val="E60000"/>
+      <w:shd w:color="auto" w:fill="66A3E0" w:val="clear"/>
+    </w:rPr>
+  </w:style>
+  <w:style w:customStyle="1" w:styleId="BgC285FF" w:type="character">
+    <w:name w:val="BgC285FF"/>
+    <w:rPr>
+      <w:shd w:color="auto" w:fill="C285FF" w:val="clear"/>
+    </w:rPr>
+  </w:style>
+  <w:style w:customStyle="1" w:styleId="ColorE60000BgC285FF" w:type="character">
+    <w:name w:val="ColorE60000BgC285FF"/>
+    <w:rPr>
+      <w:color w:val="E60000"/>
+      <w:shd w:color="auto" w:fill="C285FF" w:val="clear"/>
+    </w:rPr>
+  </w:style>
+  <w:style w:customStyle="1" w:styleId="Bg888888" w:type="character">
+    <w:name w:val="Bg888888"/>
+    <w:rPr>
+      <w:shd w:color="auto" w:fill="888888" w:val="clear"/>
+    </w:rPr>
+  </w:style>
+  <w:style w:customStyle="1" w:styleId="ColorE60000Bg888888" w:type="character">
+    <w:name w:val="ColorE60000Bg888888"/>
+    <w:rPr>
+      <w:color w:val="E60000"/>
+      <w:shd w:color="auto" w:fill="888888" w:val="clear"/>
+    </w:rPr>
+  </w:style>
+  <w:style w:customStyle="1" w:styleId="BgA10000" w:type="character">
+    <w:name w:val="BgA10000"/>
+    <w:rPr>
+      <w:shd w:color="auto" w:fill="A10000" w:val="clear"/>
+    </w:rPr>
+  </w:style>
+  <w:style w:customStyle="1" w:styleId="ColorE60000BgA10000" w:type="character">
+    <w:name w:val="ColorE60000BgA10000"/>
+    <w:rPr>
+      <w:color w:val="E60000"/>
+      <w:shd w:color="auto" w:fill="A10000" w:val="clear"/>
+    </w:rPr>
+  </w:style>
+  <w:style w:customStyle="1" w:styleId="BgB26B00" w:type="character">
+    <w:name w:val="BgB26B00"/>
+    <w:rPr>
+      <w:shd w:color="auto" w:fill="B26B00" w:val="clear"/>
+    </w:rPr>
+  </w:style>
+  <w:style w:customStyle="1" w:styleId="ColorE60000BgB26B00" w:type="character">
+    <w:name w:val="ColorE60000BgB26B00"/>
+    <w:rPr>
+      <w:color w:val="E60000"/>
+      <w:shd w:color="auto" w:fill="B26B00" w:val="clear"/>
+    </w:rPr>
+  </w:style>
+  <w:style w:customStyle="1" w:styleId="BgB2B200" w:type="character">
+    <w:name w:val="BgB2B200"/>
+    <w:rPr>
+      <w:shd w:color="auto" w:fill="B2B200" w:val="clear"/>
+    </w:rPr>
+  </w:style>
+  <w:style w:customStyle="1" w:styleId="ColorE60000BgB2B200" w:type="character">
+    <w:name w:val="ColorE60000BgB2B200"/>
+    <w:rPr>
+      <w:color w:val="E60000"/>
+      <w:shd w:color="auto" w:fill="B2B200" w:val="clear"/>
+    </w:rPr>
+  </w:style>
+  <w:style w:customStyle="1" w:styleId="Bg006100" w:type="character">
+    <w:name w:val="Bg006100"/>
+    <w:rPr>
+      <w:shd w:color="auto" w:fill="006100" w:val="clear"/>
+    </w:rPr>
+  </w:style>
+  <w:style w:customStyle="1" w:styleId="ColorE60000Bg006100" w:type="character">
+    <w:name w:val="ColorE60000Bg006100"/>
+    <w:rPr>
+      <w:color w:val="E60000"/>
+      <w:shd w:color="auto" w:fill="006100" w:val="clear"/>
+    </w:rPr>
+  </w:style>
+  <w:style w:customStyle="1" w:styleId="Bg0047B2" w:type="character">
+    <w:name w:val="Bg0047B2"/>
+    <w:rPr>
+      <w:shd w:color="auto" w:fill="0047B2" w:val="clear"/>
+    </w:rPr>
+  </w:style>
+  <w:style w:customStyle="1" w:styleId="ColorE60000Bg0047B2" w:type="character">
+    <w:name w:val="ColorE60000Bg0047B2"/>
+    <w:rPr>
+      <w:color w:val="E60000"/>
+      <w:shd w:color="auto" w:fill="0047B2" w:val="clear"/>
+    </w:rPr>
+  </w:style>
+  <w:style w:customStyle="1" w:styleId="Bg6B24B2" w:type="character">
+    <w:name w:val="Bg6B24B2"/>
+    <w:rPr>
+      <w:shd w:color="auto" w:fill="6B24B2" w:val="clear"/>
+    </w:rPr>
+  </w:style>
+  <w:style w:customStyle="1" w:styleId="ColorE60000Bg6B24B2" w:type="character">
+    <w:name w:val="ColorE60000Bg6B24B2"/>
+    <w:rPr>
+      <w:color w:val="E60000"/>
+      <w:shd w:color="auto" w:fill="6B24B2" w:val="clear"/>
+    </w:rPr>
+  </w:style>
+  <w:style w:customStyle="1" w:styleId="Bg444444" w:type="character">
+    <w:name w:val="Bg444444"/>
+    <w:rPr>
+      <w:shd w:color="auto" w:fill="444444" w:val="clear"/>
+    </w:rPr>
+  </w:style>
+  <w:style w:customStyle="1" w:styleId="ColorE60000Bg444444" w:type="character">
+    <w:name w:val="ColorE60000Bg444444"/>
+    <w:rPr>
+      <w:color w:val="E60000"/>
+      <w:shd w:color="auto" w:fill="444444" w:val="clear"/>
+    </w:rPr>
+  </w:style>
+  <w:style w:customStyle="1" w:styleId="Bg5C0000" w:type="character">
+    <w:name w:val="Bg5C0000"/>
+    <w:rPr>
+      <w:shd w:color="auto" w:fill="5C0000" w:val="clear"/>
+    </w:rPr>
+  </w:style>
+  <w:style w:customStyle="1" w:styleId="ColorE60000Bg5C0000" w:type="character">
+    <w:name w:val="ColorE60000Bg5C0000"/>
+    <w:rPr>
+      <w:color w:val="E60000"/>
+      <w:shd w:color="auto" w:fill="5C0000" w:val="clear"/>
+    </w:rPr>
+  </w:style>
+  <w:style w:customStyle="1" w:styleId="Bg663D00" w:type="character">
+    <w:name w:val="Bg663D00"/>
+    <w:rPr>
+      <w:shd w:color="auto" w:fill="663D00" w:val="clear"/>
+    </w:rPr>
+  </w:style>
+  <w:style w:customStyle="1" w:styleId="ColorE60000Bg663D00" w:type="character">
+    <w:name w:val="ColorE60000Bg663D00"/>
+    <w:rPr>
+      <w:color w:val="E60000"/>
+      <w:shd w:color="auto" w:fill="663D00" w:val="clear"/>
+    </w:rPr>
+  </w:style>
+  <w:style w:customStyle="1" w:styleId="Bg666600" w:type="character">
+    <w:name w:val="Bg666600"/>
+    <w:rPr>
+      <w:shd w:color="auto" w:fill="666600" w:val="clear"/>
+    </w:rPr>
+  </w:style>
+  <w:style w:customStyle="1" w:styleId="ColorE60000Bg666600" w:type="character">
+    <w:name w:val="ColorE60000Bg666600"/>
+    <w:rPr>
+      <w:color w:val="E60000"/>
+      <w:shd w:color="auto" w:fill="666600" w:val="clear"/>
+    </w:rPr>
+  </w:style>
+  <w:style w:customStyle="1" w:styleId="Bg003700" w:type="character">
+    <w:name w:val="Bg003700"/>
+    <w:rPr>
+      <w:shd w:color="auto" w:fill="003700" w:val="clear"/>
+    </w:rPr>
+  </w:style>
+  <w:style w:customStyle="1" w:styleId="ColorE60000Bg003700" w:type="character">
+    <w:name w:val="ColorE60000Bg003700"/>
+    <w:rPr>
+      <w:color w:val="E60000"/>
+      <w:shd w:color="auto" w:fill="003700" w:val="clear"/>
+    </w:rPr>
+  </w:style>
+  <w:style w:customStyle="1" w:styleId="Bg002966" w:type="character">
+    <w:name w:val="Bg002966"/>
+    <w:rPr>
+      <w:shd w:color="auto" w:fill="002966" w:val="clear"/>
+    </w:rPr>
+  </w:style>
+  <w:style w:customStyle="1" w:styleId="ColorE60000Bg002966" w:type="character">
+    <w:name w:val="ColorE60000Bg002966"/>
+    <w:rPr>
+      <w:color w:val="E60000"/>
+      <w:shd w:color="auto" w:fill="002966" w:val="clear"/>
+    </w:rPr>
+  </w:style>
+  <w:style w:customStyle="1" w:styleId="Bg3D1466" w:type="character">
+    <w:name w:val="Bg3D1466"/>
+    <w:rPr>
+      <w:shd w:color="auto" w:fill="3D1466" w:val="clear"/>
+    </w:rPr>
+  </w:style>
+  <w:style w:customStyle="1" w:styleId="ColorE60000Bg3D1466" w:type="character">
+    <w:name w:val="ColorE60000Bg3D1466"/>
+    <w:rPr>
+      <w:color w:val="E60000"/>
+      <w:shd w:color="auto" w:fill="3D1466" w:val="clear"/>
+    </w:rPr>
+  </w:style>
+  <w:style w:customStyle="1" w:styleId="ColorFF9900" w:type="character">
+    <w:name w:val="ColorFF9900"/>
+    <w:rPr>
+      <w:color w:val="FF9900"/>
+    </w:rPr>
+  </w:style>
+  <w:style w:customStyle="1" w:styleId="ColorFF9900BgE60000" w:type="character">
+    <w:name w:val="ColorFF9900BgE60000"/>
+    <w:rPr>
+      <w:color w:val="FF9900"/>
+      <w:shd w:color="auto" w:fill="E60000" w:val="clear"/>
+    </w:rPr>
+  </w:style>
+  <w:style w:customStyle="1" w:styleId="ColorFF9900BgFF9900" w:type="character">
+    <w:name w:val="ColorFF9900BgFF9900"/>
+    <w:rPr>
+      <w:color w:val="FF9900"/>
+      <w:shd w:color="auto" w:fill="FF9900" w:val="clear"/>
+    </w:rPr>
+  </w:style>
+  <w:style w:customStyle="1" w:styleId="ColorFF9900BgFFFF00" w:type="character">
+    <w:name w:val="ColorFF9900BgFFFF00"/>
+    <w:rPr>
+      <w:color w:val="FF9900"/>
+      <w:shd w:color="auto" w:fill="FFFF00" w:val="clear"/>
+    </w:rPr>
+  </w:style>
+  <w:style w:customStyle="1" w:styleId="ColorFF9900Bg008A00" w:type="character">
+    <w:name w:val="ColorFF9900Bg008A00"/>
+    <w:rPr>
+      <w:color w:val="FF9900"/>
+      <w:shd w:color="auto" w:fill="008A00" w:val="clear"/>
+    </w:rPr>
+  </w:style>
+  <w:style w:customStyle="1" w:styleId="ColorFF9900Bg0066CC" w:type="character">
+    <w:name w:val="ColorFF9900Bg0066CC"/>
+    <w:rPr>
+      <w:color w:val="FF9900"/>
+      <w:shd w:color="auto" w:fill="0066CC" w:val="clear"/>
+    </w:rPr>
+  </w:style>
+  <w:style w:customStyle="1" w:styleId="ColorFF9900Bg9933FF" w:type="character">
+    <w:name w:val="ColorFF9900Bg9933FF"/>
+    <w:rPr>
+      <w:color w:val="FF9900"/>
+      <w:shd w:color="auto" w:fill="9933FF" w:val="clear"/>
+    </w:rPr>
+  </w:style>
+  <w:style w:customStyle="1" w:styleId="ColorFF9900BgFFFFFF" w:type="character">
+    <w:name w:val="ColorFF9900BgFFFFFF"/>
+    <w:rPr>
+      <w:color w:val="FF9900"/>
+      <w:shd w:color="auto" w:fill="FFFFFF" w:val="clear"/>
+    </w:rPr>
+  </w:style>
+  <w:style w:customStyle="1" w:styleId="ColorFF9900BgFACCCC" w:type="character">
+    <w:name w:val="ColorFF9900BgFACCCC"/>
+    <w:rPr>
+      <w:color w:val="FF9900"/>
+      <w:shd w:color="auto" w:fill="FACCCC" w:val="clear"/>
+    </w:rPr>
+  </w:style>
+  <w:style w:customStyle="1" w:styleId="ColorFF9900BgFFEBCC" w:type="character">
+    <w:name w:val="ColorFF9900BgFFEBCC"/>
+    <w:rPr>
+      <w:color w:val="FF9900"/>
+      <w:shd w:color="auto" w:fill="FFEBCC" w:val="clear"/>
+    </w:rPr>
+  </w:style>
+  <w:style w:customStyle="1" w:styleId="ColorFF9900BgFFFFCC" w:type="character">
+    <w:name w:val="ColorFF9900BgFFFFCC"/>
+    <w:rPr>
+      <w:color w:val="FF9900"/>
+      <w:shd w:color="auto" w:fill="FFFFCC" w:val="clear"/>
+    </w:rPr>
+  </w:style>
+  <w:style w:customStyle="1" w:styleId="ColorFF9900BgCCE8CC" w:type="character">
+    <w:name w:val="ColorFF9900BgCCE8CC"/>
+    <w:rPr>
+      <w:color w:val="FF9900"/>
+      <w:shd w:color="auto" w:fill="CCE8CC" w:val="clear"/>
+    </w:rPr>
+  </w:style>
+  <w:style w:customStyle="1" w:styleId="ColorFF9900BgCCE0F5" w:type="character">
+    <w:name w:val="ColorFF9900BgCCE0F5"/>
+    <w:rPr>
+      <w:color w:val="FF9900"/>
+      <w:shd w:color="auto" w:fill="CCE0F5" w:val="clear"/>
+    </w:rPr>
+  </w:style>
+  <w:style w:customStyle="1" w:styleId="ColorFF9900BgEBD6FF" w:type="character">
+    <w:name w:val="ColorFF9900BgEBD6FF"/>
+    <w:rPr>
+      <w:color w:val="FF9900"/>
+      <w:shd w:color="auto" w:fill="EBD6FF" w:val="clear"/>
+    </w:rPr>
+  </w:style>
+  <w:style w:customStyle="1" w:styleId="ColorFF9900BgBBBBBB" w:type="character">
+    <w:name w:val="ColorFF9900BgBBBBBB"/>
+    <w:rPr>
+      <w:color w:val="FF9900"/>
+      <w:shd w:color="auto" w:fill="BBBBBB" w:val="clear"/>
+    </w:rPr>
+  </w:style>
+  <w:style w:customStyle="1" w:styleId="ColorFF9900BgF06666" w:type="character">
+    <w:name w:val="ColorFF9900BgF06666"/>
+    <w:rPr>
+      <w:color w:val="FF9900"/>
+      <w:shd w:color="auto" w:fill="F06666" w:val="clear"/>
+    </w:rPr>
+  </w:style>
+  <w:style w:customStyle="1" w:styleId="ColorFF9900BgFFC266" w:type="character">
+    <w:name w:val="ColorFF9900BgFFC266"/>
+    <w:rPr>
+      <w:color w:val="FF9900"/>
+      <w:shd w:color="auto" w:fill="FFC266" w:val="clear"/>
+    </w:rPr>
+  </w:style>
+  <w:style w:customStyle="1" w:styleId="ColorFF9900BgFFFF66" w:type="character">
+    <w:name w:val="ColorFF9900BgFFFF66"/>
+    <w:rPr>
+      <w:color w:val="FF9900"/>
+      <w:shd w:color="auto" w:fill="FFFF66" w:val="clear"/>
+    </w:rPr>
+  </w:style>
+  <w:style w:customStyle="1" w:styleId="ColorFF9900Bg66B966" w:type="character">
+    <w:name w:val="ColorFF9900Bg66B966"/>
+    <w:rPr>
+      <w:color w:val="FF9900"/>
+      <w:shd w:color="auto" w:fill="66B966" w:val="clear"/>
+    </w:rPr>
+  </w:style>
+  <w:style w:customStyle="1" w:styleId="ColorFF9900Bg66A3E0" w:type="character">
+    <w:name w:val="ColorFF9900Bg66A3E0"/>
+    <w:rPr>
+      <w:color w:val="FF9900"/>
+      <w:shd w:color="auto" w:fill="66A3E0" w:val="clear"/>
+    </w:rPr>
+  </w:style>
+  <w:style w:customStyle="1" w:styleId="ColorFF9900BgC285FF" w:type="character">
+    <w:name w:val="ColorFF9900BgC285FF"/>
+    <w:rPr>
+      <w:color w:val="FF9900"/>
+      <w:shd w:color="auto" w:fill="C285FF" w:val="clear"/>
+    </w:rPr>
+  </w:style>
+  <w:style w:customStyle="1" w:styleId="ColorFF9900Bg888888" w:type="character">
+    <w:name w:val="ColorFF9900Bg888888"/>
+    <w:rPr>
+      <w:color w:val="FF9900"/>
+      <w:shd w:color="auto" w:fill="888888" w:val="clear"/>
+    </w:rPr>
+  </w:style>
+  <w:style w:customStyle="1" w:styleId="ColorFF9900BgA10000" w:type="character">
+    <w:name w:val="ColorFF9900BgA10000"/>
+    <w:rPr>
+      <w:color w:val="FF9900"/>
+      <w:shd w:color="auto" w:fill="A10000" w:val="clear"/>
+    </w:rPr>
+  </w:style>
+  <w:style w:customStyle="1" w:styleId="ColorFF9900BgB26B00" w:type="character">
+    <w:name w:val="ColorFF9900BgB26B00"/>
+    <w:rPr>
+      <w:color w:val="FF9900"/>
+      <w:shd w:color="auto" w:fill="B26B00" w:val="clear"/>
+    </w:rPr>
+  </w:style>
+  <w:style w:customStyle="1" w:styleId="ColorFF9900BgB2B200" w:type="character">
+    <w:name w:val="ColorFF9900BgB2B200"/>
+    <w:rPr>
+      <w:color w:val="FF9900"/>
+      <w:shd w:color="auto" w:fill="B2B200" w:val="clear"/>
+    </w:rPr>
+  </w:style>
+  <w:style w:customStyle="1" w:styleId="ColorFF9900Bg006100" w:type="character">
+    <w:name w:val="ColorFF9900Bg006100"/>
+    <w:rPr>
+      <w:color w:val="FF9900"/>
+      <w:shd w:color="auto" w:fill="006100" w:val="clear"/>
+    </w:rPr>
+  </w:style>
+  <w:style w:customStyle="1" w:styleId="ColorFF9900Bg0047B2" w:type="character">
+    <w:name w:val="ColorFF9900Bg0047B2"/>
+    <w:rPr>
+      <w:color w:val="FF9900"/>
+      <w:shd w:color="auto" w:fill="0047B2" w:val="clear"/>
+    </w:rPr>
+  </w:style>
+  <w:style w:customStyle="1" w:styleId="ColorFF9900Bg6B24B2" w:type="character">
+    <w:name w:val="ColorFF9900Bg6B24B2"/>
+    <w:rPr>
+      <w:color w:val="FF9900"/>
+      <w:shd w:color="auto" w:fill="6B24B2" w:val="clear"/>
+    </w:rPr>
+  </w:style>
+  <w:style w:customStyle="1" w:styleId="ColorFF9900Bg444444" w:type="character">
+    <w:name w:val="ColorFF9900Bg444444"/>
+    <w:rPr>
+      <w:color w:val="FF9900"/>
+      <w:shd w:color="auto" w:fill="444444" w:val="clear"/>
+    </w:rPr>
+  </w:style>
+  <w:style w:customStyle="1" w:styleId="ColorFF9900Bg5C0000" w:type="character">
+    <w:name w:val="ColorFF9900Bg5C0000"/>
+    <w:rPr>
+      <w:color w:val="FF9900"/>
+      <w:shd w:color="auto" w:fill="5C0000" w:val="clear"/>
+    </w:rPr>
+  </w:style>
+  <w:style w:customStyle="1" w:styleId="ColorFF9900Bg663D00" w:type="character">
+    <w:name w:val="ColorFF9900Bg663D00"/>
+    <w:rPr>
+      <w:color w:val="FF9900"/>
+      <w:shd w:color="auto" w:fill="663D00" w:val="clear"/>
+    </w:rPr>
+  </w:style>
+  <w:style w:customStyle="1" w:styleId="ColorFF9900Bg666600" w:type="character">
+    <w:name w:val="ColorFF9900Bg666600"/>
+    <w:rPr>
+      <w:color w:val="FF9900"/>
+      <w:shd w:color="auto" w:fill="666600" w:val="clear"/>
+    </w:rPr>
+  </w:style>
+  <w:style w:customStyle="1" w:styleId="ColorFF9900Bg003700" w:type="character">
+    <w:name w:val="ColorFF9900Bg003700"/>
+    <w:rPr>
+      <w:color w:val="FF9900"/>
+      <w:shd w:color="auto" w:fill="003700" w:val="clear"/>
+    </w:rPr>
+  </w:style>
+  <w:style w:customStyle="1" w:styleId="ColorFF9900Bg002966" w:type="character">
+    <w:name w:val="ColorFF9900Bg002966"/>
+    <w:rPr>
+      <w:color w:val="FF9900"/>
+      <w:shd w:color="auto" w:fill="002966" w:val="clear"/>
+    </w:rPr>
+  </w:style>
+  <w:style w:customStyle="1" w:styleId="ColorFF9900Bg3D1466" w:type="character">
+    <w:name w:val="ColorFF9900Bg3D1466"/>
+    <w:rPr>
+      <w:color w:val="FF9900"/>
+      <w:shd w:color="auto" w:fill="3D1466" w:val="clear"/>
+    </w:rPr>
+  </w:style>
+  <w:style w:customStyle="1" w:styleId="ColorFFFF00" w:type="character">
+    <w:name w:val="ColorFFFF00"/>
+    <w:rPr>
+      <w:color w:val="FFFF00"/>
+    </w:rPr>
+  </w:style>
+  <w:style w:customStyle="1" w:styleId="ColorFFFF00BgE60000" w:type="character">
+    <w:name w:val="ColorFFFF00BgE60000"/>
+    <w:rPr>
+      <w:color w:val="FFFF00"/>
+      <w:shd w:color="auto" w:fill="E60000" w:val="clear"/>
+    </w:rPr>
+  </w:style>
+  <w:style w:customStyle="1" w:styleId="ColorFFFF00BgFF9900" w:type="character">
+    <w:name w:val="ColorFFFF00BgFF9900"/>
+    <w:rPr>
+      <w:color w:val="FFFF00"/>
+      <w:shd w:color="auto" w:fill="FF9900" w:val="clear"/>
+    </w:rPr>
+  </w:style>
+  <w:style w:customStyle="1" w:styleId="ColorFFFF00BgFFFF00" w:type="character">
+    <w:name w:val="ColorFFFF00BgFFFF00"/>
+    <w:rPr>
+      <w:color w:val="FFFF00"/>
+      <w:shd w:color="auto" w:fill="FFFF00" w:val="clear"/>
+    </w:rPr>
+  </w:style>
+  <w:style w:customStyle="1" w:styleId="ColorFFFF00Bg008A00" w:type="character">
+    <w:name w:val="ColorFFFF00Bg008A00"/>
+    <w:rPr>
+      <w:color w:val="FFFF00"/>
+      <w:shd w:color="auto" w:fill="008A00" w:val="clear"/>
+    </w:rPr>
+  </w:style>
+  <w:style w:customStyle="1" w:styleId="ColorFFFF00Bg0066CC" w:type="character">
+    <w:name w:val="ColorFFFF00Bg0066CC"/>
+    <w:rPr>
+      <w:color w:val="FFFF00"/>
+      <w:shd w:color="auto" w:fill="0066CC" w:val="clear"/>
+    </w:rPr>
+  </w:style>
+  <w:style w:customStyle="1" w:styleId="ColorFFFF00Bg9933FF" w:type="character">
+    <w:name w:val="ColorFFFF00Bg9933FF"/>
+    <w:rPr>
+      <w:color w:val="FFFF00"/>
+      <w:shd w:color="auto" w:fill="9933FF" w:val="clear"/>
+    </w:rPr>
+  </w:style>
+  <w:style w:customStyle="1" w:styleId="ColorFFFF00BgFFFFFF" w:type="character">
+    <w:name w:val="ColorFFFF00BgFFFFFF"/>
+    <w:rPr>
+      <w:color w:val="FFFF00"/>
+      <w:shd w:color="auto" w:fill="FFFFFF" w:val="clear"/>
+    </w:rPr>
+  </w:style>
+  <w:style w:customStyle="1" w:styleId="ColorFFFF00BgFACCCC" w:type="character">
+    <w:name w:val="ColorFFFF00BgFACCCC"/>
+    <w:rPr>
+      <w:color w:val="FFFF00"/>
+      <w:shd w:color="auto" w:fill="FACCCC" w:val="clear"/>
+    </w:rPr>
+  </w:style>
+  <w:style w:customStyle="1" w:styleId="ColorFFFF00BgFFEBCC" w:type="character">
+    <w:name w:val="ColorFFFF00BgFFEBCC"/>
+    <w:rPr>
+      <w:color w:val="FFFF00"/>
+      <w:shd w:color="auto" w:fill="FFEBCC" w:val="clear"/>
+    </w:rPr>
+  </w:style>
+  <w:style w:customStyle="1" w:styleId="ColorFFFF00BgFFFFCC" w:type="character">
+    <w:name w:val="ColorFFFF00BgFFFFCC"/>
+    <w:rPr>
+      <w:color w:val="FFFF00"/>
+      <w:shd w:color="auto" w:fill="FFFFCC" w:val="clear"/>
+    </w:rPr>
+  </w:style>
+  <w:style w:customStyle="1" w:styleId="ColorFFFF00BgCCE8CC" w:type="character">
+    <w:name w:val="ColorFFFF00BgCCE8CC"/>
+    <w:rPr>
+      <w:color w:val="FFFF00"/>
+      <w:shd w:color="auto" w:fill="CCE8CC" w:val="clear"/>
+    </w:rPr>
+  </w:style>
+  <w:style w:customStyle="1" w:styleId="ColorFFFF00BgCCE0F5" w:type="character">
+    <w:name w:val="ColorFFFF00BgCCE0F5"/>
+    <w:rPr>
+      <w:color w:val="FFFF00"/>
+      <w:shd w:color="auto" w:fill="CCE0F5" w:val="clear"/>
+    </w:rPr>
+  </w:style>
+  <w:style w:customStyle="1" w:styleId="ColorFFFF00BgEBD6FF" w:type="character">
+    <w:name w:val="ColorFFFF00BgEBD6FF"/>
+    <w:rPr>
+      <w:color w:val="FFFF00"/>
+      <w:shd w:color="auto" w:fill="EBD6FF" w:val="clear"/>
+    </w:rPr>
+  </w:style>
+  <w:style w:customStyle="1" w:styleId="ColorFFFF00BgBBBBBB" w:type="character">
+    <w:name w:val="ColorFFFF00BgBBBBBB"/>
+    <w:rPr>
+      <w:color w:val="FFFF00"/>
+      <w:shd w:color="auto" w:fill="BBBBBB" w:val="clear"/>
+    </w:rPr>
+  </w:style>
+  <w:style w:customStyle="1" w:styleId="ColorFFFF00BgF06666" w:type="character">
+    <w:name w:val="ColorFFFF00BgF06666"/>
+    <w:rPr>
+      <w:color w:val="FFFF00"/>
+      <w:shd w:color="auto" w:fill="F06666" w:val="clear"/>
+    </w:rPr>
+  </w:style>
+  <w:style w:customStyle="1" w:styleId="ColorFFFF00BgFFC266" w:type="character">
+    <w:name w:val="ColorFFFF00BgFFC266"/>
+    <w:rPr>
+      <w:color w:val="FFFF00"/>
+      <w:shd w:color="auto" w:fill="FFC266" w:val="clear"/>
+    </w:rPr>
+  </w:style>
+  <w:style w:customStyle="1" w:styleId="ColorFFFF00BgFFFF66" w:type="character">
+    <w:name w:val="ColorFFFF00BgFFFF66"/>
+    <w:rPr>
+      <w:color w:val="FFFF00"/>
+      <w:shd w:color="auto" w:fill="FFFF66" w:val="clear"/>
+    </w:rPr>
+  </w:style>
+  <w:style w:customStyle="1" w:styleId="ColorFFFF00Bg66B966" w:type="character">
+    <w:name w:val="ColorFFFF00Bg66B966"/>
+    <w:rPr>
+      <w:color w:val="FFFF00"/>
+      <w:shd w:color="auto" w:fill="66B966" w:val="clear"/>
+    </w:rPr>
+  </w:style>
+  <w:style w:customStyle="1" w:styleId="ColorFFFF00Bg66A3E0" w:type="character">
+    <w:name w:val="ColorFFFF00Bg66A3E0"/>
+    <w:rPr>
+      <w:color w:val="FFFF00"/>
+      <w:shd w:color="auto" w:fill="66A3E0" w:val="clear"/>
+    </w:rPr>
+  </w:style>
+  <w:style w:customStyle="1" w:styleId="ColorFFFF00BgC285FF" w:type="character">
+    <w:name w:val="ColorFFFF00BgC285FF"/>
+    <w:rPr>
+      <w:color w:val="FFFF00"/>
+      <w:shd w:color="auto" w:fill="C285FF" w:val="clear"/>
+    </w:rPr>
+  </w:style>
+  <w:style w:customStyle="1" w:styleId="ColorFFFF00Bg888888" w:type="character">
+    <w:name w:val="ColorFFFF00Bg888888"/>
+    <w:rPr>
+      <w:color w:val="FFFF00"/>
+      <w:shd w:color="auto" w:fill="888888" w:val="clear"/>
+    </w:rPr>
+  </w:style>
+  <w:style w:customStyle="1" w:styleId="ColorFFFF00BgA10000" w:type="character">
+    <w:name w:val="ColorFFFF00BgA10000"/>
+    <w:rPr>
+      <w:color w:val="FFFF00"/>
+      <w:shd w:color="auto" w:fill="A10000" w:val="clear"/>
+    </w:rPr>
+  </w:style>
+  <w:style w:customStyle="1" w:styleId="ColorFFFF00BgB26B00" w:type="character">
+    <w:name w:val="ColorFFFF00BgB26B00"/>
+    <w:rPr>
+      <w:color w:val="FFFF00"/>
+      <w:shd w:color="auto" w:fill="B26B00" w:val="clear"/>
+    </w:rPr>
+  </w:style>
+  <w:style w:customStyle="1" w:styleId="ColorFFFF00BgB2B200" w:type="character">
+    <w:name w:val="ColorFFFF00BgB2B200"/>
+    <w:rPr>
+      <w:color w:val="FFFF00"/>
+      <w:shd w:color="auto" w:fill="B2B200" w:val="clear"/>
+    </w:rPr>
+  </w:style>
+  <w:style w:customStyle="1" w:styleId="ColorFFFF00Bg006100" w:type="character">
+    <w:name w:val="ColorFFFF00Bg006100"/>
+    <w:rPr>
+      <w:color w:val="FFFF00"/>
+      <w:shd w:color="auto" w:fill="006100" w:val="clear"/>
+    </w:rPr>
+  </w:style>
+  <w:style w:customStyle="1" w:styleId="ColorFFFF00Bg0047B2" w:type="character">
+    <w:name w:val="ColorFFFF00Bg0047B2"/>
+    <w:rPr>
+      <w:color w:val="FFFF00"/>
+      <w:shd w:color="auto" w:fill="0047B2" w:val="clear"/>
+    </w:rPr>
+  </w:style>
+  <w:style w:customStyle="1" w:styleId="ColorFFFF00Bg6B24B2" w:type="character">
+    <w:name w:val="ColorFFFF00Bg6B24B2"/>
+    <w:rPr>
+      <w:color w:val="FFFF00"/>
+      <w:shd w:color="auto" w:fill="6B24B2" w:val="clear"/>
+    </w:rPr>
+  </w:style>
+  <w:style w:customStyle="1" w:styleId="ColorFFFF00Bg444444" w:type="character">
+    <w:name w:val="ColorFFFF00Bg444444"/>
+    <w:rPr>
+      <w:color w:val="FFFF00"/>
+      <w:shd w:color="auto" w:fill="444444" w:val="clear"/>
+    </w:rPr>
+  </w:style>
+  <w:style w:customStyle="1" w:styleId="ColorFFFF00Bg5C0000" w:type="character">
+    <w:name w:val="ColorFFFF00Bg5C0000"/>
+    <w:rPr>
+      <w:color w:val="FFFF00"/>
+      <w:shd w:color="auto" w:fill="5C0000" w:val="clear"/>
+    </w:rPr>
+  </w:style>
+  <w:style w:customStyle="1" w:styleId="ColorFFFF00Bg663D00" w:type="character">
+    <w:name w:val="ColorFFFF00Bg663D00"/>
+    <w:rPr>
+      <w:color w:val="FFFF00"/>
+      <w:shd w:color="auto" w:fill="663D00" w:val="clear"/>
+    </w:rPr>
+  </w:style>
+  <w:style w:customStyle="1" w:styleId="ColorFFFF00Bg666600" w:type="character">
+    <w:name w:val="ColorFFFF00Bg666600"/>
+    <w:rPr>
+      <w:color w:val="FFFF00"/>
+      <w:shd w:color="auto" w:fill="666600" w:val="clear"/>
+    </w:rPr>
+  </w:style>
+  <w:style w:customStyle="1" w:styleId="ColorFFFF00Bg003700" w:type="character">
+    <w:name w:val="ColorFFFF00Bg003700"/>
+    <w:rPr>
+      <w:color w:val="FFFF00"/>
+      <w:shd w:color="auto" w:fill="003700" w:val="clear"/>
+    </w:rPr>
+  </w:style>
+  <w:style w:customStyle="1" w:styleId="ColorFFFF00Bg002966" w:type="character">
+    <w:name w:val="ColorFFFF00Bg002966"/>
+    <w:rPr>
+      <w:color w:val="FFFF00"/>
+      <w:shd w:color="auto" w:fill="002966" w:val="clear"/>
+    </w:rPr>
+  </w:style>
+  <w:style w:customStyle="1" w:styleId="ColorFFFF00Bg3D1466" w:type="character">
+    <w:name w:val="ColorFFFF00Bg3D1466"/>
+    <w:rPr>
+      <w:color w:val="FFFF00"/>
+      <w:shd w:color="auto" w:fill="3D1466" w:val="clear"/>
+    </w:rPr>
+  </w:style>
+  <w:style w:customStyle="1" w:styleId="Color008A00" w:type="character">
+    <w:name w:val="Color008A00"/>
+    <w:rPr>
+      <w:color w:val="008A00"/>
+    </w:rPr>
+  </w:style>
+  <w:style w:customStyle="1" w:styleId="Color008A00BgE60000" w:type="character">
+    <w:name w:val="Color008A00BgE60000"/>
+    <w:rPr>
+      <w:color w:val="008A00"/>
+      <w:shd w:color="auto" w:fill="E60000" w:val="clear"/>
+    </w:rPr>
+  </w:style>
+  <w:style w:customStyle="1" w:styleId="Color008A00BgFF9900" w:type="character">
+    <w:name w:val="Color008A00BgFF9900"/>
+    <w:rPr>
+      <w:color w:val="008A00"/>
+      <w:shd w:color="auto" w:fill="FF9900" w:val="clear"/>
+    </w:rPr>
+  </w:style>
+  <w:style w:customStyle="1" w:styleId="Color008A00BgFFFF00" w:type="character">
+    <w:name w:val="Color008A00BgFFFF00"/>
+    <w:rPr>
+      <w:color w:val="008A00"/>
+      <w:shd w:color="auto" w:fill="FFFF00" w:val="clear"/>
+    </w:rPr>
+  </w:style>
+  <w:style w:customStyle="1" w:styleId="Color008A00Bg008A00" w:type="character">
+    <w:name w:val="Color008A00Bg008A00"/>
+    <w:rPr>
+      <w:color w:val="008A00"/>
+      <w:shd w:color="auto" w:fill="008A00" w:val="clear"/>
+    </w:rPr>
+  </w:style>
+  <w:style w:customStyle="1" w:styleId="Color008A00Bg0066CC" w:type="character">
+    <w:name w:val="Color008A00Bg0066CC"/>
+    <w:rPr>
+      <w:color w:val="008A00"/>
+      <w:shd w:color="auto" w:fill="0066CC" w:val="clear"/>
+    </w:rPr>
+  </w:style>
+  <w:style w:customStyle="1" w:styleId="Color008A00Bg9933FF" w:type="character">
+    <w:name w:val="Color008A00Bg9933FF"/>
+    <w:rPr>
+      <w:color w:val="008A00"/>
+      <w:shd w:color="auto" w:fill="9933FF" w:val="clear"/>
+    </w:rPr>
+  </w:style>
+  <w:style w:customStyle="1" w:styleId="Color008A00BgFFFFFF" w:type="character">
+    <w:name w:val="Color008A00BgFFFFFF"/>
+    <w:rPr>
+      <w:color w:val="008A00"/>
+      <w:shd w:color="auto" w:fill="FFFFFF" w:val="clear"/>
+    </w:rPr>
+  </w:style>
+  <w:style w:customStyle="1" w:styleId="Color008A00BgFACCCC" w:type="character">
+    <w:name w:val="Color008A00BgFACCCC"/>
+    <w:rPr>
+      <w:color w:val="008A00"/>
+      <w:shd w:color="auto" w:fill="FACCCC" w:val="clear"/>
+    </w:rPr>
+  </w:style>
+  <w:style w:customStyle="1" w:styleId="Color008A00BgFFEBCC" w:type="character">
+    <w:name w:val="Color008A00BgFFEBCC"/>
+    <w:rPr>
+      <w:color w:val="008A00"/>
+      <w:shd w:color="auto" w:fill="FFEBCC" w:val="clear"/>
+    </w:rPr>
+  </w:style>
+  <w:style w:customStyle="1" w:styleId="Color008A00BgFFFFCC" w:type="character">
+    <w:name w:val="Color008A00BgFFFFCC"/>
+    <w:rPr>
+      <w:color w:val="008A00"/>
+      <w:shd w:color="auto" w:fill="FFFFCC" w:val="clear"/>
+    </w:rPr>
+  </w:style>
+  <w:style w:customStyle="1" w:styleId="Color008A00BgCCE8CC" w:type="character">
+    <w:name w:val="Color008A00BgCCE8CC"/>
+    <w:rPr>
+      <w:color w:val="008A00"/>
+      <w:shd w:color="auto" w:fill="CCE8CC" w:val="clear"/>
+    </w:rPr>
+  </w:style>
+  <w:style w:customStyle="1" w:styleId="Color008A00BgCCE0F5" w:type="character">
+    <w:name w:val="Color008A00BgCCE0F5"/>
+    <w:rPr>
+      <w:color w:val="008A00"/>
+      <w:shd w:color="auto" w:fill="CCE0F5" w:val="clear"/>
+    </w:rPr>
+  </w:style>
+  <w:style w:customStyle="1" w:styleId="Color008A00BgEBD6FF" w:type="character">
+    <w:name w:val="Color008A00BgEBD6FF"/>
+    <w:rPr>
+      <w:color w:val="008A00"/>
+      <w:shd w:color="auto" w:fill="EBD6FF" w:val="clear"/>
+    </w:rPr>
+  </w:style>
+  <w:style w:customStyle="1" w:styleId="Color008A00BgBBBBBB" w:type="character">
+    <w:name w:val="Color008A00BgBBBBBB"/>
+    <w:rPr>
+      <w:color w:val="008A00"/>
+      <w:shd w:color="auto" w:fill="BBBBBB" w:val="clear"/>
+    </w:rPr>
+  </w:style>
+  <w:style w:customStyle="1" w:styleId="Color008A00BgF06666" w:type="character">
+    <w:name w:val="Color008A00BgF06666"/>
+    <w:rPr>
+      <w:color w:val="008A00"/>
+      <w:shd w:color="auto" w:fill="F06666" w:val="clear"/>
+    </w:rPr>
+  </w:style>
+  <w:style w:customStyle="1" w:styleId="Color008A00BgFFC266" w:type="character">
+    <w:name w:val="Color008A00BgFFC266"/>
+    <w:rPr>
+      <w:color w:val="008A00"/>
+      <w:shd w:color="auto" w:fill="FFC266" w:val="clear"/>
+    </w:rPr>
+  </w:style>
+  <w:style w:customStyle="1" w:styleId="Color008A00BgFFFF66" w:type="character">
+    <w:name w:val="Color008A00BgFFFF66"/>
+    <w:rPr>
+      <w:color w:val="008A00"/>
+      <w:shd w:color="auto" w:fill="FFFF66" w:val="clear"/>
+    </w:rPr>
+  </w:style>
+  <w:style w:customStyle="1" w:styleId="Color008A00Bg66B966" w:type="character">
+    <w:name w:val="Color008A00Bg66B966"/>
+    <w:rPr>
+      <w:color w:val="008A00"/>
+      <w:shd w:color="auto" w:fill="66B966" w:val="clear"/>
+    </w:rPr>
+  </w:style>
+  <w:style w:customStyle="1" w:styleId="Color008A00Bg66A3E0" w:type="character">
+    <w:name w:val="Color008A00Bg66A3E0"/>
+    <w:rPr>
+      <w:color w:val="008A00"/>
+      <w:shd w:color="auto" w:fill="66A3E0" w:val="clear"/>
+    </w:rPr>
+  </w:style>
+  <w:style w:customStyle="1" w:styleId="Color008A00BgC285FF" w:type="character">
+    <w:name w:val="Color008A00BgC285FF"/>
+    <w:rPr>
+      <w:color w:val="008A00"/>
+      <w:shd w:color="auto" w:fill="C285FF" w:val="clear"/>
+    </w:rPr>
+  </w:style>
+  <w:style w:customStyle="1" w:styleId="Color008A00Bg888888" w:type="character">
+    <w:name w:val="Color008A00Bg888888"/>
+    <w:rPr>
+      <w:color w:val="008A00"/>
+      <w:shd w:color="auto" w:fill="888888" w:val="clear"/>
+    </w:rPr>
+  </w:style>
+  <w:style w:customStyle="1" w:styleId="Color008A00BgA10000" w:type="character">
+    <w:name w:val="Color008A00BgA10000"/>
+    <w:rPr>
+      <w:color w:val="008A00"/>
+      <w:shd w:color="auto" w:fill="A10000" w:val="clear"/>
+    </w:rPr>
+  </w:style>
+  <w:style w:customStyle="1" w:styleId="Color008A00BgB26B00" w:type="character">
+    <w:name w:val="Color008A00BgB26B00"/>
+    <w:rPr>
+      <w:color w:val="008A00"/>
+      <w:shd w:color="auto" w:fill="B26B00" w:val="clear"/>
+    </w:rPr>
+  </w:style>
+  <w:style w:customStyle="1" w:styleId="Color008A00BgB2B200" w:type="character">
+    <w:name w:val="Color008A00BgB2B200"/>
+    <w:rPr>
+      <w:color w:val="008A00"/>
+      <w:shd w:color="auto" w:fill="B2B200" w:val="clear"/>
+    </w:rPr>
+  </w:style>
+  <w:style w:customStyle="1" w:styleId="Color008A00Bg006100" w:type="character">
+    <w:name w:val="Color008A00Bg006100"/>
+    <w:rPr>
+      <w:color w:val="008A00"/>
+      <w:shd w:color="auto" w:fill="006100" w:val="clear"/>
+    </w:rPr>
+  </w:style>
+  <w:style w:customStyle="1" w:styleId="Color008A00Bg0047B2" w:type="character">
+    <w:name w:val="Color008A00Bg0047B2"/>
+    <w:rPr>
+      <w:color w:val="008A00"/>
+      <w:shd w:color="auto" w:fill="0047B2" w:val="clear"/>
+    </w:rPr>
+  </w:style>
+  <w:style w:customStyle="1" w:styleId="Color008A00Bg6B24B2" w:type="character">
+    <w:name w:val="Color008A00Bg6B24B2"/>
+    <w:rPr>
+      <w:color w:val="008A00"/>
+      <w:shd w:color="auto" w:fill="6B24B2" w:val="clear"/>
+    </w:rPr>
+  </w:style>
+  <w:style w:customStyle="1" w:styleId="Color008A00Bg444444" w:type="character">
+    <w:name w:val="Color008A00Bg444444"/>
+    <w:rPr>
+      <w:color w:val="008A00"/>
+      <w:shd w:color="auto" w:fill="444444" w:val="clear"/>
+    </w:rPr>
+  </w:style>
+  <w:style w:customStyle="1" w:styleId="Color008A00Bg5C0000" w:type="character">
+    <w:name w:val="Color008A00Bg5C0000"/>
+    <w:rPr>
+      <w:color w:val="008A00"/>
+      <w:shd w:color="auto" w:fill="5C0000" w:val="clear"/>
+    </w:rPr>
+  </w:style>
+  <w:style w:customStyle="1" w:styleId="Color008A00Bg663D00" w:type="character">
+    <w:name w:val="Color008A00Bg663D00"/>
+    <w:rPr>
+      <w:color w:val="008A00"/>
+      <w:shd w:color="auto" w:fill="663D00" w:val="clear"/>
+    </w:rPr>
+  </w:style>
+  <w:style w:customStyle="1" w:styleId="Color008A00Bg666600" w:type="character">
+    <w:name w:val="Color008A00Bg666600"/>
+    <w:rPr>
+      <w:color w:val="008A00"/>
+      <w:shd w:color="auto" w:fill="666600" w:val="clear"/>
+    </w:rPr>
+  </w:style>
+  <w:style w:customStyle="1" w:styleId="Color008A00Bg003700" w:type="character">
+    <w:name w:val="Color008A00Bg003700"/>
+    <w:rPr>
+      <w:color w:val="008A00"/>
+      <w:shd w:color="auto" w:fill="003700" w:val="clear"/>
+    </w:rPr>
+  </w:style>
+  <w:style w:customStyle="1" w:styleId="Color008A00Bg002966" w:type="character">
+    <w:name w:val="Color008A00Bg002966"/>
+    <w:rPr>
+      <w:color w:val="008A00"/>
+      <w:shd w:color="auto" w:fill="002966" w:val="clear"/>
+    </w:rPr>
+  </w:style>
+  <w:style w:customStyle="1" w:styleId="Color008A00Bg3D1466" w:type="character">
+    <w:name w:val="Color008A00Bg3D1466"/>
+    <w:rPr>
+      <w:color w:val="008A00"/>
+      <w:shd w:color="auto" w:fill="3D1466" w:val="clear"/>
+    </w:rPr>
+  </w:style>
+  <w:style w:customStyle="1" w:styleId="Color0066CC" w:type="character">
+    <w:name w:val="Color0066CC"/>
+    <w:rPr>
+      <w:color w:val="0066CC"/>
+    </w:rPr>
+  </w:style>
+  <w:style w:customStyle="1" w:styleId="Color0066CCBgE60000" w:type="character">
+    <w:name w:val="Color0066CCBgE60000"/>
+    <w:rPr>
+      <w:color w:val="0066CC"/>
+      <w:shd w:color="auto" w:fill="E60000" w:val="clear"/>
+    </w:rPr>
+  </w:style>
+  <w:style w:customStyle="1" w:styleId="Color0066CCBgFF9900" w:type="character">
+    <w:name w:val="Color0066CCBgFF9900"/>
+    <w:rPr>
+      <w:color w:val="0066CC"/>
+      <w:shd w:color="auto" w:fill="FF9900" w:val="clear"/>
+    </w:rPr>
+  </w:style>
+  <w:style w:customStyle="1" w:styleId="Color0066CCBgFFFF00" w:type="character">
+    <w:name w:val="Color0066CCBgFFFF00"/>
+    <w:rPr>
+      <w:color w:val="0066CC"/>
+      <w:shd w:color="auto" w:fill="FFFF00" w:val="clear"/>
+    </w:rPr>
+  </w:style>
+  <w:style w:customStyle="1" w:styleId="Color0066CCBg008A00" w:type="character">
+    <w:name w:val="Color0066CCBg008A00"/>
+    <w:rPr>
+      <w:color w:val="0066CC"/>
+      <w:shd w:color="auto" w:fill="008A00" w:val="clear"/>
+    </w:rPr>
+  </w:style>
+  <w:style w:customStyle="1" w:styleId="Color0066CCBg0066CC" w:type="character">
+    <w:name w:val="Color0066CCBg0066CC"/>
+    <w:rPr>
+      <w:color w:val="0066CC"/>
+      <w:shd w:color="auto" w:fill="0066CC" w:val="clear"/>
+    </w:rPr>
+  </w:style>
+  <w:style w:customStyle="1" w:styleId="Color0066CCBg9933FF" w:type="character">
+    <w:name w:val="Color0066CCBg9933FF"/>
+    <w:rPr>
+      <w:color w:val="0066CC"/>
+      <w:shd w:color="auto" w:fill="9933FF" w:val="clear"/>
+    </w:rPr>
+  </w:style>
+  <w:style w:customStyle="1" w:styleId="Color0066CCBgFFFFFF" w:type="character">
+    <w:name w:val="Color0066CCBgFFFFFF"/>
+    <w:rPr>
+      <w:color w:val="0066CC"/>
+      <w:shd w:color="auto" w:fill="FFFFFF" w:val="clear"/>
+    </w:rPr>
+  </w:style>
+  <w:style w:customStyle="1" w:styleId="Color0066CCBgFACCCC" w:type="character">
+    <w:name w:val="Color0066CCBgFACCCC"/>
+    <w:rPr>
+      <w:color w:val="0066CC"/>
+      <w:shd w:color="auto" w:fill="FACCCC" w:val="clear"/>
+    </w:rPr>
+  </w:style>
+  <w:style w:customStyle="1" w:styleId="Color0066CCBgFFEBCC" w:type="character">
+    <w:name w:val="Color0066CCBgFFEBCC"/>
+    <w:rPr>
+      <w:color w:val="0066CC"/>
+      <w:shd w:color="auto" w:fill="FFEBCC" w:val="clear"/>
+    </w:rPr>
+  </w:style>
+  <w:style w:customStyle="1" w:styleId="Color0066CCBgFFFFCC" w:type="character">
+    <w:name w:val="Color0066CCBgFFFFCC"/>
+    <w:rPr>
+      <w:color w:val="0066CC"/>
+      <w:shd w:color="auto" w:fill="FFFFCC" w:val="clear"/>
+    </w:rPr>
+  </w:style>
+  <w:style w:customStyle="1" w:styleId="Color0066CCBgCCE8CC" w:type="character">
+    <w:name w:val="Color0066CCBgCCE8CC"/>
+    <w:rPr>
+      <w:color w:val="0066CC"/>
+      <w:shd w:color="auto" w:fill="CCE8CC" w:val="clear"/>
+    </w:rPr>
+  </w:style>
+  <w:style w:customStyle="1" w:styleId="Color0066CCBgCCE0F5" w:type="character">
+    <w:name w:val="Color0066CCBgCCE0F5"/>
+    <w:rPr>
+      <w:color w:val="0066CC"/>
+      <w:shd w:color="auto" w:fill="CCE0F5" w:val="clear"/>
+    </w:rPr>
+  </w:style>
+  <w:style w:customStyle="1" w:styleId="Color0066CCBgEBD6FF" w:type="character">
+    <w:name w:val="Color0066CCBgEBD6FF"/>
+    <w:rPr>
+      <w:color w:val="0066CC"/>
+      <w:shd w:color="auto" w:fill="EBD6FF" w:val="clear"/>
+    </w:rPr>
+  </w:style>
+  <w:style w:customStyle="1" w:styleId="Color0066CCBgBBBBBB" w:type="character">
+    <w:name w:val="Color0066CCBgBBBBBB"/>
+    <w:rPr>
+      <w:color w:val="0066CC"/>
+      <w:shd w:color="auto" w:fill="BBBBBB" w:val="clear"/>
+    </w:rPr>
+  </w:style>
+  <w:style w:customStyle="1" w:styleId="Color0066CCBgF06666" w:type="character">
+    <w:name w:val="Color0066CCBgF06666"/>
+    <w:rPr>
+      <w:color w:val="0066CC"/>
+      <w:shd w:color="auto" w:fill="F06666" w:val="clear"/>
+    </w:rPr>
+  </w:style>
+  <w:style w:customStyle="1" w:styleId="Color0066CCBgFFC266" w:type="character">
+    <w:name w:val="Color0066CCBgFFC266"/>
+    <w:rPr>
+      <w:color w:val="0066CC"/>
+      <w:shd w:color="auto" w:fill="FFC266" w:val="clear"/>
+    </w:rPr>
+  </w:style>
+  <w:style w:customStyle="1" w:styleId="Color0066CCBgFFFF66" w:type="character">
+    <w:name w:val="Color0066CCBgFFFF66"/>
+    <w:rPr>
+      <w:color w:val="0066CC"/>
+      <w:shd w:color="auto" w:fill="FFFF66" w:val="clear"/>
+    </w:rPr>
+  </w:style>
+  <w:style w:customStyle="1" w:styleId="Color0066CCBg66B966" w:type="character">
+    <w:name w:val="Color0066CCBg66B966"/>
+    <w:rPr>
+      <w:color w:val="0066CC"/>
+      <w:shd w:color="auto" w:fill="66B966" w:val="clear"/>
+    </w:rPr>
+  </w:style>
+  <w:style w:customStyle="1" w:styleId="Color0066CCBg66A3E0" w:type="character">
+    <w:name w:val="Color0066CCBg66A3E0"/>
+    <w:rPr>
+      <w:color w:val="0066CC"/>
+      <w:shd w:color="auto" w:fill="66A3E0" w:val="clear"/>
+    </w:rPr>
+  </w:style>
+  <w:style w:customStyle="1" w:styleId="Color0066CCBgC285FF" w:type="character">
+    <w:name w:val="Color0066CCBgC285FF"/>
+    <w:rPr>
+      <w:color w:val="0066CC"/>
+      <w:shd w:color="auto" w:fill="C285FF" w:val="clear"/>
+    </w:rPr>
+  </w:style>
+  <w:style w:customStyle="1" w:styleId="Color0066CCBg888888" w:type="character">
+    <w:name w:val="Color0066CCBg888888"/>
+    <w:rPr>
+      <w:color w:val="0066CC"/>
+      <w:shd w:color="auto" w:fill="888888" w:val="clear"/>
+    </w:rPr>
+  </w:style>
+  <w:style w:customStyle="1" w:styleId="Color0066CCBgA10000" w:type="character">
+    <w:name w:val="Color0066CCBgA10000"/>
+    <w:rPr>
+      <w:color w:val="0066CC"/>
+      <w:shd w:color="auto" w:fill="A10000" w:val="clear"/>
+    </w:rPr>
+  </w:style>
+  <w:style w:customStyle="1" w:styleId="Color0066CCBgB26B00" w:type="character">
+    <w:name w:val="Color0066CCBgB26B00"/>
+    <w:rPr>
+      <w:color w:val="0066CC"/>
+      <w:shd w:color="auto" w:fill="B26B00" w:val="clear"/>
+    </w:rPr>
+  </w:style>
+  <w:style w:customStyle="1" w:styleId="Color0066CCBgB2B200" w:type="character">
+    <w:name w:val="Color0066CCBgB2B200"/>
+    <w:rPr>
+      <w:color w:val="0066CC"/>
+      <w:shd w:color="auto" w:fill="B2B200" w:val="clear"/>
+    </w:rPr>
+  </w:style>
+  <w:style w:customStyle="1" w:styleId="Color0066CCBg006100" w:type="character">
+    <w:name w:val="Color0066CCBg006100"/>
+    <w:rPr>
+      <w:color w:val="0066CC"/>
+      <w:shd w:color="auto" w:fill="006100" w:val="clear"/>
+    </w:rPr>
+  </w:style>
+  <w:style w:customStyle="1" w:styleId="Color0066CCBg0047B2" w:type="character">
+    <w:name w:val="Color0066CCBg0047B2"/>
+    <w:rPr>
+      <w:color w:val="0066CC"/>
+      <w:shd w:color="auto" w:fill="0047B2" w:val="clear"/>
+    </w:rPr>
+  </w:style>
+  <w:style w:customStyle="1" w:styleId="Color0066CCBg6B24B2" w:type="character">
+    <w:name w:val="Color0066CCBg6B24B2"/>
+    <w:rPr>
+      <w:color w:val="0066CC"/>
+      <w:shd w:color="auto" w:fill="6B24B2" w:val="clear"/>
+    </w:rPr>
+  </w:style>
+  <w:style w:customStyle="1" w:styleId="Color0066CCBg444444" w:type="character">
+    <w:name w:val="Color0066CCBg444444"/>
+    <w:rPr>
+      <w:color w:val="0066CC"/>
+      <w:shd w:color="auto" w:fill="444444" w:val="clear"/>
+    </w:rPr>
+  </w:style>
+  <w:style w:customStyle="1" w:styleId="Color0066CCBg5C0000" w:type="character">
+    <w:name w:val="Color0066CCBg5C0000"/>
+    <w:rPr>
+      <w:color w:val="0066CC"/>
+      <w:shd w:color="auto" w:fill="5C0000" w:val="clear"/>
+    </w:rPr>
+  </w:style>
+  <w:style w:customStyle="1" w:styleId="Color0066CCBg663D00" w:type="character">
+    <w:name w:val="Color0066CCBg663D00"/>
+    <w:rPr>
+      <w:color w:val="0066CC"/>
+      <w:shd w:color="auto" w:fill="663D00" w:val="clear"/>
+    </w:rPr>
+  </w:style>
+  <w:style w:customStyle="1" w:styleId="Color0066CCBg666600" w:type="character">
+    <w:name w:val="Color0066CCBg666600"/>
+    <w:rPr>
+      <w:color w:val="0066CC"/>
+      <w:shd w:color="auto" w:fill="666600" w:val="clear"/>
+    </w:rPr>
+  </w:style>
+  <w:style w:customStyle="1" w:styleId="Color0066CCBg003700" w:type="character">
+    <w:name w:val="Color0066CCBg003700"/>
+    <w:rPr>
+      <w:color w:val="0066CC"/>
+      <w:shd w:color="auto" w:fill="003700" w:val="clear"/>
+    </w:rPr>
+  </w:style>
+  <w:style w:customStyle="1" w:styleId="Color0066CCBg002966" w:type="character">
+    <w:name w:val="Color0066CCBg002966"/>
+    <w:rPr>
+      <w:color w:val="0066CC"/>
+      <w:shd w:color="auto" w:fill="002966" w:val="clear"/>
+    </w:rPr>
+  </w:style>
+  <w:style w:customStyle="1" w:styleId="Color0066CCBg3D1466" w:type="character">
+    <w:name w:val="Color0066CCBg3D1466"/>
+    <w:rPr>
+      <w:color w:val="0066CC"/>
+      <w:shd w:color="auto" w:fill="3D1466" w:val="clear"/>
+    </w:rPr>
+  </w:style>
+  <w:style w:customStyle="1" w:styleId="Color9933FF" w:type="character">
+    <w:name w:val="Color9933FF"/>
+    <w:rPr>
+      <w:color w:val="9933FF"/>
+    </w:rPr>
+  </w:style>
+  <w:style w:customStyle="1" w:styleId="Color9933FFBgE60000" w:type="character">
+    <w:name w:val="Color9933FFBgE60000"/>
+    <w:rPr>
+      <w:color w:val="9933FF"/>
+      <w:shd w:color="auto" w:fill="E60000" w:val="clear"/>
+    </w:rPr>
+  </w:style>
+  <w:style w:customStyle="1" w:styleId="Color9933FFBgFF9900" w:type="character">
+    <w:name w:val="Color9933FFBgFF9900"/>
+    <w:rPr>
+      <w:color w:val="9933FF"/>
+      <w:shd w:color="auto" w:fill="FF9900" w:val="clear"/>
+    </w:rPr>
+  </w:style>
+  <w:style w:customStyle="1" w:styleId="Color9933FFBgFFFF00" w:type="character">
+    <w:name w:val="Color9933FFBgFFFF00"/>
+    <w:rPr>
+      <w:color w:val="9933FF"/>
+      <w:shd w:color="auto" w:fill="FFFF00" w:val="clear"/>
+    </w:rPr>
+  </w:style>
+  <w:style w:customStyle="1" w:styleId="Color9933FFBg008A00" w:type="character">
+    <w:name w:val="Color9933FFBg008A00"/>
+    <w:rPr>
+      <w:color w:val="9933FF"/>
+      <w:shd w:color="auto" w:fill="008A00" w:val="clear"/>
+    </w:rPr>
+  </w:style>
+  <w:style w:customStyle="1" w:styleId="Color9933FFBg0066CC" w:type="character">
+    <w:name w:val="Color9933FFBg0066CC"/>
+    <w:rPr>
+      <w:color w:val="9933FF"/>
+      <w:shd w:color="auto" w:fill="0066CC" w:val="clear"/>
+    </w:rPr>
+  </w:style>
+  <w:style w:customStyle="1" w:styleId="Color9933FFBg9933FF" w:type="character">
+    <w:name w:val="Color9933FFBg9933FF"/>
+    <w:rPr>
+      <w:color w:val="9933FF"/>
+      <w:shd w:color="auto" w:fill="9933FF" w:val="clear"/>
+    </w:rPr>
+  </w:style>
+  <w:style w:customStyle="1" w:styleId="Color9933FFBgFFFFFF" w:type="character">
+    <w:name w:val="Color9933FFBgFFFFFF"/>
+    <w:rPr>
+      <w:color w:val="9933FF"/>
+      <w:shd w:color="auto" w:fill="FFFFFF" w:val="clear"/>
+    </w:rPr>
+  </w:style>
+  <w:style w:customStyle="1" w:styleId="Color9933FFBgFACCCC" w:type="character">
+    <w:name w:val="Color9933FFBgFACCCC"/>
+    <w:rPr>
+      <w:color w:val="9933FF"/>
+      <w:shd w:color="auto" w:fill="FACCCC" w:val="clear"/>
+    </w:rPr>
+  </w:style>
+  <w:style w:customStyle="1" w:styleId="Color9933FFBgFFEBCC" w:type="character">
+    <w:name w:val="Color9933FFBgFFEBCC"/>
+    <w:rPr>
+      <w:color w:val="9933FF"/>
+      <w:shd w:color="auto" w:fill="FFEBCC" w:val="clear"/>
+    </w:rPr>
+  </w:style>
+  <w:style w:customStyle="1" w:styleId="Color9933FFBgFFFFCC" w:type="character">
+    <w:name w:val="Color9933FFBgFFFFCC"/>
+    <w:rPr>
+      <w:color w:val="9933FF"/>
+      <w:shd w:color="auto" w:fill="FFFFCC" w:val="clear"/>
+    </w:rPr>
+  </w:style>
+  <w:style w:customStyle="1" w:styleId="Color9933FFBgCCE8CC" w:type="character">
+    <w:name w:val="Color9933FFBgCCE8CC"/>
+    <w:rPr>
+      <w:color w:val="9933FF"/>
+      <w:shd w:color="auto" w:fill="CCE8CC" w:val="clear"/>
+    </w:rPr>
+  </w:style>
+  <w:style w:customStyle="1" w:styleId="Color9933FFBgCCE0F5" w:type="character">
+    <w:name w:val="Color9933FFBgCCE0F5"/>
+    <w:rPr>
+      <w:color w:val="9933FF"/>
+      <w:shd w:color="auto" w:fill="CCE0F5" w:val="clear"/>
+    </w:rPr>
+  </w:style>
+  <w:style w:customStyle="1" w:styleId="Color9933FFBgEBD6FF" w:type="character">
+    <w:name w:val="Color9933FFBgEBD6FF"/>
+    <w:rPr>
+      <w:color w:val="9933FF"/>
+      <w:shd w:color="auto" w:fill="EBD6FF" w:val="clear"/>
+    </w:rPr>
+  </w:style>
+  <w:style w:customStyle="1" w:styleId="Color9933FFBgBBBBBB" w:type="character">
+    <w:name w:val="Color9933FFBgBBBBBB"/>
+    <w:rPr>
+      <w:color w:val="9933FF"/>
+      <w:shd w:color="auto" w:fill="BBBBBB" w:val="clear"/>
+    </w:rPr>
+  </w:style>
+  <w:style w:customStyle="1" w:styleId="Color9933FFBgF06666" w:type="character">
+    <w:name w:val="Color9933FFBgF06666"/>
+    <w:rPr>
+      <w:color w:val="9933FF"/>
+      <w:shd w:color="auto" w:fill="F06666" w:val="clear"/>
+    </w:rPr>
+  </w:style>
+  <w:style w:customStyle="1" w:styleId="Color9933FFBgFFC266" w:type="character">
+    <w:name w:val="Color9933FFBgFFC266"/>
+    <w:rPr>
+      <w:color w:val="9933FF"/>
+      <w:shd w:color="auto" w:fill="FFC266" w:val="clear"/>
+    </w:rPr>
+  </w:style>
+  <w:style w:customStyle="1" w:styleId="Color9933FFBgFFFF66" w:type="character">
+    <w:name w:val="Color9933FFBgFFFF66"/>
+    <w:rPr>
+      <w:color w:val="9933FF"/>
+      <w:shd w:color="auto" w:fill="FFFF66" w:val="clear"/>
+    </w:rPr>
+  </w:style>
+  <w:style w:customStyle="1" w:styleId="Color9933FFBg66B966" w:type="character">
+    <w:name w:val="Color9933FFBg66B966"/>
+    <w:rPr>
+      <w:color w:val="9933FF"/>
+      <w:shd w:color="auto" w:fill="66B966" w:val="clear"/>
+    </w:rPr>
+  </w:style>
+  <w:style w:customStyle="1" w:styleId="Color9933FFBg66A3E0" w:type="character">
+    <w:name w:val="Color9933FFBg66A3E0"/>
+    <w:rPr>
+      <w:color w:val="9933FF"/>
+      <w:shd w:color="auto" w:fill="66A3E0" w:val="clear"/>
+    </w:rPr>
+  </w:style>
+  <w:style w:customStyle="1" w:styleId="Color9933FFBgC285FF" w:type="character">
+    <w:name w:val="Color9933FFBgC285FF"/>
+    <w:rPr>
+      <w:color w:val="9933FF"/>
+      <w:shd w:color="auto" w:fill="C285FF" w:val="clear"/>
+    </w:rPr>
+  </w:style>
+  <w:style w:customStyle="1" w:styleId="Color9933FFBg888888" w:type="character">
+    <w:name w:val="Color9933FFBg888888"/>
+    <w:rPr>
+      <w:color w:val="9933FF"/>
+      <w:shd w:color="auto" w:fill="888888" w:val="clear"/>
+    </w:rPr>
+  </w:style>
+  <w:style w:customStyle="1" w:styleId="Color9933FFBgA10000" w:type="character">
+    <w:name w:val="Color9933FFBgA10000"/>
+    <w:rPr>
+      <w:color w:val="9933FF"/>
+      <w:shd w:color="auto" w:fill="A10000" w:val="clear"/>
+    </w:rPr>
+  </w:style>
+  <w:style w:customStyle="1" w:styleId="Color9933FFBgB26B00" w:type="character">
+    <w:name w:val="Color9933FFBgB26B00"/>
+    <w:rPr>
+      <w:color w:val="9933FF"/>
+      <w:shd w:color="auto" w:fill="B26B00" w:val="clear"/>
+    </w:rPr>
+  </w:style>
+  <w:style w:customStyle="1" w:styleId="Color9933FFBgB2B200" w:type="character">
+    <w:name w:val="Color9933FFBgB2B200"/>
+    <w:rPr>
+      <w:color w:val="9933FF"/>
+      <w:shd w:color="auto" w:fill="B2B200" w:val="clear"/>
+    </w:rPr>
+  </w:style>
+  <w:style w:customStyle="1" w:styleId="Color9933FFBg006100" w:type="character">
+    <w:name w:val="Color9933FFBg006100"/>
+    <w:rPr>
+      <w:color w:val="9933FF"/>
+      <w:shd w:color="auto" w:fill="006100" w:val="clear"/>
+    </w:rPr>
+  </w:style>
+  <w:style w:customStyle="1" w:styleId="Color9933FFBg0047B2" w:type="character">
+    <w:name w:val="Color9933FFBg0047B2"/>
+    <w:rPr>
+      <w:color w:val="9933FF"/>
+      <w:shd w:color="auto" w:fill="0047B2" w:val="clear"/>
+    </w:rPr>
+  </w:style>
+  <w:style w:customStyle="1" w:styleId="Color9933FFBg6B24B2" w:type="character">
+    <w:name w:val="Color9933FFBg6B24B2"/>
+    <w:rPr>
+      <w:color w:val="9933FF"/>
+      <w:shd w:color="auto" w:fill="6B24B2" w:val="clear"/>
+    </w:rPr>
+  </w:style>
+  <w:style w:customStyle="1" w:styleId="Color9933FFBg444444" w:type="character">
+    <w:name w:val="Color9933FFBg444444"/>
+    <w:rPr>
+      <w:color w:val="9933FF"/>
+      <w:shd w:color="auto" w:fill="444444" w:val="clear"/>
+    </w:rPr>
+  </w:style>
+  <w:style w:customStyle="1" w:styleId="Color9933FFBg5C0000" w:type="character">
+    <w:name w:val="Color9933FFBg5C0000"/>
+    <w:rPr>
+      <w:color w:val="9933FF"/>
+      <w:shd w:color="auto" w:fill="5C0000" w:val="clear"/>
+    </w:rPr>
+  </w:style>
+  <w:style w:customStyle="1" w:styleId="Color9933FFBg663D00" w:type="character">
+    <w:name w:val="Color9933FFBg663D00"/>
+    <w:rPr>
+      <w:color w:val="9933FF"/>
+      <w:shd w:color="auto" w:fill="663D00" w:val="clear"/>
+    </w:rPr>
+  </w:style>
+  <w:style w:customStyle="1" w:styleId="Color9933FFBg666600" w:type="character">
+    <w:name w:val="Color9933FFBg666600"/>
+    <w:rPr>
+      <w:color w:val="9933FF"/>
+      <w:shd w:color="auto" w:fill="666600" w:val="clear"/>
+    </w:rPr>
+  </w:style>
+  <w:style w:customStyle="1" w:styleId="Color9933FFBg003700" w:type="character">
+    <w:name w:val="Color9933FFBg003700"/>
+    <w:rPr>
+      <w:color w:val="9933FF"/>
+      <w:shd w:color="auto" w:fill="003700" w:val="clear"/>
+    </w:rPr>
+  </w:style>
+  <w:style w:customStyle="1" w:styleId="Color9933FFBg002966" w:type="character">
+    <w:name w:val="Color9933FFBg002966"/>
+    <w:rPr>
+      <w:color w:val="9933FF"/>
+      <w:shd w:color="auto" w:fill="002966" w:val="clear"/>
+    </w:rPr>
+  </w:style>
+  <w:style w:customStyle="1" w:styleId="Color9933FFBg3D1466" w:type="character">
+    <w:name w:val="Color9933FFBg3D1466"/>
+    <w:rPr>
+      <w:color w:val="9933FF"/>
+      <w:shd w:color="auto" w:fill="3D1466" w:val="clear"/>
+    </w:rPr>
+  </w:style>
+  <w:style w:customStyle="1" w:styleId="ColorFFFFFF" w:type="character">
+    <w:name w:val="ColorFFFFFF"/>
+    <w:rPr>
+      <w:color w:val="FFFFFF"/>
+    </w:rPr>
+  </w:style>
+  <w:style w:customStyle="1" w:styleId="ColorFFFFFFBgE60000" w:type="character">
+    <w:name w:val="ColorFFFFFFBgE60000"/>
+    <w:rPr>
+      <w:color w:val="FFFFFF"/>
+      <w:shd w:color="auto" w:fill="E60000" w:val="clear"/>
+    </w:rPr>
+  </w:style>
+  <w:style w:customStyle="1" w:styleId="ColorFFFFFFBgFF9900" w:type="character">
+    <w:name w:val="ColorFFFFFFBgFF9900"/>
+    <w:rPr>
+      <w:color w:val="FFFFFF"/>
+      <w:shd w:color="auto" w:fill="FF9900" w:val="clear"/>
+    </w:rPr>
+  </w:style>
+  <w:style w:customStyle="1" w:styleId="ColorFFFFFFBgFFFF00" w:type="character">
+    <w:name w:val="ColorFFFFFFBgFFFF00"/>
+    <w:rPr>
+      <w:color w:val="FFFFFF"/>
+      <w:shd w:color="auto" w:fill="FFFF00" w:val="clear"/>
+    </w:rPr>
+  </w:style>
+  <w:style w:customStyle="1" w:styleId="ColorFFFFFFBg008A00" w:type="character">
+    <w:name w:val="ColorFFFFFFBg008A00"/>
+    <w:rPr>
+      <w:color w:val="FFFFFF"/>
+      <w:shd w:color="auto" w:fill="008A00" w:val="clear"/>
+    </w:rPr>
+  </w:style>
+  <w:style w:customStyle="1" w:styleId="ColorFFFFFFBg0066CC" w:type="character">
+    <w:name w:val="ColorFFFFFFBg0066CC"/>
+    <w:rPr>
+      <w:color w:val="FFFFFF"/>
+      <w:shd w:color="auto" w:fill="0066CC" w:val="clear"/>
+    </w:rPr>
+  </w:style>
+  <w:style w:customStyle="1" w:styleId="ColorFFFFFFBg9933FF" w:type="character">
+    <w:name w:val="ColorFFFFFFBg9933FF"/>
+    <w:rPr>
+      <w:color w:val="FFFFFF"/>
+      <w:shd w:color="auto" w:fill="9933FF" w:val="clear"/>
+    </w:rPr>
+  </w:style>
+  <w:style w:customStyle="1" w:styleId="ColorFFFFFFBgFFFFFF" w:type="character">
+    <w:name w:val="ColorFFFFFFBgFFFFFF"/>
+    <w:rPr>
+      <w:color w:val="FFFFFF"/>
+      <w:shd w:color="auto" w:fill="FFFFFF" w:val="clear"/>
+    </w:rPr>
+  </w:style>
+  <w:style w:customStyle="1" w:styleId="ColorFFFFFFBgFACCCC" w:type="character">
+    <w:name w:val="ColorFFFFFFBgFACCCC"/>
+    <w:rPr>
+      <w:color w:val="FFFFFF"/>
+      <w:shd w:color="auto" w:fill="FACCCC" w:val="clear"/>
+    </w:rPr>
+  </w:style>
+  <w:style w:customStyle="1" w:styleId="ColorFFFFFFBgFFEBCC" w:type="character">
+    <w:name w:val="ColorFFFFFFBgFFEBCC"/>
+    <w:rPr>
+      <w:color w:val="FFFFFF"/>
+      <w:shd w:color="auto" w:fill="FFEBCC" w:val="clear"/>
+    </w:rPr>
+  </w:style>
+  <w:style w:customStyle="1" w:styleId="ColorFFFFFFBgFFFFCC" w:type="character">
+    <w:name w:val="ColorFFFFFFBgFFFFCC"/>
+    <w:rPr>
+      <w:color w:val="FFFFFF"/>
+      <w:shd w:color="auto" w:fill="FFFFCC" w:val="clear"/>
+    </w:rPr>
+  </w:style>
+  <w:style w:customStyle="1" w:styleId="ColorFFFFFFBgCCE8CC" w:type="character">
+    <w:name w:val="ColorFFFFFFBgCCE8CC"/>
+    <w:rPr>
+      <w:color w:val="FFFFFF"/>
+      <w:shd w:color="auto" w:fill="CCE8CC" w:val="clear"/>
+    </w:rPr>
+  </w:style>
+  <w:style w:customStyle="1" w:styleId="ColorFFFFFFBgCCE0F5" w:type="character">
+    <w:name w:val="ColorFFFFFFBgCCE0F5"/>
+    <w:rPr>
+      <w:color w:val="FFFFFF"/>
+      <w:shd w:color="auto" w:fill="CCE0F5" w:val="clear"/>
+    </w:rPr>
+  </w:style>
+  <w:style w:customStyle="1" w:styleId="ColorFFFFFFBgEBD6FF" w:type="character">
+    <w:name w:val="ColorFFFFFFBgEBD6FF"/>
+    <w:rPr>
+      <w:color w:val="FFFFFF"/>
+      <w:shd w:color="auto" w:fill="EBD6FF" w:val="clear"/>
+    </w:rPr>
+  </w:style>
+  <w:style w:customStyle="1" w:styleId="ColorFFFFFFBgBBBBBB" w:type="character">
+    <w:name w:val="ColorFFFFFFBgBBBBBB"/>
+    <w:rPr>
+      <w:color w:val="FFFFFF"/>
+      <w:shd w:color="auto" w:fill="BBBBBB" w:val="clear"/>
+    </w:rPr>
+  </w:style>
+  <w:style w:customStyle="1" w:styleId="ColorFFFFFFBgF06666" w:type="character">
+    <w:name w:val="ColorFFFFFFBgF06666"/>
+    <w:rPr>
+      <w:color w:val="FFFFFF"/>
+      <w:shd w:color="auto" w:fill="F06666" w:val="clear"/>
+    </w:rPr>
+  </w:style>
+  <w:style w:customStyle="1" w:styleId="ColorFFFFFFBgFFC266" w:type="character">
+    <w:name w:val="ColorFFFFFFBgFFC266"/>
+    <w:rPr>
+      <w:color w:val="FFFFFF"/>
+      <w:shd w:color="auto" w:fill="FFC266" w:val="clear"/>
+    </w:rPr>
+  </w:style>
+  <w:style w:customStyle="1" w:styleId="ColorFFFFFFBgFFFF66" w:type="character">
+    <w:name w:val="ColorFFFFFFBgFFFF66"/>
+    <w:rPr>
+      <w:color w:val="FFFFFF"/>
+      <w:shd w:color="auto" w:fill="FFFF66" w:val="clear"/>
+    </w:rPr>
+  </w:style>
+  <w:style w:customStyle="1" w:styleId="ColorFFFFFFBg66B966" w:type="character">
+    <w:name w:val="ColorFFFFFFBg66B966"/>
+    <w:rPr>
+      <w:color w:val="FFFFFF"/>
+      <w:shd w:color="auto" w:fill="66B966" w:val="clear"/>
+    </w:rPr>
+  </w:style>
+  <w:style w:customStyle="1" w:styleId="ColorFFFFFFBg66A3E0" w:type="character">
+    <w:name w:val="ColorFFFFFFBg66A3E0"/>
+    <w:rPr>
+      <w:color w:val="FFFFFF"/>
+      <w:shd w:color="auto" w:fill="66A3E0" w:val="clear"/>
+    </w:rPr>
+  </w:style>
+  <w:style w:customStyle="1" w:styleId="ColorFFFFFFBgC285FF" w:type="character">
+    <w:name w:val="ColorFFFFFFBgC285FF"/>
+    <w:rPr>
+      <w:color w:val="FFFFFF"/>
+      <w:shd w:color="auto" w:fill="C285FF" w:val="clear"/>
+    </w:rPr>
+  </w:style>
+  <w:style w:customStyle="1" w:styleId="ColorFFFFFFBg888888" w:type="character">
+    <w:name w:val="ColorFFFFFFBg888888"/>
+    <w:rPr>
+      <w:color w:val="FFFFFF"/>
+      <w:shd w:color="auto" w:fill="888888" w:val="clear"/>
+    </w:rPr>
+  </w:style>
+  <w:style w:customStyle="1" w:styleId="ColorFFFFFFBgA10000" w:type="character">
+    <w:name w:val="ColorFFFFFFBgA10000"/>
+    <w:rPr>
+      <w:color w:val="FFFFFF"/>
+      <w:shd w:color="auto" w:fill="A10000" w:val="clear"/>
+    </w:rPr>
+  </w:style>
+  <w:style w:customStyle="1" w:styleId="ColorFFFFFFBgB26B00" w:type="character">
+    <w:name w:val="ColorFFFFFFBgB26B00"/>
+    <w:rPr>
+      <w:color w:val="FFFFFF"/>
+      <w:shd w:color="auto" w:fill="B26B00" w:val="clear"/>
+    </w:rPr>
+  </w:style>
+  <w:style w:customStyle="1" w:styleId="ColorFFFFFFBgB2B200" w:type="character">
+    <w:name w:val="ColorFFFFFFBgB2B200"/>
+    <w:rPr>
+      <w:color w:val="FFFFFF"/>
+      <w:shd w:color="auto" w:fill="B2B200" w:val="clear"/>
+    </w:rPr>
+  </w:style>
+  <w:style w:customStyle="1" w:styleId="ColorFFFFFFBg006100" w:type="character">
+    <w:name w:val="ColorFFFFFFBg006100"/>
+    <w:rPr>
+      <w:color w:val="FFFFFF"/>
+      <w:shd w:color="auto" w:fill="006100" w:val="clear"/>
+    </w:rPr>
+  </w:style>
+  <w:style w:customStyle="1" w:styleId="ColorFFFFFFBg0047B2" w:type="character">
+    <w:name w:val="ColorFFFFFFBg0047B2"/>
+    <w:rPr>
+      <w:color w:val="FFFFFF"/>
+      <w:shd w:color="auto" w:fill="0047B2" w:val="clear"/>
+    </w:rPr>
+  </w:style>
+  <w:style w:customStyle="1" w:styleId="ColorFFFFFFBg6B24B2" w:type="character">
+    <w:name w:val="ColorFFFFFFBg6B24B2"/>
+    <w:rPr>
+      <w:color w:val="FFFFFF"/>
+      <w:shd w:color="auto" w:fill="6B24B2" w:val="clear"/>
+    </w:rPr>
+  </w:style>
+  <w:style w:customStyle="1" w:styleId="ColorFFFFFFBg444444" w:type="character">
+    <w:name w:val="ColorFFFFFFBg444444"/>
+    <w:rPr>
+      <w:color w:val="FFFFFF"/>
+      <w:shd w:color="auto" w:fill="444444" w:val="clear"/>
+    </w:rPr>
+  </w:style>
+  <w:style w:customStyle="1" w:styleId="ColorFFFFFFBg5C0000" w:type="character">
+    <w:name w:val="ColorFFFFFFBg5C0000"/>
+    <w:rPr>
+      <w:color w:val="FFFFFF"/>
+      <w:shd w:color="auto" w:fill="5C0000" w:val="clear"/>
+    </w:rPr>
+  </w:style>
+  <w:style w:customStyle="1" w:styleId="ColorFFFFFFBg663D00" w:type="character">
+    <w:name w:val="ColorFFFFFFBg663D00"/>
+    <w:rPr>
+      <w:color w:val="FFFFFF"/>
+      <w:shd w:color="auto" w:fill="663D00" w:val="clear"/>
+    </w:rPr>
+  </w:style>
+  <w:style w:customStyle="1" w:styleId="ColorFFFFFFBg666600" w:type="character">
+    <w:name w:val="ColorFFFFFFBg666600"/>
+    <w:rPr>
+      <w:color w:val="FFFFFF"/>
+      <w:shd w:color="auto" w:fill="666600" w:val="clear"/>
+    </w:rPr>
+  </w:style>
+  <w:style w:customStyle="1" w:styleId="ColorFFFFFFBg003700" w:type="character">
+    <w:name w:val="ColorFFFFFFBg003700"/>
+    <w:rPr>
+      <w:color w:val="FFFFFF"/>
+      <w:shd w:color="auto" w:fill="003700" w:val="clear"/>
+    </w:rPr>
+  </w:style>
+  <w:style w:customStyle="1" w:styleId="ColorFFFFFFBg002966" w:type="character">
+    <w:name w:val="ColorFFFFFFBg002966"/>
+    <w:rPr>
+      <w:color w:val="FFFFFF"/>
+      <w:shd w:color="auto" w:fill="002966" w:val="clear"/>
+    </w:rPr>
+  </w:style>
+  <w:style w:customStyle="1" w:styleId="ColorFFFFFFBg3D1466" w:type="character">
+    <w:name w:val="ColorFFFFFFBg3D1466"/>
+    <w:rPr>
+      <w:color w:val="FFFFFF"/>
+      <w:shd w:color="auto" w:fill="3D1466" w:val="clear"/>
+    </w:rPr>
+  </w:style>
+  <w:style w:customStyle="1" w:styleId="ColorFACCCC" w:type="character">
+    <w:name w:val="ColorFACCCC"/>
+    <w:rPr>
+      <w:color w:val="FACCCC"/>
+    </w:rPr>
+  </w:style>
+  <w:style w:customStyle="1" w:styleId="ColorFACCCCBgE60000" w:type="character">
+    <w:name w:val="ColorFACCCCBgE60000"/>
+    <w:rPr>
+      <w:color w:val="FACCCC"/>
+      <w:shd w:color="auto" w:fill="E60000" w:val="clear"/>
+    </w:rPr>
+  </w:style>
+  <w:style w:customStyle="1" w:styleId="ColorFACCCCBgFF9900" w:type="character">
+    <w:name w:val="ColorFACCCCBgFF9900"/>
+    <w:rPr>
+      <w:color w:val="FACCCC"/>
+      <w:shd w:color="auto" w:fill="FF9900" w:val="clear"/>
+    </w:rPr>
+  </w:style>
+  <w:style w:customStyle="1" w:styleId="ColorFACCCCBgFFFF00" w:type="character">
+    <w:name w:val="ColorFACCCCBgFFFF00"/>
+    <w:rPr>
+      <w:color w:val="FACCCC"/>
+      <w:shd w:color="auto" w:fill="FFFF00" w:val="clear"/>
+    </w:rPr>
+  </w:style>
+  <w:style w:customStyle="1" w:styleId="ColorFACCCCBg008A00" w:type="character">
+    <w:name w:val="ColorFACCCCBg008A00"/>
+    <w:rPr>
+      <w:color w:val="FACCCC"/>
+      <w:shd w:color="auto" w:fill="008A00" w:val="clear"/>
+    </w:rPr>
+  </w:style>
+  <w:style w:customStyle="1" w:styleId="ColorFACCCCBg0066CC" w:type="character">
+    <w:name w:val="ColorFACCCCBg0066CC"/>
+    <w:rPr>
+      <w:color w:val="FACCCC"/>
+      <w:shd w:color="auto" w:fill="0066CC" w:val="clear"/>
+    </w:rPr>
+  </w:style>
+  <w:style w:customStyle="1" w:styleId="ColorFACCCCBg9933FF" w:type="character">
+    <w:name w:val="ColorFACCCCBg9933FF"/>
+    <w:rPr>
+      <w:color w:val="FACCCC"/>
+      <w:shd w:color="auto" w:fill="9933FF" w:val="clear"/>
+    </w:rPr>
+  </w:style>
+  <w:style w:customStyle="1" w:styleId="ColorFACCCCBgFFFFFF" w:type="character">
+    <w:name w:val="ColorFACCCCBgFFFFFF"/>
+    <w:rPr>
+      <w:color w:val="FACCCC"/>
+      <w:shd w:color="auto" w:fill="FFFFFF" w:val="clear"/>
+    </w:rPr>
+  </w:style>
+  <w:style w:customStyle="1" w:styleId="ColorFACCCCBgFACCCC" w:type="character">
+    <w:name w:val="ColorFACCCCBgFACCCC"/>
+    <w:rPr>
+      <w:color w:val="FACCCC"/>
+      <w:shd w:color="auto" w:fill="FACCCC" w:val="clear"/>
+    </w:rPr>
+  </w:style>
+  <w:style w:customStyle="1" w:styleId="ColorFACCCCBgFFEBCC" w:type="character">
+    <w:name w:val="ColorFACCCCBgFFEBCC"/>
+    <w:rPr>
+      <w:color w:val="FACCCC"/>
+      <w:shd w:color="auto" w:fill="FFEBCC" w:val="clear"/>
+    </w:rPr>
+  </w:style>
+  <w:style w:customStyle="1" w:styleId="ColorFACCCCBgFFFFCC" w:type="character">
+    <w:name w:val="ColorFACCCCBgFFFFCC"/>
+    <w:rPr>
+      <w:color w:val="FACCCC"/>
+      <w:shd w:color="auto" w:fill="FFFFCC" w:val="clear"/>
+    </w:rPr>
+  </w:style>
+  <w:style w:customStyle="1" w:styleId="ColorFACCCCBgCCE8CC" w:type="character">
+    <w:name w:val="ColorFACCCCBgCCE8CC"/>
+    <w:rPr>
+      <w:color w:val="FACCCC"/>
+      <w:shd w:color="auto" w:fill="CCE8CC" w:val="clear"/>
+    </w:rPr>
+  </w:style>
+  <w:style w:customStyle="1" w:styleId="ColorFACCCCBgCCE0F5" w:type="character">
+    <w:name w:val="ColorFACCCCBgCCE0F5"/>
+    <w:rPr>
+      <w:color w:val="FACCCC"/>
+      <w:shd w:color="auto" w:fill="CCE0F5" w:val="clear"/>
+    </w:rPr>
+  </w:style>
+  <w:style w:customStyle="1" w:styleId="ColorFACCCCBgEBD6FF" w:type="character">
+    <w:name w:val="ColorFACCCCBgEBD6FF"/>
+    <w:rPr>
+      <w:color w:val="FACCCC"/>
+      <w:shd w:color="auto" w:fill="EBD6FF" w:val="clear"/>
+    </w:rPr>
+  </w:style>
+  <w:style w:customStyle="1" w:styleId="ColorFACCCCBgBBBBBB" w:type="character">
+    <w:name w:val="ColorFACCCCBgBBBBBB"/>
+    <w:rPr>
+      <w:color w:val="FACCCC"/>
+      <w:shd w:color="auto" w:fill="BBBBBB" w:val="clear"/>
+    </w:rPr>
+  </w:style>
+  <w:style w:customStyle="1" w:styleId="ColorFACCCCBgF06666" w:type="character">
+    <w:name w:val="ColorFACCCCBgF06666"/>
+    <w:rPr>
+      <w:color w:val="FACCCC"/>
+      <w:shd w:color="auto" w:fill="F06666" w:val="clear"/>
+    </w:rPr>
+  </w:style>
+  <w:style w:customStyle="1" w:styleId="ColorFACCCCBgFFC266" w:type="character">
+    <w:name w:val="ColorFACCCCBgFFC266"/>
+    <w:rPr>
+      <w:color w:val="FACCCC"/>
+      <w:shd w:color="auto" w:fill="FFC266" w:val="clear"/>
+    </w:rPr>
+  </w:style>
+  <w:style w:customStyle="1" w:styleId="ColorFACCCCBgFFFF66" w:type="character">
+    <w:name w:val="ColorFACCCCBgFFFF66"/>
+    <w:rPr>
+      <w:color w:val="FACCCC"/>
+      <w:shd w:color="auto" w:fill="FFFF66" w:val="clear"/>
+    </w:rPr>
+  </w:style>
+  <w:style w:customStyle="1" w:styleId="ColorFACCCCBg66B966" w:type="character">
+    <w:name w:val="ColorFACCCCBg66B966"/>
+    <w:rPr>
+      <w:color w:val="FACCCC"/>
+      <w:shd w:color="auto" w:fill="66B966" w:val="clear"/>
+    </w:rPr>
+  </w:style>
+  <w:style w:customStyle="1" w:styleId="ColorFACCCCBg66A3E0" w:type="character">
+    <w:name w:val="ColorFACCCCBg66A3E0"/>
+    <w:rPr>
+      <w:color w:val="FACCCC"/>
+      <w:shd w:color="auto" w:fill="66A3E0" w:val="clear"/>
+    </w:rPr>
+  </w:style>
+  <w:style w:customStyle="1" w:styleId="ColorFACCCCBgC285FF" w:type="character">
+    <w:name w:val="ColorFACCCCBgC285FF"/>
+    <w:rPr>
+      <w:color w:val="FACCCC"/>
+      <w:shd w:color="auto" w:fill="C285FF" w:val="clear"/>
+    </w:rPr>
+  </w:style>
+  <w:style w:customStyle="1" w:styleId="ColorFACCCCBg888888" w:type="character">
+    <w:name w:val="ColorFACCCCBg888888"/>
+    <w:rPr>
+      <w:color w:val="FACCCC"/>
+      <w:shd w:color="auto" w:fill="888888" w:val="clear"/>
+    </w:rPr>
+  </w:style>
+  <w:style w:customStyle="1" w:styleId="ColorFACCCCBgA10000" w:type="character">
+    <w:name w:val="ColorFACCCCBgA10000"/>
+    <w:rPr>
+      <w:color w:val="FACCCC"/>
+      <w:shd w:color="auto" w:fill="A10000" w:val="clear"/>
+    </w:rPr>
+  </w:style>
+  <w:style w:customStyle="1" w:styleId="ColorFACCCCBgB26B00" w:type="character">
+    <w:name w:val="ColorFACCCCBgB26B00"/>
+    <w:rPr>
+      <w:color w:val="FACCCC"/>
+      <w:shd w:color="auto" w:fill="B26B00" w:val="clear"/>
+    </w:rPr>
+  </w:style>
+  <w:style w:customStyle="1" w:styleId="ColorFACCCCBgB2B200" w:type="character">
+    <w:name w:val="ColorFACCCCBgB2B200"/>
+    <w:rPr>
+      <w:color w:val="FACCCC"/>
+      <w:shd w:color="auto" w:fill="B2B200" w:val="clear"/>
+    </w:rPr>
+  </w:style>
+  <w:style w:customStyle="1" w:styleId="ColorFACCCCBg006100" w:type="character">
+    <w:name w:val="ColorFACCCCBg006100"/>
+    <w:rPr>
+      <w:color w:val="FACCCC"/>
+      <w:shd w:color="auto" w:fill="006100" w:val="clear"/>
+    </w:rPr>
+  </w:style>
+  <w:style w:customStyle="1" w:styleId="ColorFACCCCBg0047B2" w:type="character">
+    <w:name w:val="ColorFACCCCBg0047B2"/>
+    <w:rPr>
+      <w:color w:val="FACCCC"/>
+      <w:shd w:color="auto" w:fill="0047B2" w:val="clear"/>
+    </w:rPr>
+  </w:style>
+  <w:style w:customStyle="1" w:styleId="ColorFACCCCBg6B24B2" w:type="character">
+    <w:name w:val="ColorFACCCCBg6B24B2"/>
+    <w:rPr>
+      <w:color w:val="FACCCC"/>
+      <w:shd w:color="auto" w:fill="6B24B2" w:val="clear"/>
+    </w:rPr>
+  </w:style>
+  <w:style w:customStyle="1" w:styleId="ColorFACCCCBg444444" w:type="character">
+    <w:name w:val="ColorFACCCCBg444444"/>
+    <w:rPr>
+      <w:color w:val="FACCCC"/>
+      <w:shd w:color="auto" w:fill="444444" w:val="clear"/>
+    </w:rPr>
+  </w:style>
+  <w:style w:customStyle="1" w:styleId="ColorFACCCCBg5C0000" w:type="character">
+    <w:name w:val="ColorFACCCCBg5C0000"/>
+    <w:rPr>
+      <w:color w:val="FACCCC"/>
+      <w:shd w:color="auto" w:fill="5C0000" w:val="clear"/>
+    </w:rPr>
+  </w:style>
+  <w:style w:customStyle="1" w:styleId="ColorFACCCCBg663D00" w:type="character">
+    <w:name w:val="ColorFACCCCBg663D00"/>
+    <w:rPr>
+      <w:color w:val="FACCCC"/>
+      <w:shd w:color="auto" w:fill="663D00" w:val="clear"/>
+    </w:rPr>
+  </w:style>
+  <w:style w:customStyle="1" w:styleId="ColorFACCCCBg666600" w:type="character">
+    <w:name w:val="ColorFACCCCBg666600"/>
+    <w:rPr>
+      <w:color w:val="FACCCC"/>
+      <w:shd w:color="auto" w:fill="666600" w:val="clear"/>
+    </w:rPr>
+  </w:style>
+  <w:style w:customStyle="1" w:styleId="ColorFACCCCBg003700" w:type="character">
+    <w:name w:val="ColorFACCCCBg003700"/>
+    <w:rPr>
+      <w:color w:val="FACCCC"/>
+      <w:shd w:color="auto" w:fill="003700" w:val="clear"/>
+    </w:rPr>
+  </w:style>
+  <w:style w:customStyle="1" w:styleId="ColorFACCCCBg002966" w:type="character">
+    <w:name w:val="ColorFACCCCBg002966"/>
+    <w:rPr>
+      <w:color w:val="FACCCC"/>
+      <w:shd w:color="auto" w:fill="002966" w:val="clear"/>
+    </w:rPr>
+  </w:style>
+  <w:style w:customStyle="1" w:styleId="ColorFACCCCBg3D1466" w:type="character">
+    <w:name w:val="ColorFACCCCBg3D1466"/>
+    <w:rPr>
+      <w:color w:val="FACCCC"/>
+      <w:shd w:color="auto" w:fill="3D1466" w:val="clear"/>
+    </w:rPr>
+  </w:style>
+  <w:style w:customStyle="1" w:styleId="ColorFFEBCC" w:type="character">
+    <w:name w:val="ColorFFEBCC"/>
+    <w:rPr>
+      <w:color w:val="FFEBCC"/>
+    </w:rPr>
+  </w:style>
+  <w:style w:customStyle="1" w:styleId="ColorFFEBCCBgE60000" w:type="character">
+    <w:name w:val="ColorFFEBCCBgE60000"/>
+    <w:rPr>
+      <w:color w:val="FFEBCC"/>
+      <w:shd w:color="auto" w:fill="E60000" w:val="clear"/>
+    </w:rPr>
+  </w:style>
+  <w:style w:customStyle="1" w:styleId="ColorFFEBCCBgFF9900" w:type="character">
+    <w:name w:val="ColorFFEBCCBgFF9900"/>
+    <w:rPr>
+      <w:color w:val="FFEBCC"/>
+      <w:shd w:color="auto" w:fill="FF9900" w:val="clear"/>
+    </w:rPr>
+  </w:style>
+  <w:style w:customStyle="1" w:styleId="ColorFFEBCCBgFFFF00" w:type="character">
+    <w:name w:val="ColorFFEBCCBgFFFF00"/>
+    <w:rPr>
+      <w:color w:val="FFEBCC"/>
+      <w:shd w:color="auto" w:fill="FFFF00" w:val="clear"/>
+    </w:rPr>
+  </w:style>
+  <w:style w:customStyle="1" w:styleId="ColorFFEBCCBg008A00" w:type="character">
+    <w:name w:val="ColorFFEBCCBg008A00"/>
+    <w:rPr>
+      <w:color w:val="FFEBCC"/>
+      <w:shd w:color="auto" w:fill="008A00" w:val="clear"/>
+    </w:rPr>
+  </w:style>
+  <w:style w:customStyle="1" w:styleId="ColorFFEBCCBg0066CC" w:type="character">
+    <w:name w:val="ColorFFEBCCBg0066CC"/>
+    <w:rPr>
+      <w:color w:val="FFEBCC"/>
+      <w:shd w:color="auto" w:fill="0066CC" w:val="clear"/>
+    </w:rPr>
+  </w:style>
+  <w:style w:customStyle="1" w:styleId="ColorFFEBCCBg9933FF" w:type="character">
+    <w:name w:val="ColorFFEBCCBg9933FF"/>
+    <w:rPr>
+      <w:color w:val="FFEBCC"/>
+      <w:shd w:color="auto" w:fill="9933FF" w:val="clear"/>
+    </w:rPr>
+  </w:style>
+  <w:style w:customStyle="1" w:styleId="ColorFFEBCCBgFFFFFF" w:type="character">
+    <w:name w:val="ColorFFEBCCBgFFFFFF"/>
+    <w:rPr>
+      <w:color w:val="FFEBCC"/>
+      <w:shd w:color="auto" w:fill="FFFFFF" w:val="clear"/>
+    </w:rPr>
+  </w:style>
+  <w:style w:customStyle="1" w:styleId="ColorFFEBCCBgFACCCC" w:type="character">
+    <w:name w:val="ColorFFEBCCBgFACCCC"/>
+    <w:rPr>
+      <w:color w:val="FFEBCC"/>
+      <w:shd w:color="auto" w:fill="FACCCC" w:val="clear"/>
+    </w:rPr>
+  </w:style>
+  <w:style w:customStyle="1" w:styleId="ColorFFEBCCBgFFEBCC" w:type="character">
+    <w:name w:val="ColorFFEBCCBgFFEBCC"/>
+    <w:rPr>
+      <w:color w:val="FFEBCC"/>
+      <w:shd w:color="auto" w:fill="FFEBCC" w:val="clear"/>
+    </w:rPr>
+  </w:style>
+  <w:style w:customStyle="1" w:styleId="ColorFFEBCCBgFFFFCC" w:type="character">
+    <w:name w:val="ColorFFEBCCBgFFFFCC"/>
+    <w:rPr>
+      <w:color w:val="FFEBCC"/>
+      <w:shd w:color="auto" w:fill="FFFFCC" w:val="clear"/>
+    </w:rPr>
+  </w:style>
+  <w:style w:customStyle="1" w:styleId="ColorFFEBCCBgCCE8CC" w:type="character">
+    <w:name w:val="ColorFFEBCCBgCCE8CC"/>
+    <w:rPr>
+      <w:color w:val="FFEBCC"/>
+      <w:shd w:color="auto" w:fill="CCE8CC" w:val="clear"/>
+    </w:rPr>
+  </w:style>
+  <w:style w:customStyle="1" w:styleId="ColorFFEBCCBgCCE0F5" w:type="character">
+    <w:name w:val="ColorFFEBCCBgCCE0F5"/>
+    <w:rPr>
+      <w:color w:val="FFEBCC"/>
+      <w:shd w:color="auto" w:fill="CCE0F5" w:val="clear"/>
+    </w:rPr>
+  </w:style>
+  <w:style w:customStyle="1" w:styleId="ColorFFEBCCBgEBD6FF" w:type="character">
+    <w:name w:val="ColorFFEBCCBgEBD6FF"/>
+    <w:rPr>
+      <w:color w:val="FFEBCC"/>
+      <w:shd w:color="auto" w:fill="EBD6FF" w:val="clear"/>
+    </w:rPr>
+  </w:style>
+  <w:style w:customStyle="1" w:styleId="ColorFFEBCCBgBBBBBB" w:type="character">
+    <w:name w:val="ColorFFEBCCBgBBBBBB"/>
+    <w:rPr>
+      <w:color w:val="FFEBCC"/>
+      <w:shd w:color="auto" w:fill="BBBBBB" w:val="clear"/>
+    </w:rPr>
+  </w:style>
+  <w:style w:customStyle="1" w:styleId="ColorFFEBCCBgF06666" w:type="character">
+    <w:name w:val="ColorFFEBCCBgF06666"/>
+    <w:rPr>
+      <w:color w:val="FFEBCC"/>
+      <w:shd w:color="auto" w:fill="F06666" w:val="clear"/>
+    </w:rPr>
+  </w:style>
+  <w:style w:customStyle="1" w:styleId="ColorFFEBCCBgFFC266" w:type="character">
+    <w:name w:val="ColorFFEBCCBgFFC266"/>
+    <w:rPr>
+      <w:color w:val="FFEBCC"/>
+      <w:shd w:color="auto" w:fill="FFC266" w:val="clear"/>
+    </w:rPr>
+  </w:style>
+  <w:style w:customStyle="1" w:styleId="ColorFFEBCCBgFFFF66" w:type="character">
+    <w:name w:val="ColorFFEBCCBgFFFF66"/>
+    <w:rPr>
+      <w:color w:val="FFEBCC"/>
+      <w:shd w:color="auto" w:fill="FFFF66" w:val="clear"/>
+    </w:rPr>
+  </w:style>
+  <w:style w:customStyle="1" w:styleId="ColorFFEBCCBg66B966" w:type="character">
+    <w:name w:val="ColorFFEBCCBg66B966"/>
+    <w:rPr>
+      <w:color w:val="FFEBCC"/>
+      <w:shd w:color="auto" w:fill="66B966" w:val="clear"/>
+    </w:rPr>
+  </w:style>
+  <w:style w:customStyle="1" w:styleId="ColorFFEBCCBg66A3E0" w:type="character">
+    <w:name w:val="ColorFFEBCCBg66A3E0"/>
+    <w:rPr>
+      <w:color w:val="FFEBCC"/>
+      <w:shd w:color="auto" w:fill="66A3E0" w:val="clear"/>
+    </w:rPr>
+  </w:style>
+  <w:style w:customStyle="1" w:styleId="ColorFFEBCCBgC285FF" w:type="character">
+    <w:name w:val="ColorFFEBCCBgC285FF"/>
+    <w:rPr>
+      <w:color w:val="FFEBCC"/>
+      <w:shd w:color="auto" w:fill="C285FF" w:val="clear"/>
+    </w:rPr>
+  </w:style>
+  <w:style w:customStyle="1" w:styleId="ColorFFEBCCBg888888" w:type="character">
+    <w:name w:val="ColorFFEBCCBg888888"/>
+    <w:rPr>
+      <w:color w:val="FFEBCC"/>
+      <w:shd w:color="auto" w:fill="888888" w:val="clear"/>
+    </w:rPr>
+  </w:style>
+  <w:style w:customStyle="1" w:styleId="ColorFFEBCCBgA10000" w:type="character">
+    <w:name w:val="ColorFFEBCCBgA10000"/>
+    <w:rPr>
+      <w:color w:val="FFEBCC"/>
+      <w:shd w:color="auto" w:fill="A10000" w:val="clear"/>
+    </w:rPr>
+  </w:style>
+  <w:style w:customStyle="1" w:styleId="ColorFFEBCCBgB26B00" w:type="character">
+    <w:name w:val="ColorFFEBCCBgB26B00"/>
+    <w:rPr>
+      <w:color w:val="FFEBCC"/>
+      <w:shd w:color="auto" w:fill="B26B00" w:val="clear"/>
+    </w:rPr>
+  </w:style>
+  <w:style w:customStyle="1" w:styleId="ColorFFEBCCBgB2B200" w:type="character">
+    <w:name w:val="ColorFFEBCCBgB2B200"/>
+    <w:rPr>
+      <w:color w:val="FFEBCC"/>
+      <w:shd w:color="auto" w:fill="B2B200" w:val="clear"/>
+    </w:rPr>
+  </w:style>
+  <w:style w:customStyle="1" w:styleId="ColorFFEBCCBg006100" w:type="character">
+    <w:name w:val="ColorFFEBCCBg006100"/>
+    <w:rPr>
+      <w:color w:val="FFEBCC"/>
+      <w:shd w:color="auto" w:fill="006100" w:val="clear"/>
+    </w:rPr>
+  </w:style>
+  <w:style w:customStyle="1" w:styleId="ColorFFEBCCBg0047B2" w:type="character">
+    <w:name w:val="ColorFFEBCCBg0047B2"/>
+    <w:rPr>
+      <w:color w:val="FFEBCC"/>
+      <w:shd w:color="auto" w:fill="0047B2" w:val="clear"/>
+    </w:rPr>
+  </w:style>
+  <w:style w:customStyle="1" w:styleId="ColorFFEBCCBg6B24B2" w:type="character">
+    <w:name w:val="ColorFFEBCCBg6B24B2"/>
+    <w:rPr>
+      <w:color w:val="FFEBCC"/>
+      <w:shd w:color="auto" w:fill="6B24B2" w:val="clear"/>
+    </w:rPr>
+  </w:style>
+  <w:style w:customStyle="1" w:styleId="ColorFFEBCCBg444444" w:type="character">
+    <w:name w:val="ColorFFEBCCBg444444"/>
+    <w:rPr>
+      <w:color w:val="FFEBCC"/>
+      <w:shd w:color="auto" w:fill="444444" w:val="clear"/>
+    </w:rPr>
+  </w:style>
+  <w:style w:customStyle="1" w:styleId="ColorFFEBCCBg5C0000" w:type="character">
+    <w:name w:val="ColorFFEBCCBg5C0000"/>
+    <w:rPr>
+      <w:color w:val="FFEBCC"/>
+      <w:shd w:color="auto" w:fill="5C0000" w:val="clear"/>
+    </w:rPr>
+  </w:style>
+  <w:style w:customStyle="1" w:styleId="ColorFFEBCCBg663D00" w:type="character">
+    <w:name w:val="ColorFFEBCCBg663D00"/>
+    <w:rPr>
+      <w:color w:val="FFEBCC"/>
+      <w:shd w:color="auto" w:fill="663D00" w:val="clear"/>
+    </w:rPr>
+  </w:style>
+  <w:style w:customStyle="1" w:styleId="ColorFFEBCCBg666600" w:type="character">
+    <w:name w:val="ColorFFEBCCBg666600"/>
+    <w:rPr>
+      <w:color w:val="FFEBCC"/>
+      <w:shd w:color="auto" w:fill="666600" w:val="clear"/>
+    </w:rPr>
+  </w:style>
+  <w:style w:customStyle="1" w:styleId="ColorFFEBCCBg003700" w:type="character">
+    <w:name w:val="ColorFFEBCCBg003700"/>
+    <w:rPr>
+      <w:color w:val="FFEBCC"/>
+      <w:shd w:color="auto" w:fill="003700" w:val="clear"/>
+    </w:rPr>
+  </w:style>
+  <w:style w:customStyle="1" w:styleId="ColorFFEBCCBg002966" w:type="character">
+    <w:name w:val="ColorFFEBCCBg002966"/>
+    <w:rPr>
+      <w:color w:val="FFEBCC"/>
+      <w:shd w:color="auto" w:fill="002966" w:val="clear"/>
+    </w:rPr>
+  </w:style>
+  <w:style w:customStyle="1" w:styleId="ColorFFEBCCBg3D1466" w:type="character">
+    <w:name w:val="ColorFFEBCCBg3D1466"/>
+    <w:rPr>
+      <w:color w:val="FFEBCC"/>
+      <w:shd w:color="auto" w:fill="3D1466" w:val="clear"/>
+    </w:rPr>
+  </w:style>
+  <w:style w:customStyle="1" w:styleId="ColorFFFFCC" w:type="character">
+    <w:name w:val="ColorFFFFCC"/>
+    <w:rPr>
+      <w:color w:val="FFFFCC"/>
+    </w:rPr>
+  </w:style>
+  <w:style w:customStyle="1" w:styleId="ColorFFFFCCBgE60000" w:type="character">
+    <w:name w:val="ColorFFFFCCBgE60000"/>
+    <w:rPr>
+      <w:color w:val="FFFFCC"/>
+      <w:shd w:color="auto" w:fill="E60000" w:val="clear"/>
+    </w:rPr>
+  </w:style>
+  <w:style w:customStyle="1" w:styleId="ColorFFFFCCBgFF9900" w:type="character">
+    <w:name w:val="ColorFFFFCCBgFF9900"/>
+    <w:rPr>
+      <w:color w:val="FFFFCC"/>
+      <w:shd w:color="auto" w:fill="FF9900" w:val="clear"/>
+    </w:rPr>
+  </w:style>
+  <w:style w:customStyle="1" w:styleId="ColorFFFFCCBgFFFF00" w:type="character">
+    <w:name w:val="ColorFFFFCCBgFFFF00"/>
+    <w:rPr>
+      <w:color w:val="FFFFCC"/>
+      <w:shd w:color="auto" w:fill="FFFF00" w:val="clear"/>
+    </w:rPr>
+  </w:style>
+  <w:style w:customStyle="1" w:styleId="ColorFFFFCCBg008A00" w:type="character">
+    <w:name w:val="ColorFFFFCCBg008A00"/>
+    <w:rPr>
+      <w:color w:val="FFFFCC"/>
+      <w:shd w:color="auto" w:fill="008A00" w:val="clear"/>
+    </w:rPr>
+  </w:style>
+  <w:style w:customStyle="1" w:styleId="ColorFFFFCCBg0066CC" w:type="character">
+    <w:name w:val="ColorFFFFCCBg0066CC"/>
+    <w:rPr>
+      <w:color w:val="FFFFCC"/>
+      <w:shd w:color="auto" w:fill="0066CC" w:val="clear"/>
+    </w:rPr>
+  </w:style>
+  <w:style w:customStyle="1" w:styleId="ColorFFFFCCBg9933FF" w:type="character">
+    <w:name w:val="ColorFFFFCCBg9933FF"/>
+    <w:rPr>
+      <w:color w:val="FFFFCC"/>
+      <w:shd w:color="auto" w:fill="9933FF" w:val="clear"/>
+    </w:rPr>
+  </w:style>
+  <w:style w:customStyle="1" w:styleId="ColorFFFFCCBgFFFFFF" w:type="character">
+    <w:name w:val="ColorFFFFCCBgFFFFFF"/>
+    <w:rPr>
+      <w:color w:val="FFFFCC"/>
+      <w:shd w:color="auto" w:fill="FFFFFF" w:val="clear"/>
+    </w:rPr>
+  </w:style>
+  <w:style w:customStyle="1" w:styleId="ColorFFFFCCBgFACCCC" w:type="character">
+    <w:name w:val="ColorFFFFCCBgFACCCC"/>
+    <w:rPr>
+      <w:color w:val="FFFFCC"/>
+      <w:shd w:color="auto" w:fill="FACCCC" w:val="clear"/>
+    </w:rPr>
+  </w:style>
+  <w:style w:customStyle="1" w:styleId="ColorFFFFCCBgFFEBCC" w:type="character">
+    <w:name w:val="ColorFFFFCCBgFFEBCC"/>
+    <w:rPr>
+      <w:color w:val="FFFFCC"/>
+      <w:shd w:color="auto" w:fill="FFEBCC" w:val="clear"/>
+    </w:rPr>
+  </w:style>
+  <w:style w:customStyle="1" w:styleId="ColorFFFFCCBgFFFFCC" w:type="character">
+    <w:name w:val="ColorFFFFCCBgFFFFCC"/>
+    <w:rPr>
+      <w:color w:val="FFFFCC"/>
+      <w:shd w:color="auto" w:fill="FFFFCC" w:val="clear"/>
+    </w:rPr>
+  </w:style>
+  <w:style w:customStyle="1" w:styleId="ColorFFFFCCBgCCE8CC" w:type="character">
+    <w:name w:val="ColorFFFFCCBgCCE8CC"/>
+    <w:rPr>
+      <w:color w:val="FFFFCC"/>
+      <w:shd w:color="auto" w:fill="CCE8CC" w:val="clear"/>
+    </w:rPr>
+  </w:style>
+  <w:style w:customStyle="1" w:styleId="ColorFFFFCCBgCCE0F5" w:type="character">
+    <w:name w:val="ColorFFFFCCBgCCE0F5"/>
+    <w:rPr>
+      <w:color w:val="FFFFCC"/>
+      <w:shd w:color="auto" w:fill="CCE0F5" w:val="clear"/>
+    </w:rPr>
+  </w:style>
+  <w:style w:customStyle="1" w:styleId="ColorFFFFCCBgEBD6FF" w:type="character">
+    <w:name w:val="ColorFFFFCCBgEBD6FF"/>
+    <w:rPr>
+      <w:color w:val="FFFFCC"/>
+      <w:shd w:color="auto" w:fill="EBD6FF" w:val="clear"/>
+    </w:rPr>
+  </w:style>
+  <w:style w:customStyle="1" w:styleId="ColorFFFFCCBgBBBBBB" w:type="character">
+    <w:name w:val="ColorFFFFCCBgBBBBBB"/>
+    <w:rPr>
+      <w:color w:val="FFFFCC"/>
+      <w:shd w:color="auto" w:fill="BBBBBB" w:val="clear"/>
+    </w:rPr>
+  </w:style>
+  <w:style w:customStyle="1" w:styleId="ColorFFFFCCBgF06666" w:type="character">
+    <w:name w:val="ColorFFFFCCBgF06666"/>
+    <w:rPr>
+      <w:color w:val="FFFFCC"/>
+      <w:shd w:color="auto" w:fill="F06666" w:val="clear"/>
+    </w:rPr>
+  </w:style>
+  <w:style w:customStyle="1" w:styleId="ColorFFFFCCBgFFC266" w:type="character">
+    <w:name w:val="ColorFFFFCCBgFFC266"/>
+    <w:rPr>
+      <w:color w:val="FFFFCC"/>
+      <w:shd w:color="auto" w:fill="FFC266" w:val="clear"/>
+    </w:rPr>
+  </w:style>
+  <w:style w:customStyle="1" w:styleId="ColorFFFFCCBgFFFF66" w:type="character">
+    <w:name w:val="ColorFFFFCCBgFFFF66"/>
+    <w:rPr>
+      <w:color w:val="FFFFCC"/>
+      <w:shd w:color="auto" w:fill="FFFF66" w:val="clear"/>
+    </w:rPr>
+  </w:style>
+  <w:style w:customStyle="1" w:styleId="ColorFFFFCCBg66B966" w:type="character">
+    <w:name w:val="ColorFFFFCCBg66B966"/>
+    <w:rPr>
+      <w:color w:val="FFFFCC"/>
+      <w:shd w:color="auto" w:fill="66B966" w:val="clear"/>
+    </w:rPr>
+  </w:style>
+  <w:style w:customStyle="1" w:styleId="ColorFFFFCCBg66A3E0" w:type="character">
+    <w:name w:val="ColorFFFFCCBg66A3E0"/>
+    <w:rPr>
+      <w:color w:val="FFFFCC"/>
+      <w:shd w:color="auto" w:fill="66A3E0" w:val="clear"/>
+    </w:rPr>
+  </w:style>
+  <w:style w:customStyle="1" w:styleId="ColorFFFFCCBgC285FF" w:type="character">
+    <w:name w:val="ColorFFFFCCBgC285FF"/>
+    <w:rPr>
+      <w:color w:val="FFFFCC"/>
+      <w:shd w:color="auto" w:fill="C285FF" w:val="clear"/>
+    </w:rPr>
+  </w:style>
+  <w:style w:customStyle="1" w:styleId="ColorFFFFCCBg888888" w:type="character">
+    <w:name w:val="ColorFFFFCCBg888888"/>
+    <w:rPr>
+      <w:color w:val="FFFFCC"/>
+      <w:shd w:color="auto" w:fill="888888" w:val="clear"/>
+    </w:rPr>
+  </w:style>
+  <w:style w:customStyle="1" w:styleId="ColorFFFFCCBgA10000" w:type="character">
+    <w:name w:val="ColorFFFFCCBgA10000"/>
+    <w:rPr>
+      <w:color w:val="FFFFCC"/>
+      <w:shd w:color="auto" w:fill="A10000" w:val="clear"/>
+    </w:rPr>
+  </w:style>
+  <w:style w:customStyle="1" w:styleId="ColorFFFFCCBgB26B00" w:type="character">
+    <w:name w:val="ColorFFFFCCBgB26B00"/>
+    <w:rPr>
+      <w:color w:val="FFFFCC"/>
+      <w:shd w:color="auto" w:fill="B26B00" w:val="clear"/>
+    </w:rPr>
+  </w:style>
+  <w:style w:customStyle="1" w:styleId="ColorFFFFCCBgB2B200" w:type="character">
+    <w:name w:val="ColorFFFFCCBgB2B200"/>
+    <w:rPr>
+      <w:color w:val="FFFFCC"/>
+      <w:shd w:color="auto" w:fill="B2B200" w:val="clear"/>
+    </w:rPr>
+  </w:style>
+  <w:style w:customStyle="1" w:styleId="ColorFFFFCCBg006100" w:type="character">
+    <w:name w:val="ColorFFFFCCBg006100"/>
+    <w:rPr>
+      <w:color w:val="FFFFCC"/>
+      <w:shd w:color="auto" w:fill="006100" w:val="clear"/>
+    </w:rPr>
+  </w:style>
+  <w:style w:customStyle="1" w:styleId="ColorFFFFCCBg0047B2" w:type="character">
+    <w:name w:val="ColorFFFFCCBg0047B2"/>
+    <w:rPr>
+      <w:color w:val="FFFFCC"/>
+      <w:shd w:color="auto" w:fill="0047B2" w:val="clear"/>
+    </w:rPr>
+  </w:style>
+  <w:style w:customStyle="1" w:styleId="ColorFFFFCCBg6B24B2" w:type="character">
+    <w:name w:val="ColorFFFFCCBg6B24B2"/>
+    <w:rPr>
+      <w:color w:val="FFFFCC"/>
+      <w:shd w:color="auto" w:fill="6B24B2" w:val="clear"/>
+    </w:rPr>
+  </w:style>
+  <w:style w:customStyle="1" w:styleId="ColorFFFFCCBg444444" w:type="character">
+    <w:name w:val="ColorFFFFCCBg444444"/>
+    <w:rPr>
+      <w:color w:val="FFFFCC"/>
+      <w:shd w:color="auto" w:fill="444444" w:val="clear"/>
+    </w:rPr>
+  </w:style>
+  <w:style w:customStyle="1" w:styleId="ColorFFFFCCBg5C0000" w:type="character">
+    <w:name w:val="ColorFFFFCCBg5C0000"/>
+    <w:rPr>
+      <w:color w:val="FFFFCC"/>
+      <w:shd w:color="auto" w:fill="5C0000" w:val="clear"/>
+    </w:rPr>
+  </w:style>
+  <w:style w:customStyle="1" w:styleId="ColorFFFFCCBg663D00" w:type="character">
+    <w:name w:val="ColorFFFFCCBg663D00"/>
+    <w:rPr>
+      <w:color w:val="FFFFCC"/>
+      <w:shd w:color="auto" w:fill="663D00" w:val="clear"/>
+    </w:rPr>
+  </w:style>
+  <w:style w:customStyle="1" w:styleId="ColorFFFFCCBg666600" w:type="character">
+    <w:name w:val="ColorFFFFCCBg666600"/>
+    <w:rPr>
+      <w:color w:val="FFFFCC"/>
+      <w:shd w:color="auto" w:fill="666600" w:val="clear"/>
+    </w:rPr>
+  </w:style>
+  <w:style w:customStyle="1" w:styleId="ColorFFFFCCBg003700" w:type="character">
+    <w:name w:val="ColorFFFFCCBg003700"/>
+    <w:rPr>
+      <w:color w:val="FFFFCC"/>
+      <w:shd w:color="auto" w:fill="003700" w:val="clear"/>
+    </w:rPr>
+  </w:style>
+  <w:style w:customStyle="1" w:styleId="ColorFFFFCCBg002966" w:type="character">
+    <w:name w:val="ColorFFFFCCBg002966"/>
+    <w:rPr>
+      <w:color w:val="FFFFCC"/>
+      <w:shd w:color="auto" w:fill="002966" w:val="clear"/>
+    </w:rPr>
+  </w:style>
+  <w:style w:customStyle="1" w:styleId="ColorFFFFCCBg3D1466" w:type="character">
+    <w:name w:val="ColorFFFFCCBg3D1466"/>
+    <w:rPr>
+      <w:color w:val="FFFFCC"/>
+      <w:shd w:color="auto" w:fill="3D1466" w:val="clear"/>
+    </w:rPr>
+  </w:style>
+  <w:style w:customStyle="1" w:styleId="ColorCCE8CC" w:type="character">
+    <w:name w:val="ColorCCE8CC"/>
+    <w:rPr>
+      <w:color w:val="CCE8CC"/>
+    </w:rPr>
+  </w:style>
+  <w:style w:customStyle="1" w:styleId="ColorCCE8CCBgE60000" w:type="character">
+    <w:name w:val="ColorCCE8CCBgE60000"/>
+    <w:rPr>
+      <w:color w:val="CCE8CC"/>
+      <w:shd w:color="auto" w:fill="E60000" w:val="clear"/>
+    </w:rPr>
+  </w:style>
+  <w:style w:customStyle="1" w:styleId="ColorCCE8CCBgFF9900" w:type="character">
+    <w:name w:val="ColorCCE8CCBgFF9900"/>
+    <w:rPr>
+      <w:color w:val="CCE8CC"/>
+      <w:shd w:color="auto" w:fill="FF9900" w:val="clear"/>
+    </w:rPr>
+  </w:style>
+  <w:style w:customStyle="1" w:styleId="ColorCCE8CCBgFFFF00" w:type="character">
+    <w:name w:val="ColorCCE8CCBgFFFF00"/>
+    <w:rPr>
+      <w:color w:val="CCE8CC"/>
+      <w:shd w:color="auto" w:fill="FFFF00" w:val="clear"/>
+    </w:rPr>
+  </w:style>
+  <w:style w:customStyle="1" w:styleId="ColorCCE8CCBg008A00" w:type="character">
+    <w:name w:val="ColorCCE8CCBg008A00"/>
+    <w:rPr>
+      <w:color w:val="CCE8CC"/>
+      <w:shd w:color="auto" w:fill="008A00" w:val="clear"/>
+    </w:rPr>
+  </w:style>
+  <w:style w:customStyle="1" w:styleId="ColorCCE8CCBg0066CC" w:type="character">
+    <w:name w:val="ColorCCE8CCBg0066CC"/>
+    <w:rPr>
+      <w:color w:val="CCE8CC"/>
+      <w:shd w:color="auto" w:fill="0066CC" w:val="clear"/>
+    </w:rPr>
+  </w:style>
+  <w:style w:customStyle="1" w:styleId="ColorCCE8CCBg9933FF" w:type="character">
+    <w:name w:val="ColorCCE8CCBg9933FF"/>
+    <w:rPr>
+      <w:color w:val="CCE8CC"/>
+      <w:shd w:color="auto" w:fill="9933FF" w:val="clear"/>
+    </w:rPr>
+  </w:style>
+  <w:style w:customStyle="1" w:styleId="ColorCCE8CCBgFFFFFF" w:type="character">
+    <w:name w:val="ColorCCE8CCBgFFFFFF"/>
+    <w:rPr>
+      <w:color w:val="CCE8CC"/>
+      <w:shd w:color="auto" w:fill="FFFFFF" w:val="clear"/>
+    </w:rPr>
+  </w:style>
+  <w:style w:customStyle="1" w:styleId="ColorCCE8CCBgFACCCC" w:type="character">
+    <w:name w:val="ColorCCE8CCBgFACCCC"/>
+    <w:rPr>
+      <w:color w:val="CCE8CC"/>
+      <w:shd w:color="auto" w:fill="FACCCC" w:val="clear"/>
+    </w:rPr>
+  </w:style>
+  <w:style w:customStyle="1" w:styleId="ColorCCE8CCBgFFEBCC" w:type="character">
+    <w:name w:val="ColorCCE8CCBgFFEBCC"/>
+    <w:rPr>
+      <w:color w:val="CCE8CC"/>
+      <w:shd w:color="auto" w:fill="FFEBCC" w:val="clear"/>
+    </w:rPr>
+  </w:style>
+  <w:style w:customStyle="1" w:styleId="ColorCCE8CCBgFFFFCC" w:type="character">
+    <w:name w:val="ColorCCE8CCBgFFFFCC"/>
+    <w:rPr>
+      <w:color w:val="CCE8CC"/>
+      <w:shd w:color="auto" w:fill="FFFFCC" w:val="clear"/>
+    </w:rPr>
+  </w:style>
+  <w:style w:customStyle="1" w:styleId="ColorCCE8CCBgCCE8CC" w:type="character">
+    <w:name w:val="ColorCCE8CCBgCCE8CC"/>
+    <w:rPr>
+      <w:color w:val="CCE8CC"/>
+      <w:shd w:color="auto" w:fill="CCE8CC" w:val="clear"/>
+    </w:rPr>
+  </w:style>
+  <w:style w:customStyle="1" w:styleId="ColorCCE8CCBgCCE0F5" w:type="character">
+    <w:name w:val="ColorCCE8CCBgCCE0F5"/>
+    <w:rPr>
+      <w:color w:val="CCE8CC"/>
+      <w:shd w:color="auto" w:fill="CCE0F5" w:val="clear"/>
+    </w:rPr>
+  </w:style>
+  <w:style w:customStyle="1" w:styleId="ColorCCE8CCBgEBD6FF" w:type="character">
+    <w:name w:val="ColorCCE8CCBgEBD6FF"/>
+    <w:rPr>
+      <w:color w:val="CCE8CC"/>
+      <w:shd w:color="auto" w:fill="EBD6FF" w:val="clear"/>
+    </w:rPr>
+  </w:style>
+  <w:style w:customStyle="1" w:styleId="ColorCCE8CCBgBBBBBB" w:type="character">
+    <w:name w:val="ColorCCE8CCBgBBBBBB"/>
+    <w:rPr>
+      <w:color w:val="CCE8CC"/>
+      <w:shd w:color="auto" w:fill="BBBBBB" w:val="clear"/>
+    </w:rPr>
+  </w:style>
+  <w:style w:customStyle="1" w:styleId="ColorCCE8CCBgF06666" w:type="character">
+    <w:name w:val="ColorCCE8CCBgF06666"/>
+    <w:rPr>
+      <w:color w:val="CCE8CC"/>
+      <w:shd w:color="auto" w:fill="F06666" w:val="clear"/>
+    </w:rPr>
+  </w:style>
+  <w:style w:customStyle="1" w:styleId="ColorCCE8CCBgFFC266" w:type="character">
+    <w:name w:val="ColorCCE8CCBgFFC266"/>
+    <w:rPr>
+      <w:color w:val="CCE8CC"/>
+      <w:shd w:color="auto" w:fill="FFC266" w:val="clear"/>
+    </w:rPr>
+  </w:style>
+  <w:style w:customStyle="1" w:styleId="ColorCCE8CCBgFFFF66" w:type="character">
+    <w:name w:val="ColorCCE8CCBgFFFF66"/>
+    <w:rPr>
+      <w:color w:val="CCE8CC"/>
+      <w:shd w:color="auto" w:fill="FFFF66" w:val="clear"/>
+    </w:rPr>
+  </w:style>
+  <w:style w:customStyle="1" w:styleId="ColorCCE8CCBg66B966" w:type="character">
+    <w:name w:val="ColorCCE8CCBg66B966"/>
+    <w:rPr>
+      <w:color w:val="CCE8CC"/>
+      <w:shd w:color="auto" w:fill="66B966" w:val="clear"/>
+    </w:rPr>
+  </w:style>
+  <w:style w:customStyle="1" w:styleId="ColorCCE8CCBg66A3E0" w:type="character">
+    <w:name w:val="ColorCCE8CCBg66A3E0"/>
+    <w:rPr>
+      <w:color w:val="CCE8CC"/>
+      <w:shd w:color="auto" w:fill="66A3E0" w:val="clear"/>
+    </w:rPr>
+  </w:style>
+  <w:style w:customStyle="1" w:styleId="ColorCCE8CCBgC285FF" w:type="character">
+    <w:name w:val="ColorCCE8CCBgC285FF"/>
+    <w:rPr>
+      <w:color w:val="CCE8CC"/>
+      <w:shd w:color="auto" w:fill="C285FF" w:val="clear"/>
+    </w:rPr>
+  </w:style>
+  <w:style w:customStyle="1" w:styleId="ColorCCE8CCBg888888" w:type="character">
+    <w:name w:val="ColorCCE8CCBg888888"/>
+    <w:rPr>
+      <w:color w:val="CCE8CC"/>
+      <w:shd w:color="auto" w:fill="888888" w:val="clear"/>
+    </w:rPr>
+  </w:style>
+  <w:style w:customStyle="1" w:styleId="ColorCCE8CCBgA10000" w:type="character">
+    <w:name w:val="ColorCCE8CCBgA10000"/>
+    <w:rPr>
+      <w:color w:val="CCE8CC"/>
+      <w:shd w:color="auto" w:fill="A10000" w:val="clear"/>
+    </w:rPr>
+  </w:style>
+  <w:style w:customStyle="1" w:styleId="ColorCCE8CCBgB26B00" w:type="character">
+    <w:name w:val="ColorCCE8CCBgB26B00"/>
+    <w:rPr>
+      <w:color w:val="CCE8CC"/>
+      <w:shd w:color="auto" w:fill="B26B00" w:val="clear"/>
+    </w:rPr>
+  </w:style>
+  <w:style w:customStyle="1" w:styleId="ColorCCE8CCBgB2B200" w:type="character">
+    <w:name w:val="ColorCCE8CCBgB2B200"/>
+    <w:rPr>
+      <w:color w:val="CCE8CC"/>
+      <w:shd w:color="auto" w:fill="B2B200" w:val="clear"/>
+    </w:rPr>
+  </w:style>
+  <w:style w:customStyle="1" w:styleId="ColorCCE8CCBg006100" w:type="character">
+    <w:name w:val="ColorCCE8CCBg006100"/>
+    <w:rPr>
+      <w:color w:val="CCE8CC"/>
+      <w:shd w:color="auto" w:fill="006100" w:val="clear"/>
+    </w:rPr>
+  </w:style>
+  <w:style w:customStyle="1" w:styleId="ColorCCE8CCBg0047B2" w:type="character">
+    <w:name w:val="ColorCCE8CCBg0047B2"/>
+    <w:rPr>
+      <w:color w:val="CCE8CC"/>
+      <w:shd w:color="auto" w:fill="0047B2" w:val="clear"/>
+    </w:rPr>
+  </w:style>
+  <w:style w:customStyle="1" w:styleId="ColorCCE8CCBg6B24B2" w:type="character">
+    <w:name w:val="ColorCCE8CCBg6B24B2"/>
+    <w:rPr>
+      <w:color w:val="CCE8CC"/>
+      <w:shd w:color="auto" w:fill="6B24B2" w:val="clear"/>
+    </w:rPr>
+  </w:style>
+  <w:style w:customStyle="1" w:styleId="ColorCCE8CCBg444444" w:type="character">
+    <w:name w:val="ColorCCE8CCBg444444"/>
+    <w:rPr>
+      <w:color w:val="CCE8CC"/>
+      <w:shd w:color="auto" w:fill="444444" w:val="clear"/>
+    </w:rPr>
+  </w:style>
+  <w:style w:customStyle="1" w:styleId="ColorCCE8CCBg5C0000" w:type="character">
+    <w:name w:val="ColorCCE8CCBg5C0000"/>
+    <w:rPr>
+      <w:color w:val="CCE8CC"/>
+      <w:shd w:color="auto" w:fill="5C0000" w:val="clear"/>
+    </w:rPr>
+  </w:style>
+  <w:style w:customStyle="1" w:styleId="ColorCCE8CCBg663D00" w:type="character">
+    <w:name w:val="ColorCCE8CCBg663D00"/>
+    <w:rPr>
+      <w:color w:val="CCE8CC"/>
+      <w:shd w:color="auto" w:fill="663D00" w:val="clear"/>
+    </w:rPr>
+  </w:style>
+  <w:style w:customStyle="1" w:styleId="ColorCCE8CCBg666600" w:type="character">
+    <w:name w:val="ColorCCE8CCBg666600"/>
+    <w:rPr>
+      <w:color w:val="CCE8CC"/>
+      <w:shd w:color="auto" w:fill="666600" w:val="clear"/>
+    </w:rPr>
+  </w:style>
+  <w:style w:customStyle="1" w:styleId="ColorCCE8CCBg003700" w:type="character">
+    <w:name w:val="ColorCCE8CCBg003700"/>
+    <w:rPr>
+      <w:color w:val="CCE8CC"/>
+      <w:shd w:color="auto" w:fill="003700" w:val="clear"/>
+    </w:rPr>
+  </w:style>
+  <w:style w:customStyle="1" w:styleId="ColorCCE8CCBg002966" w:type="character">
+    <w:name w:val="ColorCCE8CCBg002966"/>
+    <w:rPr>
+      <w:color w:val="CCE8CC"/>
+      <w:shd w:color="auto" w:fill="002966" w:val="clear"/>
+    </w:rPr>
+  </w:style>
+  <w:style w:customStyle="1" w:styleId="ColorCCE8CCBg3D1466" w:type="character">
+    <w:name w:val="ColorCCE8CCBg3D1466"/>
+    <w:rPr>
+      <w:color w:val="CCE8CC"/>
+      <w:shd w:color="auto" w:fill="3D1466" w:val="clear"/>
+    </w:rPr>
+  </w:style>
+  <w:style w:customStyle="1" w:styleId="ColorCCE0F5" w:type="character">
+    <w:name w:val="ColorCCE0F5"/>
+    <w:rPr>
+      <w:color w:val="CCE0F5"/>
+    </w:rPr>
+  </w:style>
+  <w:style w:customStyle="1" w:styleId="ColorCCE0F5BgE60000" w:type="character">
+    <w:name w:val="ColorCCE0F5BgE60000"/>
+    <w:rPr>
+      <w:color w:val="CCE0F5"/>
+      <w:shd w:color="auto" w:fill="E60000" w:val="clear"/>
+    </w:rPr>
+  </w:style>
+  <w:style w:customStyle="1" w:styleId="ColorCCE0F5BgFF9900" w:type="character">
+    <w:name w:val="ColorCCE0F5BgFF9900"/>
+    <w:rPr>
+      <w:color w:val="CCE0F5"/>
+      <w:shd w:color="auto" w:fill="FF9900" w:val="clear"/>
+    </w:rPr>
+  </w:style>
+  <w:style w:customStyle="1" w:styleId="ColorCCE0F5BgFFFF00" w:type="character">
+    <w:name w:val="ColorCCE0F5BgFFFF00"/>
+    <w:rPr>
+      <w:color w:val="CCE0F5"/>
+      <w:shd w:color="auto" w:fill="FFFF00" w:val="clear"/>
+    </w:rPr>
+  </w:style>
+  <w:style w:customStyle="1" w:styleId="ColorCCE0F5Bg008A00" w:type="character">
+    <w:name w:val="ColorCCE0F5Bg008A00"/>
+    <w:rPr>
+      <w:color w:val="CCE0F5"/>
+      <w:shd w:color="auto" w:fill="008A00" w:val="clear"/>
+    </w:rPr>
+  </w:style>
+  <w:style w:customStyle="1" w:styleId="ColorCCE0F5Bg0066CC" w:type="character">
+    <w:name w:val="ColorCCE0F5Bg0066CC"/>
+    <w:rPr>
+      <w:color w:val="CCE0F5"/>
+      <w:shd w:color="auto" w:fill="0066CC" w:val="clear"/>
+    </w:rPr>
+  </w:style>
+  <w:style w:customStyle="1" w:styleId="ColorCCE0F5Bg9933FF" w:type="character">
+    <w:name w:val="ColorCCE0F5Bg9933FF"/>
+    <w:rPr>
+      <w:color w:val="CCE0F5"/>
+      <w:shd w:color="auto" w:fill="9933FF" w:val="clear"/>
+    </w:rPr>
+  </w:style>
+  <w:style w:customStyle="1" w:styleId="ColorCCE0F5BgFFFFFF" w:type="character">
+    <w:name w:val="ColorCCE0F5BgFFFFFF"/>
+    <w:rPr>
+      <w:color w:val="CCE0F5"/>
+      <w:shd w:color="auto" w:fill="FFFFFF" w:val="clear"/>
+    </w:rPr>
+  </w:style>
+  <w:style w:customStyle="1" w:styleId="ColorCCE0F5BgFACCCC" w:type="character">
+    <w:name w:val="ColorCCE0F5BgFACCCC"/>
+    <w:rPr>
+      <w:color w:val="CCE0F5"/>
+      <w:shd w:color="auto" w:fill="FACCCC" w:val="clear"/>
+    </w:rPr>
+  </w:style>
+  <w:style w:customStyle="1" w:styleId="ColorCCE0F5BgFFEBCC" w:type="character">
+    <w:name w:val="ColorCCE0F5BgFFEBCC"/>
+    <w:rPr>
+      <w:color w:val="CCE0F5"/>
+      <w:shd w:color="auto" w:fill="FFEBCC" w:val="clear"/>
+    </w:rPr>
+  </w:style>
+  <w:style w:customStyle="1" w:styleId="ColorCCE0F5BgFFFFCC" w:type="character">
+    <w:name w:val="ColorCCE0F5BgFFFFCC"/>
+    <w:rPr>
+      <w:color w:val="CCE0F5"/>
+      <w:shd w:color="auto" w:fill="FFFFCC" w:val="clear"/>
+    </w:rPr>
+  </w:style>
+  <w:style w:customStyle="1" w:styleId="ColorCCE0F5BgCCE8CC" w:type="character">
+    <w:name w:val="ColorCCE0F5BgCCE8CC"/>
+    <w:rPr>
+      <w:color w:val="CCE0F5"/>
+      <w:shd w:color="auto" w:fill="CCE8CC" w:val="clear"/>
+    </w:rPr>
+  </w:style>
+  <w:style w:customStyle="1" w:styleId="ColorCCE0F5BgCCE0F5" w:type="character">
+    <w:name w:val="ColorCCE0F5BgCCE0F5"/>
+    <w:rPr>
+      <w:color w:val="CCE0F5"/>
+      <w:shd w:color="auto" w:fill="CCE0F5" w:val="clear"/>
+    </w:rPr>
+  </w:style>
+  <w:style w:customStyle="1" w:styleId="ColorCCE0F5BgEBD6FF" w:type="character">
+    <w:name w:val="ColorCCE0F5BgEBD6FF"/>
+    <w:rPr>
+      <w:color w:val="CCE0F5"/>
+      <w:shd w:color="auto" w:fill="EBD6FF" w:val="clear"/>
+    </w:rPr>
+  </w:style>
+  <w:style w:customStyle="1" w:styleId="ColorCCE0F5BgBBBBBB" w:type="character">
+    <w:name w:val="ColorCCE0F5BgBBBBBB"/>
+    <w:rPr>
+      <w:color w:val="CCE0F5"/>
+      <w:shd w:color="auto" w:fill="BBBBBB" w:val="clear"/>
+    </w:rPr>
+  </w:style>
+  <w:style w:customStyle="1" w:styleId="ColorCCE0F5BgF06666" w:type="character">
+    <w:name w:val="ColorCCE0F5BgF06666"/>
+    <w:rPr>
+      <w:color w:val="CCE0F5"/>
+      <w:shd w:color="auto" w:fill="F06666" w:val="clear"/>
+    </w:rPr>
+  </w:style>
+  <w:style w:customStyle="1" w:styleId="ColorCCE0F5BgFFC266" w:type="character">
+    <w:name w:val="ColorCCE0F5BgFFC266"/>
+    <w:rPr>
+      <w:color w:val="CCE0F5"/>
+      <w:shd w:color="auto" w:fill="FFC266" w:val="clear"/>
+    </w:rPr>
+  </w:style>
+  <w:style w:customStyle="1" w:styleId="ColorCCE0F5BgFFFF66" w:type="character">
+    <w:name w:val="ColorCCE0F5BgFFFF66"/>
+    <w:rPr>
+      <w:color w:val="CCE0F5"/>
+      <w:shd w:color="auto" w:fill="FFFF66" w:val="clear"/>
+    </w:rPr>
+  </w:style>
+  <w:style w:customStyle="1" w:styleId="ColorCCE0F5Bg66B966" w:type="character">
+    <w:name w:val="ColorCCE0F5Bg66B966"/>
+    <w:rPr>
+      <w:color w:val="CCE0F5"/>
+      <w:shd w:color="auto" w:fill="66B966" w:val="clear"/>
+    </w:rPr>
+  </w:style>
+  <w:style w:customStyle="1" w:styleId="ColorCCE0F5Bg66A3E0" w:type="character">
+    <w:name w:val="ColorCCE0F5Bg66A3E0"/>
+    <w:rPr>
+      <w:color w:val="CCE0F5"/>
+      <w:shd w:color="auto" w:fill="66A3E0" w:val="clear"/>
+    </w:rPr>
+  </w:style>
+  <w:style w:customStyle="1" w:styleId="ColorCCE0F5BgC285FF" w:type="character">
+    <w:name w:val="ColorCCE0F5BgC285FF"/>
+    <w:rPr>
+      <w:color w:val="CCE0F5"/>
+      <w:shd w:color="auto" w:fill="C285FF" w:val="clear"/>
+    </w:rPr>
+  </w:style>
+  <w:style w:customStyle="1" w:styleId="ColorCCE0F5Bg888888" w:type="character">
+    <w:name w:val="ColorCCE0F5Bg888888"/>
+    <w:rPr>
+      <w:color w:val="CCE0F5"/>
+      <w:shd w:color="auto" w:fill="888888" w:val="clear"/>
+    </w:rPr>
+  </w:style>
+  <w:style w:customStyle="1" w:styleId="ColorCCE0F5BgA10000" w:type="character">
+    <w:name w:val="ColorCCE0F5BgA10000"/>
+    <w:rPr>
+      <w:color w:val="CCE0F5"/>
+      <w:shd w:color="auto" w:fill="A10000" w:val="clear"/>
+    </w:rPr>
+  </w:style>
+  <w:style w:customStyle="1" w:styleId="ColorCCE0F5BgB26B00" w:type="character">
+    <w:name w:val="ColorCCE0F5BgB26B00"/>
+    <w:rPr>
+      <w:color w:val="CCE0F5"/>
+      <w:shd w:color="auto" w:fill="B26B00" w:val="clear"/>
+    </w:rPr>
+  </w:style>
+  <w:style w:customStyle="1" w:styleId="ColorCCE0F5BgB2B200" w:type="character">
+    <w:name w:val="ColorCCE0F5BgB2B200"/>
+    <w:rPr>
+      <w:color w:val="CCE0F5"/>
+      <w:shd w:color="auto" w:fill="B2B200" w:val="clear"/>
+    </w:rPr>
+  </w:style>
+  <w:style w:customStyle="1" w:styleId="ColorCCE0F5Bg006100" w:type="character">
+    <w:name w:val="ColorCCE0F5Bg006100"/>
+    <w:rPr>
+      <w:color w:val="CCE0F5"/>
+      <w:shd w:color="auto" w:fill="006100" w:val="clear"/>
+    </w:rPr>
+  </w:style>
+  <w:style w:customStyle="1" w:styleId="ColorCCE0F5Bg0047B2" w:type="character">
+    <w:name w:val="ColorCCE0F5Bg0047B2"/>
+    <w:rPr>
+      <w:color w:val="CCE0F5"/>
+      <w:shd w:color="auto" w:fill="0047B2" w:val="clear"/>
+    </w:rPr>
+  </w:style>
+  <w:style w:customStyle="1" w:styleId="ColorCCE0F5Bg6B24B2" w:type="character">
+    <w:name w:val="ColorCCE0F5Bg6B24B2"/>
+    <w:rPr>
+      <w:color w:val="CCE0F5"/>
+      <w:shd w:color="auto" w:fill="6B24B2" w:val="clear"/>
+    </w:rPr>
+  </w:style>
+  <w:style w:customStyle="1" w:styleId="ColorCCE0F5Bg444444" w:type="character">
+    <w:name w:val="ColorCCE0F5Bg444444"/>
+    <w:rPr>
+      <w:color w:val="CCE0F5"/>
+      <w:shd w:color="auto" w:fill="444444" w:val="clear"/>
+    </w:rPr>
+  </w:style>
+  <w:style w:customStyle="1" w:styleId="ColorCCE0F5Bg5C0000" w:type="character">
+    <w:name w:val="ColorCCE0F5Bg5C0000"/>
+    <w:rPr>
+      <w:color w:val="CCE0F5"/>
+      <w:shd w:color="auto" w:fill="5C0000" w:val="clear"/>
+    </w:rPr>
+  </w:style>
+  <w:style w:customStyle="1" w:styleId="ColorCCE0F5Bg663D00" w:type="character">
+    <w:name w:val="ColorCCE0F5Bg663D00"/>
+    <w:rPr>
+      <w:color w:val="CCE0F5"/>
+      <w:shd w:color="auto" w:fill="663D00" w:val="clear"/>
+    </w:rPr>
+  </w:style>
+  <w:style w:customStyle="1" w:styleId="ColorCCE0F5Bg666600" w:type="character">
+    <w:name w:val="ColorCCE0F5Bg666600"/>
+    <w:rPr>
+      <w:color w:val="CCE0F5"/>
+      <w:shd w:color="auto" w:fill="666600" w:val="clear"/>
+    </w:rPr>
+  </w:style>
+  <w:style w:customStyle="1" w:styleId="ColorCCE0F5Bg003700" w:type="character">
+    <w:name w:val="ColorCCE0F5Bg003700"/>
+    <w:rPr>
+      <w:color w:val="CCE0F5"/>
+      <w:shd w:color="auto" w:fill="003700" w:val="clear"/>
+    </w:rPr>
+  </w:style>
+  <w:style w:customStyle="1" w:styleId="ColorCCE0F5Bg002966" w:type="character">
+    <w:name w:val="ColorCCE0F5Bg002966"/>
+    <w:rPr>
+      <w:color w:val="CCE0F5"/>
+      <w:shd w:color="auto" w:fill="002966" w:val="clear"/>
+    </w:rPr>
+  </w:style>
+  <w:style w:customStyle="1" w:styleId="ColorCCE0F5Bg3D1466" w:type="character">
+    <w:name w:val="ColorCCE0F5Bg3D1466"/>
+    <w:rPr>
+      <w:color w:val="CCE0F5"/>
+      <w:shd w:color="auto" w:fill="3D1466" w:val="clear"/>
+    </w:rPr>
+  </w:style>
+  <w:style w:customStyle="1" w:styleId="ColorEBD6FF" w:type="character">
+    <w:name w:val="ColorEBD6FF"/>
+    <w:rPr>
+      <w:color w:val="EBD6FF"/>
+    </w:rPr>
+  </w:style>
+  <w:style w:customStyle="1" w:styleId="ColorEBD6FFBgE60000" w:type="character">
+    <w:name w:val="ColorEBD6FFBgE60000"/>
+    <w:rPr>
+      <w:color w:val="EBD6FF"/>
+      <w:shd w:color="auto" w:fill="E60000" w:val="clear"/>
+    </w:rPr>
+  </w:style>
+  <w:style w:customStyle="1" w:styleId="ColorEBD6FFBgFF9900" w:type="character">
+    <w:name w:val="ColorEBD6FFBgFF9900"/>
+    <w:rPr>
+      <w:color w:val="EBD6FF"/>
+      <w:shd w:color="auto" w:fill="FF9900" w:val="clear"/>
+    </w:rPr>
+  </w:style>
+  <w:style w:customStyle="1" w:styleId="ColorEBD6FFBgFFFF00" w:type="character">
+    <w:name w:val="ColorEBD6FFBgFFFF00"/>
+    <w:rPr>
+      <w:color w:val="EBD6FF"/>
+      <w:shd w:color="auto" w:fill="FFFF00" w:val="clear"/>
+    </w:rPr>
+  </w:style>
+  <w:style w:customStyle="1" w:styleId="ColorEBD6FFBg008A00" w:type="character">
+    <w:name w:val="ColorEBD6FFBg008A00"/>
+    <w:rPr>
+      <w:color w:val="EBD6FF"/>
+      <w:shd w:color="auto" w:fill="008A00" w:val="clear"/>
+    </w:rPr>
+  </w:style>
+  <w:style w:customStyle="1" w:styleId="ColorEBD6FFBg0066CC" w:type="character">
+    <w:name w:val="ColorEBD6FFBg0066CC"/>
+    <w:rPr>
+      <w:color w:val="EBD6FF"/>
+      <w:shd w:color="auto" w:fill="0066CC" w:val="clear"/>
+    </w:rPr>
+  </w:style>
+  <w:style w:customStyle="1" w:styleId="ColorEBD6FFBg9933FF" w:type="character">
+    <w:name w:val="ColorEBD6FFBg9933FF"/>
+    <w:rPr>
+      <w:color w:val="EBD6FF"/>
+      <w:shd w:color="auto" w:fill="9933FF" w:val="clear"/>
+    </w:rPr>
+  </w:style>
+  <w:style w:customStyle="1" w:styleId="ColorEBD6FFBgFFFFFF" w:type="character">
+    <w:name w:val="ColorEBD6FFBgFFFFFF"/>
+    <w:rPr>
+      <w:color w:val="EBD6FF"/>
+      <w:shd w:color="auto" w:fill="FFFFFF" w:val="clear"/>
+    </w:rPr>
+  </w:style>
+  <w:style w:customStyle="1" w:styleId="ColorEBD6FFBgFACCCC" w:type="character">
+    <w:name w:val="ColorEBD6FFBgFACCCC"/>
+    <w:rPr>
+      <w:color w:val="EBD6FF"/>
+      <w:shd w:color="auto" w:fill="FACCCC" w:val="clear"/>
+    </w:rPr>
+  </w:style>
+  <w:style w:customStyle="1" w:styleId="ColorEBD6FFBgFFEBCC" w:type="character">
+    <w:name w:val="ColorEBD6FFBgFFEBCC"/>
+    <w:rPr>
+      <w:color w:val="EBD6FF"/>
+      <w:shd w:color="auto" w:fill="FFEBCC" w:val="clear"/>
+    </w:rPr>
+  </w:style>
+  <w:style w:customStyle="1" w:styleId="ColorEBD6FFBgFFFFCC" w:type="character">
+    <w:name w:val="ColorEBD6FFBgFFFFCC"/>
+    <w:rPr>
+      <w:color w:val="EBD6FF"/>
+      <w:shd w:color="auto" w:fill="FFFFCC" w:val="clear"/>
+    </w:rPr>
+  </w:style>
+  <w:style w:customStyle="1" w:styleId="ColorEBD6FFBgCCE8CC" w:type="character">
+    <w:name w:val="ColorEBD6FFBgCCE8CC"/>
+    <w:rPr>
+      <w:color w:val="EBD6FF"/>
+      <w:shd w:color="auto" w:fill="CCE8CC" w:val="clear"/>
+    </w:rPr>
+  </w:style>
+  <w:style w:customStyle="1" w:styleId="ColorEBD6FFBgCCE0F5" w:type="character">
+    <w:name w:val="ColorEBD6FFBgCCE0F5"/>
+    <w:rPr>
+      <w:color w:val="EBD6FF"/>
+      <w:shd w:color="auto" w:fill="CCE0F5" w:val="clear"/>
+    </w:rPr>
+  </w:style>
+  <w:style w:customStyle="1" w:styleId="ColorEBD6FFBgEBD6FF" w:type="character">
+    <w:name w:val="ColorEBD6FFBgEBD6FF"/>
+    <w:rPr>
+      <w:color w:val="EBD6FF"/>
+      <w:shd w:color="auto" w:fill="EBD6FF" w:val="clear"/>
+    </w:rPr>
+  </w:style>
+  <w:style w:customStyle="1" w:styleId="ColorEBD6FFBgBBBBBB" w:type="character">
+    <w:name w:val="ColorEBD6FFBgBBBBBB"/>
+    <w:rPr>
+      <w:color w:val="EBD6FF"/>
+      <w:shd w:color="auto" w:fill="BBBBBB" w:val="clear"/>
+    </w:rPr>
+  </w:style>
+  <w:style w:customStyle="1" w:styleId="ColorEBD6FFBgF06666" w:type="character">
+    <w:name w:val="ColorEBD6FFBgF06666"/>
+    <w:rPr>
+      <w:color w:val="EBD6FF"/>
+      <w:shd w:color="auto" w:fill="F06666" w:val="clear"/>
+    </w:rPr>
+  </w:style>
+  <w:style w:customStyle="1" w:styleId="ColorEBD6FFBgFFC266" w:type="character">
+    <w:name w:val="ColorEBD6FFBgFFC266"/>
+    <w:rPr>
+      <w:color w:val="EBD6FF"/>
+      <w:shd w:color="auto" w:fill="FFC266" w:val="clear"/>
+    </w:rPr>
+  </w:style>
+  <w:style w:customStyle="1" w:styleId="ColorEBD6FFBgFFFF66" w:type="character">
+    <w:name w:val="ColorEBD6FFBgFFFF66"/>
+    <w:rPr>
+      <w:color w:val="EBD6FF"/>
+      <w:shd w:color="auto" w:fill="FFFF66" w:val="clear"/>
+    </w:rPr>
+  </w:style>
+  <w:style w:customStyle="1" w:styleId="ColorEBD6FFBg66B966" w:type="character">
+    <w:name w:val="ColorEBD6FFBg66B966"/>
+    <w:rPr>
+      <w:color w:val="EBD6FF"/>
+      <w:shd w:color="auto" w:fill="66B966" w:val="clear"/>
+    </w:rPr>
+  </w:style>
+  <w:style w:customStyle="1" w:styleId="ColorEBD6FFBg66A3E0" w:type="character">
+    <w:name w:val="ColorEBD6FFBg66A3E0"/>
+    <w:rPr>
+      <w:color w:val="EBD6FF"/>
+      <w:shd w:color="auto" w:fill="66A3E0" w:val="clear"/>
+    </w:rPr>
+  </w:style>
+  <w:style w:customStyle="1" w:styleId="ColorEBD6FFBgC285FF" w:type="character">
+    <w:name w:val="ColorEBD6FFBgC285FF"/>
+    <w:rPr>
+      <w:color w:val="EBD6FF"/>
+      <w:shd w:color="auto" w:fill="C285FF" w:val="clear"/>
+    </w:rPr>
+  </w:style>
+  <w:style w:customStyle="1" w:styleId="ColorEBD6FFBg888888" w:type="character">
+    <w:name w:val="ColorEBD6FFBg888888"/>
+    <w:rPr>
+      <w:color w:val="EBD6FF"/>
+      <w:shd w:color="auto" w:fill="888888" w:val="clear"/>
+    </w:rPr>
+  </w:style>
+  <w:style w:customStyle="1" w:styleId="ColorEBD6FFBgA10000" w:type="character">
+    <w:name w:val="ColorEBD6FFBgA10000"/>
+    <w:rPr>
+      <w:color w:val="EBD6FF"/>
+      <w:shd w:color="auto" w:fill="A10000" w:val="clear"/>
+    </w:rPr>
+  </w:style>
+  <w:style w:customStyle="1" w:styleId="ColorEBD6FFBgB26B00" w:type="character">
+    <w:name w:val="ColorEBD6FFBgB26B00"/>
+    <w:rPr>
+      <w:color w:val="EBD6FF"/>
+      <w:shd w:color="auto" w:fill="B26B00" w:val="clear"/>
+    </w:rPr>
+  </w:style>
+  <w:style w:customStyle="1" w:styleId="ColorEBD6FFBgB2B200" w:type="character">
+    <w:name w:val="ColorEBD6FFBgB2B200"/>
+    <w:rPr>
+      <w:color w:val="EBD6FF"/>
+      <w:shd w:color="auto" w:fill="B2B200" w:val="clear"/>
+    </w:rPr>
+  </w:style>
+  <w:style w:customStyle="1" w:styleId="ColorEBD6FFBg006100" w:type="character">
+    <w:name w:val="ColorEBD6FFBg006100"/>
+    <w:rPr>
+      <w:color w:val="EBD6FF"/>
+      <w:shd w:color="auto" w:fill="006100" w:val="clear"/>
+    </w:rPr>
+  </w:style>
+  <w:style w:customStyle="1" w:styleId="ColorEBD6FFBg0047B2" w:type="character">
+    <w:name w:val="ColorEBD6FFBg0047B2"/>
+    <w:rPr>
+      <w:color w:val="EBD6FF"/>
+      <w:shd w:color="auto" w:fill="0047B2" w:val="clear"/>
+    </w:rPr>
+  </w:style>
+  <w:style w:customStyle="1" w:styleId="ColorEBD6FFBg6B24B2" w:type="character">
+    <w:name w:val="ColorEBD6FFBg6B24B2"/>
+    <w:rPr>
+      <w:color w:val="EBD6FF"/>
+      <w:shd w:color="auto" w:fill="6B24B2" w:val="clear"/>
+    </w:rPr>
+  </w:style>
+  <w:style w:customStyle="1" w:styleId="ColorEBD6FFBg444444" w:type="character">
+    <w:name w:val="ColorEBD6FFBg444444"/>
+    <w:rPr>
+      <w:color w:val="EBD6FF"/>
+      <w:shd w:color="auto" w:fill="444444" w:val="clear"/>
+    </w:rPr>
+  </w:style>
+  <w:style w:customStyle="1" w:styleId="ColorEBD6FFBg5C0000" w:type="character">
+    <w:name w:val="ColorEBD6FFBg5C0000"/>
+    <w:rPr>
+      <w:color w:val="EBD6FF"/>
+      <w:shd w:color="auto" w:fill="5C0000" w:val="clear"/>
+    </w:rPr>
+  </w:style>
+  <w:style w:customStyle="1" w:styleId="ColorEBD6FFBg663D00" w:type="character">
+    <w:name w:val="ColorEBD6FFBg663D00"/>
+    <w:rPr>
+      <w:color w:val="EBD6FF"/>
+      <w:shd w:color="auto" w:fill="663D00" w:val="clear"/>
+    </w:rPr>
+  </w:style>
+  <w:style w:customStyle="1" w:styleId="ColorEBD6FFBg666600" w:type="character">
+    <w:name w:val="ColorEBD6FFBg666600"/>
+    <w:rPr>
+      <w:color w:val="EBD6FF"/>
+      <w:shd w:color="auto" w:fill="666600" w:val="clear"/>
+    </w:rPr>
+  </w:style>
+  <w:style w:customStyle="1" w:styleId="ColorEBD6FFBg003700" w:type="character">
+    <w:name w:val="ColorEBD6FFBg003700"/>
+    <w:rPr>
+      <w:color w:val="EBD6FF"/>
+      <w:shd w:color="auto" w:fill="003700" w:val="clear"/>
+    </w:rPr>
+  </w:style>
+  <w:style w:customStyle="1" w:styleId="ColorEBD6FFBg002966" w:type="character">
+    <w:name w:val="ColorEBD6FFBg002966"/>
+    <w:rPr>
+      <w:color w:val="EBD6FF"/>
+      <w:shd w:color="auto" w:fill="002966" w:val="clear"/>
+    </w:rPr>
+  </w:style>
+  <w:style w:customStyle="1" w:styleId="ColorEBD6FFBg3D1466" w:type="character">
+    <w:name w:val="ColorEBD6FFBg3D1466"/>
+    <w:rPr>
+      <w:color w:val="EBD6FF"/>
+      <w:shd w:color="auto" w:fill="3D1466" w:val="clear"/>
+    </w:rPr>
+  </w:style>
+  <w:style w:customStyle="1" w:styleId="ColorBBBBBB" w:type="character">
+    <w:name w:val="ColorBBBBBB"/>
+    <w:rPr>
+      <w:color w:val="BBBBBB"/>
+    </w:rPr>
+  </w:style>
+  <w:style w:customStyle="1" w:styleId="ColorBBBBBBBgE60000" w:type="character">
+    <w:name w:val="ColorBBBBBBBgE60000"/>
+    <w:rPr>
+      <w:color w:val="BBBBBB"/>
+      <w:shd w:color="auto" w:fill="E60000" w:val="clear"/>
+    </w:rPr>
+  </w:style>
+  <w:style w:customStyle="1" w:styleId="ColorBBBBBBBgFF9900" w:type="character">
+    <w:name w:val="ColorBBBBBBBgFF9900"/>
+    <w:rPr>
+      <w:color w:val="BBBBBB"/>
+      <w:shd w:color="auto" w:fill="FF9900" w:val="clear"/>
+    </w:rPr>
+  </w:style>
+  <w:style w:customStyle="1" w:styleId="ColorBBBBBBBgFFFF00" w:type="character">
+    <w:name w:val="ColorBBBBBBBgFFFF00"/>
+    <w:rPr>
+      <w:color w:val="BBBBBB"/>
+      <w:shd w:color="auto" w:fill="FFFF00" w:val="clear"/>
+    </w:rPr>
+  </w:style>
+  <w:style w:customStyle="1" w:styleId="ColorBBBBBBBg008A00" w:type="character">
+    <w:name w:val="ColorBBBBBBBg008A00"/>
+    <w:rPr>
+      <w:color w:val="BBBBBB"/>
+      <w:shd w:color="auto" w:fill="008A00" w:val="clear"/>
+    </w:rPr>
+  </w:style>
+  <w:style w:customStyle="1" w:styleId="ColorBBBBBBBg0066CC" w:type="character">
+    <w:name w:val="ColorBBBBBBBg0066CC"/>
+    <w:rPr>
+      <w:color w:val="BBBBBB"/>
+      <w:shd w:color="auto" w:fill="0066CC" w:val="clear"/>
+    </w:rPr>
+  </w:style>
+  <w:style w:customStyle="1" w:styleId="ColorBBBBBBBg9933FF" w:type="character">
+    <w:name w:val="ColorBBBBBBBg9933FF"/>
+    <w:rPr>
+      <w:color w:val="BBBBBB"/>
+      <w:shd w:color="auto" w:fill="9933FF" w:val="clear"/>
+    </w:rPr>
+  </w:style>
+  <w:style w:customStyle="1" w:styleId="ColorBBBBBBBgFFFFFF" w:type="character">
+    <w:name w:val="ColorBBBBBBBgFFFFFF"/>
+    <w:rPr>
+      <w:color w:val="BBBBBB"/>
+      <w:shd w:color="auto" w:fill="FFFFFF" w:val="clear"/>
+    </w:rPr>
+  </w:style>
+  <w:style w:customStyle="1" w:styleId="ColorBBBBBBBgFACCCC" w:type="character">
+    <w:name w:val="ColorBBBBBBBgFACCCC"/>
+    <w:rPr>
+      <w:color w:val="BBBBBB"/>
+      <w:shd w:color="auto" w:fill="FACCCC" w:val="clear"/>
+    </w:rPr>
+  </w:style>
+  <w:style w:customStyle="1" w:styleId="ColorBBBBBBBgFFEBCC" w:type="character">
+    <w:name w:val="ColorBBBBBBBgFFEBCC"/>
+    <w:rPr>
+      <w:color w:val="BBBBBB"/>
+      <w:shd w:color="auto" w:fill="FFEBCC" w:val="clear"/>
+    </w:rPr>
+  </w:style>
+  <w:style w:customStyle="1" w:styleId="ColorBBBBBBBgFFFFCC" w:type="character">
+    <w:name w:val="ColorBBBBBBBgFFFFCC"/>
+    <w:rPr>
+      <w:color w:val="BBBBBB"/>
+      <w:shd w:color="auto" w:fill="FFFFCC" w:val="clear"/>
+    </w:rPr>
+  </w:style>
+  <w:style w:customStyle="1" w:styleId="ColorBBBBBBBgCCE8CC" w:type="character">
+    <w:name w:val="ColorBBBBBBBgCCE8CC"/>
+    <w:rPr>
+      <w:color w:val="BBBBBB"/>
+      <w:shd w:color="auto" w:fill="CCE8CC" w:val="clear"/>
+    </w:rPr>
+  </w:style>
+  <w:style w:customStyle="1" w:styleId="ColorBBBBBBBgCCE0F5" w:type="character">
+    <w:name w:val="ColorBBBBBBBgCCE0F5"/>
+    <w:rPr>
+      <w:color w:val="BBBBBB"/>
+      <w:shd w:color="auto" w:fill="CCE0F5" w:val="clear"/>
+    </w:rPr>
+  </w:style>
+  <w:style w:customStyle="1" w:styleId="ColorBBBBBBBgEBD6FF" w:type="character">
+    <w:name w:val="ColorBBBBBBBgEBD6FF"/>
+    <w:rPr>
+      <w:color w:val="BBBBBB"/>
+      <w:shd w:color="auto" w:fill="EBD6FF" w:val="clear"/>
+    </w:rPr>
+  </w:style>
+  <w:style w:customStyle="1" w:styleId="ColorBBBBBBBgBBBBBB" w:type="character">
+    <w:name w:val="ColorBBBBBBBgBBBBBB"/>
+    <w:rPr>
+      <w:color w:val="BBBBBB"/>
+      <w:shd w:color="auto" w:fill="BBBBBB" w:val="clear"/>
+    </w:rPr>
+  </w:style>
+  <w:style w:customStyle="1" w:styleId="ColorBBBBBBBgF06666" w:type="character">
+    <w:name w:val="ColorBBBBBBBgF06666"/>
+    <w:rPr>
+      <w:color w:val="BBBBBB"/>
+      <w:shd w:color="auto" w:fill="F06666" w:val="clear"/>
+    </w:rPr>
+  </w:style>
+  <w:style w:customStyle="1" w:styleId="ColorBBBBBBBgFFC266" w:type="character">
+    <w:name w:val="ColorBBBBBBBgFFC266"/>
+    <w:rPr>
+      <w:color w:val="BBBBBB"/>
+      <w:shd w:color="auto" w:fill="FFC266" w:val="clear"/>
+    </w:rPr>
+  </w:style>
+  <w:style w:customStyle="1" w:styleId="ColorBBBBBBBgFFFF66" w:type="character">
+    <w:name w:val="ColorBBBBBBBgFFFF66"/>
+    <w:rPr>
+      <w:color w:val="BBBBBB"/>
+      <w:shd w:color="auto" w:fill="FFFF66" w:val="clear"/>
+    </w:rPr>
+  </w:style>
+  <w:style w:customStyle="1" w:styleId="ColorBBBBBBBg66B966" w:type="character">
+    <w:name w:val="ColorBBBBBBBg66B966"/>
+    <w:rPr>
+      <w:color w:val="BBBBBB"/>
+      <w:shd w:color="auto" w:fill="66B966" w:val="clear"/>
+    </w:rPr>
+  </w:style>
+  <w:style w:customStyle="1" w:styleId="ColorBBBBBBBg66A3E0" w:type="character">
+    <w:name w:val="ColorBBBBBBBg66A3E0"/>
+    <w:rPr>
+      <w:color w:val="BBBBBB"/>
+      <w:shd w:color="auto" w:fill="66A3E0" w:val="clear"/>
+    </w:rPr>
+  </w:style>
+  <w:style w:customStyle="1" w:styleId="ColorBBBBBBBgC285FF" w:type="character">
+    <w:name w:val="ColorBBBBBBBgC285FF"/>
+    <w:rPr>
+      <w:color w:val="BBBBBB"/>
+      <w:shd w:color="auto" w:fill="C285FF" w:val="clear"/>
+    </w:rPr>
+  </w:style>
+  <w:style w:customStyle="1" w:styleId="ColorBBBBBBBg888888" w:type="character">
+    <w:name w:val="ColorBBBBBBBg888888"/>
+    <w:rPr>
+      <w:color w:val="BBBBBB"/>
+      <w:shd w:color="auto" w:fill="888888" w:val="clear"/>
+    </w:rPr>
+  </w:style>
+  <w:style w:customStyle="1" w:styleId="ColorBBBBBBBgA10000" w:type="character">
+    <w:name w:val="ColorBBBBBBBgA10000"/>
+    <w:rPr>
+      <w:color w:val="BBBBBB"/>
+      <w:shd w:color="auto" w:fill="A10000" w:val="clear"/>
+    </w:rPr>
+  </w:style>
+  <w:style w:customStyle="1" w:styleId="ColorBBBBBBBgB26B00" w:type="character">
+    <w:name w:val="ColorBBBBBBBgB26B00"/>
+    <w:rPr>
+      <w:color w:val="BBBBBB"/>
+      <w:shd w:color="auto" w:fill="B26B00" w:val="clear"/>
+    </w:rPr>
+  </w:style>
+  <w:style w:customStyle="1" w:styleId="ColorBBBBBBBgB2B200" w:type="character">
+    <w:name w:val="ColorBBBBBBBgB2B200"/>
+    <w:rPr>
+      <w:color w:val="BBBBBB"/>
+      <w:shd w:color="auto" w:fill="B2B200" w:val="clear"/>
+    </w:rPr>
+  </w:style>
+  <w:style w:customStyle="1" w:styleId="ColorBBBBBBBg006100" w:type="character">
+    <w:name w:val="ColorBBBBBBBg006100"/>
+    <w:rPr>
+      <w:color w:val="BBBBBB"/>
+      <w:shd w:color="auto" w:fill="006100" w:val="clear"/>
+    </w:rPr>
+  </w:style>
+  <w:style w:customStyle="1" w:styleId="ColorBBBBBBBg0047B2" w:type="character">
+    <w:name w:val="ColorBBBBBBBg0047B2"/>
+    <w:rPr>
+      <w:color w:val="BBBBBB"/>
+      <w:shd w:color="auto" w:fill="0047B2" w:val="clear"/>
+    </w:rPr>
+  </w:style>
+  <w:style w:customStyle="1" w:styleId="ColorBBBBBBBg6B24B2" w:type="character">
+    <w:name w:val="ColorBBBBBBBg6B24B2"/>
+    <w:rPr>
+      <w:color w:val="BBBBBB"/>
+      <w:shd w:color="auto" w:fill="6B24B2" w:val="clear"/>
+    </w:rPr>
+  </w:style>
+  <w:style w:customStyle="1" w:styleId="ColorBBBBBBBg444444" w:type="character">
+    <w:name w:val="ColorBBBBBBBg444444"/>
+    <w:rPr>
+      <w:color w:val="BBBBBB"/>
+      <w:shd w:color="auto" w:fill="444444" w:val="clear"/>
+    </w:rPr>
+  </w:style>
+  <w:style w:customStyle="1" w:styleId="ColorBBBBBBBg5C0000" w:type="character">
+    <w:name w:val="ColorBBBBBBBg5C0000"/>
+    <w:rPr>
+      <w:color w:val="BBBBBB"/>
+      <w:shd w:color="auto" w:fill="5C0000" w:val="clear"/>
+    </w:rPr>
+  </w:style>
+  <w:style w:customStyle="1" w:styleId="ColorBBBBBBBg663D00" w:type="character">
+    <w:name w:val="ColorBBBBBBBg663D00"/>
+    <w:rPr>
+      <w:color w:val="BBBBBB"/>
+      <w:shd w:color="auto" w:fill="663D00" w:val="clear"/>
+    </w:rPr>
+  </w:style>
+  <w:style w:customStyle="1" w:styleId="ColorBBBBBBBg666600" w:type="character">
+    <w:name w:val="ColorBBBBBBBg666600"/>
+    <w:rPr>
+      <w:color w:val="BBBBBB"/>
+      <w:shd w:color="auto" w:fill="666600" w:val="clear"/>
+    </w:rPr>
+  </w:style>
+  <w:style w:customStyle="1" w:styleId="ColorBBBBBBBg003700" w:type="character">
+    <w:name w:val="ColorBBBBBBBg003700"/>
+    <w:rPr>
+      <w:color w:val="BBBBBB"/>
+      <w:shd w:color="auto" w:fill="003700" w:val="clear"/>
+    </w:rPr>
+  </w:style>
+  <w:style w:customStyle="1" w:styleId="ColorBBBBBBBg002966" w:type="character">
+    <w:name w:val="ColorBBBBBBBg002966"/>
+    <w:rPr>
+      <w:color w:val="BBBBBB"/>
+      <w:shd w:color="auto" w:fill="002966" w:val="clear"/>
+    </w:rPr>
+  </w:style>
+  <w:style w:customStyle="1" w:styleId="ColorBBBBBBBg3D1466" w:type="character">
+    <w:name w:val="ColorBBBBBBBg3D1466"/>
+    <w:rPr>
+      <w:color w:val="BBBBBB"/>
+      <w:shd w:color="auto" w:fill="3D1466" w:val="clear"/>
+    </w:rPr>
+  </w:style>
+  <w:style w:customStyle="1" w:styleId="ColorF06666" w:type="character">
+    <w:name w:val="ColorF06666"/>
+    <w:rPr>
+      <w:color w:val="F06666"/>
+    </w:rPr>
+  </w:style>
+  <w:style w:customStyle="1" w:styleId="ColorF06666BgE60000" w:type="character">
+    <w:name w:val="ColorF06666BgE60000"/>
+    <w:rPr>
+      <w:color w:val="F06666"/>
+      <w:shd w:color="auto" w:fill="E60000" w:val="clear"/>
+    </w:rPr>
+  </w:style>
+  <w:style w:customStyle="1" w:styleId="ColorF06666BgFF9900" w:type="character">
+    <w:name w:val="ColorF06666BgFF9900"/>
+    <w:rPr>
+      <w:color w:val="F06666"/>
+      <w:shd w:color="auto" w:fill="FF9900" w:val="clear"/>
+    </w:rPr>
+  </w:style>
+  <w:style w:customStyle="1" w:styleId="ColorF06666BgFFFF00" w:type="character">
+    <w:name w:val="ColorF06666BgFFFF00"/>
+    <w:rPr>
+      <w:color w:val="F06666"/>
+      <w:shd w:color="auto" w:fill="FFFF00" w:val="clear"/>
+    </w:rPr>
+  </w:style>
+  <w:style w:customStyle="1" w:styleId="ColorF06666Bg008A00" w:type="character">
+    <w:name w:val="ColorF06666Bg008A00"/>
+    <w:rPr>
+      <w:color w:val="F06666"/>
+      <w:shd w:color="auto" w:fill="008A00" w:val="clear"/>
+    </w:rPr>
+  </w:style>
+  <w:style w:customStyle="1" w:styleId="ColorF06666Bg0066CC" w:type="character">
+    <w:name w:val="ColorF06666Bg0066CC"/>
+    <w:rPr>
+      <w:color w:val="F06666"/>
+      <w:shd w:color="auto" w:fill="0066CC" w:val="clear"/>
+    </w:rPr>
+  </w:style>
+  <w:style w:customStyle="1" w:styleId="ColorF06666Bg9933FF" w:type="character">
+    <w:name w:val="ColorF06666Bg9933FF"/>
+    <w:rPr>
+      <w:color w:val="F06666"/>
+      <w:shd w:color="auto" w:fill="9933FF" w:val="clear"/>
+    </w:rPr>
+  </w:style>
+  <w:style w:customStyle="1" w:styleId="ColorF06666BgFFFFFF" w:type="character">
+    <w:name w:val="ColorF06666BgFFFFFF"/>
+    <w:rPr>
+      <w:color w:val="F06666"/>
+      <w:shd w:color="auto" w:fill="FFFFFF" w:val="clear"/>
+    </w:rPr>
+  </w:style>
+  <w:style w:customStyle="1" w:styleId="ColorF06666BgFACCCC" w:type="character">
+    <w:name w:val="ColorF06666BgFACCCC"/>
+    <w:rPr>
+      <w:color w:val="F06666"/>
+      <w:shd w:color="auto" w:fill="FACCCC" w:val="clear"/>
+    </w:rPr>
+  </w:style>
+  <w:style w:customStyle="1" w:styleId="ColorF06666BgFFEBCC" w:type="character">
+    <w:name w:val="ColorF06666BgFFEBCC"/>
+    <w:rPr>
+      <w:color w:val="F06666"/>
+      <w:shd w:color="auto" w:fill="FFEBCC" w:val="clear"/>
+    </w:rPr>
+  </w:style>
+  <w:style w:customStyle="1" w:styleId="ColorF06666BgFFFFCC" w:type="character">
+    <w:name w:val="ColorF06666BgFFFFCC"/>
+    <w:rPr>
+      <w:color w:val="F06666"/>
+      <w:shd w:color="auto" w:fill="FFFFCC" w:val="clear"/>
+    </w:rPr>
+  </w:style>
+  <w:style w:customStyle="1" w:styleId="ColorF06666BgCCE8CC" w:type="character">
+    <w:name w:val="ColorF06666BgCCE8CC"/>
+    <w:rPr>
+      <w:color w:val="F06666"/>
+      <w:shd w:color="auto" w:fill="CCE8CC" w:val="clear"/>
+    </w:rPr>
+  </w:style>
+  <w:style w:customStyle="1" w:styleId="ColorF06666BgCCE0F5" w:type="character">
+    <w:name w:val="ColorF06666BgCCE0F5"/>
+    <w:rPr>
+      <w:color w:val="F06666"/>
+      <w:shd w:color="auto" w:fill="CCE0F5" w:val="clear"/>
+    </w:rPr>
+  </w:style>
+  <w:style w:customStyle="1" w:styleId="ColorF06666BgEBD6FF" w:type="character">
+    <w:name w:val="ColorF06666BgEBD6FF"/>
+    <w:rPr>
+      <w:color w:val="F06666"/>
+      <w:shd w:color="auto" w:fill="EBD6FF" w:val="clear"/>
+    </w:rPr>
+  </w:style>
+  <w:style w:customStyle="1" w:styleId="ColorF06666BgBBBBBB" w:type="character">
+    <w:name w:val="ColorF06666BgBBBBBB"/>
+    <w:rPr>
+      <w:color w:val="F06666"/>
+      <w:shd w:color="auto" w:fill="BBBBBB" w:val="clear"/>
+    </w:rPr>
+  </w:style>
+  <w:style w:customStyle="1" w:styleId="ColorF06666BgF06666" w:type="character">
+    <w:name w:val="ColorF06666BgF06666"/>
+    <w:rPr>
+      <w:color w:val="F06666"/>
+      <w:shd w:color="auto" w:fill="F06666" w:val="clear"/>
+    </w:rPr>
+  </w:style>
+  <w:style w:customStyle="1" w:styleId="ColorF06666BgFFC266" w:type="character">
+    <w:name w:val="ColorF06666BgFFC266"/>
+    <w:rPr>
+      <w:color w:val="F06666"/>
+      <w:shd w:color="auto" w:fill="FFC266" w:val="clear"/>
+    </w:rPr>
+  </w:style>
+  <w:style w:customStyle="1" w:styleId="ColorF06666BgFFFF66" w:type="character">
+    <w:name w:val="ColorF06666BgFFFF66"/>
+    <w:rPr>
+      <w:color w:val="F06666"/>
+      <w:shd w:color="auto" w:fill="FFFF66" w:val="clear"/>
+    </w:rPr>
+  </w:style>
+  <w:style w:customStyle="1" w:styleId="ColorF06666Bg66B966" w:type="character">
+    <w:name w:val="ColorF06666Bg66B966"/>
+    <w:rPr>
+      <w:color w:val="F06666"/>
+      <w:shd w:color="auto" w:fill="66B966" w:val="clear"/>
+    </w:rPr>
+  </w:style>
+  <w:style w:customStyle="1" w:styleId="ColorF06666Bg66A3E0" w:type="character">
+    <w:name w:val="ColorF06666Bg66A3E0"/>
+    <w:rPr>
+      <w:color w:val="F06666"/>
+      <w:shd w:color="auto" w:fill="66A3E0" w:val="clear"/>
+    </w:rPr>
+  </w:style>
+  <w:style w:customStyle="1" w:styleId="ColorF06666BgC285FF" w:type="character">
+    <w:name w:val="ColorF06666BgC285FF"/>
+    <w:rPr>
+      <w:color w:val="F06666"/>
+      <w:shd w:color="auto" w:fill="C285FF" w:val="clear"/>
+    </w:rPr>
+  </w:style>
+  <w:style w:customStyle="1" w:styleId="ColorF06666Bg888888" w:type="character">
+    <w:name w:val="ColorF06666Bg888888"/>
+    <w:rPr>
+      <w:color w:val="F06666"/>
+      <w:shd w:color="auto" w:fill="888888" w:val="clear"/>
+    </w:rPr>
+  </w:style>
+  <w:style w:customStyle="1" w:styleId="ColorF06666BgA10000" w:type="character">
+    <w:name w:val="ColorF06666BgA10000"/>
+    <w:rPr>
+      <w:color w:val="F06666"/>
+      <w:shd w:color="auto" w:fill="A10000" w:val="clear"/>
+    </w:rPr>
+  </w:style>
+  <w:style w:customStyle="1" w:styleId="ColorF06666BgB26B00" w:type="character">
+    <w:name w:val="ColorF06666BgB26B00"/>
+    <w:rPr>
+      <w:color w:val="F06666"/>
+      <w:shd w:color="auto" w:fill="B26B00" w:val="clear"/>
+    </w:rPr>
+  </w:style>
+  <w:style w:customStyle="1" w:styleId="ColorF06666BgB2B200" w:type="character">
+    <w:name w:val="ColorF06666BgB2B200"/>
+    <w:rPr>
+      <w:color w:val="F06666"/>
+      <w:shd w:color="auto" w:fill="B2B200" w:val="clear"/>
+    </w:rPr>
+  </w:style>
+  <w:style w:customStyle="1" w:styleId="ColorF06666Bg006100" w:type="character">
+    <w:name w:val="ColorF06666Bg006100"/>
+    <w:rPr>
+      <w:color w:val="F06666"/>
+      <w:shd w:color="auto" w:fill="006100" w:val="clear"/>
+    </w:rPr>
+  </w:style>
+  <w:style w:customStyle="1" w:styleId="ColorF06666Bg0047B2" w:type="character">
+    <w:name w:val="ColorF06666Bg0047B2"/>
+    <w:rPr>
+      <w:color w:val="F06666"/>
+      <w:shd w:color="auto" w:fill="0047B2" w:val="clear"/>
+    </w:rPr>
+  </w:style>
+  <w:style w:customStyle="1" w:styleId="ColorF06666Bg6B24B2" w:type="character">
+    <w:name w:val="ColorF06666Bg6B24B2"/>
+    <w:rPr>
+      <w:color w:val="F06666"/>
+      <w:shd w:color="auto" w:fill="6B24B2" w:val="clear"/>
+    </w:rPr>
+  </w:style>
+  <w:style w:customStyle="1" w:styleId="ColorF06666Bg444444" w:type="character">
+    <w:name w:val="ColorF06666Bg444444"/>
+    <w:rPr>
+      <w:color w:val="F06666"/>
+      <w:shd w:color="auto" w:fill="444444" w:val="clear"/>
+    </w:rPr>
+  </w:style>
+  <w:style w:customStyle="1" w:styleId="ColorF06666Bg5C0000" w:type="character">
+    <w:name w:val="ColorF06666Bg5C0000"/>
+    <w:rPr>
+      <w:color w:val="F06666"/>
+      <w:shd w:color="auto" w:fill="5C0000" w:val="clear"/>
+    </w:rPr>
+  </w:style>
+  <w:style w:customStyle="1" w:styleId="ColorF06666Bg663D00" w:type="character">
+    <w:name w:val="ColorF06666Bg663D00"/>
+    <w:rPr>
+      <w:color w:val="F06666"/>
+      <w:shd w:color="auto" w:fill="663D00" w:val="clear"/>
+    </w:rPr>
+  </w:style>
+  <w:style w:customStyle="1" w:styleId="ColorF06666Bg666600" w:type="character">
+    <w:name w:val="ColorF06666Bg666600"/>
+    <w:rPr>
+      <w:color w:val="F06666"/>
+      <w:shd w:color="auto" w:fill="666600" w:val="clear"/>
+    </w:rPr>
+  </w:style>
+  <w:style w:customStyle="1" w:styleId="ColorF06666Bg003700" w:type="character">
+    <w:name w:val="ColorF06666Bg003700"/>
+    <w:rPr>
+      <w:color w:val="F06666"/>
+      <w:shd w:color="auto" w:fill="003700" w:val="clear"/>
+    </w:rPr>
+  </w:style>
+  <w:style w:customStyle="1" w:styleId="ColorF06666Bg002966" w:type="character">
+    <w:name w:val="ColorF06666Bg002966"/>
+    <w:rPr>
+      <w:color w:val="F06666"/>
+      <w:shd w:color="auto" w:fill="002966" w:val="clear"/>
+    </w:rPr>
+  </w:style>
+  <w:style w:customStyle="1" w:styleId="ColorF06666Bg3D1466" w:type="character">
+    <w:name w:val="ColorF06666Bg3D1466"/>
+    <w:rPr>
+      <w:color w:val="F06666"/>
+      <w:shd w:color="auto" w:fill="3D1466" w:val="clear"/>
+    </w:rPr>
+  </w:style>
+  <w:style w:customStyle="1" w:styleId="ColorFFC266" w:type="character">
+    <w:name w:val="ColorFFC266"/>
+    <w:rPr>
+      <w:color w:val="FFC266"/>
+    </w:rPr>
+  </w:style>
+  <w:style w:customStyle="1" w:styleId="ColorFFC266BgE60000" w:type="character">
+    <w:name w:val="ColorFFC266BgE60000"/>
+    <w:rPr>
+      <w:color w:val="FFC266"/>
+      <w:shd w:color="auto" w:fill="E60000" w:val="clear"/>
+    </w:rPr>
+  </w:style>
+  <w:style w:customStyle="1" w:styleId="ColorFFC266BgFF9900" w:type="character">
+    <w:name w:val="ColorFFC266BgFF9900"/>
+    <w:rPr>
+      <w:color w:val="FFC266"/>
+      <w:shd w:color="auto" w:fill="FF9900" w:val="clear"/>
+    </w:rPr>
+  </w:style>
+  <w:style w:customStyle="1" w:styleId="ColorFFC266BgFFFF00" w:type="character">
+    <w:name w:val="ColorFFC266BgFFFF00"/>
+    <w:rPr>
+      <w:color w:val="FFC266"/>
+      <w:shd w:color="auto" w:fill="FFFF00" w:val="clear"/>
+    </w:rPr>
+  </w:style>
+  <w:style w:customStyle="1" w:styleId="ColorFFC266Bg008A00" w:type="character">
+    <w:name w:val="ColorFFC266Bg008A00"/>
+    <w:rPr>
+      <w:color w:val="FFC266"/>
+      <w:shd w:color="auto" w:fill="008A00" w:val="clear"/>
+    </w:rPr>
+  </w:style>
+  <w:style w:customStyle="1" w:styleId="ColorFFC266Bg0066CC" w:type="character">
+    <w:name w:val="ColorFFC266Bg0066CC"/>
+    <w:rPr>
+      <w:color w:val="FFC266"/>
+      <w:shd w:color="auto" w:fill="0066CC" w:val="clear"/>
+    </w:rPr>
+  </w:style>
+  <w:style w:customStyle="1" w:styleId="ColorFFC266Bg9933FF" w:type="character">
+    <w:name w:val="ColorFFC266Bg9933FF"/>
+    <w:rPr>
+      <w:color w:val="FFC266"/>
+      <w:shd w:color="auto" w:fill="9933FF" w:val="clear"/>
+    </w:rPr>
+  </w:style>
+  <w:style w:customStyle="1" w:styleId="ColorFFC266BgFFFFFF" w:type="character">
+    <w:name w:val="ColorFFC266BgFFFFFF"/>
+    <w:rPr>
+      <w:color w:val="FFC266"/>
+      <w:shd w:color="auto" w:fill="FFFFFF" w:val="clear"/>
+    </w:rPr>
+  </w:style>
+  <w:style w:customStyle="1" w:styleId="ColorFFC266BgFACCCC" w:type="character">
+    <w:name w:val="ColorFFC266BgFACCCC"/>
+    <w:rPr>
+      <w:color w:val="FFC266"/>
+      <w:shd w:color="auto" w:fill="FACCCC" w:val="clear"/>
+    </w:rPr>
+  </w:style>
+  <w:style w:customStyle="1" w:styleId="ColorFFC266BgFFEBCC" w:type="character">
+    <w:name w:val="ColorFFC266BgFFEBCC"/>
+    <w:rPr>
+      <w:color w:val="FFC266"/>
+      <w:shd w:color="auto" w:fill="FFEBCC" w:val="clear"/>
+    </w:rPr>
+  </w:style>
+  <w:style w:customStyle="1" w:styleId="ColorFFC266BgFFFFCC" w:type="character">
+    <w:name w:val="ColorFFC266BgFFFFCC"/>
+    <w:rPr>
+      <w:color w:val="FFC266"/>
+      <w:shd w:color="auto" w:fill="FFFFCC" w:val="clear"/>
+    </w:rPr>
+  </w:style>
+  <w:style w:customStyle="1" w:styleId="ColorFFC266BgCCE8CC" w:type="character">
+    <w:name w:val="ColorFFC266BgCCE8CC"/>
+    <w:rPr>
+      <w:color w:val="FFC266"/>
+      <w:shd w:color="auto" w:fill="CCE8CC" w:val="clear"/>
+    </w:rPr>
+  </w:style>
+  <w:style w:customStyle="1" w:styleId="ColorFFC266BgCCE0F5" w:type="character">
+    <w:name w:val="ColorFFC266BgCCE0F5"/>
+    <w:rPr>
+      <w:color w:val="FFC266"/>
+      <w:shd w:color="auto" w:fill="CCE0F5" w:val="clear"/>
+    </w:rPr>
+  </w:style>
+  <w:style w:customStyle="1" w:styleId="ColorFFC266BgEBD6FF" w:type="character">
+    <w:name w:val="ColorFFC266BgEBD6FF"/>
+    <w:rPr>
+      <w:color w:val="FFC266"/>
+      <w:shd w:color="auto" w:fill="EBD6FF" w:val="clear"/>
+    </w:rPr>
+  </w:style>
+  <w:style w:customStyle="1" w:styleId="ColorFFC266BgBBBBBB" w:type="character">
+    <w:name w:val="ColorFFC266BgBBBBBB"/>
+    <w:rPr>
+      <w:color w:val="FFC266"/>
+      <w:shd w:color="auto" w:fill="BBBBBB" w:val="clear"/>
+    </w:rPr>
+  </w:style>
+  <w:style w:customStyle="1" w:styleId="ColorFFC266BgF06666" w:type="character">
+    <w:name w:val="ColorFFC266BgF06666"/>
+    <w:rPr>
+      <w:color w:val="FFC266"/>
+      <w:shd w:color="auto" w:fill="F06666" w:val="clear"/>
+    </w:rPr>
+  </w:style>
+  <w:style w:customStyle="1" w:styleId="ColorFFC266BgFFC266" w:type="character">
+    <w:name w:val="ColorFFC266BgFFC266"/>
+    <w:rPr>
+      <w:color w:val="FFC266"/>
+      <w:shd w:color="auto" w:fill="FFC266" w:val="clear"/>
+    </w:rPr>
+  </w:style>
+  <w:style w:customStyle="1" w:styleId="ColorFFC266BgFFFF66" w:type="character">
+    <w:name w:val="ColorFFC266BgFFFF66"/>
+    <w:rPr>
+      <w:color w:val="FFC266"/>
+      <w:shd w:color="auto" w:fill="FFFF66" w:val="clear"/>
+    </w:rPr>
+  </w:style>
+  <w:style w:customStyle="1" w:styleId="ColorFFC266Bg66B966" w:type="character">
+    <w:name w:val="ColorFFC266Bg66B966"/>
+    <w:rPr>
+      <w:color w:val="FFC266"/>
+      <w:shd w:color="auto" w:fill="66B966" w:val="clear"/>
+    </w:rPr>
+  </w:style>
+  <w:style w:customStyle="1" w:styleId="ColorFFC266Bg66A3E0" w:type="character">
+    <w:name w:val="ColorFFC266Bg66A3E0"/>
+    <w:rPr>
+      <w:color w:val="FFC266"/>
+      <w:shd w:color="auto" w:fill="66A3E0" w:val="clear"/>
+    </w:rPr>
+  </w:style>
+  <w:style w:customStyle="1" w:styleId="ColorFFC266BgC285FF" w:type="character">
+    <w:name w:val="ColorFFC266BgC285FF"/>
+    <w:rPr>
+      <w:color w:val="FFC266"/>
+      <w:shd w:color="auto" w:fill="C285FF" w:val="clear"/>
+    </w:rPr>
+  </w:style>
+  <w:style w:customStyle="1" w:styleId="ColorFFC266Bg888888" w:type="character">
+    <w:name w:val="ColorFFC266Bg888888"/>
+    <w:rPr>
+      <w:color w:val="FFC266"/>
+      <w:shd w:color="auto" w:fill="888888" w:val="clear"/>
+    </w:rPr>
+  </w:style>
+  <w:style w:customStyle="1" w:styleId="ColorFFC266BgA10000" w:type="character">
+    <w:name w:val="ColorFFC266BgA10000"/>
+    <w:rPr>
+      <w:color w:val="FFC266"/>
+      <w:shd w:color="auto" w:fill="A10000" w:val="clear"/>
+    </w:rPr>
+  </w:style>
+  <w:style w:customStyle="1" w:styleId="ColorFFC266BgB26B00" w:type="character">
+    <w:name w:val="ColorFFC266BgB26B00"/>
+    <w:rPr>
+      <w:color w:val="FFC266"/>
+      <w:shd w:color="auto" w:fill="B26B00" w:val="clear"/>
+    </w:rPr>
+  </w:style>
+  <w:style w:customStyle="1" w:styleId="ColorFFC266BgB2B200" w:type="character">
+    <w:name w:val="ColorFFC266BgB2B200"/>
+    <w:rPr>
+      <w:color w:val="FFC266"/>
+      <w:shd w:color="auto" w:fill="B2B200" w:val="clear"/>
+    </w:rPr>
+  </w:style>
+  <w:style w:customStyle="1" w:styleId="ColorFFC266Bg006100" w:type="character">
+    <w:name w:val="ColorFFC266Bg006100"/>
+    <w:rPr>
+      <w:color w:val="FFC266"/>
+      <w:shd w:color="auto" w:fill="006100" w:val="clear"/>
+    </w:rPr>
+  </w:style>
+  <w:style w:customStyle="1" w:styleId="ColorFFC266Bg0047B2" w:type="character">
+    <w:name w:val="ColorFFC266Bg0047B2"/>
+    <w:rPr>
+      <w:color w:val="FFC266"/>
+      <w:shd w:color="auto" w:fill="0047B2" w:val="clear"/>
+    </w:rPr>
+  </w:style>
+  <w:style w:customStyle="1" w:styleId="ColorFFC266Bg6B24B2" w:type="character">
+    <w:name w:val="ColorFFC266Bg6B24B2"/>
+    <w:rPr>
+      <w:color w:val="FFC266"/>
+      <w:shd w:color="auto" w:fill="6B24B2" w:val="clear"/>
+    </w:rPr>
+  </w:style>
+  <w:style w:customStyle="1" w:styleId="ColorFFC266Bg444444" w:type="character">
+    <w:name w:val="ColorFFC266Bg444444"/>
+    <w:rPr>
+      <w:color w:val="FFC266"/>
+      <w:shd w:color="auto" w:fill="444444" w:val="clear"/>
+    </w:rPr>
+  </w:style>
+  <w:style w:customStyle="1" w:styleId="ColorFFC266Bg5C0000" w:type="character">
+    <w:name w:val="ColorFFC266Bg5C0000"/>
+    <w:rPr>
+      <w:color w:val="FFC266"/>
+      <w:shd w:color="auto" w:fill="5C0000" w:val="clear"/>
+    </w:rPr>
+  </w:style>
+  <w:style w:customStyle="1" w:styleId="ColorFFC266Bg663D00" w:type="character">
+    <w:name w:val="ColorFFC266Bg663D00"/>
+    <w:rPr>
+      <w:color w:val="FFC266"/>
+      <w:shd w:color="auto" w:fill="663D00" w:val="clear"/>
+    </w:rPr>
+  </w:style>
+  <w:style w:customStyle="1" w:styleId="ColorFFC266Bg666600" w:type="character">
+    <w:name w:val="ColorFFC266Bg666600"/>
+    <w:rPr>
+      <w:color w:val="FFC266"/>
+      <w:shd w:color="auto" w:fill="666600" w:val="clear"/>
+    </w:rPr>
+  </w:style>
+  <w:style w:customStyle="1" w:styleId="ColorFFC266Bg003700" w:type="character">
+    <w:name w:val="ColorFFC266Bg003700"/>
+    <w:rPr>
+      <w:color w:val="FFC266"/>
+      <w:shd w:color="auto" w:fill="003700" w:val="clear"/>
+    </w:rPr>
+  </w:style>
+  <w:style w:customStyle="1" w:styleId="ColorFFC266Bg002966" w:type="character">
+    <w:name w:val="ColorFFC266Bg002966"/>
+    <w:rPr>
+      <w:color w:val="FFC266"/>
+      <w:shd w:color="auto" w:fill="002966" w:val="clear"/>
+    </w:rPr>
+  </w:style>
+  <w:style w:customStyle="1" w:styleId="ColorFFC266Bg3D1466" w:type="character">
+    <w:name w:val="ColorFFC266Bg3D1466"/>
+    <w:rPr>
+      <w:color w:val="FFC266"/>
+      <w:shd w:color="auto" w:fill="3D1466" w:val="clear"/>
+    </w:rPr>
+  </w:style>
+  <w:style w:customStyle="1" w:styleId="ColorFFFF66" w:type="character">
+    <w:name w:val="ColorFFFF66"/>
+    <w:rPr>
+      <w:color w:val="FFFF66"/>
+    </w:rPr>
+  </w:style>
+  <w:style w:customStyle="1" w:styleId="ColorFFFF66BgE60000" w:type="character">
+    <w:name w:val="ColorFFFF66BgE60000"/>
+    <w:rPr>
+      <w:color w:val="FFFF66"/>
+      <w:shd w:color="auto" w:fill="E60000" w:val="clear"/>
+    </w:rPr>
+  </w:style>
+  <w:style w:customStyle="1" w:styleId="ColorFFFF66BgFF9900" w:type="character">
+    <w:name w:val="ColorFFFF66BgFF9900"/>
+    <w:rPr>
+      <w:color w:val="FFFF66"/>
+      <w:shd w:color="auto" w:fill="FF9900" w:val="clear"/>
+    </w:rPr>
+  </w:style>
+  <w:style w:customStyle="1" w:styleId="ColorFFFF66BgFFFF00" w:type="character">
+    <w:name w:val="ColorFFFF66BgFFFF00"/>
+    <w:rPr>
+      <w:color w:val="FFFF66"/>
+      <w:shd w:color="auto" w:fill="FFFF00" w:val="clear"/>
+    </w:rPr>
+  </w:style>
+  <w:style w:customStyle="1" w:styleId="ColorFFFF66Bg008A00" w:type="character">
+    <w:name w:val="ColorFFFF66Bg008A00"/>
+    <w:rPr>
+      <w:color w:val="FFFF66"/>
+      <w:shd w:color="auto" w:fill="008A00" w:val="clear"/>
+    </w:rPr>
+  </w:style>
+  <w:style w:customStyle="1" w:styleId="ColorFFFF66Bg0066CC" w:type="character">
+    <w:name w:val="ColorFFFF66Bg0066CC"/>
+    <w:rPr>
+      <w:color w:val="FFFF66"/>
+      <w:shd w:color="auto" w:fill="0066CC" w:val="clear"/>
+    </w:rPr>
+  </w:style>
+  <w:style w:customStyle="1" w:styleId="ColorFFFF66Bg9933FF" w:type="character">
+    <w:name w:val="ColorFFFF66Bg9933FF"/>
+    <w:rPr>
+      <w:color w:val="FFFF66"/>
+      <w:shd w:color="auto" w:fill="9933FF" w:val="clear"/>
+    </w:rPr>
+  </w:style>
+  <w:style w:customStyle="1" w:styleId="ColorFFFF66BgFFFFFF" w:type="character">
+    <w:name w:val="ColorFFFF66BgFFFFFF"/>
+    <w:rPr>
+      <w:color w:val="FFFF66"/>
+      <w:shd w:color="auto" w:fill="FFFFFF" w:val="clear"/>
+    </w:rPr>
+  </w:style>
+  <w:style w:customStyle="1" w:styleId="ColorFFFF66BgFACCCC" w:type="character">
+    <w:name w:val="ColorFFFF66BgFACCCC"/>
+    <w:rPr>
+      <w:color w:val="FFFF66"/>
+      <w:shd w:color="auto" w:fill="FACCCC" w:val="clear"/>
+    </w:rPr>
+  </w:style>
+  <w:style w:customStyle="1" w:styleId="ColorFFFF66BgFFEBCC" w:type="character">
+    <w:name w:val="ColorFFFF66BgFFEBCC"/>
+    <w:rPr>
+      <w:color w:val="FFFF66"/>
+      <w:shd w:color="auto" w:fill="FFEBCC" w:val="clear"/>
+    </w:rPr>
+  </w:style>
+  <w:style w:customStyle="1" w:styleId="ColorFFFF66BgFFFFCC" w:type="character">
+    <w:name w:val="ColorFFFF66BgFFFFCC"/>
+    <w:rPr>
+      <w:color w:val="FFFF66"/>
+      <w:shd w:color="auto" w:fill="FFFFCC" w:val="clear"/>
+    </w:rPr>
+  </w:style>
+  <w:style w:customStyle="1" w:styleId="ColorFFFF66BgCCE8CC" w:type="character">
+    <w:name w:val="ColorFFFF66BgCCE8CC"/>
+    <w:rPr>
+      <w:color w:val="FFFF66"/>
+      <w:shd w:color="auto" w:fill="CCE8CC" w:val="clear"/>
+    </w:rPr>
+  </w:style>
+  <w:style w:customStyle="1" w:styleId="ColorFFFF66BgCCE0F5" w:type="character">
+    <w:name w:val="ColorFFFF66BgCCE0F5"/>
+    <w:rPr>
+      <w:color w:val="FFFF66"/>
+      <w:shd w:color="auto" w:fill="CCE0F5" w:val="clear"/>
+    </w:rPr>
+  </w:style>
+  <w:style w:customStyle="1" w:styleId="ColorFFFF66BgEBD6FF" w:type="character">
+    <w:name w:val="ColorFFFF66BgEBD6FF"/>
+    <w:rPr>
+      <w:color w:val="FFFF66"/>
+      <w:shd w:color="auto" w:fill="EBD6FF" w:val="clear"/>
+    </w:rPr>
+  </w:style>
+  <w:style w:customStyle="1" w:styleId="ColorFFFF66BgBBBBBB" w:type="character">
+    <w:name w:val="ColorFFFF66BgBBBBBB"/>
+    <w:rPr>
+      <w:color w:val="FFFF66"/>
+      <w:shd w:color="auto" w:fill="BBBBBB" w:val="clear"/>
+    </w:rPr>
+  </w:style>
+  <w:style w:customStyle="1" w:styleId="ColorFFFF66BgF06666" w:type="character">
+    <w:name w:val="ColorFFFF66BgF06666"/>
+    <w:rPr>
+      <w:color w:val="FFFF66"/>
+      <w:shd w:color="auto" w:fill="F06666" w:val="clear"/>
+    </w:rPr>
+  </w:style>
+  <w:style w:customStyle="1" w:styleId="ColorFFFF66BgFFC266" w:type="character">
+    <w:name w:val="ColorFFFF66BgFFC266"/>
+    <w:rPr>
+      <w:color w:val="FFFF66"/>
+      <w:shd w:color="auto" w:fill="FFC266" w:val="clear"/>
+    </w:rPr>
+  </w:style>
+  <w:style w:customStyle="1" w:styleId="ColorFFFF66BgFFFF66" w:type="character">
+    <w:name w:val="ColorFFFF66BgFFFF66"/>
+    <w:rPr>
+      <w:color w:val="FFFF66"/>
+      <w:shd w:color="auto" w:fill="FFFF66" w:val="clear"/>
+    </w:rPr>
+  </w:style>
+  <w:style w:customStyle="1" w:styleId="ColorFFFF66Bg66B966" w:type="character">
+    <w:name w:val="ColorFFFF66Bg66B966"/>
+    <w:rPr>
+      <w:color w:val="FFFF66"/>
+      <w:shd w:color="auto" w:fill="66B966" w:val="clear"/>
+    </w:rPr>
+  </w:style>
+  <w:style w:customStyle="1" w:styleId="ColorFFFF66Bg66A3E0" w:type="character">
+    <w:name w:val="ColorFFFF66Bg66A3E0"/>
+    <w:rPr>
+      <w:color w:val="FFFF66"/>
+      <w:shd w:color="auto" w:fill="66A3E0" w:val="clear"/>
+    </w:rPr>
+  </w:style>
+  <w:style w:customStyle="1" w:styleId="ColorFFFF66BgC285FF" w:type="character">
+    <w:name w:val="ColorFFFF66BgC285FF"/>
+    <w:rPr>
+      <w:color w:val="FFFF66"/>
+      <w:shd w:color="auto" w:fill="C285FF" w:val="clear"/>
+    </w:rPr>
+  </w:style>
+  <w:style w:customStyle="1" w:styleId="ColorFFFF66Bg888888" w:type="character">
+    <w:name w:val="ColorFFFF66Bg888888"/>
+    <w:rPr>
+      <w:color w:val="FFFF66"/>
+      <w:shd w:color="auto" w:fill="888888" w:val="clear"/>
+    </w:rPr>
+  </w:style>
+  <w:style w:customStyle="1" w:styleId="ColorFFFF66BgA10000" w:type="character">
+    <w:name w:val="ColorFFFF66BgA10000"/>
+    <w:rPr>
+      <w:color w:val="FFFF66"/>
+      <w:shd w:color="auto" w:fill="A10000" w:val="clear"/>
+    </w:rPr>
+  </w:style>
+  <w:style w:customStyle="1" w:styleId="ColorFFFF66BgB26B00" w:type="character">
+    <w:name w:val="ColorFFFF66BgB26B00"/>
+    <w:rPr>
+      <w:color w:val="FFFF66"/>
+      <w:shd w:color="auto" w:fill="B26B00" w:val="clear"/>
+    </w:rPr>
+  </w:style>
+  <w:style w:customStyle="1" w:styleId="ColorFFFF66BgB2B200" w:type="character">
+    <w:name w:val="ColorFFFF66BgB2B200"/>
+    <w:rPr>
+      <w:color w:val="FFFF66"/>
+      <w:shd w:color="auto" w:fill="B2B200" w:val="clear"/>
+    </w:rPr>
+  </w:style>
+  <w:style w:customStyle="1" w:styleId="ColorFFFF66Bg006100" w:type="character">
+    <w:name w:val="ColorFFFF66Bg006100"/>
+    <w:rPr>
+      <w:color w:val="FFFF66"/>
+      <w:shd w:color="auto" w:fill="006100" w:val="clear"/>
+    </w:rPr>
+  </w:style>
+  <w:style w:customStyle="1" w:styleId="ColorFFFF66Bg0047B2" w:type="character">
+    <w:name w:val="ColorFFFF66Bg0047B2"/>
+    <w:rPr>
+      <w:color w:val="FFFF66"/>
+      <w:shd w:color="auto" w:fill="0047B2" w:val="clear"/>
+    </w:rPr>
+  </w:style>
+  <w:style w:customStyle="1" w:styleId="ColorFFFF66Bg6B24B2" w:type="character">
+    <w:name w:val="ColorFFFF66Bg6B24B2"/>
+    <w:rPr>
+      <w:color w:val="FFFF66"/>
+      <w:shd w:color="auto" w:fill="6B24B2" w:val="clear"/>
+    </w:rPr>
+  </w:style>
+  <w:style w:customStyle="1" w:styleId="ColorFFFF66Bg444444" w:type="character">
+    <w:name w:val="ColorFFFF66Bg444444"/>
+    <w:rPr>
+      <w:color w:val="FFFF66"/>
+      <w:shd w:color="auto" w:fill="444444" w:val="clear"/>
+    </w:rPr>
+  </w:style>
+  <w:style w:customStyle="1" w:styleId="ColorFFFF66Bg5C0000" w:type="character">
+    <w:name w:val="ColorFFFF66Bg5C0000"/>
+    <w:rPr>
+      <w:color w:val="FFFF66"/>
+      <w:shd w:color="auto" w:fill="5C0000" w:val="clear"/>
+    </w:rPr>
+  </w:style>
+  <w:style w:customStyle="1" w:styleId="ColorFFFF66Bg663D00" w:type="character">
+    <w:name w:val="ColorFFFF66Bg663D00"/>
+    <w:rPr>
+      <w:color w:val="FFFF66"/>
+      <w:shd w:color="auto" w:fill="663D00" w:val="clear"/>
+    </w:rPr>
+  </w:style>
+  <w:style w:customStyle="1" w:styleId="ColorFFFF66Bg666600" w:type="character">
+    <w:name w:val="ColorFFFF66Bg666600"/>
+    <w:rPr>
+      <w:color w:val="FFFF66"/>
+      <w:shd w:color="auto" w:fill="666600" w:val="clear"/>
+    </w:rPr>
+  </w:style>
+  <w:style w:customStyle="1" w:styleId="ColorFFFF66Bg003700" w:type="character">
+    <w:name w:val="ColorFFFF66Bg003700"/>
+    <w:rPr>
+      <w:color w:val="FFFF66"/>
+      <w:shd w:color="auto" w:fill="003700" w:val="clear"/>
+    </w:rPr>
+  </w:style>
+  <w:style w:customStyle="1" w:styleId="ColorFFFF66Bg002966" w:type="character">
+    <w:name w:val="ColorFFFF66Bg002966"/>
+    <w:rPr>
+      <w:color w:val="FFFF66"/>
+      <w:shd w:color="auto" w:fill="002966" w:val="clear"/>
+    </w:rPr>
+  </w:style>
+  <w:style w:customStyle="1" w:styleId="ColorFFFF66Bg3D1466" w:type="character">
+    <w:name w:val="ColorFFFF66Bg3D1466"/>
+    <w:rPr>
+      <w:color w:val="FFFF66"/>
+      <w:shd w:color="auto" w:fill="3D1466" w:val="clear"/>
+    </w:rPr>
+  </w:style>
+  <w:style w:customStyle="1" w:styleId="Color66B966" w:type="character">
+    <w:name w:val="Color66B966"/>
+    <w:rPr>
+      <w:color w:val="66B966"/>
+    </w:rPr>
+  </w:style>
+  <w:style w:customStyle="1" w:styleId="Color66B966BgE60000" w:type="character">
+    <w:name w:val="Color66B966BgE60000"/>
+    <w:rPr>
+      <w:color w:val="66B966"/>
+      <w:shd w:color="auto" w:fill="E60000" w:val="clear"/>
+    </w:rPr>
+  </w:style>
+  <w:style w:customStyle="1" w:styleId="Color66B966BgFF9900" w:type="character">
+    <w:name w:val="Color66B966BgFF9900"/>
+    <w:rPr>
+      <w:color w:val="66B966"/>
+      <w:shd w:color="auto" w:fill="FF9900" w:val="clear"/>
+    </w:rPr>
+  </w:style>
+  <w:style w:customStyle="1" w:styleId="Color66B966BgFFFF00" w:type="character">
+    <w:name w:val="Color66B966BgFFFF00"/>
+    <w:rPr>
+      <w:color w:val="66B966"/>
+      <w:shd w:color="auto" w:fill="FFFF00" w:val="clear"/>
+    </w:rPr>
+  </w:style>
+  <w:style w:customStyle="1" w:styleId="Color66B966Bg008A00" w:type="character">
+    <w:name w:val="Color66B966Bg008A00"/>
+    <w:rPr>
+      <w:color w:val="66B966"/>
+      <w:shd w:color="auto" w:fill="008A00" w:val="clear"/>
+    </w:rPr>
+  </w:style>
+  <w:style w:customStyle="1" w:styleId="Color66B966Bg0066CC" w:type="character">
+    <w:name w:val="Color66B966Bg0066CC"/>
+    <w:rPr>
+      <w:color w:val="66B966"/>
+      <w:shd w:color="auto" w:fill="0066CC" w:val="clear"/>
+    </w:rPr>
+  </w:style>
+  <w:style w:customStyle="1" w:styleId="Color66B966Bg9933FF" w:type="character">
+    <w:name w:val="Color66B966Bg9933FF"/>
+    <w:rPr>
+      <w:color w:val="66B966"/>
+      <w:shd w:color="auto" w:fill="9933FF" w:val="clear"/>
+    </w:rPr>
+  </w:style>
+  <w:style w:customStyle="1" w:styleId="Color66B966BgFFFFFF" w:type="character">
+    <w:name w:val="Color66B966BgFFFFFF"/>
+    <w:rPr>
+      <w:color w:val="66B966"/>
+      <w:shd w:color="auto" w:fill="FFFFFF" w:val="clear"/>
+    </w:rPr>
+  </w:style>
+  <w:style w:customStyle="1" w:styleId="Color66B966BgFACCCC" w:type="character">
+    <w:name w:val="Color66B966BgFACCCC"/>
+    <w:rPr>
+      <w:color w:val="66B966"/>
+      <w:shd w:color="auto" w:fill="FACCCC" w:val="clear"/>
+    </w:rPr>
+  </w:style>
+  <w:style w:customStyle="1" w:styleId="Color66B966BgFFEBCC" w:type="character">
+    <w:name w:val="Color66B966BgFFEBCC"/>
+    <w:rPr>
+      <w:color w:val="66B966"/>
+      <w:shd w:color="auto" w:fill="FFEBCC" w:val="clear"/>
+    </w:rPr>
+  </w:style>
+  <w:style w:customStyle="1" w:styleId="Color66B966BgFFFFCC" w:type="character">
+    <w:name w:val="Color66B966BgFFFFCC"/>
+    <w:rPr>
+      <w:color w:val="66B966"/>
+      <w:shd w:color="auto" w:fill="FFFFCC" w:val="clear"/>
+    </w:rPr>
+  </w:style>
+  <w:style w:customStyle="1" w:styleId="Color66B966BgCCE8CC" w:type="character">
+    <w:name w:val="Color66B966BgCCE8CC"/>
+    <w:rPr>
+      <w:color w:val="66B966"/>
+      <w:shd w:color="auto" w:fill="CCE8CC" w:val="clear"/>
+    </w:rPr>
+  </w:style>
+  <w:style w:customStyle="1" w:styleId="Color66B966BgCCE0F5" w:type="character">
+    <w:name w:val="Color66B966BgCCE0F5"/>
+    <w:rPr>
+      <w:color w:val="66B966"/>
+      <w:shd w:color="auto" w:fill="CCE0F5" w:val="clear"/>
+    </w:rPr>
+  </w:style>
+  <w:style w:customStyle="1" w:styleId="Color66B966BgEBD6FF" w:type="character">
+    <w:name w:val="Color66B966BgEBD6FF"/>
+    <w:rPr>
+      <w:color w:val="66B966"/>
+      <w:shd w:color="auto" w:fill="EBD6FF" w:val="clear"/>
+    </w:rPr>
+  </w:style>
+  <w:style w:customStyle="1" w:styleId="Color66B966BgBBBBBB" w:type="character">
+    <w:name w:val="Color66B966BgBBBBBB"/>
+    <w:rPr>
+      <w:color w:val="66B966"/>
+      <w:shd w:color="auto" w:fill="BBBBBB" w:val="clear"/>
+    </w:rPr>
+  </w:style>
+  <w:style w:customStyle="1" w:styleId="Color66B966BgF06666" w:type="character">
+    <w:name w:val="Color66B966BgF06666"/>
+    <w:rPr>
+      <w:color w:val="66B966"/>
+      <w:shd w:color="auto" w:fill="F06666" w:val="clear"/>
+    </w:rPr>
+  </w:style>
+  <w:style w:customStyle="1" w:styleId="Color66B966BgFFC266" w:type="character">
+    <w:name w:val="Color66B966BgFFC266"/>
+    <w:rPr>
+      <w:color w:val="66B966"/>
+      <w:shd w:color="auto" w:fill="FFC266" w:val="clear"/>
+    </w:rPr>
+  </w:style>
+  <w:style w:customStyle="1" w:styleId="Color66B966BgFFFF66" w:type="character">
+    <w:name w:val="Color66B966BgFFFF66"/>
+    <w:rPr>
+      <w:color w:val="66B966"/>
+      <w:shd w:color="auto" w:fill="FFFF66" w:val="clear"/>
+    </w:rPr>
+  </w:style>
+  <w:style w:customStyle="1" w:styleId="Color66B966Bg66B966" w:type="character">
+    <w:name w:val="Color66B966Bg66B966"/>
+    <w:rPr>
+      <w:color w:val="66B966"/>
+      <w:shd w:color="auto" w:fill="66B966" w:val="clear"/>
+    </w:rPr>
+  </w:style>
+  <w:style w:customStyle="1" w:styleId="Color66B966Bg66A3E0" w:type="character">
+    <w:name w:val="Color66B966Bg66A3E0"/>
+    <w:rPr>
+      <w:color w:val="66B966"/>
+      <w:shd w:color="auto" w:fill="66A3E0" w:val="clear"/>
+    </w:rPr>
+  </w:style>
+  <w:style w:customStyle="1" w:styleId="Color66B966BgC285FF" w:type="character">
+    <w:name w:val="Color66B966BgC285FF"/>
+    <w:rPr>
+      <w:color w:val="66B966"/>
+      <w:shd w:color="auto" w:fill="C285FF" w:val="clear"/>
+    </w:rPr>
+  </w:style>
+  <w:style w:customStyle="1" w:styleId="Color66B966Bg888888" w:type="character">
+    <w:name w:val="Color66B966Bg888888"/>
+    <w:rPr>
+      <w:color w:val="66B966"/>
+      <w:shd w:color="auto" w:fill="888888" w:val="clear"/>
+    </w:rPr>
+  </w:style>
+  <w:style w:customStyle="1" w:styleId="Color66B966BgA10000" w:type="character">
+    <w:name w:val="Color66B966BgA10000"/>
+    <w:rPr>
+      <w:color w:val="66B966"/>
+      <w:shd w:color="auto" w:fill="A10000" w:val="clear"/>
+    </w:rPr>
+  </w:style>
+  <w:style w:customStyle="1" w:styleId="Color66B966BgB26B00" w:type="character">
+    <w:name w:val="Color66B966BgB26B00"/>
+    <w:rPr>
+      <w:color w:val="66B966"/>
+      <w:shd w:color="auto" w:fill="B26B00" w:val="clear"/>
+    </w:rPr>
+  </w:style>
+  <w:style w:customStyle="1" w:styleId="Color66B966BgB2B200" w:type="character">
+    <w:name w:val="Color66B966BgB2B200"/>
+    <w:rPr>
+      <w:color w:val="66B966"/>
+      <w:shd w:color="auto" w:fill="B2B200" w:val="clear"/>
+    </w:rPr>
+  </w:style>
+  <w:style w:customStyle="1" w:styleId="Color66B966Bg006100" w:type="character">
+    <w:name w:val="Color66B966Bg006100"/>
+    <w:rPr>
+      <w:color w:val="66B966"/>
+      <w:shd w:color="auto" w:fill="006100" w:val="clear"/>
+    </w:rPr>
+  </w:style>
+  <w:style w:customStyle="1" w:styleId="Color66B966Bg0047B2" w:type="character">
+    <w:name w:val="Color66B966Bg0047B2"/>
+    <w:rPr>
+      <w:color w:val="66B966"/>
+      <w:shd w:color="auto" w:fill="0047B2" w:val="clear"/>
+    </w:rPr>
+  </w:style>
+  <w:style w:customStyle="1" w:styleId="Color66B966Bg6B24B2" w:type="character">
+    <w:name w:val="Color66B966Bg6B24B2"/>
+    <w:rPr>
+      <w:color w:val="66B966"/>
+      <w:shd w:color="auto" w:fill="6B24B2" w:val="clear"/>
+    </w:rPr>
+  </w:style>
+  <w:style w:customStyle="1" w:styleId="Color66B966Bg444444" w:type="character">
+    <w:name w:val="Color66B966Bg444444"/>
+    <w:rPr>
+      <w:color w:val="66B966"/>
+      <w:shd w:color="auto" w:fill="444444" w:val="clear"/>
+    </w:rPr>
+  </w:style>
+  <w:style w:customStyle="1" w:styleId="Color66B966Bg5C0000" w:type="character">
+    <w:name w:val="Color66B966Bg5C0000"/>
+    <w:rPr>
+      <w:color w:val="66B966"/>
+      <w:shd w:color="auto" w:fill="5C0000" w:val="clear"/>
+    </w:rPr>
+  </w:style>
+  <w:style w:customStyle="1" w:styleId="Color66B966Bg663D00" w:type="character">
+    <w:name w:val="Color66B966Bg663D00"/>
+    <w:rPr>
+      <w:color w:val="66B966"/>
+      <w:shd w:color="auto" w:fill="663D00" w:val="clear"/>
+    </w:rPr>
+  </w:style>
+  <w:style w:customStyle="1" w:styleId="Color66B966Bg666600" w:type="character">
+    <w:name w:val="Color66B966Bg666600"/>
+    <w:rPr>
+      <w:color w:val="66B966"/>
+      <w:shd w:color="auto" w:fill="666600" w:val="clear"/>
+    </w:rPr>
+  </w:style>
+  <w:style w:customStyle="1" w:styleId="Color66B966Bg003700" w:type="character">
+    <w:name w:val="Color66B966Bg003700"/>
+    <w:rPr>
+      <w:color w:val="66B966"/>
+      <w:shd w:color="auto" w:fill="003700" w:val="clear"/>
+    </w:rPr>
+  </w:style>
+  <w:style w:customStyle="1" w:styleId="Color66B966Bg002966" w:type="character">
+    <w:name w:val="Color66B966Bg002966"/>
+    <w:rPr>
+      <w:color w:val="66B966"/>
+      <w:shd w:color="auto" w:fill="002966" w:val="clear"/>
+    </w:rPr>
+  </w:style>
+  <w:style w:customStyle="1" w:styleId="Color66B966Bg3D1466" w:type="character">
+    <w:name w:val="Color66B966Bg3D1466"/>
+    <w:rPr>
+      <w:color w:val="66B966"/>
+      <w:shd w:color="auto" w:fill="3D1466" w:val="clear"/>
+    </w:rPr>
+  </w:style>
+  <w:style w:customStyle="1" w:styleId="Color66A3E0" w:type="character">
+    <w:name w:val="Color66A3E0"/>
+    <w:rPr>
+      <w:color w:val="66A3E0"/>
+    </w:rPr>
+  </w:style>
+  <w:style w:customStyle="1" w:styleId="Color66A3E0BgE60000" w:type="character">
+    <w:name w:val="Color66A3E0BgE60000"/>
+    <w:rPr>
+      <w:color w:val="66A3E0"/>
+      <w:shd w:color="auto" w:fill="E60000" w:val="clear"/>
+    </w:rPr>
+  </w:style>
+  <w:style w:customStyle="1" w:styleId="Color66A3E0BgFF9900" w:type="character">
+    <w:name w:val="Color66A3E0BgFF9900"/>
+    <w:rPr>
+      <w:color w:val="66A3E0"/>
+      <w:shd w:color="auto" w:fill="FF9900" w:val="clear"/>
+    </w:rPr>
+  </w:style>
+  <w:style w:customStyle="1" w:styleId="Color66A3E0BgFFFF00" w:type="character">
+    <w:name w:val="Color66A3E0BgFFFF00"/>
+    <w:rPr>
+      <w:color w:val="66A3E0"/>
+      <w:shd w:color="auto" w:fill="FFFF00" w:val="clear"/>
+    </w:rPr>
+  </w:style>
+  <w:style w:customStyle="1" w:styleId="Color66A3E0Bg008A00" w:type="character">
+    <w:name w:val="Color66A3E0Bg008A00"/>
+    <w:rPr>
+      <w:color w:val="66A3E0"/>
+      <w:shd w:color="auto" w:fill="008A00" w:val="clear"/>
+    </w:rPr>
+  </w:style>
+  <w:style w:customStyle="1" w:styleId="Color66A3E0Bg0066CC" w:type="character">
+    <w:name w:val="Color66A3E0Bg0066CC"/>
+    <w:rPr>
+      <w:color w:val="66A3E0"/>
+      <w:shd w:color="auto" w:fill="0066CC" w:val="clear"/>
+    </w:rPr>
+  </w:style>
+  <w:style w:customStyle="1" w:styleId="Color66A3E0Bg9933FF" w:type="character">
+    <w:name w:val="Color66A3E0Bg9933FF"/>
+    <w:rPr>
+      <w:color w:val="66A3E0"/>
+      <w:shd w:color="auto" w:fill="9933FF" w:val="clear"/>
+    </w:rPr>
+  </w:style>
+  <w:style w:customStyle="1" w:styleId="Color66A3E0BgFFFFFF" w:type="character">
+    <w:name w:val="Color66A3E0BgFFFFFF"/>
+    <w:rPr>
+      <w:color w:val="66A3E0"/>
+      <w:shd w:color="auto" w:fill="FFFFFF" w:val="clear"/>
+    </w:rPr>
+  </w:style>
+  <w:style w:customStyle="1" w:styleId="Color66A3E0BgFACCCC" w:type="character">
+    <w:name w:val="Color66A3E0BgFACCCC"/>
+    <w:rPr>
+      <w:color w:val="66A3E0"/>
+      <w:shd w:color="auto" w:fill="FACCCC" w:val="clear"/>
+    </w:rPr>
+  </w:style>
+  <w:style w:customStyle="1" w:styleId="Color66A3E0BgFFEBCC" w:type="character">
+    <w:name w:val="Color66A3E0BgFFEBCC"/>
+    <w:rPr>
+      <w:color w:val="66A3E0"/>
+      <w:shd w:color="auto" w:fill="FFEBCC" w:val="clear"/>
+    </w:rPr>
+  </w:style>
+  <w:style w:customStyle="1" w:styleId="Color66A3E0BgFFFFCC" w:type="character">
+    <w:name w:val="Color66A3E0BgFFFFCC"/>
+    <w:rPr>
+      <w:color w:val="66A3E0"/>
+      <w:shd w:color="auto" w:fill="FFFFCC" w:val="clear"/>
+    </w:rPr>
+  </w:style>
+  <w:style w:customStyle="1" w:styleId="Color66A3E0BgCCE8CC" w:type="character">
+    <w:name w:val="Color66A3E0BgCCE8CC"/>
+    <w:rPr>
+      <w:color w:val="66A3E0"/>
+      <w:shd w:color="auto" w:fill="CCE8CC" w:val="clear"/>
+    </w:rPr>
+  </w:style>
+  <w:style w:customStyle="1" w:styleId="Color66A3E0BgCCE0F5" w:type="character">
+    <w:name w:val="Color66A3E0BgCCE0F5"/>
+    <w:rPr>
+      <w:color w:val="66A3E0"/>
+      <w:shd w:color="auto" w:fill="CCE0F5" w:val="clear"/>
+    </w:rPr>
+  </w:style>
+  <w:style w:customStyle="1" w:styleId="Color66A3E0BgEBD6FF" w:type="character">
+    <w:name w:val="Color66A3E0BgEBD6FF"/>
+    <w:rPr>
+      <w:color w:val="66A3E0"/>
+      <w:shd w:color="auto" w:fill="EBD6FF" w:val="clear"/>
+    </w:rPr>
+  </w:style>
+  <w:style w:customStyle="1" w:styleId="Color66A3E0BgBBBBBB" w:type="character">
+    <w:name w:val="Color66A3E0BgBBBBBB"/>
+    <w:rPr>
+      <w:color w:val="66A3E0"/>
+      <w:shd w:color="auto" w:fill="BBBBBB" w:val="clear"/>
+    </w:rPr>
+  </w:style>
+  <w:style w:customStyle="1" w:styleId="Color66A3E0BgF06666" w:type="character">
+    <w:name w:val="Color66A3E0BgF06666"/>
+    <w:rPr>
+      <w:color w:val="66A3E0"/>
+      <w:shd w:color="auto" w:fill="F06666" w:val="clear"/>
+    </w:rPr>
+  </w:style>
+  <w:style w:customStyle="1" w:styleId="Color66A3E0BgFFC266" w:type="character">
+    <w:name w:val="Color66A3E0BgFFC266"/>
+    <w:rPr>
+      <w:color w:val="66A3E0"/>
+      <w:shd w:color="auto" w:fill="FFC266" w:val="clear"/>
+    </w:rPr>
+  </w:style>
+  <w:style w:customStyle="1" w:styleId="Color66A3E0BgFFFF66" w:type="character">
+    <w:name w:val="Color66A3E0BgFFFF66"/>
+    <w:rPr>
+      <w:color w:val="66A3E0"/>
+      <w:shd w:color="auto" w:fill="FFFF66" w:val="clear"/>
+    </w:rPr>
+  </w:style>
+  <w:style w:customStyle="1" w:styleId="Color66A3E0Bg66B966" w:type="character">
+    <w:name w:val="Color66A3E0Bg66B966"/>
+    <w:rPr>
+      <w:color w:val="66A3E0"/>
+      <w:shd w:color="auto" w:fill="66B966" w:val="clear"/>
+    </w:rPr>
+  </w:style>
+  <w:style w:customStyle="1" w:styleId="Color66A3E0Bg66A3E0" w:type="character">
+    <w:name w:val="Color66A3E0Bg66A3E0"/>
+    <w:rPr>
+      <w:color w:val="66A3E0"/>
+      <w:shd w:color="auto" w:fill="66A3E0" w:val="clear"/>
+    </w:rPr>
+  </w:style>
+  <w:style w:customStyle="1" w:styleId="Color66A3E0BgC285FF" w:type="character">
+    <w:name w:val="Color66A3E0BgC285FF"/>
+    <w:rPr>
+      <w:color w:val="66A3E0"/>
+      <w:shd w:color="auto" w:fill="C285FF" w:val="clear"/>
+    </w:rPr>
+  </w:style>
+  <w:style w:customStyle="1" w:styleId="Color66A3E0Bg888888" w:type="character">
+    <w:name w:val="Color66A3E0Bg888888"/>
+    <w:rPr>
+      <w:color w:val="66A3E0"/>
+      <w:shd w:color="auto" w:fill="888888" w:val="clear"/>
+    </w:rPr>
+  </w:style>
+  <w:style w:customStyle="1" w:styleId="Color66A3E0BgA10000" w:type="character">
+    <w:name w:val="Color66A3E0BgA10000"/>
+    <w:rPr>
+      <w:color w:val="66A3E0"/>
+      <w:shd w:color="auto" w:fill="A10000" w:val="clear"/>
+    </w:rPr>
+  </w:style>
+  <w:style w:customStyle="1" w:styleId="Color66A3E0BgB26B00" w:type="character">
+    <w:name w:val="Color66A3E0BgB26B00"/>
+    <w:rPr>
+      <w:color w:val="66A3E0"/>
+      <w:shd w:color="auto" w:fill="B26B00" w:val="clear"/>
+    </w:rPr>
+  </w:style>
+  <w:style w:customStyle="1" w:styleId="Color66A3E0BgB2B200" w:type="character">
+    <w:name w:val="Color66A3E0BgB2B200"/>
+    <w:rPr>
+      <w:color w:val="66A3E0"/>
+      <w:shd w:color="auto" w:fill="B2B200" w:val="clear"/>
+    </w:rPr>
+  </w:style>
+  <w:style w:customStyle="1" w:styleId="Color66A3E0Bg006100" w:type="character">
+    <w:name w:val="Color66A3E0Bg006100"/>
+    <w:rPr>
+      <w:color w:val="66A3E0"/>
+      <w:shd w:color="auto" w:fill="006100" w:val="clear"/>
+    </w:rPr>
+  </w:style>
+  <w:style w:customStyle="1" w:styleId="Color66A3E0Bg0047B2" w:type="character">
+    <w:name w:val="Color66A3E0Bg0047B2"/>
+    <w:rPr>
+      <w:color w:val="66A3E0"/>
+      <w:shd w:color="auto" w:fill="0047B2" w:val="clear"/>
+    </w:rPr>
+  </w:style>
+  <w:style w:customStyle="1" w:styleId="Color66A3E0Bg6B24B2" w:type="character">
+    <w:name w:val="Color66A3E0Bg6B24B2"/>
+    <w:rPr>
+      <w:color w:val="66A3E0"/>
+      <w:shd w:color="auto" w:fill="6B24B2" w:val="clear"/>
+    </w:rPr>
+  </w:style>
+  <w:style w:customStyle="1" w:styleId="Color66A3E0Bg444444" w:type="character">
+    <w:name w:val="Color66A3E0Bg444444"/>
+    <w:rPr>
+      <w:color w:val="66A3E0"/>
+      <w:shd w:color="auto" w:fill="444444" w:val="clear"/>
+    </w:rPr>
+  </w:style>
+  <w:style w:customStyle="1" w:styleId="Color66A3E0Bg5C0000" w:type="character">
+    <w:name w:val="Color66A3E0Bg5C0000"/>
+    <w:rPr>
+      <w:color w:val="66A3E0"/>
+      <w:shd w:color="auto" w:fill="5C0000" w:val="clear"/>
+    </w:rPr>
+  </w:style>
+  <w:style w:customStyle="1" w:styleId="Color66A3E0Bg663D00" w:type="character">
+    <w:name w:val="Color66A3E0Bg663D00"/>
+    <w:rPr>
+      <w:color w:val="66A3E0"/>
+      <w:shd w:color="auto" w:fill="663D00" w:val="clear"/>
+    </w:rPr>
+  </w:style>
+  <w:style w:customStyle="1" w:styleId="Color66A3E0Bg666600" w:type="character">
+    <w:name w:val="Color66A3E0Bg666600"/>
+    <w:rPr>
+      <w:color w:val="66A3E0"/>
+      <w:shd w:color="auto" w:fill="666600" w:val="clear"/>
+    </w:rPr>
+  </w:style>
+  <w:style w:customStyle="1" w:styleId="Color66A3E0Bg003700" w:type="character">
+    <w:name w:val="Color66A3E0Bg003700"/>
+    <w:rPr>
+      <w:color w:val="66A3E0"/>
+      <w:shd w:color="auto" w:fill="003700" w:val="clear"/>
+    </w:rPr>
+  </w:style>
+  <w:style w:customStyle="1" w:styleId="Color66A3E0Bg002966" w:type="character">
+    <w:name w:val="Color66A3E0Bg002966"/>
+    <w:rPr>
+      <w:color w:val="66A3E0"/>
+      <w:shd w:color="auto" w:fill="002966" w:val="clear"/>
+    </w:rPr>
+  </w:style>
+  <w:style w:customStyle="1" w:styleId="Color66A3E0Bg3D1466" w:type="character">
+    <w:name w:val="Color66A3E0Bg3D1466"/>
+    <w:rPr>
+      <w:color w:val="66A3E0"/>
+      <w:shd w:color="auto" w:fill="3D1466" w:val="clear"/>
+    </w:rPr>
+  </w:style>
+  <w:style w:customStyle="1" w:styleId="ColorC285FF" w:type="character">
+    <w:name w:val="ColorC285FF"/>
+    <w:rPr>
+      <w:color w:val="C285FF"/>
+    </w:rPr>
+  </w:style>
+  <w:style w:customStyle="1" w:styleId="ColorC285FFBgE60000" w:type="character">
+    <w:name w:val="ColorC285FFBgE60000"/>
+    <w:rPr>
+      <w:color w:val="C285FF"/>
+      <w:shd w:color="auto" w:fill="E60000" w:val="clear"/>
+    </w:rPr>
+  </w:style>
+  <w:style w:customStyle="1" w:styleId="ColorC285FFBgFF9900" w:type="character">
+    <w:name w:val="ColorC285FFBgFF9900"/>
+    <w:rPr>
+      <w:color w:val="C285FF"/>
+      <w:shd w:color="auto" w:fill="FF9900" w:val="clear"/>
+    </w:rPr>
+  </w:style>
+  <w:style w:customStyle="1" w:styleId="ColorC285FFBgFFFF00" w:type="character">
+    <w:name w:val="ColorC285FFBgFFFF00"/>
+    <w:rPr>
+      <w:color w:val="C285FF"/>
+      <w:shd w:color="auto" w:fill="FFFF00" w:val="clear"/>
+    </w:rPr>
+  </w:style>
+  <w:style w:customStyle="1" w:styleId="ColorC285FFBg008A00" w:type="character">
+    <w:name w:val="ColorC285FFBg008A00"/>
+    <w:rPr>
+      <w:color w:val="C285FF"/>
+      <w:shd w:color="auto" w:fill="008A00" w:val="clear"/>
+    </w:rPr>
+  </w:style>
+  <w:style w:customStyle="1" w:styleId="ColorC285FFBg0066CC" w:type="character">
+    <w:name w:val="ColorC285FFBg0066CC"/>
+    <w:rPr>
+      <w:color w:val="C285FF"/>
+      <w:shd w:color="auto" w:fill="0066CC" w:val="clear"/>
+    </w:rPr>
+  </w:style>
+  <w:style w:customStyle="1" w:styleId="ColorC285FFBg9933FF" w:type="character">
+    <w:name w:val="ColorC285FFBg9933FF"/>
+    <w:rPr>
+      <w:color w:val="C285FF"/>
+      <w:shd w:color="auto" w:fill="9933FF" w:val="clear"/>
+    </w:rPr>
+  </w:style>
+  <w:style w:customStyle="1" w:styleId="ColorC285FFBgFFFFFF" w:type="character">
+    <w:name w:val="ColorC285FFBgFFFFFF"/>
+    <w:rPr>
+      <w:color w:val="C285FF"/>
+      <w:shd w:color="auto" w:fill="FFFFFF" w:val="clear"/>
+    </w:rPr>
+  </w:style>
+  <w:style w:customStyle="1" w:styleId="ColorC285FFBgFACCCC" w:type="character">
+    <w:name w:val="ColorC285FFBgFACCCC"/>
+    <w:rPr>
+      <w:color w:val="C285FF"/>
+      <w:shd w:color="auto" w:fill="FACCCC" w:val="clear"/>
+    </w:rPr>
+  </w:style>
+  <w:style w:customStyle="1" w:styleId="ColorC285FFBgFFEBCC" w:type="character">
+    <w:name w:val="ColorC285FFBgFFEBCC"/>
+    <w:rPr>
+      <w:color w:val="C285FF"/>
+      <w:shd w:color="auto" w:fill="FFEBCC" w:val="clear"/>
+    </w:rPr>
+  </w:style>
+  <w:style w:customStyle="1" w:styleId="ColorC285FFBgFFFFCC" w:type="character">
+    <w:name w:val="ColorC285FFBgFFFFCC"/>
+    <w:rPr>
+      <w:color w:val="C285FF"/>
+      <w:shd w:color="auto" w:fill="FFFFCC" w:val="clear"/>
+    </w:rPr>
+  </w:style>
+  <w:style w:customStyle="1" w:styleId="ColorC285FFBgCCE8CC" w:type="character">
+    <w:name w:val="ColorC285FFBgCCE8CC"/>
+    <w:rPr>
+      <w:color w:val="C285FF"/>
+      <w:shd w:color="auto" w:fill="CCE8CC" w:val="clear"/>
+    </w:rPr>
+  </w:style>
+  <w:style w:customStyle="1" w:styleId="ColorC285FFBgCCE0F5" w:type="character">
+    <w:name w:val="ColorC285FFBgCCE0F5"/>
+    <w:rPr>
+      <w:color w:val="C285FF"/>
+      <w:shd w:color="auto" w:fill="CCE0F5" w:val="clear"/>
+    </w:rPr>
+  </w:style>
+  <w:style w:customStyle="1" w:styleId="ColorC285FFBgEBD6FF" w:type="character">
+    <w:name w:val="ColorC285FFBgEBD6FF"/>
+    <w:rPr>
+      <w:color w:val="C285FF"/>
+      <w:shd w:color="auto" w:fill="EBD6FF" w:val="clear"/>
+    </w:rPr>
+  </w:style>
+  <w:style w:customStyle="1" w:styleId="ColorC285FFBgBBBBBB" w:type="character">
+    <w:name w:val="ColorC285FFBgBBBBBB"/>
+    <w:rPr>
+      <w:color w:val="C285FF"/>
+      <w:shd w:color="auto" w:fill="BBBBBB" w:val="clear"/>
+    </w:rPr>
+  </w:style>
+  <w:style w:customStyle="1" w:styleId="ColorC285FFBgF06666" w:type="character">
+    <w:name w:val="ColorC285FFBgF06666"/>
+    <w:rPr>
+      <w:color w:val="C285FF"/>
+      <w:shd w:color="auto" w:fill="F06666" w:val="clear"/>
+    </w:rPr>
+  </w:style>
+  <w:style w:customStyle="1" w:styleId="ColorC285FFBgFFC266" w:type="character">
+    <w:name w:val="ColorC285FFBgFFC266"/>
+    <w:rPr>
+      <w:color w:val="C285FF"/>
+      <w:shd w:color="auto" w:fill="FFC266" w:val="clear"/>
+    </w:rPr>
+  </w:style>
+  <w:style w:customStyle="1" w:styleId="ColorC285FFBgFFFF66" w:type="character">
+    <w:name w:val="ColorC285FFBgFFFF66"/>
+    <w:rPr>
+      <w:color w:val="C285FF"/>
+      <w:shd w:color="auto" w:fill="FFFF66" w:val="clear"/>
+    </w:rPr>
+  </w:style>
+  <w:style w:customStyle="1" w:styleId="ColorC285FFBg66B966" w:type="character">
+    <w:name w:val="ColorC285FFBg66B966"/>
+    <w:rPr>
+      <w:color w:val="C285FF"/>
+      <w:shd w:color="auto" w:fill="66B966" w:val="clear"/>
+    </w:rPr>
+  </w:style>
+  <w:style w:customStyle="1" w:styleId="ColorC285FFBg66A3E0" w:type="character">
+    <w:name w:val="ColorC285FFBg66A3E0"/>
+    <w:rPr>
+      <w:color w:val="C285FF"/>
+      <w:shd w:color="auto" w:fill="66A3E0" w:val="clear"/>
+    </w:rPr>
+  </w:style>
+  <w:style w:customStyle="1" w:styleId="ColorC285FFBgC285FF" w:type="character">
+    <w:name w:val="ColorC285FFBgC285FF"/>
+    <w:rPr>
+      <w:color w:val="C285FF"/>
+      <w:shd w:color="auto" w:fill="C285FF" w:val="clear"/>
+    </w:rPr>
+  </w:style>
+  <w:style w:customStyle="1" w:styleId="ColorC285FFBg888888" w:type="character">
+    <w:name w:val="ColorC285FFBg888888"/>
+    <w:rPr>
+      <w:color w:val="C285FF"/>
+      <w:shd w:color="auto" w:fill="888888" w:val="clear"/>
+    </w:rPr>
+  </w:style>
+  <w:style w:customStyle="1" w:styleId="ColorC285FFBgA10000" w:type="character">
+    <w:name w:val="ColorC285FFBgA10000"/>
+    <w:rPr>
+      <w:color w:val="C285FF"/>
+      <w:shd w:color="auto" w:fill="A10000" w:val="clear"/>
+    </w:rPr>
+  </w:style>
+  <w:style w:customStyle="1" w:styleId="ColorC285FFBgB26B00" w:type="character">
+    <w:name w:val="ColorC285FFBgB26B00"/>
+    <w:rPr>
+      <w:color w:val="C285FF"/>
+      <w:shd w:color="auto" w:fill="B26B00" w:val="clear"/>
+    </w:rPr>
+  </w:style>
+  <w:style w:customStyle="1" w:styleId="ColorC285FFBgB2B200" w:type="character">
+    <w:name w:val="ColorC285FFBgB2B200"/>
+    <w:rPr>
+      <w:color w:val="C285FF"/>
+      <w:shd w:color="auto" w:fill="B2B200" w:val="clear"/>
+    </w:rPr>
+  </w:style>
+  <w:style w:customStyle="1" w:styleId="ColorC285FFBg006100" w:type="character">
+    <w:name w:val="ColorC285FFBg006100"/>
+    <w:rPr>
+      <w:color w:val="C285FF"/>
+      <w:shd w:color="auto" w:fill="006100" w:val="clear"/>
+    </w:rPr>
+  </w:style>
+  <w:style w:customStyle="1" w:styleId="ColorC285FFBg0047B2" w:type="character">
+    <w:name w:val="ColorC285FFBg0047B2"/>
+    <w:rPr>
+      <w:color w:val="C285FF"/>
+      <w:shd w:color="auto" w:fill="0047B2" w:val="clear"/>
+    </w:rPr>
+  </w:style>
+  <w:style w:customStyle="1" w:styleId="ColorC285FFBg6B24B2" w:type="character">
+    <w:name w:val="ColorC285FFBg6B24B2"/>
+    <w:rPr>
+      <w:color w:val="C285FF"/>
+      <w:shd w:color="auto" w:fill="6B24B2" w:val="clear"/>
+    </w:rPr>
+  </w:style>
+  <w:style w:customStyle="1" w:styleId="ColorC285FFBg444444" w:type="character">
+    <w:name w:val="ColorC285FFBg444444"/>
+    <w:rPr>
+      <w:color w:val="C285FF"/>
+      <w:shd w:color="auto" w:fill="444444" w:val="clear"/>
+    </w:rPr>
+  </w:style>
+  <w:style w:customStyle="1" w:styleId="ColorC285FFBg5C0000" w:type="character">
+    <w:name w:val="ColorC285FFBg5C0000"/>
+    <w:rPr>
+      <w:color w:val="C285FF"/>
+      <w:shd w:color="auto" w:fill="5C0000" w:val="clear"/>
+    </w:rPr>
+  </w:style>
+  <w:style w:customStyle="1" w:styleId="ColorC285FFBg663D00" w:type="character">
+    <w:name w:val="ColorC285FFBg663D00"/>
+    <w:rPr>
+      <w:color w:val="C285FF"/>
+      <w:shd w:color="auto" w:fill="663D00" w:val="clear"/>
+    </w:rPr>
+  </w:style>
+  <w:style w:customStyle="1" w:styleId="ColorC285FFBg666600" w:type="character">
+    <w:name w:val="ColorC285FFBg666600"/>
+    <w:rPr>
+      <w:color w:val="C285FF"/>
+      <w:shd w:color="auto" w:fill="666600" w:val="clear"/>
+    </w:rPr>
+  </w:style>
+  <w:style w:customStyle="1" w:styleId="ColorC285FFBg003700" w:type="character">
+    <w:name w:val="ColorC285FFBg003700"/>
+    <w:rPr>
+      <w:color w:val="C285FF"/>
+      <w:shd w:color="auto" w:fill="003700" w:val="clear"/>
+    </w:rPr>
+  </w:style>
+  <w:style w:customStyle="1" w:styleId="ColorC285FFBg002966" w:type="character">
+    <w:name w:val="ColorC285FFBg002966"/>
+    <w:rPr>
+      <w:color w:val="C285FF"/>
+      <w:shd w:color="auto" w:fill="002966" w:val="clear"/>
+    </w:rPr>
+  </w:style>
+  <w:style w:customStyle="1" w:styleId="ColorC285FFBg3D1466" w:type="character">
+    <w:name w:val="ColorC285FFBg3D1466"/>
+    <w:rPr>
+      <w:color w:val="C285FF"/>
+      <w:shd w:color="auto" w:fill="3D1466" w:val="clear"/>
+    </w:rPr>
+  </w:style>
+  <w:style w:customStyle="1" w:styleId="Color888888" w:type="character">
+    <w:name w:val="Color888888"/>
+    <w:rPr>
+      <w:color w:val="888888"/>
+    </w:rPr>
+  </w:style>
+  <w:style w:customStyle="1" w:styleId="Color888888BgE60000" w:type="character">
+    <w:name w:val="Color888888BgE60000"/>
+    <w:rPr>
+      <w:color w:val="888888"/>
+      <w:shd w:color="auto" w:fill="E60000" w:val="clear"/>
+    </w:rPr>
+  </w:style>
+  <w:style w:customStyle="1" w:styleId="Color888888BgFF9900" w:type="character">
+    <w:name w:val="Color888888BgFF9900"/>
+    <w:rPr>
+      <w:color w:val="888888"/>
+      <w:shd w:color="auto" w:fill="FF9900" w:val="clear"/>
+    </w:rPr>
+  </w:style>
+  <w:style w:customStyle="1" w:styleId="Color888888BgFFFF00" w:type="character">
+    <w:name w:val="Color888888BgFFFF00"/>
+    <w:rPr>
+      <w:color w:val="888888"/>
+      <w:shd w:color="auto" w:fill="FFFF00" w:val="clear"/>
+    </w:rPr>
+  </w:style>
+  <w:style w:customStyle="1" w:styleId="Color888888Bg008A00" w:type="character">
+    <w:name w:val="Color888888Bg008A00"/>
+    <w:rPr>
+      <w:color w:val="888888"/>
+      <w:shd w:color="auto" w:fill="008A00" w:val="clear"/>
+    </w:rPr>
+  </w:style>
+  <w:style w:customStyle="1" w:styleId="Color888888Bg0066CC" w:type="character">
+    <w:name w:val="Color888888Bg0066CC"/>
+    <w:rPr>
+      <w:color w:val="888888"/>
+      <w:shd w:color="auto" w:fill="0066CC" w:val="clear"/>
+    </w:rPr>
+  </w:style>
+  <w:style w:customStyle="1" w:styleId="Color888888Bg9933FF" w:type="character">
+    <w:name w:val="Color888888Bg9933FF"/>
+    <w:rPr>
+      <w:color w:val="888888"/>
+      <w:shd w:color="auto" w:fill="9933FF" w:val="clear"/>
+    </w:rPr>
+  </w:style>
+  <w:style w:customStyle="1" w:styleId="Color888888BgFFFFFF" w:type="character">
+    <w:name w:val="Color888888BgFFFFFF"/>
+    <w:rPr>
+      <w:color w:val="888888"/>
+      <w:shd w:color="auto" w:fill="FFFFFF" w:val="clear"/>
+    </w:rPr>
+  </w:style>
+  <w:style w:customStyle="1" w:styleId="Color888888BgFACCCC" w:type="character">
+    <w:name w:val="Color888888BgFACCCC"/>
+    <w:rPr>
+      <w:color w:val="888888"/>
+      <w:shd w:color="auto" w:fill="FACCCC" w:val="clear"/>
+    </w:rPr>
+  </w:style>
+  <w:style w:customStyle="1" w:styleId="Color888888BgFFEBCC" w:type="character">
+    <w:name w:val="Color888888BgFFEBCC"/>
+    <w:rPr>
+      <w:color w:val="888888"/>
+      <w:shd w:color="auto" w:fill="FFEBCC" w:val="clear"/>
+    </w:rPr>
+  </w:style>
+  <w:style w:customStyle="1" w:styleId="Color888888BgFFFFCC" w:type="character">
+    <w:name w:val="Color888888BgFFFFCC"/>
+    <w:rPr>
+      <w:color w:val="888888"/>
+      <w:shd w:color="auto" w:fill="FFFFCC" w:val="clear"/>
+    </w:rPr>
+  </w:style>
+  <w:style w:customStyle="1" w:styleId="Color888888BgCCE8CC" w:type="character">
+    <w:name w:val="Color888888BgCCE8CC"/>
+    <w:rPr>
+      <w:color w:val="888888"/>
+      <w:shd w:color="auto" w:fill="CCE8CC" w:val="clear"/>
+    </w:rPr>
+  </w:style>
+  <w:style w:customStyle="1" w:styleId="Color888888BgCCE0F5" w:type="character">
+    <w:name w:val="Color888888BgCCE0F5"/>
+    <w:rPr>
+      <w:color w:val="888888"/>
+      <w:shd w:color="auto" w:fill="CCE0F5" w:val="clear"/>
+    </w:rPr>
+  </w:style>
+  <w:style w:customStyle="1" w:styleId="Color888888BgEBD6FF" w:type="character">
+    <w:name w:val="Color888888BgEBD6FF"/>
+    <w:rPr>
+      <w:color w:val="888888"/>
+      <w:shd w:color="auto" w:fill="EBD6FF" w:val="clear"/>
+    </w:rPr>
+  </w:style>
+  <w:style w:customStyle="1" w:styleId="Color888888BgBBBBBB" w:type="character">
+    <w:name w:val="Color888888BgBBBBBB"/>
+    <w:rPr>
+      <w:color w:val="888888"/>
+      <w:shd w:color="auto" w:fill="BBBBBB" w:val="clear"/>
+    </w:rPr>
+  </w:style>
+  <w:style w:customStyle="1" w:styleId="Color888888BgF06666" w:type="character">
+    <w:name w:val="Color888888BgF06666"/>
+    <w:rPr>
+      <w:color w:val="888888"/>
+      <w:shd w:color="auto" w:fill="F06666" w:val="clear"/>
+    </w:rPr>
+  </w:style>
+  <w:style w:customStyle="1" w:styleId="Color888888BgFFC266" w:type="character">
+    <w:name w:val="Color888888BgFFC266"/>
+    <w:rPr>
+      <w:color w:val="888888"/>
+      <w:shd w:color="auto" w:fill="FFC266" w:val="clear"/>
+    </w:rPr>
+  </w:style>
+  <w:style w:customStyle="1" w:styleId="Color888888BgFFFF66" w:type="character">
+    <w:name w:val="Color888888BgFFFF66"/>
+    <w:rPr>
+      <w:color w:val="888888"/>
+      <w:shd w:color="auto" w:fill="FFFF66" w:val="clear"/>
+    </w:rPr>
+  </w:style>
+  <w:style w:customStyle="1" w:styleId="Color888888Bg66B966" w:type="character">
+    <w:name w:val="Color888888Bg66B966"/>
+    <w:rPr>
+      <w:color w:val="888888"/>
+      <w:shd w:color="auto" w:fill="66B966" w:val="clear"/>
+    </w:rPr>
+  </w:style>
+  <w:style w:customStyle="1" w:styleId="Color888888Bg66A3E0" w:type="character">
+    <w:name w:val="Color888888Bg66A3E0"/>
+    <w:rPr>
+      <w:color w:val="888888"/>
+      <w:shd w:color="auto" w:fill="66A3E0" w:val="clear"/>
+    </w:rPr>
+  </w:style>
+  <w:style w:customStyle="1" w:styleId="Color888888BgC285FF" w:type="character">
+    <w:name w:val="Color888888BgC285FF"/>
+    <w:rPr>
+      <w:color w:val="888888"/>
+      <w:shd w:color="auto" w:fill="C285FF" w:val="clear"/>
+    </w:rPr>
+  </w:style>
+  <w:style w:customStyle="1" w:styleId="Color888888Bg888888" w:type="character">
+    <w:name w:val="Color888888Bg888888"/>
+    <w:rPr>
+      <w:color w:val="888888"/>
+      <w:shd w:color="auto" w:fill="888888" w:val="clear"/>
+    </w:rPr>
+  </w:style>
+  <w:style w:customStyle="1" w:styleId="Color888888BgA10000" w:type="character">
+    <w:name w:val="Color888888BgA10000"/>
+    <w:rPr>
+      <w:color w:val="888888"/>
+      <w:shd w:color="auto" w:fill="A10000" w:val="clear"/>
+    </w:rPr>
+  </w:style>
+  <w:style w:customStyle="1" w:styleId="Color888888BgB26B00" w:type="character">
+    <w:name w:val="Color888888BgB26B00"/>
+    <w:rPr>
+      <w:color w:val="888888"/>
+      <w:shd w:color="auto" w:fill="B26B00" w:val="clear"/>
+    </w:rPr>
+  </w:style>
+  <w:style w:customStyle="1" w:styleId="Color888888BgB2B200" w:type="character">
+    <w:name w:val="Color888888BgB2B200"/>
+    <w:rPr>
+      <w:color w:val="888888"/>
+      <w:shd w:color="auto" w:fill="B2B200" w:val="clear"/>
+    </w:rPr>
+  </w:style>
+  <w:style w:customStyle="1" w:styleId="Color888888Bg006100" w:type="character">
+    <w:name w:val="Color888888Bg006100"/>
+    <w:rPr>
+      <w:color w:val="888888"/>
+      <w:shd w:color="auto" w:fill="006100" w:val="clear"/>
+    </w:rPr>
+  </w:style>
+  <w:style w:customStyle="1" w:styleId="Color888888Bg0047B2" w:type="character">
+    <w:name w:val="Color888888Bg0047B2"/>
+    <w:rPr>
+      <w:color w:val="888888"/>
+      <w:shd w:color="auto" w:fill="0047B2" w:val="clear"/>
+    </w:rPr>
+  </w:style>
+  <w:style w:customStyle="1" w:styleId="Color888888Bg6B24B2" w:type="character">
+    <w:name w:val="Color888888Bg6B24B2"/>
+    <w:rPr>
+      <w:color w:val="888888"/>
+      <w:shd w:color="auto" w:fill="6B24B2" w:val="clear"/>
+    </w:rPr>
+  </w:style>
+  <w:style w:customStyle="1" w:styleId="Color888888Bg444444" w:type="character">
+    <w:name w:val="Color888888Bg444444"/>
+    <w:rPr>
+      <w:color w:val="888888"/>
+      <w:shd w:color="auto" w:fill="444444" w:val="clear"/>
+    </w:rPr>
+  </w:style>
+  <w:style w:customStyle="1" w:styleId="Color888888Bg5C0000" w:type="character">
+    <w:name w:val="Color888888Bg5C0000"/>
+    <w:rPr>
+      <w:color w:val="888888"/>
+      <w:shd w:color="auto" w:fill="5C0000" w:val="clear"/>
+    </w:rPr>
+  </w:style>
+  <w:style w:customStyle="1" w:styleId="Color888888Bg663D00" w:type="character">
+    <w:name w:val="Color888888Bg663D00"/>
+    <w:rPr>
+      <w:color w:val="888888"/>
+      <w:shd w:color="auto" w:fill="663D00" w:val="clear"/>
+    </w:rPr>
+  </w:style>
+  <w:style w:customStyle="1" w:styleId="Color888888Bg666600" w:type="character">
+    <w:name w:val="Color888888Bg666600"/>
+    <w:rPr>
+      <w:color w:val="888888"/>
+      <w:shd w:color="auto" w:fill="666600" w:val="clear"/>
+    </w:rPr>
+  </w:style>
+  <w:style w:customStyle="1" w:styleId="Color888888Bg003700" w:type="character">
+    <w:name w:val="Color888888Bg003700"/>
+    <w:rPr>
+      <w:color w:val="888888"/>
+      <w:shd w:color="auto" w:fill="003700" w:val="clear"/>
+    </w:rPr>
+  </w:style>
+  <w:style w:customStyle="1" w:styleId="Color888888Bg002966" w:type="character">
+    <w:name w:val="Color888888Bg002966"/>
+    <w:rPr>
+      <w:color w:val="888888"/>
+      <w:shd w:color="auto" w:fill="002966" w:val="clear"/>
+    </w:rPr>
+  </w:style>
+  <w:style w:customStyle="1" w:styleId="Color888888Bg3D1466" w:type="character">
+    <w:name w:val="Color888888Bg3D1466"/>
+    <w:rPr>
+      <w:color w:val="888888"/>
+      <w:shd w:color="auto" w:fill="3D1466" w:val="clear"/>
+    </w:rPr>
+  </w:style>
+  <w:style w:customStyle="1" w:styleId="ColorA10000" w:type="character">
+    <w:name w:val="ColorA10000"/>
+    <w:rPr>
+      <w:color w:val="A10000"/>
+    </w:rPr>
+  </w:style>
+  <w:style w:customStyle="1" w:styleId="ColorA10000BgE60000" w:type="character">
+    <w:name w:val="ColorA10000BgE60000"/>
+    <w:rPr>
+      <w:color w:val="A10000"/>
+      <w:shd w:color="auto" w:fill="E60000" w:val="clear"/>
+    </w:rPr>
+  </w:style>
+  <w:style w:customStyle="1" w:styleId="ColorA10000BgFF9900" w:type="character">
+    <w:name w:val="ColorA10000BgFF9900"/>
+    <w:rPr>
+      <w:color w:val="A10000"/>
+      <w:shd w:color="auto" w:fill="FF9900" w:val="clear"/>
+    </w:rPr>
+  </w:style>
+  <w:style w:customStyle="1" w:styleId="ColorA10000BgFFFF00" w:type="character">
+    <w:name w:val="ColorA10000BgFFFF00"/>
+    <w:rPr>
+      <w:color w:val="A10000"/>
+      <w:shd w:color="auto" w:fill="FFFF00" w:val="clear"/>
+    </w:rPr>
+  </w:style>
+  <w:style w:customStyle="1" w:styleId="ColorA10000Bg008A00" w:type="character">
+    <w:name w:val="ColorA10000Bg008A00"/>
+    <w:rPr>
+      <w:color w:val="A10000"/>
+      <w:shd w:color="auto" w:fill="008A00" w:val="clear"/>
+    </w:rPr>
+  </w:style>
+  <w:style w:customStyle="1" w:styleId="ColorA10000Bg0066CC" w:type="character">
+    <w:name w:val="ColorA10000Bg0066CC"/>
+    <w:rPr>
+      <w:color w:val="A10000"/>
+      <w:shd w:color="auto" w:fill="0066CC" w:val="clear"/>
+    </w:rPr>
+  </w:style>
+  <w:style w:customStyle="1" w:styleId="ColorA10000Bg9933FF" w:type="character">
+    <w:name w:val="ColorA10000Bg9933FF"/>
+    <w:rPr>
+      <w:color w:val="A10000"/>
+      <w:shd w:color="auto" w:fill="9933FF" w:val="clear"/>
+    </w:rPr>
+  </w:style>
+  <w:style w:customStyle="1" w:styleId="ColorA10000BgFFFFFF" w:type="character">
+    <w:name w:val="ColorA10000BgFFFFFF"/>
+    <w:rPr>
+      <w:color w:val="A10000"/>
+      <w:shd w:color="auto" w:fill="FFFFFF" w:val="clear"/>
+    </w:rPr>
+  </w:style>
+  <w:style w:customStyle="1" w:styleId="ColorA10000BgFACCCC" w:type="character">
+    <w:name w:val="ColorA10000BgFACCCC"/>
+    <w:rPr>
+      <w:color w:val="A10000"/>
+      <w:shd w:color="auto" w:fill="FACCCC" w:val="clear"/>
+    </w:rPr>
+  </w:style>
+  <w:style w:customStyle="1" w:styleId="ColorA10000BgFFEBCC" w:type="character">
+    <w:name w:val="ColorA10000BgFFEBCC"/>
+    <w:rPr>
+      <w:color w:val="A10000"/>
+      <w:shd w:color="auto" w:fill="FFEBCC" w:val="clear"/>
+    </w:rPr>
+  </w:style>
+  <w:style w:customStyle="1" w:styleId="ColorA10000BgFFFFCC" w:type="character">
+    <w:name w:val="ColorA10000BgFFFFCC"/>
+    <w:rPr>
+      <w:color w:val="A10000"/>
+      <w:shd w:color="auto" w:fill="FFFFCC" w:val="clear"/>
+    </w:rPr>
+  </w:style>
+  <w:style w:customStyle="1" w:styleId="ColorA10000BgCCE8CC" w:type="character">
+    <w:name w:val="ColorA10000BgCCE8CC"/>
+    <w:rPr>
+      <w:color w:val="A10000"/>
+      <w:shd w:color="auto" w:fill="CCE8CC" w:val="clear"/>
+    </w:rPr>
+  </w:style>
+  <w:style w:customStyle="1" w:styleId="ColorA10000BgCCE0F5" w:type="character">
+    <w:name w:val="ColorA10000BgCCE0F5"/>
+    <w:rPr>
+      <w:color w:val="A10000"/>
+      <w:shd w:color="auto" w:fill="CCE0F5" w:val="clear"/>
+    </w:rPr>
+  </w:style>
+  <w:style w:customStyle="1" w:styleId="ColorA10000BgEBD6FF" w:type="character">
+    <w:name w:val="ColorA10000BgEBD6FF"/>
+    <w:rPr>
+      <w:color w:val="A10000"/>
+      <w:shd w:color="auto" w:fill="EBD6FF" w:val="clear"/>
+    </w:rPr>
+  </w:style>
+  <w:style w:customStyle="1" w:styleId="ColorA10000BgBBBBBB" w:type="character">
+    <w:name w:val="ColorA10000BgBBBBBB"/>
+    <w:rPr>
+      <w:color w:val="A10000"/>
+      <w:shd w:color="auto" w:fill="BBBBBB" w:val="clear"/>
+    </w:rPr>
+  </w:style>
+  <w:style w:customStyle="1" w:styleId="ColorA10000BgF06666" w:type="character">
+    <w:name w:val="ColorA10000BgF06666"/>
+    <w:rPr>
+      <w:color w:val="A10000"/>
+      <w:shd w:color="auto" w:fill="F06666" w:val="clear"/>
+    </w:rPr>
+  </w:style>
+  <w:style w:customStyle="1" w:styleId="ColorA10000BgFFC266" w:type="character">
+    <w:name w:val="ColorA10000BgFFC266"/>
+    <w:rPr>
+      <w:color w:val="A10000"/>
+      <w:shd w:color="auto" w:fill="FFC266" w:val="clear"/>
+    </w:rPr>
+  </w:style>
+  <w:style w:customStyle="1" w:styleId="ColorA10000BgFFFF66" w:type="character">
+    <w:name w:val="ColorA10000BgFFFF66"/>
+    <w:rPr>
+      <w:color w:val="A10000"/>
+      <w:shd w:color="auto" w:fill="FFFF66" w:val="clear"/>
+    </w:rPr>
+  </w:style>
+  <w:style w:customStyle="1" w:styleId="ColorA10000Bg66B966" w:type="character">
+    <w:name w:val="ColorA10000Bg66B966"/>
+    <w:rPr>
+      <w:color w:val="A10000"/>
+      <w:shd w:color="auto" w:fill="66B966" w:val="clear"/>
+    </w:rPr>
+  </w:style>
+  <w:style w:customStyle="1" w:styleId="ColorA10000Bg66A3E0" w:type="character">
+    <w:name w:val="ColorA10000Bg66A3E0"/>
+    <w:rPr>
+      <w:color w:val="A10000"/>
+      <w:shd w:color="auto" w:fill="66A3E0" w:val="clear"/>
+    </w:rPr>
+  </w:style>
+  <w:style w:customStyle="1" w:styleId="ColorA10000BgC285FF" w:type="character">
+    <w:name w:val="ColorA10000BgC285FF"/>
+    <w:rPr>
+      <w:color w:val="A10000"/>
+      <w:shd w:color="auto" w:fill="C285FF" w:val="clear"/>
+    </w:rPr>
+  </w:style>
+  <w:style w:customStyle="1" w:styleId="ColorA10000Bg888888" w:type="character">
+    <w:name w:val="ColorA10000Bg888888"/>
+    <w:rPr>
+      <w:color w:val="A10000"/>
+      <w:shd w:color="auto" w:fill="888888" w:val="clear"/>
+    </w:rPr>
+  </w:style>
+  <w:style w:customStyle="1" w:styleId="ColorA10000BgA10000" w:type="character">
+    <w:name w:val="ColorA10000BgA10000"/>
+    <w:rPr>
+      <w:color w:val="A10000"/>
+      <w:shd w:color="auto" w:fill="A10000" w:val="clear"/>
+    </w:rPr>
+  </w:style>
+  <w:style w:customStyle="1" w:styleId="ColorA10000BgB26B00" w:type="character">
+    <w:name w:val="ColorA10000BgB26B00"/>
+    <w:rPr>
+      <w:color w:val="A10000"/>
+      <w:shd w:color="auto" w:fill="B26B00" w:val="clear"/>
+    </w:rPr>
+  </w:style>
+  <w:style w:customStyle="1" w:styleId="ColorA10000BgB2B200" w:type="character">
+    <w:name w:val="ColorA10000BgB2B200"/>
+    <w:rPr>
+      <w:color w:val="A10000"/>
+      <w:shd w:color="auto" w:fill="B2B200" w:val="clear"/>
+    </w:rPr>
+  </w:style>
+  <w:style w:customStyle="1" w:styleId="ColorA10000Bg006100" w:type="character">
+    <w:name w:val="ColorA10000Bg006100"/>
+    <w:rPr>
+      <w:color w:val="A10000"/>
+      <w:shd w:color="auto" w:fill="006100" w:val="clear"/>
+    </w:rPr>
+  </w:style>
+  <w:style w:customStyle="1" w:styleId="ColorA10000Bg0047B2" w:type="character">
+    <w:name w:val="ColorA10000Bg0047B2"/>
+    <w:rPr>
+      <w:color w:val="A10000"/>
+      <w:shd w:color="auto" w:fill="0047B2" w:val="clear"/>
+    </w:rPr>
+  </w:style>
+  <w:style w:customStyle="1" w:styleId="ColorA10000Bg6B24B2" w:type="character">
+    <w:name w:val="ColorA10000Bg6B24B2"/>
+    <w:rPr>
+      <w:color w:val="A10000"/>
+      <w:shd w:color="auto" w:fill="6B24B2" w:val="clear"/>
+    </w:rPr>
+  </w:style>
+  <w:style w:customStyle="1" w:styleId="ColorA10000Bg444444" w:type="character">
+    <w:name w:val="ColorA10000Bg444444"/>
+    <w:rPr>
+      <w:color w:val="A10000"/>
+      <w:shd w:color="auto" w:fill="444444" w:val="clear"/>
+    </w:rPr>
+  </w:style>
+  <w:style w:customStyle="1" w:styleId="ColorA10000Bg5C0000" w:type="character">
+    <w:name w:val="ColorA10000Bg5C0000"/>
+    <w:rPr>
+      <w:color w:val="A10000"/>
+      <w:shd w:color="auto" w:fill="5C0000" w:val="clear"/>
+    </w:rPr>
+  </w:style>
+  <w:style w:customStyle="1" w:styleId="ColorA10000Bg663D00" w:type="character">
+    <w:name w:val="ColorA10000Bg663D00"/>
+    <w:rPr>
+      <w:color w:val="A10000"/>
+      <w:shd w:color="auto" w:fill="663D00" w:val="clear"/>
+    </w:rPr>
+  </w:style>
+  <w:style w:customStyle="1" w:styleId="ColorA10000Bg666600" w:type="character">
+    <w:name w:val="ColorA10000Bg666600"/>
+    <w:rPr>
+      <w:color w:val="A10000"/>
+      <w:shd w:color="auto" w:fill="666600" w:val="clear"/>
+    </w:rPr>
+  </w:style>
+  <w:style w:customStyle="1" w:styleId="ColorA10000Bg003700" w:type="character">
+    <w:name w:val="ColorA10000Bg003700"/>
+    <w:rPr>
+      <w:color w:val="A10000"/>
+      <w:shd w:color="auto" w:fill="003700" w:val="clear"/>
+    </w:rPr>
+  </w:style>
+  <w:style w:customStyle="1" w:styleId="ColorA10000Bg002966" w:type="character">
+    <w:name w:val="ColorA10000Bg002966"/>
+    <w:rPr>
+      <w:color w:val="A10000"/>
+      <w:shd w:color="auto" w:fill="002966" w:val="clear"/>
+    </w:rPr>
+  </w:style>
+  <w:style w:customStyle="1" w:styleId="ColorA10000Bg3D1466" w:type="character">
+    <w:name w:val="ColorA10000Bg3D1466"/>
+    <w:rPr>
+      <w:color w:val="A10000"/>
+      <w:shd w:color="auto" w:fill="3D1466" w:val="clear"/>
+    </w:rPr>
+  </w:style>
+  <w:style w:customStyle="1" w:styleId="ColorB26B00" w:type="character">
+    <w:name w:val="ColorB26B00"/>
+    <w:rPr>
+      <w:color w:val="B26B00"/>
+    </w:rPr>
+  </w:style>
+  <w:style w:customStyle="1" w:styleId="ColorB26B00BgE60000" w:type="character">
+    <w:name w:val="ColorB26B00BgE60000"/>
+    <w:rPr>
+      <w:color w:val="B26B00"/>
+      <w:shd w:color="auto" w:fill="E60000" w:val="clear"/>
+    </w:rPr>
+  </w:style>
+  <w:style w:customStyle="1" w:styleId="ColorB26B00BgFF9900" w:type="character">
+    <w:name w:val="ColorB26B00BgFF9900"/>
+    <w:rPr>
+      <w:color w:val="B26B00"/>
+      <w:shd w:color="auto" w:fill="FF9900" w:val="clear"/>
+    </w:rPr>
+  </w:style>
+  <w:style w:customStyle="1" w:styleId="ColorB26B00BgFFFF00" w:type="character">
+    <w:name w:val="ColorB26B00BgFFFF00"/>
+    <w:rPr>
+      <w:color w:val="B26B00"/>
+      <w:shd w:color="auto" w:fill="FFFF00" w:val="clear"/>
+    </w:rPr>
+  </w:style>
+  <w:style w:customStyle="1" w:styleId="ColorB26B00Bg008A00" w:type="character">
+    <w:name w:val="ColorB26B00Bg008A00"/>
+    <w:rPr>
+      <w:color w:val="B26B00"/>
+      <w:shd w:color="auto" w:fill="008A00" w:val="clear"/>
+    </w:rPr>
+  </w:style>
+  <w:style w:customStyle="1" w:styleId="ColorB26B00Bg0066CC" w:type="character">
+    <w:name w:val="ColorB26B00Bg0066CC"/>
+    <w:rPr>
+      <w:color w:val="B26B00"/>
+      <w:shd w:color="auto" w:fill="0066CC" w:val="clear"/>
+    </w:rPr>
+  </w:style>
+  <w:style w:customStyle="1" w:styleId="ColorB26B00Bg9933FF" w:type="character">
+    <w:name w:val="ColorB26B00Bg9933FF"/>
+    <w:rPr>
+      <w:color w:val="B26B00"/>
+      <w:shd w:color="auto" w:fill="9933FF" w:val="clear"/>
+    </w:rPr>
+  </w:style>
+  <w:style w:customStyle="1" w:styleId="ColorB26B00BgFFFFFF" w:type="character">
+    <w:name w:val="ColorB26B00BgFFFFFF"/>
+    <w:rPr>
+      <w:color w:val="B26B00"/>
+      <w:shd w:color="auto" w:fill="FFFFFF" w:val="clear"/>
+    </w:rPr>
+  </w:style>
+  <w:style w:customStyle="1" w:styleId="ColorB26B00BgFACCCC" w:type="character">
+    <w:name w:val="ColorB26B00BgFACCCC"/>
+    <w:rPr>
+      <w:color w:val="B26B00"/>
+      <w:shd w:color="auto" w:fill="FACCCC" w:val="clear"/>
+    </w:rPr>
+  </w:style>
+  <w:style w:customStyle="1" w:styleId="ColorB26B00BgFFEBCC" w:type="character">
+    <w:name w:val="ColorB26B00BgFFEBCC"/>
+    <w:rPr>
+      <w:color w:val="B26B00"/>
+      <w:shd w:color="auto" w:fill="FFEBCC" w:val="clear"/>
+    </w:rPr>
+  </w:style>
+  <w:style w:customStyle="1" w:styleId="ColorB26B00BgFFFFCC" w:type="character">
+    <w:name w:val="ColorB26B00BgFFFFCC"/>
+    <w:rPr>
+      <w:color w:val="B26B00"/>
+      <w:shd w:color="auto" w:fill="FFFFCC" w:val="clear"/>
+    </w:rPr>
+  </w:style>
+  <w:style w:customStyle="1" w:styleId="ColorB26B00BgCCE8CC" w:type="character">
+    <w:name w:val="ColorB26B00BgCCE8CC"/>
+    <w:rPr>
+      <w:color w:val="B26B00"/>
+      <w:shd w:color="auto" w:fill="CCE8CC" w:val="clear"/>
+    </w:rPr>
+  </w:style>
+  <w:style w:customStyle="1" w:styleId="ColorB26B00BgCCE0F5" w:type="character">
+    <w:name w:val="ColorB26B00BgCCE0F5"/>
+    <w:rPr>
+      <w:color w:val="B26B00"/>
+      <w:shd w:color="auto" w:fill="CCE0F5" w:val="clear"/>
+    </w:rPr>
+  </w:style>
+  <w:style w:customStyle="1" w:styleId="ColorB26B00BgEBD6FF" w:type="character">
+    <w:name w:val="ColorB26B00BgEBD6FF"/>
+    <w:rPr>
+      <w:color w:val="B26B00"/>
+      <w:shd w:color="auto" w:fill="EBD6FF" w:val="clear"/>
+    </w:rPr>
+  </w:style>
+  <w:style w:customStyle="1" w:styleId="ColorB26B00BgBBBBBB" w:type="character">
+    <w:name w:val="ColorB26B00BgBBBBBB"/>
+    <w:rPr>
+      <w:color w:val="B26B00"/>
+      <w:shd w:color="auto" w:fill="BBBBBB" w:val="clear"/>
+    </w:rPr>
+  </w:style>
+  <w:style w:customStyle="1" w:styleId="ColorB26B00BgF06666" w:type="character">
+    <w:name w:val="ColorB26B00BgF06666"/>
+    <w:rPr>
+      <w:color w:val="B26B00"/>
+      <w:shd w:color="auto" w:fill="F06666" w:val="clear"/>
+    </w:rPr>
+  </w:style>
+  <w:style w:customStyle="1" w:styleId="ColorB26B00BgFFC266" w:type="character">
+    <w:name w:val="ColorB26B00BgFFC266"/>
+    <w:rPr>
+      <w:color w:val="B26B00"/>
+      <w:shd w:color="auto" w:fill="FFC266" w:val="clear"/>
+    </w:rPr>
+  </w:style>
+  <w:style w:customStyle="1" w:styleId="ColorB26B00BgFFFF66" w:type="character">
+    <w:name w:val="ColorB26B00BgFFFF66"/>
+    <w:rPr>
+      <w:color w:val="B26B00"/>
+      <w:shd w:color="auto" w:fill="FFFF66" w:val="clear"/>
+    </w:rPr>
+  </w:style>
+  <w:style w:customStyle="1" w:styleId="ColorB26B00Bg66B966" w:type="character">
+    <w:name w:val="ColorB26B00Bg66B966"/>
+    <w:rPr>
+      <w:color w:val="B26B00"/>
+      <w:shd w:color="auto" w:fill="66B966" w:val="clear"/>
+    </w:rPr>
+  </w:style>
+  <w:style w:customStyle="1" w:styleId="ColorB26B00Bg66A3E0" w:type="character">
+    <w:name w:val="ColorB26B00Bg66A3E0"/>
+    <w:rPr>
+      <w:color w:val="B26B00"/>
+      <w:shd w:color="auto" w:fill="66A3E0" w:val="clear"/>
+    </w:rPr>
+  </w:style>
+  <w:style w:customStyle="1" w:styleId="ColorB26B00BgC285FF" w:type="character">
+    <w:name w:val="ColorB26B00BgC285FF"/>
+    <w:rPr>
+      <w:color w:val="B26B00"/>
+      <w:shd w:color="auto" w:fill="C285FF" w:val="clear"/>
+    </w:rPr>
+  </w:style>
+  <w:style w:customStyle="1" w:styleId="ColorB26B00Bg888888" w:type="character">
+    <w:name w:val="ColorB26B00Bg888888"/>
+    <w:rPr>
+      <w:color w:val="B26B00"/>
+      <w:shd w:color="auto" w:fill="888888" w:val="clear"/>
+    </w:rPr>
+  </w:style>
+  <w:style w:customStyle="1" w:styleId="ColorB26B00BgA10000" w:type="character">
+    <w:name w:val="ColorB26B00BgA10000"/>
+    <w:rPr>
+      <w:color w:val="B26B00"/>
+      <w:shd w:color="auto" w:fill="A10000" w:val="clear"/>
+    </w:rPr>
+  </w:style>
+  <w:style w:customStyle="1" w:styleId="ColorB26B00BgB26B00" w:type="character">
+    <w:name w:val="ColorB26B00BgB26B00"/>
+    <w:rPr>
+      <w:color w:val="B26B00"/>
+      <w:shd w:color="auto" w:fill="B26B00" w:val="clear"/>
+    </w:rPr>
+  </w:style>
+  <w:style w:customStyle="1" w:styleId="ColorB26B00BgB2B200" w:type="character">
+    <w:name w:val="ColorB26B00BgB2B200"/>
+    <w:rPr>
+      <w:color w:val="B26B00"/>
+      <w:shd w:color="auto" w:fill="B2B200" w:val="clear"/>
+    </w:rPr>
+  </w:style>
+  <w:style w:customStyle="1" w:styleId="ColorB26B00Bg006100" w:type="character">
+    <w:name w:val="ColorB26B00Bg006100"/>
+    <w:rPr>
+      <w:color w:val="B26B00"/>
+      <w:shd w:color="auto" w:fill="006100" w:val="clear"/>
+    </w:rPr>
+  </w:style>
+  <w:style w:customStyle="1" w:styleId="ColorB26B00Bg0047B2" w:type="character">
+    <w:name w:val="ColorB26B00Bg0047B2"/>
+    <w:rPr>
+      <w:color w:val="B26B00"/>
+      <w:shd w:color="auto" w:fill="0047B2" w:val="clear"/>
+    </w:rPr>
+  </w:style>
+  <w:style w:customStyle="1" w:styleId="ColorB26B00Bg6B24B2" w:type="character">
+    <w:name w:val="ColorB26B00Bg6B24B2"/>
+    <w:rPr>
+      <w:color w:val="B26B00"/>
+      <w:shd w:color="auto" w:fill="6B24B2" w:val="clear"/>
+    </w:rPr>
+  </w:style>
+  <w:style w:customStyle="1" w:styleId="ColorB26B00Bg444444" w:type="character">
+    <w:name w:val="ColorB26B00Bg444444"/>
+    <w:rPr>
+      <w:color w:val="B26B00"/>
+      <w:shd w:color="auto" w:fill="444444" w:val="clear"/>
+    </w:rPr>
+  </w:style>
+  <w:style w:customStyle="1" w:styleId="ColorB26B00Bg5C0000" w:type="character">
+    <w:name w:val="ColorB26B00Bg5C0000"/>
+    <w:rPr>
+      <w:color w:val="B26B00"/>
+      <w:shd w:color="auto" w:fill="5C0000" w:val="clear"/>
+    </w:rPr>
+  </w:style>
+  <w:style w:customStyle="1" w:styleId="ColorB26B00Bg663D00" w:type="character">
+    <w:name w:val="ColorB26B00Bg663D00"/>
+    <w:rPr>
+      <w:color w:val="B26B00"/>
+      <w:shd w:color="auto" w:fill="663D00" w:val="clear"/>
+    </w:rPr>
+  </w:style>
+  <w:style w:customStyle="1" w:styleId="ColorB26B00Bg666600" w:type="character">
+    <w:name w:val="ColorB26B00Bg666600"/>
+    <w:rPr>
+      <w:color w:val="B26B00"/>
+      <w:shd w:color="auto" w:fill="666600" w:val="clear"/>
+    </w:rPr>
+  </w:style>
+  <w:style w:customStyle="1" w:styleId="ColorB26B00Bg003700" w:type="character">
+    <w:name w:val="ColorB26B00Bg003700"/>
+    <w:rPr>
+      <w:color w:val="B26B00"/>
+      <w:shd w:color="auto" w:fill="003700" w:val="clear"/>
+    </w:rPr>
+  </w:style>
+  <w:style w:customStyle="1" w:styleId="ColorB26B00Bg002966" w:type="character">
+    <w:name w:val="ColorB26B00Bg002966"/>
+    <w:rPr>
+      <w:color w:val="B26B00"/>
+      <w:shd w:color="auto" w:fill="002966" w:val="clear"/>
+    </w:rPr>
+  </w:style>
+  <w:style w:customStyle="1" w:styleId="ColorB26B00Bg3D1466" w:type="character">
+    <w:name w:val="ColorB26B00Bg3D1466"/>
+    <w:rPr>
+      <w:color w:val="B26B00"/>
+      <w:shd w:color="auto" w:fill="3D1466" w:val="clear"/>
+    </w:rPr>
+  </w:style>
+  <w:style w:customStyle="1" w:styleId="ColorB2B200" w:type="character">
+    <w:name w:val="ColorB2B200"/>
+    <w:rPr>
+      <w:color w:val="B2B200"/>
+    </w:rPr>
+  </w:style>
+  <w:style w:customStyle="1" w:styleId="ColorB2B200BgE60000" w:type="character">
+    <w:name w:val="ColorB2B200BgE60000"/>
+    <w:rPr>
+      <w:color w:val="B2B200"/>
+      <w:shd w:color="auto" w:fill="E60000" w:val="clear"/>
+    </w:rPr>
+  </w:style>
+  <w:style w:customStyle="1" w:styleId="ColorB2B200BgFF9900" w:type="character">
+    <w:name w:val="ColorB2B200BgFF9900"/>
+    <w:rPr>
+      <w:color w:val="B2B200"/>
+      <w:shd w:color="auto" w:fill="FF9900" w:val="clear"/>
+    </w:rPr>
+  </w:style>
+  <w:style w:customStyle="1" w:styleId="ColorB2B200BgFFFF00" w:type="character">
+    <w:name w:val="ColorB2B200BgFFFF00"/>
+    <w:rPr>
+      <w:color w:val="B2B200"/>
+      <w:shd w:color="auto" w:fill="FFFF00" w:val="clear"/>
+    </w:rPr>
+  </w:style>
+  <w:style w:customStyle="1" w:styleId="ColorB2B200Bg008A00" w:type="character">
+    <w:name w:val="ColorB2B200Bg008A00"/>
+    <w:rPr>
+      <w:color w:val="B2B200"/>
+      <w:shd w:color="auto" w:fill="008A00" w:val="clear"/>
+    </w:rPr>
+  </w:style>
+  <w:style w:customStyle="1" w:styleId="ColorB2B200Bg0066CC" w:type="character">
+    <w:name w:val="ColorB2B200Bg0066CC"/>
+    <w:rPr>
+      <w:color w:val="B2B200"/>
+      <w:shd w:color="auto" w:fill="0066CC" w:val="clear"/>
+    </w:rPr>
+  </w:style>
+  <w:style w:customStyle="1" w:styleId="ColorB2B200Bg9933FF" w:type="character">
+    <w:name w:val="ColorB2B200Bg9933FF"/>
+    <w:rPr>
+      <w:color w:val="B2B200"/>
+      <w:shd w:color="auto" w:fill="9933FF" w:val="clear"/>
+    </w:rPr>
+  </w:style>
+  <w:style w:customStyle="1" w:styleId="ColorB2B200BgFFFFFF" w:type="character">
+    <w:name w:val="ColorB2B200BgFFFFFF"/>
+    <w:rPr>
+      <w:color w:val="B2B200"/>
+      <w:shd w:color="auto" w:fill="FFFFFF" w:val="clear"/>
+    </w:rPr>
+  </w:style>
+  <w:style w:customStyle="1" w:styleId="ColorB2B200BgFACCCC" w:type="character">
+    <w:name w:val="ColorB2B200BgFACCCC"/>
+    <w:rPr>
+      <w:color w:val="B2B200"/>
+      <w:shd w:color="auto" w:fill="FACCCC" w:val="clear"/>
+    </w:rPr>
+  </w:style>
+  <w:style w:customStyle="1" w:styleId="ColorB2B200BgFFEBCC" w:type="character">
+    <w:name w:val="ColorB2B200BgFFEBCC"/>
+    <w:rPr>
+      <w:color w:val="B2B200"/>
+      <w:shd w:color="auto" w:fill="FFEBCC" w:val="clear"/>
+    </w:rPr>
+  </w:style>
+  <w:style w:customStyle="1" w:styleId="ColorB2B200BgFFFFCC" w:type="character">
+    <w:name w:val="ColorB2B200BgFFFFCC"/>
+    <w:rPr>
+      <w:color w:val="B2B200"/>
+      <w:shd w:color="auto" w:fill="FFFFCC" w:val="clear"/>
+    </w:rPr>
+  </w:style>
+  <w:style w:customStyle="1" w:styleId="ColorB2B200BgCCE8CC" w:type="character">
+    <w:name w:val="ColorB2B200BgCCE8CC"/>
+    <w:rPr>
+      <w:color w:val="B2B200"/>
+      <w:shd w:color="auto" w:fill="CCE8CC" w:val="clear"/>
+    </w:rPr>
+  </w:style>
+  <w:style w:customStyle="1" w:styleId="ColorB2B200BgCCE0F5" w:type="character">
+    <w:name w:val="ColorB2B200BgCCE0F5"/>
+    <w:rPr>
+      <w:color w:val="B2B200"/>
+      <w:shd w:color="auto" w:fill="CCE0F5" w:val="clear"/>
+    </w:rPr>
+  </w:style>
+  <w:style w:customStyle="1" w:styleId="ColorB2B200BgEBD6FF" w:type="character">
+    <w:name w:val="ColorB2B200BgEBD6FF"/>
+    <w:rPr>
+      <w:color w:val="B2B200"/>
+      <w:shd w:color="auto" w:fill="EBD6FF" w:val="clear"/>
+    </w:rPr>
+  </w:style>
+  <w:style w:customStyle="1" w:styleId="ColorB2B200BgBBBBBB" w:type="character">
+    <w:name w:val="ColorB2B200BgBBBBBB"/>
+    <w:rPr>
+      <w:color w:val="B2B200"/>
+      <w:shd w:color="auto" w:fill="BBBBBB" w:val="clear"/>
+    </w:rPr>
+  </w:style>
+  <w:style w:customStyle="1" w:styleId="ColorB2B200BgF06666" w:type="character">
+    <w:name w:val="ColorB2B200BgF06666"/>
+    <w:rPr>
+      <w:color w:val="B2B200"/>
+      <w:shd w:color="auto" w:fill="F06666" w:val="clear"/>
+    </w:rPr>
+  </w:style>
+  <w:style w:customStyle="1" w:styleId="ColorB2B200BgFFC266" w:type="character">
+    <w:name w:val="ColorB2B200BgFFC266"/>
+    <w:rPr>
+      <w:color w:val="B2B200"/>
+      <w:shd w:color="auto" w:fill="FFC266" w:val="clear"/>
+    </w:rPr>
+  </w:style>
+  <w:style w:customStyle="1" w:styleId="ColorB2B200BgFFFF66" w:type="character">
+    <w:name w:val="ColorB2B200BgFFFF66"/>
+    <w:rPr>
+      <w:color w:val="B2B200"/>
+      <w:shd w:color="auto" w:fill="FFFF66" w:val="clear"/>
+    </w:rPr>
+  </w:style>
+  <w:style w:customStyle="1" w:styleId="ColorB2B200Bg66B966" w:type="character">
+    <w:name w:val="ColorB2B200Bg66B966"/>
+    <w:rPr>
+      <w:color w:val="B2B200"/>
+      <w:shd w:color="auto" w:fill="66B966" w:val="clear"/>
+    </w:rPr>
+  </w:style>
+  <w:style w:customStyle="1" w:styleId="ColorB2B200Bg66A3E0" w:type="character">
+    <w:name w:val="ColorB2B200Bg66A3E0"/>
+    <w:rPr>
+      <w:color w:val="B2B200"/>
+      <w:shd w:color="auto" w:fill="66A3E0" w:val="clear"/>
+    </w:rPr>
+  </w:style>
+  <w:style w:customStyle="1" w:styleId="ColorB2B200BgC285FF" w:type="character">
+    <w:name w:val="ColorB2B200BgC285FF"/>
+    <w:rPr>
+      <w:color w:val="B2B200"/>
+      <w:shd w:color="auto" w:fill="C285FF" w:val="clear"/>
+    </w:rPr>
+  </w:style>
+  <w:style w:customStyle="1" w:styleId="ColorB2B200Bg888888" w:type="character">
+    <w:name w:val="ColorB2B200Bg888888"/>
+    <w:rPr>
+      <w:color w:val="B2B200"/>
+      <w:shd w:color="auto" w:fill="888888" w:val="clear"/>
+    </w:rPr>
+  </w:style>
+  <w:style w:customStyle="1" w:styleId="ColorB2B200BgA10000" w:type="character">
+    <w:name w:val="ColorB2B200BgA10000"/>
+    <w:rPr>
+      <w:color w:val="B2B200"/>
+      <w:shd w:color="auto" w:fill="A10000" w:val="clear"/>
+    </w:rPr>
+  </w:style>
+  <w:style w:customStyle="1" w:styleId="ColorB2B200BgB26B00" w:type="character">
+    <w:name w:val="ColorB2B200BgB26B00"/>
+    <w:rPr>
+      <w:color w:val="B2B200"/>
+      <w:shd w:color="auto" w:fill="B26B00" w:val="clear"/>
+    </w:rPr>
+  </w:style>
+  <w:style w:customStyle="1" w:styleId="ColorB2B200BgB2B200" w:type="character">
+    <w:name w:val="ColorB2B200BgB2B200"/>
+    <w:rPr>
+      <w:color w:val="B2B200"/>
+      <w:shd w:color="auto" w:fill="B2B200" w:val="clear"/>
+    </w:rPr>
+  </w:style>
+  <w:style w:customStyle="1" w:styleId="ColorB2B200Bg006100" w:type="character">
+    <w:name w:val="ColorB2B200Bg006100"/>
+    <w:rPr>
+      <w:color w:val="B2B200"/>
+      <w:shd w:color="auto" w:fill="006100" w:val="clear"/>
+    </w:rPr>
+  </w:style>
+  <w:style w:customStyle="1" w:styleId="ColorB2B200Bg0047B2" w:type="character">
+    <w:name w:val="ColorB2B200Bg0047B2"/>
+    <w:rPr>
+      <w:color w:val="B2B200"/>
+      <w:shd w:color="auto" w:fill="0047B2" w:val="clear"/>
+    </w:rPr>
+  </w:style>
+  <w:style w:customStyle="1" w:styleId="ColorB2B200Bg6B24B2" w:type="character">
+    <w:name w:val="ColorB2B200Bg6B24B2"/>
+    <w:rPr>
+      <w:color w:val="B2B200"/>
+      <w:shd w:color="auto" w:fill="6B24B2" w:val="clear"/>
+    </w:rPr>
+  </w:style>
+  <w:style w:customStyle="1" w:styleId="ColorB2B200Bg444444" w:type="character">
+    <w:name w:val="ColorB2B200Bg444444"/>
+    <w:rPr>
+      <w:color w:val="B2B200"/>
+      <w:shd w:color="auto" w:fill="444444" w:val="clear"/>
+    </w:rPr>
+  </w:style>
+  <w:style w:customStyle="1" w:styleId="ColorB2B200Bg5C0000" w:type="character">
+    <w:name w:val="ColorB2B200Bg5C0000"/>
+    <w:rPr>
+      <w:color w:val="B2B200"/>
+      <w:shd w:color="auto" w:fill="5C0000" w:val="clear"/>
+    </w:rPr>
+  </w:style>
+  <w:style w:customStyle="1" w:styleId="ColorB2B200Bg663D00" w:type="character">
+    <w:name w:val="ColorB2B200Bg663D00"/>
+    <w:rPr>
+      <w:color w:val="B2B200"/>
+      <w:shd w:color="auto" w:fill="663D00" w:val="clear"/>
+    </w:rPr>
+  </w:style>
+  <w:style w:customStyle="1" w:styleId="ColorB2B200Bg666600" w:type="character">
+    <w:name w:val="ColorB2B200Bg666600"/>
+    <w:rPr>
+      <w:color w:val="B2B200"/>
+      <w:shd w:color="auto" w:fill="666600" w:val="clear"/>
+    </w:rPr>
+  </w:style>
+  <w:style w:customStyle="1" w:styleId="ColorB2B200Bg003700" w:type="character">
+    <w:name w:val="ColorB2B200Bg003700"/>
+    <w:rPr>
+      <w:color w:val="B2B200"/>
+      <w:shd w:color="auto" w:fill="003700" w:val="clear"/>
+    </w:rPr>
+  </w:style>
+  <w:style w:customStyle="1" w:styleId="ColorB2B200Bg002966" w:type="character">
+    <w:name w:val="ColorB2B200Bg002966"/>
+    <w:rPr>
+      <w:color w:val="B2B200"/>
+      <w:shd w:color="auto" w:fill="002966" w:val="clear"/>
+    </w:rPr>
+  </w:style>
+  <w:style w:customStyle="1" w:styleId="ColorB2B200Bg3D1466" w:type="character">
+    <w:name w:val="ColorB2B200Bg3D1466"/>
+    <w:rPr>
+      <w:color w:val="B2B200"/>
+      <w:shd w:color="auto" w:fill="3D1466" w:val="clear"/>
+    </w:rPr>
+  </w:style>
+  <w:style w:customStyle="1" w:styleId="Color006100" w:type="character">
+    <w:name w:val="Color006100"/>
+    <w:rPr>
+      <w:color w:val="006100"/>
+    </w:rPr>
+  </w:style>
+  <w:style w:customStyle="1" w:styleId="Color006100BgE60000" w:type="character">
+    <w:name w:val="Color006100BgE60000"/>
+    <w:rPr>
+      <w:color w:val="006100"/>
+      <w:shd w:color="auto" w:fill="E60000" w:val="clear"/>
+    </w:rPr>
+  </w:style>
+  <w:style w:customStyle="1" w:styleId="Color006100BgFF9900" w:type="character">
+    <w:name w:val="Color006100BgFF9900"/>
+    <w:rPr>
+      <w:color w:val="006100"/>
+      <w:shd w:color="auto" w:fill="FF9900" w:val="clear"/>
+    </w:rPr>
+  </w:style>
+  <w:style w:customStyle="1" w:styleId="Color006100BgFFFF00" w:type="character">
+    <w:name w:val="Color006100BgFFFF00"/>
+    <w:rPr>
+      <w:color w:val="006100"/>
+      <w:shd w:color="auto" w:fill="FFFF00" w:val="clear"/>
+    </w:rPr>
+  </w:style>
+  <w:style w:customStyle="1" w:styleId="Color006100Bg008A00" w:type="character">
+    <w:name w:val="Color006100Bg008A00"/>
+    <w:rPr>
+      <w:color w:val="006100"/>
+      <w:shd w:color="auto" w:fill="008A00" w:val="clear"/>
+    </w:rPr>
+  </w:style>
+  <w:style w:customStyle="1" w:styleId="Color006100Bg0066CC" w:type="character">
+    <w:name w:val="Color006100Bg0066CC"/>
+    <w:rPr>
+      <w:color w:val="006100"/>
+      <w:shd w:color="auto" w:fill="0066CC" w:val="clear"/>
+    </w:rPr>
+  </w:style>
+  <w:style w:customStyle="1" w:styleId="Color006100Bg9933FF" w:type="character">
+    <w:name w:val="Color006100Bg9933FF"/>
+    <w:rPr>
+      <w:color w:val="006100"/>
+      <w:shd w:color="auto" w:fill="9933FF" w:val="clear"/>
+    </w:rPr>
+  </w:style>
+  <w:style w:customStyle="1" w:styleId="Color006100BgFFFFFF" w:type="character">
+    <w:name w:val="Color006100BgFFFFFF"/>
+    <w:rPr>
+      <w:color w:val="006100"/>
+      <w:shd w:color="auto" w:fill="FFFFFF" w:val="clear"/>
+    </w:rPr>
+  </w:style>
+  <w:style w:customStyle="1" w:styleId="Color006100BgFACCCC" w:type="character">
+    <w:name w:val="Color006100BgFACCCC"/>
+    <w:rPr>
+      <w:color w:val="006100"/>
+      <w:shd w:color="auto" w:fill="FACCCC" w:val="clear"/>
+    </w:rPr>
+  </w:style>
+  <w:style w:customStyle="1" w:styleId="Color006100BgFFEBCC" w:type="character">
+    <w:name w:val="Color006100BgFFEBCC"/>
+    <w:rPr>
+      <w:color w:val="006100"/>
+      <w:shd w:color="auto" w:fill="FFEBCC" w:val="clear"/>
+    </w:rPr>
+  </w:style>
+  <w:style w:customStyle="1" w:styleId="Color006100BgFFFFCC" w:type="character">
+    <w:name w:val="Color006100BgFFFFCC"/>
+    <w:rPr>
+      <w:color w:val="006100"/>
+      <w:shd w:color="auto" w:fill="FFFFCC" w:val="clear"/>
+    </w:rPr>
+  </w:style>
+  <w:style w:customStyle="1" w:styleId="Color006100BgCCE8CC" w:type="character">
+    <w:name w:val="Color006100BgCCE8CC"/>
+    <w:rPr>
+      <w:color w:val="006100"/>
+      <w:shd w:color="auto" w:fill="CCE8CC" w:val="clear"/>
+    </w:rPr>
+  </w:style>
+  <w:style w:customStyle="1" w:styleId="Color006100BgCCE0F5" w:type="character">
+    <w:name w:val="Color006100BgCCE0F5"/>
+    <w:rPr>
+      <w:color w:val="006100"/>
+      <w:shd w:color="auto" w:fill="CCE0F5" w:val="clear"/>
+    </w:rPr>
+  </w:style>
+  <w:style w:customStyle="1" w:styleId="Color006100BgEBD6FF" w:type="character">
+    <w:name w:val="Color006100BgEBD6FF"/>
+    <w:rPr>
+      <w:color w:val="006100"/>
+      <w:shd w:color="auto" w:fill="EBD6FF" w:val="clear"/>
+    </w:rPr>
+  </w:style>
+  <w:style w:customStyle="1" w:styleId="Color006100BgBBBBBB" w:type="character">
+    <w:name w:val="Color006100BgBBBBBB"/>
+    <w:rPr>
+      <w:color w:val="006100"/>
+      <w:shd w:color="auto" w:fill="BBBBBB" w:val="clear"/>
+    </w:rPr>
+  </w:style>
+  <w:style w:customStyle="1" w:styleId="Color006100BgF06666" w:type="character">
+    <w:name w:val="Color006100BgF06666"/>
+    <w:rPr>
+      <w:color w:val="006100"/>
+      <w:shd w:color="auto" w:fill="F06666" w:val="clear"/>
+    </w:rPr>
+  </w:style>
+  <w:style w:customStyle="1" w:styleId="Color006100BgFFC266" w:type="character">
+    <w:name w:val="Color006100BgFFC266"/>
+    <w:rPr>
+      <w:color w:val="006100"/>
+      <w:shd w:color="auto" w:fill="FFC266" w:val="clear"/>
+    </w:rPr>
+  </w:style>
+  <w:style w:customStyle="1" w:styleId="Color006100BgFFFF66" w:type="character">
+    <w:name w:val="Color006100BgFFFF66"/>
+    <w:rPr>
+      <w:color w:val="006100"/>
+      <w:shd w:color="auto" w:fill="FFFF66" w:val="clear"/>
+    </w:rPr>
+  </w:style>
+  <w:style w:customStyle="1" w:styleId="Color006100Bg66B966" w:type="character">
+    <w:name w:val="Color006100Bg66B966"/>
+    <w:rPr>
+      <w:color w:val="006100"/>
+      <w:shd w:color="auto" w:fill="66B966" w:val="clear"/>
+    </w:rPr>
+  </w:style>
+  <w:style w:customStyle="1" w:styleId="Color006100Bg66A3E0" w:type="character">
+    <w:name w:val="Color006100Bg66A3E0"/>
+    <w:rPr>
+      <w:color w:val="006100"/>
+      <w:shd w:color="auto" w:fill="66A3E0" w:val="clear"/>
+    </w:rPr>
+  </w:style>
+  <w:style w:customStyle="1" w:styleId="Color006100BgC285FF" w:type="character">
+    <w:name w:val="Color006100BgC285FF"/>
+    <w:rPr>
+      <w:color w:val="006100"/>
+      <w:shd w:color="auto" w:fill="C285FF" w:val="clear"/>
+    </w:rPr>
+  </w:style>
+  <w:style w:customStyle="1" w:styleId="Color006100Bg888888" w:type="character">
+    <w:name w:val="Color006100Bg888888"/>
+    <w:rPr>
+      <w:color w:val="006100"/>
+      <w:shd w:color="auto" w:fill="888888" w:val="clear"/>
+    </w:rPr>
+  </w:style>
+  <w:style w:customStyle="1" w:styleId="Color006100BgA10000" w:type="character">
+    <w:name w:val="Color006100BgA10000"/>
+    <w:rPr>
+      <w:color w:val="006100"/>
+      <w:shd w:color="auto" w:fill="A10000" w:val="clear"/>
+    </w:rPr>
+  </w:style>
+  <w:style w:customStyle="1" w:styleId="Color006100BgB26B00" w:type="character">
+    <w:name w:val="Color006100BgB26B00"/>
+    <w:rPr>
+      <w:color w:val="006100"/>
+      <w:shd w:color="auto" w:fill="B26B00" w:val="clear"/>
+    </w:rPr>
+  </w:style>
+  <w:style w:customStyle="1" w:styleId="Color006100BgB2B200" w:type="character">
+    <w:name w:val="Color006100BgB2B200"/>
+    <w:rPr>
+      <w:color w:val="006100"/>
+      <w:shd w:color="auto" w:fill="B2B200" w:val="clear"/>
+    </w:rPr>
+  </w:style>
+  <w:style w:customStyle="1" w:styleId="Color006100Bg006100" w:type="character">
+    <w:name w:val="Color006100Bg006100"/>
+    <w:rPr>
+      <w:color w:val="006100"/>
+      <w:shd w:color="auto" w:fill="006100" w:val="clear"/>
+    </w:rPr>
+  </w:style>
+  <w:style w:customStyle="1" w:styleId="Color006100Bg0047B2" w:type="character">
+    <w:name w:val="Color006100Bg0047B2"/>
+    <w:rPr>
+      <w:color w:val="006100"/>
+      <w:shd w:color="auto" w:fill="0047B2" w:val="clear"/>
+    </w:rPr>
+  </w:style>
+  <w:style w:customStyle="1" w:styleId="Color006100Bg6B24B2" w:type="character">
+    <w:name w:val="Color006100Bg6B24B2"/>
+    <w:rPr>
+      <w:color w:val="006100"/>
+      <w:shd w:color="auto" w:fill="6B24B2" w:val="clear"/>
+    </w:rPr>
+  </w:style>
+  <w:style w:customStyle="1" w:styleId="Color006100Bg444444" w:type="character">
+    <w:name w:val="Color006100Bg444444"/>
+    <w:rPr>
+      <w:color w:val="006100"/>
+      <w:shd w:color="auto" w:fill="444444" w:val="clear"/>
+    </w:rPr>
+  </w:style>
+  <w:style w:customStyle="1" w:styleId="Color006100Bg5C0000" w:type="character">
+    <w:name w:val="Color006100Bg5C0000"/>
+    <w:rPr>
+      <w:color w:val="006100"/>
+      <w:shd w:color="auto" w:fill="5C0000" w:val="clear"/>
+    </w:rPr>
+  </w:style>
+  <w:style w:customStyle="1" w:styleId="Color006100Bg663D00" w:type="character">
+    <w:name w:val="Color006100Bg663D00"/>
+    <w:rPr>
+      <w:color w:val="006100"/>
+      <w:shd w:color="auto" w:fill="663D00" w:val="clear"/>
+    </w:rPr>
+  </w:style>
+  <w:style w:customStyle="1" w:styleId="Color006100Bg666600" w:type="character">
+    <w:name w:val="Color006100Bg666600"/>
+    <w:rPr>
+      <w:color w:val="006100"/>
+      <w:shd w:color="auto" w:fill="666600" w:val="clear"/>
+    </w:rPr>
+  </w:style>
+  <w:style w:customStyle="1" w:styleId="Color006100Bg003700" w:type="character">
+    <w:name w:val="Color006100Bg003700"/>
+    <w:rPr>
+      <w:color w:val="006100"/>
+      <w:shd w:color="auto" w:fill="003700" w:val="clear"/>
+    </w:rPr>
+  </w:style>
+  <w:style w:customStyle="1" w:styleId="Color006100Bg002966" w:type="character">
+    <w:name w:val="Color006100Bg002966"/>
+    <w:rPr>
+      <w:color w:val="006100"/>
+      <w:shd w:color="auto" w:fill="002966" w:val="clear"/>
+    </w:rPr>
+  </w:style>
+  <w:style w:customStyle="1" w:styleId="Color006100Bg3D1466" w:type="character">
+    <w:name w:val="Color006100Bg3D1466"/>
+    <w:rPr>
+      <w:color w:val="006100"/>
+      <w:shd w:color="auto" w:fill="3D1466" w:val="clear"/>
+    </w:rPr>
+  </w:style>
+  <w:style w:customStyle="1" w:styleId="Color0047B2" w:type="character">
+    <w:name w:val="Color0047B2"/>
+    <w:rPr>
+      <w:color w:val="0047B2"/>
+    </w:rPr>
+  </w:style>
+  <w:style w:customStyle="1" w:styleId="Color0047B2BgE60000" w:type="character">
+    <w:name w:val="Color0047B2BgE60000"/>
+    <w:rPr>
+      <w:color w:val="0047B2"/>
+      <w:shd w:color="auto" w:fill="E60000" w:val="clear"/>
+    </w:rPr>
+  </w:style>
+  <w:style w:customStyle="1" w:styleId="Color0047B2BgFF9900" w:type="character">
+    <w:name w:val="Color0047B2BgFF9900"/>
+    <w:rPr>
+      <w:color w:val="0047B2"/>
+      <w:shd w:color="auto" w:fill="FF9900" w:val="clear"/>
+    </w:rPr>
+  </w:style>
+  <w:style w:customStyle="1" w:styleId="Color0047B2BgFFFF00" w:type="character">
+    <w:name w:val="Color0047B2BgFFFF00"/>
+    <w:rPr>
+      <w:color w:val="0047B2"/>
+      <w:shd w:color="auto" w:fill="FFFF00" w:val="clear"/>
+    </w:rPr>
+  </w:style>
+  <w:style w:customStyle="1" w:styleId="Color0047B2Bg008A00" w:type="character">
+    <w:name w:val="Color0047B2Bg008A00"/>
+    <w:rPr>
+      <w:color w:val="0047B2"/>
+      <w:shd w:color="auto" w:fill="008A00" w:val="clear"/>
+    </w:rPr>
+  </w:style>
+  <w:style w:customStyle="1" w:styleId="Color0047B2Bg0066CC" w:type="character">
+    <w:name w:val="Color0047B2Bg0066CC"/>
+    <w:rPr>
+      <w:color w:val="0047B2"/>
+      <w:shd w:color="auto" w:fill="0066CC" w:val="clear"/>
+    </w:rPr>
+  </w:style>
+  <w:style w:customStyle="1" w:styleId="Color0047B2Bg9933FF" w:type="character">
+    <w:name w:val="Color0047B2Bg9933FF"/>
+    <w:rPr>
+      <w:color w:val="0047B2"/>
+      <w:shd w:color="auto" w:fill="9933FF" w:val="clear"/>
+    </w:rPr>
+  </w:style>
+  <w:style w:customStyle="1" w:styleId="Color0047B2BgFFFFFF" w:type="character">
+    <w:name w:val="Color0047B2BgFFFFFF"/>
+    <w:rPr>
+      <w:color w:val="0047B2"/>
+      <w:shd w:color="auto" w:fill="FFFFFF" w:val="clear"/>
+    </w:rPr>
+  </w:style>
+  <w:style w:customStyle="1" w:styleId="Color0047B2BgFACCCC" w:type="character">
+    <w:name w:val="Color0047B2BgFACCCC"/>
+    <w:rPr>
+      <w:color w:val="0047B2"/>
+      <w:shd w:color="auto" w:fill="FACCCC" w:val="clear"/>
+    </w:rPr>
+  </w:style>
+  <w:style w:customStyle="1" w:styleId="Color0047B2BgFFEBCC" w:type="character">
+    <w:name w:val="Color0047B2BgFFEBCC"/>
+    <w:rPr>
+      <w:color w:val="0047B2"/>
+      <w:shd w:color="auto" w:fill="FFEBCC" w:val="clear"/>
+    </w:rPr>
+  </w:style>
+  <w:style w:customStyle="1" w:styleId="Color0047B2BgFFFFCC" w:type="character">
+    <w:name w:val="Color0047B2BgFFFFCC"/>
+    <w:rPr>
+      <w:color w:val="0047B2"/>
+      <w:shd w:color="auto" w:fill="FFFFCC" w:val="clear"/>
+    </w:rPr>
+  </w:style>
+  <w:style w:customStyle="1" w:styleId="Color0047B2BgCCE8CC" w:type="character">
+    <w:name w:val="Color0047B2BgCCE8CC"/>
+    <w:rPr>
+      <w:color w:val="0047B2"/>
+      <w:shd w:color="auto" w:fill="CCE8CC" w:val="clear"/>
+    </w:rPr>
+  </w:style>
+  <w:style w:customStyle="1" w:styleId="Color0047B2BgCCE0F5" w:type="character">
+    <w:name w:val="Color0047B2BgCCE0F5"/>
+    <w:rPr>
+      <w:color w:val="0047B2"/>
+      <w:shd w:color="auto" w:fill="CCE0F5" w:val="clear"/>
+    </w:rPr>
+  </w:style>
+  <w:style w:customStyle="1" w:styleId="Color0047B2BgEBD6FF" w:type="character">
+    <w:name w:val="Color0047B2BgEBD6FF"/>
+    <w:rPr>
+      <w:color w:val="0047B2"/>
+      <w:shd w:color="auto" w:fill="EBD6FF" w:val="clear"/>
+    </w:rPr>
+  </w:style>
+  <w:style w:customStyle="1" w:styleId="Color0047B2BgBBBBBB" w:type="character">
+    <w:name w:val="Color0047B2BgBBBBBB"/>
+    <w:rPr>
+      <w:color w:val="0047B2"/>
+      <w:shd w:color="auto" w:fill="BBBBBB" w:val="clear"/>
+    </w:rPr>
+  </w:style>
+  <w:style w:customStyle="1" w:styleId="Color0047B2BgF06666" w:type="character">
+    <w:name w:val="Color0047B2BgF06666"/>
+    <w:rPr>
+      <w:color w:val="0047B2"/>
+      <w:shd w:color="auto" w:fill="F06666" w:val="clear"/>
+    </w:rPr>
+  </w:style>
+  <w:style w:customStyle="1" w:styleId="Color0047B2BgFFC266" w:type="character">
+    <w:name w:val="Color0047B2BgFFC266"/>
+    <w:rPr>
+      <w:color w:val="0047B2"/>
+      <w:shd w:color="auto" w:fill="FFC266" w:val="clear"/>
+    </w:rPr>
+  </w:style>
+  <w:style w:customStyle="1" w:styleId="Color0047B2BgFFFF66" w:type="character">
+    <w:name w:val="Color0047B2BgFFFF66"/>
+    <w:rPr>
+      <w:color w:val="0047B2"/>
+      <w:shd w:color="auto" w:fill="FFFF66" w:val="clear"/>
+    </w:rPr>
+  </w:style>
+  <w:style w:customStyle="1" w:styleId="Color0047B2Bg66B966" w:type="character">
+    <w:name w:val="Color0047B2Bg66B966"/>
+    <w:rPr>
+      <w:color w:val="0047B2"/>
+      <w:shd w:color="auto" w:fill="66B966" w:val="clear"/>
+    </w:rPr>
+  </w:style>
+  <w:style w:customStyle="1" w:styleId="Color0047B2Bg66A3E0" w:type="character">
+    <w:name w:val="Color0047B2Bg66A3E0"/>
+    <w:rPr>
+      <w:color w:val="0047B2"/>
+      <w:shd w:color="auto" w:fill="66A3E0" w:val="clear"/>
+    </w:rPr>
+  </w:style>
+  <w:style w:customStyle="1" w:styleId="Color0047B2BgC285FF" w:type="character">
+    <w:name w:val="Color0047B2BgC285FF"/>
+    <w:rPr>
+      <w:color w:val="0047B2"/>
+      <w:shd w:color="auto" w:fill="C285FF" w:val="clear"/>
+    </w:rPr>
+  </w:style>
+  <w:style w:customStyle="1" w:styleId="Color0047B2Bg888888" w:type="character">
+    <w:name w:val="Color0047B2Bg888888"/>
+    <w:rPr>
+      <w:color w:val="0047B2"/>
+      <w:shd w:color="auto" w:fill="888888" w:val="clear"/>
+    </w:rPr>
+  </w:style>
+  <w:style w:customStyle="1" w:styleId="Color0047B2BgA10000" w:type="character">
+    <w:name w:val="Color0047B2BgA10000"/>
+    <w:rPr>
+      <w:color w:val="0047B2"/>
+      <w:shd w:color="auto" w:fill="A10000" w:val="clear"/>
+    </w:rPr>
+  </w:style>
+  <w:style w:customStyle="1" w:styleId="Color0047B2BgB26B00" w:type="character">
+    <w:name w:val="Color0047B2BgB26B00"/>
+    <w:rPr>
+      <w:color w:val="0047B2"/>
+      <w:shd w:color="auto" w:fill="B26B00" w:val="clear"/>
+    </w:rPr>
+  </w:style>
+  <w:style w:customStyle="1" w:styleId="Color0047B2BgB2B200" w:type="character">
+    <w:name w:val="Color0047B2BgB2B200"/>
+    <w:rPr>
+      <w:color w:val="0047B2"/>
+      <w:shd w:color="auto" w:fill="B2B200" w:val="clear"/>
+    </w:rPr>
+  </w:style>
+  <w:style w:customStyle="1" w:styleId="Color0047B2Bg006100" w:type="character">
+    <w:name w:val="Color0047B2Bg006100"/>
+    <w:rPr>
+      <w:color w:val="0047B2"/>
+      <w:shd w:color="auto" w:fill="006100" w:val="clear"/>
+    </w:rPr>
+  </w:style>
+  <w:style w:customStyle="1" w:styleId="Color0047B2Bg0047B2" w:type="character">
+    <w:name w:val="Color0047B2Bg0047B2"/>
+    <w:rPr>
+      <w:color w:val="0047B2"/>
+      <w:shd w:color="auto" w:fill="0047B2" w:val="clear"/>
+    </w:rPr>
+  </w:style>
+  <w:style w:customStyle="1" w:styleId="Color0047B2Bg6B24B2" w:type="character">
+    <w:name w:val="Color0047B2Bg6B24B2"/>
+    <w:rPr>
+      <w:color w:val="0047B2"/>
+      <w:shd w:color="auto" w:fill="6B24B2" w:val="clear"/>
+    </w:rPr>
+  </w:style>
+  <w:style w:customStyle="1" w:styleId="Color0047B2Bg444444" w:type="character">
+    <w:name w:val="Color0047B2Bg444444"/>
+    <w:rPr>
+      <w:color w:val="0047B2"/>
+      <w:shd w:color="auto" w:fill="444444" w:val="clear"/>
+    </w:rPr>
+  </w:style>
+  <w:style w:customStyle="1" w:styleId="Color0047B2Bg5C0000" w:type="character">
+    <w:name w:val="Color0047B2Bg5C0000"/>
+    <w:rPr>
+      <w:color w:val="0047B2"/>
+      <w:shd w:color="auto" w:fill="5C0000" w:val="clear"/>
+    </w:rPr>
+  </w:style>
+  <w:style w:customStyle="1" w:styleId="Color0047B2Bg663D00" w:type="character">
+    <w:name w:val="Color0047B2Bg663D00"/>
+    <w:rPr>
+      <w:color w:val="0047B2"/>
+      <w:shd w:color="auto" w:fill="663D00" w:val="clear"/>
+    </w:rPr>
+  </w:style>
+  <w:style w:customStyle="1" w:styleId="Color0047B2Bg666600" w:type="character">
+    <w:name w:val="Color0047B2Bg666600"/>
+    <w:rPr>
+      <w:color w:val="0047B2"/>
+      <w:shd w:color="auto" w:fill="666600" w:val="clear"/>
+    </w:rPr>
+  </w:style>
+  <w:style w:customStyle="1" w:styleId="Color0047B2Bg003700" w:type="character">
+    <w:name w:val="Color0047B2Bg003700"/>
+    <w:rPr>
+      <w:color w:val="0047B2"/>
+      <w:shd w:color="auto" w:fill="003700" w:val="clear"/>
+    </w:rPr>
+  </w:style>
+  <w:style w:customStyle="1" w:styleId="Color0047B2Bg002966" w:type="character">
+    <w:name w:val="Color0047B2Bg002966"/>
+    <w:rPr>
+      <w:color w:val="0047B2"/>
+      <w:shd w:color="auto" w:fill="002966" w:val="clear"/>
+    </w:rPr>
+  </w:style>
+  <w:style w:customStyle="1" w:styleId="Color0047B2Bg3D1466" w:type="character">
+    <w:name w:val="Color0047B2Bg3D1466"/>
+    <w:rPr>
+      <w:color w:val="0047B2"/>
+      <w:shd w:color="auto" w:fill="3D1466" w:val="clear"/>
+    </w:rPr>
+  </w:style>
+  <w:style w:customStyle="1" w:styleId="Color6B24B2" w:type="character">
+    <w:name w:val="Color6B24B2"/>
+    <w:rPr>
+      <w:color w:val="6B24B2"/>
+    </w:rPr>
+  </w:style>
+  <w:style w:customStyle="1" w:styleId="Color6B24B2BgE60000" w:type="character">
+    <w:name w:val="Color6B24B2BgE60000"/>
+    <w:rPr>
+      <w:color w:val="6B24B2"/>
+      <w:shd w:color="auto" w:fill="E60000" w:val="clear"/>
+    </w:rPr>
+  </w:style>
+  <w:style w:customStyle="1" w:styleId="Color6B24B2BgFF9900" w:type="character">
+    <w:name w:val="Color6B24B2BgFF9900"/>
+    <w:rPr>
+      <w:color w:val="6B24B2"/>
+      <w:shd w:color="auto" w:fill="FF9900" w:val="clear"/>
+    </w:rPr>
+  </w:style>
+  <w:style w:customStyle="1" w:styleId="Color6B24B2BgFFFF00" w:type="character">
+    <w:name w:val="Color6B24B2BgFFFF00"/>
+    <w:rPr>
+      <w:color w:val="6B24B2"/>
+      <w:shd w:color="auto" w:fill="FFFF00" w:val="clear"/>
+    </w:rPr>
+  </w:style>
+  <w:style w:customStyle="1" w:styleId="Color6B24B2Bg008A00" w:type="character">
+    <w:name w:val="Color6B24B2Bg008A00"/>
+    <w:rPr>
+      <w:color w:val="6B24B2"/>
+      <w:shd w:color="auto" w:fill="008A00" w:val="clear"/>
+    </w:rPr>
+  </w:style>
+  <w:style w:customStyle="1" w:styleId="Color6B24B2Bg0066CC" w:type="character">
+    <w:name w:val="Color6B24B2Bg0066CC"/>
+    <w:rPr>
+      <w:color w:val="6B24B2"/>
+      <w:shd w:color="auto" w:fill="0066CC" w:val="clear"/>
+    </w:rPr>
+  </w:style>
+  <w:style w:customStyle="1" w:styleId="Color6B24B2Bg9933FF" w:type="character">
+    <w:name w:val="Color6B24B2Bg9933FF"/>
+    <w:rPr>
+      <w:color w:val="6B24B2"/>
+      <w:shd w:color="auto" w:fill="9933FF" w:val="clear"/>
+    </w:rPr>
+  </w:style>
+  <w:style w:customStyle="1" w:styleId="Color6B24B2BgFFFFFF" w:type="character">
+    <w:name w:val="Color6B24B2BgFFFFFF"/>
+    <w:rPr>
+      <w:color w:val="6B24B2"/>
+      <w:shd w:color="auto" w:fill="FFFFFF" w:val="clear"/>
+    </w:rPr>
+  </w:style>
+  <w:style w:customStyle="1" w:styleId="Color6B24B2BgFACCCC" w:type="character">
+    <w:name w:val="Color6B24B2BgFACCCC"/>
+    <w:rPr>
+      <w:color w:val="6B24B2"/>
+      <w:shd w:color="auto" w:fill="FACCCC" w:val="clear"/>
+    </w:rPr>
+  </w:style>
+  <w:style w:customStyle="1" w:styleId="Color6B24B2BgFFEBCC" w:type="character">
+    <w:name w:val="Color6B24B2BgFFEBCC"/>
+    <w:rPr>
+      <w:color w:val="6B24B2"/>
+      <w:shd w:color="auto" w:fill="FFEBCC" w:val="clear"/>
+    </w:rPr>
+  </w:style>
+  <w:style w:customStyle="1" w:styleId="Color6B24B2BgFFFFCC" w:type="character">
+    <w:name w:val="Color6B24B2BgFFFFCC"/>
+    <w:rPr>
+      <w:color w:val="6B24B2"/>
+      <w:shd w:color="auto" w:fill="FFFFCC" w:val="clear"/>
+    </w:rPr>
+  </w:style>
+  <w:style w:customStyle="1" w:styleId="Color6B24B2BgCCE8CC" w:type="character">
+    <w:name w:val="Color6B24B2BgCCE8CC"/>
+    <w:rPr>
+      <w:color w:val="6B24B2"/>
+      <w:shd w:color="auto" w:fill="CCE8CC" w:val="clear"/>
+    </w:rPr>
+  </w:style>
+  <w:style w:customStyle="1" w:styleId="Color6B24B2BgCCE0F5" w:type="character">
+    <w:name w:val="Color6B24B2BgCCE0F5"/>
+    <w:rPr>
+      <w:color w:val="6B24B2"/>
+      <w:shd w:color="auto" w:fill="CCE0F5" w:val="clear"/>
+    </w:rPr>
+  </w:style>
+  <w:style w:customStyle="1" w:styleId="Color6B24B2BgEBD6FF" w:type="character">
+    <w:name w:val="Color6B24B2BgEBD6FF"/>
+    <w:rPr>
+      <w:color w:val="6B24B2"/>
+      <w:shd w:color="auto" w:fill="EBD6FF" w:val="clear"/>
+    </w:rPr>
+  </w:style>
+  <w:style w:customStyle="1" w:styleId="Color6B24B2BgBBBBBB" w:type="character">
+    <w:name w:val="Color6B24B2BgBBBBBB"/>
+    <w:rPr>
+      <w:color w:val="6B24B2"/>
+      <w:shd w:color="auto" w:fill="BBBBBB" w:val="clear"/>
+    </w:rPr>
+  </w:style>
+  <w:style w:customStyle="1" w:styleId="Color6B24B2BgF06666" w:type="character">
+    <w:name w:val="Color6B24B2BgF06666"/>
+    <w:rPr>
+      <w:color w:val="6B24B2"/>
+      <w:shd w:color="auto" w:fill="F06666" w:val="clear"/>
+    </w:rPr>
+  </w:style>
+  <w:style w:customStyle="1" w:styleId="Color6B24B2BgFFC266" w:type="character">
+    <w:name w:val="Color6B24B2BgFFC266"/>
+    <w:rPr>
+      <w:color w:val="6B24B2"/>
+      <w:shd w:color="auto" w:fill="FFC266" w:val="clear"/>
+    </w:rPr>
+  </w:style>
+  <w:style w:customStyle="1" w:styleId="Color6B24B2BgFFFF66" w:type="character">
+    <w:name w:val="Color6B24B2BgFFFF66"/>
+    <w:rPr>
+      <w:color w:val="6B24B2"/>
+      <w:shd w:color="auto" w:fill="FFFF66" w:val="clear"/>
+    </w:rPr>
+  </w:style>
+  <w:style w:customStyle="1" w:styleId="Color6B24B2Bg66B966" w:type="character">
+    <w:name w:val="Color6B24B2Bg66B966"/>
+    <w:rPr>
+      <w:color w:val="6B24B2"/>
+      <w:shd w:color="auto" w:fill="66B966" w:val="clear"/>
+    </w:rPr>
+  </w:style>
+  <w:style w:customStyle="1" w:styleId="Color6B24B2Bg66A3E0" w:type="character">
+    <w:name w:val="Color6B24B2Bg66A3E0"/>
+    <w:rPr>
+      <w:color w:val="6B24B2"/>
+      <w:shd w:color="auto" w:fill="66A3E0" w:val="clear"/>
+    </w:rPr>
+  </w:style>
+  <w:style w:customStyle="1" w:styleId="Color6B24B2BgC285FF" w:type="character">
+    <w:name w:val="Color6B24B2BgC285FF"/>
+    <w:rPr>
+      <w:color w:val="6B24B2"/>
+      <w:shd w:color="auto" w:fill="C285FF" w:val="clear"/>
+    </w:rPr>
+  </w:style>
+  <w:style w:customStyle="1" w:styleId="Color6B24B2Bg888888" w:type="character">
+    <w:name w:val="Color6B24B2Bg888888"/>
+    <w:rPr>
+      <w:color w:val="6B24B2"/>
+      <w:shd w:color="auto" w:fill="888888" w:val="clear"/>
+    </w:rPr>
+  </w:style>
+  <w:style w:customStyle="1" w:styleId="Color6B24B2BgA10000" w:type="character">
+    <w:name w:val="Color6B24B2BgA10000"/>
+    <w:rPr>
+      <w:color w:val="6B24B2"/>
+      <w:shd w:color="auto" w:fill="A10000" w:val="clear"/>
+    </w:rPr>
+  </w:style>
+  <w:style w:customStyle="1" w:styleId="Color6B24B2BgB26B00" w:type="character">
+    <w:name w:val="Color6B24B2BgB26B00"/>
+    <w:rPr>
+      <w:color w:val="6B24B2"/>
+      <w:shd w:color="auto" w:fill="B26B00" w:val="clear"/>
+    </w:rPr>
+  </w:style>
+  <w:style w:customStyle="1" w:styleId="Color6B24B2BgB2B200" w:type="character">
+    <w:name w:val="Color6B24B2BgB2B200"/>
+    <w:rPr>
+      <w:color w:val="6B24B2"/>
+      <w:shd w:color="auto" w:fill="B2B200" w:val="clear"/>
+    </w:rPr>
+  </w:style>
+  <w:style w:customStyle="1" w:styleId="Color6B24B2Bg006100" w:type="character">
+    <w:name w:val="Color6B24B2Bg006100"/>
+    <w:rPr>
+      <w:color w:val="6B24B2"/>
+      <w:shd w:color="auto" w:fill="006100" w:val="clear"/>
+    </w:rPr>
+  </w:style>
+  <w:style w:customStyle="1" w:styleId="Color6B24B2Bg0047B2" w:type="character">
+    <w:name w:val="Color6B24B2Bg0047B2"/>
+    <w:rPr>
+      <w:color w:val="6B24B2"/>
+      <w:shd w:color="auto" w:fill="0047B2" w:val="clear"/>
+    </w:rPr>
+  </w:style>
+  <w:style w:customStyle="1" w:styleId="Color6B24B2Bg6B24B2" w:type="character">
+    <w:name w:val="Color6B24B2Bg6B24B2"/>
+    <w:rPr>
+      <w:color w:val="6B24B2"/>
+      <w:shd w:color="auto" w:fill="6B24B2" w:val="clear"/>
+    </w:rPr>
+  </w:style>
+  <w:style w:customStyle="1" w:styleId="Color6B24B2Bg444444" w:type="character">
+    <w:name w:val="Color6B24B2Bg444444"/>
+    <w:rPr>
+      <w:color w:val="6B24B2"/>
+      <w:shd w:color="auto" w:fill="444444" w:val="clear"/>
+    </w:rPr>
+  </w:style>
+  <w:style w:customStyle="1" w:styleId="Color6B24B2Bg5C0000" w:type="character">
+    <w:name w:val="Color6B24B2Bg5C0000"/>
+    <w:rPr>
+      <w:color w:val="6B24B2"/>
+      <w:shd w:color="auto" w:fill="5C0000" w:val="clear"/>
+    </w:rPr>
+  </w:style>
+  <w:style w:customStyle="1" w:styleId="Color6B24B2Bg663D00" w:type="character">
+    <w:name w:val="Color6B24B2Bg663D00"/>
+    <w:rPr>
+      <w:color w:val="6B24B2"/>
+      <w:shd w:color="auto" w:fill="663D00" w:val="clear"/>
+    </w:rPr>
+  </w:style>
+  <w:style w:customStyle="1" w:styleId="Color6B24B2Bg666600" w:type="character">
+    <w:name w:val="Color6B24B2Bg666600"/>
+    <w:rPr>
+      <w:color w:val="6B24B2"/>
+      <w:shd w:color="auto" w:fill="666600" w:val="clear"/>
+    </w:rPr>
+  </w:style>
+  <w:style w:customStyle="1" w:styleId="Color6B24B2Bg003700" w:type="character">
+    <w:name w:val="Color6B24B2Bg003700"/>
+    <w:rPr>
+      <w:color w:val="6B24B2"/>
+      <w:shd w:color="auto" w:fill="003700" w:val="clear"/>
+    </w:rPr>
+  </w:style>
+  <w:style w:customStyle="1" w:styleId="Color6B24B2Bg002966" w:type="character">
+    <w:name w:val="Color6B24B2Bg002966"/>
+    <w:rPr>
+      <w:color w:val="6B24B2"/>
+      <w:shd w:color="auto" w:fill="002966" w:val="clear"/>
+    </w:rPr>
+  </w:style>
+  <w:style w:customStyle="1" w:styleId="Color6B24B2Bg3D1466" w:type="character">
+    <w:name w:val="Color6B24B2Bg3D1466"/>
+    <w:rPr>
+      <w:color w:val="6B24B2"/>
+      <w:shd w:color="auto" w:fill="3D1466" w:val="clear"/>
+    </w:rPr>
+  </w:style>
+  <w:style w:customStyle="1" w:styleId="Color444444" w:type="character">
+    <w:name w:val="Color444444"/>
+    <w:rPr>
+      <w:color w:val="444444"/>
+    </w:rPr>
+  </w:style>
+  <w:style w:customStyle="1" w:styleId="Color444444BgE60000" w:type="character">
+    <w:name w:val="Color444444BgE60000"/>
+    <w:rPr>
+      <w:color w:val="444444"/>
+      <w:shd w:color="auto" w:fill="E60000" w:val="clear"/>
+    </w:rPr>
+  </w:style>
+  <w:style w:customStyle="1" w:styleId="Color444444BgFF9900" w:type="character">
+    <w:name w:val="Color444444BgFF9900"/>
+    <w:rPr>
+      <w:color w:val="444444"/>
+      <w:shd w:color="auto" w:fill="FF9900" w:val="clear"/>
+    </w:rPr>
+  </w:style>
+  <w:style w:customStyle="1" w:styleId="Color444444BgFFFF00" w:type="character">
+    <w:name w:val="Color444444BgFFFF00"/>
+    <w:rPr>
+      <w:color w:val="444444"/>
+      <w:shd w:color="auto" w:fill="FFFF00" w:val="clear"/>
+    </w:rPr>
+  </w:style>
+  <w:style w:customStyle="1" w:styleId="Color444444Bg008A00" w:type="character">
+    <w:name w:val="Color444444Bg008A00"/>
+    <w:rPr>
+      <w:color w:val="444444"/>
+      <w:shd w:color="auto" w:fill="008A00" w:val="clear"/>
+    </w:rPr>
+  </w:style>
+  <w:style w:customStyle="1" w:styleId="Color444444Bg0066CC" w:type="character">
+    <w:name w:val="Color444444Bg0066CC"/>
+    <w:rPr>
+      <w:color w:val="444444"/>
+      <w:shd w:color="auto" w:fill="0066CC" w:val="clear"/>
+    </w:rPr>
+  </w:style>
+  <w:style w:customStyle="1" w:styleId="Color444444Bg9933FF" w:type="character">
+    <w:name w:val="Color444444Bg9933FF"/>
+    <w:rPr>
+      <w:color w:val="444444"/>
+      <w:shd w:color="auto" w:fill="9933FF" w:val="clear"/>
+    </w:rPr>
+  </w:style>
+  <w:style w:customStyle="1" w:styleId="Color444444BgFFFFFF" w:type="character">
+    <w:name w:val="Color444444BgFFFFFF"/>
+    <w:rPr>
+      <w:color w:val="444444"/>
+      <w:shd w:color="auto" w:fill="FFFFFF" w:val="clear"/>
+    </w:rPr>
+  </w:style>
+  <w:style w:customStyle="1" w:styleId="Color444444BgFACCCC" w:type="character">
+    <w:name w:val="Color444444BgFACCCC"/>
+    <w:rPr>
+      <w:color w:val="444444"/>
+      <w:shd w:color="auto" w:fill="FACCCC" w:val="clear"/>
+    </w:rPr>
+  </w:style>
+  <w:style w:customStyle="1" w:styleId="Color444444BgFFEBCC" w:type="character">
+    <w:name w:val="Color444444BgFFEBCC"/>
+    <w:rPr>
+      <w:color w:val="444444"/>
+      <w:shd w:color="auto" w:fill="FFEBCC" w:val="clear"/>
+    </w:rPr>
+  </w:style>
+  <w:style w:customStyle="1" w:styleId="Color444444BgFFFFCC" w:type="character">
+    <w:name w:val="Color444444BgFFFFCC"/>
+    <w:rPr>
+      <w:color w:val="444444"/>
+      <w:shd w:color="auto" w:fill="FFFFCC" w:val="clear"/>
+    </w:rPr>
+  </w:style>
+  <w:style w:customStyle="1" w:styleId="Color444444BgCCE8CC" w:type="character">
+    <w:name w:val="Color444444BgCCE8CC"/>
+    <w:rPr>
+      <w:color w:val="444444"/>
+      <w:shd w:color="auto" w:fill="CCE8CC" w:val="clear"/>
+    </w:rPr>
+  </w:style>
+  <w:style w:customStyle="1" w:styleId="Color444444BgCCE0F5" w:type="character">
+    <w:name w:val="Color444444BgCCE0F5"/>
+    <w:rPr>
+      <w:color w:val="444444"/>
+      <w:shd w:color="auto" w:fill="CCE0F5" w:val="clear"/>
+    </w:rPr>
+  </w:style>
+  <w:style w:customStyle="1" w:styleId="Color444444BgEBD6FF" w:type="character">
+    <w:name w:val="Color444444BgEBD6FF"/>
+    <w:rPr>
+      <w:color w:val="444444"/>
+      <w:shd w:color="auto" w:fill="EBD6FF" w:val="clear"/>
+    </w:rPr>
+  </w:style>
+  <w:style w:customStyle="1" w:styleId="Color444444BgBBBBBB" w:type="character">
+    <w:name w:val="Color444444BgBBBBBB"/>
+    <w:rPr>
+      <w:color w:val="444444"/>
+      <w:shd w:color="auto" w:fill="BBBBBB" w:val="clear"/>
+    </w:rPr>
+  </w:style>
+  <w:style w:customStyle="1" w:styleId="Color444444BgF06666" w:type="character">
+    <w:name w:val="Color444444BgF06666"/>
+    <w:rPr>
+      <w:color w:val="444444"/>
+      <w:shd w:color="auto" w:fill="F06666" w:val="clear"/>
+    </w:rPr>
+  </w:style>
+  <w:style w:customStyle="1" w:styleId="Color444444BgFFC266" w:type="character">
+    <w:name w:val="Color444444BgFFC266"/>
+    <w:rPr>
+      <w:color w:val="444444"/>
+      <w:shd w:color="auto" w:fill="FFC266" w:val="clear"/>
+    </w:rPr>
+  </w:style>
+  <w:style w:customStyle="1" w:styleId="Color444444BgFFFF66" w:type="character">
+    <w:name w:val="Color444444BgFFFF66"/>
+    <w:rPr>
+      <w:color w:val="444444"/>
+      <w:shd w:color="auto" w:fill="FFFF66" w:val="clear"/>
+    </w:rPr>
+  </w:style>
+  <w:style w:customStyle="1" w:styleId="Color444444Bg66B966" w:type="character">
+    <w:name w:val="Color444444Bg66B966"/>
+    <w:rPr>
+      <w:color w:val="444444"/>
+      <w:shd w:color="auto" w:fill="66B966" w:val="clear"/>
+    </w:rPr>
+  </w:style>
+  <w:style w:customStyle="1" w:styleId="Color444444Bg66A3E0" w:type="character">
+    <w:name w:val="Color444444Bg66A3E0"/>
+    <w:rPr>
+      <w:color w:val="444444"/>
+      <w:shd w:color="auto" w:fill="66A3E0" w:val="clear"/>
+    </w:rPr>
+  </w:style>
+  <w:style w:customStyle="1" w:styleId="Color444444BgC285FF" w:type="character">
+    <w:name w:val="Color444444BgC285FF"/>
+    <w:rPr>
+      <w:color w:val="444444"/>
+      <w:shd w:color="auto" w:fill="C285FF" w:val="clear"/>
+    </w:rPr>
+  </w:style>
+  <w:style w:customStyle="1" w:styleId="Color444444Bg888888" w:type="character">
+    <w:name w:val="Color444444Bg888888"/>
+    <w:rPr>
+      <w:color w:val="444444"/>
+      <w:shd w:color="auto" w:fill="888888" w:val="clear"/>
+    </w:rPr>
+  </w:style>
+  <w:style w:customStyle="1" w:styleId="Color444444BgA10000" w:type="character">
+    <w:name w:val="Color444444BgA10000"/>
+    <w:rPr>
+      <w:color w:val="444444"/>
+      <w:shd w:color="auto" w:fill="A10000" w:val="clear"/>
+    </w:rPr>
+  </w:style>
+  <w:style w:customStyle="1" w:styleId="Color444444BgB26B00" w:type="character">
+    <w:name w:val="Color444444BgB26B00"/>
+    <w:rPr>
+      <w:color w:val="444444"/>
+      <w:shd w:color="auto" w:fill="B26B00" w:val="clear"/>
+    </w:rPr>
+  </w:style>
+  <w:style w:customStyle="1" w:styleId="Color444444BgB2B200" w:type="character">
+    <w:name w:val="Color444444BgB2B200"/>
+    <w:rPr>
+      <w:color w:val="444444"/>
+      <w:shd w:color="auto" w:fill="B2B200" w:val="clear"/>
+    </w:rPr>
+  </w:style>
+  <w:style w:customStyle="1" w:styleId="Color444444Bg006100" w:type="character">
+    <w:name w:val="Color444444Bg006100"/>
+    <w:rPr>
+      <w:color w:val="444444"/>
+      <w:shd w:color="auto" w:fill="006100" w:val="clear"/>
+    </w:rPr>
+  </w:style>
+  <w:style w:customStyle="1" w:styleId="Color444444Bg0047B2" w:type="character">
+    <w:name w:val="Color444444Bg0047B2"/>
+    <w:rPr>
+      <w:color w:val="444444"/>
+      <w:shd w:color="auto" w:fill="0047B2" w:val="clear"/>
+    </w:rPr>
+  </w:style>
+  <w:style w:customStyle="1" w:styleId="Color444444Bg6B24B2" w:type="character">
+    <w:name w:val="Color444444Bg6B24B2"/>
+    <w:rPr>
+      <w:color w:val="444444"/>
+      <w:shd w:color="auto" w:fill="6B24B2" w:val="clear"/>
+    </w:rPr>
+  </w:style>
+  <w:style w:customStyle="1" w:styleId="Color444444Bg444444" w:type="character">
+    <w:name w:val="Color444444Bg444444"/>
+    <w:rPr>
+      <w:color w:val="444444"/>
+      <w:shd w:color="auto" w:fill="444444" w:val="clear"/>
+    </w:rPr>
+  </w:style>
+  <w:style w:customStyle="1" w:styleId="Color444444Bg5C0000" w:type="character">
+    <w:name w:val="Color444444Bg5C0000"/>
+    <w:rPr>
+      <w:color w:val="444444"/>
+      <w:shd w:color="auto" w:fill="5C0000" w:val="clear"/>
+    </w:rPr>
+  </w:style>
+  <w:style w:customStyle="1" w:styleId="Color444444Bg663D00" w:type="character">
+    <w:name w:val="Color444444Bg663D00"/>
+    <w:rPr>
+      <w:color w:val="444444"/>
+      <w:shd w:color="auto" w:fill="663D00" w:val="clear"/>
+    </w:rPr>
+  </w:style>
+  <w:style w:customStyle="1" w:styleId="Color444444Bg666600" w:type="character">
+    <w:name w:val="Color444444Bg666600"/>
+    <w:rPr>
+      <w:color w:val="444444"/>
+      <w:shd w:color="auto" w:fill="666600" w:val="clear"/>
+    </w:rPr>
+  </w:style>
+  <w:style w:customStyle="1" w:styleId="Color444444Bg003700" w:type="character">
+    <w:name w:val="Color444444Bg003700"/>
+    <w:rPr>
+      <w:color w:val="444444"/>
+      <w:shd w:color="auto" w:fill="003700" w:val="clear"/>
+    </w:rPr>
+  </w:style>
+  <w:style w:customStyle="1" w:styleId="Color444444Bg002966" w:type="character">
+    <w:name w:val="Color444444Bg002966"/>
+    <w:rPr>
+      <w:color w:val="444444"/>
+      <w:shd w:color="auto" w:fill="002966" w:val="clear"/>
+    </w:rPr>
+  </w:style>
+  <w:style w:customStyle="1" w:styleId="Color444444Bg3D1466" w:type="character">
+    <w:name w:val="Color444444Bg3D1466"/>
+    <w:rPr>
+      <w:color w:val="444444"/>
+      <w:shd w:color="auto" w:fill="3D1466" w:val="clear"/>
+    </w:rPr>
+  </w:style>
+  <w:style w:customStyle="1" w:styleId="Color5C0000" w:type="character">
+    <w:name w:val="Color5C0000"/>
+    <w:rPr>
+      <w:color w:val="5C0000"/>
+    </w:rPr>
+  </w:style>
+  <w:style w:customStyle="1" w:styleId="Color5C0000BgE60000" w:type="character">
+    <w:name w:val="Color5C0000BgE60000"/>
+    <w:rPr>
+      <w:color w:val="5C0000"/>
+      <w:shd w:color="auto" w:fill="E60000" w:val="clear"/>
+    </w:rPr>
+  </w:style>
+  <w:style w:customStyle="1" w:styleId="Color5C0000BgFF9900" w:type="character">
+    <w:name w:val="Color5C0000BgFF9900"/>
+    <w:rPr>
+      <w:color w:val="5C0000"/>
+      <w:shd w:color="auto" w:fill="FF9900" w:val="clear"/>
+    </w:rPr>
+  </w:style>
+  <w:style w:customStyle="1" w:styleId="Color5C0000BgFFFF00" w:type="character">
+    <w:name w:val="Color5C0000BgFFFF00"/>
+    <w:rPr>
+      <w:color w:val="5C0000"/>
+      <w:shd w:color="auto" w:fill="FFFF00" w:val="clear"/>
+    </w:rPr>
+  </w:style>
+  <w:style w:customStyle="1" w:styleId="Color5C0000Bg008A00" w:type="character">
+    <w:name w:val="Color5C0000Bg008A00"/>
+    <w:rPr>
+      <w:color w:val="5C0000"/>
+      <w:shd w:color="auto" w:fill="008A00" w:val="clear"/>
+    </w:rPr>
+  </w:style>
+  <w:style w:customStyle="1" w:styleId="Color5C0000Bg0066CC" w:type="character">
+    <w:name w:val="Color5C0000Bg0066CC"/>
+    <w:rPr>
+      <w:color w:val="5C0000"/>
+      <w:shd w:color="auto" w:fill="0066CC" w:val="clear"/>
+    </w:rPr>
+  </w:style>
+  <w:style w:customStyle="1" w:styleId="Color5C0000Bg9933FF" w:type="character">
+    <w:name w:val="Color5C0000Bg9933FF"/>
+    <w:rPr>
+      <w:color w:val="5C0000"/>
+      <w:shd w:color="auto" w:fill="9933FF" w:val="clear"/>
+    </w:rPr>
+  </w:style>
+  <w:style w:customStyle="1" w:styleId="Color5C0000BgFFFFFF" w:type="character">
+    <w:name w:val="Color5C0000BgFFFFFF"/>
+    <w:rPr>
+      <w:color w:val="5C0000"/>
+      <w:shd w:color="auto" w:fill="FFFFFF" w:val="clear"/>
+    </w:rPr>
+  </w:style>
+  <w:style w:customStyle="1" w:styleId="Color5C0000BgFACCCC" w:type="character">
+    <w:name w:val="Color5C0000BgFACCCC"/>
+    <w:rPr>
+      <w:color w:val="5C0000"/>
+      <w:shd w:color="auto" w:fill="FACCCC" w:val="clear"/>
+    </w:rPr>
+  </w:style>
+  <w:style w:customStyle="1" w:styleId="Color5C0000BgFFEBCC" w:type="character">
+    <w:name w:val="Color5C0000BgFFEBCC"/>
+    <w:rPr>
+      <w:color w:val="5C0000"/>
+      <w:shd w:color="auto" w:fill="FFEBCC" w:val="clear"/>
+    </w:rPr>
+  </w:style>
+  <w:style w:customStyle="1" w:styleId="Color5C0000BgFFFFCC" w:type="character">
+    <w:name w:val="Color5C0000BgFFFFCC"/>
+    <w:rPr>
+      <w:color w:val="5C0000"/>
+      <w:shd w:color="auto" w:fill="FFFFCC" w:val="clear"/>
+    </w:rPr>
+  </w:style>
+  <w:style w:customStyle="1" w:styleId="Color5C0000BgCCE8CC" w:type="character">
+    <w:name w:val="Color5C0000BgCCE8CC"/>
+    <w:rPr>
+      <w:color w:val="5C0000"/>
+      <w:shd w:color="auto" w:fill="CCE8CC" w:val="clear"/>
+    </w:rPr>
+  </w:style>
+  <w:style w:customStyle="1" w:styleId="Color5C0000BgCCE0F5" w:type="character">
+    <w:name w:val="Color5C0000BgCCE0F5"/>
+    <w:rPr>
+      <w:color w:val="5C0000"/>
+      <w:shd w:color="auto" w:fill="CCE0F5" w:val="clear"/>
+    </w:rPr>
+  </w:style>
+  <w:style w:customStyle="1" w:styleId="Color5C0000BgEBD6FF" w:type="character">
+    <w:name w:val="Color5C0000BgEBD6FF"/>
+    <w:rPr>
+      <w:color w:val="5C0000"/>
+      <w:shd w:color="auto" w:fill="EBD6FF" w:val="clear"/>
+    </w:rPr>
+  </w:style>
+  <w:style w:customStyle="1" w:styleId="Color5C0000BgBBBBBB" w:type="character">
+    <w:name w:val="Color5C0000BgBBBBBB"/>
+    <w:rPr>
+      <w:color w:val="5C0000"/>
+      <w:shd w:color="auto" w:fill="BBBBBB" w:val="clear"/>
+    </w:rPr>
+  </w:style>
+  <w:style w:customStyle="1" w:styleId="Color5C0000BgF06666" w:type="character">
+    <w:name w:val="Color5C0000BgF06666"/>
+    <w:rPr>
+      <w:color w:val="5C0000"/>
+      <w:shd w:color="auto" w:fill="F06666" w:val="clear"/>
+    </w:rPr>
+  </w:style>
+  <w:style w:customStyle="1" w:styleId="Color5C0000BgFFC266" w:type="character">
+    <w:name w:val="Color5C0000BgFFC266"/>
+    <w:rPr>
+      <w:color w:val="5C0000"/>
+      <w:shd w:color="auto" w:fill="FFC266" w:val="clear"/>
+    </w:rPr>
+  </w:style>
+  <w:style w:customStyle="1" w:styleId="Color5C0000BgFFFF66" w:type="character">
+    <w:name w:val="Color5C0000BgFFFF66"/>
+    <w:rPr>
+      <w:color w:val="5C0000"/>
+      <w:shd w:color="auto" w:fill="FFFF66" w:val="clear"/>
+    </w:rPr>
+  </w:style>
+  <w:style w:customStyle="1" w:styleId="Color5C0000Bg66B966" w:type="character">
+    <w:name w:val="Color5C0000Bg66B966"/>
+    <w:rPr>
+      <w:color w:val="5C0000"/>
+      <w:shd w:color="auto" w:fill="66B966" w:val="clear"/>
+    </w:rPr>
+  </w:style>
+  <w:style w:customStyle="1" w:styleId="Color5C0000Bg66A3E0" w:type="character">
+    <w:name w:val="Color5C0000Bg66A3E0"/>
+    <w:rPr>
+      <w:color w:val="5C0000"/>
+      <w:shd w:color="auto" w:fill="66A3E0" w:val="clear"/>
+    </w:rPr>
+  </w:style>
+  <w:style w:customStyle="1" w:styleId="Color5C0000BgC285FF" w:type="character">
+    <w:name w:val="Color5C0000BgC285FF"/>
+    <w:rPr>
+      <w:color w:val="5C0000"/>
+      <w:shd w:color="auto" w:fill="C285FF" w:val="clear"/>
+    </w:rPr>
+  </w:style>
+  <w:style w:customStyle="1" w:styleId="Color5C0000Bg888888" w:type="character">
+    <w:name w:val="Color5C0000Bg888888"/>
+    <w:rPr>
+      <w:color w:val="5C0000"/>
+      <w:shd w:color="auto" w:fill="888888" w:val="clear"/>
+    </w:rPr>
+  </w:style>
+  <w:style w:customStyle="1" w:styleId="Color5C0000BgA10000" w:type="character">
+    <w:name w:val="Color5C0000BgA10000"/>
+    <w:rPr>
+      <w:color w:val="5C0000"/>
+      <w:shd w:color="auto" w:fill="A10000" w:val="clear"/>
+    </w:rPr>
+  </w:style>
+  <w:style w:customStyle="1" w:styleId="Color5C0000BgB26B00" w:type="character">
+    <w:name w:val="Color5C0000BgB26B00"/>
+    <w:rPr>
+      <w:color w:val="5C0000"/>
+      <w:shd w:color="auto" w:fill="B26B00" w:val="clear"/>
+    </w:rPr>
+  </w:style>
+  <w:style w:customStyle="1" w:styleId="Color5C0000BgB2B200" w:type="character">
+    <w:name w:val="Color5C0000BgB2B200"/>
+    <w:rPr>
+      <w:color w:val="5C0000"/>
+      <w:shd w:color="auto" w:fill="B2B200" w:val="clear"/>
+    </w:rPr>
+  </w:style>
+  <w:style w:customStyle="1" w:styleId="Color5C0000Bg006100" w:type="character">
+    <w:name w:val="Color5C0000Bg006100"/>
+    <w:rPr>
+      <w:color w:val="5C0000"/>
+      <w:shd w:color="auto" w:fill="006100" w:val="clear"/>
+    </w:rPr>
+  </w:style>
+  <w:style w:customStyle="1" w:styleId="Color5C0000Bg0047B2" w:type="character">
+    <w:name w:val="Color5C0000Bg0047B2"/>
+    <w:rPr>
+      <w:color w:val="5C0000"/>
+      <w:shd w:color="auto" w:fill="0047B2" w:val="clear"/>
+    </w:rPr>
+  </w:style>
+  <w:style w:customStyle="1" w:styleId="Color5C0000Bg6B24B2" w:type="character">
+    <w:name w:val="Color5C0000Bg6B24B2"/>
+    <w:rPr>
+      <w:color w:val="5C0000"/>
+      <w:shd w:color="auto" w:fill="6B24B2" w:val="clear"/>
+    </w:rPr>
+  </w:style>
+  <w:style w:customStyle="1" w:styleId="Color5C0000Bg444444" w:type="character">
+    <w:name w:val="Color5C0000Bg444444"/>
+    <w:rPr>
+      <w:color w:val="5C0000"/>
+      <w:shd w:color="auto" w:fill="444444" w:val="clear"/>
+    </w:rPr>
+  </w:style>
+  <w:style w:customStyle="1" w:styleId="Color5C0000Bg5C0000" w:type="character">
+    <w:name w:val="Color5C0000Bg5C0000"/>
+    <w:rPr>
+      <w:color w:val="5C0000"/>
+      <w:shd w:color="auto" w:fill="5C0000" w:val="clear"/>
+    </w:rPr>
+  </w:style>
+  <w:style w:customStyle="1" w:styleId="Color5C0000Bg663D00" w:type="character">
+    <w:name w:val="Color5C0000Bg663D00"/>
+    <w:rPr>
+      <w:color w:val="5C0000"/>
+      <w:shd w:color="auto" w:fill="663D00" w:val="clear"/>
+    </w:rPr>
+  </w:style>
+  <w:style w:customStyle="1" w:styleId="Color5C0000Bg666600" w:type="character">
+    <w:name w:val="Color5C0000Bg666600"/>
+    <w:rPr>
+      <w:color w:val="5C0000"/>
+      <w:shd w:color="auto" w:fill="666600" w:val="clear"/>
+    </w:rPr>
+  </w:style>
+  <w:style w:customStyle="1" w:styleId="Color5C0000Bg003700" w:type="character">
+    <w:name w:val="Color5C0000Bg003700"/>
+    <w:rPr>
+      <w:color w:val="5C0000"/>
+      <w:shd w:color="auto" w:fill="003700" w:val="clear"/>
+    </w:rPr>
+  </w:style>
+  <w:style w:customStyle="1" w:styleId="Color5C0000Bg002966" w:type="character">
+    <w:name w:val="Color5C0000Bg002966"/>
+    <w:rPr>
+      <w:color w:val="5C0000"/>
+      <w:shd w:color="auto" w:fill="002966" w:val="clear"/>
+    </w:rPr>
+  </w:style>
+  <w:style w:customStyle="1" w:styleId="Color5C0000Bg3D1466" w:type="character">
+    <w:name w:val="Color5C0000Bg3D1466"/>
+    <w:rPr>
+      <w:color w:val="5C0000"/>
+      <w:shd w:color="auto" w:fill="3D1466" w:val="clear"/>
+    </w:rPr>
+  </w:style>
+  <w:style w:customStyle="1" w:styleId="Color663D00" w:type="character">
+    <w:name w:val="Color663D00"/>
+    <w:rPr>
+      <w:color w:val="663D00"/>
+    </w:rPr>
+  </w:style>
+  <w:style w:customStyle="1" w:styleId="Color663D00BgE60000" w:type="character">
+    <w:name w:val="Color663D00BgE60000"/>
+    <w:rPr>
+      <w:color w:val="663D00"/>
+      <w:shd w:color="auto" w:fill="E60000" w:val="clear"/>
+    </w:rPr>
+  </w:style>
+  <w:style w:customStyle="1" w:styleId="Color663D00BgFF9900" w:type="character">
+    <w:name w:val="Color663D00BgFF9900"/>
+    <w:rPr>
+      <w:color w:val="663D00"/>
+      <w:shd w:color="auto" w:fill="FF9900" w:val="clear"/>
+    </w:rPr>
+  </w:style>
+  <w:style w:customStyle="1" w:styleId="Color663D00BgFFFF00" w:type="character">
+    <w:name w:val="Color663D00BgFFFF00"/>
+    <w:rPr>
+      <w:color w:val="663D00"/>
+      <w:shd w:color="auto" w:fill="FFFF00" w:val="clear"/>
+    </w:rPr>
+  </w:style>
+  <w:style w:customStyle="1" w:styleId="Color663D00Bg008A00" w:type="character">
+    <w:name w:val="Color663D00Bg008A00"/>
+    <w:rPr>
+      <w:color w:val="663D00"/>
+      <w:shd w:color="auto" w:fill="008A00" w:val="clear"/>
+    </w:rPr>
+  </w:style>
+  <w:style w:customStyle="1" w:styleId="Color663D00Bg0066CC" w:type="character">
+    <w:name w:val="Color663D00Bg0066CC"/>
+    <w:rPr>
+      <w:color w:val="663D00"/>
+      <w:shd w:color="auto" w:fill="0066CC" w:val="clear"/>
+    </w:rPr>
+  </w:style>
+  <w:style w:customStyle="1" w:styleId="Color663D00Bg9933FF" w:type="character">
+    <w:name w:val="Color663D00Bg9933FF"/>
+    <w:rPr>
+      <w:color w:val="663D00"/>
+      <w:shd w:color="auto" w:fill="9933FF" w:val="clear"/>
+    </w:rPr>
+  </w:style>
+  <w:style w:customStyle="1" w:styleId="Color663D00BgFFFFFF" w:type="character">
+    <w:name w:val="Color663D00BgFFFFFF"/>
+    <w:rPr>
+      <w:color w:val="663D00"/>
+      <w:shd w:color="auto" w:fill="FFFFFF" w:val="clear"/>
+    </w:rPr>
+  </w:style>
+  <w:style w:customStyle="1" w:styleId="Color663D00BgFACCCC" w:type="character">
+    <w:name w:val="Color663D00BgFACCCC"/>
+    <w:rPr>
+      <w:color w:val="663D00"/>
+      <w:shd w:color="auto" w:fill="FACCCC" w:val="clear"/>
+    </w:rPr>
+  </w:style>
+  <w:style w:customStyle="1" w:styleId="Color663D00BgFFEBCC" w:type="character">
+    <w:name w:val="Color663D00BgFFEBCC"/>
+    <w:rPr>
+      <w:color w:val="663D00"/>
+      <w:shd w:color="auto" w:fill="FFEBCC" w:val="clear"/>
+    </w:rPr>
+  </w:style>
+  <w:style w:customStyle="1" w:styleId="Color663D00BgFFFFCC" w:type="character">
+    <w:name w:val="Color663D00BgFFFFCC"/>
+    <w:rPr>
+      <w:color w:val="663D00"/>
+      <w:shd w:color="auto" w:fill="FFFFCC" w:val="clear"/>
+    </w:rPr>
+  </w:style>
+  <w:style w:customStyle="1" w:styleId="Color663D00BgCCE8CC" w:type="character">
+    <w:name w:val="Color663D00BgCCE8CC"/>
+    <w:rPr>
+      <w:color w:val="663D00"/>
+      <w:shd w:color="auto" w:fill="CCE8CC" w:val="clear"/>
+    </w:rPr>
+  </w:style>
+  <w:style w:customStyle="1" w:styleId="Color663D00BgCCE0F5" w:type="character">
+    <w:name w:val="Color663D00BgCCE0F5"/>
+    <w:rPr>
+      <w:color w:val="663D00"/>
+      <w:shd w:color="auto" w:fill="CCE0F5" w:val="clear"/>
+    </w:rPr>
+  </w:style>
+  <w:style w:customStyle="1" w:styleId="Color663D00BgEBD6FF" w:type="character">
+    <w:name w:val="Color663D00BgEBD6FF"/>
+    <w:rPr>
+      <w:color w:val="663D00"/>
+      <w:shd w:color="auto" w:fill="EBD6FF" w:val="clear"/>
+    </w:rPr>
+  </w:style>
+  <w:style w:customStyle="1" w:styleId="Color663D00BgBBBBBB" w:type="character">
+    <w:name w:val="Color663D00BgBBBBBB"/>
+    <w:rPr>
+      <w:color w:val="663D00"/>
+      <w:shd w:color="auto" w:fill="BBBBBB" w:val="clear"/>
+    </w:rPr>
+  </w:style>
+  <w:style w:customStyle="1" w:styleId="Color663D00BgF06666" w:type="character">
+    <w:name w:val="Color663D00BgF06666"/>
+    <w:rPr>
+      <w:color w:val="663D00"/>
+      <w:shd w:color="auto" w:fill="F06666" w:val="clear"/>
+    </w:rPr>
+  </w:style>
+  <w:style w:customStyle="1" w:styleId="Color663D00BgFFC266" w:type="character">
+    <w:name w:val="Color663D00BgFFC266"/>
+    <w:rPr>
+      <w:color w:val="663D00"/>
+      <w:shd w:color="auto" w:fill="FFC266" w:val="clear"/>
+    </w:rPr>
+  </w:style>
+  <w:style w:customStyle="1" w:styleId="Color663D00BgFFFF66" w:type="character">
+    <w:name w:val="Color663D00BgFFFF66"/>
+    <w:rPr>
+      <w:color w:val="663D00"/>
+      <w:shd w:color="auto" w:fill="FFFF66" w:val="clear"/>
+    </w:rPr>
+  </w:style>
+  <w:style w:customStyle="1" w:styleId="Color663D00Bg66B966" w:type="character">
+    <w:name w:val="Color663D00Bg66B966"/>
+    <w:rPr>
+      <w:color w:val="663D00"/>
+      <w:shd w:color="auto" w:fill="66B966" w:val="clear"/>
+    </w:rPr>
+  </w:style>
+  <w:style w:customStyle="1" w:styleId="Color663D00Bg66A3E0" w:type="character">
+    <w:name w:val="Color663D00Bg66A3E0"/>
+    <w:rPr>
+      <w:color w:val="663D00"/>
+      <w:shd w:color="auto" w:fill="66A3E0" w:val="clear"/>
+    </w:rPr>
+  </w:style>
+  <w:style w:customStyle="1" w:styleId="Color663D00BgC285FF" w:type="character">
+    <w:name w:val="Color663D00BgC285FF"/>
+    <w:rPr>
+      <w:color w:val="663D00"/>
+      <w:shd w:color="auto" w:fill="C285FF" w:val="clear"/>
+    </w:rPr>
+  </w:style>
+  <w:style w:customStyle="1" w:styleId="Color663D00Bg888888" w:type="character">
+    <w:name w:val="Color663D00Bg888888"/>
+    <w:rPr>
+      <w:color w:val="663D00"/>
+      <w:shd w:color="auto" w:fill="888888" w:val="clear"/>
+    </w:rPr>
+  </w:style>
+  <w:style w:customStyle="1" w:styleId="Color663D00BgA10000" w:type="character">
+    <w:name w:val="Color663D00BgA10000"/>
+    <w:rPr>
+      <w:color w:val="663D00"/>
+      <w:shd w:color="auto" w:fill="A10000" w:val="clear"/>
+    </w:rPr>
+  </w:style>
+  <w:style w:customStyle="1" w:styleId="Color663D00BgB26B00" w:type="character">
+    <w:name w:val="Color663D00BgB26B00"/>
+    <w:rPr>
+      <w:color w:val="663D00"/>
+      <w:shd w:color="auto" w:fill="B26B00" w:val="clear"/>
+    </w:rPr>
+  </w:style>
+  <w:style w:customStyle="1" w:styleId="Color663D00BgB2B200" w:type="character">
+    <w:name w:val="Color663D00BgB2B200"/>
+    <w:rPr>
+      <w:color w:val="663D00"/>
+      <w:shd w:color="auto" w:fill="B2B200" w:val="clear"/>
+    </w:rPr>
+  </w:style>
+  <w:style w:customStyle="1" w:styleId="Color663D00Bg006100" w:type="character">
+    <w:name w:val="Color663D00Bg006100"/>
+    <w:rPr>
+      <w:color w:val="663D00"/>
+      <w:shd w:color="auto" w:fill="006100" w:val="clear"/>
+    </w:rPr>
+  </w:style>
+  <w:style w:customStyle="1" w:styleId="Color663D00Bg0047B2" w:type="character">
+    <w:name w:val="Color663D00Bg0047B2"/>
+    <w:rPr>
+      <w:color w:val="663D00"/>
+      <w:shd w:color="auto" w:fill="0047B2" w:val="clear"/>
+    </w:rPr>
+  </w:style>
+  <w:style w:customStyle="1" w:styleId="Color663D00Bg6B24B2" w:type="character">
+    <w:name w:val="Color663D00Bg6B24B2"/>
+    <w:rPr>
+      <w:color w:val="663D00"/>
+      <w:shd w:color="auto" w:fill="6B24B2" w:val="clear"/>
+    </w:rPr>
+  </w:style>
+  <w:style w:customStyle="1" w:styleId="Color663D00Bg444444" w:type="character">
+    <w:name w:val="Color663D00Bg444444"/>
+    <w:rPr>
+      <w:color w:val="663D00"/>
+      <w:shd w:color="auto" w:fill="444444" w:val="clear"/>
+    </w:rPr>
+  </w:style>
+  <w:style w:customStyle="1" w:styleId="Color663D00Bg5C0000" w:type="character">
+    <w:name w:val="Color663D00Bg5C0000"/>
+    <w:rPr>
+      <w:color w:val="663D00"/>
+      <w:shd w:color="auto" w:fill="5C0000" w:val="clear"/>
+    </w:rPr>
+  </w:style>
+  <w:style w:customStyle="1" w:styleId="Color663D00Bg663D00" w:type="character">
+    <w:name w:val="Color663D00Bg663D00"/>
+    <w:rPr>
+      <w:color w:val="663D00"/>
+      <w:shd w:color="auto" w:fill="663D00" w:val="clear"/>
+    </w:rPr>
+  </w:style>
+  <w:style w:customStyle="1" w:styleId="Color663D00Bg666600" w:type="character">
+    <w:name w:val="Color663D00Bg666600"/>
+    <w:rPr>
+      <w:color w:val="663D00"/>
+      <w:shd w:color="auto" w:fill="666600" w:val="clear"/>
+    </w:rPr>
+  </w:style>
+  <w:style w:customStyle="1" w:styleId="Color663D00Bg003700" w:type="character">
+    <w:name w:val="Color663D00Bg003700"/>
+    <w:rPr>
+      <w:color w:val="663D00"/>
+      <w:shd w:color="auto" w:fill="003700" w:val="clear"/>
+    </w:rPr>
+  </w:style>
+  <w:style w:customStyle="1" w:styleId="Color663D00Bg002966" w:type="character">
+    <w:name w:val="Color663D00Bg002966"/>
+    <w:rPr>
+      <w:color w:val="663D00"/>
+      <w:shd w:color="auto" w:fill="002966" w:val="clear"/>
+    </w:rPr>
+  </w:style>
+  <w:style w:customStyle="1" w:styleId="Color663D00Bg3D1466" w:type="character">
+    <w:name w:val="Color663D00Bg3D1466"/>
+    <w:rPr>
+      <w:color w:val="663D00"/>
+      <w:shd w:color="auto" w:fill="3D1466" w:val="clear"/>
+    </w:rPr>
+  </w:style>
+  <w:style w:customStyle="1" w:styleId="Color666600" w:type="character">
+    <w:name w:val="Color666600"/>
+    <w:rPr>
+      <w:color w:val="666600"/>
+    </w:rPr>
+  </w:style>
+  <w:style w:customStyle="1" w:styleId="Color666600BgE60000" w:type="character">
+    <w:name w:val="Color666600BgE60000"/>
+    <w:rPr>
+      <w:color w:val="666600"/>
+      <w:shd w:color="auto" w:fill="E60000" w:val="clear"/>
+    </w:rPr>
+  </w:style>
+  <w:style w:customStyle="1" w:styleId="Color666600BgFF9900" w:type="character">
+    <w:name w:val="Color666600BgFF9900"/>
+    <w:rPr>
+      <w:color w:val="666600"/>
+      <w:shd w:color="auto" w:fill="FF9900" w:val="clear"/>
+    </w:rPr>
+  </w:style>
+  <w:style w:customStyle="1" w:styleId="Color666600BgFFFF00" w:type="character">
+    <w:name w:val="Color666600BgFFFF00"/>
+    <w:rPr>
+      <w:color w:val="666600"/>
+      <w:shd w:color="auto" w:fill="FFFF00" w:val="clear"/>
+    </w:rPr>
+  </w:style>
+  <w:style w:customStyle="1" w:styleId="Color666600Bg008A00" w:type="character">
+    <w:name w:val="Color666600Bg008A00"/>
+    <w:rPr>
+      <w:color w:val="666600"/>
+      <w:shd w:color="auto" w:fill="008A00" w:val="clear"/>
+    </w:rPr>
+  </w:style>
+  <w:style w:customStyle="1" w:styleId="Color666600Bg0066CC" w:type="character">
+    <w:name w:val="Color666600Bg0066CC"/>
+    <w:rPr>
+      <w:color w:val="666600"/>
+      <w:shd w:color="auto" w:fill="0066CC" w:val="clear"/>
+    </w:rPr>
+  </w:style>
+  <w:style w:customStyle="1" w:styleId="Color666600Bg9933FF" w:type="character">
+    <w:name w:val="Color666600Bg9933FF"/>
+    <w:rPr>
+      <w:color w:val="666600"/>
+      <w:shd w:color="auto" w:fill="9933FF" w:val="clear"/>
+    </w:rPr>
+  </w:style>
+  <w:style w:customStyle="1" w:styleId="Color666600BgFFFFFF" w:type="character">
+    <w:name w:val="Color666600BgFFFFFF"/>
+    <w:rPr>
+      <w:color w:val="666600"/>
+      <w:shd w:color="auto" w:fill="FFFFFF" w:val="clear"/>
+    </w:rPr>
+  </w:style>
+  <w:style w:customStyle="1" w:styleId="Color666600BgFACCCC" w:type="character">
+    <w:name w:val="Color666600BgFACCCC"/>
+    <w:rPr>
+      <w:color w:val="666600"/>
+      <w:shd w:color="auto" w:fill="FACCCC" w:val="clear"/>
+    </w:rPr>
+  </w:style>
+  <w:style w:customStyle="1" w:styleId="Color666600BgFFEBCC" w:type="character">
+    <w:name w:val="Color666600BgFFEBCC"/>
+    <w:rPr>
+      <w:color w:val="666600"/>
+      <w:shd w:color="auto" w:fill="FFEBCC" w:val="clear"/>
+    </w:rPr>
+  </w:style>
+  <w:style w:customStyle="1" w:styleId="Color666600BgFFFFCC" w:type="character">
+    <w:name w:val="Color666600BgFFFFCC"/>
+    <w:rPr>
+      <w:color w:val="666600"/>
+      <w:shd w:color="auto" w:fill="FFFFCC" w:val="clear"/>
+    </w:rPr>
+  </w:style>
+  <w:style w:customStyle="1" w:styleId="Color666600BgCCE8CC" w:type="character">
+    <w:name w:val="Color666600BgCCE8CC"/>
+    <w:rPr>
+      <w:color w:val="666600"/>
+      <w:shd w:color="auto" w:fill="CCE8CC" w:val="clear"/>
+    </w:rPr>
+  </w:style>
+  <w:style w:customStyle="1" w:styleId="Color666600BgCCE0F5" w:type="character">
+    <w:name w:val="Color666600BgCCE0F5"/>
+    <w:rPr>
+      <w:color w:val="666600"/>
+      <w:shd w:color="auto" w:fill="CCE0F5" w:val="clear"/>
+    </w:rPr>
+  </w:style>
+  <w:style w:customStyle="1" w:styleId="Color666600BgEBD6FF" w:type="character">
+    <w:name w:val="Color666600BgEBD6FF"/>
+    <w:rPr>
+      <w:color w:val="666600"/>
+      <w:shd w:color="auto" w:fill="EBD6FF" w:val="clear"/>
+    </w:rPr>
+  </w:style>
+  <w:style w:customStyle="1" w:styleId="Color666600BgBBBBBB" w:type="character">
+    <w:name w:val="Color666600BgBBBBBB"/>
+    <w:rPr>
+      <w:color w:val="666600"/>
+      <w:shd w:color="auto" w:fill="BBBBBB" w:val="clear"/>
+    </w:rPr>
+  </w:style>
+  <w:style w:customStyle="1" w:styleId="Color666600BgF06666" w:type="character">
+    <w:name w:val="Color666600BgF06666"/>
+    <w:rPr>
+      <w:color w:val="666600"/>
+      <w:shd w:color="auto" w:fill="F06666" w:val="clear"/>
+    </w:rPr>
+  </w:style>
+  <w:style w:customStyle="1" w:styleId="Color666600BgFFC266" w:type="character">
+    <w:name w:val="Color666600BgFFC266"/>
+    <w:rPr>
+      <w:color w:val="666600"/>
+      <w:shd w:color="auto" w:fill="FFC266" w:val="clear"/>
+    </w:rPr>
+  </w:style>
+  <w:style w:customStyle="1" w:styleId="Color666600BgFFFF66" w:type="character">
+    <w:name w:val="Color666600BgFFFF66"/>
+    <w:rPr>
+      <w:color w:val="666600"/>
+      <w:shd w:color="auto" w:fill="FFFF66" w:val="clear"/>
+    </w:rPr>
+  </w:style>
+  <w:style w:customStyle="1" w:styleId="Color666600Bg66B966" w:type="character">
+    <w:name w:val="Color666600Bg66B966"/>
+    <w:rPr>
+      <w:color w:val="666600"/>
+      <w:shd w:color="auto" w:fill="66B966" w:val="clear"/>
+    </w:rPr>
+  </w:style>
+  <w:style w:customStyle="1" w:styleId="Color666600Bg66A3E0" w:type="character">
+    <w:name w:val="Color666600Bg66A3E0"/>
+    <w:rPr>
+      <w:color w:val="666600"/>
+      <w:shd w:color="auto" w:fill="66A3E0" w:val="clear"/>
+    </w:rPr>
+  </w:style>
+  <w:style w:customStyle="1" w:styleId="Color666600BgC285FF" w:type="character">
+    <w:name w:val="Color666600BgC285FF"/>
+    <w:rPr>
+      <w:color w:val="666600"/>
+      <w:shd w:color="auto" w:fill="C285FF" w:val="clear"/>
+    </w:rPr>
+  </w:style>
+  <w:style w:customStyle="1" w:styleId="Color666600Bg888888" w:type="character">
+    <w:name w:val="Color666600Bg888888"/>
+    <w:rPr>
+      <w:color w:val="666600"/>
+      <w:shd w:color="auto" w:fill="888888" w:val="clear"/>
+    </w:rPr>
+  </w:style>
+  <w:style w:customStyle="1" w:styleId="Color666600BgA10000" w:type="character">
+    <w:name w:val="Color666600BgA10000"/>
+    <w:rPr>
+      <w:color w:val="666600"/>
+      <w:shd w:color="auto" w:fill="A10000" w:val="clear"/>
+    </w:rPr>
+  </w:style>
+  <w:style w:customStyle="1" w:styleId="Color666600BgB26B00" w:type="character">
+    <w:name w:val="Color666600BgB26B00"/>
+    <w:rPr>
+      <w:color w:val="666600"/>
+      <w:shd w:color="auto" w:fill="B26B00" w:val="clear"/>
+    </w:rPr>
+  </w:style>
+  <w:style w:customStyle="1" w:styleId="Color666600BgB2B200" w:type="character">
+    <w:name w:val="Color666600BgB2B200"/>
+    <w:rPr>
+      <w:color w:val="666600"/>
+      <w:shd w:color="auto" w:fill="B2B200" w:val="clear"/>
+    </w:rPr>
+  </w:style>
+  <w:style w:customStyle="1" w:styleId="Color666600Bg006100" w:type="character">
+    <w:name w:val="Color666600Bg006100"/>
+    <w:rPr>
+      <w:color w:val="666600"/>
+      <w:shd w:color="auto" w:fill="006100" w:val="clear"/>
+    </w:rPr>
+  </w:style>
+  <w:style w:customStyle="1" w:styleId="Color666600Bg0047B2" w:type="character">
+    <w:name w:val="Color666600Bg0047B2"/>
+    <w:rPr>
+      <w:color w:val="666600"/>
+      <w:shd w:color="auto" w:fill="0047B2" w:val="clear"/>
+    </w:rPr>
+  </w:style>
+  <w:style w:customStyle="1" w:styleId="Color666600Bg6B24B2" w:type="character">
+    <w:name w:val="Color666600Bg6B24B2"/>
+    <w:rPr>
+      <w:color w:val="666600"/>
+      <w:shd w:color="auto" w:fill="6B24B2" w:val="clear"/>
+    </w:rPr>
+  </w:style>
+  <w:style w:customStyle="1" w:styleId="Color666600Bg444444" w:type="character">
+    <w:name w:val="Color666600Bg444444"/>
+    <w:rPr>
+      <w:color w:val="666600"/>
+      <w:shd w:color="auto" w:fill="444444" w:val="clear"/>
+    </w:rPr>
+  </w:style>
+  <w:style w:customStyle="1" w:styleId="Color666600Bg5C0000" w:type="character">
+    <w:name w:val="Color666600Bg5C0000"/>
+    <w:rPr>
+      <w:color w:val="666600"/>
+      <w:shd w:color="auto" w:fill="5C0000" w:val="clear"/>
+    </w:rPr>
+  </w:style>
+  <w:style w:customStyle="1" w:styleId="Color666600Bg663D00" w:type="character">
+    <w:name w:val="Color666600Bg663D00"/>
+    <w:rPr>
+      <w:color w:val="666600"/>
+      <w:shd w:color="auto" w:fill="663D00" w:val="clear"/>
+    </w:rPr>
+  </w:style>
+  <w:style w:customStyle="1" w:styleId="Color666600Bg666600" w:type="character">
+    <w:name w:val="Color666600Bg666600"/>
+    <w:rPr>
+      <w:color w:val="666600"/>
+      <w:shd w:color="auto" w:fill="666600" w:val="clear"/>
+    </w:rPr>
+  </w:style>
+  <w:style w:customStyle="1" w:styleId="Color666600Bg003700" w:type="character">
+    <w:name w:val="Color666600Bg003700"/>
+    <w:rPr>
+      <w:color w:val="666600"/>
+      <w:shd w:color="auto" w:fill="003700" w:val="clear"/>
+    </w:rPr>
+  </w:style>
+  <w:style w:customStyle="1" w:styleId="Color666600Bg002966" w:type="character">
+    <w:name w:val="Color666600Bg002966"/>
+    <w:rPr>
+      <w:color w:val="666600"/>
+      <w:shd w:color="auto" w:fill="002966" w:val="clear"/>
+    </w:rPr>
+  </w:style>
+  <w:style w:customStyle="1" w:styleId="Color666600Bg3D1466" w:type="character">
+    <w:name w:val="Color666600Bg3D1466"/>
+    <w:rPr>
+      <w:color w:val="666600"/>
+      <w:shd w:color="auto" w:fill="3D1466" w:val="clear"/>
+    </w:rPr>
+  </w:style>
+  <w:style w:customStyle="1" w:styleId="Color003700" w:type="character">
+    <w:name w:val="Color003700"/>
+    <w:rPr>
+      <w:color w:val="003700"/>
+    </w:rPr>
+  </w:style>
+  <w:style w:customStyle="1" w:styleId="Color003700BgE60000" w:type="character">
+    <w:name w:val="Color003700BgE60000"/>
+    <w:rPr>
+      <w:color w:val="003700"/>
+      <w:shd w:color="auto" w:fill="E60000" w:val="clear"/>
+    </w:rPr>
+  </w:style>
+  <w:style w:customStyle="1" w:styleId="Color003700BgFF9900" w:type="character">
+    <w:name w:val="Color003700BgFF9900"/>
+    <w:rPr>
+      <w:color w:val="003700"/>
+      <w:shd w:color="auto" w:fill="FF9900" w:val="clear"/>
+    </w:rPr>
+  </w:style>
+  <w:style w:customStyle="1" w:styleId="Color003700BgFFFF00" w:type="character">
+    <w:name w:val="Color003700BgFFFF00"/>
+    <w:rPr>
+      <w:color w:val="003700"/>
+      <w:shd w:color="auto" w:fill="FFFF00" w:val="clear"/>
+    </w:rPr>
+  </w:style>
+  <w:style w:customStyle="1" w:styleId="Color003700Bg008A00" w:type="character">
+    <w:name w:val="Color003700Bg008A00"/>
+    <w:rPr>
+      <w:color w:val="003700"/>
+      <w:shd w:color="auto" w:fill="008A00" w:val="clear"/>
+    </w:rPr>
+  </w:style>
+  <w:style w:customStyle="1" w:styleId="Color003700Bg0066CC" w:type="character">
+    <w:name w:val="Color003700Bg0066CC"/>
+    <w:rPr>
+      <w:color w:val="003700"/>
+      <w:shd w:color="auto" w:fill="0066CC" w:val="clear"/>
+    </w:rPr>
+  </w:style>
+  <w:style w:customStyle="1" w:styleId="Color003700Bg9933FF" w:type="character">
+    <w:name w:val="Color003700Bg9933FF"/>
+    <w:rPr>
+      <w:color w:val="003700"/>
+      <w:shd w:color="auto" w:fill="9933FF" w:val="clear"/>
+    </w:rPr>
+  </w:style>
+  <w:style w:customStyle="1" w:styleId="Color003700BgFFFFFF" w:type="character">
+    <w:name w:val="Color003700BgFFFFFF"/>
+    <w:rPr>
+      <w:color w:val="003700"/>
+      <w:shd w:color="auto" w:fill="FFFFFF" w:val="clear"/>
+    </w:rPr>
+  </w:style>
+  <w:style w:customStyle="1" w:styleId="Color003700BgFACCCC" w:type="character">
+    <w:name w:val="Color003700BgFACCCC"/>
+    <w:rPr>
+      <w:color w:val="003700"/>
+      <w:shd w:color="auto" w:fill="FACCCC" w:val="clear"/>
+    </w:rPr>
+  </w:style>
+  <w:style w:customStyle="1" w:styleId="Color003700BgFFEBCC" w:type="character">
+    <w:name w:val="Color003700BgFFEBCC"/>
+    <w:rPr>
+      <w:color w:val="003700"/>
+      <w:shd w:color="auto" w:fill="FFEBCC" w:val="clear"/>
+    </w:rPr>
+  </w:style>
+  <w:style w:customStyle="1" w:styleId="Color003700BgFFFFCC" w:type="character">
+    <w:name w:val="Color003700BgFFFFCC"/>
+    <w:rPr>
+      <w:color w:val="003700"/>
+      <w:shd w:color="auto" w:fill="FFFFCC" w:val="clear"/>
+    </w:rPr>
+  </w:style>
+  <w:style w:customStyle="1" w:styleId="Color003700BgCCE8CC" w:type="character">
+    <w:name w:val="Color003700BgCCE8CC"/>
+    <w:rPr>
+      <w:color w:val="003700"/>
+      <w:shd w:color="auto" w:fill="CCE8CC" w:val="clear"/>
+    </w:rPr>
+  </w:style>
+  <w:style w:customStyle="1" w:styleId="Color003700BgCCE0F5" w:type="character">
+    <w:name w:val="Color003700BgCCE0F5"/>
+    <w:rPr>
+      <w:color w:val="003700"/>
+      <w:shd w:color="auto" w:fill="CCE0F5" w:val="clear"/>
+    </w:rPr>
+  </w:style>
+  <w:style w:customStyle="1" w:styleId="Color003700BgEBD6FF" w:type="character">
+    <w:name w:val="Color003700BgEBD6FF"/>
+    <w:rPr>
+      <w:color w:val="003700"/>
+      <w:shd w:color="auto" w:fill="EBD6FF" w:val="clear"/>
+    </w:rPr>
+  </w:style>
+  <w:style w:customStyle="1" w:styleId="Color003700BgBBBBBB" w:type="character">
+    <w:name w:val="Color003700BgBBBBBB"/>
+    <w:rPr>
+      <w:color w:val="003700"/>
+      <w:shd w:color="auto" w:fill="BBBBBB" w:val="clear"/>
+    </w:rPr>
+  </w:style>
+  <w:style w:customStyle="1" w:styleId="Color003700BgF06666" w:type="character">
+    <w:name w:val="Color003700BgF06666"/>
+    <w:rPr>
+      <w:color w:val="003700"/>
+      <w:shd w:color="auto" w:fill="F06666" w:val="clear"/>
+    </w:rPr>
+  </w:style>
+  <w:style w:customStyle="1" w:styleId="Color003700BgFFC266" w:type="character">
+    <w:name w:val="Color003700BgFFC266"/>
+    <w:rPr>
+      <w:color w:val="003700"/>
+      <w:shd w:color="auto" w:fill="FFC266" w:val="clear"/>
+    </w:rPr>
+  </w:style>
+  <w:style w:customStyle="1" w:styleId="Color003700BgFFFF66" w:type="character">
+    <w:name w:val="Color003700BgFFFF66"/>
+    <w:rPr>
+      <w:color w:val="003700"/>
+      <w:shd w:color="auto" w:fill="FFFF66" w:val="clear"/>
+    </w:rPr>
+  </w:style>
+  <w:style w:customStyle="1" w:styleId="Color003700Bg66B966" w:type="character">
+    <w:name w:val="Color003700Bg66B966"/>
+    <w:rPr>
+      <w:color w:val="003700"/>
+      <w:shd w:color="auto" w:fill="66B966" w:val="clear"/>
+    </w:rPr>
+  </w:style>
+  <w:style w:customStyle="1" w:styleId="Color003700Bg66A3E0" w:type="character">
+    <w:name w:val="Color003700Bg66A3E0"/>
+    <w:rPr>
+      <w:color w:val="003700"/>
+      <w:shd w:color="auto" w:fill="66A3E0" w:val="clear"/>
+    </w:rPr>
+  </w:style>
+  <w:style w:customStyle="1" w:styleId="Color003700BgC285FF" w:type="character">
+    <w:name w:val="Color003700BgC285FF"/>
+    <w:rPr>
+      <w:color w:val="003700"/>
+      <w:shd w:color="auto" w:fill="C285FF" w:val="clear"/>
+    </w:rPr>
+  </w:style>
+  <w:style w:customStyle="1" w:styleId="Color003700Bg888888" w:type="character">
+    <w:name w:val="Color003700Bg888888"/>
+    <w:rPr>
+      <w:color w:val="003700"/>
+      <w:shd w:color="auto" w:fill="888888" w:val="clear"/>
+    </w:rPr>
+  </w:style>
+  <w:style w:customStyle="1" w:styleId="Color003700BgA10000" w:type="character">
+    <w:name w:val="Color003700BgA10000"/>
+    <w:rPr>
+      <w:color w:val="003700"/>
+      <w:shd w:color="auto" w:fill="A10000" w:val="clear"/>
+    </w:rPr>
+  </w:style>
+  <w:style w:customStyle="1" w:styleId="Color003700BgB26B00" w:type="character">
+    <w:name w:val="Color003700BgB26B00"/>
+    <w:rPr>
+      <w:color w:val="003700"/>
+      <w:shd w:color="auto" w:fill="B26B00" w:val="clear"/>
+    </w:rPr>
+  </w:style>
+  <w:style w:customStyle="1" w:styleId="Color003700BgB2B200" w:type="character">
+    <w:name w:val="Color003700BgB2B200"/>
+    <w:rPr>
+      <w:color w:val="003700"/>
+      <w:shd w:color="auto" w:fill="B2B200" w:val="clear"/>
+    </w:rPr>
+  </w:style>
+  <w:style w:customStyle="1" w:styleId="Color003700Bg006100" w:type="character">
+    <w:name w:val="Color003700Bg006100"/>
+    <w:rPr>
+      <w:color w:val="003700"/>
+      <w:shd w:color="auto" w:fill="006100" w:val="clear"/>
+    </w:rPr>
+  </w:style>
+  <w:style w:customStyle="1" w:styleId="Color003700Bg0047B2" w:type="character">
+    <w:name w:val="Color003700Bg0047B2"/>
+    <w:rPr>
+      <w:color w:val="003700"/>
+      <w:shd w:color="auto" w:fill="0047B2" w:val="clear"/>
+    </w:rPr>
+  </w:style>
+  <w:style w:customStyle="1" w:styleId="Color003700Bg6B24B2" w:type="character">
+    <w:name w:val="Color003700Bg6B24B2"/>
+    <w:rPr>
+      <w:color w:val="003700"/>
+      <w:shd w:color="auto" w:fill="6B24B2" w:val="clear"/>
+    </w:rPr>
+  </w:style>
+  <w:style w:customStyle="1" w:styleId="Color003700Bg444444" w:type="character">
+    <w:name w:val="Color003700Bg444444"/>
+    <w:rPr>
+      <w:color w:val="003700"/>
+      <w:shd w:color="auto" w:fill="444444" w:val="clear"/>
+    </w:rPr>
+  </w:style>
+  <w:style w:customStyle="1" w:styleId="Color003700Bg5C0000" w:type="character">
+    <w:name w:val="Color003700Bg5C0000"/>
+    <w:rPr>
+      <w:color w:val="003700"/>
+      <w:shd w:color="auto" w:fill="5C0000" w:val="clear"/>
+    </w:rPr>
+  </w:style>
+  <w:style w:customStyle="1" w:styleId="Color003700Bg663D00" w:type="character">
+    <w:name w:val="Color003700Bg663D00"/>
+    <w:rPr>
+      <w:color w:val="003700"/>
+      <w:shd w:color="auto" w:fill="663D00" w:val="clear"/>
+    </w:rPr>
+  </w:style>
+  <w:style w:customStyle="1" w:styleId="Color003700Bg666600" w:type="character">
+    <w:name w:val="Color003700Bg666600"/>
+    <w:rPr>
+      <w:color w:val="003700"/>
+      <w:shd w:color="auto" w:fill="666600" w:val="clear"/>
+    </w:rPr>
+  </w:style>
+  <w:style w:customStyle="1" w:styleId="Color003700Bg003700" w:type="character">
+    <w:name w:val="Color003700Bg003700"/>
+    <w:rPr>
+      <w:color w:val="003700"/>
+      <w:shd w:color="auto" w:fill="003700" w:val="clear"/>
+    </w:rPr>
+  </w:style>
+  <w:style w:customStyle="1" w:styleId="Color003700Bg002966" w:type="character">
+    <w:name w:val="Color003700Bg002966"/>
+    <w:rPr>
+      <w:color w:val="003700"/>
+      <w:shd w:color="auto" w:fill="002966" w:val="clear"/>
+    </w:rPr>
+  </w:style>
+  <w:style w:customStyle="1" w:styleId="Color003700Bg3D1466" w:type="character">
+    <w:name w:val="Color003700Bg3D1466"/>
+    <w:rPr>
+      <w:color w:val="003700"/>
+      <w:shd w:color="auto" w:fill="3D1466" w:val="clear"/>
+    </w:rPr>
+  </w:style>
+  <w:style w:customStyle="1" w:styleId="Color002966" w:type="character">
+    <w:name w:val="Color002966"/>
+    <w:rPr>
+      <w:color w:val="002966"/>
+    </w:rPr>
+  </w:style>
+  <w:style w:customStyle="1" w:styleId="Color002966BgE60000" w:type="character">
+    <w:name w:val="Color002966BgE60000"/>
+    <w:rPr>
+      <w:color w:val="002966"/>
+      <w:shd w:color="auto" w:fill="E60000" w:val="clear"/>
+    </w:rPr>
+  </w:style>
+  <w:style w:customStyle="1" w:styleId="Color002966BgFF9900" w:type="character">
+    <w:name w:val="Color002966BgFF9900"/>
+    <w:rPr>
+      <w:color w:val="002966"/>
+      <w:shd w:color="auto" w:fill="FF9900" w:val="clear"/>
+    </w:rPr>
+  </w:style>
+  <w:style w:customStyle="1" w:styleId="Color002966BgFFFF00" w:type="character">
+    <w:name w:val="Color002966BgFFFF00"/>
+    <w:rPr>
+      <w:color w:val="002966"/>
+      <w:shd w:color="auto" w:fill="FFFF00" w:val="clear"/>
+    </w:rPr>
+  </w:style>
+  <w:style w:customStyle="1" w:styleId="Color002966Bg008A00" w:type="character">
+    <w:name w:val="Color002966Bg008A00"/>
+    <w:rPr>
+      <w:color w:val="002966"/>
+      <w:shd w:color="auto" w:fill="008A00" w:val="clear"/>
+    </w:rPr>
+  </w:style>
+  <w:style w:customStyle="1" w:styleId="Color002966Bg0066CC" w:type="character">
+    <w:name w:val="Color002966Bg0066CC"/>
+    <w:rPr>
+      <w:color w:val="002966"/>
+      <w:shd w:color="auto" w:fill="0066CC" w:val="clear"/>
+    </w:rPr>
+  </w:style>
+  <w:style w:customStyle="1" w:styleId="Color002966Bg9933FF" w:type="character">
+    <w:name w:val="Color002966Bg9933FF"/>
+    <w:rPr>
+      <w:color w:val="002966"/>
+      <w:shd w:color="auto" w:fill="9933FF" w:val="clear"/>
+    </w:rPr>
+  </w:style>
+  <w:style w:customStyle="1" w:styleId="Color002966BgFFFFFF" w:type="character">
+    <w:name w:val="Color002966BgFFFFFF"/>
+    <w:rPr>
+      <w:color w:val="002966"/>
+      <w:shd w:color="auto" w:fill="FFFFFF" w:val="clear"/>
+    </w:rPr>
+  </w:style>
+  <w:style w:customStyle="1" w:styleId="Color002966BgFACCCC" w:type="character">
+    <w:name w:val="Color002966BgFACCCC"/>
+    <w:rPr>
+      <w:color w:val="002966"/>
+      <w:shd w:color="auto" w:fill="FACCCC" w:val="clear"/>
+    </w:rPr>
+  </w:style>
+  <w:style w:customStyle="1" w:styleId="Color002966BgFFEBCC" w:type="character">
+    <w:name w:val="Color002966BgFFEBCC"/>
+    <w:rPr>
+      <w:color w:val="002966"/>
+      <w:shd w:color="auto" w:fill="FFEBCC" w:val="clear"/>
+    </w:rPr>
+  </w:style>
+  <w:style w:customStyle="1" w:styleId="Color002966BgFFFFCC" w:type="character">
+    <w:name w:val="Color002966BgFFFFCC"/>
+    <w:rPr>
+      <w:color w:val="002966"/>
+      <w:shd w:color="auto" w:fill="FFFFCC" w:val="clear"/>
+    </w:rPr>
+  </w:style>
+  <w:style w:customStyle="1" w:styleId="Color002966BgCCE8CC" w:type="character">
+    <w:name w:val="Color002966BgCCE8CC"/>
+    <w:rPr>
+      <w:color w:val="002966"/>
+      <w:shd w:color="auto" w:fill="CCE8CC" w:val="clear"/>
+    </w:rPr>
+  </w:style>
+  <w:style w:customStyle="1" w:styleId="Color002966BgCCE0F5" w:type="character">
+    <w:name w:val="Color002966BgCCE0F5"/>
+    <w:rPr>
+      <w:color w:val="002966"/>
+      <w:shd w:color="auto" w:fill="CCE0F5" w:val="clear"/>
+    </w:rPr>
+  </w:style>
+  <w:style w:customStyle="1" w:styleId="Color002966BgEBD6FF" w:type="character">
+    <w:name w:val="Color002966BgEBD6FF"/>
+    <w:rPr>
+      <w:color w:val="002966"/>
+      <w:shd w:color="auto" w:fill="EBD6FF" w:val="clear"/>
+    </w:rPr>
+  </w:style>
+  <w:style w:customStyle="1" w:styleId="Color002966BgBBBBBB" w:type="character">
+    <w:name w:val="Color002966BgBBBBBB"/>
+    <w:rPr>
+      <w:color w:val="002966"/>
+      <w:shd w:color="auto" w:fill="BBBBBB" w:val="clear"/>
+    </w:rPr>
+  </w:style>
+  <w:style w:customStyle="1" w:styleId="Color002966BgF06666" w:type="character">
+    <w:name w:val="Color002966BgF06666"/>
+    <w:rPr>
+      <w:color w:val="002966"/>
+      <w:shd w:color="auto" w:fill="F06666" w:val="clear"/>
+    </w:rPr>
+  </w:style>
+  <w:style w:customStyle="1" w:styleId="Color002966BgFFC266" w:type="character">
+    <w:name w:val="Color002966BgFFC266"/>
+    <w:rPr>
+      <w:color w:val="002966"/>
+      <w:shd w:color="auto" w:fill="FFC266" w:val="clear"/>
+    </w:rPr>
+  </w:style>
+  <w:style w:customStyle="1" w:styleId="Color002966BgFFFF66" w:type="character">
+    <w:name w:val="Color002966BgFFFF66"/>
+    <w:rPr>
+      <w:color w:val="002966"/>
+      <w:shd w:color="auto" w:fill="FFFF66" w:val="clear"/>
+    </w:rPr>
+  </w:style>
+  <w:style w:customStyle="1" w:styleId="Color002966Bg66B966" w:type="character">
+    <w:name w:val="Color002966Bg66B966"/>
+    <w:rPr>
+      <w:color w:val="002966"/>
+      <w:shd w:color="auto" w:fill="66B966" w:val="clear"/>
+    </w:rPr>
+  </w:style>
+  <w:style w:customStyle="1" w:styleId="Color002966Bg66A3E0" w:type="character">
+    <w:name w:val="Color002966Bg66A3E0"/>
+    <w:rPr>
+      <w:color w:val="002966"/>
+      <w:shd w:color="auto" w:fill="66A3E0" w:val="clear"/>
+    </w:rPr>
+  </w:style>
+  <w:style w:customStyle="1" w:styleId="Color002966BgC285FF" w:type="character">
+    <w:name w:val="Color002966BgC285FF"/>
+    <w:rPr>
+      <w:color w:val="002966"/>
+      <w:shd w:color="auto" w:fill="C285FF" w:val="clear"/>
+    </w:rPr>
+  </w:style>
+  <w:style w:customStyle="1" w:styleId="Color002966Bg888888" w:type="character">
+    <w:name w:val="Color002966Bg888888"/>
+    <w:rPr>
+      <w:color w:val="002966"/>
+      <w:shd w:color="auto" w:fill="888888" w:val="clear"/>
+    </w:rPr>
+  </w:style>
+  <w:style w:customStyle="1" w:styleId="Color002966BgA10000" w:type="character">
+    <w:name w:val="Color002966BgA10000"/>
+    <w:rPr>
+      <w:color w:val="002966"/>
+      <w:shd w:color="auto" w:fill="A10000" w:val="clear"/>
+    </w:rPr>
+  </w:style>
+  <w:style w:customStyle="1" w:styleId="Color002966BgB26B00" w:type="character">
+    <w:name w:val="Color002966BgB26B00"/>
+    <w:rPr>
+      <w:color w:val="002966"/>
+      <w:shd w:color="auto" w:fill="B26B00" w:val="clear"/>
+    </w:rPr>
+  </w:style>
+  <w:style w:customStyle="1" w:styleId="Color002966BgB2B200" w:type="character">
+    <w:name w:val="Color002966BgB2B200"/>
+    <w:rPr>
+      <w:color w:val="002966"/>
+      <w:shd w:color="auto" w:fill="B2B200" w:val="clear"/>
+    </w:rPr>
+  </w:style>
+  <w:style w:customStyle="1" w:styleId="Color002966Bg006100" w:type="character">
+    <w:name w:val="Color002966Bg006100"/>
+    <w:rPr>
+      <w:color w:val="002966"/>
+      <w:shd w:color="auto" w:fill="006100" w:val="clear"/>
+    </w:rPr>
+  </w:style>
+  <w:style w:customStyle="1" w:styleId="Color002966Bg0047B2" w:type="character">
+    <w:name w:val="Color002966Bg0047B2"/>
+    <w:rPr>
+      <w:color w:val="002966"/>
+      <w:shd w:color="auto" w:fill="0047B2" w:val="clear"/>
+    </w:rPr>
+  </w:style>
+  <w:style w:customStyle="1" w:styleId="Color002966Bg6B24B2" w:type="character">
+    <w:name w:val="Color002966Bg6B24B2"/>
+    <w:rPr>
+      <w:color w:val="002966"/>
+      <w:shd w:color="auto" w:fill="6B24B2" w:val="clear"/>
+    </w:rPr>
+  </w:style>
+  <w:style w:customStyle="1" w:styleId="Color002966Bg444444" w:type="character">
+    <w:name w:val="Color002966Bg444444"/>
+    <w:rPr>
+      <w:color w:val="002966"/>
+      <w:shd w:color="auto" w:fill="444444" w:val="clear"/>
+    </w:rPr>
+  </w:style>
+  <w:style w:customStyle="1" w:styleId="Color002966Bg5C0000" w:type="character">
+    <w:name w:val="Color002966Bg5C0000"/>
+    <w:rPr>
+      <w:color w:val="002966"/>
+      <w:shd w:color="auto" w:fill="5C0000" w:val="clear"/>
+    </w:rPr>
+  </w:style>
+  <w:style w:customStyle="1" w:styleId="Color002966Bg663D00" w:type="character">
+    <w:name w:val="Color002966Bg663D00"/>
+    <w:rPr>
+      <w:color w:val="002966"/>
+      <w:shd w:color="auto" w:fill="663D00" w:val="clear"/>
+    </w:rPr>
+  </w:style>
+  <w:style w:customStyle="1" w:styleId="Color002966Bg666600" w:type="character">
+    <w:name w:val="Color002966Bg666600"/>
+    <w:rPr>
+      <w:color w:val="002966"/>
+      <w:shd w:color="auto" w:fill="666600" w:val="clear"/>
+    </w:rPr>
+  </w:style>
+  <w:style w:customStyle="1" w:styleId="Color002966Bg003700" w:type="character">
+    <w:name w:val="Color002966Bg003700"/>
+    <w:rPr>
+      <w:color w:val="002966"/>
+      <w:shd w:color="auto" w:fill="003700" w:val="clear"/>
+    </w:rPr>
+  </w:style>
+  <w:style w:customStyle="1" w:styleId="Color002966Bg002966" w:type="character">
+    <w:name w:val="Color002966Bg002966"/>
+    <w:rPr>
+      <w:color w:val="002966"/>
+      <w:shd w:color="auto" w:fill="002966" w:val="clear"/>
+    </w:rPr>
+  </w:style>
+  <w:style w:customStyle="1" w:styleId="Color002966Bg3D1466" w:type="character">
+    <w:name w:val="Color002966Bg3D1466"/>
+    <w:rPr>
+      <w:color w:val="002966"/>
+      <w:shd w:color="auto" w:fill="3D1466" w:val="clear"/>
+    </w:rPr>
+  </w:style>
+  <w:style w:customStyle="1" w:styleId="Color3D1466" w:type="character">
+    <w:name w:val="Color3D1466"/>
+    <w:rPr>
+      <w:color w:val="3D1466"/>
+    </w:rPr>
+  </w:style>
+  <w:style w:customStyle="1" w:styleId="Color3D1466BgE60000" w:type="character">
+    <w:name w:val="Color3D1466BgE60000"/>
+    <w:rPr>
+      <w:color w:val="3D1466"/>
+      <w:shd w:color="auto" w:fill="E60000" w:val="clear"/>
+    </w:rPr>
+  </w:style>
+  <w:style w:customStyle="1" w:styleId="Color3D1466BgFF9900" w:type="character">
+    <w:name w:val="Color3D1466BgFF9900"/>
+    <w:rPr>
+      <w:color w:val="3D1466"/>
+      <w:shd w:color="auto" w:fill="FF9900" w:val="clear"/>
+    </w:rPr>
+  </w:style>
+  <w:style w:customStyle="1" w:styleId="Color3D1466BgFFFF00" w:type="character">
+    <w:name w:val="Color3D1466BgFFFF00"/>
+    <w:rPr>
+      <w:color w:val="3D1466"/>
+      <w:shd w:color="auto" w:fill="FFFF00" w:val="clear"/>
+    </w:rPr>
+  </w:style>
+  <w:style w:customStyle="1" w:styleId="Color3D1466Bg008A00" w:type="character">
+    <w:name w:val="Color3D1466Bg008A00"/>
+    <w:rPr>
+      <w:color w:val="3D1466"/>
+      <w:shd w:color="auto" w:fill="008A00" w:val="clear"/>
+    </w:rPr>
+  </w:style>
+  <w:style w:customStyle="1" w:styleId="Color3D1466Bg0066CC" w:type="character">
+    <w:name w:val="Color3D1466Bg0066CC"/>
+    <w:rPr>
+      <w:color w:val="3D1466"/>
+      <w:shd w:color="auto" w:fill="0066CC" w:val="clear"/>
+    </w:rPr>
+  </w:style>
+  <w:style w:customStyle="1" w:styleId="Color3D1466Bg9933FF" w:type="character">
+    <w:name w:val="Color3D1466Bg9933FF"/>
+    <w:rPr>
+      <w:color w:val="3D1466"/>
+      <w:shd w:color="auto" w:fill="9933FF" w:val="clear"/>
+    </w:rPr>
+  </w:style>
+  <w:style w:customStyle="1" w:styleId="Color3D1466BgFFFFFF" w:type="character">
+    <w:name w:val="Color3D1466BgFFFFFF"/>
+    <w:rPr>
+      <w:color w:val="3D1466"/>
+      <w:shd w:color="auto" w:fill="FFFFFF" w:val="clear"/>
+    </w:rPr>
+  </w:style>
+  <w:style w:customStyle="1" w:styleId="Color3D1466BgFACCCC" w:type="character">
+    <w:name w:val="Color3D1466BgFACCCC"/>
+    <w:rPr>
+      <w:color w:val="3D1466"/>
+      <w:shd w:color="auto" w:fill="FACCCC" w:val="clear"/>
+    </w:rPr>
+  </w:style>
+  <w:style w:customStyle="1" w:styleId="Color3D1466BgFFEBCC" w:type="character">
+    <w:name w:val="Color3D1466BgFFEBCC"/>
+    <w:rPr>
+      <w:color w:val="3D1466"/>
+      <w:shd w:color="auto" w:fill="FFEBCC" w:val="clear"/>
+    </w:rPr>
+  </w:style>
+  <w:style w:customStyle="1" w:styleId="Color3D1466BgFFFFCC" w:type="character">
+    <w:name w:val="Color3D1466BgFFFFCC"/>
+    <w:rPr>
+      <w:color w:val="3D1466"/>
+      <w:shd w:color="auto" w:fill="FFFFCC" w:val="clear"/>
+    </w:rPr>
+  </w:style>
+  <w:style w:customStyle="1" w:styleId="Color3D1466BgCCE8CC" w:type="character">
+    <w:name w:val="Color3D1466BgCCE8CC"/>
+    <w:rPr>
+      <w:color w:val="3D1466"/>
+      <w:shd w:color="auto" w:fill="CCE8CC" w:val="clear"/>
+    </w:rPr>
+  </w:style>
+  <w:style w:customStyle="1" w:styleId="Color3D1466BgCCE0F5" w:type="character">
+    <w:name w:val="Color3D1466BgCCE0F5"/>
+    <w:rPr>
+      <w:color w:val="3D1466"/>
+      <w:shd w:color="auto" w:fill="CCE0F5" w:val="clear"/>
+    </w:rPr>
+  </w:style>
+  <w:style w:customStyle="1" w:styleId="Color3D1466BgEBD6FF" w:type="character">
+    <w:name w:val="Color3D1466BgEBD6FF"/>
+    <w:rPr>
+      <w:color w:val="3D1466"/>
+      <w:shd w:color="auto" w:fill="EBD6FF" w:val="clear"/>
+    </w:rPr>
+  </w:style>
+  <w:style w:customStyle="1" w:styleId="Color3D1466BgBBBBBB" w:type="character">
+    <w:name w:val="Color3D1466BgBBBBBB"/>
+    <w:rPr>
+      <w:color w:val="3D1466"/>
+      <w:shd w:color="auto" w:fill="BBBBBB" w:val="clear"/>
+    </w:rPr>
+  </w:style>
+  <w:style w:customStyle="1" w:styleId="Color3D1466BgF06666" w:type="character">
+    <w:name w:val="Color3D1466BgF06666"/>
+    <w:rPr>
+      <w:color w:val="3D1466"/>
+      <w:shd w:color="auto" w:fill="F06666" w:val="clear"/>
+    </w:rPr>
+  </w:style>
+  <w:style w:customStyle="1" w:styleId="Color3D1466BgFFC266" w:type="character">
+    <w:name w:val="Color3D1466BgFFC266"/>
+    <w:rPr>
+      <w:color w:val="3D1466"/>
+      <w:shd w:color="auto" w:fill="FFC266" w:val="clear"/>
+    </w:rPr>
+  </w:style>
+  <w:style w:customStyle="1" w:styleId="Color3D1466BgFFFF66" w:type="character">
+    <w:name w:val="Color3D1466BgFFFF66"/>
+    <w:rPr>
+      <w:color w:val="3D1466"/>
+      <w:shd w:color="auto" w:fill="FFFF66" w:val="clear"/>
+    </w:rPr>
+  </w:style>
+  <w:style w:customStyle="1" w:styleId="Color3D1466Bg66B966" w:type="character">
+    <w:name w:val="Color3D1466Bg66B966"/>
+    <w:rPr>
+      <w:color w:val="3D1466"/>
+      <w:shd w:color="auto" w:fill="66B966" w:val="clear"/>
+    </w:rPr>
+  </w:style>
+  <w:style w:customStyle="1" w:styleId="Color3D1466Bg66A3E0" w:type="character">
+    <w:name w:val="Color3D1466Bg66A3E0"/>
+    <w:rPr>
+      <w:color w:val="3D1466"/>
+      <w:shd w:color="auto" w:fill="66A3E0" w:val="clear"/>
+    </w:rPr>
+  </w:style>
+  <w:style w:customStyle="1" w:styleId="Color3D1466BgC285FF" w:type="character">
+    <w:name w:val="Color3D1466BgC285FF"/>
+    <w:rPr>
+      <w:color w:val="3D1466"/>
+      <w:shd w:color="auto" w:fill="C285FF" w:val="clear"/>
+    </w:rPr>
+  </w:style>
+  <w:style w:customStyle="1" w:styleId="Color3D1466Bg888888" w:type="character">
+    <w:name w:val="Color3D1466Bg888888"/>
+    <w:rPr>
+      <w:color w:val="3D1466"/>
+      <w:shd w:color="auto" w:fill="888888" w:val="clear"/>
+    </w:rPr>
+  </w:style>
+  <w:style w:customStyle="1" w:styleId="Color3D1466BgA10000" w:type="character">
+    <w:name w:val="Color3D1466BgA10000"/>
+    <w:rPr>
+      <w:color w:val="3D1466"/>
+      <w:shd w:color="auto" w:fill="A10000" w:val="clear"/>
+    </w:rPr>
+  </w:style>
+  <w:style w:customStyle="1" w:styleId="Color3D1466BgB26B00" w:type="character">
+    <w:name w:val="Color3D1466BgB26B00"/>
+    <w:rPr>
+      <w:color w:val="3D1466"/>
+      <w:shd w:color="auto" w:fill="B26B00" w:val="clear"/>
+    </w:rPr>
+  </w:style>
+  <w:style w:customStyle="1" w:styleId="Color3D1466BgB2B200" w:type="character">
+    <w:name w:val="Color3D1466BgB2B200"/>
+    <w:rPr>
+      <w:color w:val="3D1466"/>
+      <w:shd w:color="auto" w:fill="B2B200" w:val="clear"/>
+    </w:rPr>
+  </w:style>
+  <w:style w:customStyle="1" w:styleId="Color3D1466Bg006100" w:type="character">
+    <w:name w:val="Color3D1466Bg006100"/>
+    <w:rPr>
+      <w:color w:val="3D1466"/>
+      <w:shd w:color="auto" w:fill="006100" w:val="clear"/>
+    </w:rPr>
+  </w:style>
+  <w:style w:customStyle="1" w:styleId="Color3D1466Bg0047B2" w:type="character">
+    <w:name w:val="Color3D1466Bg0047B2"/>
+    <w:rPr>
+      <w:color w:val="3D1466"/>
+      <w:shd w:color="auto" w:fill="0047B2" w:val="clear"/>
+    </w:rPr>
+  </w:style>
+  <w:style w:customStyle="1" w:styleId="Color3D1466Bg6B24B2" w:type="character">
+    <w:name w:val="Color3D1466Bg6B24B2"/>
+    <w:rPr>
+      <w:color w:val="3D1466"/>
+      <w:shd w:color="auto" w:fill="6B24B2" w:val="clear"/>
+    </w:rPr>
+  </w:style>
+  <w:style w:customStyle="1" w:styleId="Color3D1466Bg444444" w:type="character">
+    <w:name w:val="Color3D1466Bg444444"/>
+    <w:rPr>
+      <w:color w:val="3D1466"/>
+      <w:shd w:color="auto" w:fill="444444" w:val="clear"/>
+    </w:rPr>
+  </w:style>
+  <w:style w:customStyle="1" w:styleId="Color3D1466Bg5C0000" w:type="character">
+    <w:name w:val="Color3D1466Bg5C0000"/>
+    <w:rPr>
+      <w:color w:val="3D1466"/>
+      <w:shd w:color="auto" w:fill="5C0000" w:val="clear"/>
+    </w:rPr>
+  </w:style>
+  <w:style w:customStyle="1" w:styleId="Color3D1466Bg663D00" w:type="character">
+    <w:name w:val="Color3D1466Bg663D00"/>
+    <w:rPr>
+      <w:color w:val="3D1466"/>
+      <w:shd w:color="auto" w:fill="663D00" w:val="clear"/>
+    </w:rPr>
+  </w:style>
+  <w:style w:customStyle="1" w:styleId="Color3D1466Bg666600" w:type="character">
+    <w:name w:val="Color3D1466Bg666600"/>
+    <w:rPr>
+      <w:color w:val="3D1466"/>
+      <w:shd w:color="auto" w:fill="666600" w:val="clear"/>
+    </w:rPr>
+  </w:style>
+  <w:style w:customStyle="1" w:styleId="Color3D1466Bg003700" w:type="character">
+    <w:name w:val="Color3D1466Bg003700"/>
+    <w:rPr>
+      <w:color w:val="3D1466"/>
+      <w:shd w:color="auto" w:fill="003700" w:val="clear"/>
+    </w:rPr>
+  </w:style>
+  <w:style w:customStyle="1" w:styleId="Color3D1466Bg002966" w:type="character">
+    <w:name w:val="Color3D1466Bg002966"/>
+    <w:rPr>
+      <w:color w:val="3D1466"/>
+      <w:shd w:color="auto" w:fill="002966" w:val="clear"/>
+    </w:rPr>
+  </w:style>
+  <w:style w:customStyle="1" w:styleId="Color3D1466Bg3D1466" w:type="character">
+    <w:name w:val="Color3D1466Bg3D1466"/>
+    <w:rPr>
+      <w:color w:val="3D1466"/>
+      <w:shd w:color="auto" w:fill="3D1466" w:val="clear"/>
+    </w:rPr>
+  </w:style>
 </w:styles>
 </file>
 

--- a/tests/output_reference_a4.docx
+++ b/tests/output_reference_a4.docx
@@ -2528,18 +2528,21 @@
   </w:style>
   <w:style w:customStyle="1" w:styleId="ColorE60000" w:type="character">
     <w:name w:val="ColorE60000"/>
+    <w:semiHidden/>
     <w:rPr>
       <w:color w:val="E60000"/>
     </w:rPr>
   </w:style>
   <w:style w:customStyle="1" w:styleId="BgE60000" w:type="character">
     <w:name w:val="BgE60000"/>
+    <w:semiHidden/>
     <w:rPr>
       <w:shd w:color="auto" w:fill="E60000" w:val="clear"/>
     </w:rPr>
   </w:style>
   <w:style w:customStyle="1" w:styleId="ColorE60000BgE60000" w:type="character">
     <w:name w:val="ColorE60000BgE60000"/>
+    <w:semiHidden/>
     <w:rPr>
       <w:color w:val="E60000"/>
       <w:shd w:color="auto" w:fill="E60000" w:val="clear"/>
@@ -2547,12 +2550,14 @@
   </w:style>
   <w:style w:customStyle="1" w:styleId="BgFF9900" w:type="character">
     <w:name w:val="BgFF9900"/>
+    <w:semiHidden/>
     <w:rPr>
       <w:shd w:color="auto" w:fill="FF9900" w:val="clear"/>
     </w:rPr>
   </w:style>
   <w:style w:customStyle="1" w:styleId="ColorE60000BgFF9900" w:type="character">
     <w:name w:val="ColorE60000BgFF9900"/>
+    <w:semiHidden/>
     <w:rPr>
       <w:color w:val="E60000"/>
       <w:shd w:color="auto" w:fill="FF9900" w:val="clear"/>
@@ -2560,12 +2565,14 @@
   </w:style>
   <w:style w:customStyle="1" w:styleId="BgFFFF00" w:type="character">
     <w:name w:val="BgFFFF00"/>
+    <w:semiHidden/>
     <w:rPr>
       <w:shd w:color="auto" w:fill="FFFF00" w:val="clear"/>
     </w:rPr>
   </w:style>
   <w:style w:customStyle="1" w:styleId="ColorE60000BgFFFF00" w:type="character">
     <w:name w:val="ColorE60000BgFFFF00"/>
+    <w:semiHidden/>
     <w:rPr>
       <w:color w:val="E60000"/>
       <w:shd w:color="auto" w:fill="FFFF00" w:val="clear"/>
@@ -2573,12 +2580,14 @@
   </w:style>
   <w:style w:customStyle="1" w:styleId="Bg008A00" w:type="character">
     <w:name w:val="Bg008A00"/>
+    <w:semiHidden/>
     <w:rPr>
       <w:shd w:color="auto" w:fill="008A00" w:val="clear"/>
     </w:rPr>
   </w:style>
   <w:style w:customStyle="1" w:styleId="ColorE60000Bg008A00" w:type="character">
     <w:name w:val="ColorE60000Bg008A00"/>
+    <w:semiHidden/>
     <w:rPr>
       <w:color w:val="E60000"/>
       <w:shd w:color="auto" w:fill="008A00" w:val="clear"/>
@@ -2586,12 +2595,14 @@
   </w:style>
   <w:style w:customStyle="1" w:styleId="Bg0066CC" w:type="character">
     <w:name w:val="Bg0066CC"/>
+    <w:semiHidden/>
     <w:rPr>
       <w:shd w:color="auto" w:fill="0066CC" w:val="clear"/>
     </w:rPr>
   </w:style>
   <w:style w:customStyle="1" w:styleId="ColorE60000Bg0066CC" w:type="character">
     <w:name w:val="ColorE60000Bg0066CC"/>
+    <w:semiHidden/>
     <w:rPr>
       <w:color w:val="E60000"/>
       <w:shd w:color="auto" w:fill="0066CC" w:val="clear"/>
@@ -2599,12 +2610,14 @@
   </w:style>
   <w:style w:customStyle="1" w:styleId="Bg9933FF" w:type="character">
     <w:name w:val="Bg9933FF"/>
+    <w:semiHidden/>
     <w:rPr>
       <w:shd w:color="auto" w:fill="9933FF" w:val="clear"/>
     </w:rPr>
   </w:style>
   <w:style w:customStyle="1" w:styleId="ColorE60000Bg9933FF" w:type="character">
     <w:name w:val="ColorE60000Bg9933FF"/>
+    <w:semiHidden/>
     <w:rPr>
       <w:color w:val="E60000"/>
       <w:shd w:color="auto" w:fill="9933FF" w:val="clear"/>
@@ -2612,12 +2625,14 @@
   </w:style>
   <w:style w:customStyle="1" w:styleId="BgFFFFFF" w:type="character">
     <w:name w:val="BgFFFFFF"/>
+    <w:semiHidden/>
     <w:rPr>
       <w:shd w:color="auto" w:fill="FFFFFF" w:val="clear"/>
     </w:rPr>
   </w:style>
   <w:style w:customStyle="1" w:styleId="ColorE60000BgFFFFFF" w:type="character">
     <w:name w:val="ColorE60000BgFFFFFF"/>
+    <w:semiHidden/>
     <w:rPr>
       <w:color w:val="E60000"/>
       <w:shd w:color="auto" w:fill="FFFFFF" w:val="clear"/>
@@ -2625,12 +2640,14 @@
   </w:style>
   <w:style w:customStyle="1" w:styleId="BgFACCCC" w:type="character">
     <w:name w:val="BgFACCCC"/>
+    <w:semiHidden/>
     <w:rPr>
       <w:shd w:color="auto" w:fill="FACCCC" w:val="clear"/>
     </w:rPr>
   </w:style>
   <w:style w:customStyle="1" w:styleId="ColorE60000BgFACCCC" w:type="character">
     <w:name w:val="ColorE60000BgFACCCC"/>
+    <w:semiHidden/>
     <w:rPr>
       <w:color w:val="E60000"/>
       <w:shd w:color="auto" w:fill="FACCCC" w:val="clear"/>
@@ -2638,12 +2655,14 @@
   </w:style>
   <w:style w:customStyle="1" w:styleId="BgFFEBCC" w:type="character">
     <w:name w:val="BgFFEBCC"/>
+    <w:semiHidden/>
     <w:rPr>
       <w:shd w:color="auto" w:fill="FFEBCC" w:val="clear"/>
     </w:rPr>
   </w:style>
   <w:style w:customStyle="1" w:styleId="ColorE60000BgFFEBCC" w:type="character">
     <w:name w:val="ColorE60000BgFFEBCC"/>
+    <w:semiHidden/>
     <w:rPr>
       <w:color w:val="E60000"/>
       <w:shd w:color="auto" w:fill="FFEBCC" w:val="clear"/>
@@ -2651,12 +2670,14 @@
   </w:style>
   <w:style w:customStyle="1" w:styleId="BgFFFFCC" w:type="character">
     <w:name w:val="BgFFFFCC"/>
+    <w:semiHidden/>
     <w:rPr>
       <w:shd w:color="auto" w:fill="FFFFCC" w:val="clear"/>
     </w:rPr>
   </w:style>
   <w:style w:customStyle="1" w:styleId="ColorE60000BgFFFFCC" w:type="character">
     <w:name w:val="ColorE60000BgFFFFCC"/>
+    <w:semiHidden/>
     <w:rPr>
       <w:color w:val="E60000"/>
       <w:shd w:color="auto" w:fill="FFFFCC" w:val="clear"/>
@@ -2664,12 +2685,14 @@
   </w:style>
   <w:style w:customStyle="1" w:styleId="BgCCE8CC" w:type="character">
     <w:name w:val="BgCCE8CC"/>
+    <w:semiHidden/>
     <w:rPr>
       <w:shd w:color="auto" w:fill="CCE8CC" w:val="clear"/>
     </w:rPr>
   </w:style>
   <w:style w:customStyle="1" w:styleId="ColorE60000BgCCE8CC" w:type="character">
     <w:name w:val="ColorE60000BgCCE8CC"/>
+    <w:semiHidden/>
     <w:rPr>
       <w:color w:val="E60000"/>
       <w:shd w:color="auto" w:fill="CCE8CC" w:val="clear"/>
@@ -2677,12 +2700,14 @@
   </w:style>
   <w:style w:customStyle="1" w:styleId="BgCCE0F5" w:type="character">
     <w:name w:val="BgCCE0F5"/>
+    <w:semiHidden/>
     <w:rPr>
       <w:shd w:color="auto" w:fill="CCE0F5" w:val="clear"/>
     </w:rPr>
   </w:style>
   <w:style w:customStyle="1" w:styleId="ColorE60000BgCCE0F5" w:type="character">
     <w:name w:val="ColorE60000BgCCE0F5"/>
+    <w:semiHidden/>
     <w:rPr>
       <w:color w:val="E60000"/>
       <w:shd w:color="auto" w:fill="CCE0F5" w:val="clear"/>
@@ -2690,12 +2715,14 @@
   </w:style>
   <w:style w:customStyle="1" w:styleId="BgEBD6FF" w:type="character">
     <w:name w:val="BgEBD6FF"/>
+    <w:semiHidden/>
     <w:rPr>
       <w:shd w:color="auto" w:fill="EBD6FF" w:val="clear"/>
     </w:rPr>
   </w:style>
   <w:style w:customStyle="1" w:styleId="ColorE60000BgEBD6FF" w:type="character">
     <w:name w:val="ColorE60000BgEBD6FF"/>
+    <w:semiHidden/>
     <w:rPr>
       <w:color w:val="E60000"/>
       <w:shd w:color="auto" w:fill="EBD6FF" w:val="clear"/>
@@ -2703,12 +2730,14 @@
   </w:style>
   <w:style w:customStyle="1" w:styleId="BgBBBBBB" w:type="character">
     <w:name w:val="BgBBBBBB"/>
+    <w:semiHidden/>
     <w:rPr>
       <w:shd w:color="auto" w:fill="BBBBBB" w:val="clear"/>
     </w:rPr>
   </w:style>
   <w:style w:customStyle="1" w:styleId="ColorE60000BgBBBBBB" w:type="character">
     <w:name w:val="ColorE60000BgBBBBBB"/>
+    <w:semiHidden/>
     <w:rPr>
       <w:color w:val="E60000"/>
       <w:shd w:color="auto" w:fill="BBBBBB" w:val="clear"/>
@@ -2716,12 +2745,14 @@
   </w:style>
   <w:style w:customStyle="1" w:styleId="BgF06666" w:type="character">
     <w:name w:val="BgF06666"/>
+    <w:semiHidden/>
     <w:rPr>
       <w:shd w:color="auto" w:fill="F06666" w:val="clear"/>
     </w:rPr>
   </w:style>
   <w:style w:customStyle="1" w:styleId="ColorE60000BgF06666" w:type="character">
     <w:name w:val="ColorE60000BgF06666"/>
+    <w:semiHidden/>
     <w:rPr>
       <w:color w:val="E60000"/>
       <w:shd w:color="auto" w:fill="F06666" w:val="clear"/>
@@ -2729,12 +2760,14 @@
   </w:style>
   <w:style w:customStyle="1" w:styleId="BgFFC266" w:type="character">
     <w:name w:val="BgFFC266"/>
+    <w:semiHidden/>
     <w:rPr>
       <w:shd w:color="auto" w:fill="FFC266" w:val="clear"/>
     </w:rPr>
   </w:style>
   <w:style w:customStyle="1" w:styleId="ColorE60000BgFFC266" w:type="character">
     <w:name w:val="ColorE60000BgFFC266"/>
+    <w:semiHidden/>
     <w:rPr>
       <w:color w:val="E60000"/>
       <w:shd w:color="auto" w:fill="FFC266" w:val="clear"/>
@@ -2742,12 +2775,14 @@
   </w:style>
   <w:style w:customStyle="1" w:styleId="BgFFFF66" w:type="character">
     <w:name w:val="BgFFFF66"/>
+    <w:semiHidden/>
     <w:rPr>
       <w:shd w:color="auto" w:fill="FFFF66" w:val="clear"/>
     </w:rPr>
   </w:style>
   <w:style w:customStyle="1" w:styleId="ColorE60000BgFFFF66" w:type="character">
     <w:name w:val="ColorE60000BgFFFF66"/>
+    <w:semiHidden/>
     <w:rPr>
       <w:color w:val="E60000"/>
       <w:shd w:color="auto" w:fill="FFFF66" w:val="clear"/>
@@ -2755,12 +2790,14 @@
   </w:style>
   <w:style w:customStyle="1" w:styleId="Bg66B966" w:type="character">
     <w:name w:val="Bg66B966"/>
+    <w:semiHidden/>
     <w:rPr>
       <w:shd w:color="auto" w:fill="66B966" w:val="clear"/>
     </w:rPr>
   </w:style>
   <w:style w:customStyle="1" w:styleId="ColorE60000Bg66B966" w:type="character">
     <w:name w:val="ColorE60000Bg66B966"/>
+    <w:semiHidden/>
     <w:rPr>
       <w:color w:val="E60000"/>
       <w:shd w:color="auto" w:fill="66B966" w:val="clear"/>
@@ -2768,12 +2805,14 @@
   </w:style>
   <w:style w:customStyle="1" w:styleId="Bg66A3E0" w:type="character">
     <w:name w:val="Bg66A3E0"/>
+    <w:semiHidden/>
     <w:rPr>
       <w:shd w:color="auto" w:fill="66A3E0" w:val="clear"/>
     </w:rPr>
   </w:style>
   <w:style w:customStyle="1" w:styleId="ColorE60000Bg66A3E0" w:type="character">
     <w:name w:val="ColorE60000Bg66A3E0"/>
+    <w:semiHidden/>
     <w:rPr>
       <w:color w:val="E60000"/>
       <w:shd w:color="auto" w:fill="66A3E0" w:val="clear"/>
@@ -2781,12 +2820,14 @@
   </w:style>
   <w:style w:customStyle="1" w:styleId="BgC285FF" w:type="character">
     <w:name w:val="BgC285FF"/>
+    <w:semiHidden/>
     <w:rPr>
       <w:shd w:color="auto" w:fill="C285FF" w:val="clear"/>
     </w:rPr>
   </w:style>
   <w:style w:customStyle="1" w:styleId="ColorE60000BgC285FF" w:type="character">
     <w:name w:val="ColorE60000BgC285FF"/>
+    <w:semiHidden/>
     <w:rPr>
       <w:color w:val="E60000"/>
       <w:shd w:color="auto" w:fill="C285FF" w:val="clear"/>
@@ -2794,12 +2835,14 @@
   </w:style>
   <w:style w:customStyle="1" w:styleId="Bg888888" w:type="character">
     <w:name w:val="Bg888888"/>
+    <w:semiHidden/>
     <w:rPr>
       <w:shd w:color="auto" w:fill="888888" w:val="clear"/>
     </w:rPr>
   </w:style>
   <w:style w:customStyle="1" w:styleId="ColorE60000Bg888888" w:type="character">
     <w:name w:val="ColorE60000Bg888888"/>
+    <w:semiHidden/>
     <w:rPr>
       <w:color w:val="E60000"/>
       <w:shd w:color="auto" w:fill="888888" w:val="clear"/>
@@ -2807,12 +2850,14 @@
   </w:style>
   <w:style w:customStyle="1" w:styleId="BgA10000" w:type="character">
     <w:name w:val="BgA10000"/>
+    <w:semiHidden/>
     <w:rPr>
       <w:shd w:color="auto" w:fill="A10000" w:val="clear"/>
     </w:rPr>
   </w:style>
   <w:style w:customStyle="1" w:styleId="ColorE60000BgA10000" w:type="character">
     <w:name w:val="ColorE60000BgA10000"/>
+    <w:semiHidden/>
     <w:rPr>
       <w:color w:val="E60000"/>
       <w:shd w:color="auto" w:fill="A10000" w:val="clear"/>
@@ -2820,12 +2865,14 @@
   </w:style>
   <w:style w:customStyle="1" w:styleId="BgB26B00" w:type="character">
     <w:name w:val="BgB26B00"/>
+    <w:semiHidden/>
     <w:rPr>
       <w:shd w:color="auto" w:fill="B26B00" w:val="clear"/>
     </w:rPr>
   </w:style>
   <w:style w:customStyle="1" w:styleId="ColorE60000BgB26B00" w:type="character">
     <w:name w:val="ColorE60000BgB26B00"/>
+    <w:semiHidden/>
     <w:rPr>
       <w:color w:val="E60000"/>
       <w:shd w:color="auto" w:fill="B26B00" w:val="clear"/>
@@ -2833,12 +2880,14 @@
   </w:style>
   <w:style w:customStyle="1" w:styleId="BgB2B200" w:type="character">
     <w:name w:val="BgB2B200"/>
+    <w:semiHidden/>
     <w:rPr>
       <w:shd w:color="auto" w:fill="B2B200" w:val="clear"/>
     </w:rPr>
   </w:style>
   <w:style w:customStyle="1" w:styleId="ColorE60000BgB2B200" w:type="character">
     <w:name w:val="ColorE60000BgB2B200"/>
+    <w:semiHidden/>
     <w:rPr>
       <w:color w:val="E60000"/>
       <w:shd w:color="auto" w:fill="B2B200" w:val="clear"/>
@@ -2846,12 +2895,14 @@
   </w:style>
   <w:style w:customStyle="1" w:styleId="Bg006100" w:type="character">
     <w:name w:val="Bg006100"/>
+    <w:semiHidden/>
     <w:rPr>
       <w:shd w:color="auto" w:fill="006100" w:val="clear"/>
     </w:rPr>
   </w:style>
   <w:style w:customStyle="1" w:styleId="ColorE60000Bg006100" w:type="character">
     <w:name w:val="ColorE60000Bg006100"/>
+    <w:semiHidden/>
     <w:rPr>
       <w:color w:val="E60000"/>
       <w:shd w:color="auto" w:fill="006100" w:val="clear"/>
@@ -2859,12 +2910,14 @@
   </w:style>
   <w:style w:customStyle="1" w:styleId="Bg0047B2" w:type="character">
     <w:name w:val="Bg0047B2"/>
+    <w:semiHidden/>
     <w:rPr>
       <w:shd w:color="auto" w:fill="0047B2" w:val="clear"/>
     </w:rPr>
   </w:style>
   <w:style w:customStyle="1" w:styleId="ColorE60000Bg0047B2" w:type="character">
     <w:name w:val="ColorE60000Bg0047B2"/>
+    <w:semiHidden/>
     <w:rPr>
       <w:color w:val="E60000"/>
       <w:shd w:color="auto" w:fill="0047B2" w:val="clear"/>
@@ -2872,12 +2925,14 @@
   </w:style>
   <w:style w:customStyle="1" w:styleId="Bg6B24B2" w:type="character">
     <w:name w:val="Bg6B24B2"/>
+    <w:semiHidden/>
     <w:rPr>
       <w:shd w:color="auto" w:fill="6B24B2" w:val="clear"/>
     </w:rPr>
   </w:style>
   <w:style w:customStyle="1" w:styleId="ColorE60000Bg6B24B2" w:type="character">
     <w:name w:val="ColorE60000Bg6B24B2"/>
+    <w:semiHidden/>
     <w:rPr>
       <w:color w:val="E60000"/>
       <w:shd w:color="auto" w:fill="6B24B2" w:val="clear"/>
@@ -2885,12 +2940,14 @@
   </w:style>
   <w:style w:customStyle="1" w:styleId="Bg444444" w:type="character">
     <w:name w:val="Bg444444"/>
+    <w:semiHidden/>
     <w:rPr>
       <w:shd w:color="auto" w:fill="444444" w:val="clear"/>
     </w:rPr>
   </w:style>
   <w:style w:customStyle="1" w:styleId="ColorE60000Bg444444" w:type="character">
     <w:name w:val="ColorE60000Bg444444"/>
+    <w:semiHidden/>
     <w:rPr>
       <w:color w:val="E60000"/>
       <w:shd w:color="auto" w:fill="444444" w:val="clear"/>
@@ -2898,12 +2955,14 @@
   </w:style>
   <w:style w:customStyle="1" w:styleId="Bg5C0000" w:type="character">
     <w:name w:val="Bg5C0000"/>
+    <w:semiHidden/>
     <w:rPr>
       <w:shd w:color="auto" w:fill="5C0000" w:val="clear"/>
     </w:rPr>
   </w:style>
   <w:style w:customStyle="1" w:styleId="ColorE60000Bg5C0000" w:type="character">
     <w:name w:val="ColorE60000Bg5C0000"/>
+    <w:semiHidden/>
     <w:rPr>
       <w:color w:val="E60000"/>
       <w:shd w:color="auto" w:fill="5C0000" w:val="clear"/>
@@ -2911,12 +2970,14 @@
   </w:style>
   <w:style w:customStyle="1" w:styleId="Bg663D00" w:type="character">
     <w:name w:val="Bg663D00"/>
+    <w:semiHidden/>
     <w:rPr>
       <w:shd w:color="auto" w:fill="663D00" w:val="clear"/>
     </w:rPr>
   </w:style>
   <w:style w:customStyle="1" w:styleId="ColorE60000Bg663D00" w:type="character">
     <w:name w:val="ColorE60000Bg663D00"/>
+    <w:semiHidden/>
     <w:rPr>
       <w:color w:val="E60000"/>
       <w:shd w:color="auto" w:fill="663D00" w:val="clear"/>
@@ -2924,12 +2985,14 @@
   </w:style>
   <w:style w:customStyle="1" w:styleId="Bg666600" w:type="character">
     <w:name w:val="Bg666600"/>
+    <w:semiHidden/>
     <w:rPr>
       <w:shd w:color="auto" w:fill="666600" w:val="clear"/>
     </w:rPr>
   </w:style>
   <w:style w:customStyle="1" w:styleId="ColorE60000Bg666600" w:type="character">
     <w:name w:val="ColorE60000Bg666600"/>
+    <w:semiHidden/>
     <w:rPr>
       <w:color w:val="E60000"/>
       <w:shd w:color="auto" w:fill="666600" w:val="clear"/>
@@ -2937,12 +3000,14 @@
   </w:style>
   <w:style w:customStyle="1" w:styleId="Bg003700" w:type="character">
     <w:name w:val="Bg003700"/>
+    <w:semiHidden/>
     <w:rPr>
       <w:shd w:color="auto" w:fill="003700" w:val="clear"/>
     </w:rPr>
   </w:style>
   <w:style w:customStyle="1" w:styleId="ColorE60000Bg003700" w:type="character">
     <w:name w:val="ColorE60000Bg003700"/>
+    <w:semiHidden/>
     <w:rPr>
       <w:color w:val="E60000"/>
       <w:shd w:color="auto" w:fill="003700" w:val="clear"/>
@@ -2950,12 +3015,14 @@
   </w:style>
   <w:style w:customStyle="1" w:styleId="Bg002966" w:type="character">
     <w:name w:val="Bg002966"/>
+    <w:semiHidden/>
     <w:rPr>
       <w:shd w:color="auto" w:fill="002966" w:val="clear"/>
     </w:rPr>
   </w:style>
   <w:style w:customStyle="1" w:styleId="ColorE60000Bg002966" w:type="character">
     <w:name w:val="ColorE60000Bg002966"/>
+    <w:semiHidden/>
     <w:rPr>
       <w:color w:val="E60000"/>
       <w:shd w:color="auto" w:fill="002966" w:val="clear"/>
@@ -2963,12 +3030,14 @@
   </w:style>
   <w:style w:customStyle="1" w:styleId="Bg3D1466" w:type="character">
     <w:name w:val="Bg3D1466"/>
+    <w:semiHidden/>
     <w:rPr>
       <w:shd w:color="auto" w:fill="3D1466" w:val="clear"/>
     </w:rPr>
   </w:style>
   <w:style w:customStyle="1" w:styleId="ColorE60000Bg3D1466" w:type="character">
     <w:name w:val="ColorE60000Bg3D1466"/>
+    <w:semiHidden/>
     <w:rPr>
       <w:color w:val="E60000"/>
       <w:shd w:color="auto" w:fill="3D1466" w:val="clear"/>
@@ -2976,12 +3045,14 @@
   </w:style>
   <w:style w:customStyle="1" w:styleId="ColorFF9900" w:type="character">
     <w:name w:val="ColorFF9900"/>
+    <w:semiHidden/>
     <w:rPr>
       <w:color w:val="FF9900"/>
     </w:rPr>
   </w:style>
   <w:style w:customStyle="1" w:styleId="ColorFF9900BgE60000" w:type="character">
     <w:name w:val="ColorFF9900BgE60000"/>
+    <w:semiHidden/>
     <w:rPr>
       <w:color w:val="FF9900"/>
       <w:shd w:color="auto" w:fill="E60000" w:val="clear"/>
@@ -2989,6 +3060,7 @@
   </w:style>
   <w:style w:customStyle="1" w:styleId="ColorFF9900BgFF9900" w:type="character">
     <w:name w:val="ColorFF9900BgFF9900"/>
+    <w:semiHidden/>
     <w:rPr>
       <w:color w:val="FF9900"/>
       <w:shd w:color="auto" w:fill="FF9900" w:val="clear"/>
@@ -2996,6 +3068,7 @@
   </w:style>
   <w:style w:customStyle="1" w:styleId="ColorFF9900BgFFFF00" w:type="character">
     <w:name w:val="ColorFF9900BgFFFF00"/>
+    <w:semiHidden/>
     <w:rPr>
       <w:color w:val="FF9900"/>
       <w:shd w:color="auto" w:fill="FFFF00" w:val="clear"/>
@@ -3003,6 +3076,7 @@
   </w:style>
   <w:style w:customStyle="1" w:styleId="ColorFF9900Bg008A00" w:type="character">
     <w:name w:val="ColorFF9900Bg008A00"/>
+    <w:semiHidden/>
     <w:rPr>
       <w:color w:val="FF9900"/>
       <w:shd w:color="auto" w:fill="008A00" w:val="clear"/>
@@ -3010,6 +3084,7 @@
   </w:style>
   <w:style w:customStyle="1" w:styleId="ColorFF9900Bg0066CC" w:type="character">
     <w:name w:val="ColorFF9900Bg0066CC"/>
+    <w:semiHidden/>
     <w:rPr>
       <w:color w:val="FF9900"/>
       <w:shd w:color="auto" w:fill="0066CC" w:val="clear"/>
@@ -3017,6 +3092,7 @@
   </w:style>
   <w:style w:customStyle="1" w:styleId="ColorFF9900Bg9933FF" w:type="character">
     <w:name w:val="ColorFF9900Bg9933FF"/>
+    <w:semiHidden/>
     <w:rPr>
       <w:color w:val="FF9900"/>
       <w:shd w:color="auto" w:fill="9933FF" w:val="clear"/>
@@ -3024,6 +3100,7 @@
   </w:style>
   <w:style w:customStyle="1" w:styleId="ColorFF9900BgFFFFFF" w:type="character">
     <w:name w:val="ColorFF9900BgFFFFFF"/>
+    <w:semiHidden/>
     <w:rPr>
       <w:color w:val="FF9900"/>
       <w:shd w:color="auto" w:fill="FFFFFF" w:val="clear"/>
@@ -3031,6 +3108,7 @@
   </w:style>
   <w:style w:customStyle="1" w:styleId="ColorFF9900BgFACCCC" w:type="character">
     <w:name w:val="ColorFF9900BgFACCCC"/>
+    <w:semiHidden/>
     <w:rPr>
       <w:color w:val="FF9900"/>
       <w:shd w:color="auto" w:fill="FACCCC" w:val="clear"/>
@@ -3038,6 +3116,7 @@
   </w:style>
   <w:style w:customStyle="1" w:styleId="ColorFF9900BgFFEBCC" w:type="character">
     <w:name w:val="ColorFF9900BgFFEBCC"/>
+    <w:semiHidden/>
     <w:rPr>
       <w:color w:val="FF9900"/>
       <w:shd w:color="auto" w:fill="FFEBCC" w:val="clear"/>
@@ -3045,6 +3124,7 @@
   </w:style>
   <w:style w:customStyle="1" w:styleId="ColorFF9900BgFFFFCC" w:type="character">
     <w:name w:val="ColorFF9900BgFFFFCC"/>
+    <w:semiHidden/>
     <w:rPr>
       <w:color w:val="FF9900"/>
       <w:shd w:color="auto" w:fill="FFFFCC" w:val="clear"/>
@@ -3052,6 +3132,7 @@
   </w:style>
   <w:style w:customStyle="1" w:styleId="ColorFF9900BgCCE8CC" w:type="character">
     <w:name w:val="ColorFF9900BgCCE8CC"/>
+    <w:semiHidden/>
     <w:rPr>
       <w:color w:val="FF9900"/>
       <w:shd w:color="auto" w:fill="CCE8CC" w:val="clear"/>
@@ -3059,6 +3140,7 @@
   </w:style>
   <w:style w:customStyle="1" w:styleId="ColorFF9900BgCCE0F5" w:type="character">
     <w:name w:val="ColorFF9900BgCCE0F5"/>
+    <w:semiHidden/>
     <w:rPr>
       <w:color w:val="FF9900"/>
       <w:shd w:color="auto" w:fill="CCE0F5" w:val="clear"/>
@@ -3066,6 +3148,7 @@
   </w:style>
   <w:style w:customStyle="1" w:styleId="ColorFF9900BgEBD6FF" w:type="character">
     <w:name w:val="ColorFF9900BgEBD6FF"/>
+    <w:semiHidden/>
     <w:rPr>
       <w:color w:val="FF9900"/>
       <w:shd w:color="auto" w:fill="EBD6FF" w:val="clear"/>
@@ -3073,6 +3156,7 @@
   </w:style>
   <w:style w:customStyle="1" w:styleId="ColorFF9900BgBBBBBB" w:type="character">
     <w:name w:val="ColorFF9900BgBBBBBB"/>
+    <w:semiHidden/>
     <w:rPr>
       <w:color w:val="FF9900"/>
       <w:shd w:color="auto" w:fill="BBBBBB" w:val="clear"/>
@@ -3080,6 +3164,7 @@
   </w:style>
   <w:style w:customStyle="1" w:styleId="ColorFF9900BgF06666" w:type="character">
     <w:name w:val="ColorFF9900BgF06666"/>
+    <w:semiHidden/>
     <w:rPr>
       <w:color w:val="FF9900"/>
       <w:shd w:color="auto" w:fill="F06666" w:val="clear"/>
@@ -3087,6 +3172,7 @@
   </w:style>
   <w:style w:customStyle="1" w:styleId="ColorFF9900BgFFC266" w:type="character">
     <w:name w:val="ColorFF9900BgFFC266"/>
+    <w:semiHidden/>
     <w:rPr>
       <w:color w:val="FF9900"/>
       <w:shd w:color="auto" w:fill="FFC266" w:val="clear"/>
@@ -3094,6 +3180,7 @@
   </w:style>
   <w:style w:customStyle="1" w:styleId="ColorFF9900BgFFFF66" w:type="character">
     <w:name w:val="ColorFF9900BgFFFF66"/>
+    <w:semiHidden/>
     <w:rPr>
       <w:color w:val="FF9900"/>
       <w:shd w:color="auto" w:fill="FFFF66" w:val="clear"/>
@@ -3101,6 +3188,7 @@
   </w:style>
   <w:style w:customStyle="1" w:styleId="ColorFF9900Bg66B966" w:type="character">
     <w:name w:val="ColorFF9900Bg66B966"/>
+    <w:semiHidden/>
     <w:rPr>
       <w:color w:val="FF9900"/>
       <w:shd w:color="auto" w:fill="66B966" w:val="clear"/>
@@ -3108,6 +3196,7 @@
   </w:style>
   <w:style w:customStyle="1" w:styleId="ColorFF9900Bg66A3E0" w:type="character">
     <w:name w:val="ColorFF9900Bg66A3E0"/>
+    <w:semiHidden/>
     <w:rPr>
       <w:color w:val="FF9900"/>
       <w:shd w:color="auto" w:fill="66A3E0" w:val="clear"/>
@@ -3115,6 +3204,7 @@
   </w:style>
   <w:style w:customStyle="1" w:styleId="ColorFF9900BgC285FF" w:type="character">
     <w:name w:val="ColorFF9900BgC285FF"/>
+    <w:semiHidden/>
     <w:rPr>
       <w:color w:val="FF9900"/>
       <w:shd w:color="auto" w:fill="C285FF" w:val="clear"/>
@@ -3122,6 +3212,7 @@
   </w:style>
   <w:style w:customStyle="1" w:styleId="ColorFF9900Bg888888" w:type="character">
     <w:name w:val="ColorFF9900Bg888888"/>
+    <w:semiHidden/>
     <w:rPr>
       <w:color w:val="FF9900"/>
       <w:shd w:color="auto" w:fill="888888" w:val="clear"/>
@@ -3129,6 +3220,7 @@
   </w:style>
   <w:style w:customStyle="1" w:styleId="ColorFF9900BgA10000" w:type="character">
     <w:name w:val="ColorFF9900BgA10000"/>
+    <w:semiHidden/>
     <w:rPr>
       <w:color w:val="FF9900"/>
       <w:shd w:color="auto" w:fill="A10000" w:val="clear"/>
@@ -3136,6 +3228,7 @@
   </w:style>
   <w:style w:customStyle="1" w:styleId="ColorFF9900BgB26B00" w:type="character">
     <w:name w:val="ColorFF9900BgB26B00"/>
+    <w:semiHidden/>
     <w:rPr>
       <w:color w:val="FF9900"/>
       <w:shd w:color="auto" w:fill="B26B00" w:val="clear"/>
@@ -3143,6 +3236,7 @@
   </w:style>
   <w:style w:customStyle="1" w:styleId="ColorFF9900BgB2B200" w:type="character">
     <w:name w:val="ColorFF9900BgB2B200"/>
+    <w:semiHidden/>
     <w:rPr>
       <w:color w:val="FF9900"/>
       <w:shd w:color="auto" w:fill="B2B200" w:val="clear"/>
@@ -3150,6 +3244,7 @@
   </w:style>
   <w:style w:customStyle="1" w:styleId="ColorFF9900Bg006100" w:type="character">
     <w:name w:val="ColorFF9900Bg006100"/>
+    <w:semiHidden/>
     <w:rPr>
       <w:color w:val="FF9900"/>
       <w:shd w:color="auto" w:fill="006100" w:val="clear"/>
@@ -3157,6 +3252,7 @@
   </w:style>
   <w:style w:customStyle="1" w:styleId="ColorFF9900Bg0047B2" w:type="character">
     <w:name w:val="ColorFF9900Bg0047B2"/>
+    <w:semiHidden/>
     <w:rPr>
       <w:color w:val="FF9900"/>
       <w:shd w:color="auto" w:fill="0047B2" w:val="clear"/>
@@ -3164,6 +3260,7 @@
   </w:style>
   <w:style w:customStyle="1" w:styleId="ColorFF9900Bg6B24B2" w:type="character">
     <w:name w:val="ColorFF9900Bg6B24B2"/>
+    <w:semiHidden/>
     <w:rPr>
       <w:color w:val="FF9900"/>
       <w:shd w:color="auto" w:fill="6B24B2" w:val="clear"/>
@@ -3171,6 +3268,7 @@
   </w:style>
   <w:style w:customStyle="1" w:styleId="ColorFF9900Bg444444" w:type="character">
     <w:name w:val="ColorFF9900Bg444444"/>
+    <w:semiHidden/>
     <w:rPr>
       <w:color w:val="FF9900"/>
       <w:shd w:color="auto" w:fill="444444" w:val="clear"/>
@@ -3178,6 +3276,7 @@
   </w:style>
   <w:style w:customStyle="1" w:styleId="ColorFF9900Bg5C0000" w:type="character">
     <w:name w:val="ColorFF9900Bg5C0000"/>
+    <w:semiHidden/>
     <w:rPr>
       <w:color w:val="FF9900"/>
       <w:shd w:color="auto" w:fill="5C0000" w:val="clear"/>
@@ -3185,6 +3284,7 @@
   </w:style>
   <w:style w:customStyle="1" w:styleId="ColorFF9900Bg663D00" w:type="character">
     <w:name w:val="ColorFF9900Bg663D00"/>
+    <w:semiHidden/>
     <w:rPr>
       <w:color w:val="FF9900"/>
       <w:shd w:color="auto" w:fill="663D00" w:val="clear"/>
@@ -3192,6 +3292,7 @@
   </w:style>
   <w:style w:customStyle="1" w:styleId="ColorFF9900Bg666600" w:type="character">
     <w:name w:val="ColorFF9900Bg666600"/>
+    <w:semiHidden/>
     <w:rPr>
       <w:color w:val="FF9900"/>
       <w:shd w:color="auto" w:fill="666600" w:val="clear"/>
@@ -3199,6 +3300,7 @@
   </w:style>
   <w:style w:customStyle="1" w:styleId="ColorFF9900Bg003700" w:type="character">
     <w:name w:val="ColorFF9900Bg003700"/>
+    <w:semiHidden/>
     <w:rPr>
       <w:color w:val="FF9900"/>
       <w:shd w:color="auto" w:fill="003700" w:val="clear"/>
@@ -3206,6 +3308,7 @@
   </w:style>
   <w:style w:customStyle="1" w:styleId="ColorFF9900Bg002966" w:type="character">
     <w:name w:val="ColorFF9900Bg002966"/>
+    <w:semiHidden/>
     <w:rPr>
       <w:color w:val="FF9900"/>
       <w:shd w:color="auto" w:fill="002966" w:val="clear"/>
@@ -3213,6 +3316,7 @@
   </w:style>
   <w:style w:customStyle="1" w:styleId="ColorFF9900Bg3D1466" w:type="character">
     <w:name w:val="ColorFF9900Bg3D1466"/>
+    <w:semiHidden/>
     <w:rPr>
       <w:color w:val="FF9900"/>
       <w:shd w:color="auto" w:fill="3D1466" w:val="clear"/>
@@ -3220,12 +3324,14 @@
   </w:style>
   <w:style w:customStyle="1" w:styleId="ColorFFFF00" w:type="character">
     <w:name w:val="ColorFFFF00"/>
+    <w:semiHidden/>
     <w:rPr>
       <w:color w:val="FFFF00"/>
     </w:rPr>
   </w:style>
   <w:style w:customStyle="1" w:styleId="ColorFFFF00BgE60000" w:type="character">
     <w:name w:val="ColorFFFF00BgE60000"/>
+    <w:semiHidden/>
     <w:rPr>
       <w:color w:val="FFFF00"/>
       <w:shd w:color="auto" w:fill="E60000" w:val="clear"/>
@@ -3233,6 +3339,7 @@
   </w:style>
   <w:style w:customStyle="1" w:styleId="ColorFFFF00BgFF9900" w:type="character">
     <w:name w:val="ColorFFFF00BgFF9900"/>
+    <w:semiHidden/>
     <w:rPr>
       <w:color w:val="FFFF00"/>
       <w:shd w:color="auto" w:fill="FF9900" w:val="clear"/>
@@ -3240,6 +3347,7 @@
   </w:style>
   <w:style w:customStyle="1" w:styleId="ColorFFFF00BgFFFF00" w:type="character">
     <w:name w:val="ColorFFFF00BgFFFF00"/>
+    <w:semiHidden/>
     <w:rPr>
       <w:color w:val="FFFF00"/>
       <w:shd w:color="auto" w:fill="FFFF00" w:val="clear"/>
@@ -3247,6 +3355,7 @@
   </w:style>
   <w:style w:customStyle="1" w:styleId="ColorFFFF00Bg008A00" w:type="character">
     <w:name w:val="ColorFFFF00Bg008A00"/>
+    <w:semiHidden/>
     <w:rPr>
       <w:color w:val="FFFF00"/>
       <w:shd w:color="auto" w:fill="008A00" w:val="clear"/>
@@ -3254,6 +3363,7 @@
   </w:style>
   <w:style w:customStyle="1" w:styleId="ColorFFFF00Bg0066CC" w:type="character">
     <w:name w:val="ColorFFFF00Bg0066CC"/>
+    <w:semiHidden/>
     <w:rPr>
       <w:color w:val="FFFF00"/>
       <w:shd w:color="auto" w:fill="0066CC" w:val="clear"/>
@@ -3261,6 +3371,7 @@
   </w:style>
   <w:style w:customStyle="1" w:styleId="ColorFFFF00Bg9933FF" w:type="character">
     <w:name w:val="ColorFFFF00Bg9933FF"/>
+    <w:semiHidden/>
     <w:rPr>
       <w:color w:val="FFFF00"/>
       <w:shd w:color="auto" w:fill="9933FF" w:val="clear"/>
@@ -3268,6 +3379,7 @@
   </w:style>
   <w:style w:customStyle="1" w:styleId="ColorFFFF00BgFFFFFF" w:type="character">
     <w:name w:val="ColorFFFF00BgFFFFFF"/>
+    <w:semiHidden/>
     <w:rPr>
       <w:color w:val="FFFF00"/>
       <w:shd w:color="auto" w:fill="FFFFFF" w:val="clear"/>
@@ -3275,6 +3387,7 @@
   </w:style>
   <w:style w:customStyle="1" w:styleId="ColorFFFF00BgFACCCC" w:type="character">
     <w:name w:val="ColorFFFF00BgFACCCC"/>
+    <w:semiHidden/>
     <w:rPr>
       <w:color w:val="FFFF00"/>
       <w:shd w:color="auto" w:fill="FACCCC" w:val="clear"/>
@@ -3282,6 +3395,7 @@
   </w:style>
   <w:style w:customStyle="1" w:styleId="ColorFFFF00BgFFEBCC" w:type="character">
     <w:name w:val="ColorFFFF00BgFFEBCC"/>
+    <w:semiHidden/>
     <w:rPr>
       <w:color w:val="FFFF00"/>
       <w:shd w:color="auto" w:fill="FFEBCC" w:val="clear"/>
@@ -3289,6 +3403,7 @@
   </w:style>
   <w:style w:customStyle="1" w:styleId="ColorFFFF00BgFFFFCC" w:type="character">
     <w:name w:val="ColorFFFF00BgFFFFCC"/>
+    <w:semiHidden/>
     <w:rPr>
       <w:color w:val="FFFF00"/>
       <w:shd w:color="auto" w:fill="FFFFCC" w:val="clear"/>
@@ -3296,6 +3411,7 @@
   </w:style>
   <w:style w:customStyle="1" w:styleId="ColorFFFF00BgCCE8CC" w:type="character">
     <w:name w:val="ColorFFFF00BgCCE8CC"/>
+    <w:semiHidden/>
     <w:rPr>
       <w:color w:val="FFFF00"/>
       <w:shd w:color="auto" w:fill="CCE8CC" w:val="clear"/>
@@ -3303,6 +3419,7 @@
   </w:style>
   <w:style w:customStyle="1" w:styleId="ColorFFFF00BgCCE0F5" w:type="character">
     <w:name w:val="ColorFFFF00BgCCE0F5"/>
+    <w:semiHidden/>
     <w:rPr>
       <w:color w:val="FFFF00"/>
       <w:shd w:color="auto" w:fill="CCE0F5" w:val="clear"/>
@@ -3310,6 +3427,7 @@
   </w:style>
   <w:style w:customStyle="1" w:styleId="ColorFFFF00BgEBD6FF" w:type="character">
     <w:name w:val="ColorFFFF00BgEBD6FF"/>
+    <w:semiHidden/>
     <w:rPr>
       <w:color w:val="FFFF00"/>
       <w:shd w:color="auto" w:fill="EBD6FF" w:val="clear"/>
@@ -3317,6 +3435,7 @@
   </w:style>
   <w:style w:customStyle="1" w:styleId="ColorFFFF00BgBBBBBB" w:type="character">
     <w:name w:val="ColorFFFF00BgBBBBBB"/>
+    <w:semiHidden/>
     <w:rPr>
       <w:color w:val="FFFF00"/>
       <w:shd w:color="auto" w:fill="BBBBBB" w:val="clear"/>
@@ -3324,6 +3443,7 @@
   </w:style>
   <w:style w:customStyle="1" w:styleId="ColorFFFF00BgF06666" w:type="character">
     <w:name w:val="ColorFFFF00BgF06666"/>
+    <w:semiHidden/>
     <w:rPr>
       <w:color w:val="FFFF00"/>
       <w:shd w:color="auto" w:fill="F06666" w:val="clear"/>
@@ -3331,6 +3451,7 @@
   </w:style>
   <w:style w:customStyle="1" w:styleId="ColorFFFF00BgFFC266" w:type="character">
     <w:name w:val="ColorFFFF00BgFFC266"/>
+    <w:semiHidden/>
     <w:rPr>
       <w:color w:val="FFFF00"/>
       <w:shd w:color="auto" w:fill="FFC266" w:val="clear"/>
@@ -3338,6 +3459,7 @@
   </w:style>
   <w:style w:customStyle="1" w:styleId="ColorFFFF00BgFFFF66" w:type="character">
     <w:name w:val="ColorFFFF00BgFFFF66"/>
+    <w:semiHidden/>
     <w:rPr>
       <w:color w:val="FFFF00"/>
       <w:shd w:color="auto" w:fill="FFFF66" w:val="clear"/>
@@ -3345,6 +3467,7 @@
   </w:style>
   <w:style w:customStyle="1" w:styleId="ColorFFFF00Bg66B966" w:type="character">
     <w:name w:val="ColorFFFF00Bg66B966"/>
+    <w:semiHidden/>
     <w:rPr>
       <w:color w:val="FFFF00"/>
       <w:shd w:color="auto" w:fill="66B966" w:val="clear"/>
@@ -3352,6 +3475,7 @@
   </w:style>
   <w:style w:customStyle="1" w:styleId="ColorFFFF00Bg66A3E0" w:type="character">
     <w:name w:val="ColorFFFF00Bg66A3E0"/>
+    <w:semiHidden/>
     <w:rPr>
       <w:color w:val="FFFF00"/>
       <w:shd w:color="auto" w:fill="66A3E0" w:val="clear"/>
@@ -3359,6 +3483,7 @@
   </w:style>
   <w:style w:customStyle="1" w:styleId="ColorFFFF00BgC285FF" w:type="character">
     <w:name w:val="ColorFFFF00BgC285FF"/>
+    <w:semiHidden/>
     <w:rPr>
       <w:color w:val="FFFF00"/>
       <w:shd w:color="auto" w:fill="C285FF" w:val="clear"/>
@@ -3366,6 +3491,7 @@
   </w:style>
   <w:style w:customStyle="1" w:styleId="ColorFFFF00Bg888888" w:type="character">
     <w:name w:val="ColorFFFF00Bg888888"/>
+    <w:semiHidden/>
     <w:rPr>
       <w:color w:val="FFFF00"/>
       <w:shd w:color="auto" w:fill="888888" w:val="clear"/>
@@ -3373,6 +3499,7 @@
   </w:style>
   <w:style w:customStyle="1" w:styleId="ColorFFFF00BgA10000" w:type="character">
     <w:name w:val="ColorFFFF00BgA10000"/>
+    <w:semiHidden/>
     <w:rPr>
       <w:color w:val="FFFF00"/>
       <w:shd w:color="auto" w:fill="A10000" w:val="clear"/>
@@ -3380,6 +3507,7 @@
   </w:style>
   <w:style w:customStyle="1" w:styleId="ColorFFFF00BgB26B00" w:type="character">
     <w:name w:val="ColorFFFF00BgB26B00"/>
+    <w:semiHidden/>
     <w:rPr>
       <w:color w:val="FFFF00"/>
       <w:shd w:color="auto" w:fill="B26B00" w:val="clear"/>
@@ -3387,6 +3515,7 @@
   </w:style>
   <w:style w:customStyle="1" w:styleId="ColorFFFF00BgB2B200" w:type="character">
     <w:name w:val="ColorFFFF00BgB2B200"/>
+    <w:semiHidden/>
     <w:rPr>
       <w:color w:val="FFFF00"/>
       <w:shd w:color="auto" w:fill="B2B200" w:val="clear"/>
@@ -3394,6 +3523,7 @@
   </w:style>
   <w:style w:customStyle="1" w:styleId="ColorFFFF00Bg006100" w:type="character">
     <w:name w:val="ColorFFFF00Bg006100"/>
+    <w:semiHidden/>
     <w:rPr>
       <w:color w:val="FFFF00"/>
       <w:shd w:color="auto" w:fill="006100" w:val="clear"/>
@@ -3401,6 +3531,7 @@
   </w:style>
   <w:style w:customStyle="1" w:styleId="ColorFFFF00Bg0047B2" w:type="character">
     <w:name w:val="ColorFFFF00Bg0047B2"/>
+    <w:semiHidden/>
     <w:rPr>
       <w:color w:val="FFFF00"/>
       <w:shd w:color="auto" w:fill="0047B2" w:val="clear"/>
@@ -3408,6 +3539,7 @@
   </w:style>
   <w:style w:customStyle="1" w:styleId="ColorFFFF00Bg6B24B2" w:type="character">
     <w:name w:val="ColorFFFF00Bg6B24B2"/>
+    <w:semiHidden/>
     <w:rPr>
       <w:color w:val="FFFF00"/>
       <w:shd w:color="auto" w:fill="6B24B2" w:val="clear"/>
@@ -3415,6 +3547,7 @@
   </w:style>
   <w:style w:customStyle="1" w:styleId="ColorFFFF00Bg444444" w:type="character">
     <w:name w:val="ColorFFFF00Bg444444"/>
+    <w:semiHidden/>
     <w:rPr>
       <w:color w:val="FFFF00"/>
       <w:shd w:color="auto" w:fill="444444" w:val="clear"/>
@@ -3422,6 +3555,7 @@
   </w:style>
   <w:style w:customStyle="1" w:styleId="ColorFFFF00Bg5C0000" w:type="character">
     <w:name w:val="ColorFFFF00Bg5C0000"/>
+    <w:semiHidden/>
     <w:rPr>
       <w:color w:val="FFFF00"/>
       <w:shd w:color="auto" w:fill="5C0000" w:val="clear"/>
@@ -3429,6 +3563,7 @@
   </w:style>
   <w:style w:customStyle="1" w:styleId="ColorFFFF00Bg663D00" w:type="character">
     <w:name w:val="ColorFFFF00Bg663D00"/>
+    <w:semiHidden/>
     <w:rPr>
       <w:color w:val="FFFF00"/>
       <w:shd w:color="auto" w:fill="663D00" w:val="clear"/>
@@ -3436,6 +3571,7 @@
   </w:style>
   <w:style w:customStyle="1" w:styleId="ColorFFFF00Bg666600" w:type="character">
     <w:name w:val="ColorFFFF00Bg666600"/>
+    <w:semiHidden/>
     <w:rPr>
       <w:color w:val="FFFF00"/>
       <w:shd w:color="auto" w:fill="666600" w:val="clear"/>
@@ -3443,6 +3579,7 @@
   </w:style>
   <w:style w:customStyle="1" w:styleId="ColorFFFF00Bg003700" w:type="character">
     <w:name w:val="ColorFFFF00Bg003700"/>
+    <w:semiHidden/>
     <w:rPr>
       <w:color w:val="FFFF00"/>
       <w:shd w:color="auto" w:fill="003700" w:val="clear"/>
@@ -3450,6 +3587,7 @@
   </w:style>
   <w:style w:customStyle="1" w:styleId="ColorFFFF00Bg002966" w:type="character">
     <w:name w:val="ColorFFFF00Bg002966"/>
+    <w:semiHidden/>
     <w:rPr>
       <w:color w:val="FFFF00"/>
       <w:shd w:color="auto" w:fill="002966" w:val="clear"/>
@@ -3457,6 +3595,7 @@
   </w:style>
   <w:style w:customStyle="1" w:styleId="ColorFFFF00Bg3D1466" w:type="character">
     <w:name w:val="ColorFFFF00Bg3D1466"/>
+    <w:semiHidden/>
     <w:rPr>
       <w:color w:val="FFFF00"/>
       <w:shd w:color="auto" w:fill="3D1466" w:val="clear"/>
@@ -3464,12 +3603,14 @@
   </w:style>
   <w:style w:customStyle="1" w:styleId="Color008A00" w:type="character">
     <w:name w:val="Color008A00"/>
+    <w:semiHidden/>
     <w:rPr>
       <w:color w:val="008A00"/>
     </w:rPr>
   </w:style>
   <w:style w:customStyle="1" w:styleId="Color008A00BgE60000" w:type="character">
     <w:name w:val="Color008A00BgE60000"/>
+    <w:semiHidden/>
     <w:rPr>
       <w:color w:val="008A00"/>
       <w:shd w:color="auto" w:fill="E60000" w:val="clear"/>
@@ -3477,6 +3618,7 @@
   </w:style>
   <w:style w:customStyle="1" w:styleId="Color008A00BgFF9900" w:type="character">
     <w:name w:val="Color008A00BgFF9900"/>
+    <w:semiHidden/>
     <w:rPr>
       <w:color w:val="008A00"/>
       <w:shd w:color="auto" w:fill="FF9900" w:val="clear"/>
@@ -3484,6 +3626,7 @@
   </w:style>
   <w:style w:customStyle="1" w:styleId="Color008A00BgFFFF00" w:type="character">
     <w:name w:val="Color008A00BgFFFF00"/>
+    <w:semiHidden/>
     <w:rPr>
       <w:color w:val="008A00"/>
       <w:shd w:color="auto" w:fill="FFFF00" w:val="clear"/>
@@ -3491,6 +3634,7 @@
   </w:style>
   <w:style w:customStyle="1" w:styleId="Color008A00Bg008A00" w:type="character">
     <w:name w:val="Color008A00Bg008A00"/>
+    <w:semiHidden/>
     <w:rPr>
       <w:color w:val="008A00"/>
       <w:shd w:color="auto" w:fill="008A00" w:val="clear"/>
@@ -3498,6 +3642,7 @@
   </w:style>
   <w:style w:customStyle="1" w:styleId="Color008A00Bg0066CC" w:type="character">
     <w:name w:val="Color008A00Bg0066CC"/>
+    <w:semiHidden/>
     <w:rPr>
       <w:color w:val="008A00"/>
       <w:shd w:color="auto" w:fill="0066CC" w:val="clear"/>
@@ -3505,6 +3650,7 @@
   </w:style>
   <w:style w:customStyle="1" w:styleId="Color008A00Bg9933FF" w:type="character">
     <w:name w:val="Color008A00Bg9933FF"/>
+    <w:semiHidden/>
     <w:rPr>
       <w:color w:val="008A00"/>
       <w:shd w:color="auto" w:fill="9933FF" w:val="clear"/>
@@ -3512,6 +3658,7 @@
   </w:style>
   <w:style w:customStyle="1" w:styleId="Color008A00BgFFFFFF" w:type="character">
     <w:name w:val="Color008A00BgFFFFFF"/>
+    <w:semiHidden/>
     <w:rPr>
       <w:color w:val="008A00"/>
       <w:shd w:color="auto" w:fill="FFFFFF" w:val="clear"/>
@@ -3519,6 +3666,7 @@
   </w:style>
   <w:style w:customStyle="1" w:styleId="Color008A00BgFACCCC" w:type="character">
     <w:name w:val="Color008A00BgFACCCC"/>
+    <w:semiHidden/>
     <w:rPr>
       <w:color w:val="008A00"/>
       <w:shd w:color="auto" w:fill="FACCCC" w:val="clear"/>
@@ -3526,6 +3674,7 @@
   </w:style>
   <w:style w:customStyle="1" w:styleId="Color008A00BgFFEBCC" w:type="character">
     <w:name w:val="Color008A00BgFFEBCC"/>
+    <w:semiHidden/>
     <w:rPr>
       <w:color w:val="008A00"/>
       <w:shd w:color="auto" w:fill="FFEBCC" w:val="clear"/>
@@ -3533,6 +3682,7 @@
   </w:style>
   <w:style w:customStyle="1" w:styleId="Color008A00BgFFFFCC" w:type="character">
     <w:name w:val="Color008A00BgFFFFCC"/>
+    <w:semiHidden/>
     <w:rPr>
       <w:color w:val="008A00"/>
       <w:shd w:color="auto" w:fill="FFFFCC" w:val="clear"/>
@@ -3540,6 +3690,7 @@
   </w:style>
   <w:style w:customStyle="1" w:styleId="Color008A00BgCCE8CC" w:type="character">
     <w:name w:val="Color008A00BgCCE8CC"/>
+    <w:semiHidden/>
     <w:rPr>
       <w:color w:val="008A00"/>
       <w:shd w:color="auto" w:fill="CCE8CC" w:val="clear"/>
@@ -3547,6 +3698,7 @@
   </w:style>
   <w:style w:customStyle="1" w:styleId="Color008A00BgCCE0F5" w:type="character">
     <w:name w:val="Color008A00BgCCE0F5"/>
+    <w:semiHidden/>
     <w:rPr>
       <w:color w:val="008A00"/>
       <w:shd w:color="auto" w:fill="CCE0F5" w:val="clear"/>
@@ -3554,6 +3706,7 @@
   </w:style>
   <w:style w:customStyle="1" w:styleId="Color008A00BgEBD6FF" w:type="character">
     <w:name w:val="Color008A00BgEBD6FF"/>
+    <w:semiHidden/>
     <w:rPr>
       <w:color w:val="008A00"/>
       <w:shd w:color="auto" w:fill="EBD6FF" w:val="clear"/>
@@ -3561,6 +3714,7 @@
   </w:style>
   <w:style w:customStyle="1" w:styleId="Color008A00BgBBBBBB" w:type="character">
     <w:name w:val="Color008A00BgBBBBBB"/>
+    <w:semiHidden/>
     <w:rPr>
       <w:color w:val="008A00"/>
       <w:shd w:color="auto" w:fill="BBBBBB" w:val="clear"/>
@@ -3568,6 +3722,7 @@
   </w:style>
   <w:style w:customStyle="1" w:styleId="Color008A00BgF06666" w:type="character">
     <w:name w:val="Color008A00BgF06666"/>
+    <w:semiHidden/>
     <w:rPr>
       <w:color w:val="008A00"/>
       <w:shd w:color="auto" w:fill="F06666" w:val="clear"/>
@@ -3575,6 +3730,7 @@
   </w:style>
   <w:style w:customStyle="1" w:styleId="Color008A00BgFFC266" w:type="character">
     <w:name w:val="Color008A00BgFFC266"/>
+    <w:semiHidden/>
     <w:rPr>
       <w:color w:val="008A00"/>
       <w:shd w:color="auto" w:fill="FFC266" w:val="clear"/>
@@ -3582,6 +3738,7 @@
   </w:style>
   <w:style w:customStyle="1" w:styleId="Color008A00BgFFFF66" w:type="character">
     <w:name w:val="Color008A00BgFFFF66"/>
+    <w:semiHidden/>
     <w:rPr>
       <w:color w:val="008A00"/>
       <w:shd w:color="auto" w:fill="FFFF66" w:val="clear"/>
@@ -3589,6 +3746,7 @@
   </w:style>
   <w:style w:customStyle="1" w:styleId="Color008A00Bg66B966" w:type="character">
     <w:name w:val="Color008A00Bg66B966"/>
+    <w:semiHidden/>
     <w:rPr>
       <w:color w:val="008A00"/>
       <w:shd w:color="auto" w:fill="66B966" w:val="clear"/>
@@ -3596,6 +3754,7 @@
   </w:style>
   <w:style w:customStyle="1" w:styleId="Color008A00Bg66A3E0" w:type="character">
     <w:name w:val="Color008A00Bg66A3E0"/>
+    <w:semiHidden/>
     <w:rPr>
       <w:color w:val="008A00"/>
       <w:shd w:color="auto" w:fill="66A3E0" w:val="clear"/>
@@ -3603,6 +3762,7 @@
   </w:style>
   <w:style w:customStyle="1" w:styleId="Color008A00BgC285FF" w:type="character">
     <w:name w:val="Color008A00BgC285FF"/>
+    <w:semiHidden/>
     <w:rPr>
       <w:color w:val="008A00"/>
       <w:shd w:color="auto" w:fill="C285FF" w:val="clear"/>
@@ -3610,6 +3770,7 @@
   </w:style>
   <w:style w:customStyle="1" w:styleId="Color008A00Bg888888" w:type="character">
     <w:name w:val="Color008A00Bg888888"/>
+    <w:semiHidden/>
     <w:rPr>
       <w:color w:val="008A00"/>
       <w:shd w:color="auto" w:fill="888888" w:val="clear"/>
@@ -3617,6 +3778,7 @@
   </w:style>
   <w:style w:customStyle="1" w:styleId="Color008A00BgA10000" w:type="character">
     <w:name w:val="Color008A00BgA10000"/>
+    <w:semiHidden/>
     <w:rPr>
       <w:color w:val="008A00"/>
       <w:shd w:color="auto" w:fill="A10000" w:val="clear"/>
@@ -3624,6 +3786,7 @@
   </w:style>
   <w:style w:customStyle="1" w:styleId="Color008A00BgB26B00" w:type="character">
     <w:name w:val="Color008A00BgB26B00"/>
+    <w:semiHidden/>
     <w:rPr>
       <w:color w:val="008A00"/>
       <w:shd w:color="auto" w:fill="B26B00" w:val="clear"/>
@@ -3631,6 +3794,7 @@
   </w:style>
   <w:style w:customStyle="1" w:styleId="Color008A00BgB2B200" w:type="character">
     <w:name w:val="Color008A00BgB2B200"/>
+    <w:semiHidden/>
     <w:rPr>
       <w:color w:val="008A00"/>
       <w:shd w:color="auto" w:fill="B2B200" w:val="clear"/>
@@ -3638,6 +3802,7 @@
   </w:style>
   <w:style w:customStyle="1" w:styleId="Color008A00Bg006100" w:type="character">
     <w:name w:val="Color008A00Bg006100"/>
+    <w:semiHidden/>
     <w:rPr>
       <w:color w:val="008A00"/>
       <w:shd w:color="auto" w:fill="006100" w:val="clear"/>
@@ -3645,6 +3810,7 @@
   </w:style>
   <w:style w:customStyle="1" w:styleId="Color008A00Bg0047B2" w:type="character">
     <w:name w:val="Color008A00Bg0047B2"/>
+    <w:semiHidden/>
     <w:rPr>
       <w:color w:val="008A00"/>
       <w:shd w:color="auto" w:fill="0047B2" w:val="clear"/>
@@ -3652,6 +3818,7 @@
   </w:style>
   <w:style w:customStyle="1" w:styleId="Color008A00Bg6B24B2" w:type="character">
     <w:name w:val="Color008A00Bg6B24B2"/>
+    <w:semiHidden/>
     <w:rPr>
       <w:color w:val="008A00"/>
       <w:shd w:color="auto" w:fill="6B24B2" w:val="clear"/>
@@ -3659,6 +3826,7 @@
   </w:style>
   <w:style w:customStyle="1" w:styleId="Color008A00Bg444444" w:type="character">
     <w:name w:val="Color008A00Bg444444"/>
+    <w:semiHidden/>
     <w:rPr>
       <w:color w:val="008A00"/>
       <w:shd w:color="auto" w:fill="444444" w:val="clear"/>
@@ -3666,6 +3834,7 @@
   </w:style>
   <w:style w:customStyle="1" w:styleId="Color008A00Bg5C0000" w:type="character">
     <w:name w:val="Color008A00Bg5C0000"/>
+    <w:semiHidden/>
     <w:rPr>
       <w:color w:val="008A00"/>
       <w:shd w:color="auto" w:fill="5C0000" w:val="clear"/>
@@ -3673,6 +3842,7 @@
   </w:style>
   <w:style w:customStyle="1" w:styleId="Color008A00Bg663D00" w:type="character">
     <w:name w:val="Color008A00Bg663D00"/>
+    <w:semiHidden/>
     <w:rPr>
       <w:color w:val="008A00"/>
       <w:shd w:color="auto" w:fill="663D00" w:val="clear"/>
@@ -3680,6 +3850,7 @@
   </w:style>
   <w:style w:customStyle="1" w:styleId="Color008A00Bg666600" w:type="character">
     <w:name w:val="Color008A00Bg666600"/>
+    <w:semiHidden/>
     <w:rPr>
       <w:color w:val="008A00"/>
       <w:shd w:color="auto" w:fill="666600" w:val="clear"/>
@@ -3687,6 +3858,7 @@
   </w:style>
   <w:style w:customStyle="1" w:styleId="Color008A00Bg003700" w:type="character">
     <w:name w:val="Color008A00Bg003700"/>
+    <w:semiHidden/>
     <w:rPr>
       <w:color w:val="008A00"/>
       <w:shd w:color="auto" w:fill="003700" w:val="clear"/>
@@ -3694,6 +3866,7 @@
   </w:style>
   <w:style w:customStyle="1" w:styleId="Color008A00Bg002966" w:type="character">
     <w:name w:val="Color008A00Bg002966"/>
+    <w:semiHidden/>
     <w:rPr>
       <w:color w:val="008A00"/>
       <w:shd w:color="auto" w:fill="002966" w:val="clear"/>
@@ -3701,6 +3874,7 @@
   </w:style>
   <w:style w:customStyle="1" w:styleId="Color008A00Bg3D1466" w:type="character">
     <w:name w:val="Color008A00Bg3D1466"/>
+    <w:semiHidden/>
     <w:rPr>
       <w:color w:val="008A00"/>
       <w:shd w:color="auto" w:fill="3D1466" w:val="clear"/>
@@ -3708,12 +3882,14 @@
   </w:style>
   <w:style w:customStyle="1" w:styleId="Color0066CC" w:type="character">
     <w:name w:val="Color0066CC"/>
+    <w:semiHidden/>
     <w:rPr>
       <w:color w:val="0066CC"/>
     </w:rPr>
   </w:style>
   <w:style w:customStyle="1" w:styleId="Color0066CCBgE60000" w:type="character">
     <w:name w:val="Color0066CCBgE60000"/>
+    <w:semiHidden/>
     <w:rPr>
       <w:color w:val="0066CC"/>
       <w:shd w:color="auto" w:fill="E60000" w:val="clear"/>
@@ -3721,6 +3897,7 @@
   </w:style>
   <w:style w:customStyle="1" w:styleId="Color0066CCBgFF9900" w:type="character">
     <w:name w:val="Color0066CCBgFF9900"/>
+    <w:semiHidden/>
     <w:rPr>
       <w:color w:val="0066CC"/>
       <w:shd w:color="auto" w:fill="FF9900" w:val="clear"/>
@@ -3728,6 +3905,7 @@
   </w:style>
   <w:style w:customStyle="1" w:styleId="Color0066CCBgFFFF00" w:type="character">
     <w:name w:val="Color0066CCBgFFFF00"/>
+    <w:semiHidden/>
     <w:rPr>
       <w:color w:val="0066CC"/>
       <w:shd w:color="auto" w:fill="FFFF00" w:val="clear"/>
@@ -3735,6 +3913,7 @@
   </w:style>
   <w:style w:customStyle="1" w:styleId="Color0066CCBg008A00" w:type="character">
     <w:name w:val="Color0066CCBg008A00"/>
+    <w:semiHidden/>
     <w:rPr>
       <w:color w:val="0066CC"/>
       <w:shd w:color="auto" w:fill="008A00" w:val="clear"/>
@@ -3742,6 +3921,7 @@
   </w:style>
   <w:style w:customStyle="1" w:styleId="Color0066CCBg0066CC" w:type="character">
     <w:name w:val="Color0066CCBg0066CC"/>
+    <w:semiHidden/>
     <w:rPr>
       <w:color w:val="0066CC"/>
       <w:shd w:color="auto" w:fill="0066CC" w:val="clear"/>
@@ -3749,6 +3929,7 @@
   </w:style>
   <w:style w:customStyle="1" w:styleId="Color0066CCBg9933FF" w:type="character">
     <w:name w:val="Color0066CCBg9933FF"/>
+    <w:semiHidden/>
     <w:rPr>
       <w:color w:val="0066CC"/>
       <w:shd w:color="auto" w:fill="9933FF" w:val="clear"/>
@@ -3756,6 +3937,7 @@
   </w:style>
   <w:style w:customStyle="1" w:styleId="Color0066CCBgFFFFFF" w:type="character">
     <w:name w:val="Color0066CCBgFFFFFF"/>
+    <w:semiHidden/>
     <w:rPr>
       <w:color w:val="0066CC"/>
       <w:shd w:color="auto" w:fill="FFFFFF" w:val="clear"/>
@@ -3763,6 +3945,7 @@
   </w:style>
   <w:style w:customStyle="1" w:styleId="Color0066CCBgFACCCC" w:type="character">
     <w:name w:val="Color0066CCBgFACCCC"/>
+    <w:semiHidden/>
     <w:rPr>
       <w:color w:val="0066CC"/>
       <w:shd w:color="auto" w:fill="FACCCC" w:val="clear"/>
@@ -3770,6 +3953,7 @@
   </w:style>
   <w:style w:customStyle="1" w:styleId="Color0066CCBgFFEBCC" w:type="character">
     <w:name w:val="Color0066CCBgFFEBCC"/>
+    <w:semiHidden/>
     <w:rPr>
       <w:color w:val="0066CC"/>
       <w:shd w:color="auto" w:fill="FFEBCC" w:val="clear"/>
@@ -3777,6 +3961,7 @@
   </w:style>
   <w:style w:customStyle="1" w:styleId="Color0066CCBgFFFFCC" w:type="character">
     <w:name w:val="Color0066CCBgFFFFCC"/>
+    <w:semiHidden/>
     <w:rPr>
       <w:color w:val="0066CC"/>
       <w:shd w:color="auto" w:fill="FFFFCC" w:val="clear"/>
@@ -3784,6 +3969,7 @@
   </w:style>
   <w:style w:customStyle="1" w:styleId="Color0066CCBgCCE8CC" w:type="character">
     <w:name w:val="Color0066CCBgCCE8CC"/>
+    <w:semiHidden/>
     <w:rPr>
       <w:color w:val="0066CC"/>
       <w:shd w:color="auto" w:fill="CCE8CC" w:val="clear"/>
@@ -3791,6 +3977,7 @@
   </w:style>
   <w:style w:customStyle="1" w:styleId="Color0066CCBgCCE0F5" w:type="character">
     <w:name w:val="Color0066CCBgCCE0F5"/>
+    <w:semiHidden/>
     <w:rPr>
       <w:color w:val="0066CC"/>
       <w:shd w:color="auto" w:fill="CCE0F5" w:val="clear"/>
@@ -3798,6 +3985,7 @@
   </w:style>
   <w:style w:customStyle="1" w:styleId="Color0066CCBgEBD6FF" w:type="character">
     <w:name w:val="Color0066CCBgEBD6FF"/>
+    <w:semiHidden/>
     <w:rPr>
       <w:color w:val="0066CC"/>
       <w:shd w:color="auto" w:fill="EBD6FF" w:val="clear"/>
@@ -3805,6 +3993,7 @@
   </w:style>
   <w:style w:customStyle="1" w:styleId="Color0066CCBgBBBBBB" w:type="character">
     <w:name w:val="Color0066CCBgBBBBBB"/>
+    <w:semiHidden/>
     <w:rPr>
       <w:color w:val="0066CC"/>
       <w:shd w:color="auto" w:fill="BBBBBB" w:val="clear"/>
@@ -3812,6 +4001,7 @@
   </w:style>
   <w:style w:customStyle="1" w:styleId="Color0066CCBgF06666" w:type="character">
     <w:name w:val="Color0066CCBgF06666"/>
+    <w:semiHidden/>
     <w:rPr>
       <w:color w:val="0066CC"/>
       <w:shd w:color="auto" w:fill="F06666" w:val="clear"/>
@@ -3819,6 +4009,7 @@
   </w:style>
   <w:style w:customStyle="1" w:styleId="Color0066CCBgFFC266" w:type="character">
     <w:name w:val="Color0066CCBgFFC266"/>
+    <w:semiHidden/>
     <w:rPr>
       <w:color w:val="0066CC"/>
       <w:shd w:color="auto" w:fill="FFC266" w:val="clear"/>
@@ -3826,6 +4017,7 @@
   </w:style>
   <w:style w:customStyle="1" w:styleId="Color0066CCBgFFFF66" w:type="character">
     <w:name w:val="Color0066CCBgFFFF66"/>
+    <w:semiHidden/>
     <w:rPr>
       <w:color w:val="0066CC"/>
       <w:shd w:color="auto" w:fill="FFFF66" w:val="clear"/>
@@ -3833,6 +4025,7 @@
   </w:style>
   <w:style w:customStyle="1" w:styleId="Color0066CCBg66B966" w:type="character">
     <w:name w:val="Color0066CCBg66B966"/>
+    <w:semiHidden/>
     <w:rPr>
       <w:color w:val="0066CC"/>
       <w:shd w:color="auto" w:fill="66B966" w:val="clear"/>
@@ -3840,6 +4033,7 @@
   </w:style>
   <w:style w:customStyle="1" w:styleId="Color0066CCBg66A3E0" w:type="character">
     <w:name w:val="Color0066CCBg66A3E0"/>
+    <w:semiHidden/>
     <w:rPr>
       <w:color w:val="0066CC"/>
       <w:shd w:color="auto" w:fill="66A3E0" w:val="clear"/>
@@ -3847,6 +4041,7 @@
   </w:style>
   <w:style w:customStyle="1" w:styleId="Color0066CCBgC285FF" w:type="character">
     <w:name w:val="Color0066CCBgC285FF"/>
+    <w:semiHidden/>
     <w:rPr>
       <w:color w:val="0066CC"/>
       <w:shd w:color="auto" w:fill="C285FF" w:val="clear"/>
@@ -3854,6 +4049,7 @@
   </w:style>
   <w:style w:customStyle="1" w:styleId="Color0066CCBg888888" w:type="character">
     <w:name w:val="Color0066CCBg888888"/>
+    <w:semiHidden/>
     <w:rPr>
       <w:color w:val="0066CC"/>
       <w:shd w:color="auto" w:fill="888888" w:val="clear"/>
@@ -3861,6 +4057,7 @@
   </w:style>
   <w:style w:customStyle="1" w:styleId="Color0066CCBgA10000" w:type="character">
     <w:name w:val="Color0066CCBgA10000"/>
+    <w:semiHidden/>
     <w:rPr>
       <w:color w:val="0066CC"/>
       <w:shd w:color="auto" w:fill="A10000" w:val="clear"/>
@@ -3868,6 +4065,7 @@
   </w:style>
   <w:style w:customStyle="1" w:styleId="Color0066CCBgB26B00" w:type="character">
     <w:name w:val="Color0066CCBgB26B00"/>
+    <w:semiHidden/>
     <w:rPr>
       <w:color w:val="0066CC"/>
       <w:shd w:color="auto" w:fill="B26B00" w:val="clear"/>
@@ -3875,6 +4073,7 @@
   </w:style>
   <w:style w:customStyle="1" w:styleId="Color0066CCBgB2B200" w:type="character">
     <w:name w:val="Color0066CCBgB2B200"/>
+    <w:semiHidden/>
     <w:rPr>
       <w:color w:val="0066CC"/>
       <w:shd w:color="auto" w:fill="B2B200" w:val="clear"/>
@@ -3882,6 +4081,7 @@
   </w:style>
   <w:style w:customStyle="1" w:styleId="Color0066CCBg006100" w:type="character">
     <w:name w:val="Color0066CCBg006100"/>
+    <w:semiHidden/>
     <w:rPr>
       <w:color w:val="0066CC"/>
       <w:shd w:color="auto" w:fill="006100" w:val="clear"/>
@@ -3889,6 +4089,7 @@
   </w:style>
   <w:style w:customStyle="1" w:styleId="Color0066CCBg0047B2" w:type="character">
     <w:name w:val="Color0066CCBg0047B2"/>
+    <w:semiHidden/>
     <w:rPr>
       <w:color w:val="0066CC"/>
       <w:shd w:color="auto" w:fill="0047B2" w:val="clear"/>
@@ -3896,6 +4097,7 @@
   </w:style>
   <w:style w:customStyle="1" w:styleId="Color0066CCBg6B24B2" w:type="character">
     <w:name w:val="Color0066CCBg6B24B2"/>
+    <w:semiHidden/>
     <w:rPr>
       <w:color w:val="0066CC"/>
       <w:shd w:color="auto" w:fill="6B24B2" w:val="clear"/>
@@ -3903,6 +4105,7 @@
   </w:style>
   <w:style w:customStyle="1" w:styleId="Color0066CCBg444444" w:type="character">
     <w:name w:val="Color0066CCBg444444"/>
+    <w:semiHidden/>
     <w:rPr>
       <w:color w:val="0066CC"/>
       <w:shd w:color="auto" w:fill="444444" w:val="clear"/>
@@ -3910,6 +4113,7 @@
   </w:style>
   <w:style w:customStyle="1" w:styleId="Color0066CCBg5C0000" w:type="character">
     <w:name w:val="Color0066CCBg5C0000"/>
+    <w:semiHidden/>
     <w:rPr>
       <w:color w:val="0066CC"/>
       <w:shd w:color="auto" w:fill="5C0000" w:val="clear"/>
@@ -3917,6 +4121,7 @@
   </w:style>
   <w:style w:customStyle="1" w:styleId="Color0066CCBg663D00" w:type="character">
     <w:name w:val="Color0066CCBg663D00"/>
+    <w:semiHidden/>
     <w:rPr>
       <w:color w:val="0066CC"/>
       <w:shd w:color="auto" w:fill="663D00" w:val="clear"/>
@@ -3924,6 +4129,7 @@
   </w:style>
   <w:style w:customStyle="1" w:styleId="Color0066CCBg666600" w:type="character">
     <w:name w:val="Color0066CCBg666600"/>
+    <w:semiHidden/>
     <w:rPr>
       <w:color w:val="0066CC"/>
       <w:shd w:color="auto" w:fill="666600" w:val="clear"/>
@@ -3931,6 +4137,7 @@
   </w:style>
   <w:style w:customStyle="1" w:styleId="Color0066CCBg003700" w:type="character">
     <w:name w:val="Color0066CCBg003700"/>
+    <w:semiHidden/>
     <w:rPr>
       <w:color w:val="0066CC"/>
       <w:shd w:color="auto" w:fill="003700" w:val="clear"/>
@@ -3938,6 +4145,7 @@
   </w:style>
   <w:style w:customStyle="1" w:styleId="Color0066CCBg002966" w:type="character">
     <w:name w:val="Color0066CCBg002966"/>
+    <w:semiHidden/>
     <w:rPr>
       <w:color w:val="0066CC"/>
       <w:shd w:color="auto" w:fill="002966" w:val="clear"/>
@@ -3945,6 +4153,7 @@
   </w:style>
   <w:style w:customStyle="1" w:styleId="Color0066CCBg3D1466" w:type="character">
     <w:name w:val="Color0066CCBg3D1466"/>
+    <w:semiHidden/>
     <w:rPr>
       <w:color w:val="0066CC"/>
       <w:shd w:color="auto" w:fill="3D1466" w:val="clear"/>
@@ -3952,12 +4161,14 @@
   </w:style>
   <w:style w:customStyle="1" w:styleId="Color9933FF" w:type="character">
     <w:name w:val="Color9933FF"/>
+    <w:semiHidden/>
     <w:rPr>
       <w:color w:val="9933FF"/>
     </w:rPr>
   </w:style>
   <w:style w:customStyle="1" w:styleId="Color9933FFBgE60000" w:type="character">
     <w:name w:val="Color9933FFBgE60000"/>
+    <w:semiHidden/>
     <w:rPr>
       <w:color w:val="9933FF"/>
       <w:shd w:color="auto" w:fill="E60000" w:val="clear"/>
@@ -3965,6 +4176,7 @@
   </w:style>
   <w:style w:customStyle="1" w:styleId="Color9933FFBgFF9900" w:type="character">
     <w:name w:val="Color9933FFBgFF9900"/>
+    <w:semiHidden/>
     <w:rPr>
       <w:color w:val="9933FF"/>
       <w:shd w:color="auto" w:fill="FF9900" w:val="clear"/>
@@ -3972,6 +4184,7 @@
   </w:style>
   <w:style w:customStyle="1" w:styleId="Color9933FFBgFFFF00" w:type="character">
     <w:name w:val="Color9933FFBgFFFF00"/>
+    <w:semiHidden/>
     <w:rPr>
       <w:color w:val="9933FF"/>
       <w:shd w:color="auto" w:fill="FFFF00" w:val="clear"/>
@@ -3979,6 +4192,7 @@
   </w:style>
   <w:style w:customStyle="1" w:styleId="Color9933FFBg008A00" w:type="character">
     <w:name w:val="Color9933FFBg008A00"/>
+    <w:semiHidden/>
     <w:rPr>
       <w:color w:val="9933FF"/>
       <w:shd w:color="auto" w:fill="008A00" w:val="clear"/>
@@ -3986,6 +4200,7 @@
   </w:style>
   <w:style w:customStyle="1" w:styleId="Color9933FFBg0066CC" w:type="character">
     <w:name w:val="Color9933FFBg0066CC"/>
+    <w:semiHidden/>
     <w:rPr>
       <w:color w:val="9933FF"/>
       <w:shd w:color="auto" w:fill="0066CC" w:val="clear"/>
@@ -3993,6 +4208,7 @@
   </w:style>
   <w:style w:customStyle="1" w:styleId="Color9933FFBg9933FF" w:type="character">
     <w:name w:val="Color9933FFBg9933FF"/>
+    <w:semiHidden/>
     <w:rPr>
       <w:color w:val="9933FF"/>
       <w:shd w:color="auto" w:fill="9933FF" w:val="clear"/>
@@ -4000,6 +4216,7 @@
   </w:style>
   <w:style w:customStyle="1" w:styleId="Color9933FFBgFFFFFF" w:type="character">
     <w:name w:val="Color9933FFBgFFFFFF"/>
+    <w:semiHidden/>
     <w:rPr>
       <w:color w:val="9933FF"/>
       <w:shd w:color="auto" w:fill="FFFFFF" w:val="clear"/>
@@ -4007,6 +4224,7 @@
   </w:style>
   <w:style w:customStyle="1" w:styleId="Color9933FFBgFACCCC" w:type="character">
     <w:name w:val="Color9933FFBgFACCCC"/>
+    <w:semiHidden/>
     <w:rPr>
       <w:color w:val="9933FF"/>
       <w:shd w:color="auto" w:fill="FACCCC" w:val="clear"/>
@@ -4014,6 +4232,7 @@
   </w:style>
   <w:style w:customStyle="1" w:styleId="Color9933FFBgFFEBCC" w:type="character">
     <w:name w:val="Color9933FFBgFFEBCC"/>
+    <w:semiHidden/>
     <w:rPr>
       <w:color w:val="9933FF"/>
       <w:shd w:color="auto" w:fill="FFEBCC" w:val="clear"/>
@@ -4021,6 +4240,7 @@
   </w:style>
   <w:style w:customStyle="1" w:styleId="Color9933FFBgFFFFCC" w:type="character">
     <w:name w:val="Color9933FFBgFFFFCC"/>
+    <w:semiHidden/>
     <w:rPr>
       <w:color w:val="9933FF"/>
       <w:shd w:color="auto" w:fill="FFFFCC" w:val="clear"/>
@@ -4028,6 +4248,7 @@
   </w:style>
   <w:style w:customStyle="1" w:styleId="Color9933FFBgCCE8CC" w:type="character">
     <w:name w:val="Color9933FFBgCCE8CC"/>
+    <w:semiHidden/>
     <w:rPr>
       <w:color w:val="9933FF"/>
       <w:shd w:color="auto" w:fill="CCE8CC" w:val="clear"/>
@@ -4035,6 +4256,7 @@
   </w:style>
   <w:style w:customStyle="1" w:styleId="Color9933FFBgCCE0F5" w:type="character">
     <w:name w:val="Color9933FFBgCCE0F5"/>
+    <w:semiHidden/>
     <w:rPr>
       <w:color w:val="9933FF"/>
       <w:shd w:color="auto" w:fill="CCE0F5" w:val="clear"/>
@@ -4042,6 +4264,7 @@
   </w:style>
   <w:style w:customStyle="1" w:styleId="Color9933FFBgEBD6FF" w:type="character">
     <w:name w:val="Color9933FFBgEBD6FF"/>
+    <w:semiHidden/>
     <w:rPr>
       <w:color w:val="9933FF"/>
       <w:shd w:color="auto" w:fill="EBD6FF" w:val="clear"/>
@@ -4049,6 +4272,7 @@
   </w:style>
   <w:style w:customStyle="1" w:styleId="Color9933FFBgBBBBBB" w:type="character">
     <w:name w:val="Color9933FFBgBBBBBB"/>
+    <w:semiHidden/>
     <w:rPr>
       <w:color w:val="9933FF"/>
       <w:shd w:color="auto" w:fill="BBBBBB" w:val="clear"/>
@@ -4056,6 +4280,7 @@
   </w:style>
   <w:style w:customStyle="1" w:styleId="Color9933FFBgF06666" w:type="character">
     <w:name w:val="Color9933FFBgF06666"/>
+    <w:semiHidden/>
     <w:rPr>
       <w:color w:val="9933FF"/>
       <w:shd w:color="auto" w:fill="F06666" w:val="clear"/>
@@ -4063,6 +4288,7 @@
   </w:style>
   <w:style w:customStyle="1" w:styleId="Color9933FFBgFFC266" w:type="character">
     <w:name w:val="Color9933FFBgFFC266"/>
+    <w:semiHidden/>
     <w:rPr>
       <w:color w:val="9933FF"/>
       <w:shd w:color="auto" w:fill="FFC266" w:val="clear"/>
@@ -4070,6 +4296,7 @@
   </w:style>
   <w:style w:customStyle="1" w:styleId="Color9933FFBgFFFF66" w:type="character">
     <w:name w:val="Color9933FFBgFFFF66"/>
+    <w:semiHidden/>
     <w:rPr>
       <w:color w:val="9933FF"/>
       <w:shd w:color="auto" w:fill="FFFF66" w:val="clear"/>
@@ -4077,6 +4304,7 @@
   </w:style>
   <w:style w:customStyle="1" w:styleId="Color9933FFBg66B966" w:type="character">
     <w:name w:val="Color9933FFBg66B966"/>
+    <w:semiHidden/>
     <w:rPr>
       <w:color w:val="9933FF"/>
       <w:shd w:color="auto" w:fill="66B966" w:val="clear"/>
@@ -4084,6 +4312,7 @@
   </w:style>
   <w:style w:customStyle="1" w:styleId="Color9933FFBg66A3E0" w:type="character">
     <w:name w:val="Color9933FFBg66A3E0"/>
+    <w:semiHidden/>
     <w:rPr>
       <w:color w:val="9933FF"/>
       <w:shd w:color="auto" w:fill="66A3E0" w:val="clear"/>
@@ -4091,6 +4320,7 @@
   </w:style>
   <w:style w:customStyle="1" w:styleId="Color9933FFBgC285FF" w:type="character">
     <w:name w:val="Color9933FFBgC285FF"/>
+    <w:semiHidden/>
     <w:rPr>
       <w:color w:val="9933FF"/>
       <w:shd w:color="auto" w:fill="C285FF" w:val="clear"/>
@@ -4098,6 +4328,7 @@
   </w:style>
   <w:style w:customStyle="1" w:styleId="Color9933FFBg888888" w:type="character">
     <w:name w:val="Color9933FFBg888888"/>
+    <w:semiHidden/>
     <w:rPr>
       <w:color w:val="9933FF"/>
       <w:shd w:color="auto" w:fill="888888" w:val="clear"/>
@@ -4105,6 +4336,7 @@
   </w:style>
   <w:style w:customStyle="1" w:styleId="Color9933FFBgA10000" w:type="character">
     <w:name w:val="Color9933FFBgA10000"/>
+    <w:semiHidden/>
     <w:rPr>
       <w:color w:val="9933FF"/>
       <w:shd w:color="auto" w:fill="A10000" w:val="clear"/>
@@ -4112,6 +4344,7 @@
   </w:style>
   <w:style w:customStyle="1" w:styleId="Color9933FFBgB26B00" w:type="character">
     <w:name w:val="Color9933FFBgB26B00"/>
+    <w:semiHidden/>
     <w:rPr>
       <w:color w:val="9933FF"/>
       <w:shd w:color="auto" w:fill="B26B00" w:val="clear"/>
@@ -4119,6 +4352,7 @@
   </w:style>
   <w:style w:customStyle="1" w:styleId="Color9933FFBgB2B200" w:type="character">
     <w:name w:val="Color9933FFBgB2B200"/>
+    <w:semiHidden/>
     <w:rPr>
       <w:color w:val="9933FF"/>
       <w:shd w:color="auto" w:fill="B2B200" w:val="clear"/>
@@ -4126,6 +4360,7 @@
   </w:style>
   <w:style w:customStyle="1" w:styleId="Color9933FFBg006100" w:type="character">
     <w:name w:val="Color9933FFBg006100"/>
+    <w:semiHidden/>
     <w:rPr>
       <w:color w:val="9933FF"/>
       <w:shd w:color="auto" w:fill="006100" w:val="clear"/>
@@ -4133,6 +4368,7 @@
   </w:style>
   <w:style w:customStyle="1" w:styleId="Color9933FFBg0047B2" w:type="character">
     <w:name w:val="Color9933FFBg0047B2"/>
+    <w:semiHidden/>
     <w:rPr>
       <w:color w:val="9933FF"/>
       <w:shd w:color="auto" w:fill="0047B2" w:val="clear"/>
@@ -4140,6 +4376,7 @@
   </w:style>
   <w:style w:customStyle="1" w:styleId="Color9933FFBg6B24B2" w:type="character">
     <w:name w:val="Color9933FFBg6B24B2"/>
+    <w:semiHidden/>
     <w:rPr>
       <w:color w:val="9933FF"/>
       <w:shd w:color="auto" w:fill="6B24B2" w:val="clear"/>
@@ -4147,6 +4384,7 @@
   </w:style>
   <w:style w:customStyle="1" w:styleId="Color9933FFBg444444" w:type="character">
     <w:name w:val="Color9933FFBg444444"/>
+    <w:semiHidden/>
     <w:rPr>
       <w:color w:val="9933FF"/>
       <w:shd w:color="auto" w:fill="444444" w:val="clear"/>
@@ -4154,6 +4392,7 @@
   </w:style>
   <w:style w:customStyle="1" w:styleId="Color9933FFBg5C0000" w:type="character">
     <w:name w:val="Color9933FFBg5C0000"/>
+    <w:semiHidden/>
     <w:rPr>
       <w:color w:val="9933FF"/>
       <w:shd w:color="auto" w:fill="5C0000" w:val="clear"/>
@@ -4161,6 +4400,7 @@
   </w:style>
   <w:style w:customStyle="1" w:styleId="Color9933FFBg663D00" w:type="character">
     <w:name w:val="Color9933FFBg663D00"/>
+    <w:semiHidden/>
     <w:rPr>
       <w:color w:val="9933FF"/>
       <w:shd w:color="auto" w:fill="663D00" w:val="clear"/>
@@ -4168,6 +4408,7 @@
   </w:style>
   <w:style w:customStyle="1" w:styleId="Color9933FFBg666600" w:type="character">
     <w:name w:val="Color9933FFBg666600"/>
+    <w:semiHidden/>
     <w:rPr>
       <w:color w:val="9933FF"/>
       <w:shd w:color="auto" w:fill="666600" w:val="clear"/>
@@ -4175,6 +4416,7 @@
   </w:style>
   <w:style w:customStyle="1" w:styleId="Color9933FFBg003700" w:type="character">
     <w:name w:val="Color9933FFBg003700"/>
+    <w:semiHidden/>
     <w:rPr>
       <w:color w:val="9933FF"/>
       <w:shd w:color="auto" w:fill="003700" w:val="clear"/>
@@ -4182,6 +4424,7 @@
   </w:style>
   <w:style w:customStyle="1" w:styleId="Color9933FFBg002966" w:type="character">
     <w:name w:val="Color9933FFBg002966"/>
+    <w:semiHidden/>
     <w:rPr>
       <w:color w:val="9933FF"/>
       <w:shd w:color="auto" w:fill="002966" w:val="clear"/>
@@ -4189,6 +4432,7 @@
   </w:style>
   <w:style w:customStyle="1" w:styleId="Color9933FFBg3D1466" w:type="character">
     <w:name w:val="Color9933FFBg3D1466"/>
+    <w:semiHidden/>
     <w:rPr>
       <w:color w:val="9933FF"/>
       <w:shd w:color="auto" w:fill="3D1466" w:val="clear"/>
@@ -4196,12 +4440,14 @@
   </w:style>
   <w:style w:customStyle="1" w:styleId="ColorFFFFFF" w:type="character">
     <w:name w:val="ColorFFFFFF"/>
+    <w:semiHidden/>
     <w:rPr>
       <w:color w:val="FFFFFF"/>
     </w:rPr>
   </w:style>
   <w:style w:customStyle="1" w:styleId="ColorFFFFFFBgE60000" w:type="character">
     <w:name w:val="ColorFFFFFFBgE60000"/>
+    <w:semiHidden/>
     <w:rPr>
       <w:color w:val="FFFFFF"/>
       <w:shd w:color="auto" w:fill="E60000" w:val="clear"/>
@@ -4209,6 +4455,7 @@
   </w:style>
   <w:style w:customStyle="1" w:styleId="ColorFFFFFFBgFF9900" w:type="character">
     <w:name w:val="ColorFFFFFFBgFF9900"/>
+    <w:semiHidden/>
     <w:rPr>
       <w:color w:val="FFFFFF"/>
       <w:shd w:color="auto" w:fill="FF9900" w:val="clear"/>
@@ -4216,6 +4463,7 @@
   </w:style>
   <w:style w:customStyle="1" w:styleId="ColorFFFFFFBgFFFF00" w:type="character">
     <w:name w:val="ColorFFFFFFBgFFFF00"/>
+    <w:semiHidden/>
     <w:rPr>
       <w:color w:val="FFFFFF"/>
       <w:shd w:color="auto" w:fill="FFFF00" w:val="clear"/>
@@ -4223,6 +4471,7 @@
   </w:style>
   <w:style w:customStyle="1" w:styleId="ColorFFFFFFBg008A00" w:type="character">
     <w:name w:val="ColorFFFFFFBg008A00"/>
+    <w:semiHidden/>
     <w:rPr>
       <w:color w:val="FFFFFF"/>
       <w:shd w:color="auto" w:fill="008A00" w:val="clear"/>
@@ -4230,6 +4479,7 @@
   </w:style>
   <w:style w:customStyle="1" w:styleId="ColorFFFFFFBg0066CC" w:type="character">
     <w:name w:val="ColorFFFFFFBg0066CC"/>
+    <w:semiHidden/>
     <w:rPr>
       <w:color w:val="FFFFFF"/>
       <w:shd w:color="auto" w:fill="0066CC" w:val="clear"/>
@@ -4237,6 +4487,7 @@
   </w:style>
   <w:style w:customStyle="1" w:styleId="ColorFFFFFFBg9933FF" w:type="character">
     <w:name w:val="ColorFFFFFFBg9933FF"/>
+    <w:semiHidden/>
     <w:rPr>
       <w:color w:val="FFFFFF"/>
       <w:shd w:color="auto" w:fill="9933FF" w:val="clear"/>
@@ -4244,6 +4495,7 @@
   </w:style>
   <w:style w:customStyle="1" w:styleId="ColorFFFFFFBgFFFFFF" w:type="character">
     <w:name w:val="ColorFFFFFFBgFFFFFF"/>
+    <w:semiHidden/>
     <w:rPr>
       <w:color w:val="FFFFFF"/>
       <w:shd w:color="auto" w:fill="FFFFFF" w:val="clear"/>
@@ -4251,6 +4503,7 @@
   </w:style>
   <w:style w:customStyle="1" w:styleId="ColorFFFFFFBgFACCCC" w:type="character">
     <w:name w:val="ColorFFFFFFBgFACCCC"/>
+    <w:semiHidden/>
     <w:rPr>
       <w:color w:val="FFFFFF"/>
       <w:shd w:color="auto" w:fill="FACCCC" w:val="clear"/>
@@ -4258,6 +4511,7 @@
   </w:style>
   <w:style w:customStyle="1" w:styleId="ColorFFFFFFBgFFEBCC" w:type="character">
     <w:name w:val="ColorFFFFFFBgFFEBCC"/>
+    <w:semiHidden/>
     <w:rPr>
       <w:color w:val="FFFFFF"/>
       <w:shd w:color="auto" w:fill="FFEBCC" w:val="clear"/>
@@ -4265,6 +4519,7 @@
   </w:style>
   <w:style w:customStyle="1" w:styleId="ColorFFFFFFBgFFFFCC" w:type="character">
     <w:name w:val="ColorFFFFFFBgFFFFCC"/>
+    <w:semiHidden/>
     <w:rPr>
       <w:color w:val="FFFFFF"/>
       <w:shd w:color="auto" w:fill="FFFFCC" w:val="clear"/>
@@ -4272,6 +4527,7 @@
   </w:style>
   <w:style w:customStyle="1" w:styleId="ColorFFFFFFBgCCE8CC" w:type="character">
     <w:name w:val="ColorFFFFFFBgCCE8CC"/>
+    <w:semiHidden/>
     <w:rPr>
       <w:color w:val="FFFFFF"/>
       <w:shd w:color="auto" w:fill="CCE8CC" w:val="clear"/>
@@ -4279,6 +4535,7 @@
   </w:style>
   <w:style w:customStyle="1" w:styleId="ColorFFFFFFBgCCE0F5" w:type="character">
     <w:name w:val="ColorFFFFFFBgCCE0F5"/>
+    <w:semiHidden/>
     <w:rPr>
       <w:color w:val="FFFFFF"/>
       <w:shd w:color="auto" w:fill="CCE0F5" w:val="clear"/>
@@ -4286,6 +4543,7 @@
   </w:style>
   <w:style w:customStyle="1" w:styleId="ColorFFFFFFBgEBD6FF" w:type="character">
     <w:name w:val="ColorFFFFFFBgEBD6FF"/>
+    <w:semiHidden/>
     <w:rPr>
       <w:color w:val="FFFFFF"/>
       <w:shd w:color="auto" w:fill="EBD6FF" w:val="clear"/>
@@ -4293,6 +4551,7 @@
   </w:style>
   <w:style w:customStyle="1" w:styleId="ColorFFFFFFBgBBBBBB" w:type="character">
     <w:name w:val="ColorFFFFFFBgBBBBBB"/>
+    <w:semiHidden/>
     <w:rPr>
       <w:color w:val="FFFFFF"/>
       <w:shd w:color="auto" w:fill="BBBBBB" w:val="clear"/>
@@ -4300,6 +4559,7 @@
   </w:style>
   <w:style w:customStyle="1" w:styleId="ColorFFFFFFBgF06666" w:type="character">
     <w:name w:val="ColorFFFFFFBgF06666"/>
+    <w:semiHidden/>
     <w:rPr>
       <w:color w:val="FFFFFF"/>
       <w:shd w:color="auto" w:fill="F06666" w:val="clear"/>
@@ -4307,6 +4567,7 @@
   </w:style>
   <w:style w:customStyle="1" w:styleId="ColorFFFFFFBgFFC266" w:type="character">
     <w:name w:val="ColorFFFFFFBgFFC266"/>
+    <w:semiHidden/>
     <w:rPr>
       <w:color w:val="FFFFFF"/>
       <w:shd w:color="auto" w:fill="FFC266" w:val="clear"/>
@@ -4314,6 +4575,7 @@
   </w:style>
   <w:style w:customStyle="1" w:styleId="ColorFFFFFFBgFFFF66" w:type="character">
     <w:name w:val="ColorFFFFFFBgFFFF66"/>
+    <w:semiHidden/>
     <w:rPr>
       <w:color w:val="FFFFFF"/>
       <w:shd w:color="auto" w:fill="FFFF66" w:val="clear"/>
@@ -4321,6 +4583,7 @@
   </w:style>
   <w:style w:customStyle="1" w:styleId="ColorFFFFFFBg66B966" w:type="character">
     <w:name w:val="ColorFFFFFFBg66B966"/>
+    <w:semiHidden/>
     <w:rPr>
       <w:color w:val="FFFFFF"/>
       <w:shd w:color="auto" w:fill="66B966" w:val="clear"/>
@@ -4328,6 +4591,7 @@
   </w:style>
   <w:style w:customStyle="1" w:styleId="ColorFFFFFFBg66A3E0" w:type="character">
     <w:name w:val="ColorFFFFFFBg66A3E0"/>
+    <w:semiHidden/>
     <w:rPr>
       <w:color w:val="FFFFFF"/>
       <w:shd w:color="auto" w:fill="66A3E0" w:val="clear"/>
@@ -4335,6 +4599,7 @@
   </w:style>
   <w:style w:customStyle="1" w:styleId="ColorFFFFFFBgC285FF" w:type="character">
     <w:name w:val="ColorFFFFFFBgC285FF"/>
+    <w:semiHidden/>
     <w:rPr>
       <w:color w:val="FFFFFF"/>
       <w:shd w:color="auto" w:fill="C285FF" w:val="clear"/>
@@ -4342,6 +4607,7 @@
   </w:style>
   <w:style w:customStyle="1" w:styleId="ColorFFFFFFBg888888" w:type="character">
     <w:name w:val="ColorFFFFFFBg888888"/>
+    <w:semiHidden/>
     <w:rPr>
       <w:color w:val="FFFFFF"/>
       <w:shd w:color="auto" w:fill="888888" w:val="clear"/>
@@ -4349,6 +4615,7 @@
   </w:style>
   <w:style w:customStyle="1" w:styleId="ColorFFFFFFBgA10000" w:type="character">
     <w:name w:val="ColorFFFFFFBgA10000"/>
+    <w:semiHidden/>
     <w:rPr>
       <w:color w:val="FFFFFF"/>
       <w:shd w:color="auto" w:fill="A10000" w:val="clear"/>
@@ -4356,6 +4623,7 @@
   </w:style>
   <w:style w:customStyle="1" w:styleId="ColorFFFFFFBgB26B00" w:type="character">
     <w:name w:val="ColorFFFFFFBgB26B00"/>
+    <w:semiHidden/>
     <w:rPr>
       <w:color w:val="FFFFFF"/>
       <w:shd w:color="auto" w:fill="B26B00" w:val="clear"/>
@@ -4363,6 +4631,7 @@
   </w:style>
   <w:style w:customStyle="1" w:styleId="ColorFFFFFFBgB2B200" w:type="character">
     <w:name w:val="ColorFFFFFFBgB2B200"/>
+    <w:semiHidden/>
     <w:rPr>
       <w:color w:val="FFFFFF"/>
       <w:shd w:color="auto" w:fill="B2B200" w:val="clear"/>
@@ -4370,6 +4639,7 @@
   </w:style>
   <w:style w:customStyle="1" w:styleId="ColorFFFFFFBg006100" w:type="character">
     <w:name w:val="ColorFFFFFFBg006100"/>
+    <w:semiHidden/>
     <w:rPr>
       <w:color w:val="FFFFFF"/>
       <w:shd w:color="auto" w:fill="006100" w:val="clear"/>
@@ -4377,6 +4647,7 @@
   </w:style>
   <w:style w:customStyle="1" w:styleId="ColorFFFFFFBg0047B2" w:type="character">
     <w:name w:val="ColorFFFFFFBg0047B2"/>
+    <w:semiHidden/>
     <w:rPr>
       <w:color w:val="FFFFFF"/>
       <w:shd w:color="auto" w:fill="0047B2" w:val="clear"/>
@@ -4384,6 +4655,7 @@
   </w:style>
   <w:style w:customStyle="1" w:styleId="ColorFFFFFFBg6B24B2" w:type="character">
     <w:name w:val="ColorFFFFFFBg6B24B2"/>
+    <w:semiHidden/>
     <w:rPr>
       <w:color w:val="FFFFFF"/>
       <w:shd w:color="auto" w:fill="6B24B2" w:val="clear"/>
@@ -4391,6 +4663,7 @@
   </w:style>
   <w:style w:customStyle="1" w:styleId="ColorFFFFFFBg444444" w:type="character">
     <w:name w:val="ColorFFFFFFBg444444"/>
+    <w:semiHidden/>
     <w:rPr>
       <w:color w:val="FFFFFF"/>
       <w:shd w:color="auto" w:fill="444444" w:val="clear"/>
@@ -4398,6 +4671,7 @@
   </w:style>
   <w:style w:customStyle="1" w:styleId="ColorFFFFFFBg5C0000" w:type="character">
     <w:name w:val="ColorFFFFFFBg5C0000"/>
+    <w:semiHidden/>
     <w:rPr>
       <w:color w:val="FFFFFF"/>
       <w:shd w:color="auto" w:fill="5C0000" w:val="clear"/>
@@ -4405,6 +4679,7 @@
   </w:style>
   <w:style w:customStyle="1" w:styleId="ColorFFFFFFBg663D00" w:type="character">
     <w:name w:val="ColorFFFFFFBg663D00"/>
+    <w:semiHidden/>
     <w:rPr>
       <w:color w:val="FFFFFF"/>
       <w:shd w:color="auto" w:fill="663D00" w:val="clear"/>
@@ -4412,6 +4687,7 @@
   </w:style>
   <w:style w:customStyle="1" w:styleId="ColorFFFFFFBg666600" w:type="character">
     <w:name w:val="ColorFFFFFFBg666600"/>
+    <w:semiHidden/>
     <w:rPr>
       <w:color w:val="FFFFFF"/>
       <w:shd w:color="auto" w:fill="666600" w:val="clear"/>
@@ -4419,6 +4695,7 @@
   </w:style>
   <w:style w:customStyle="1" w:styleId="ColorFFFFFFBg003700" w:type="character">
     <w:name w:val="ColorFFFFFFBg003700"/>
+    <w:semiHidden/>
     <w:rPr>
       <w:color w:val="FFFFFF"/>
       <w:shd w:color="auto" w:fill="003700" w:val="clear"/>
@@ -4426,6 +4703,7 @@
   </w:style>
   <w:style w:customStyle="1" w:styleId="ColorFFFFFFBg002966" w:type="character">
     <w:name w:val="ColorFFFFFFBg002966"/>
+    <w:semiHidden/>
     <w:rPr>
       <w:color w:val="FFFFFF"/>
       <w:shd w:color="auto" w:fill="002966" w:val="clear"/>
@@ -4433,6 +4711,7 @@
   </w:style>
   <w:style w:customStyle="1" w:styleId="ColorFFFFFFBg3D1466" w:type="character">
     <w:name w:val="ColorFFFFFFBg3D1466"/>
+    <w:semiHidden/>
     <w:rPr>
       <w:color w:val="FFFFFF"/>
       <w:shd w:color="auto" w:fill="3D1466" w:val="clear"/>
@@ -4440,12 +4719,14 @@
   </w:style>
   <w:style w:customStyle="1" w:styleId="ColorFACCCC" w:type="character">
     <w:name w:val="ColorFACCCC"/>
+    <w:semiHidden/>
     <w:rPr>
       <w:color w:val="FACCCC"/>
     </w:rPr>
   </w:style>
   <w:style w:customStyle="1" w:styleId="ColorFACCCCBgE60000" w:type="character">
     <w:name w:val="ColorFACCCCBgE60000"/>
+    <w:semiHidden/>
     <w:rPr>
       <w:color w:val="FACCCC"/>
       <w:shd w:color="auto" w:fill="E60000" w:val="clear"/>
@@ -4453,6 +4734,7 @@
   </w:style>
   <w:style w:customStyle="1" w:styleId="ColorFACCCCBgFF9900" w:type="character">
     <w:name w:val="ColorFACCCCBgFF9900"/>
+    <w:semiHidden/>
     <w:rPr>
       <w:color w:val="FACCCC"/>
       <w:shd w:color="auto" w:fill="FF9900" w:val="clear"/>
@@ -4460,6 +4742,7 @@
   </w:style>
   <w:style w:customStyle="1" w:styleId="ColorFACCCCBgFFFF00" w:type="character">
     <w:name w:val="ColorFACCCCBgFFFF00"/>
+    <w:semiHidden/>
     <w:rPr>
       <w:color w:val="FACCCC"/>
       <w:shd w:color="auto" w:fill="FFFF00" w:val="clear"/>
@@ -4467,6 +4750,7 @@
   </w:style>
   <w:style w:customStyle="1" w:styleId="ColorFACCCCBg008A00" w:type="character">
     <w:name w:val="ColorFACCCCBg008A00"/>
+    <w:semiHidden/>
     <w:rPr>
       <w:color w:val="FACCCC"/>
       <w:shd w:color="auto" w:fill="008A00" w:val="clear"/>
@@ -4474,6 +4758,7 @@
   </w:style>
   <w:style w:customStyle="1" w:styleId="ColorFACCCCBg0066CC" w:type="character">
     <w:name w:val="ColorFACCCCBg0066CC"/>
+    <w:semiHidden/>
     <w:rPr>
       <w:color w:val="FACCCC"/>
       <w:shd w:color="auto" w:fill="0066CC" w:val="clear"/>
@@ -4481,6 +4766,7 @@
   </w:style>
   <w:style w:customStyle="1" w:styleId="ColorFACCCCBg9933FF" w:type="character">
     <w:name w:val="ColorFACCCCBg9933FF"/>
+    <w:semiHidden/>
     <w:rPr>
       <w:color w:val="FACCCC"/>
       <w:shd w:color="auto" w:fill="9933FF" w:val="clear"/>
@@ -4488,6 +4774,7 @@
   </w:style>
   <w:style w:customStyle="1" w:styleId="ColorFACCCCBgFFFFFF" w:type="character">
     <w:name w:val="ColorFACCCCBgFFFFFF"/>
+    <w:semiHidden/>
     <w:rPr>
       <w:color w:val="FACCCC"/>
       <w:shd w:color="auto" w:fill="FFFFFF" w:val="clear"/>
@@ -4495,6 +4782,7 @@
   </w:style>
   <w:style w:customStyle="1" w:styleId="ColorFACCCCBgFACCCC" w:type="character">
     <w:name w:val="ColorFACCCCBgFACCCC"/>
+    <w:semiHidden/>
     <w:rPr>
       <w:color w:val="FACCCC"/>
       <w:shd w:color="auto" w:fill="FACCCC" w:val="clear"/>
@@ -4502,6 +4790,7 @@
   </w:style>
   <w:style w:customStyle="1" w:styleId="ColorFACCCCBgFFEBCC" w:type="character">
     <w:name w:val="ColorFACCCCBgFFEBCC"/>
+    <w:semiHidden/>
     <w:rPr>
       <w:color w:val="FACCCC"/>
       <w:shd w:color="auto" w:fill="FFEBCC" w:val="clear"/>
@@ -4509,6 +4798,7 @@
   </w:style>
   <w:style w:customStyle="1" w:styleId="ColorFACCCCBgFFFFCC" w:type="character">
     <w:name w:val="ColorFACCCCBgFFFFCC"/>
+    <w:semiHidden/>
     <w:rPr>
       <w:color w:val="FACCCC"/>
       <w:shd w:color="auto" w:fill="FFFFCC" w:val="clear"/>
@@ -4516,6 +4806,7 @@
   </w:style>
   <w:style w:customStyle="1" w:styleId="ColorFACCCCBgCCE8CC" w:type="character">
     <w:name w:val="ColorFACCCCBgCCE8CC"/>
+    <w:semiHidden/>
     <w:rPr>
       <w:color w:val="FACCCC"/>
       <w:shd w:color="auto" w:fill="CCE8CC" w:val="clear"/>
@@ -4523,6 +4814,7 @@
   </w:style>
   <w:style w:customStyle="1" w:styleId="ColorFACCCCBgCCE0F5" w:type="character">
     <w:name w:val="ColorFACCCCBgCCE0F5"/>
+    <w:semiHidden/>
     <w:rPr>
       <w:color w:val="FACCCC"/>
       <w:shd w:color="auto" w:fill="CCE0F5" w:val="clear"/>
@@ -4530,6 +4822,7 @@
   </w:style>
   <w:style w:customStyle="1" w:styleId="ColorFACCCCBgEBD6FF" w:type="character">
     <w:name w:val="ColorFACCCCBgEBD6FF"/>
+    <w:semiHidden/>
     <w:rPr>
       <w:color w:val="FACCCC"/>
       <w:shd w:color="auto" w:fill="EBD6FF" w:val="clear"/>
@@ -4537,6 +4830,7 @@
   </w:style>
   <w:style w:customStyle="1" w:styleId="ColorFACCCCBgBBBBBB" w:type="character">
     <w:name w:val="ColorFACCCCBgBBBBBB"/>
+    <w:semiHidden/>
     <w:rPr>
       <w:color w:val="FACCCC"/>
       <w:shd w:color="auto" w:fill="BBBBBB" w:val="clear"/>
@@ -4544,6 +4838,7 @@
   </w:style>
   <w:style w:customStyle="1" w:styleId="ColorFACCCCBgF06666" w:type="character">
     <w:name w:val="ColorFACCCCBgF06666"/>
+    <w:semiHidden/>
     <w:rPr>
       <w:color w:val="FACCCC"/>
       <w:shd w:color="auto" w:fill="F06666" w:val="clear"/>
@@ -4551,6 +4846,7 @@
   </w:style>
   <w:style w:customStyle="1" w:styleId="ColorFACCCCBgFFC266" w:type="character">
     <w:name w:val="ColorFACCCCBgFFC266"/>
+    <w:semiHidden/>
     <w:rPr>
       <w:color w:val="FACCCC"/>
       <w:shd w:color="auto" w:fill="FFC266" w:val="clear"/>
@@ -4558,6 +4854,7 @@
   </w:style>
   <w:style w:customStyle="1" w:styleId="ColorFACCCCBgFFFF66" w:type="character">
     <w:name w:val="ColorFACCCCBgFFFF66"/>
+    <w:semiHidden/>
     <w:rPr>
       <w:color w:val="FACCCC"/>
       <w:shd w:color="auto" w:fill="FFFF66" w:val="clear"/>
@@ -4565,6 +4862,7 @@
   </w:style>
   <w:style w:customStyle="1" w:styleId="ColorFACCCCBg66B966" w:type="character">
     <w:name w:val="ColorFACCCCBg66B966"/>
+    <w:semiHidden/>
     <w:rPr>
       <w:color w:val="FACCCC"/>
       <w:shd w:color="auto" w:fill="66B966" w:val="clear"/>
@@ -4572,6 +4870,7 @@
   </w:style>
   <w:style w:customStyle="1" w:styleId="ColorFACCCCBg66A3E0" w:type="character">
     <w:name w:val="ColorFACCCCBg66A3E0"/>
+    <w:semiHidden/>
     <w:rPr>
       <w:color w:val="FACCCC"/>
       <w:shd w:color="auto" w:fill="66A3E0" w:val="clear"/>
@@ -4579,6 +4878,7 @@
   </w:style>
   <w:style w:customStyle="1" w:styleId="ColorFACCCCBgC285FF" w:type="character">
     <w:name w:val="ColorFACCCCBgC285FF"/>
+    <w:semiHidden/>
     <w:rPr>
       <w:color w:val="FACCCC"/>
       <w:shd w:color="auto" w:fill="C285FF" w:val="clear"/>
@@ -4586,6 +4886,7 @@
   </w:style>
   <w:style w:customStyle="1" w:styleId="ColorFACCCCBg888888" w:type="character">
     <w:name w:val="ColorFACCCCBg888888"/>
+    <w:semiHidden/>
     <w:rPr>
       <w:color w:val="FACCCC"/>
       <w:shd w:color="auto" w:fill="888888" w:val="clear"/>
@@ -4593,6 +4894,7 @@
   </w:style>
   <w:style w:customStyle="1" w:styleId="ColorFACCCCBgA10000" w:type="character">
     <w:name w:val="ColorFACCCCBgA10000"/>
+    <w:semiHidden/>
     <w:rPr>
       <w:color w:val="FACCCC"/>
       <w:shd w:color="auto" w:fill="A10000" w:val="clear"/>
@@ -4600,6 +4902,7 @@
   </w:style>
   <w:style w:customStyle="1" w:styleId="ColorFACCCCBgB26B00" w:type="character">
     <w:name w:val="ColorFACCCCBgB26B00"/>
+    <w:semiHidden/>
     <w:rPr>
       <w:color w:val="FACCCC"/>
       <w:shd w:color="auto" w:fill="B26B00" w:val="clear"/>
@@ -4607,6 +4910,7 @@
   </w:style>
   <w:style w:customStyle="1" w:styleId="ColorFACCCCBgB2B200" w:type="character">
     <w:name w:val="ColorFACCCCBgB2B200"/>
+    <w:semiHidden/>
     <w:rPr>
       <w:color w:val="FACCCC"/>
       <w:shd w:color="auto" w:fill="B2B200" w:val="clear"/>
@@ -4614,6 +4918,7 @@
   </w:style>
   <w:style w:customStyle="1" w:styleId="ColorFACCCCBg006100" w:type="character">
     <w:name w:val="ColorFACCCCBg006100"/>
+    <w:semiHidden/>
     <w:rPr>
       <w:color w:val="FACCCC"/>
       <w:shd w:color="auto" w:fill="006100" w:val="clear"/>
@@ -4621,6 +4926,7 @@
   </w:style>
   <w:style w:customStyle="1" w:styleId="ColorFACCCCBg0047B2" w:type="character">
     <w:name w:val="ColorFACCCCBg0047B2"/>
+    <w:semiHidden/>
     <w:rPr>
       <w:color w:val="FACCCC"/>
       <w:shd w:color="auto" w:fill="0047B2" w:val="clear"/>
@@ -4628,6 +4934,7 @@
   </w:style>
   <w:style w:customStyle="1" w:styleId="ColorFACCCCBg6B24B2" w:type="character">
     <w:name w:val="ColorFACCCCBg6B24B2"/>
+    <w:semiHidden/>
     <w:rPr>
       <w:color w:val="FACCCC"/>
       <w:shd w:color="auto" w:fill="6B24B2" w:val="clear"/>
@@ -4635,6 +4942,7 @@
   </w:style>
   <w:style w:customStyle="1" w:styleId="ColorFACCCCBg444444" w:type="character">
     <w:name w:val="ColorFACCCCBg444444"/>
+    <w:semiHidden/>
     <w:rPr>
       <w:color w:val="FACCCC"/>
       <w:shd w:color="auto" w:fill="444444" w:val="clear"/>
@@ -4642,6 +4950,7 @@
   </w:style>
   <w:style w:customStyle="1" w:styleId="ColorFACCCCBg5C0000" w:type="character">
     <w:name w:val="ColorFACCCCBg5C0000"/>
+    <w:semiHidden/>
     <w:rPr>
       <w:color w:val="FACCCC"/>
       <w:shd w:color="auto" w:fill="5C0000" w:val="clear"/>
@@ -4649,6 +4958,7 @@
   </w:style>
   <w:style w:customStyle="1" w:styleId="ColorFACCCCBg663D00" w:type="character">
     <w:name w:val="ColorFACCCCBg663D00"/>
+    <w:semiHidden/>
     <w:rPr>
       <w:color w:val="FACCCC"/>
       <w:shd w:color="auto" w:fill="663D00" w:val="clear"/>
@@ -4656,6 +4966,7 @@
   </w:style>
   <w:style w:customStyle="1" w:styleId="ColorFACCCCBg666600" w:type="character">
     <w:name w:val="ColorFACCCCBg666600"/>
+    <w:semiHidden/>
     <w:rPr>
       <w:color w:val="FACCCC"/>
       <w:shd w:color="auto" w:fill="666600" w:val="clear"/>
@@ -4663,6 +4974,7 @@
   </w:style>
   <w:style w:customStyle="1" w:styleId="ColorFACCCCBg003700" w:type="character">
     <w:name w:val="ColorFACCCCBg003700"/>
+    <w:semiHidden/>
     <w:rPr>
       <w:color w:val="FACCCC"/>
       <w:shd w:color="auto" w:fill="003700" w:val="clear"/>
@@ -4670,6 +4982,7 @@
   </w:style>
   <w:style w:customStyle="1" w:styleId="ColorFACCCCBg002966" w:type="character">
     <w:name w:val="ColorFACCCCBg002966"/>
+    <w:semiHidden/>
     <w:rPr>
       <w:color w:val="FACCCC"/>
       <w:shd w:color="auto" w:fill="002966" w:val="clear"/>
@@ -4677,6 +4990,7 @@
   </w:style>
   <w:style w:customStyle="1" w:styleId="ColorFACCCCBg3D1466" w:type="character">
     <w:name w:val="ColorFACCCCBg3D1466"/>
+    <w:semiHidden/>
     <w:rPr>
       <w:color w:val="FACCCC"/>
       <w:shd w:color="auto" w:fill="3D1466" w:val="clear"/>
@@ -4684,12 +4998,14 @@
   </w:style>
   <w:style w:customStyle="1" w:styleId="ColorFFEBCC" w:type="character">
     <w:name w:val="ColorFFEBCC"/>
+    <w:semiHidden/>
     <w:rPr>
       <w:color w:val="FFEBCC"/>
     </w:rPr>
   </w:style>
   <w:style w:customStyle="1" w:styleId="ColorFFEBCCBgE60000" w:type="character">
     <w:name w:val="ColorFFEBCCBgE60000"/>
+    <w:semiHidden/>
     <w:rPr>
       <w:color w:val="FFEBCC"/>
       <w:shd w:color="auto" w:fill="E60000" w:val="clear"/>
@@ -4697,6 +5013,7 @@
   </w:style>
   <w:style w:customStyle="1" w:styleId="ColorFFEBCCBgFF9900" w:type="character">
     <w:name w:val="ColorFFEBCCBgFF9900"/>
+    <w:semiHidden/>
     <w:rPr>
       <w:color w:val="FFEBCC"/>
       <w:shd w:color="auto" w:fill="FF9900" w:val="clear"/>
@@ -4704,6 +5021,7 @@
   </w:style>
   <w:style w:customStyle="1" w:styleId="ColorFFEBCCBgFFFF00" w:type="character">
     <w:name w:val="ColorFFEBCCBgFFFF00"/>
+    <w:semiHidden/>
     <w:rPr>
       <w:color w:val="FFEBCC"/>
       <w:shd w:color="auto" w:fill="FFFF00" w:val="clear"/>
@@ -4711,6 +5029,7 @@
   </w:style>
   <w:style w:customStyle="1" w:styleId="ColorFFEBCCBg008A00" w:type="character">
     <w:name w:val="ColorFFEBCCBg008A00"/>
+    <w:semiHidden/>
     <w:rPr>
       <w:color w:val="FFEBCC"/>
       <w:shd w:color="auto" w:fill="008A00" w:val="clear"/>
@@ -4718,6 +5037,7 @@
   </w:style>
   <w:style w:customStyle="1" w:styleId="ColorFFEBCCBg0066CC" w:type="character">
     <w:name w:val="ColorFFEBCCBg0066CC"/>
+    <w:semiHidden/>
     <w:rPr>
       <w:color w:val="FFEBCC"/>
       <w:shd w:color="auto" w:fill="0066CC" w:val="clear"/>
@@ -4725,6 +5045,7 @@
   </w:style>
   <w:style w:customStyle="1" w:styleId="ColorFFEBCCBg9933FF" w:type="character">
     <w:name w:val="ColorFFEBCCBg9933FF"/>
+    <w:semiHidden/>
     <w:rPr>
       <w:color w:val="FFEBCC"/>
       <w:shd w:color="auto" w:fill="9933FF" w:val="clear"/>
@@ -4732,6 +5053,7 @@
   </w:style>
   <w:style w:customStyle="1" w:styleId="ColorFFEBCCBgFFFFFF" w:type="character">
     <w:name w:val="ColorFFEBCCBgFFFFFF"/>
+    <w:semiHidden/>
     <w:rPr>
       <w:color w:val="FFEBCC"/>
       <w:shd w:color="auto" w:fill="FFFFFF" w:val="clear"/>
@@ -4739,6 +5061,7 @@
   </w:style>
   <w:style w:customStyle="1" w:styleId="ColorFFEBCCBgFACCCC" w:type="character">
     <w:name w:val="ColorFFEBCCBgFACCCC"/>
+    <w:semiHidden/>
     <w:rPr>
       <w:color w:val="FFEBCC"/>
       <w:shd w:color="auto" w:fill="FACCCC" w:val="clear"/>
@@ -4746,6 +5069,7 @@
   </w:style>
   <w:style w:customStyle="1" w:styleId="ColorFFEBCCBgFFEBCC" w:type="character">
     <w:name w:val="ColorFFEBCCBgFFEBCC"/>
+    <w:semiHidden/>
     <w:rPr>
       <w:color w:val="FFEBCC"/>
       <w:shd w:color="auto" w:fill="FFEBCC" w:val="clear"/>
@@ -4753,6 +5077,7 @@
   </w:style>
   <w:style w:customStyle="1" w:styleId="ColorFFEBCCBgFFFFCC" w:type="character">
     <w:name w:val="ColorFFEBCCBgFFFFCC"/>
+    <w:semiHidden/>
     <w:rPr>
       <w:color w:val="FFEBCC"/>
       <w:shd w:color="auto" w:fill="FFFFCC" w:val="clear"/>
@@ -4760,6 +5085,7 @@
   </w:style>
   <w:style w:customStyle="1" w:styleId="ColorFFEBCCBgCCE8CC" w:type="character">
     <w:name w:val="ColorFFEBCCBgCCE8CC"/>
+    <w:semiHidden/>
     <w:rPr>
       <w:color w:val="FFEBCC"/>
       <w:shd w:color="auto" w:fill="CCE8CC" w:val="clear"/>
@@ -4767,6 +5093,7 @@
   </w:style>
   <w:style w:customStyle="1" w:styleId="ColorFFEBCCBgCCE0F5" w:type="character">
     <w:name w:val="ColorFFEBCCBgCCE0F5"/>
+    <w:semiHidden/>
     <w:rPr>
       <w:color w:val="FFEBCC"/>
       <w:shd w:color="auto" w:fill="CCE0F5" w:val="clear"/>
@@ -4774,6 +5101,7 @@
   </w:style>
   <w:style w:customStyle="1" w:styleId="ColorFFEBCCBgEBD6FF" w:type="character">
     <w:name w:val="ColorFFEBCCBgEBD6FF"/>
+    <w:semiHidden/>
     <w:rPr>
       <w:color w:val="FFEBCC"/>
       <w:shd w:color="auto" w:fill="EBD6FF" w:val="clear"/>
@@ -4781,6 +5109,7 @@
   </w:style>
   <w:style w:customStyle="1" w:styleId="ColorFFEBCCBgBBBBBB" w:type="character">
     <w:name w:val="ColorFFEBCCBgBBBBBB"/>
+    <w:semiHidden/>
     <w:rPr>
       <w:color w:val="FFEBCC"/>
       <w:shd w:color="auto" w:fill="BBBBBB" w:val="clear"/>
@@ -4788,6 +5117,7 @@
   </w:style>
   <w:style w:customStyle="1" w:styleId="ColorFFEBCCBgF06666" w:type="character">
     <w:name w:val="ColorFFEBCCBgF06666"/>
+    <w:semiHidden/>
     <w:rPr>
       <w:color w:val="FFEBCC"/>
       <w:shd w:color="auto" w:fill="F06666" w:val="clear"/>
@@ -4795,6 +5125,7 @@
   </w:style>
   <w:style w:customStyle="1" w:styleId="ColorFFEBCCBgFFC266" w:type="character">
     <w:name w:val="ColorFFEBCCBgFFC266"/>
+    <w:semiHidden/>
     <w:rPr>
       <w:color w:val="FFEBCC"/>
       <w:shd w:color="auto" w:fill="FFC266" w:val="clear"/>
@@ -4802,6 +5133,7 @@
   </w:style>
   <w:style w:customStyle="1" w:styleId="ColorFFEBCCBgFFFF66" w:type="character">
     <w:name w:val="ColorFFEBCCBgFFFF66"/>
+    <w:semiHidden/>
     <w:rPr>
       <w:color w:val="FFEBCC"/>
       <w:shd w:color="auto" w:fill="FFFF66" w:val="clear"/>
@@ -4809,6 +5141,7 @@
   </w:style>
   <w:style w:customStyle="1" w:styleId="ColorFFEBCCBg66B966" w:type="character">
     <w:name w:val="ColorFFEBCCBg66B966"/>
+    <w:semiHidden/>
     <w:rPr>
       <w:color w:val="FFEBCC"/>
       <w:shd w:color="auto" w:fill="66B966" w:val="clear"/>
@@ -4816,6 +5149,7 @@
   </w:style>
   <w:style w:customStyle="1" w:styleId="ColorFFEBCCBg66A3E0" w:type="character">
     <w:name w:val="ColorFFEBCCBg66A3E0"/>
+    <w:semiHidden/>
     <w:rPr>
       <w:color w:val="FFEBCC"/>
       <w:shd w:color="auto" w:fill="66A3E0" w:val="clear"/>
@@ -4823,6 +5157,7 @@
   </w:style>
   <w:style w:customStyle="1" w:styleId="ColorFFEBCCBgC285FF" w:type="character">
     <w:name w:val="ColorFFEBCCBgC285FF"/>
+    <w:semiHidden/>
     <w:rPr>
       <w:color w:val="FFEBCC"/>
       <w:shd w:color="auto" w:fill="C285FF" w:val="clear"/>
@@ -4830,6 +5165,7 @@
   </w:style>
   <w:style w:customStyle="1" w:styleId="ColorFFEBCCBg888888" w:type="character">
     <w:name w:val="ColorFFEBCCBg888888"/>
+    <w:semiHidden/>
     <w:rPr>
       <w:color w:val="FFEBCC"/>
       <w:shd w:color="auto" w:fill="888888" w:val="clear"/>
@@ -4837,6 +5173,7 @@
   </w:style>
   <w:style w:customStyle="1" w:styleId="ColorFFEBCCBgA10000" w:type="character">
     <w:name w:val="ColorFFEBCCBgA10000"/>
+    <w:semiHidden/>
     <w:rPr>
       <w:color w:val="FFEBCC"/>
       <w:shd w:color="auto" w:fill="A10000" w:val="clear"/>
@@ -4844,6 +5181,7 @@
   </w:style>
   <w:style w:customStyle="1" w:styleId="ColorFFEBCCBgB26B00" w:type="character">
     <w:name w:val="ColorFFEBCCBgB26B00"/>
+    <w:semiHidden/>
     <w:rPr>
       <w:color w:val="FFEBCC"/>
       <w:shd w:color="auto" w:fill="B26B00" w:val="clear"/>
@@ -4851,6 +5189,7 @@
   </w:style>
   <w:style w:customStyle="1" w:styleId="ColorFFEBCCBgB2B200" w:type="character">
     <w:name w:val="ColorFFEBCCBgB2B200"/>
+    <w:semiHidden/>
     <w:rPr>
       <w:color w:val="FFEBCC"/>
       <w:shd w:color="auto" w:fill="B2B200" w:val="clear"/>
@@ -4858,6 +5197,7 @@
   </w:style>
   <w:style w:customStyle="1" w:styleId="ColorFFEBCCBg006100" w:type="character">
     <w:name w:val="ColorFFEBCCBg006100"/>
+    <w:semiHidden/>
     <w:rPr>
       <w:color w:val="FFEBCC"/>
       <w:shd w:color="auto" w:fill="006100" w:val="clear"/>
@@ -4865,6 +5205,7 @@
   </w:style>
   <w:style w:customStyle="1" w:styleId="ColorFFEBCCBg0047B2" w:type="character">
     <w:name w:val="ColorFFEBCCBg0047B2"/>
+    <w:semiHidden/>
     <w:rPr>
       <w:color w:val="FFEBCC"/>
       <w:shd w:color="auto" w:fill="0047B2" w:val="clear"/>
@@ -4872,6 +5213,7 @@
   </w:style>
   <w:style w:customStyle="1" w:styleId="ColorFFEBCCBg6B24B2" w:type="character">
     <w:name w:val="ColorFFEBCCBg6B24B2"/>
+    <w:semiHidden/>
     <w:rPr>
       <w:color w:val="FFEBCC"/>
       <w:shd w:color="auto" w:fill="6B24B2" w:val="clear"/>
@@ -4879,6 +5221,7 @@
   </w:style>
   <w:style w:customStyle="1" w:styleId="ColorFFEBCCBg444444" w:type="character">
     <w:name w:val="ColorFFEBCCBg444444"/>
+    <w:semiHidden/>
     <w:rPr>
       <w:color w:val="FFEBCC"/>
       <w:shd w:color="auto" w:fill="444444" w:val="clear"/>
@@ -4886,6 +5229,7 @@
   </w:style>
   <w:style w:customStyle="1" w:styleId="ColorFFEBCCBg5C0000" w:type="character">
     <w:name w:val="ColorFFEBCCBg5C0000"/>
+    <w:semiHidden/>
     <w:rPr>
       <w:color w:val="FFEBCC"/>
       <w:shd w:color="auto" w:fill="5C0000" w:val="clear"/>
@@ -4893,6 +5237,7 @@
   </w:style>
   <w:style w:customStyle="1" w:styleId="ColorFFEBCCBg663D00" w:type="character">
     <w:name w:val="ColorFFEBCCBg663D00"/>
+    <w:semiHidden/>
     <w:rPr>
       <w:color w:val="FFEBCC"/>
       <w:shd w:color="auto" w:fill="663D00" w:val="clear"/>
@@ -4900,6 +5245,7 @@
   </w:style>
   <w:style w:customStyle="1" w:styleId="ColorFFEBCCBg666600" w:type="character">
     <w:name w:val="ColorFFEBCCBg666600"/>
+    <w:semiHidden/>
     <w:rPr>
       <w:color w:val="FFEBCC"/>
       <w:shd w:color="auto" w:fill="666600" w:val="clear"/>
@@ -4907,6 +5253,7 @@
   </w:style>
   <w:style w:customStyle="1" w:styleId="ColorFFEBCCBg003700" w:type="character">
     <w:name w:val="ColorFFEBCCBg003700"/>
+    <w:semiHidden/>
     <w:rPr>
       <w:color w:val="FFEBCC"/>
       <w:shd w:color="auto" w:fill="003700" w:val="clear"/>
@@ -4914,6 +5261,7 @@
   </w:style>
   <w:style w:customStyle="1" w:styleId="ColorFFEBCCBg002966" w:type="character">
     <w:name w:val="ColorFFEBCCBg002966"/>
+    <w:semiHidden/>
     <w:rPr>
       <w:color w:val="FFEBCC"/>
       <w:shd w:color="auto" w:fill="002966" w:val="clear"/>
@@ -4921,6 +5269,7 @@
   </w:style>
   <w:style w:customStyle="1" w:styleId="ColorFFEBCCBg3D1466" w:type="character">
     <w:name w:val="ColorFFEBCCBg3D1466"/>
+    <w:semiHidden/>
     <w:rPr>
       <w:color w:val="FFEBCC"/>
       <w:shd w:color="auto" w:fill="3D1466" w:val="clear"/>
@@ -4928,12 +5277,14 @@
   </w:style>
   <w:style w:customStyle="1" w:styleId="ColorFFFFCC" w:type="character">
     <w:name w:val="ColorFFFFCC"/>
+    <w:semiHidden/>
     <w:rPr>
       <w:color w:val="FFFFCC"/>
     </w:rPr>
   </w:style>
   <w:style w:customStyle="1" w:styleId="ColorFFFFCCBgE60000" w:type="character">
     <w:name w:val="ColorFFFFCCBgE60000"/>
+    <w:semiHidden/>
     <w:rPr>
       <w:color w:val="FFFFCC"/>
       <w:shd w:color="auto" w:fill="E60000" w:val="clear"/>
@@ -4941,6 +5292,7 @@
   </w:style>
   <w:style w:customStyle="1" w:styleId="ColorFFFFCCBgFF9900" w:type="character">
     <w:name w:val="ColorFFFFCCBgFF9900"/>
+    <w:semiHidden/>
     <w:rPr>
       <w:color w:val="FFFFCC"/>
       <w:shd w:color="auto" w:fill="FF9900" w:val="clear"/>
@@ -4948,6 +5300,7 @@
   </w:style>
   <w:style w:customStyle="1" w:styleId="ColorFFFFCCBgFFFF00" w:type="character">
     <w:name w:val="ColorFFFFCCBgFFFF00"/>
+    <w:semiHidden/>
     <w:rPr>
       <w:color w:val="FFFFCC"/>
       <w:shd w:color="auto" w:fill="FFFF00" w:val="clear"/>
@@ -4955,6 +5308,7 @@
   </w:style>
   <w:style w:customStyle="1" w:styleId="ColorFFFFCCBg008A00" w:type="character">
     <w:name w:val="ColorFFFFCCBg008A00"/>
+    <w:semiHidden/>
     <w:rPr>
       <w:color w:val="FFFFCC"/>
       <w:shd w:color="auto" w:fill="008A00" w:val="clear"/>
@@ -4962,6 +5316,7 @@
   </w:style>
   <w:style w:customStyle="1" w:styleId="ColorFFFFCCBg0066CC" w:type="character">
     <w:name w:val="ColorFFFFCCBg0066CC"/>
+    <w:semiHidden/>
     <w:rPr>
       <w:color w:val="FFFFCC"/>
       <w:shd w:color="auto" w:fill="0066CC" w:val="clear"/>
@@ -4969,6 +5324,7 @@
   </w:style>
   <w:style w:customStyle="1" w:styleId="ColorFFFFCCBg9933FF" w:type="character">
     <w:name w:val="ColorFFFFCCBg9933FF"/>
+    <w:semiHidden/>
     <w:rPr>
       <w:color w:val="FFFFCC"/>
       <w:shd w:color="auto" w:fill="9933FF" w:val="clear"/>
@@ -4976,6 +5332,7 @@
   </w:style>
   <w:style w:customStyle="1" w:styleId="ColorFFFFCCBgFFFFFF" w:type="character">
     <w:name w:val="ColorFFFFCCBgFFFFFF"/>
+    <w:semiHidden/>
     <w:rPr>
       <w:color w:val="FFFFCC"/>
       <w:shd w:color="auto" w:fill="FFFFFF" w:val="clear"/>
@@ -4983,6 +5340,7 @@
   </w:style>
   <w:style w:customStyle="1" w:styleId="ColorFFFFCCBgFACCCC" w:type="character">
     <w:name w:val="ColorFFFFCCBgFACCCC"/>
+    <w:semiHidden/>
     <w:rPr>
       <w:color w:val="FFFFCC"/>
       <w:shd w:color="auto" w:fill="FACCCC" w:val="clear"/>
@@ -4990,6 +5348,7 @@
   </w:style>
   <w:style w:customStyle="1" w:styleId="ColorFFFFCCBgFFEBCC" w:type="character">
     <w:name w:val="ColorFFFFCCBgFFEBCC"/>
+    <w:semiHidden/>
     <w:rPr>
       <w:color w:val="FFFFCC"/>
       <w:shd w:color="auto" w:fill="FFEBCC" w:val="clear"/>
@@ -4997,6 +5356,7 @@
   </w:style>
   <w:style w:customStyle="1" w:styleId="ColorFFFFCCBgFFFFCC" w:type="character">
     <w:name w:val="ColorFFFFCCBgFFFFCC"/>
+    <w:semiHidden/>
     <w:rPr>
       <w:color w:val="FFFFCC"/>
       <w:shd w:color="auto" w:fill="FFFFCC" w:val="clear"/>
@@ -5004,6 +5364,7 @@
   </w:style>
   <w:style w:customStyle="1" w:styleId="ColorFFFFCCBgCCE8CC" w:type="character">
     <w:name w:val="ColorFFFFCCBgCCE8CC"/>
+    <w:semiHidden/>
     <w:rPr>
       <w:color w:val="FFFFCC"/>
       <w:shd w:color="auto" w:fill="CCE8CC" w:val="clear"/>
@@ -5011,6 +5372,7 @@
   </w:style>
   <w:style w:customStyle="1" w:styleId="ColorFFFFCCBgCCE0F5" w:type="character">
     <w:name w:val="ColorFFFFCCBgCCE0F5"/>
+    <w:semiHidden/>
     <w:rPr>
       <w:color w:val="FFFFCC"/>
       <w:shd w:color="auto" w:fill="CCE0F5" w:val="clear"/>
@@ -5018,6 +5380,7 @@
   </w:style>
   <w:style w:customStyle="1" w:styleId="ColorFFFFCCBgEBD6FF" w:type="character">
     <w:name w:val="ColorFFFFCCBgEBD6FF"/>
+    <w:semiHidden/>
     <w:rPr>
       <w:color w:val="FFFFCC"/>
       <w:shd w:color="auto" w:fill="EBD6FF" w:val="clear"/>
@@ -5025,6 +5388,7 @@
   </w:style>
   <w:style w:customStyle="1" w:styleId="ColorFFFFCCBgBBBBBB" w:type="character">
     <w:name w:val="ColorFFFFCCBgBBBBBB"/>
+    <w:semiHidden/>
     <w:rPr>
       <w:color w:val="FFFFCC"/>
       <w:shd w:color="auto" w:fill="BBBBBB" w:val="clear"/>
@@ -5032,6 +5396,7 @@
   </w:style>
   <w:style w:customStyle="1" w:styleId="ColorFFFFCCBgF06666" w:type="character">
     <w:name w:val="ColorFFFFCCBgF06666"/>
+    <w:semiHidden/>
     <w:rPr>
       <w:color w:val="FFFFCC"/>
       <w:shd w:color="auto" w:fill="F06666" w:val="clear"/>
@@ -5039,6 +5404,7 @@
   </w:style>
   <w:style w:customStyle="1" w:styleId="ColorFFFFCCBgFFC266" w:type="character">
     <w:name w:val="ColorFFFFCCBgFFC266"/>
+    <w:semiHidden/>
     <w:rPr>
       <w:color w:val="FFFFCC"/>
       <w:shd w:color="auto" w:fill="FFC266" w:val="clear"/>
@@ -5046,6 +5412,7 @@
   </w:style>
   <w:style w:customStyle="1" w:styleId="ColorFFFFCCBgFFFF66" w:type="character">
     <w:name w:val="ColorFFFFCCBgFFFF66"/>
+    <w:semiHidden/>
     <w:rPr>
       <w:color w:val="FFFFCC"/>
       <w:shd w:color="auto" w:fill="FFFF66" w:val="clear"/>
@@ -5053,6 +5420,7 @@
   </w:style>
   <w:style w:customStyle="1" w:styleId="ColorFFFFCCBg66B966" w:type="character">
     <w:name w:val="ColorFFFFCCBg66B966"/>
+    <w:semiHidden/>
     <w:rPr>
       <w:color w:val="FFFFCC"/>
       <w:shd w:color="auto" w:fill="66B966" w:val="clear"/>
@@ -5060,6 +5428,7 @@
   </w:style>
   <w:style w:customStyle="1" w:styleId="ColorFFFFCCBg66A3E0" w:type="character">
     <w:name w:val="ColorFFFFCCBg66A3E0"/>
+    <w:semiHidden/>
     <w:rPr>
       <w:color w:val="FFFFCC"/>
       <w:shd w:color="auto" w:fill="66A3E0" w:val="clear"/>
@@ -5067,6 +5436,7 @@
   </w:style>
   <w:style w:customStyle="1" w:styleId="ColorFFFFCCBgC285FF" w:type="character">
     <w:name w:val="ColorFFFFCCBgC285FF"/>
+    <w:semiHidden/>
     <w:rPr>
       <w:color w:val="FFFFCC"/>
       <w:shd w:color="auto" w:fill="C285FF" w:val="clear"/>
@@ -5074,6 +5444,7 @@
   </w:style>
   <w:style w:customStyle="1" w:styleId="ColorFFFFCCBg888888" w:type="character">
     <w:name w:val="ColorFFFFCCBg888888"/>
+    <w:semiHidden/>
     <w:rPr>
       <w:color w:val="FFFFCC"/>
       <w:shd w:color="auto" w:fill="888888" w:val="clear"/>
@@ -5081,6 +5452,7 @@
   </w:style>
   <w:style w:customStyle="1" w:styleId="ColorFFFFCCBgA10000" w:type="character">
     <w:name w:val="ColorFFFFCCBgA10000"/>
+    <w:semiHidden/>
     <w:rPr>
       <w:color w:val="FFFFCC"/>
       <w:shd w:color="auto" w:fill="A10000" w:val="clear"/>
@@ -5088,6 +5460,7 @@
   </w:style>
   <w:style w:customStyle="1" w:styleId="ColorFFFFCCBgB26B00" w:type="character">
     <w:name w:val="ColorFFFFCCBgB26B00"/>
+    <w:semiHidden/>
     <w:rPr>
       <w:color w:val="FFFFCC"/>
       <w:shd w:color="auto" w:fill="B26B00" w:val="clear"/>
@@ -5095,6 +5468,7 @@
   </w:style>
   <w:style w:customStyle="1" w:styleId="ColorFFFFCCBgB2B200" w:type="character">
     <w:name w:val="ColorFFFFCCBgB2B200"/>
+    <w:semiHidden/>
     <w:rPr>
       <w:color w:val="FFFFCC"/>
       <w:shd w:color="auto" w:fill="B2B200" w:val="clear"/>
@@ -5102,6 +5476,7 @@
   </w:style>
   <w:style w:customStyle="1" w:styleId="ColorFFFFCCBg006100" w:type="character">
     <w:name w:val="ColorFFFFCCBg006100"/>
+    <w:semiHidden/>
     <w:rPr>
       <w:color w:val="FFFFCC"/>
       <w:shd w:color="auto" w:fill="006100" w:val="clear"/>
@@ -5109,6 +5484,7 @@
   </w:style>
   <w:style w:customStyle="1" w:styleId="ColorFFFFCCBg0047B2" w:type="character">
     <w:name w:val="ColorFFFFCCBg0047B2"/>
+    <w:semiHidden/>
     <w:rPr>
       <w:color w:val="FFFFCC"/>
       <w:shd w:color="auto" w:fill="0047B2" w:val="clear"/>
@@ -5116,6 +5492,7 @@
   </w:style>
   <w:style w:customStyle="1" w:styleId="ColorFFFFCCBg6B24B2" w:type="character">
     <w:name w:val="ColorFFFFCCBg6B24B2"/>
+    <w:semiHidden/>
     <w:rPr>
       <w:color w:val="FFFFCC"/>
       <w:shd w:color="auto" w:fill="6B24B2" w:val="clear"/>
@@ -5123,6 +5500,7 @@
   </w:style>
   <w:style w:customStyle="1" w:styleId="ColorFFFFCCBg444444" w:type="character">
     <w:name w:val="ColorFFFFCCBg444444"/>
+    <w:semiHidden/>
     <w:rPr>
       <w:color w:val="FFFFCC"/>
       <w:shd w:color="auto" w:fill="444444" w:val="clear"/>
@@ -5130,6 +5508,7 @@
   </w:style>
   <w:style w:customStyle="1" w:styleId="ColorFFFFCCBg5C0000" w:type="character">
     <w:name w:val="ColorFFFFCCBg5C0000"/>
+    <w:semiHidden/>
     <w:rPr>
       <w:color w:val="FFFFCC"/>
       <w:shd w:color="auto" w:fill="5C0000" w:val="clear"/>
@@ -5137,6 +5516,7 @@
   </w:style>
   <w:style w:customStyle="1" w:styleId="ColorFFFFCCBg663D00" w:type="character">
     <w:name w:val="ColorFFFFCCBg663D00"/>
+    <w:semiHidden/>
     <w:rPr>
       <w:color w:val="FFFFCC"/>
       <w:shd w:color="auto" w:fill="663D00" w:val="clear"/>
@@ -5144,6 +5524,7 @@
   </w:style>
   <w:style w:customStyle="1" w:styleId="ColorFFFFCCBg666600" w:type="character">
     <w:name w:val="ColorFFFFCCBg666600"/>
+    <w:semiHidden/>
     <w:rPr>
       <w:color w:val="FFFFCC"/>
       <w:shd w:color="auto" w:fill="666600" w:val="clear"/>
@@ -5151,6 +5532,7 @@
   </w:style>
   <w:style w:customStyle="1" w:styleId="ColorFFFFCCBg003700" w:type="character">
     <w:name w:val="ColorFFFFCCBg003700"/>
+    <w:semiHidden/>
     <w:rPr>
       <w:color w:val="FFFFCC"/>
       <w:shd w:color="auto" w:fill="003700" w:val="clear"/>
@@ -5158,6 +5540,7 @@
   </w:style>
   <w:style w:customStyle="1" w:styleId="ColorFFFFCCBg002966" w:type="character">
     <w:name w:val="ColorFFFFCCBg002966"/>
+    <w:semiHidden/>
     <w:rPr>
       <w:color w:val="FFFFCC"/>
       <w:shd w:color="auto" w:fill="002966" w:val="clear"/>
@@ -5165,6 +5548,7 @@
   </w:style>
   <w:style w:customStyle="1" w:styleId="ColorFFFFCCBg3D1466" w:type="character">
     <w:name w:val="ColorFFFFCCBg3D1466"/>
+    <w:semiHidden/>
     <w:rPr>
       <w:color w:val="FFFFCC"/>
       <w:shd w:color="auto" w:fill="3D1466" w:val="clear"/>
@@ -5172,12 +5556,14 @@
   </w:style>
   <w:style w:customStyle="1" w:styleId="ColorCCE8CC" w:type="character">
     <w:name w:val="ColorCCE8CC"/>
+    <w:semiHidden/>
     <w:rPr>
       <w:color w:val="CCE8CC"/>
     </w:rPr>
   </w:style>
   <w:style w:customStyle="1" w:styleId="ColorCCE8CCBgE60000" w:type="character">
     <w:name w:val="ColorCCE8CCBgE60000"/>
+    <w:semiHidden/>
     <w:rPr>
       <w:color w:val="CCE8CC"/>
       <w:shd w:color="auto" w:fill="E60000" w:val="clear"/>
@@ -5185,6 +5571,7 @@
   </w:style>
   <w:style w:customStyle="1" w:styleId="ColorCCE8CCBgFF9900" w:type="character">
     <w:name w:val="ColorCCE8CCBgFF9900"/>
+    <w:semiHidden/>
     <w:rPr>
       <w:color w:val="CCE8CC"/>
       <w:shd w:color="auto" w:fill="FF9900" w:val="clear"/>
@@ -5192,6 +5579,7 @@
   </w:style>
   <w:style w:customStyle="1" w:styleId="ColorCCE8CCBgFFFF00" w:type="character">
     <w:name w:val="ColorCCE8CCBgFFFF00"/>
+    <w:semiHidden/>
     <w:rPr>
       <w:color w:val="CCE8CC"/>
       <w:shd w:color="auto" w:fill="FFFF00" w:val="clear"/>
@@ -5199,6 +5587,7 @@
   </w:style>
   <w:style w:customStyle="1" w:styleId="ColorCCE8CCBg008A00" w:type="character">
     <w:name w:val="ColorCCE8CCBg008A00"/>
+    <w:semiHidden/>
     <w:rPr>
       <w:color w:val="CCE8CC"/>
       <w:shd w:color="auto" w:fill="008A00" w:val="clear"/>
@@ -5206,6 +5595,7 @@
   </w:style>
   <w:style w:customStyle="1" w:styleId="ColorCCE8CCBg0066CC" w:type="character">
     <w:name w:val="ColorCCE8CCBg0066CC"/>
+    <w:semiHidden/>
     <w:rPr>
       <w:color w:val="CCE8CC"/>
       <w:shd w:color="auto" w:fill="0066CC" w:val="clear"/>
@@ -5213,6 +5603,7 @@
   </w:style>
   <w:style w:customStyle="1" w:styleId="ColorCCE8CCBg9933FF" w:type="character">
     <w:name w:val="ColorCCE8CCBg9933FF"/>
+    <w:semiHidden/>
     <w:rPr>
       <w:color w:val="CCE8CC"/>
       <w:shd w:color="auto" w:fill="9933FF" w:val="clear"/>
@@ -5220,6 +5611,7 @@
   </w:style>
   <w:style w:customStyle="1" w:styleId="ColorCCE8CCBgFFFFFF" w:type="character">
     <w:name w:val="ColorCCE8CCBgFFFFFF"/>
+    <w:semiHidden/>
     <w:rPr>
       <w:color w:val="CCE8CC"/>
       <w:shd w:color="auto" w:fill="FFFFFF" w:val="clear"/>
@@ -5227,6 +5619,7 @@
   </w:style>
   <w:style w:customStyle="1" w:styleId="ColorCCE8CCBgFACCCC" w:type="character">
     <w:name w:val="ColorCCE8CCBgFACCCC"/>
+    <w:semiHidden/>
     <w:rPr>
       <w:color w:val="CCE8CC"/>
       <w:shd w:color="auto" w:fill="FACCCC" w:val="clear"/>
@@ -5234,6 +5627,7 @@
   </w:style>
   <w:style w:customStyle="1" w:styleId="ColorCCE8CCBgFFEBCC" w:type="character">
     <w:name w:val="ColorCCE8CCBgFFEBCC"/>
+    <w:semiHidden/>
     <w:rPr>
       <w:color w:val="CCE8CC"/>
       <w:shd w:color="auto" w:fill="FFEBCC" w:val="clear"/>
@@ -5241,6 +5635,7 @@
   </w:style>
   <w:style w:customStyle="1" w:styleId="ColorCCE8CCBgFFFFCC" w:type="character">
     <w:name w:val="ColorCCE8CCBgFFFFCC"/>
+    <w:semiHidden/>
     <w:rPr>
       <w:color w:val="CCE8CC"/>
       <w:shd w:color="auto" w:fill="FFFFCC" w:val="clear"/>
@@ -5248,6 +5643,7 @@
   </w:style>
   <w:style w:customStyle="1" w:styleId="ColorCCE8CCBgCCE8CC" w:type="character">
     <w:name w:val="ColorCCE8CCBgCCE8CC"/>
+    <w:semiHidden/>
     <w:rPr>
       <w:color w:val="CCE8CC"/>
       <w:shd w:color="auto" w:fill="CCE8CC" w:val="clear"/>
@@ -5255,6 +5651,7 @@
   </w:style>
   <w:style w:customStyle="1" w:styleId="ColorCCE8CCBgCCE0F5" w:type="character">
     <w:name w:val="ColorCCE8CCBgCCE0F5"/>
+    <w:semiHidden/>
     <w:rPr>
       <w:color w:val="CCE8CC"/>
       <w:shd w:color="auto" w:fill="CCE0F5" w:val="clear"/>
@@ -5262,6 +5659,7 @@
   </w:style>
   <w:style w:customStyle="1" w:styleId="ColorCCE8CCBgEBD6FF" w:type="character">
     <w:name w:val="ColorCCE8CCBgEBD6FF"/>
+    <w:semiHidden/>
     <w:rPr>
       <w:color w:val="CCE8CC"/>
       <w:shd w:color="auto" w:fill="EBD6FF" w:val="clear"/>
@@ -5269,6 +5667,7 @@
   </w:style>
   <w:style w:customStyle="1" w:styleId="ColorCCE8CCBgBBBBBB" w:type="character">
     <w:name w:val="ColorCCE8CCBgBBBBBB"/>
+    <w:semiHidden/>
     <w:rPr>
       <w:color w:val="CCE8CC"/>
       <w:shd w:color="auto" w:fill="BBBBBB" w:val="clear"/>
@@ -5276,6 +5675,7 @@
   </w:style>
   <w:style w:customStyle="1" w:styleId="ColorCCE8CCBgF06666" w:type="character">
     <w:name w:val="ColorCCE8CCBgF06666"/>
+    <w:semiHidden/>
     <w:rPr>
       <w:color w:val="CCE8CC"/>
       <w:shd w:color="auto" w:fill="F06666" w:val="clear"/>
@@ -5283,6 +5683,7 @@
   </w:style>
   <w:style w:customStyle="1" w:styleId="ColorCCE8CCBgFFC266" w:type="character">
     <w:name w:val="ColorCCE8CCBgFFC266"/>
+    <w:semiHidden/>
     <w:rPr>
       <w:color w:val="CCE8CC"/>
       <w:shd w:color="auto" w:fill="FFC266" w:val="clear"/>
@@ -5290,6 +5691,7 @@
   </w:style>
   <w:style w:customStyle="1" w:styleId="ColorCCE8CCBgFFFF66" w:type="character">
     <w:name w:val="ColorCCE8CCBgFFFF66"/>
+    <w:semiHidden/>
     <w:rPr>
       <w:color w:val="CCE8CC"/>
       <w:shd w:color="auto" w:fill="FFFF66" w:val="clear"/>
@@ -5297,6 +5699,7 @@
   </w:style>
   <w:style w:customStyle="1" w:styleId="ColorCCE8CCBg66B966" w:type="character">
     <w:name w:val="ColorCCE8CCBg66B966"/>
+    <w:semiHidden/>
     <w:rPr>
       <w:color w:val="CCE8CC"/>
       <w:shd w:color="auto" w:fill="66B966" w:val="clear"/>
@@ -5304,6 +5707,7 @@
   </w:style>
   <w:style w:customStyle="1" w:styleId="ColorCCE8CCBg66A3E0" w:type="character">
     <w:name w:val="ColorCCE8CCBg66A3E0"/>
+    <w:semiHidden/>
     <w:rPr>
       <w:color w:val="CCE8CC"/>
       <w:shd w:color="auto" w:fill="66A3E0" w:val="clear"/>
@@ -5311,6 +5715,7 @@
   </w:style>
   <w:style w:customStyle="1" w:styleId="ColorCCE8CCBgC285FF" w:type="character">
     <w:name w:val="ColorCCE8CCBgC285FF"/>
+    <w:semiHidden/>
     <w:rPr>
       <w:color w:val="CCE8CC"/>
       <w:shd w:color="auto" w:fill="C285FF" w:val="clear"/>
@@ -5318,6 +5723,7 @@
   </w:style>
   <w:style w:customStyle="1" w:styleId="ColorCCE8CCBg888888" w:type="character">
     <w:name w:val="ColorCCE8CCBg888888"/>
+    <w:semiHidden/>
     <w:rPr>
       <w:color w:val="CCE8CC"/>
       <w:shd w:color="auto" w:fill="888888" w:val="clear"/>
@@ -5325,6 +5731,7 @@
   </w:style>
   <w:style w:customStyle="1" w:styleId="ColorCCE8CCBgA10000" w:type="character">
     <w:name w:val="ColorCCE8CCBgA10000"/>
+    <w:semiHidden/>
     <w:rPr>
       <w:color w:val="CCE8CC"/>
       <w:shd w:color="auto" w:fill="A10000" w:val="clear"/>
@@ -5332,6 +5739,7 @@
   </w:style>
   <w:style w:customStyle="1" w:styleId="ColorCCE8CCBgB26B00" w:type="character">
     <w:name w:val="ColorCCE8CCBgB26B00"/>
+    <w:semiHidden/>
     <w:rPr>
       <w:color w:val="CCE8CC"/>
       <w:shd w:color="auto" w:fill="B26B00" w:val="clear"/>
@@ -5339,6 +5747,7 @@
   </w:style>
   <w:style w:customStyle="1" w:styleId="ColorCCE8CCBgB2B200" w:type="character">
     <w:name w:val="ColorCCE8CCBgB2B200"/>
+    <w:semiHidden/>
     <w:rPr>
       <w:color w:val="CCE8CC"/>
       <w:shd w:color="auto" w:fill="B2B200" w:val="clear"/>
@@ -5346,6 +5755,7 @@
   </w:style>
   <w:style w:customStyle="1" w:styleId="ColorCCE8CCBg006100" w:type="character">
     <w:name w:val="ColorCCE8CCBg006100"/>
+    <w:semiHidden/>
     <w:rPr>
       <w:color w:val="CCE8CC"/>
       <w:shd w:color="auto" w:fill="006100" w:val="clear"/>
@@ -5353,6 +5763,7 @@
   </w:style>
   <w:style w:customStyle="1" w:styleId="ColorCCE8CCBg0047B2" w:type="character">
     <w:name w:val="ColorCCE8CCBg0047B2"/>
+    <w:semiHidden/>
     <w:rPr>
       <w:color w:val="CCE8CC"/>
       <w:shd w:color="auto" w:fill="0047B2" w:val="clear"/>
@@ -5360,6 +5771,7 @@
   </w:style>
   <w:style w:customStyle="1" w:styleId="ColorCCE8CCBg6B24B2" w:type="character">
     <w:name w:val="ColorCCE8CCBg6B24B2"/>
+    <w:semiHidden/>
     <w:rPr>
       <w:color w:val="CCE8CC"/>
       <w:shd w:color="auto" w:fill="6B24B2" w:val="clear"/>
@@ -5367,6 +5779,7 @@
   </w:style>
   <w:style w:customStyle="1" w:styleId="ColorCCE8CCBg444444" w:type="character">
     <w:name w:val="ColorCCE8CCBg444444"/>
+    <w:semiHidden/>
     <w:rPr>
       <w:color w:val="CCE8CC"/>
       <w:shd w:color="auto" w:fill="444444" w:val="clear"/>
@@ -5374,6 +5787,7 @@
   </w:style>
   <w:style w:customStyle="1" w:styleId="ColorCCE8CCBg5C0000" w:type="character">
     <w:name w:val="ColorCCE8CCBg5C0000"/>
+    <w:semiHidden/>
     <w:rPr>
       <w:color w:val="CCE8CC"/>
       <w:shd w:color="auto" w:fill="5C0000" w:val="clear"/>
@@ -5381,6 +5795,7 @@
   </w:style>
   <w:style w:customStyle="1" w:styleId="ColorCCE8CCBg663D00" w:type="character">
     <w:name w:val="ColorCCE8CCBg663D00"/>
+    <w:semiHidden/>
     <w:rPr>
       <w:color w:val="CCE8CC"/>
       <w:shd w:color="auto" w:fill="663D00" w:val="clear"/>
@@ -5388,6 +5803,7 @@
   </w:style>
   <w:style w:customStyle="1" w:styleId="ColorCCE8CCBg666600" w:type="character">
     <w:name w:val="ColorCCE8CCBg666600"/>
+    <w:semiHidden/>
     <w:rPr>
       <w:color w:val="CCE8CC"/>
       <w:shd w:color="auto" w:fill="666600" w:val="clear"/>
@@ -5395,6 +5811,7 @@
   </w:style>
   <w:style w:customStyle="1" w:styleId="ColorCCE8CCBg003700" w:type="character">
     <w:name w:val="ColorCCE8CCBg003700"/>
+    <w:semiHidden/>
     <w:rPr>
       <w:color w:val="CCE8CC"/>
       <w:shd w:color="auto" w:fill="003700" w:val="clear"/>
@@ -5402,6 +5819,7 @@
   </w:style>
   <w:style w:customStyle="1" w:styleId="ColorCCE8CCBg002966" w:type="character">
     <w:name w:val="ColorCCE8CCBg002966"/>
+    <w:semiHidden/>
     <w:rPr>
       <w:color w:val="CCE8CC"/>
       <w:shd w:color="auto" w:fill="002966" w:val="clear"/>
@@ -5409,6 +5827,7 @@
   </w:style>
   <w:style w:customStyle="1" w:styleId="ColorCCE8CCBg3D1466" w:type="character">
     <w:name w:val="ColorCCE8CCBg3D1466"/>
+    <w:semiHidden/>
     <w:rPr>
       <w:color w:val="CCE8CC"/>
       <w:shd w:color="auto" w:fill="3D1466" w:val="clear"/>
@@ -5416,12 +5835,14 @@
   </w:style>
   <w:style w:customStyle="1" w:styleId="ColorCCE0F5" w:type="character">
     <w:name w:val="ColorCCE0F5"/>
+    <w:semiHidden/>
     <w:rPr>
       <w:color w:val="CCE0F5"/>
     </w:rPr>
   </w:style>
   <w:style w:customStyle="1" w:styleId="ColorCCE0F5BgE60000" w:type="character">
     <w:name w:val="ColorCCE0F5BgE60000"/>
+    <w:semiHidden/>
     <w:rPr>
       <w:color w:val="CCE0F5"/>
       <w:shd w:color="auto" w:fill="E60000" w:val="clear"/>
@@ -5429,6 +5850,7 @@
   </w:style>
   <w:style w:customStyle="1" w:styleId="ColorCCE0F5BgFF9900" w:type="character">
     <w:name w:val="ColorCCE0F5BgFF9900"/>
+    <w:semiHidden/>
     <w:rPr>
       <w:color w:val="CCE0F5"/>
       <w:shd w:color="auto" w:fill="FF9900" w:val="clear"/>
@@ -5436,6 +5858,7 @@
   </w:style>
   <w:style w:customStyle="1" w:styleId="ColorCCE0F5BgFFFF00" w:type="character">
     <w:name w:val="ColorCCE0F5BgFFFF00"/>
+    <w:semiHidden/>
     <w:rPr>
       <w:color w:val="CCE0F5"/>
       <w:shd w:color="auto" w:fill="FFFF00" w:val="clear"/>
@@ -5443,6 +5866,7 @@
   </w:style>
   <w:style w:customStyle="1" w:styleId="ColorCCE0F5Bg008A00" w:type="character">
     <w:name w:val="ColorCCE0F5Bg008A00"/>
+    <w:semiHidden/>
     <w:rPr>
       <w:color w:val="CCE0F5"/>
       <w:shd w:color="auto" w:fill="008A00" w:val="clear"/>
@@ -5450,6 +5874,7 @@
   </w:style>
   <w:style w:customStyle="1" w:styleId="ColorCCE0F5Bg0066CC" w:type="character">
     <w:name w:val="ColorCCE0F5Bg0066CC"/>
+    <w:semiHidden/>
     <w:rPr>
       <w:color w:val="CCE0F5"/>
       <w:shd w:color="auto" w:fill="0066CC" w:val="clear"/>
@@ -5457,6 +5882,7 @@
   </w:style>
   <w:style w:customStyle="1" w:styleId="ColorCCE0F5Bg9933FF" w:type="character">
     <w:name w:val="ColorCCE0F5Bg9933FF"/>
+    <w:semiHidden/>
     <w:rPr>
       <w:color w:val="CCE0F5"/>
       <w:shd w:color="auto" w:fill="9933FF" w:val="clear"/>
@@ -5464,6 +5890,7 @@
   </w:style>
   <w:style w:customStyle="1" w:styleId="ColorCCE0F5BgFFFFFF" w:type="character">
     <w:name w:val="ColorCCE0F5BgFFFFFF"/>
+    <w:semiHidden/>
     <w:rPr>
       <w:color w:val="CCE0F5"/>
       <w:shd w:color="auto" w:fill="FFFFFF" w:val="clear"/>
@@ -5471,6 +5898,7 @@
   </w:style>
   <w:style w:customStyle="1" w:styleId="ColorCCE0F5BgFACCCC" w:type="character">
     <w:name w:val="ColorCCE0F5BgFACCCC"/>
+    <w:semiHidden/>
     <w:rPr>
       <w:color w:val="CCE0F5"/>
       <w:shd w:color="auto" w:fill="FACCCC" w:val="clear"/>
@@ -5478,6 +5906,7 @@
   </w:style>
   <w:style w:customStyle="1" w:styleId="ColorCCE0F5BgFFEBCC" w:type="character">
     <w:name w:val="ColorCCE0F5BgFFEBCC"/>
+    <w:semiHidden/>
     <w:rPr>
       <w:color w:val="CCE0F5"/>
       <w:shd w:color="auto" w:fill="FFEBCC" w:val="clear"/>
@@ -5485,6 +5914,7 @@
   </w:style>
   <w:style w:customStyle="1" w:styleId="ColorCCE0F5BgFFFFCC" w:type="character">
     <w:name w:val="ColorCCE0F5BgFFFFCC"/>
+    <w:semiHidden/>
     <w:rPr>
       <w:color w:val="CCE0F5"/>
       <w:shd w:color="auto" w:fill="FFFFCC" w:val="clear"/>
@@ -5492,6 +5922,7 @@
   </w:style>
   <w:style w:customStyle="1" w:styleId="ColorCCE0F5BgCCE8CC" w:type="character">
     <w:name w:val="ColorCCE0F5BgCCE8CC"/>
+    <w:semiHidden/>
     <w:rPr>
       <w:color w:val="CCE0F5"/>
       <w:shd w:color="auto" w:fill="CCE8CC" w:val="clear"/>
@@ -5499,6 +5930,7 @@
   </w:style>
   <w:style w:customStyle="1" w:styleId="ColorCCE0F5BgCCE0F5" w:type="character">
     <w:name w:val="ColorCCE0F5BgCCE0F5"/>
+    <w:semiHidden/>
     <w:rPr>
       <w:color w:val="CCE0F5"/>
       <w:shd w:color="auto" w:fill="CCE0F5" w:val="clear"/>
@@ -5506,6 +5938,7 @@
   </w:style>
   <w:style w:customStyle="1" w:styleId="ColorCCE0F5BgEBD6FF" w:type="character">
     <w:name w:val="ColorCCE0F5BgEBD6FF"/>
+    <w:semiHidden/>
     <w:rPr>
       <w:color w:val="CCE0F5"/>
       <w:shd w:color="auto" w:fill="EBD6FF" w:val="clear"/>
@@ -5513,6 +5946,7 @@
   </w:style>
   <w:style w:customStyle="1" w:styleId="ColorCCE0F5BgBBBBBB" w:type="character">
     <w:name w:val="ColorCCE0F5BgBBBBBB"/>
+    <w:semiHidden/>
     <w:rPr>
       <w:color w:val="CCE0F5"/>
       <w:shd w:color="auto" w:fill="BBBBBB" w:val="clear"/>
@@ -5520,6 +5954,7 @@
   </w:style>
   <w:style w:customStyle="1" w:styleId="ColorCCE0F5BgF06666" w:type="character">
     <w:name w:val="ColorCCE0F5BgF06666"/>
+    <w:semiHidden/>
     <w:rPr>
       <w:color w:val="CCE0F5"/>
       <w:shd w:color="auto" w:fill="F06666" w:val="clear"/>
@@ -5527,6 +5962,7 @@
   </w:style>
   <w:style w:customStyle="1" w:styleId="ColorCCE0F5BgFFC266" w:type="character">
     <w:name w:val="ColorCCE0F5BgFFC266"/>
+    <w:semiHidden/>
     <w:rPr>
       <w:color w:val="CCE0F5"/>
       <w:shd w:color="auto" w:fill="FFC266" w:val="clear"/>
@@ -5534,6 +5970,7 @@
   </w:style>
   <w:style w:customStyle="1" w:styleId="ColorCCE0F5BgFFFF66" w:type="character">
     <w:name w:val="ColorCCE0F5BgFFFF66"/>
+    <w:semiHidden/>
     <w:rPr>
       <w:color w:val="CCE0F5"/>
       <w:shd w:color="auto" w:fill="FFFF66" w:val="clear"/>
@@ -5541,6 +5978,7 @@
   </w:style>
   <w:style w:customStyle="1" w:styleId="ColorCCE0F5Bg66B966" w:type="character">
     <w:name w:val="ColorCCE0F5Bg66B966"/>
+    <w:semiHidden/>
     <w:rPr>
       <w:color w:val="CCE0F5"/>
       <w:shd w:color="auto" w:fill="66B966" w:val="clear"/>
@@ -5548,6 +5986,7 @@
   </w:style>
   <w:style w:customStyle="1" w:styleId="ColorCCE0F5Bg66A3E0" w:type="character">
     <w:name w:val="ColorCCE0F5Bg66A3E0"/>
+    <w:semiHidden/>
     <w:rPr>
       <w:color w:val="CCE0F5"/>
       <w:shd w:color="auto" w:fill="66A3E0" w:val="clear"/>
@@ -5555,6 +5994,7 @@
   </w:style>
   <w:style w:customStyle="1" w:styleId="ColorCCE0F5BgC285FF" w:type="character">
     <w:name w:val="ColorCCE0F5BgC285FF"/>
+    <w:semiHidden/>
     <w:rPr>
       <w:color w:val="CCE0F5"/>
       <w:shd w:color="auto" w:fill="C285FF" w:val="clear"/>
@@ -5562,6 +6002,7 @@
   </w:style>
   <w:style w:customStyle="1" w:styleId="ColorCCE0F5Bg888888" w:type="character">
     <w:name w:val="ColorCCE0F5Bg888888"/>
+    <w:semiHidden/>
     <w:rPr>
       <w:color w:val="CCE0F5"/>
       <w:shd w:color="auto" w:fill="888888" w:val="clear"/>
@@ -5569,6 +6010,7 @@
   </w:style>
   <w:style w:customStyle="1" w:styleId="ColorCCE0F5BgA10000" w:type="character">
     <w:name w:val="ColorCCE0F5BgA10000"/>
+    <w:semiHidden/>
     <w:rPr>
       <w:color w:val="CCE0F5"/>
       <w:shd w:color="auto" w:fill="A10000" w:val="clear"/>
@@ -5576,6 +6018,7 @@
   </w:style>
   <w:style w:customStyle="1" w:styleId="ColorCCE0F5BgB26B00" w:type="character">
     <w:name w:val="ColorCCE0F5BgB26B00"/>
+    <w:semiHidden/>
     <w:rPr>
       <w:color w:val="CCE0F5"/>
       <w:shd w:color="auto" w:fill="B26B00" w:val="clear"/>
@@ -5583,6 +6026,7 @@
   </w:style>
   <w:style w:customStyle="1" w:styleId="ColorCCE0F5BgB2B200" w:type="character">
     <w:name w:val="ColorCCE0F5BgB2B200"/>
+    <w:semiHidden/>
     <w:rPr>
       <w:color w:val="CCE0F5"/>
       <w:shd w:color="auto" w:fill="B2B200" w:val="clear"/>
@@ -5590,6 +6034,7 @@
   </w:style>
   <w:style w:customStyle="1" w:styleId="ColorCCE0F5Bg006100" w:type="character">
     <w:name w:val="ColorCCE0F5Bg006100"/>
+    <w:semiHidden/>
     <w:rPr>
       <w:color w:val="CCE0F5"/>
       <w:shd w:color="auto" w:fill="006100" w:val="clear"/>
@@ -5597,6 +6042,7 @@
   </w:style>
   <w:style w:customStyle="1" w:styleId="ColorCCE0F5Bg0047B2" w:type="character">
     <w:name w:val="ColorCCE0F5Bg0047B2"/>
+    <w:semiHidden/>
     <w:rPr>
       <w:color w:val="CCE0F5"/>
       <w:shd w:color="auto" w:fill="0047B2" w:val="clear"/>
@@ -5604,6 +6050,7 @@
   </w:style>
   <w:style w:customStyle="1" w:styleId="ColorCCE0F5Bg6B24B2" w:type="character">
     <w:name w:val="ColorCCE0F5Bg6B24B2"/>
+    <w:semiHidden/>
     <w:rPr>
       <w:color w:val="CCE0F5"/>
       <w:shd w:color="auto" w:fill="6B24B2" w:val="clear"/>
@@ -5611,6 +6058,7 @@
   </w:style>
   <w:style w:customStyle="1" w:styleId="ColorCCE0F5Bg444444" w:type="character">
     <w:name w:val="ColorCCE0F5Bg444444"/>
+    <w:semiHidden/>
     <w:rPr>
       <w:color w:val="CCE0F5"/>
       <w:shd w:color="auto" w:fill="444444" w:val="clear"/>
@@ -5618,6 +6066,7 @@
   </w:style>
   <w:style w:customStyle="1" w:styleId="ColorCCE0F5Bg5C0000" w:type="character">
     <w:name w:val="ColorCCE0F5Bg5C0000"/>
+    <w:semiHidden/>
     <w:rPr>
       <w:color w:val="CCE0F5"/>
       <w:shd w:color="auto" w:fill="5C0000" w:val="clear"/>
@@ -5625,6 +6074,7 @@
   </w:style>
   <w:style w:customStyle="1" w:styleId="ColorCCE0F5Bg663D00" w:type="character">
     <w:name w:val="ColorCCE0F5Bg663D00"/>
+    <w:semiHidden/>
     <w:rPr>
       <w:color w:val="CCE0F5"/>
       <w:shd w:color="auto" w:fill="663D00" w:val="clear"/>
@@ -5632,6 +6082,7 @@
   </w:style>
   <w:style w:customStyle="1" w:styleId="ColorCCE0F5Bg666600" w:type="character">
     <w:name w:val="ColorCCE0F5Bg666600"/>
+    <w:semiHidden/>
     <w:rPr>
       <w:color w:val="CCE0F5"/>
       <w:shd w:color="auto" w:fill="666600" w:val="clear"/>
@@ -5639,6 +6090,7 @@
   </w:style>
   <w:style w:customStyle="1" w:styleId="ColorCCE0F5Bg003700" w:type="character">
     <w:name w:val="ColorCCE0F5Bg003700"/>
+    <w:semiHidden/>
     <w:rPr>
       <w:color w:val="CCE0F5"/>
       <w:shd w:color="auto" w:fill="003700" w:val="clear"/>
@@ -5646,6 +6098,7 @@
   </w:style>
   <w:style w:customStyle="1" w:styleId="ColorCCE0F5Bg002966" w:type="character">
     <w:name w:val="ColorCCE0F5Bg002966"/>
+    <w:semiHidden/>
     <w:rPr>
       <w:color w:val="CCE0F5"/>
       <w:shd w:color="auto" w:fill="002966" w:val="clear"/>
@@ -5653,6 +6106,7 @@
   </w:style>
   <w:style w:customStyle="1" w:styleId="ColorCCE0F5Bg3D1466" w:type="character">
     <w:name w:val="ColorCCE0F5Bg3D1466"/>
+    <w:semiHidden/>
     <w:rPr>
       <w:color w:val="CCE0F5"/>
       <w:shd w:color="auto" w:fill="3D1466" w:val="clear"/>
@@ -5660,12 +6114,14 @@
   </w:style>
   <w:style w:customStyle="1" w:styleId="ColorEBD6FF" w:type="character">
     <w:name w:val="ColorEBD6FF"/>
+    <w:semiHidden/>
     <w:rPr>
       <w:color w:val="EBD6FF"/>
     </w:rPr>
   </w:style>
   <w:style w:customStyle="1" w:styleId="ColorEBD6FFBgE60000" w:type="character">
     <w:name w:val="ColorEBD6FFBgE60000"/>
+    <w:semiHidden/>
     <w:rPr>
       <w:color w:val="EBD6FF"/>
       <w:shd w:color="auto" w:fill="E60000" w:val="clear"/>
@@ -5673,6 +6129,7 @@
   </w:style>
   <w:style w:customStyle="1" w:styleId="ColorEBD6FFBgFF9900" w:type="character">
     <w:name w:val="ColorEBD6FFBgFF9900"/>
+    <w:semiHidden/>
     <w:rPr>
       <w:color w:val="EBD6FF"/>
       <w:shd w:color="auto" w:fill="FF9900" w:val="clear"/>
@@ -5680,6 +6137,7 @@
   </w:style>
   <w:style w:customStyle="1" w:styleId="ColorEBD6FFBgFFFF00" w:type="character">
     <w:name w:val="ColorEBD6FFBgFFFF00"/>
+    <w:semiHidden/>
     <w:rPr>
       <w:color w:val="EBD6FF"/>
       <w:shd w:color="auto" w:fill="FFFF00" w:val="clear"/>
@@ -5687,6 +6145,7 @@
   </w:style>
   <w:style w:customStyle="1" w:styleId="ColorEBD6FFBg008A00" w:type="character">
     <w:name w:val="ColorEBD6FFBg008A00"/>
+    <w:semiHidden/>
     <w:rPr>
       <w:color w:val="EBD6FF"/>
       <w:shd w:color="auto" w:fill="008A00" w:val="clear"/>
@@ -5694,6 +6153,7 @@
   </w:style>
   <w:style w:customStyle="1" w:styleId="ColorEBD6FFBg0066CC" w:type="character">
     <w:name w:val="ColorEBD6FFBg0066CC"/>
+    <w:semiHidden/>
     <w:rPr>
       <w:color w:val="EBD6FF"/>
       <w:shd w:color="auto" w:fill="0066CC" w:val="clear"/>
@@ -5701,6 +6161,7 @@
   </w:style>
   <w:style w:customStyle="1" w:styleId="ColorEBD6FFBg9933FF" w:type="character">
     <w:name w:val="ColorEBD6FFBg9933FF"/>
+    <w:semiHidden/>
     <w:rPr>
       <w:color w:val="EBD6FF"/>
       <w:shd w:color="auto" w:fill="9933FF" w:val="clear"/>
@@ -5708,6 +6169,7 @@
   </w:style>
   <w:style w:customStyle="1" w:styleId="ColorEBD6FFBgFFFFFF" w:type="character">
     <w:name w:val="ColorEBD6FFBgFFFFFF"/>
+    <w:semiHidden/>
     <w:rPr>
       <w:color w:val="EBD6FF"/>
       <w:shd w:color="auto" w:fill="FFFFFF" w:val="clear"/>
@@ -5715,6 +6177,7 @@
   </w:style>
   <w:style w:customStyle="1" w:styleId="ColorEBD6FFBgFACCCC" w:type="character">
     <w:name w:val="ColorEBD6FFBgFACCCC"/>
+    <w:semiHidden/>
     <w:rPr>
       <w:color w:val="EBD6FF"/>
       <w:shd w:color="auto" w:fill="FACCCC" w:val="clear"/>
@@ -5722,6 +6185,7 @@
   </w:style>
   <w:style w:customStyle="1" w:styleId="ColorEBD6FFBgFFEBCC" w:type="character">
     <w:name w:val="ColorEBD6FFBgFFEBCC"/>
+    <w:semiHidden/>
     <w:rPr>
       <w:color w:val="EBD6FF"/>
       <w:shd w:color="auto" w:fill="FFEBCC" w:val="clear"/>
@@ -5729,6 +6193,7 @@
   </w:style>
   <w:style w:customStyle="1" w:styleId="ColorEBD6FFBgFFFFCC" w:type="character">
     <w:name w:val="ColorEBD6FFBgFFFFCC"/>
+    <w:semiHidden/>
     <w:rPr>
       <w:color w:val="EBD6FF"/>
       <w:shd w:color="auto" w:fill="FFFFCC" w:val="clear"/>
@@ -5736,6 +6201,7 @@
   </w:style>
   <w:style w:customStyle="1" w:styleId="ColorEBD6FFBgCCE8CC" w:type="character">
     <w:name w:val="ColorEBD6FFBgCCE8CC"/>
+    <w:semiHidden/>
     <w:rPr>
       <w:color w:val="EBD6FF"/>
       <w:shd w:color="auto" w:fill="CCE8CC" w:val="clear"/>
@@ -5743,6 +6209,7 @@
   </w:style>
   <w:style w:customStyle="1" w:styleId="ColorEBD6FFBgCCE0F5" w:type="character">
     <w:name w:val="ColorEBD6FFBgCCE0F5"/>
+    <w:semiHidden/>
     <w:rPr>
       <w:color w:val="EBD6FF"/>
       <w:shd w:color="auto" w:fill="CCE0F5" w:val="clear"/>
@@ -5750,6 +6217,7 @@
   </w:style>
   <w:style w:customStyle="1" w:styleId="ColorEBD6FFBgEBD6FF" w:type="character">
     <w:name w:val="ColorEBD6FFBgEBD6FF"/>
+    <w:semiHidden/>
     <w:rPr>
       <w:color w:val="EBD6FF"/>
       <w:shd w:color="auto" w:fill="EBD6FF" w:val="clear"/>
@@ -5757,6 +6225,7 @@
   </w:style>
   <w:style w:customStyle="1" w:styleId="ColorEBD6FFBgBBBBBB" w:type="character">
     <w:name w:val="ColorEBD6FFBgBBBBBB"/>
+    <w:semiHidden/>
     <w:rPr>
       <w:color w:val="EBD6FF"/>
       <w:shd w:color="auto" w:fill="BBBBBB" w:val="clear"/>
@@ -5764,6 +6233,7 @@
   </w:style>
   <w:style w:customStyle="1" w:styleId="ColorEBD6FFBgF06666" w:type="character">
     <w:name w:val="ColorEBD6FFBgF06666"/>
+    <w:semiHidden/>
     <w:rPr>
       <w:color w:val="EBD6FF"/>
       <w:shd w:color="auto" w:fill="F06666" w:val="clear"/>
@@ -5771,6 +6241,7 @@
   </w:style>
   <w:style w:customStyle="1" w:styleId="ColorEBD6FFBgFFC266" w:type="character">
     <w:name w:val="ColorEBD6FFBgFFC266"/>
+    <w:semiHidden/>
     <w:rPr>
       <w:color w:val="EBD6FF"/>
       <w:shd w:color="auto" w:fill="FFC266" w:val="clear"/>
@@ -5778,6 +6249,7 @@
   </w:style>
   <w:style w:customStyle="1" w:styleId="ColorEBD6FFBgFFFF66" w:type="character">
     <w:name w:val="ColorEBD6FFBgFFFF66"/>
+    <w:semiHidden/>
     <w:rPr>
       <w:color w:val="EBD6FF"/>
       <w:shd w:color="auto" w:fill="FFFF66" w:val="clear"/>
@@ -5785,6 +6257,7 @@
   </w:style>
   <w:style w:customStyle="1" w:styleId="ColorEBD6FFBg66B966" w:type="character">
     <w:name w:val="ColorEBD6FFBg66B966"/>
+    <w:semiHidden/>
     <w:rPr>
       <w:color w:val="EBD6FF"/>
       <w:shd w:color="auto" w:fill="66B966" w:val="clear"/>
@@ -5792,6 +6265,7 @@
   </w:style>
   <w:style w:customStyle="1" w:styleId="ColorEBD6FFBg66A3E0" w:type="character">
     <w:name w:val="ColorEBD6FFBg66A3E0"/>
+    <w:semiHidden/>
     <w:rPr>
       <w:color w:val="EBD6FF"/>
       <w:shd w:color="auto" w:fill="66A3E0" w:val="clear"/>
@@ -5799,6 +6273,7 @@
   </w:style>
   <w:style w:customStyle="1" w:styleId="ColorEBD6FFBgC285FF" w:type="character">
     <w:name w:val="ColorEBD6FFBgC285FF"/>
+    <w:semiHidden/>
     <w:rPr>
       <w:color w:val="EBD6FF"/>
       <w:shd w:color="auto" w:fill="C285FF" w:val="clear"/>
@@ -5806,6 +6281,7 @@
   </w:style>
   <w:style w:customStyle="1" w:styleId="ColorEBD6FFBg888888" w:type="character">
     <w:name w:val="ColorEBD6FFBg888888"/>
+    <w:semiHidden/>
     <w:rPr>
       <w:color w:val="EBD6FF"/>
       <w:shd w:color="auto" w:fill="888888" w:val="clear"/>
@@ -5813,6 +6289,7 @@
   </w:style>
   <w:style w:customStyle="1" w:styleId="ColorEBD6FFBgA10000" w:type="character">
     <w:name w:val="ColorEBD6FFBgA10000"/>
+    <w:semiHidden/>
     <w:rPr>
       <w:color w:val="EBD6FF"/>
       <w:shd w:color="auto" w:fill="A10000" w:val="clear"/>
@@ -5820,6 +6297,7 @@
   </w:style>
   <w:style w:customStyle="1" w:styleId="ColorEBD6FFBgB26B00" w:type="character">
     <w:name w:val="ColorEBD6FFBgB26B00"/>
+    <w:semiHidden/>
     <w:rPr>
       <w:color w:val="EBD6FF"/>
       <w:shd w:color="auto" w:fill="B26B00" w:val="clear"/>
@@ -5827,6 +6305,7 @@
   </w:style>
   <w:style w:customStyle="1" w:styleId="ColorEBD6FFBgB2B200" w:type="character">
     <w:name w:val="ColorEBD6FFBgB2B200"/>
+    <w:semiHidden/>
     <w:rPr>
       <w:color w:val="EBD6FF"/>
       <w:shd w:color="auto" w:fill="B2B200" w:val="clear"/>
@@ -5834,6 +6313,7 @@
   </w:style>
   <w:style w:customStyle="1" w:styleId="ColorEBD6FFBg006100" w:type="character">
     <w:name w:val="ColorEBD6FFBg006100"/>
+    <w:semiHidden/>
     <w:rPr>
       <w:color w:val="EBD6FF"/>
       <w:shd w:color="auto" w:fill="006100" w:val="clear"/>
@@ -5841,6 +6321,7 @@
   </w:style>
   <w:style w:customStyle="1" w:styleId="ColorEBD6FFBg0047B2" w:type="character">
     <w:name w:val="ColorEBD6FFBg0047B2"/>
+    <w:semiHidden/>
     <w:rPr>
       <w:color w:val="EBD6FF"/>
       <w:shd w:color="auto" w:fill="0047B2" w:val="clear"/>
@@ -5848,6 +6329,7 @@
   </w:style>
   <w:style w:customStyle="1" w:styleId="ColorEBD6FFBg6B24B2" w:type="character">
     <w:name w:val="ColorEBD6FFBg6B24B2"/>
+    <w:semiHidden/>
     <w:rPr>
       <w:color w:val="EBD6FF"/>
       <w:shd w:color="auto" w:fill="6B24B2" w:val="clear"/>
@@ -5855,6 +6337,7 @@
   </w:style>
   <w:style w:customStyle="1" w:styleId="ColorEBD6FFBg444444" w:type="character">
     <w:name w:val="ColorEBD6FFBg444444"/>
+    <w:semiHidden/>
     <w:rPr>
       <w:color w:val="EBD6FF"/>
       <w:shd w:color="auto" w:fill="444444" w:val="clear"/>
@@ -5862,6 +6345,7 @@
   </w:style>
   <w:style w:customStyle="1" w:styleId="ColorEBD6FFBg5C0000" w:type="character">
     <w:name w:val="ColorEBD6FFBg5C0000"/>
+    <w:semiHidden/>
     <w:rPr>
       <w:color w:val="EBD6FF"/>
       <w:shd w:color="auto" w:fill="5C0000" w:val="clear"/>
@@ -5869,6 +6353,7 @@
   </w:style>
   <w:style w:customStyle="1" w:styleId="ColorEBD6FFBg663D00" w:type="character">
     <w:name w:val="ColorEBD6FFBg663D00"/>
+    <w:semiHidden/>
     <w:rPr>
       <w:color w:val="EBD6FF"/>
       <w:shd w:color="auto" w:fill="663D00" w:val="clear"/>
@@ -5876,6 +6361,7 @@
   </w:style>
   <w:style w:customStyle="1" w:styleId="ColorEBD6FFBg666600" w:type="character">
     <w:name w:val="ColorEBD6FFBg666600"/>
+    <w:semiHidden/>
     <w:rPr>
       <w:color w:val="EBD6FF"/>
       <w:shd w:color="auto" w:fill="666600" w:val="clear"/>
@@ -5883,6 +6369,7 @@
   </w:style>
   <w:style w:customStyle="1" w:styleId="ColorEBD6FFBg003700" w:type="character">
     <w:name w:val="ColorEBD6FFBg003700"/>
+    <w:semiHidden/>
     <w:rPr>
       <w:color w:val="EBD6FF"/>
       <w:shd w:color="auto" w:fill="003700" w:val="clear"/>
@@ -5890,6 +6377,7 @@
   </w:style>
   <w:style w:customStyle="1" w:styleId="ColorEBD6FFBg002966" w:type="character">
     <w:name w:val="ColorEBD6FFBg002966"/>
+    <w:semiHidden/>
     <w:rPr>
       <w:color w:val="EBD6FF"/>
       <w:shd w:color="auto" w:fill="002966" w:val="clear"/>
@@ -5897,6 +6385,7 @@
   </w:style>
   <w:style w:customStyle="1" w:styleId="ColorEBD6FFBg3D1466" w:type="character">
     <w:name w:val="ColorEBD6FFBg3D1466"/>
+    <w:semiHidden/>
     <w:rPr>
       <w:color w:val="EBD6FF"/>
       <w:shd w:color="auto" w:fill="3D1466" w:val="clear"/>
@@ -5904,12 +6393,14 @@
   </w:style>
   <w:style w:customStyle="1" w:styleId="ColorBBBBBB" w:type="character">
     <w:name w:val="ColorBBBBBB"/>
+    <w:semiHidden/>
     <w:rPr>
       <w:color w:val="BBBBBB"/>
     </w:rPr>
   </w:style>
   <w:style w:customStyle="1" w:styleId="ColorBBBBBBBgE60000" w:type="character">
     <w:name w:val="ColorBBBBBBBgE60000"/>
+    <w:semiHidden/>
     <w:rPr>
       <w:color w:val="BBBBBB"/>
       <w:shd w:color="auto" w:fill="E60000" w:val="clear"/>
@@ -5917,6 +6408,7 @@
   </w:style>
   <w:style w:customStyle="1" w:styleId="ColorBBBBBBBgFF9900" w:type="character">
     <w:name w:val="ColorBBBBBBBgFF9900"/>
+    <w:semiHidden/>
     <w:rPr>
       <w:color w:val="BBBBBB"/>
       <w:shd w:color="auto" w:fill="FF9900" w:val="clear"/>
@@ -5924,6 +6416,7 @@
   </w:style>
   <w:style w:customStyle="1" w:styleId="ColorBBBBBBBgFFFF00" w:type="character">
     <w:name w:val="ColorBBBBBBBgFFFF00"/>
+    <w:semiHidden/>
     <w:rPr>
       <w:color w:val="BBBBBB"/>
       <w:shd w:color="auto" w:fill="FFFF00" w:val="clear"/>
@@ -5931,6 +6424,7 @@
   </w:style>
   <w:style w:customStyle="1" w:styleId="ColorBBBBBBBg008A00" w:type="character">
     <w:name w:val="ColorBBBBBBBg008A00"/>
+    <w:semiHidden/>
     <w:rPr>
       <w:color w:val="BBBBBB"/>
       <w:shd w:color="auto" w:fill="008A00" w:val="clear"/>
@@ -5938,6 +6432,7 @@
   </w:style>
   <w:style w:customStyle="1" w:styleId="ColorBBBBBBBg0066CC" w:type="character">
     <w:name w:val="ColorBBBBBBBg0066CC"/>
+    <w:semiHidden/>
     <w:rPr>
       <w:color w:val="BBBBBB"/>
       <w:shd w:color="auto" w:fill="0066CC" w:val="clear"/>
@@ -5945,6 +6440,7 @@
   </w:style>
   <w:style w:customStyle="1" w:styleId="ColorBBBBBBBg9933FF" w:type="character">
     <w:name w:val="ColorBBBBBBBg9933FF"/>
+    <w:semiHidden/>
     <w:rPr>
       <w:color w:val="BBBBBB"/>
       <w:shd w:color="auto" w:fill="9933FF" w:val="clear"/>
@@ -5952,6 +6448,7 @@
   </w:style>
   <w:style w:customStyle="1" w:styleId="ColorBBBBBBBgFFFFFF" w:type="character">
     <w:name w:val="ColorBBBBBBBgFFFFFF"/>
+    <w:semiHidden/>
     <w:rPr>
       <w:color w:val="BBBBBB"/>
       <w:shd w:color="auto" w:fill="FFFFFF" w:val="clear"/>
@@ -5959,6 +6456,7 @@
   </w:style>
   <w:style w:customStyle="1" w:styleId="ColorBBBBBBBgFACCCC" w:type="character">
     <w:name w:val="ColorBBBBBBBgFACCCC"/>
+    <w:semiHidden/>
     <w:rPr>
       <w:color w:val="BBBBBB"/>
       <w:shd w:color="auto" w:fill="FACCCC" w:val="clear"/>
@@ -5966,6 +6464,7 @@
   </w:style>
   <w:style w:customStyle="1" w:styleId="ColorBBBBBBBgFFEBCC" w:type="character">
     <w:name w:val="ColorBBBBBBBgFFEBCC"/>
+    <w:semiHidden/>
     <w:rPr>
       <w:color w:val="BBBBBB"/>
       <w:shd w:color="auto" w:fill="FFEBCC" w:val="clear"/>
@@ -5973,6 +6472,7 @@
   </w:style>
   <w:style w:customStyle="1" w:styleId="ColorBBBBBBBgFFFFCC" w:type="character">
     <w:name w:val="ColorBBBBBBBgFFFFCC"/>
+    <w:semiHidden/>
     <w:rPr>
       <w:color w:val="BBBBBB"/>
       <w:shd w:color="auto" w:fill="FFFFCC" w:val="clear"/>
@@ -5980,6 +6480,7 @@
   </w:style>
   <w:style w:customStyle="1" w:styleId="ColorBBBBBBBgCCE8CC" w:type="character">
     <w:name w:val="ColorBBBBBBBgCCE8CC"/>
+    <w:semiHidden/>
     <w:rPr>
       <w:color w:val="BBBBBB"/>
       <w:shd w:color="auto" w:fill="CCE8CC" w:val="clear"/>
@@ -5987,6 +6488,7 @@
   </w:style>
   <w:style w:customStyle="1" w:styleId="ColorBBBBBBBgCCE0F5" w:type="character">
     <w:name w:val="ColorBBBBBBBgCCE0F5"/>
+    <w:semiHidden/>
     <w:rPr>
       <w:color w:val="BBBBBB"/>
       <w:shd w:color="auto" w:fill="CCE0F5" w:val="clear"/>
@@ -5994,6 +6496,7 @@
   </w:style>
   <w:style w:customStyle="1" w:styleId="ColorBBBBBBBgEBD6FF" w:type="character">
     <w:name w:val="ColorBBBBBBBgEBD6FF"/>
+    <w:semiHidden/>
     <w:rPr>
       <w:color w:val="BBBBBB"/>
       <w:shd w:color="auto" w:fill="EBD6FF" w:val="clear"/>
@@ -6001,6 +6504,7 @@
   </w:style>
   <w:style w:customStyle="1" w:styleId="ColorBBBBBBBgBBBBBB" w:type="character">
     <w:name w:val="ColorBBBBBBBgBBBBBB"/>
+    <w:semiHidden/>
     <w:rPr>
       <w:color w:val="BBBBBB"/>
       <w:shd w:color="auto" w:fill="BBBBBB" w:val="clear"/>
@@ -6008,6 +6512,7 @@
   </w:style>
   <w:style w:customStyle="1" w:styleId="ColorBBBBBBBgF06666" w:type="character">
     <w:name w:val="ColorBBBBBBBgF06666"/>
+    <w:semiHidden/>
     <w:rPr>
       <w:color w:val="BBBBBB"/>
       <w:shd w:color="auto" w:fill="F06666" w:val="clear"/>
@@ -6015,6 +6520,7 @@
   </w:style>
   <w:style w:customStyle="1" w:styleId="ColorBBBBBBBgFFC266" w:type="character">
     <w:name w:val="ColorBBBBBBBgFFC266"/>
+    <w:semiHidden/>
     <w:rPr>
       <w:color w:val="BBBBBB"/>
       <w:shd w:color="auto" w:fill="FFC266" w:val="clear"/>
@@ -6022,6 +6528,7 @@
   </w:style>
   <w:style w:customStyle="1" w:styleId="ColorBBBBBBBgFFFF66" w:type="character">
     <w:name w:val="ColorBBBBBBBgFFFF66"/>
+    <w:semiHidden/>
     <w:rPr>
       <w:color w:val="BBBBBB"/>
       <w:shd w:color="auto" w:fill="FFFF66" w:val="clear"/>
@@ -6029,6 +6536,7 @@
   </w:style>
   <w:style w:customStyle="1" w:styleId="ColorBBBBBBBg66B966" w:type="character">
     <w:name w:val="ColorBBBBBBBg66B966"/>
+    <w:semiHidden/>
     <w:rPr>
       <w:color w:val="BBBBBB"/>
       <w:shd w:color="auto" w:fill="66B966" w:val="clear"/>
@@ -6036,6 +6544,7 @@
   </w:style>
   <w:style w:customStyle="1" w:styleId="ColorBBBBBBBg66A3E0" w:type="character">
     <w:name w:val="ColorBBBBBBBg66A3E0"/>
+    <w:semiHidden/>
     <w:rPr>
       <w:color w:val="BBBBBB"/>
       <w:shd w:color="auto" w:fill="66A3E0" w:val="clear"/>
@@ -6043,6 +6552,7 @@
   </w:style>
   <w:style w:customStyle="1" w:styleId="ColorBBBBBBBgC285FF" w:type="character">
     <w:name w:val="ColorBBBBBBBgC285FF"/>
+    <w:semiHidden/>
     <w:rPr>
       <w:color w:val="BBBBBB"/>
       <w:shd w:color="auto" w:fill="C285FF" w:val="clear"/>
@@ -6050,6 +6560,7 @@
   </w:style>
   <w:style w:customStyle="1" w:styleId="ColorBBBBBBBg888888" w:type="character">
     <w:name w:val="ColorBBBBBBBg888888"/>
+    <w:semiHidden/>
     <w:rPr>
       <w:color w:val="BBBBBB"/>
       <w:shd w:color="auto" w:fill="888888" w:val="clear"/>
@@ -6057,6 +6568,7 @@
   </w:style>
   <w:style w:customStyle="1" w:styleId="ColorBBBBBBBgA10000" w:type="character">
     <w:name w:val="ColorBBBBBBBgA10000"/>
+    <w:semiHidden/>
     <w:rPr>
       <w:color w:val="BBBBBB"/>
       <w:shd w:color="auto" w:fill="A10000" w:val="clear"/>
@@ -6064,6 +6576,7 @@
   </w:style>
   <w:style w:customStyle="1" w:styleId="ColorBBBBBBBgB26B00" w:type="character">
     <w:name w:val="ColorBBBBBBBgB26B00"/>
+    <w:semiHidden/>
     <w:rPr>
       <w:color w:val="BBBBBB"/>
       <w:shd w:color="auto" w:fill="B26B00" w:val="clear"/>
@@ -6071,6 +6584,7 @@
   </w:style>
   <w:style w:customStyle="1" w:styleId="ColorBBBBBBBgB2B200" w:type="character">
     <w:name w:val="ColorBBBBBBBgB2B200"/>
+    <w:semiHidden/>
     <w:rPr>
       <w:color w:val="BBBBBB"/>
       <w:shd w:color="auto" w:fill="B2B200" w:val="clear"/>
@@ -6078,6 +6592,7 @@
   </w:style>
   <w:style w:customStyle="1" w:styleId="ColorBBBBBBBg006100" w:type="character">
     <w:name w:val="ColorBBBBBBBg006100"/>
+    <w:semiHidden/>
     <w:rPr>
       <w:color w:val="BBBBBB"/>
       <w:shd w:color="auto" w:fill="006100" w:val="clear"/>
@@ -6085,6 +6600,7 @@
   </w:style>
   <w:style w:customStyle="1" w:styleId="ColorBBBBBBBg0047B2" w:type="character">
     <w:name w:val="ColorBBBBBBBg0047B2"/>
+    <w:semiHidden/>
     <w:rPr>
       <w:color w:val="BBBBBB"/>
       <w:shd w:color="auto" w:fill="0047B2" w:val="clear"/>
@@ -6092,6 +6608,7 @@
   </w:style>
   <w:style w:customStyle="1" w:styleId="ColorBBBBBBBg6B24B2" w:type="character">
     <w:name w:val="ColorBBBBBBBg6B24B2"/>
+    <w:semiHidden/>
     <w:rPr>
       <w:color w:val="BBBBBB"/>
       <w:shd w:color="auto" w:fill="6B24B2" w:val="clear"/>
@@ -6099,6 +6616,7 @@
   </w:style>
   <w:style w:customStyle="1" w:styleId="ColorBBBBBBBg444444" w:type="character">
     <w:name w:val="ColorBBBBBBBg444444"/>
+    <w:semiHidden/>
     <w:rPr>
       <w:color w:val="BBBBBB"/>
       <w:shd w:color="auto" w:fill="444444" w:val="clear"/>
@@ -6106,6 +6624,7 @@
   </w:style>
   <w:style w:customStyle="1" w:styleId="ColorBBBBBBBg5C0000" w:type="character">
     <w:name w:val="ColorBBBBBBBg5C0000"/>
+    <w:semiHidden/>
     <w:rPr>
       <w:color w:val="BBBBBB"/>
       <w:shd w:color="auto" w:fill="5C0000" w:val="clear"/>
@@ -6113,6 +6632,7 @@
   </w:style>
   <w:style w:customStyle="1" w:styleId="ColorBBBBBBBg663D00" w:type="character">
     <w:name w:val="ColorBBBBBBBg663D00"/>
+    <w:semiHidden/>
     <w:rPr>
       <w:color w:val="BBBBBB"/>
       <w:shd w:color="auto" w:fill="663D00" w:val="clear"/>
@@ -6120,6 +6640,7 @@
   </w:style>
   <w:style w:customStyle="1" w:styleId="ColorBBBBBBBg666600" w:type="character">
     <w:name w:val="ColorBBBBBBBg666600"/>
+    <w:semiHidden/>
     <w:rPr>
       <w:color w:val="BBBBBB"/>
       <w:shd w:color="auto" w:fill="666600" w:val="clear"/>
@@ -6127,6 +6648,7 @@
   </w:style>
   <w:style w:customStyle="1" w:styleId="ColorBBBBBBBg003700" w:type="character">
     <w:name w:val="ColorBBBBBBBg003700"/>
+    <w:semiHidden/>
     <w:rPr>
       <w:color w:val="BBBBBB"/>
       <w:shd w:color="auto" w:fill="003700" w:val="clear"/>
@@ -6134,6 +6656,7 @@
   </w:style>
   <w:style w:customStyle="1" w:styleId="ColorBBBBBBBg002966" w:type="character">
     <w:name w:val="ColorBBBBBBBg002966"/>
+    <w:semiHidden/>
     <w:rPr>
       <w:color w:val="BBBBBB"/>
       <w:shd w:color="auto" w:fill="002966" w:val="clear"/>
@@ -6141,6 +6664,7 @@
   </w:style>
   <w:style w:customStyle="1" w:styleId="ColorBBBBBBBg3D1466" w:type="character">
     <w:name w:val="ColorBBBBBBBg3D1466"/>
+    <w:semiHidden/>
     <w:rPr>
       <w:color w:val="BBBBBB"/>
       <w:shd w:color="auto" w:fill="3D1466" w:val="clear"/>
@@ -6148,12 +6672,14 @@
   </w:style>
   <w:style w:customStyle="1" w:styleId="ColorF06666" w:type="character">
     <w:name w:val="ColorF06666"/>
+    <w:semiHidden/>
     <w:rPr>
       <w:color w:val="F06666"/>
     </w:rPr>
   </w:style>
   <w:style w:customStyle="1" w:styleId="ColorF06666BgE60000" w:type="character">
     <w:name w:val="ColorF06666BgE60000"/>
+    <w:semiHidden/>
     <w:rPr>
       <w:color w:val="F06666"/>
       <w:shd w:color="auto" w:fill="E60000" w:val="clear"/>
@@ -6161,6 +6687,7 @@
   </w:style>
   <w:style w:customStyle="1" w:styleId="ColorF06666BgFF9900" w:type="character">
     <w:name w:val="ColorF06666BgFF9900"/>
+    <w:semiHidden/>
     <w:rPr>
       <w:color w:val="F06666"/>
       <w:shd w:color="auto" w:fill="FF9900" w:val="clear"/>
@@ -6168,6 +6695,7 @@
   </w:style>
   <w:style w:customStyle="1" w:styleId="ColorF06666BgFFFF00" w:type="character">
     <w:name w:val="ColorF06666BgFFFF00"/>
+    <w:semiHidden/>
     <w:rPr>
       <w:color w:val="F06666"/>
       <w:shd w:color="auto" w:fill="FFFF00" w:val="clear"/>
@@ -6175,6 +6703,7 @@
   </w:style>
   <w:style w:customStyle="1" w:styleId="ColorF06666Bg008A00" w:type="character">
     <w:name w:val="ColorF06666Bg008A00"/>
+    <w:semiHidden/>
     <w:rPr>
       <w:color w:val="F06666"/>
       <w:shd w:color="auto" w:fill="008A00" w:val="clear"/>
@@ -6182,6 +6711,7 @@
   </w:style>
   <w:style w:customStyle="1" w:styleId="ColorF06666Bg0066CC" w:type="character">
     <w:name w:val="ColorF06666Bg0066CC"/>
+    <w:semiHidden/>
     <w:rPr>
       <w:color w:val="F06666"/>
       <w:shd w:color="auto" w:fill="0066CC" w:val="clear"/>
@@ -6189,6 +6719,7 @@
   </w:style>
   <w:style w:customStyle="1" w:styleId="ColorF06666Bg9933FF" w:type="character">
     <w:name w:val="ColorF06666Bg9933FF"/>
+    <w:semiHidden/>
     <w:rPr>
       <w:color w:val="F06666"/>
       <w:shd w:color="auto" w:fill="9933FF" w:val="clear"/>
@@ -6196,6 +6727,7 @@
   </w:style>
   <w:style w:customStyle="1" w:styleId="ColorF06666BgFFFFFF" w:type="character">
     <w:name w:val="ColorF06666BgFFFFFF"/>
+    <w:semiHidden/>
     <w:rPr>
       <w:color w:val="F06666"/>
       <w:shd w:color="auto" w:fill="FFFFFF" w:val="clear"/>
@@ -6203,6 +6735,7 @@
   </w:style>
   <w:style w:customStyle="1" w:styleId="ColorF06666BgFACCCC" w:type="character">
     <w:name w:val="ColorF06666BgFACCCC"/>
+    <w:semiHidden/>
     <w:rPr>
       <w:color w:val="F06666"/>
       <w:shd w:color="auto" w:fill="FACCCC" w:val="clear"/>
@@ -6210,6 +6743,7 @@
   </w:style>
   <w:style w:customStyle="1" w:styleId="ColorF06666BgFFEBCC" w:type="character">
     <w:name w:val="ColorF06666BgFFEBCC"/>
+    <w:semiHidden/>
     <w:rPr>
       <w:color w:val="F06666"/>
       <w:shd w:color="auto" w:fill="FFEBCC" w:val="clear"/>
@@ -6217,6 +6751,7 @@
   </w:style>
   <w:style w:customStyle="1" w:styleId="ColorF06666BgFFFFCC" w:type="character">
     <w:name w:val="ColorF06666BgFFFFCC"/>
+    <w:semiHidden/>
     <w:rPr>
       <w:color w:val="F06666"/>
       <w:shd w:color="auto" w:fill="FFFFCC" w:val="clear"/>
@@ -6224,6 +6759,7 @@
   </w:style>
   <w:style w:customStyle="1" w:styleId="ColorF06666BgCCE8CC" w:type="character">
     <w:name w:val="ColorF06666BgCCE8CC"/>
+    <w:semiHidden/>
     <w:rPr>
       <w:color w:val="F06666"/>
       <w:shd w:color="auto" w:fill="CCE8CC" w:val="clear"/>
@@ -6231,6 +6767,7 @@
   </w:style>
   <w:style w:customStyle="1" w:styleId="ColorF06666BgCCE0F5" w:type="character">
     <w:name w:val="ColorF06666BgCCE0F5"/>
+    <w:semiHidden/>
     <w:rPr>
       <w:color w:val="F06666"/>
       <w:shd w:color="auto" w:fill="CCE0F5" w:val="clear"/>
@@ -6238,6 +6775,7 @@
   </w:style>
   <w:style w:customStyle="1" w:styleId="ColorF06666BgEBD6FF" w:type="character">
     <w:name w:val="ColorF06666BgEBD6FF"/>
+    <w:semiHidden/>
     <w:rPr>
       <w:color w:val="F06666"/>
       <w:shd w:color="auto" w:fill="EBD6FF" w:val="clear"/>
@@ -6245,6 +6783,7 @@
   </w:style>
   <w:style w:customStyle="1" w:styleId="ColorF06666BgBBBBBB" w:type="character">
     <w:name w:val="ColorF06666BgBBBBBB"/>
+    <w:semiHidden/>
     <w:rPr>
       <w:color w:val="F06666"/>
       <w:shd w:color="auto" w:fill="BBBBBB" w:val="clear"/>
@@ -6252,6 +6791,7 @@
   </w:style>
   <w:style w:customStyle="1" w:styleId="ColorF06666BgF06666" w:type="character">
     <w:name w:val="ColorF06666BgF06666"/>
+    <w:semiHidden/>
     <w:rPr>
       <w:color w:val="F06666"/>
       <w:shd w:color="auto" w:fill="F06666" w:val="clear"/>
@@ -6259,6 +6799,7 @@
   </w:style>
   <w:style w:customStyle="1" w:styleId="ColorF06666BgFFC266" w:type="character">
     <w:name w:val="ColorF06666BgFFC266"/>
+    <w:semiHidden/>
     <w:rPr>
       <w:color w:val="F06666"/>
       <w:shd w:color="auto" w:fill="FFC266" w:val="clear"/>
@@ -6266,6 +6807,7 @@
   </w:style>
   <w:style w:customStyle="1" w:styleId="ColorF06666BgFFFF66" w:type="character">
     <w:name w:val="ColorF06666BgFFFF66"/>
+    <w:semiHidden/>
     <w:rPr>
       <w:color w:val="F06666"/>
       <w:shd w:color="auto" w:fill="FFFF66" w:val="clear"/>
@@ -6273,6 +6815,7 @@
   </w:style>
   <w:style w:customStyle="1" w:styleId="ColorF06666Bg66B966" w:type="character">
     <w:name w:val="ColorF06666Bg66B966"/>
+    <w:semiHidden/>
     <w:rPr>
       <w:color w:val="F06666"/>
       <w:shd w:color="auto" w:fill="66B966" w:val="clear"/>
@@ -6280,6 +6823,7 @@
   </w:style>
   <w:style w:customStyle="1" w:styleId="ColorF06666Bg66A3E0" w:type="character">
     <w:name w:val="ColorF06666Bg66A3E0"/>
+    <w:semiHidden/>
     <w:rPr>
       <w:color w:val="F06666"/>
       <w:shd w:color="auto" w:fill="66A3E0" w:val="clear"/>
@@ -6287,6 +6831,7 @@
   </w:style>
   <w:style w:customStyle="1" w:styleId="ColorF06666BgC285FF" w:type="character">
     <w:name w:val="ColorF06666BgC285FF"/>
+    <w:semiHidden/>
     <w:rPr>
       <w:color w:val="F06666"/>
       <w:shd w:color="auto" w:fill="C285FF" w:val="clear"/>
@@ -6294,6 +6839,7 @@
   </w:style>
   <w:style w:customStyle="1" w:styleId="ColorF06666Bg888888" w:type="character">
     <w:name w:val="ColorF06666Bg888888"/>
+    <w:semiHidden/>
     <w:rPr>
       <w:color w:val="F06666"/>
       <w:shd w:color="auto" w:fill="888888" w:val="clear"/>
@@ -6301,6 +6847,7 @@
   </w:style>
   <w:style w:customStyle="1" w:styleId="ColorF06666BgA10000" w:type="character">
     <w:name w:val="ColorF06666BgA10000"/>
+    <w:semiHidden/>
     <w:rPr>
       <w:color w:val="F06666"/>
       <w:shd w:color="auto" w:fill="A10000" w:val="clear"/>
@@ -6308,6 +6855,7 @@
   </w:style>
   <w:style w:customStyle="1" w:styleId="ColorF06666BgB26B00" w:type="character">
     <w:name w:val="ColorF06666BgB26B00"/>
+    <w:semiHidden/>
     <w:rPr>
       <w:color w:val="F06666"/>
       <w:shd w:color="auto" w:fill="B26B00" w:val="clear"/>
@@ -6315,6 +6863,7 @@
   </w:style>
   <w:style w:customStyle="1" w:styleId="ColorF06666BgB2B200" w:type="character">
     <w:name w:val="ColorF06666BgB2B200"/>
+    <w:semiHidden/>
     <w:rPr>
       <w:color w:val="F06666"/>
       <w:shd w:color="auto" w:fill="B2B200" w:val="clear"/>
@@ -6322,6 +6871,7 @@
   </w:style>
   <w:style w:customStyle="1" w:styleId="ColorF06666Bg006100" w:type="character">
     <w:name w:val="ColorF06666Bg006100"/>
+    <w:semiHidden/>
     <w:rPr>
       <w:color w:val="F06666"/>
       <w:shd w:color="auto" w:fill="006100" w:val="clear"/>
@@ -6329,6 +6879,7 @@
   </w:style>
   <w:style w:customStyle="1" w:styleId="ColorF06666Bg0047B2" w:type="character">
     <w:name w:val="ColorF06666Bg0047B2"/>
+    <w:semiHidden/>
     <w:rPr>
       <w:color w:val="F06666"/>
       <w:shd w:color="auto" w:fill="0047B2" w:val="clear"/>
@@ -6336,6 +6887,7 @@
   </w:style>
   <w:style w:customStyle="1" w:styleId="ColorF06666Bg6B24B2" w:type="character">
     <w:name w:val="ColorF06666Bg6B24B2"/>
+    <w:semiHidden/>
     <w:rPr>
       <w:color w:val="F06666"/>
       <w:shd w:color="auto" w:fill="6B24B2" w:val="clear"/>
@@ -6343,6 +6895,7 @@
   </w:style>
   <w:style w:customStyle="1" w:styleId="ColorF06666Bg444444" w:type="character">
     <w:name w:val="ColorF06666Bg444444"/>
+    <w:semiHidden/>
     <w:rPr>
       <w:color w:val="F06666"/>
       <w:shd w:color="auto" w:fill="444444" w:val="clear"/>
@@ -6350,6 +6903,7 @@
   </w:style>
   <w:style w:customStyle="1" w:styleId="ColorF06666Bg5C0000" w:type="character">
     <w:name w:val="ColorF06666Bg5C0000"/>
+    <w:semiHidden/>
     <w:rPr>
       <w:color w:val="F06666"/>
       <w:shd w:color="auto" w:fill="5C0000" w:val="clear"/>
@@ -6357,6 +6911,7 @@
   </w:style>
   <w:style w:customStyle="1" w:styleId="ColorF06666Bg663D00" w:type="character">
     <w:name w:val="ColorF06666Bg663D00"/>
+    <w:semiHidden/>
     <w:rPr>
       <w:color w:val="F06666"/>
       <w:shd w:color="auto" w:fill="663D00" w:val="clear"/>
@@ -6364,6 +6919,7 @@
   </w:style>
   <w:style w:customStyle="1" w:styleId="ColorF06666Bg666600" w:type="character">
     <w:name w:val="ColorF06666Bg666600"/>
+    <w:semiHidden/>
     <w:rPr>
       <w:color w:val="F06666"/>
       <w:shd w:color="auto" w:fill="666600" w:val="clear"/>
@@ -6371,6 +6927,7 @@
   </w:style>
   <w:style w:customStyle="1" w:styleId="ColorF06666Bg003700" w:type="character">
     <w:name w:val="ColorF06666Bg003700"/>
+    <w:semiHidden/>
     <w:rPr>
       <w:color w:val="F06666"/>
       <w:shd w:color="auto" w:fill="003700" w:val="clear"/>
@@ -6378,6 +6935,7 @@
   </w:style>
   <w:style w:customStyle="1" w:styleId="ColorF06666Bg002966" w:type="character">
     <w:name w:val="ColorF06666Bg002966"/>
+    <w:semiHidden/>
     <w:rPr>
       <w:color w:val="F06666"/>
       <w:shd w:color="auto" w:fill="002966" w:val="clear"/>
@@ -6385,6 +6943,7 @@
   </w:style>
   <w:style w:customStyle="1" w:styleId="ColorF06666Bg3D1466" w:type="character">
     <w:name w:val="ColorF06666Bg3D1466"/>
+    <w:semiHidden/>
     <w:rPr>
       <w:color w:val="F06666"/>
       <w:shd w:color="auto" w:fill="3D1466" w:val="clear"/>
@@ -6392,12 +6951,14 @@
   </w:style>
   <w:style w:customStyle="1" w:styleId="ColorFFC266" w:type="character">
     <w:name w:val="ColorFFC266"/>
+    <w:semiHidden/>
     <w:rPr>
       <w:color w:val="FFC266"/>
     </w:rPr>
   </w:style>
   <w:style w:customStyle="1" w:styleId="ColorFFC266BgE60000" w:type="character">
     <w:name w:val="ColorFFC266BgE60000"/>
+    <w:semiHidden/>
     <w:rPr>
       <w:color w:val="FFC266"/>
       <w:shd w:color="auto" w:fill="E60000" w:val="clear"/>
@@ -6405,6 +6966,7 @@
   </w:style>
   <w:style w:customStyle="1" w:styleId="ColorFFC266BgFF9900" w:type="character">
     <w:name w:val="ColorFFC266BgFF9900"/>
+    <w:semiHidden/>
     <w:rPr>
       <w:color w:val="FFC266"/>
       <w:shd w:color="auto" w:fill="FF9900" w:val="clear"/>
@@ -6412,6 +6974,7 @@
   </w:style>
   <w:style w:customStyle="1" w:styleId="ColorFFC266BgFFFF00" w:type="character">
     <w:name w:val="ColorFFC266BgFFFF00"/>
+    <w:semiHidden/>
     <w:rPr>
       <w:color w:val="FFC266"/>
       <w:shd w:color="auto" w:fill="FFFF00" w:val="clear"/>
@@ -6419,6 +6982,7 @@
   </w:style>
   <w:style w:customStyle="1" w:styleId="ColorFFC266Bg008A00" w:type="character">
     <w:name w:val="ColorFFC266Bg008A00"/>
+    <w:semiHidden/>
     <w:rPr>
       <w:color w:val="FFC266"/>
       <w:shd w:color="auto" w:fill="008A00" w:val="clear"/>
@@ -6426,6 +6990,7 @@
   </w:style>
   <w:style w:customStyle="1" w:styleId="ColorFFC266Bg0066CC" w:type="character">
     <w:name w:val="ColorFFC266Bg0066CC"/>
+    <w:semiHidden/>
     <w:rPr>
       <w:color w:val="FFC266"/>
       <w:shd w:color="auto" w:fill="0066CC" w:val="clear"/>
@@ -6433,6 +6998,7 @@
   </w:style>
   <w:style w:customStyle="1" w:styleId="ColorFFC266Bg9933FF" w:type="character">
     <w:name w:val="ColorFFC266Bg9933FF"/>
+    <w:semiHidden/>
     <w:rPr>
       <w:color w:val="FFC266"/>
       <w:shd w:color="auto" w:fill="9933FF" w:val="clear"/>
@@ -6440,6 +7006,7 @@
   </w:style>
   <w:style w:customStyle="1" w:styleId="ColorFFC266BgFFFFFF" w:type="character">
     <w:name w:val="ColorFFC266BgFFFFFF"/>
+    <w:semiHidden/>
     <w:rPr>
       <w:color w:val="FFC266"/>
       <w:shd w:color="auto" w:fill="FFFFFF" w:val="clear"/>
@@ -6447,6 +7014,7 @@
   </w:style>
   <w:style w:customStyle="1" w:styleId="ColorFFC266BgFACCCC" w:type="character">
     <w:name w:val="ColorFFC266BgFACCCC"/>
+    <w:semiHidden/>
     <w:rPr>
       <w:color w:val="FFC266"/>
       <w:shd w:color="auto" w:fill="FACCCC" w:val="clear"/>
@@ -6454,6 +7022,7 @@
   </w:style>
   <w:style w:customStyle="1" w:styleId="ColorFFC266BgFFEBCC" w:type="character">
     <w:name w:val="ColorFFC266BgFFEBCC"/>
+    <w:semiHidden/>
     <w:rPr>
       <w:color w:val="FFC266"/>
       <w:shd w:color="auto" w:fill="FFEBCC" w:val="clear"/>
@@ -6461,6 +7030,7 @@
   </w:style>
   <w:style w:customStyle="1" w:styleId="ColorFFC266BgFFFFCC" w:type="character">
     <w:name w:val="ColorFFC266BgFFFFCC"/>
+    <w:semiHidden/>
     <w:rPr>
       <w:color w:val="FFC266"/>
       <w:shd w:color="auto" w:fill="FFFFCC" w:val="clear"/>
@@ -6468,6 +7038,7 @@
   </w:style>
   <w:style w:customStyle="1" w:styleId="ColorFFC266BgCCE8CC" w:type="character">
     <w:name w:val="ColorFFC266BgCCE8CC"/>
+    <w:semiHidden/>
     <w:rPr>
       <w:color w:val="FFC266"/>
       <w:shd w:color="auto" w:fill="CCE8CC" w:val="clear"/>
@@ -6475,6 +7046,7 @@
   </w:style>
   <w:style w:customStyle="1" w:styleId="ColorFFC266BgCCE0F5" w:type="character">
     <w:name w:val="ColorFFC266BgCCE0F5"/>
+    <w:semiHidden/>
     <w:rPr>
       <w:color w:val="FFC266"/>
       <w:shd w:color="auto" w:fill="CCE0F5" w:val="clear"/>
@@ -6482,6 +7054,7 @@
   </w:style>
   <w:style w:customStyle="1" w:styleId="ColorFFC266BgEBD6FF" w:type="character">
     <w:name w:val="ColorFFC266BgEBD6FF"/>
+    <w:semiHidden/>
     <w:rPr>
       <w:color w:val="FFC266"/>
       <w:shd w:color="auto" w:fill="EBD6FF" w:val="clear"/>
@@ -6489,6 +7062,7 @@
   </w:style>
   <w:style w:customStyle="1" w:styleId="ColorFFC266BgBBBBBB" w:type="character">
     <w:name w:val="ColorFFC266BgBBBBBB"/>
+    <w:semiHidden/>
     <w:rPr>
       <w:color w:val="FFC266"/>
       <w:shd w:color="auto" w:fill="BBBBBB" w:val="clear"/>
@@ -6496,6 +7070,7 @@
   </w:style>
   <w:style w:customStyle="1" w:styleId="ColorFFC266BgF06666" w:type="character">
     <w:name w:val="ColorFFC266BgF06666"/>
+    <w:semiHidden/>
     <w:rPr>
       <w:color w:val="FFC266"/>
       <w:shd w:color="auto" w:fill="F06666" w:val="clear"/>
@@ -6503,6 +7078,7 @@
   </w:style>
   <w:style w:customStyle="1" w:styleId="ColorFFC266BgFFC266" w:type="character">
     <w:name w:val="ColorFFC266BgFFC266"/>
+    <w:semiHidden/>
     <w:rPr>
       <w:color w:val="FFC266"/>
       <w:shd w:color="auto" w:fill="FFC266" w:val="clear"/>
@@ -6510,6 +7086,7 @@
   </w:style>
   <w:style w:customStyle="1" w:styleId="ColorFFC266BgFFFF66" w:type="character">
     <w:name w:val="ColorFFC266BgFFFF66"/>
+    <w:semiHidden/>
     <w:rPr>
       <w:color w:val="FFC266"/>
       <w:shd w:color="auto" w:fill="FFFF66" w:val="clear"/>
@@ -6517,6 +7094,7 @@
   </w:style>
   <w:style w:customStyle="1" w:styleId="ColorFFC266Bg66B966" w:type="character">
     <w:name w:val="ColorFFC266Bg66B966"/>
+    <w:semiHidden/>
     <w:rPr>
       <w:color w:val="FFC266"/>
       <w:shd w:color="auto" w:fill="66B966" w:val="clear"/>
@@ -6524,6 +7102,7 @@
   </w:style>
   <w:style w:customStyle="1" w:styleId="ColorFFC266Bg66A3E0" w:type="character">
     <w:name w:val="ColorFFC266Bg66A3E0"/>
+    <w:semiHidden/>
     <w:rPr>
       <w:color w:val="FFC266"/>
       <w:shd w:color="auto" w:fill="66A3E0" w:val="clear"/>
@@ -6531,6 +7110,7 @@
   </w:style>
   <w:style w:customStyle="1" w:styleId="ColorFFC266BgC285FF" w:type="character">
     <w:name w:val="ColorFFC266BgC285FF"/>
+    <w:semiHidden/>
     <w:rPr>
       <w:color w:val="FFC266"/>
       <w:shd w:color="auto" w:fill="C285FF" w:val="clear"/>
@@ -6538,6 +7118,7 @@
   </w:style>
   <w:style w:customStyle="1" w:styleId="ColorFFC266Bg888888" w:type="character">
     <w:name w:val="ColorFFC266Bg888888"/>
+    <w:semiHidden/>
     <w:rPr>
       <w:color w:val="FFC266"/>
       <w:shd w:color="auto" w:fill="888888" w:val="clear"/>
@@ -6545,6 +7126,7 @@
   </w:style>
   <w:style w:customStyle="1" w:styleId="ColorFFC266BgA10000" w:type="character">
     <w:name w:val="ColorFFC266BgA10000"/>
+    <w:semiHidden/>
     <w:rPr>
       <w:color w:val="FFC266"/>
       <w:shd w:color="auto" w:fill="A10000" w:val="clear"/>
@@ -6552,6 +7134,7 @@
   </w:style>
   <w:style w:customStyle="1" w:styleId="ColorFFC266BgB26B00" w:type="character">
     <w:name w:val="ColorFFC266BgB26B00"/>
+    <w:semiHidden/>
     <w:rPr>
       <w:color w:val="FFC266"/>
       <w:shd w:color="auto" w:fill="B26B00" w:val="clear"/>
@@ -6559,6 +7142,7 @@
   </w:style>
   <w:style w:customStyle="1" w:styleId="ColorFFC266BgB2B200" w:type="character">
     <w:name w:val="ColorFFC266BgB2B200"/>
+    <w:semiHidden/>
     <w:rPr>
       <w:color w:val="FFC266"/>
       <w:shd w:color="auto" w:fill="B2B200" w:val="clear"/>
@@ -6566,6 +7150,7 @@
   </w:style>
   <w:style w:customStyle="1" w:styleId="ColorFFC266Bg006100" w:type="character">
     <w:name w:val="ColorFFC266Bg006100"/>
+    <w:semiHidden/>
     <w:rPr>
       <w:color w:val="FFC266"/>
       <w:shd w:color="auto" w:fill="006100" w:val="clear"/>
@@ -6573,6 +7158,7 @@
   </w:style>
   <w:style w:customStyle="1" w:styleId="ColorFFC266Bg0047B2" w:type="character">
     <w:name w:val="ColorFFC266Bg0047B2"/>
+    <w:semiHidden/>
     <w:rPr>
       <w:color w:val="FFC266"/>
       <w:shd w:color="auto" w:fill="0047B2" w:val="clear"/>
@@ -6580,6 +7166,7 @@
   </w:style>
   <w:style w:customStyle="1" w:styleId="ColorFFC266Bg6B24B2" w:type="character">
     <w:name w:val="ColorFFC266Bg6B24B2"/>
+    <w:semiHidden/>
     <w:rPr>
       <w:color w:val="FFC266"/>
       <w:shd w:color="auto" w:fill="6B24B2" w:val="clear"/>
@@ -6587,6 +7174,7 @@
   </w:style>
   <w:style w:customStyle="1" w:styleId="ColorFFC266Bg444444" w:type="character">
     <w:name w:val="ColorFFC266Bg444444"/>
+    <w:semiHidden/>
     <w:rPr>
       <w:color w:val="FFC266"/>
       <w:shd w:color="auto" w:fill="444444" w:val="clear"/>
@@ -6594,6 +7182,7 @@
   </w:style>
   <w:style w:customStyle="1" w:styleId="ColorFFC266Bg5C0000" w:type="character">
     <w:name w:val="ColorFFC266Bg5C0000"/>
+    <w:semiHidden/>
     <w:rPr>
       <w:color w:val="FFC266"/>
       <w:shd w:color="auto" w:fill="5C0000" w:val="clear"/>
@@ -6601,6 +7190,7 @@
   </w:style>
   <w:style w:customStyle="1" w:styleId="ColorFFC266Bg663D00" w:type="character">
     <w:name w:val="ColorFFC266Bg663D00"/>
+    <w:semiHidden/>
     <w:rPr>
       <w:color w:val="FFC266"/>
       <w:shd w:color="auto" w:fill="663D00" w:val="clear"/>
@@ -6608,6 +7198,7 @@
   </w:style>
   <w:style w:customStyle="1" w:styleId="ColorFFC266Bg666600" w:type="character">
     <w:name w:val="ColorFFC266Bg666600"/>
+    <w:semiHidden/>
     <w:rPr>
       <w:color w:val="FFC266"/>
       <w:shd w:color="auto" w:fill="666600" w:val="clear"/>
@@ -6615,6 +7206,7 @@
   </w:style>
   <w:style w:customStyle="1" w:styleId="ColorFFC266Bg003700" w:type="character">
     <w:name w:val="ColorFFC266Bg003700"/>
+    <w:semiHidden/>
     <w:rPr>
       <w:color w:val="FFC266"/>
       <w:shd w:color="auto" w:fill="003700" w:val="clear"/>
@@ -6622,6 +7214,7 @@
   </w:style>
   <w:style w:customStyle="1" w:styleId="ColorFFC266Bg002966" w:type="character">
     <w:name w:val="ColorFFC266Bg002966"/>
+    <w:semiHidden/>
     <w:rPr>
       <w:color w:val="FFC266"/>
       <w:shd w:color="auto" w:fill="002966" w:val="clear"/>
@@ -6629,6 +7222,7 @@
   </w:style>
   <w:style w:customStyle="1" w:styleId="ColorFFC266Bg3D1466" w:type="character">
     <w:name w:val="ColorFFC266Bg3D1466"/>
+    <w:semiHidden/>
     <w:rPr>
       <w:color w:val="FFC266"/>
       <w:shd w:color="auto" w:fill="3D1466" w:val="clear"/>
@@ -6636,12 +7230,14 @@
   </w:style>
   <w:style w:customStyle="1" w:styleId="ColorFFFF66" w:type="character">
     <w:name w:val="ColorFFFF66"/>
+    <w:semiHidden/>
     <w:rPr>
       <w:color w:val="FFFF66"/>
     </w:rPr>
   </w:style>
   <w:style w:customStyle="1" w:styleId="ColorFFFF66BgE60000" w:type="character">
     <w:name w:val="ColorFFFF66BgE60000"/>
+    <w:semiHidden/>
     <w:rPr>
       <w:color w:val="FFFF66"/>
       <w:shd w:color="auto" w:fill="E60000" w:val="clear"/>
@@ -6649,6 +7245,7 @@
   </w:style>
   <w:style w:customStyle="1" w:styleId="ColorFFFF66BgFF9900" w:type="character">
     <w:name w:val="ColorFFFF66BgFF9900"/>
+    <w:semiHidden/>
     <w:rPr>
       <w:color w:val="FFFF66"/>
       <w:shd w:color="auto" w:fill="FF9900" w:val="clear"/>
@@ -6656,6 +7253,7 @@
   </w:style>
   <w:style w:customStyle="1" w:styleId="ColorFFFF66BgFFFF00" w:type="character">
     <w:name w:val="ColorFFFF66BgFFFF00"/>
+    <w:semiHidden/>
     <w:rPr>
       <w:color w:val="FFFF66"/>
       <w:shd w:color="auto" w:fill="FFFF00" w:val="clear"/>
@@ -6663,6 +7261,7 @@
   </w:style>
   <w:style w:customStyle="1" w:styleId="ColorFFFF66Bg008A00" w:type="character">
     <w:name w:val="ColorFFFF66Bg008A00"/>
+    <w:semiHidden/>
     <w:rPr>
       <w:color w:val="FFFF66"/>
       <w:shd w:color="auto" w:fill="008A00" w:val="clear"/>
@@ -6670,6 +7269,7 @@
   </w:style>
   <w:style w:customStyle="1" w:styleId="ColorFFFF66Bg0066CC" w:type="character">
     <w:name w:val="ColorFFFF66Bg0066CC"/>
+    <w:semiHidden/>
     <w:rPr>
       <w:color w:val="FFFF66"/>
       <w:shd w:color="auto" w:fill="0066CC" w:val="clear"/>
@@ -6677,6 +7277,7 @@
   </w:style>
   <w:style w:customStyle="1" w:styleId="ColorFFFF66Bg9933FF" w:type="character">
     <w:name w:val="ColorFFFF66Bg9933FF"/>
+    <w:semiHidden/>
     <w:rPr>
       <w:color w:val="FFFF66"/>
       <w:shd w:color="auto" w:fill="9933FF" w:val="clear"/>
@@ -6684,6 +7285,7 @@
   </w:style>
   <w:style w:customStyle="1" w:styleId="ColorFFFF66BgFFFFFF" w:type="character">
     <w:name w:val="ColorFFFF66BgFFFFFF"/>
+    <w:semiHidden/>
     <w:rPr>
       <w:color w:val="FFFF66"/>
       <w:shd w:color="auto" w:fill="FFFFFF" w:val="clear"/>
@@ -6691,6 +7293,7 @@
   </w:style>
   <w:style w:customStyle="1" w:styleId="ColorFFFF66BgFACCCC" w:type="character">
     <w:name w:val="ColorFFFF66BgFACCCC"/>
+    <w:semiHidden/>
     <w:rPr>
       <w:color w:val="FFFF66"/>
       <w:shd w:color="auto" w:fill="FACCCC" w:val="clear"/>
@@ -6698,6 +7301,7 @@
   </w:style>
   <w:style w:customStyle="1" w:styleId="ColorFFFF66BgFFEBCC" w:type="character">
     <w:name w:val="ColorFFFF66BgFFEBCC"/>
+    <w:semiHidden/>
     <w:rPr>
       <w:color w:val="FFFF66"/>
       <w:shd w:color="auto" w:fill="FFEBCC" w:val="clear"/>
@@ -6705,6 +7309,7 @@
   </w:style>
   <w:style w:customStyle="1" w:styleId="ColorFFFF66BgFFFFCC" w:type="character">
     <w:name w:val="ColorFFFF66BgFFFFCC"/>
+    <w:semiHidden/>
     <w:rPr>
       <w:color w:val="FFFF66"/>
       <w:shd w:color="auto" w:fill="FFFFCC" w:val="clear"/>
@@ -6712,6 +7317,7 @@
   </w:style>
   <w:style w:customStyle="1" w:styleId="ColorFFFF66BgCCE8CC" w:type="character">
     <w:name w:val="ColorFFFF66BgCCE8CC"/>
+    <w:semiHidden/>
     <w:rPr>
       <w:color w:val="FFFF66"/>
       <w:shd w:color="auto" w:fill="CCE8CC" w:val="clear"/>
@@ -6719,6 +7325,7 @@
   </w:style>
   <w:style w:customStyle="1" w:styleId="ColorFFFF66BgCCE0F5" w:type="character">
     <w:name w:val="ColorFFFF66BgCCE0F5"/>
+    <w:semiHidden/>
     <w:rPr>
       <w:color w:val="FFFF66"/>
       <w:shd w:color="auto" w:fill="CCE0F5" w:val="clear"/>
@@ -6726,6 +7333,7 @@
   </w:style>
   <w:style w:customStyle="1" w:styleId="ColorFFFF66BgEBD6FF" w:type="character">
     <w:name w:val="ColorFFFF66BgEBD6FF"/>
+    <w:semiHidden/>
     <w:rPr>
       <w:color w:val="FFFF66"/>
       <w:shd w:color="auto" w:fill="EBD6FF" w:val="clear"/>
@@ -6733,6 +7341,7 @@
   </w:style>
   <w:style w:customStyle="1" w:styleId="ColorFFFF66BgBBBBBB" w:type="character">
     <w:name w:val="ColorFFFF66BgBBBBBB"/>
+    <w:semiHidden/>
     <w:rPr>
       <w:color w:val="FFFF66"/>
       <w:shd w:color="auto" w:fill="BBBBBB" w:val="clear"/>
@@ -6740,6 +7349,7 @@
   </w:style>
   <w:style w:customStyle="1" w:styleId="ColorFFFF66BgF06666" w:type="character">
     <w:name w:val="ColorFFFF66BgF06666"/>
+    <w:semiHidden/>
     <w:rPr>
       <w:color w:val="FFFF66"/>
       <w:shd w:color="auto" w:fill="F06666" w:val="clear"/>
@@ -6747,6 +7357,7 @@
   </w:style>
   <w:style w:customStyle="1" w:styleId="ColorFFFF66BgFFC266" w:type="character">
     <w:name w:val="ColorFFFF66BgFFC266"/>
+    <w:semiHidden/>
     <w:rPr>
       <w:color w:val="FFFF66"/>
       <w:shd w:color="auto" w:fill="FFC266" w:val="clear"/>
@@ -6754,6 +7365,7 @@
   </w:style>
   <w:style w:customStyle="1" w:styleId="ColorFFFF66BgFFFF66" w:type="character">
     <w:name w:val="ColorFFFF66BgFFFF66"/>
+    <w:semiHidden/>
     <w:rPr>
       <w:color w:val="FFFF66"/>
       <w:shd w:color="auto" w:fill="FFFF66" w:val="clear"/>
@@ -6761,6 +7373,7 @@
   </w:style>
   <w:style w:customStyle="1" w:styleId="ColorFFFF66Bg66B966" w:type="character">
     <w:name w:val="ColorFFFF66Bg66B966"/>
+    <w:semiHidden/>
     <w:rPr>
       <w:color w:val="FFFF66"/>
       <w:shd w:color="auto" w:fill="66B966" w:val="clear"/>
@@ -6768,6 +7381,7 @@
   </w:style>
   <w:style w:customStyle="1" w:styleId="ColorFFFF66Bg66A3E0" w:type="character">
     <w:name w:val="ColorFFFF66Bg66A3E0"/>
+    <w:semiHidden/>
     <w:rPr>
       <w:color w:val="FFFF66"/>
       <w:shd w:color="auto" w:fill="66A3E0" w:val="clear"/>
@@ -6775,6 +7389,7 @@
   </w:style>
   <w:style w:customStyle="1" w:styleId="ColorFFFF66BgC285FF" w:type="character">
     <w:name w:val="ColorFFFF66BgC285FF"/>
+    <w:semiHidden/>
     <w:rPr>
       <w:color w:val="FFFF66"/>
       <w:shd w:color="auto" w:fill="C285FF" w:val="clear"/>
@@ -6782,6 +7397,7 @@
   </w:style>
   <w:style w:customStyle="1" w:styleId="ColorFFFF66Bg888888" w:type="character">
     <w:name w:val="ColorFFFF66Bg888888"/>
+    <w:semiHidden/>
     <w:rPr>
       <w:color w:val="FFFF66"/>
       <w:shd w:color="auto" w:fill="888888" w:val="clear"/>
@@ -6789,6 +7405,7 @@
   </w:style>
   <w:style w:customStyle="1" w:styleId="ColorFFFF66BgA10000" w:type="character">
     <w:name w:val="ColorFFFF66BgA10000"/>
+    <w:semiHidden/>
     <w:rPr>
       <w:color w:val="FFFF66"/>
       <w:shd w:color="auto" w:fill="A10000" w:val="clear"/>
@@ -6796,6 +7413,7 @@
   </w:style>
   <w:style w:customStyle="1" w:styleId="ColorFFFF66BgB26B00" w:type="character">
     <w:name w:val="ColorFFFF66BgB26B00"/>
+    <w:semiHidden/>
     <w:rPr>
       <w:color w:val="FFFF66"/>
       <w:shd w:color="auto" w:fill="B26B00" w:val="clear"/>
@@ -6803,6 +7421,7 @@
   </w:style>
   <w:style w:customStyle="1" w:styleId="ColorFFFF66BgB2B200" w:type="character">
     <w:name w:val="ColorFFFF66BgB2B200"/>
+    <w:semiHidden/>
     <w:rPr>
       <w:color w:val="FFFF66"/>
       <w:shd w:color="auto" w:fill="B2B200" w:val="clear"/>
@@ -6810,6 +7429,7 @@
   </w:style>
   <w:style w:customStyle="1" w:styleId="ColorFFFF66Bg006100" w:type="character">
     <w:name w:val="ColorFFFF66Bg006100"/>
+    <w:semiHidden/>
     <w:rPr>
       <w:color w:val="FFFF66"/>
       <w:shd w:color="auto" w:fill="006100" w:val="clear"/>
@@ -6817,6 +7437,7 @@
   </w:style>
   <w:style w:customStyle="1" w:styleId="ColorFFFF66Bg0047B2" w:type="character">
     <w:name w:val="ColorFFFF66Bg0047B2"/>
+    <w:semiHidden/>
     <w:rPr>
       <w:color w:val="FFFF66"/>
       <w:shd w:color="auto" w:fill="0047B2" w:val="clear"/>
@@ -6824,6 +7445,7 @@
   </w:style>
   <w:style w:customStyle="1" w:styleId="ColorFFFF66Bg6B24B2" w:type="character">
     <w:name w:val="ColorFFFF66Bg6B24B2"/>
+    <w:semiHidden/>
     <w:rPr>
       <w:color w:val="FFFF66"/>
       <w:shd w:color="auto" w:fill="6B24B2" w:val="clear"/>
@@ -6831,6 +7453,7 @@
   </w:style>
   <w:style w:customStyle="1" w:styleId="ColorFFFF66Bg444444" w:type="character">
     <w:name w:val="ColorFFFF66Bg444444"/>
+    <w:semiHidden/>
     <w:rPr>
       <w:color w:val="FFFF66"/>
       <w:shd w:color="auto" w:fill="444444" w:val="clear"/>
@@ -6838,6 +7461,7 @@
   </w:style>
   <w:style w:customStyle="1" w:styleId="ColorFFFF66Bg5C0000" w:type="character">
     <w:name w:val="ColorFFFF66Bg5C0000"/>
+    <w:semiHidden/>
     <w:rPr>
       <w:color w:val="FFFF66"/>
       <w:shd w:color="auto" w:fill="5C0000" w:val="clear"/>
@@ -6845,6 +7469,7 @@
   </w:style>
   <w:style w:customStyle="1" w:styleId="ColorFFFF66Bg663D00" w:type="character">
     <w:name w:val="ColorFFFF66Bg663D00"/>
+    <w:semiHidden/>
     <w:rPr>
       <w:color w:val="FFFF66"/>
       <w:shd w:color="auto" w:fill="663D00" w:val="clear"/>
@@ -6852,6 +7477,7 @@
   </w:style>
   <w:style w:customStyle="1" w:styleId="ColorFFFF66Bg666600" w:type="character">
     <w:name w:val="ColorFFFF66Bg666600"/>
+    <w:semiHidden/>
     <w:rPr>
       <w:color w:val="FFFF66"/>
       <w:shd w:color="auto" w:fill="666600" w:val="clear"/>
@@ -6859,6 +7485,7 @@
   </w:style>
   <w:style w:customStyle="1" w:styleId="ColorFFFF66Bg003700" w:type="character">
     <w:name w:val="ColorFFFF66Bg003700"/>
+    <w:semiHidden/>
     <w:rPr>
       <w:color w:val="FFFF66"/>
       <w:shd w:color="auto" w:fill="003700" w:val="clear"/>
@@ -6866,6 +7493,7 @@
   </w:style>
   <w:style w:customStyle="1" w:styleId="ColorFFFF66Bg002966" w:type="character">
     <w:name w:val="ColorFFFF66Bg002966"/>
+    <w:semiHidden/>
     <w:rPr>
       <w:color w:val="FFFF66"/>
       <w:shd w:color="auto" w:fill="002966" w:val="clear"/>
@@ -6873,6 +7501,7 @@
   </w:style>
   <w:style w:customStyle="1" w:styleId="ColorFFFF66Bg3D1466" w:type="character">
     <w:name w:val="ColorFFFF66Bg3D1466"/>
+    <w:semiHidden/>
     <w:rPr>
       <w:color w:val="FFFF66"/>
       <w:shd w:color="auto" w:fill="3D1466" w:val="clear"/>
@@ -6880,12 +7509,14 @@
   </w:style>
   <w:style w:customStyle="1" w:styleId="Color66B966" w:type="character">
     <w:name w:val="Color66B966"/>
+    <w:semiHidden/>
     <w:rPr>
       <w:color w:val="66B966"/>
     </w:rPr>
   </w:style>
   <w:style w:customStyle="1" w:styleId="Color66B966BgE60000" w:type="character">
     <w:name w:val="Color66B966BgE60000"/>
+    <w:semiHidden/>
     <w:rPr>
       <w:color w:val="66B966"/>
       <w:shd w:color="auto" w:fill="E60000" w:val="clear"/>
@@ -6893,6 +7524,7 @@
   </w:style>
   <w:style w:customStyle="1" w:styleId="Color66B966BgFF9900" w:type="character">
     <w:name w:val="Color66B966BgFF9900"/>
+    <w:semiHidden/>
     <w:rPr>
       <w:color w:val="66B966"/>
       <w:shd w:color="auto" w:fill="FF9900" w:val="clear"/>
@@ -6900,6 +7532,7 @@
   </w:style>
   <w:style w:customStyle="1" w:styleId="Color66B966BgFFFF00" w:type="character">
     <w:name w:val="Color66B966BgFFFF00"/>
+    <w:semiHidden/>
     <w:rPr>
       <w:color w:val="66B966"/>
       <w:shd w:color="auto" w:fill="FFFF00" w:val="clear"/>
@@ -6907,6 +7540,7 @@
   </w:style>
   <w:style w:customStyle="1" w:styleId="Color66B966Bg008A00" w:type="character">
     <w:name w:val="Color66B966Bg008A00"/>
+    <w:semiHidden/>
     <w:rPr>
       <w:color w:val="66B966"/>
       <w:shd w:color="auto" w:fill="008A00" w:val="clear"/>
@@ -6914,6 +7548,7 @@
   </w:style>
   <w:style w:customStyle="1" w:styleId="Color66B966Bg0066CC" w:type="character">
     <w:name w:val="Color66B966Bg0066CC"/>
+    <w:semiHidden/>
     <w:rPr>
       <w:color w:val="66B966"/>
       <w:shd w:color="auto" w:fill="0066CC" w:val="clear"/>
@@ -6921,6 +7556,7 @@
   </w:style>
   <w:style w:customStyle="1" w:styleId="Color66B966Bg9933FF" w:type="character">
     <w:name w:val="Color66B966Bg9933FF"/>
+    <w:semiHidden/>
     <w:rPr>
       <w:color w:val="66B966"/>
       <w:shd w:color="auto" w:fill="9933FF" w:val="clear"/>
@@ -6928,6 +7564,7 @@
   </w:style>
   <w:style w:customStyle="1" w:styleId="Color66B966BgFFFFFF" w:type="character">
     <w:name w:val="Color66B966BgFFFFFF"/>
+    <w:semiHidden/>
     <w:rPr>
       <w:color w:val="66B966"/>
       <w:shd w:color="auto" w:fill="FFFFFF" w:val="clear"/>
@@ -6935,6 +7572,7 @@
   </w:style>
   <w:style w:customStyle="1" w:styleId="Color66B966BgFACCCC" w:type="character">
     <w:name w:val="Color66B966BgFACCCC"/>
+    <w:semiHidden/>
     <w:rPr>
       <w:color w:val="66B966"/>
       <w:shd w:color="auto" w:fill="FACCCC" w:val="clear"/>
@@ -6942,6 +7580,7 @@
   </w:style>
   <w:style w:customStyle="1" w:styleId="Color66B966BgFFEBCC" w:type="character">
     <w:name w:val="Color66B966BgFFEBCC"/>
+    <w:semiHidden/>
     <w:rPr>
       <w:color w:val="66B966"/>
       <w:shd w:color="auto" w:fill="FFEBCC" w:val="clear"/>
@@ -6949,6 +7588,7 @@
   </w:style>
   <w:style w:customStyle="1" w:styleId="Color66B966BgFFFFCC" w:type="character">
     <w:name w:val="Color66B966BgFFFFCC"/>
+    <w:semiHidden/>
     <w:rPr>
       <w:color w:val="66B966"/>
       <w:shd w:color="auto" w:fill="FFFFCC" w:val="clear"/>
@@ -6956,6 +7596,7 @@
   </w:style>
   <w:style w:customStyle="1" w:styleId="Color66B966BgCCE8CC" w:type="character">
     <w:name w:val="Color66B966BgCCE8CC"/>
+    <w:semiHidden/>
     <w:rPr>
       <w:color w:val="66B966"/>
       <w:shd w:color="auto" w:fill="CCE8CC" w:val="clear"/>
@@ -6963,6 +7604,7 @@
   </w:style>
   <w:style w:customStyle="1" w:styleId="Color66B966BgCCE0F5" w:type="character">
     <w:name w:val="Color66B966BgCCE0F5"/>
+    <w:semiHidden/>
     <w:rPr>
       <w:color w:val="66B966"/>
       <w:shd w:color="auto" w:fill="CCE0F5" w:val="clear"/>
@@ -6970,6 +7612,7 @@
   </w:style>
   <w:style w:customStyle="1" w:styleId="Color66B966BgEBD6FF" w:type="character">
     <w:name w:val="Color66B966BgEBD6FF"/>
+    <w:semiHidden/>
     <w:rPr>
       <w:color w:val="66B966"/>
       <w:shd w:color="auto" w:fill="EBD6FF" w:val="clear"/>
@@ -6977,6 +7620,7 @@
   </w:style>
   <w:style w:customStyle="1" w:styleId="Color66B966BgBBBBBB" w:type="character">
     <w:name w:val="Color66B966BgBBBBBB"/>
+    <w:semiHidden/>
     <w:rPr>
       <w:color w:val="66B966"/>
       <w:shd w:color="auto" w:fill="BBBBBB" w:val="clear"/>
@@ -6984,6 +7628,7 @@
   </w:style>
   <w:style w:customStyle="1" w:styleId="Color66B966BgF06666" w:type="character">
     <w:name w:val="Color66B966BgF06666"/>
+    <w:semiHidden/>
     <w:rPr>
       <w:color w:val="66B966"/>
       <w:shd w:color="auto" w:fill="F06666" w:val="clear"/>
@@ -6991,6 +7636,7 @@
   </w:style>
   <w:style w:customStyle="1" w:styleId="Color66B966BgFFC266" w:type="character">
     <w:name w:val="Color66B966BgFFC266"/>
+    <w:semiHidden/>
     <w:rPr>
       <w:color w:val="66B966"/>
       <w:shd w:color="auto" w:fill="FFC266" w:val="clear"/>
@@ -6998,6 +7644,7 @@
   </w:style>
   <w:style w:customStyle="1" w:styleId="Color66B966BgFFFF66" w:type="character">
     <w:name w:val="Color66B966BgFFFF66"/>
+    <w:semiHidden/>
     <w:rPr>
       <w:color w:val="66B966"/>
       <w:shd w:color="auto" w:fill="FFFF66" w:val="clear"/>
@@ -7005,6 +7652,7 @@
   </w:style>
   <w:style w:customStyle="1" w:styleId="Color66B966Bg66B966" w:type="character">
     <w:name w:val="Color66B966Bg66B966"/>
+    <w:semiHidden/>
     <w:rPr>
       <w:color w:val="66B966"/>
       <w:shd w:color="auto" w:fill="66B966" w:val="clear"/>
@@ -7012,6 +7660,7 @@
   </w:style>
   <w:style w:customStyle="1" w:styleId="Color66B966Bg66A3E0" w:type="character">
     <w:name w:val="Color66B966Bg66A3E0"/>
+    <w:semiHidden/>
     <w:rPr>
       <w:color w:val="66B966"/>
       <w:shd w:color="auto" w:fill="66A3E0" w:val="clear"/>
@@ -7019,6 +7668,7 @@
   </w:style>
   <w:style w:customStyle="1" w:styleId="Color66B966BgC285FF" w:type="character">
     <w:name w:val="Color66B966BgC285FF"/>
+    <w:semiHidden/>
     <w:rPr>
       <w:color w:val="66B966"/>
       <w:shd w:color="auto" w:fill="C285FF" w:val="clear"/>
@@ -7026,6 +7676,7 @@
   </w:style>
   <w:style w:customStyle="1" w:styleId="Color66B966Bg888888" w:type="character">
     <w:name w:val="Color66B966Bg888888"/>
+    <w:semiHidden/>
     <w:rPr>
       <w:color w:val="66B966"/>
       <w:shd w:color="auto" w:fill="888888" w:val="clear"/>
@@ -7033,6 +7684,7 @@
   </w:style>
   <w:style w:customStyle="1" w:styleId="Color66B966BgA10000" w:type="character">
     <w:name w:val="Color66B966BgA10000"/>
+    <w:semiHidden/>
     <w:rPr>
       <w:color w:val="66B966"/>
       <w:shd w:color="auto" w:fill="A10000" w:val="clear"/>
@@ -7040,6 +7692,7 @@
   </w:style>
   <w:style w:customStyle="1" w:styleId="Color66B966BgB26B00" w:type="character">
     <w:name w:val="Color66B966BgB26B00"/>
+    <w:semiHidden/>
     <w:rPr>
       <w:color w:val="66B966"/>
       <w:shd w:color="auto" w:fill="B26B00" w:val="clear"/>
@@ -7047,6 +7700,7 @@
   </w:style>
   <w:style w:customStyle="1" w:styleId="Color66B966BgB2B200" w:type="character">
     <w:name w:val="Color66B966BgB2B200"/>
+    <w:semiHidden/>
     <w:rPr>
       <w:color w:val="66B966"/>
       <w:shd w:color="auto" w:fill="B2B200" w:val="clear"/>
@@ -7054,6 +7708,7 @@
   </w:style>
   <w:style w:customStyle="1" w:styleId="Color66B966Bg006100" w:type="character">
     <w:name w:val="Color66B966Bg006100"/>
+    <w:semiHidden/>
     <w:rPr>
       <w:color w:val="66B966"/>
       <w:shd w:color="auto" w:fill="006100" w:val="clear"/>
@@ -7061,6 +7716,7 @@
   </w:style>
   <w:style w:customStyle="1" w:styleId="Color66B966Bg0047B2" w:type="character">
     <w:name w:val="Color66B966Bg0047B2"/>
+    <w:semiHidden/>
     <w:rPr>
       <w:color w:val="66B966"/>
       <w:shd w:color="auto" w:fill="0047B2" w:val="clear"/>
@@ -7068,6 +7724,7 @@
   </w:style>
   <w:style w:customStyle="1" w:styleId="Color66B966Bg6B24B2" w:type="character">
     <w:name w:val="Color66B966Bg6B24B2"/>
+    <w:semiHidden/>
     <w:rPr>
       <w:color w:val="66B966"/>
       <w:shd w:color="auto" w:fill="6B24B2" w:val="clear"/>
@@ -7075,6 +7732,7 @@
   </w:style>
   <w:style w:customStyle="1" w:styleId="Color66B966Bg444444" w:type="character">
     <w:name w:val="Color66B966Bg444444"/>
+    <w:semiHidden/>
     <w:rPr>
       <w:color w:val="66B966"/>
       <w:shd w:color="auto" w:fill="444444" w:val="clear"/>
@@ -7082,6 +7740,7 @@
   </w:style>
   <w:style w:customStyle="1" w:styleId="Color66B966Bg5C0000" w:type="character">
     <w:name w:val="Color66B966Bg5C0000"/>
+    <w:semiHidden/>
     <w:rPr>
       <w:color w:val="66B966"/>
       <w:shd w:color="auto" w:fill="5C0000" w:val="clear"/>
@@ -7089,6 +7748,7 @@
   </w:style>
   <w:style w:customStyle="1" w:styleId="Color66B966Bg663D00" w:type="character">
     <w:name w:val="Color66B966Bg663D00"/>
+    <w:semiHidden/>
     <w:rPr>
       <w:color w:val="66B966"/>
       <w:shd w:color="auto" w:fill="663D00" w:val="clear"/>
@@ -7096,6 +7756,7 @@
   </w:style>
   <w:style w:customStyle="1" w:styleId="Color66B966Bg666600" w:type="character">
     <w:name w:val="Color66B966Bg666600"/>
+    <w:semiHidden/>
     <w:rPr>
       <w:color w:val="66B966"/>
       <w:shd w:color="auto" w:fill="666600" w:val="clear"/>
@@ -7103,6 +7764,7 @@
   </w:style>
   <w:style w:customStyle="1" w:styleId="Color66B966Bg003700" w:type="character">
     <w:name w:val="Color66B966Bg003700"/>
+    <w:semiHidden/>
     <w:rPr>
       <w:color w:val="66B966"/>
       <w:shd w:color="auto" w:fill="003700" w:val="clear"/>
@@ -7110,6 +7772,7 @@
   </w:style>
   <w:style w:customStyle="1" w:styleId="Color66B966Bg002966" w:type="character">
     <w:name w:val="Color66B966Bg002966"/>
+    <w:semiHidden/>
     <w:rPr>
       <w:color w:val="66B966"/>
       <w:shd w:color="auto" w:fill="002966" w:val="clear"/>
@@ -7117,6 +7780,7 @@
   </w:style>
   <w:style w:customStyle="1" w:styleId="Color66B966Bg3D1466" w:type="character">
     <w:name w:val="Color66B966Bg3D1466"/>
+    <w:semiHidden/>
     <w:rPr>
       <w:color w:val="66B966"/>
       <w:shd w:color="auto" w:fill="3D1466" w:val="clear"/>
@@ -7124,12 +7788,14 @@
   </w:style>
   <w:style w:customStyle="1" w:styleId="Color66A3E0" w:type="character">
     <w:name w:val="Color66A3E0"/>
+    <w:semiHidden/>
     <w:rPr>
       <w:color w:val="66A3E0"/>
     </w:rPr>
   </w:style>
   <w:style w:customStyle="1" w:styleId="Color66A3E0BgE60000" w:type="character">
     <w:name w:val="Color66A3E0BgE60000"/>
+    <w:semiHidden/>
     <w:rPr>
       <w:color w:val="66A3E0"/>
       <w:shd w:color="auto" w:fill="E60000" w:val="clear"/>
@@ -7137,6 +7803,7 @@
   </w:style>
   <w:style w:customStyle="1" w:styleId="Color66A3E0BgFF9900" w:type="character">
     <w:name w:val="Color66A3E0BgFF9900"/>
+    <w:semiHidden/>
     <w:rPr>
       <w:color w:val="66A3E0"/>
       <w:shd w:color="auto" w:fill="FF9900" w:val="clear"/>
@@ -7144,6 +7811,7 @@
   </w:style>
   <w:style w:customStyle="1" w:styleId="Color66A3E0BgFFFF00" w:type="character">
     <w:name w:val="Color66A3E0BgFFFF00"/>
+    <w:semiHidden/>
     <w:rPr>
       <w:color w:val="66A3E0"/>
       <w:shd w:color="auto" w:fill="FFFF00" w:val="clear"/>
@@ -7151,6 +7819,7 @@
   </w:style>
   <w:style w:customStyle="1" w:styleId="Color66A3E0Bg008A00" w:type="character">
     <w:name w:val="Color66A3E0Bg008A00"/>
+    <w:semiHidden/>
     <w:rPr>
       <w:color w:val="66A3E0"/>
       <w:shd w:color="auto" w:fill="008A00" w:val="clear"/>
@@ -7158,6 +7827,7 @@
   </w:style>
   <w:style w:customStyle="1" w:styleId="Color66A3E0Bg0066CC" w:type="character">
     <w:name w:val="Color66A3E0Bg0066CC"/>
+    <w:semiHidden/>
     <w:rPr>
       <w:color w:val="66A3E0"/>
       <w:shd w:color="auto" w:fill="0066CC" w:val="clear"/>
@@ -7165,6 +7835,7 @@
   </w:style>
   <w:style w:customStyle="1" w:styleId="Color66A3E0Bg9933FF" w:type="character">
     <w:name w:val="Color66A3E0Bg9933FF"/>
+    <w:semiHidden/>
     <w:rPr>
       <w:color w:val="66A3E0"/>
       <w:shd w:color="auto" w:fill="9933FF" w:val="clear"/>
@@ -7172,6 +7843,7 @@
   </w:style>
   <w:style w:customStyle="1" w:styleId="Color66A3E0BgFFFFFF" w:type="character">
     <w:name w:val="Color66A3E0BgFFFFFF"/>
+    <w:semiHidden/>
     <w:rPr>
       <w:color w:val="66A3E0"/>
       <w:shd w:color="auto" w:fill="FFFFFF" w:val="clear"/>
@@ -7179,6 +7851,7 @@
   </w:style>
   <w:style w:customStyle="1" w:styleId="Color66A3E0BgFACCCC" w:type="character">
     <w:name w:val="Color66A3E0BgFACCCC"/>
+    <w:semiHidden/>
     <w:rPr>
       <w:color w:val="66A3E0"/>
       <w:shd w:color="auto" w:fill="FACCCC" w:val="clear"/>
@@ -7186,6 +7859,7 @@
   </w:style>
   <w:style w:customStyle="1" w:styleId="Color66A3E0BgFFEBCC" w:type="character">
     <w:name w:val="Color66A3E0BgFFEBCC"/>
+    <w:semiHidden/>
     <w:rPr>
       <w:color w:val="66A3E0"/>
       <w:shd w:color="auto" w:fill="FFEBCC" w:val="clear"/>
@@ -7193,6 +7867,7 @@
   </w:style>
   <w:style w:customStyle="1" w:styleId="Color66A3E0BgFFFFCC" w:type="character">
     <w:name w:val="Color66A3E0BgFFFFCC"/>
+    <w:semiHidden/>
     <w:rPr>
       <w:color w:val="66A3E0"/>
       <w:shd w:color="auto" w:fill="FFFFCC" w:val="clear"/>
@@ -7200,6 +7875,7 @@
   </w:style>
   <w:style w:customStyle="1" w:styleId="Color66A3E0BgCCE8CC" w:type="character">
     <w:name w:val="Color66A3E0BgCCE8CC"/>
+    <w:semiHidden/>
     <w:rPr>
       <w:color w:val="66A3E0"/>
       <w:shd w:color="auto" w:fill="CCE8CC" w:val="clear"/>
@@ -7207,6 +7883,7 @@
   </w:style>
   <w:style w:customStyle="1" w:styleId="Color66A3E0BgCCE0F5" w:type="character">
     <w:name w:val="Color66A3E0BgCCE0F5"/>
+    <w:semiHidden/>
     <w:rPr>
       <w:color w:val="66A3E0"/>
       <w:shd w:color="auto" w:fill="CCE0F5" w:val="clear"/>
@@ -7214,6 +7891,7 @@
   </w:style>
   <w:style w:customStyle="1" w:styleId="Color66A3E0BgEBD6FF" w:type="character">
     <w:name w:val="Color66A3E0BgEBD6FF"/>
+    <w:semiHidden/>
     <w:rPr>
       <w:color w:val="66A3E0"/>
       <w:shd w:color="auto" w:fill="EBD6FF" w:val="clear"/>
@@ -7221,6 +7899,7 @@
   </w:style>
   <w:style w:customStyle="1" w:styleId="Color66A3E0BgBBBBBB" w:type="character">
     <w:name w:val="Color66A3E0BgBBBBBB"/>
+    <w:semiHidden/>
     <w:rPr>
       <w:color w:val="66A3E0"/>
       <w:shd w:color="auto" w:fill="BBBBBB" w:val="clear"/>
@@ -7228,6 +7907,7 @@
   </w:style>
   <w:style w:customStyle="1" w:styleId="Color66A3E0BgF06666" w:type="character">
     <w:name w:val="Color66A3E0BgF06666"/>
+    <w:semiHidden/>
     <w:rPr>
       <w:color w:val="66A3E0"/>
       <w:shd w:color="auto" w:fill="F06666" w:val="clear"/>
@@ -7235,6 +7915,7 @@
   </w:style>
   <w:style w:customStyle="1" w:styleId="Color66A3E0BgFFC266" w:type="character">
     <w:name w:val="Color66A3E0BgFFC266"/>
+    <w:semiHidden/>
     <w:rPr>
       <w:color w:val="66A3E0"/>
       <w:shd w:color="auto" w:fill="FFC266" w:val="clear"/>
@@ -7242,6 +7923,7 @@
   </w:style>
   <w:style w:customStyle="1" w:styleId="Color66A3E0BgFFFF66" w:type="character">
     <w:name w:val="Color66A3E0BgFFFF66"/>
+    <w:semiHidden/>
     <w:rPr>
       <w:color w:val="66A3E0"/>
       <w:shd w:color="auto" w:fill="FFFF66" w:val="clear"/>
@@ -7249,6 +7931,7 @@
   </w:style>
   <w:style w:customStyle="1" w:styleId="Color66A3E0Bg66B966" w:type="character">
     <w:name w:val="Color66A3E0Bg66B966"/>
+    <w:semiHidden/>
     <w:rPr>
       <w:color w:val="66A3E0"/>
       <w:shd w:color="auto" w:fill="66B966" w:val="clear"/>
@@ -7256,6 +7939,7 @@
   </w:style>
   <w:style w:customStyle="1" w:styleId="Color66A3E0Bg66A3E0" w:type="character">
     <w:name w:val="Color66A3E0Bg66A3E0"/>
+    <w:semiHidden/>
     <w:rPr>
       <w:color w:val="66A3E0"/>
       <w:shd w:color="auto" w:fill="66A3E0" w:val="clear"/>
@@ -7263,6 +7947,7 @@
   </w:style>
   <w:style w:customStyle="1" w:styleId="Color66A3E0BgC285FF" w:type="character">
     <w:name w:val="Color66A3E0BgC285FF"/>
+    <w:semiHidden/>
     <w:rPr>
       <w:color w:val="66A3E0"/>
       <w:shd w:color="auto" w:fill="C285FF" w:val="clear"/>
@@ -7270,6 +7955,7 @@
   </w:style>
   <w:style w:customStyle="1" w:styleId="Color66A3E0Bg888888" w:type="character">
     <w:name w:val="Color66A3E0Bg888888"/>
+    <w:semiHidden/>
     <w:rPr>
       <w:color w:val="66A3E0"/>
       <w:shd w:color="auto" w:fill="888888" w:val="clear"/>
@@ -7277,6 +7963,7 @@
   </w:style>
   <w:style w:customStyle="1" w:styleId="Color66A3E0BgA10000" w:type="character">
     <w:name w:val="Color66A3E0BgA10000"/>
+    <w:semiHidden/>
     <w:rPr>
       <w:color w:val="66A3E0"/>
       <w:shd w:color="auto" w:fill="A10000" w:val="clear"/>
@@ -7284,6 +7971,7 @@
   </w:style>
   <w:style w:customStyle="1" w:styleId="Color66A3E0BgB26B00" w:type="character">
     <w:name w:val="Color66A3E0BgB26B00"/>
+    <w:semiHidden/>
     <w:rPr>
       <w:color w:val="66A3E0"/>
       <w:shd w:color="auto" w:fill="B26B00" w:val="clear"/>
@@ -7291,6 +7979,7 @@
   </w:style>
   <w:style w:customStyle="1" w:styleId="Color66A3E0BgB2B200" w:type="character">
     <w:name w:val="Color66A3E0BgB2B200"/>
+    <w:semiHidden/>
     <w:rPr>
       <w:color w:val="66A3E0"/>
       <w:shd w:color="auto" w:fill="B2B200" w:val="clear"/>
@@ -7298,6 +7987,7 @@
   </w:style>
   <w:style w:customStyle="1" w:styleId="Color66A3E0Bg006100" w:type="character">
     <w:name w:val="Color66A3E0Bg006100"/>
+    <w:semiHidden/>
     <w:rPr>
       <w:color w:val="66A3E0"/>
       <w:shd w:color="auto" w:fill="006100" w:val="clear"/>
@@ -7305,6 +7995,7 @@
   </w:style>
   <w:style w:customStyle="1" w:styleId="Color66A3E0Bg0047B2" w:type="character">
     <w:name w:val="Color66A3E0Bg0047B2"/>
+    <w:semiHidden/>
     <w:rPr>
       <w:color w:val="66A3E0"/>
       <w:shd w:color="auto" w:fill="0047B2" w:val="clear"/>
@@ -7312,6 +8003,7 @@
   </w:style>
   <w:style w:customStyle="1" w:styleId="Color66A3E0Bg6B24B2" w:type="character">
     <w:name w:val="Color66A3E0Bg6B24B2"/>
+    <w:semiHidden/>
     <w:rPr>
       <w:color w:val="66A3E0"/>
       <w:shd w:color="auto" w:fill="6B24B2" w:val="clear"/>
@@ -7319,6 +8011,7 @@
   </w:style>
   <w:style w:customStyle="1" w:styleId="Color66A3E0Bg444444" w:type="character">
     <w:name w:val="Color66A3E0Bg444444"/>
+    <w:semiHidden/>
     <w:rPr>
       <w:color w:val="66A3E0"/>
       <w:shd w:color="auto" w:fill="444444" w:val="clear"/>
@@ -7326,6 +8019,7 @@
   </w:style>
   <w:style w:customStyle="1" w:styleId="Color66A3E0Bg5C0000" w:type="character">
     <w:name w:val="Color66A3E0Bg5C0000"/>
+    <w:semiHidden/>
     <w:rPr>
       <w:color w:val="66A3E0"/>
       <w:shd w:color="auto" w:fill="5C0000" w:val="clear"/>
@@ -7333,6 +8027,7 @@
   </w:style>
   <w:style w:customStyle="1" w:styleId="Color66A3E0Bg663D00" w:type="character">
     <w:name w:val="Color66A3E0Bg663D00"/>
+    <w:semiHidden/>
     <w:rPr>
       <w:color w:val="66A3E0"/>
       <w:shd w:color="auto" w:fill="663D00" w:val="clear"/>
@@ -7340,6 +8035,7 @@
   </w:style>
   <w:style w:customStyle="1" w:styleId="Color66A3E0Bg666600" w:type="character">
     <w:name w:val="Color66A3E0Bg666600"/>
+    <w:semiHidden/>
     <w:rPr>
       <w:color w:val="66A3E0"/>
       <w:shd w:color="auto" w:fill="666600" w:val="clear"/>
@@ -7347,6 +8043,7 @@
   </w:style>
   <w:style w:customStyle="1" w:styleId="Color66A3E0Bg003700" w:type="character">
     <w:name w:val="Color66A3E0Bg003700"/>
+    <w:semiHidden/>
     <w:rPr>
       <w:color w:val="66A3E0"/>
       <w:shd w:color="auto" w:fill="003700" w:val="clear"/>
@@ -7354,6 +8051,7 @@
   </w:style>
   <w:style w:customStyle="1" w:styleId="Color66A3E0Bg002966" w:type="character">
     <w:name w:val="Color66A3E0Bg002966"/>
+    <w:semiHidden/>
     <w:rPr>
       <w:color w:val="66A3E0"/>
       <w:shd w:color="auto" w:fill="002966" w:val="clear"/>
@@ -7361,6 +8059,7 @@
   </w:style>
   <w:style w:customStyle="1" w:styleId="Color66A3E0Bg3D1466" w:type="character">
     <w:name w:val="Color66A3E0Bg3D1466"/>
+    <w:semiHidden/>
     <w:rPr>
       <w:color w:val="66A3E0"/>
       <w:shd w:color="auto" w:fill="3D1466" w:val="clear"/>
@@ -7368,12 +8067,14 @@
   </w:style>
   <w:style w:customStyle="1" w:styleId="ColorC285FF" w:type="character">
     <w:name w:val="ColorC285FF"/>
+    <w:semiHidden/>
     <w:rPr>
       <w:color w:val="C285FF"/>
     </w:rPr>
   </w:style>
   <w:style w:customStyle="1" w:styleId="ColorC285FFBgE60000" w:type="character">
     <w:name w:val="ColorC285FFBgE60000"/>
+    <w:semiHidden/>
     <w:rPr>
       <w:color w:val="C285FF"/>
       <w:shd w:color="auto" w:fill="E60000" w:val="clear"/>
@@ -7381,6 +8082,7 @@
   </w:style>
   <w:style w:customStyle="1" w:styleId="ColorC285FFBgFF9900" w:type="character">
     <w:name w:val="ColorC285FFBgFF9900"/>
+    <w:semiHidden/>
     <w:rPr>
       <w:color w:val="C285FF"/>
       <w:shd w:color="auto" w:fill="FF9900" w:val="clear"/>
@@ -7388,6 +8090,7 @@
   </w:style>
   <w:style w:customStyle="1" w:styleId="ColorC285FFBgFFFF00" w:type="character">
     <w:name w:val="ColorC285FFBgFFFF00"/>
+    <w:semiHidden/>
     <w:rPr>
       <w:color w:val="C285FF"/>
       <w:shd w:color="auto" w:fill="FFFF00" w:val="clear"/>
@@ -7395,6 +8098,7 @@
   </w:style>
   <w:style w:customStyle="1" w:styleId="ColorC285FFBg008A00" w:type="character">
     <w:name w:val="ColorC285FFBg008A00"/>
+    <w:semiHidden/>
     <w:rPr>
       <w:color w:val="C285FF"/>
       <w:shd w:color="auto" w:fill="008A00" w:val="clear"/>
@@ -7402,6 +8106,7 @@
   </w:style>
   <w:style w:customStyle="1" w:styleId="ColorC285FFBg0066CC" w:type="character">
     <w:name w:val="ColorC285FFBg0066CC"/>
+    <w:semiHidden/>
     <w:rPr>
       <w:color w:val="C285FF"/>
       <w:shd w:color="auto" w:fill="0066CC" w:val="clear"/>
@@ -7409,6 +8114,7 @@
   </w:style>
   <w:style w:customStyle="1" w:styleId="ColorC285FFBg9933FF" w:type="character">
     <w:name w:val="ColorC285FFBg9933FF"/>
+    <w:semiHidden/>
     <w:rPr>
       <w:color w:val="C285FF"/>
       <w:shd w:color="auto" w:fill="9933FF" w:val="clear"/>
@@ -7416,6 +8122,7 @@
   </w:style>
   <w:style w:customStyle="1" w:styleId="ColorC285FFBgFFFFFF" w:type="character">
     <w:name w:val="ColorC285FFBgFFFFFF"/>
+    <w:semiHidden/>
     <w:rPr>
       <w:color w:val="C285FF"/>
       <w:shd w:color="auto" w:fill="FFFFFF" w:val="clear"/>
@@ -7423,6 +8130,7 @@
   </w:style>
   <w:style w:customStyle="1" w:styleId="ColorC285FFBgFACCCC" w:type="character">
     <w:name w:val="ColorC285FFBgFACCCC"/>
+    <w:semiHidden/>
     <w:rPr>
       <w:color w:val="C285FF"/>
       <w:shd w:color="auto" w:fill="FACCCC" w:val="clear"/>
@@ -7430,6 +8138,7 @@
   </w:style>
   <w:style w:customStyle="1" w:styleId="ColorC285FFBgFFEBCC" w:type="character">
     <w:name w:val="ColorC285FFBgFFEBCC"/>
+    <w:semiHidden/>
     <w:rPr>
       <w:color w:val="C285FF"/>
       <w:shd w:color="auto" w:fill="FFEBCC" w:val="clear"/>
@@ -7437,6 +8146,7 @@
   </w:style>
   <w:style w:customStyle="1" w:styleId="ColorC285FFBgFFFFCC" w:type="character">
     <w:name w:val="ColorC285FFBgFFFFCC"/>
+    <w:semiHidden/>
     <w:rPr>
       <w:color w:val="C285FF"/>
       <w:shd w:color="auto" w:fill="FFFFCC" w:val="clear"/>
@@ -7444,6 +8154,7 @@
   </w:style>
   <w:style w:customStyle="1" w:styleId="ColorC285FFBgCCE8CC" w:type="character">
     <w:name w:val="ColorC285FFBgCCE8CC"/>
+    <w:semiHidden/>
     <w:rPr>
       <w:color w:val="C285FF"/>
       <w:shd w:color="auto" w:fill="CCE8CC" w:val="clear"/>
@@ -7451,6 +8162,7 @@
   </w:style>
   <w:style w:customStyle="1" w:styleId="ColorC285FFBgCCE0F5" w:type="character">
     <w:name w:val="ColorC285FFBgCCE0F5"/>
+    <w:semiHidden/>
     <w:rPr>
       <w:color w:val="C285FF"/>
       <w:shd w:color="auto" w:fill="CCE0F5" w:val="clear"/>
@@ -7458,6 +8170,7 @@
   </w:style>
   <w:style w:customStyle="1" w:styleId="ColorC285FFBgEBD6FF" w:type="character">
     <w:name w:val="ColorC285FFBgEBD6FF"/>
+    <w:semiHidden/>
     <w:rPr>
       <w:color w:val="C285FF"/>
       <w:shd w:color="auto" w:fill="EBD6FF" w:val="clear"/>
@@ -7465,6 +8178,7 @@
   </w:style>
   <w:style w:customStyle="1" w:styleId="ColorC285FFBgBBBBBB" w:type="character">
     <w:name w:val="ColorC285FFBgBBBBBB"/>
+    <w:semiHidden/>
     <w:rPr>
       <w:color w:val="C285FF"/>
       <w:shd w:color="auto" w:fill="BBBBBB" w:val="clear"/>
@@ -7472,6 +8186,7 @@
   </w:style>
   <w:style w:customStyle="1" w:styleId="ColorC285FFBgF06666" w:type="character">
     <w:name w:val="ColorC285FFBgF06666"/>
+    <w:semiHidden/>
     <w:rPr>
       <w:color w:val="C285FF"/>
       <w:shd w:color="auto" w:fill="F06666" w:val="clear"/>
@@ -7479,6 +8194,7 @@
   </w:style>
   <w:style w:customStyle="1" w:styleId="ColorC285FFBgFFC266" w:type="character">
     <w:name w:val="ColorC285FFBgFFC266"/>
+    <w:semiHidden/>
     <w:rPr>
       <w:color w:val="C285FF"/>
       <w:shd w:color="auto" w:fill="FFC266" w:val="clear"/>
@@ -7486,6 +8202,7 @@
   </w:style>
   <w:style w:customStyle="1" w:styleId="ColorC285FFBgFFFF66" w:type="character">
     <w:name w:val="ColorC285FFBgFFFF66"/>
+    <w:semiHidden/>
     <w:rPr>
       <w:color w:val="C285FF"/>
       <w:shd w:color="auto" w:fill="FFFF66" w:val="clear"/>
@@ -7493,6 +8210,7 @@
   </w:style>
   <w:style w:customStyle="1" w:styleId="ColorC285FFBg66B966" w:type="character">
     <w:name w:val="ColorC285FFBg66B966"/>
+    <w:semiHidden/>
     <w:rPr>
       <w:color w:val="C285FF"/>
       <w:shd w:color="auto" w:fill="66B966" w:val="clear"/>
@@ -7500,6 +8218,7 @@
   </w:style>
   <w:style w:customStyle="1" w:styleId="ColorC285FFBg66A3E0" w:type="character">
     <w:name w:val="ColorC285FFBg66A3E0"/>
+    <w:semiHidden/>
     <w:rPr>
       <w:color w:val="C285FF"/>
       <w:shd w:color="auto" w:fill="66A3E0" w:val="clear"/>
@@ -7507,6 +8226,7 @@
   </w:style>
   <w:style w:customStyle="1" w:styleId="ColorC285FFBgC285FF" w:type="character">
     <w:name w:val="ColorC285FFBgC285FF"/>
+    <w:semiHidden/>
     <w:rPr>
       <w:color w:val="C285FF"/>
       <w:shd w:color="auto" w:fill="C285FF" w:val="clear"/>
@@ -7514,6 +8234,7 @@
   </w:style>
   <w:style w:customStyle="1" w:styleId="ColorC285FFBg888888" w:type="character">
     <w:name w:val="ColorC285FFBg888888"/>
+    <w:semiHidden/>
     <w:rPr>
       <w:color w:val="C285FF"/>
       <w:shd w:color="auto" w:fill="888888" w:val="clear"/>
@@ -7521,6 +8242,7 @@
   </w:style>
   <w:style w:customStyle="1" w:styleId="ColorC285FFBgA10000" w:type="character">
     <w:name w:val="ColorC285FFBgA10000"/>
+    <w:semiHidden/>
     <w:rPr>
       <w:color w:val="C285FF"/>
       <w:shd w:color="auto" w:fill="A10000" w:val="clear"/>
@@ -7528,6 +8250,7 @@
   </w:style>
   <w:style w:customStyle="1" w:styleId="ColorC285FFBgB26B00" w:type="character">
     <w:name w:val="ColorC285FFBgB26B00"/>
+    <w:semiHidden/>
     <w:rPr>
       <w:color w:val="C285FF"/>
       <w:shd w:color="auto" w:fill="B26B00" w:val="clear"/>
@@ -7535,6 +8258,7 @@
   </w:style>
   <w:style w:customStyle="1" w:styleId="ColorC285FFBgB2B200" w:type="character">
     <w:name w:val="ColorC285FFBgB2B200"/>
+    <w:semiHidden/>
     <w:rPr>
       <w:color w:val="C285FF"/>
       <w:shd w:color="auto" w:fill="B2B200" w:val="clear"/>
@@ -7542,6 +8266,7 @@
   </w:style>
   <w:style w:customStyle="1" w:styleId="ColorC285FFBg006100" w:type="character">
     <w:name w:val="ColorC285FFBg006100"/>
+    <w:semiHidden/>
     <w:rPr>
       <w:color w:val="C285FF"/>
       <w:shd w:color="auto" w:fill="006100" w:val="clear"/>
@@ -7549,6 +8274,7 @@
   </w:style>
   <w:style w:customStyle="1" w:styleId="ColorC285FFBg0047B2" w:type="character">
     <w:name w:val="ColorC285FFBg0047B2"/>
+    <w:semiHidden/>
     <w:rPr>
       <w:color w:val="C285FF"/>
       <w:shd w:color="auto" w:fill="0047B2" w:val="clear"/>
@@ -7556,6 +8282,7 @@
   </w:style>
   <w:style w:customStyle="1" w:styleId="ColorC285FFBg6B24B2" w:type="character">
     <w:name w:val="ColorC285FFBg6B24B2"/>
+    <w:semiHidden/>
     <w:rPr>
       <w:color w:val="C285FF"/>
       <w:shd w:color="auto" w:fill="6B24B2" w:val="clear"/>
@@ -7563,6 +8290,7 @@
   </w:style>
   <w:style w:customStyle="1" w:styleId="ColorC285FFBg444444" w:type="character">
     <w:name w:val="ColorC285FFBg444444"/>
+    <w:semiHidden/>
     <w:rPr>
       <w:color w:val="C285FF"/>
       <w:shd w:color="auto" w:fill="444444" w:val="clear"/>
@@ -7570,6 +8298,7 @@
   </w:style>
   <w:style w:customStyle="1" w:styleId="ColorC285FFBg5C0000" w:type="character">
     <w:name w:val="ColorC285FFBg5C0000"/>
+    <w:semiHidden/>
     <w:rPr>
       <w:color w:val="C285FF"/>
       <w:shd w:color="auto" w:fill="5C0000" w:val="clear"/>
@@ -7577,6 +8306,7 @@
   </w:style>
   <w:style w:customStyle="1" w:styleId="ColorC285FFBg663D00" w:type="character">
     <w:name w:val="ColorC285FFBg663D00"/>
+    <w:semiHidden/>
     <w:rPr>
       <w:color w:val="C285FF"/>
       <w:shd w:color="auto" w:fill="663D00" w:val="clear"/>
@@ -7584,6 +8314,7 @@
   </w:style>
   <w:style w:customStyle="1" w:styleId="ColorC285FFBg666600" w:type="character">
     <w:name w:val="ColorC285FFBg666600"/>
+    <w:semiHidden/>
     <w:rPr>
       <w:color w:val="C285FF"/>
       <w:shd w:color="auto" w:fill="666600" w:val="clear"/>
@@ -7591,6 +8322,7 @@
   </w:style>
   <w:style w:customStyle="1" w:styleId="ColorC285FFBg003700" w:type="character">
     <w:name w:val="ColorC285FFBg003700"/>
+    <w:semiHidden/>
     <w:rPr>
       <w:color w:val="C285FF"/>
       <w:shd w:color="auto" w:fill="003700" w:val="clear"/>
@@ -7598,6 +8330,7 @@
   </w:style>
   <w:style w:customStyle="1" w:styleId="ColorC285FFBg002966" w:type="character">
     <w:name w:val="ColorC285FFBg002966"/>
+    <w:semiHidden/>
     <w:rPr>
       <w:color w:val="C285FF"/>
       <w:shd w:color="auto" w:fill="002966" w:val="clear"/>
@@ -7605,6 +8338,7 @@
   </w:style>
   <w:style w:customStyle="1" w:styleId="ColorC285FFBg3D1466" w:type="character">
     <w:name w:val="ColorC285FFBg3D1466"/>
+    <w:semiHidden/>
     <w:rPr>
       <w:color w:val="C285FF"/>
       <w:shd w:color="auto" w:fill="3D1466" w:val="clear"/>
@@ -7612,12 +8346,14 @@
   </w:style>
   <w:style w:customStyle="1" w:styleId="Color888888" w:type="character">
     <w:name w:val="Color888888"/>
+    <w:semiHidden/>
     <w:rPr>
       <w:color w:val="888888"/>
     </w:rPr>
   </w:style>
   <w:style w:customStyle="1" w:styleId="Color888888BgE60000" w:type="character">
     <w:name w:val="Color888888BgE60000"/>
+    <w:semiHidden/>
     <w:rPr>
       <w:color w:val="888888"/>
       <w:shd w:color="auto" w:fill="E60000" w:val="clear"/>
@@ -7625,6 +8361,7 @@
   </w:style>
   <w:style w:customStyle="1" w:styleId="Color888888BgFF9900" w:type="character">
     <w:name w:val="Color888888BgFF9900"/>
+    <w:semiHidden/>
     <w:rPr>
       <w:color w:val="888888"/>
       <w:shd w:color="auto" w:fill="FF9900" w:val="clear"/>
@@ -7632,6 +8369,7 @@
   </w:style>
   <w:style w:customStyle="1" w:styleId="Color888888BgFFFF00" w:type="character">
     <w:name w:val="Color888888BgFFFF00"/>
+    <w:semiHidden/>
     <w:rPr>
       <w:color w:val="888888"/>
       <w:shd w:color="auto" w:fill="FFFF00" w:val="clear"/>
@@ -7639,6 +8377,7 @@
   </w:style>
   <w:style w:customStyle="1" w:styleId="Color888888Bg008A00" w:type="character">
     <w:name w:val="Color888888Bg008A00"/>
+    <w:semiHidden/>
     <w:rPr>
       <w:color w:val="888888"/>
       <w:shd w:color="auto" w:fill="008A00" w:val="clear"/>
@@ -7646,6 +8385,7 @@
   </w:style>
   <w:style w:customStyle="1" w:styleId="Color888888Bg0066CC" w:type="character">
     <w:name w:val="Color888888Bg0066CC"/>
+    <w:semiHidden/>
     <w:rPr>
       <w:color w:val="888888"/>
       <w:shd w:color="auto" w:fill="0066CC" w:val="clear"/>
@@ -7653,6 +8393,7 @@
   </w:style>
   <w:style w:customStyle="1" w:styleId="Color888888Bg9933FF" w:type="character">
     <w:name w:val="Color888888Bg9933FF"/>
+    <w:semiHidden/>
     <w:rPr>
       <w:color w:val="888888"/>
       <w:shd w:color="auto" w:fill="9933FF" w:val="clear"/>
@@ -7660,6 +8401,7 @@
   </w:style>
   <w:style w:customStyle="1" w:styleId="Color888888BgFFFFFF" w:type="character">
     <w:name w:val="Color888888BgFFFFFF"/>
+    <w:semiHidden/>
     <w:rPr>
       <w:color w:val="888888"/>
       <w:shd w:color="auto" w:fill="FFFFFF" w:val="clear"/>
@@ -7667,6 +8409,7 @@
   </w:style>
   <w:style w:customStyle="1" w:styleId="Color888888BgFACCCC" w:type="character">
     <w:name w:val="Color888888BgFACCCC"/>
+    <w:semiHidden/>
     <w:rPr>
       <w:color w:val="888888"/>
       <w:shd w:color="auto" w:fill="FACCCC" w:val="clear"/>
@@ -7674,6 +8417,7 @@
   </w:style>
   <w:style w:customStyle="1" w:styleId="Color888888BgFFEBCC" w:type="character">
     <w:name w:val="Color888888BgFFEBCC"/>
+    <w:semiHidden/>
     <w:rPr>
       <w:color w:val="888888"/>
       <w:shd w:color="auto" w:fill="FFEBCC" w:val="clear"/>
@@ -7681,6 +8425,7 @@
   </w:style>
   <w:style w:customStyle="1" w:styleId="Color888888BgFFFFCC" w:type="character">
     <w:name w:val="Color888888BgFFFFCC"/>
+    <w:semiHidden/>
     <w:rPr>
       <w:color w:val="888888"/>
       <w:shd w:color="auto" w:fill="FFFFCC" w:val="clear"/>
@@ -7688,6 +8433,7 @@
   </w:style>
   <w:style w:customStyle="1" w:styleId="Color888888BgCCE8CC" w:type="character">
     <w:name w:val="Color888888BgCCE8CC"/>
+    <w:semiHidden/>
     <w:rPr>
       <w:color w:val="888888"/>
       <w:shd w:color="auto" w:fill="CCE8CC" w:val="clear"/>
@@ -7695,6 +8441,7 @@
   </w:style>
   <w:style w:customStyle="1" w:styleId="Color888888BgCCE0F5" w:type="character">
     <w:name w:val="Color888888BgCCE0F5"/>
+    <w:semiHidden/>
     <w:rPr>
       <w:color w:val="888888"/>
       <w:shd w:color="auto" w:fill="CCE0F5" w:val="clear"/>
@@ -7702,6 +8449,7 @@
   </w:style>
   <w:style w:customStyle="1" w:styleId="Color888888BgEBD6FF" w:type="character">
     <w:name w:val="Color888888BgEBD6FF"/>
+    <w:semiHidden/>
     <w:rPr>
       <w:color w:val="888888"/>
       <w:shd w:color="auto" w:fill="EBD6FF" w:val="clear"/>
@@ -7709,6 +8457,7 @@
   </w:style>
   <w:style w:customStyle="1" w:styleId="Color888888BgBBBBBB" w:type="character">
     <w:name w:val="Color888888BgBBBBBB"/>
+    <w:semiHidden/>
     <w:rPr>
       <w:color w:val="888888"/>
       <w:shd w:color="auto" w:fill="BBBBBB" w:val="clear"/>
@@ -7716,6 +8465,7 @@
   </w:style>
   <w:style w:customStyle="1" w:styleId="Color888888BgF06666" w:type="character">
     <w:name w:val="Color888888BgF06666"/>
+    <w:semiHidden/>
     <w:rPr>
       <w:color w:val="888888"/>
       <w:shd w:color="auto" w:fill="F06666" w:val="clear"/>
@@ -7723,6 +8473,7 @@
   </w:style>
   <w:style w:customStyle="1" w:styleId="Color888888BgFFC266" w:type="character">
     <w:name w:val="Color888888BgFFC266"/>
+    <w:semiHidden/>
     <w:rPr>
       <w:color w:val="888888"/>
       <w:shd w:color="auto" w:fill="FFC266" w:val="clear"/>
@@ -7730,6 +8481,7 @@
   </w:style>
   <w:style w:customStyle="1" w:styleId="Color888888BgFFFF66" w:type="character">
     <w:name w:val="Color888888BgFFFF66"/>
+    <w:semiHidden/>
     <w:rPr>
       <w:color w:val="888888"/>
       <w:shd w:color="auto" w:fill="FFFF66" w:val="clear"/>
@@ -7737,6 +8489,7 @@
   </w:style>
   <w:style w:customStyle="1" w:styleId="Color888888Bg66B966" w:type="character">
     <w:name w:val="Color888888Bg66B966"/>
+    <w:semiHidden/>
     <w:rPr>
       <w:color w:val="888888"/>
       <w:shd w:color="auto" w:fill="66B966" w:val="clear"/>
@@ -7744,6 +8497,7 @@
   </w:style>
   <w:style w:customStyle="1" w:styleId="Color888888Bg66A3E0" w:type="character">
     <w:name w:val="Color888888Bg66A3E0"/>
+    <w:semiHidden/>
     <w:rPr>
       <w:color w:val="888888"/>
       <w:shd w:color="auto" w:fill="66A3E0" w:val="clear"/>
@@ -7751,6 +8505,7 @@
   </w:style>
   <w:style w:customStyle="1" w:styleId="Color888888BgC285FF" w:type="character">
     <w:name w:val="Color888888BgC285FF"/>
+    <w:semiHidden/>
     <w:rPr>
       <w:color w:val="888888"/>
       <w:shd w:color="auto" w:fill="C285FF" w:val="clear"/>
@@ -7758,6 +8513,7 @@
   </w:style>
   <w:style w:customStyle="1" w:styleId="Color888888Bg888888" w:type="character">
     <w:name w:val="Color888888Bg888888"/>
+    <w:semiHidden/>
     <w:rPr>
       <w:color w:val="888888"/>
       <w:shd w:color="auto" w:fill="888888" w:val="clear"/>
@@ -7765,6 +8521,7 @@
   </w:style>
   <w:style w:customStyle="1" w:styleId="Color888888BgA10000" w:type="character">
     <w:name w:val="Color888888BgA10000"/>
+    <w:semiHidden/>
     <w:rPr>
       <w:color w:val="888888"/>
       <w:shd w:color="auto" w:fill="A10000" w:val="clear"/>
@@ -7772,6 +8529,7 @@
   </w:style>
   <w:style w:customStyle="1" w:styleId="Color888888BgB26B00" w:type="character">
     <w:name w:val="Color888888BgB26B00"/>
+    <w:semiHidden/>
     <w:rPr>
       <w:color w:val="888888"/>
       <w:shd w:color="auto" w:fill="B26B00" w:val="clear"/>
@@ -7779,6 +8537,7 @@
   </w:style>
   <w:style w:customStyle="1" w:styleId="Color888888BgB2B200" w:type="character">
     <w:name w:val="Color888888BgB2B200"/>
+    <w:semiHidden/>
     <w:rPr>
       <w:color w:val="888888"/>
       <w:shd w:color="auto" w:fill="B2B200" w:val="clear"/>
@@ -7786,6 +8545,7 @@
   </w:style>
   <w:style w:customStyle="1" w:styleId="Color888888Bg006100" w:type="character">
     <w:name w:val="Color888888Bg006100"/>
+    <w:semiHidden/>
     <w:rPr>
       <w:color w:val="888888"/>
       <w:shd w:color="auto" w:fill="006100" w:val="clear"/>
@@ -7793,6 +8553,7 @@
   </w:style>
   <w:style w:customStyle="1" w:styleId="Color888888Bg0047B2" w:type="character">
     <w:name w:val="Color888888Bg0047B2"/>
+    <w:semiHidden/>
     <w:rPr>
       <w:color w:val="888888"/>
       <w:shd w:color="auto" w:fill="0047B2" w:val="clear"/>
@@ -7800,6 +8561,7 @@
   </w:style>
   <w:style w:customStyle="1" w:styleId="Color888888Bg6B24B2" w:type="character">
     <w:name w:val="Color888888Bg6B24B2"/>
+    <w:semiHidden/>
     <w:rPr>
       <w:color w:val="888888"/>
       <w:shd w:color="auto" w:fill="6B24B2" w:val="clear"/>
@@ -7807,6 +8569,7 @@
   </w:style>
   <w:style w:customStyle="1" w:styleId="Color888888Bg444444" w:type="character">
     <w:name w:val="Color888888Bg444444"/>
+    <w:semiHidden/>
     <w:rPr>
       <w:color w:val="888888"/>
       <w:shd w:color="auto" w:fill="444444" w:val="clear"/>
@@ -7814,6 +8577,7 @@
   </w:style>
   <w:style w:customStyle="1" w:styleId="Color888888Bg5C0000" w:type="character">
     <w:name w:val="Color888888Bg5C0000"/>
+    <w:semiHidden/>
     <w:rPr>
       <w:color w:val="888888"/>
       <w:shd w:color="auto" w:fill="5C0000" w:val="clear"/>
@@ -7821,6 +8585,7 @@
   </w:style>
   <w:style w:customStyle="1" w:styleId="Color888888Bg663D00" w:type="character">
     <w:name w:val="Color888888Bg663D00"/>
+    <w:semiHidden/>
     <w:rPr>
       <w:color w:val="888888"/>
       <w:shd w:color="auto" w:fill="663D00" w:val="clear"/>
@@ -7828,6 +8593,7 @@
   </w:style>
   <w:style w:customStyle="1" w:styleId="Color888888Bg666600" w:type="character">
     <w:name w:val="Color888888Bg666600"/>
+    <w:semiHidden/>
     <w:rPr>
       <w:color w:val="888888"/>
       <w:shd w:color="auto" w:fill="666600" w:val="clear"/>
@@ -7835,6 +8601,7 @@
   </w:style>
   <w:style w:customStyle="1" w:styleId="Color888888Bg003700" w:type="character">
     <w:name w:val="Color888888Bg003700"/>
+    <w:semiHidden/>
     <w:rPr>
       <w:color w:val="888888"/>
       <w:shd w:color="auto" w:fill="003700" w:val="clear"/>
@@ -7842,6 +8609,7 @@
   </w:style>
   <w:style w:customStyle="1" w:styleId="Color888888Bg002966" w:type="character">
     <w:name w:val="Color888888Bg002966"/>
+    <w:semiHidden/>
     <w:rPr>
       <w:color w:val="888888"/>
       <w:shd w:color="auto" w:fill="002966" w:val="clear"/>
@@ -7849,6 +8617,7 @@
   </w:style>
   <w:style w:customStyle="1" w:styleId="Color888888Bg3D1466" w:type="character">
     <w:name w:val="Color888888Bg3D1466"/>
+    <w:semiHidden/>
     <w:rPr>
       <w:color w:val="888888"/>
       <w:shd w:color="auto" w:fill="3D1466" w:val="clear"/>
@@ -7856,12 +8625,14 @@
   </w:style>
   <w:style w:customStyle="1" w:styleId="ColorA10000" w:type="character">
     <w:name w:val="ColorA10000"/>
+    <w:semiHidden/>
     <w:rPr>
       <w:color w:val="A10000"/>
     </w:rPr>
   </w:style>
   <w:style w:customStyle="1" w:styleId="ColorA10000BgE60000" w:type="character">
     <w:name w:val="ColorA10000BgE60000"/>
+    <w:semiHidden/>
     <w:rPr>
       <w:color w:val="A10000"/>
       <w:shd w:color="auto" w:fill="E60000" w:val="clear"/>
@@ -7869,6 +8640,7 @@
   </w:style>
   <w:style w:customStyle="1" w:styleId="ColorA10000BgFF9900" w:type="character">
     <w:name w:val="ColorA10000BgFF9900"/>
+    <w:semiHidden/>
     <w:rPr>
       <w:color w:val="A10000"/>
       <w:shd w:color="auto" w:fill="FF9900" w:val="clear"/>
@@ -7876,6 +8648,7 @@
   </w:style>
   <w:style w:customStyle="1" w:styleId="ColorA10000BgFFFF00" w:type="character">
     <w:name w:val="ColorA10000BgFFFF00"/>
+    <w:semiHidden/>
     <w:rPr>
       <w:color w:val="A10000"/>
       <w:shd w:color="auto" w:fill="FFFF00" w:val="clear"/>
@@ -7883,6 +8656,7 @@
   </w:style>
   <w:style w:customStyle="1" w:styleId="ColorA10000Bg008A00" w:type="character">
     <w:name w:val="ColorA10000Bg008A00"/>
+    <w:semiHidden/>
     <w:rPr>
       <w:color w:val="A10000"/>
       <w:shd w:color="auto" w:fill="008A00" w:val="clear"/>
@@ -7890,6 +8664,7 @@
   </w:style>
   <w:style w:customStyle="1" w:styleId="ColorA10000Bg0066CC" w:type="character">
     <w:name w:val="ColorA10000Bg0066CC"/>
+    <w:semiHidden/>
     <w:rPr>
       <w:color w:val="A10000"/>
       <w:shd w:color="auto" w:fill="0066CC" w:val="clear"/>
@@ -7897,6 +8672,7 @@
   </w:style>
   <w:style w:customStyle="1" w:styleId="ColorA10000Bg9933FF" w:type="character">
     <w:name w:val="ColorA10000Bg9933FF"/>
+    <w:semiHidden/>
     <w:rPr>
       <w:color w:val="A10000"/>
       <w:shd w:color="auto" w:fill="9933FF" w:val="clear"/>
@@ -7904,6 +8680,7 @@
   </w:style>
   <w:style w:customStyle="1" w:styleId="ColorA10000BgFFFFFF" w:type="character">
     <w:name w:val="ColorA10000BgFFFFFF"/>
+    <w:semiHidden/>
     <w:rPr>
       <w:color w:val="A10000"/>
       <w:shd w:color="auto" w:fill="FFFFFF" w:val="clear"/>
@@ -7911,6 +8688,7 @@
   </w:style>
   <w:style w:customStyle="1" w:styleId="ColorA10000BgFACCCC" w:type="character">
     <w:name w:val="ColorA10000BgFACCCC"/>
+    <w:semiHidden/>
     <w:rPr>
       <w:color w:val="A10000"/>
       <w:shd w:color="auto" w:fill="FACCCC" w:val="clear"/>
@@ -7918,6 +8696,7 @@
   </w:style>
   <w:style w:customStyle="1" w:styleId="ColorA10000BgFFEBCC" w:type="character">
     <w:name w:val="ColorA10000BgFFEBCC"/>
+    <w:semiHidden/>
     <w:rPr>
       <w:color w:val="A10000"/>
       <w:shd w:color="auto" w:fill="FFEBCC" w:val="clear"/>
@@ -7925,6 +8704,7 @@
   </w:style>
   <w:style w:customStyle="1" w:styleId="ColorA10000BgFFFFCC" w:type="character">
     <w:name w:val="ColorA10000BgFFFFCC"/>
+    <w:semiHidden/>
     <w:rPr>
       <w:color w:val="A10000"/>
       <w:shd w:color="auto" w:fill="FFFFCC" w:val="clear"/>
@@ -7932,6 +8712,7 @@
   </w:style>
   <w:style w:customStyle="1" w:styleId="ColorA10000BgCCE8CC" w:type="character">
     <w:name w:val="ColorA10000BgCCE8CC"/>
+    <w:semiHidden/>
     <w:rPr>
       <w:color w:val="A10000"/>
       <w:shd w:color="auto" w:fill="CCE8CC" w:val="clear"/>
@@ -7939,6 +8720,7 @@
   </w:style>
   <w:style w:customStyle="1" w:styleId="ColorA10000BgCCE0F5" w:type="character">
     <w:name w:val="ColorA10000BgCCE0F5"/>
+    <w:semiHidden/>
     <w:rPr>
       <w:color w:val="A10000"/>
       <w:shd w:color="auto" w:fill="CCE0F5" w:val="clear"/>
@@ -7946,6 +8728,7 @@
   </w:style>
   <w:style w:customStyle="1" w:styleId="ColorA10000BgEBD6FF" w:type="character">
     <w:name w:val="ColorA10000BgEBD6FF"/>
+    <w:semiHidden/>
     <w:rPr>
       <w:color w:val="A10000"/>
       <w:shd w:color="auto" w:fill="EBD6FF" w:val="clear"/>
@@ -7953,6 +8736,7 @@
   </w:style>
   <w:style w:customStyle="1" w:styleId="ColorA10000BgBBBBBB" w:type="character">
     <w:name w:val="ColorA10000BgBBBBBB"/>
+    <w:semiHidden/>
     <w:rPr>
       <w:color w:val="A10000"/>
       <w:shd w:color="auto" w:fill="BBBBBB" w:val="clear"/>
@@ -7960,6 +8744,7 @@
   </w:style>
   <w:style w:customStyle="1" w:styleId="ColorA10000BgF06666" w:type="character">
     <w:name w:val="ColorA10000BgF06666"/>
+    <w:semiHidden/>
     <w:rPr>
       <w:color w:val="A10000"/>
       <w:shd w:color="auto" w:fill="F06666" w:val="clear"/>
@@ -7967,6 +8752,7 @@
   </w:style>
   <w:style w:customStyle="1" w:styleId="ColorA10000BgFFC266" w:type="character">
     <w:name w:val="ColorA10000BgFFC266"/>
+    <w:semiHidden/>
     <w:rPr>
       <w:color w:val="A10000"/>
       <w:shd w:color="auto" w:fill="FFC266" w:val="clear"/>
@@ -7974,6 +8760,7 @@
   </w:style>
   <w:style w:customStyle="1" w:styleId="ColorA10000BgFFFF66" w:type="character">
     <w:name w:val="ColorA10000BgFFFF66"/>
+    <w:semiHidden/>
     <w:rPr>
       <w:color w:val="A10000"/>
       <w:shd w:color="auto" w:fill="FFFF66" w:val="clear"/>
@@ -7981,6 +8768,7 @@
   </w:style>
   <w:style w:customStyle="1" w:styleId="ColorA10000Bg66B966" w:type="character">
     <w:name w:val="ColorA10000Bg66B966"/>
+    <w:semiHidden/>
     <w:rPr>
       <w:color w:val="A10000"/>
       <w:shd w:color="auto" w:fill="66B966" w:val="clear"/>
@@ -7988,6 +8776,7 @@
   </w:style>
   <w:style w:customStyle="1" w:styleId="ColorA10000Bg66A3E0" w:type="character">
     <w:name w:val="ColorA10000Bg66A3E0"/>
+    <w:semiHidden/>
     <w:rPr>
       <w:color w:val="A10000"/>
       <w:shd w:color="auto" w:fill="66A3E0" w:val="clear"/>
@@ -7995,6 +8784,7 @@
   </w:style>
   <w:style w:customStyle="1" w:styleId="ColorA10000BgC285FF" w:type="character">
     <w:name w:val="ColorA10000BgC285FF"/>
+    <w:semiHidden/>
     <w:rPr>
       <w:color w:val="A10000"/>
       <w:shd w:color="auto" w:fill="C285FF" w:val="clear"/>
@@ -8002,6 +8792,7 @@
   </w:style>
   <w:style w:customStyle="1" w:styleId="ColorA10000Bg888888" w:type="character">
     <w:name w:val="ColorA10000Bg888888"/>
+    <w:semiHidden/>
     <w:rPr>
       <w:color w:val="A10000"/>
       <w:shd w:color="auto" w:fill="888888" w:val="clear"/>
@@ -8009,6 +8800,7 @@
   </w:style>
   <w:style w:customStyle="1" w:styleId="ColorA10000BgA10000" w:type="character">
     <w:name w:val="ColorA10000BgA10000"/>
+    <w:semiHidden/>
     <w:rPr>
       <w:color w:val="A10000"/>
       <w:shd w:color="auto" w:fill="A10000" w:val="clear"/>
@@ -8016,6 +8808,7 @@
   </w:style>
   <w:style w:customStyle="1" w:styleId="ColorA10000BgB26B00" w:type="character">
     <w:name w:val="ColorA10000BgB26B00"/>
+    <w:semiHidden/>
     <w:rPr>
       <w:color w:val="A10000"/>
       <w:shd w:color="auto" w:fill="B26B00" w:val="clear"/>
@@ -8023,6 +8816,7 @@
   </w:style>
   <w:style w:customStyle="1" w:styleId="ColorA10000BgB2B200" w:type="character">
     <w:name w:val="ColorA10000BgB2B200"/>
+    <w:semiHidden/>
     <w:rPr>
       <w:color w:val="A10000"/>
       <w:shd w:color="auto" w:fill="B2B200" w:val="clear"/>
@@ -8030,6 +8824,7 @@
   </w:style>
   <w:style w:customStyle="1" w:styleId="ColorA10000Bg006100" w:type="character">
     <w:name w:val="ColorA10000Bg006100"/>
+    <w:semiHidden/>
     <w:rPr>
       <w:color w:val="A10000"/>
       <w:shd w:color="auto" w:fill="006100" w:val="clear"/>
@@ -8037,6 +8832,7 @@
   </w:style>
   <w:style w:customStyle="1" w:styleId="ColorA10000Bg0047B2" w:type="character">
     <w:name w:val="ColorA10000Bg0047B2"/>
+    <w:semiHidden/>
     <w:rPr>
       <w:color w:val="A10000"/>
       <w:shd w:color="auto" w:fill="0047B2" w:val="clear"/>
@@ -8044,6 +8840,7 @@
   </w:style>
   <w:style w:customStyle="1" w:styleId="ColorA10000Bg6B24B2" w:type="character">
     <w:name w:val="ColorA10000Bg6B24B2"/>
+    <w:semiHidden/>
     <w:rPr>
       <w:color w:val="A10000"/>
       <w:shd w:color="auto" w:fill="6B24B2" w:val="clear"/>
@@ -8051,6 +8848,7 @@
   </w:style>
   <w:style w:customStyle="1" w:styleId="ColorA10000Bg444444" w:type="character">
     <w:name w:val="ColorA10000Bg444444"/>
+    <w:semiHidden/>
     <w:rPr>
       <w:color w:val="A10000"/>
       <w:shd w:color="auto" w:fill="444444" w:val="clear"/>
@@ -8058,6 +8856,7 @@
   </w:style>
   <w:style w:customStyle="1" w:styleId="ColorA10000Bg5C0000" w:type="character">
     <w:name w:val="ColorA10000Bg5C0000"/>
+    <w:semiHidden/>
     <w:rPr>
       <w:color w:val="A10000"/>
       <w:shd w:color="auto" w:fill="5C0000" w:val="clear"/>
@@ -8065,6 +8864,7 @@
   </w:style>
   <w:style w:customStyle="1" w:styleId="ColorA10000Bg663D00" w:type="character">
     <w:name w:val="ColorA10000Bg663D00"/>
+    <w:semiHidden/>
     <w:rPr>
       <w:color w:val="A10000"/>
       <w:shd w:color="auto" w:fill="663D00" w:val="clear"/>
@@ -8072,6 +8872,7 @@
   </w:style>
   <w:style w:customStyle="1" w:styleId="ColorA10000Bg666600" w:type="character">
     <w:name w:val="ColorA10000Bg666600"/>
+    <w:semiHidden/>
     <w:rPr>
       <w:color w:val="A10000"/>
       <w:shd w:color="auto" w:fill="666600" w:val="clear"/>
@@ -8079,6 +8880,7 @@
   </w:style>
   <w:style w:customStyle="1" w:styleId="ColorA10000Bg003700" w:type="character">
     <w:name w:val="ColorA10000Bg003700"/>
+    <w:semiHidden/>
     <w:rPr>
       <w:color w:val="A10000"/>
       <w:shd w:color="auto" w:fill="003700" w:val="clear"/>
@@ -8086,6 +8888,7 @@
   </w:style>
   <w:style w:customStyle="1" w:styleId="ColorA10000Bg002966" w:type="character">
     <w:name w:val="ColorA10000Bg002966"/>
+    <w:semiHidden/>
     <w:rPr>
       <w:color w:val="A10000"/>
       <w:shd w:color="auto" w:fill="002966" w:val="clear"/>
@@ -8093,6 +8896,7 @@
   </w:style>
   <w:style w:customStyle="1" w:styleId="ColorA10000Bg3D1466" w:type="character">
     <w:name w:val="ColorA10000Bg3D1466"/>
+    <w:semiHidden/>
     <w:rPr>
       <w:color w:val="A10000"/>
       <w:shd w:color="auto" w:fill="3D1466" w:val="clear"/>
@@ -8100,12 +8904,14 @@
   </w:style>
   <w:style w:customStyle="1" w:styleId="ColorB26B00" w:type="character">
     <w:name w:val="ColorB26B00"/>
+    <w:semiHidden/>
     <w:rPr>
       <w:color w:val="B26B00"/>
     </w:rPr>
   </w:style>
   <w:style w:customStyle="1" w:styleId="ColorB26B00BgE60000" w:type="character">
     <w:name w:val="ColorB26B00BgE60000"/>
+    <w:semiHidden/>
     <w:rPr>
       <w:color w:val="B26B00"/>
       <w:shd w:color="auto" w:fill="E60000" w:val="clear"/>
@@ -8113,6 +8919,7 @@
   </w:style>
   <w:style w:customStyle="1" w:styleId="ColorB26B00BgFF9900" w:type="character">
     <w:name w:val="ColorB26B00BgFF9900"/>
+    <w:semiHidden/>
     <w:rPr>
       <w:color w:val="B26B00"/>
       <w:shd w:color="auto" w:fill="FF9900" w:val="clear"/>
@@ -8120,6 +8927,7 @@
   </w:style>
   <w:style w:customStyle="1" w:styleId="ColorB26B00BgFFFF00" w:type="character">
     <w:name w:val="ColorB26B00BgFFFF00"/>
+    <w:semiHidden/>
     <w:rPr>
       <w:color w:val="B26B00"/>
       <w:shd w:color="auto" w:fill="FFFF00" w:val="clear"/>
@@ -8127,6 +8935,7 @@
   </w:style>
   <w:style w:customStyle="1" w:styleId="ColorB26B00Bg008A00" w:type="character">
     <w:name w:val="ColorB26B00Bg008A00"/>
+    <w:semiHidden/>
     <w:rPr>
       <w:color w:val="B26B00"/>
       <w:shd w:color="auto" w:fill="008A00" w:val="clear"/>
@@ -8134,6 +8943,7 @@
   </w:style>
   <w:style w:customStyle="1" w:styleId="ColorB26B00Bg0066CC" w:type="character">
     <w:name w:val="ColorB26B00Bg0066CC"/>
+    <w:semiHidden/>
     <w:rPr>
       <w:color w:val="B26B00"/>
       <w:shd w:color="auto" w:fill="0066CC" w:val="clear"/>
@@ -8141,6 +8951,7 @@
   </w:style>
   <w:style w:customStyle="1" w:styleId="ColorB26B00Bg9933FF" w:type="character">
     <w:name w:val="ColorB26B00Bg9933FF"/>
+    <w:semiHidden/>
     <w:rPr>
       <w:color w:val="B26B00"/>
       <w:shd w:color="auto" w:fill="9933FF" w:val="clear"/>
@@ -8148,6 +8959,7 @@
   </w:style>
   <w:style w:customStyle="1" w:styleId="ColorB26B00BgFFFFFF" w:type="character">
     <w:name w:val="ColorB26B00BgFFFFFF"/>
+    <w:semiHidden/>
     <w:rPr>
       <w:color w:val="B26B00"/>
       <w:shd w:color="auto" w:fill="FFFFFF" w:val="clear"/>
@@ -8155,6 +8967,7 @@
   </w:style>
   <w:style w:customStyle="1" w:styleId="ColorB26B00BgFACCCC" w:type="character">
     <w:name w:val="ColorB26B00BgFACCCC"/>
+    <w:semiHidden/>
     <w:rPr>
       <w:color w:val="B26B00"/>
       <w:shd w:color="auto" w:fill="FACCCC" w:val="clear"/>
@@ -8162,6 +8975,7 @@
   </w:style>
   <w:style w:customStyle="1" w:styleId="ColorB26B00BgFFEBCC" w:type="character">
     <w:name w:val="ColorB26B00BgFFEBCC"/>
+    <w:semiHidden/>
     <w:rPr>
       <w:color w:val="B26B00"/>
       <w:shd w:color="auto" w:fill="FFEBCC" w:val="clear"/>
@@ -8169,6 +8983,7 @@
   </w:style>
   <w:style w:customStyle="1" w:styleId="ColorB26B00BgFFFFCC" w:type="character">
     <w:name w:val="ColorB26B00BgFFFFCC"/>
+    <w:semiHidden/>
     <w:rPr>
       <w:color w:val="B26B00"/>
       <w:shd w:color="auto" w:fill="FFFFCC" w:val="clear"/>
@@ -8176,6 +8991,7 @@
   </w:style>
   <w:style w:customStyle="1" w:styleId="ColorB26B00BgCCE8CC" w:type="character">
     <w:name w:val="ColorB26B00BgCCE8CC"/>
+    <w:semiHidden/>
     <w:rPr>
       <w:color w:val="B26B00"/>
       <w:shd w:color="auto" w:fill="CCE8CC" w:val="clear"/>
@@ -8183,6 +8999,7 @@
   </w:style>
   <w:style w:customStyle="1" w:styleId="ColorB26B00BgCCE0F5" w:type="character">
     <w:name w:val="ColorB26B00BgCCE0F5"/>
+    <w:semiHidden/>
     <w:rPr>
       <w:color w:val="B26B00"/>
       <w:shd w:color="auto" w:fill="CCE0F5" w:val="clear"/>
@@ -8190,6 +9007,7 @@
   </w:style>
   <w:style w:customStyle="1" w:styleId="ColorB26B00BgEBD6FF" w:type="character">
     <w:name w:val="ColorB26B00BgEBD6FF"/>
+    <w:semiHidden/>
     <w:rPr>
       <w:color w:val="B26B00"/>
       <w:shd w:color="auto" w:fill="EBD6FF" w:val="clear"/>
@@ -8197,6 +9015,7 @@
   </w:style>
   <w:style w:customStyle="1" w:styleId="ColorB26B00BgBBBBBB" w:type="character">
     <w:name w:val="ColorB26B00BgBBBBBB"/>
+    <w:semiHidden/>
     <w:rPr>
       <w:color w:val="B26B00"/>
       <w:shd w:color="auto" w:fill="BBBBBB" w:val="clear"/>
@@ -8204,6 +9023,7 @@
   </w:style>
   <w:style w:customStyle="1" w:styleId="ColorB26B00BgF06666" w:type="character">
     <w:name w:val="ColorB26B00BgF06666"/>
+    <w:semiHidden/>
     <w:rPr>
       <w:color w:val="B26B00"/>
       <w:shd w:color="auto" w:fill="F06666" w:val="clear"/>
@@ -8211,6 +9031,7 @@
   </w:style>
   <w:style w:customStyle="1" w:styleId="ColorB26B00BgFFC266" w:type="character">
     <w:name w:val="ColorB26B00BgFFC266"/>
+    <w:semiHidden/>
     <w:rPr>
       <w:color w:val="B26B00"/>
       <w:shd w:color="auto" w:fill="FFC266" w:val="clear"/>
@@ -8218,6 +9039,7 @@
   </w:style>
   <w:style w:customStyle="1" w:styleId="ColorB26B00BgFFFF66" w:type="character">
     <w:name w:val="ColorB26B00BgFFFF66"/>
+    <w:semiHidden/>
     <w:rPr>
       <w:color w:val="B26B00"/>
       <w:shd w:color="auto" w:fill="FFFF66" w:val="clear"/>
@@ -8225,6 +9047,7 @@
   </w:style>
   <w:style w:customStyle="1" w:styleId="ColorB26B00Bg66B966" w:type="character">
     <w:name w:val="ColorB26B00Bg66B966"/>
+    <w:semiHidden/>
     <w:rPr>
       <w:color w:val="B26B00"/>
       <w:shd w:color="auto" w:fill="66B966" w:val="clear"/>
@@ -8232,6 +9055,7 @@
   </w:style>
   <w:style w:customStyle="1" w:styleId="ColorB26B00Bg66A3E0" w:type="character">
     <w:name w:val="ColorB26B00Bg66A3E0"/>
+    <w:semiHidden/>
     <w:rPr>
       <w:color w:val="B26B00"/>
       <w:shd w:color="auto" w:fill="66A3E0" w:val="clear"/>
@@ -8239,6 +9063,7 @@
   </w:style>
   <w:style w:customStyle="1" w:styleId="ColorB26B00BgC285FF" w:type="character">
     <w:name w:val="ColorB26B00BgC285FF"/>
+    <w:semiHidden/>
     <w:rPr>
       <w:color w:val="B26B00"/>
       <w:shd w:color="auto" w:fill="C285FF" w:val="clear"/>
@@ -8246,6 +9071,7 @@
   </w:style>
   <w:style w:customStyle="1" w:styleId="ColorB26B00Bg888888" w:type="character">
     <w:name w:val="ColorB26B00Bg888888"/>
+    <w:semiHidden/>
     <w:rPr>
       <w:color w:val="B26B00"/>
       <w:shd w:color="auto" w:fill="888888" w:val="clear"/>
@@ -8253,6 +9079,7 @@
   </w:style>
   <w:style w:customStyle="1" w:styleId="ColorB26B00BgA10000" w:type="character">
     <w:name w:val="ColorB26B00BgA10000"/>
+    <w:semiHidden/>
     <w:rPr>
       <w:color w:val="B26B00"/>
       <w:shd w:color="auto" w:fill="A10000" w:val="clear"/>
@@ -8260,6 +9087,7 @@
   </w:style>
   <w:style w:customStyle="1" w:styleId="ColorB26B00BgB26B00" w:type="character">
     <w:name w:val="ColorB26B00BgB26B00"/>
+    <w:semiHidden/>
     <w:rPr>
       <w:color w:val="B26B00"/>
       <w:shd w:color="auto" w:fill="B26B00" w:val="clear"/>
@@ -8267,6 +9095,7 @@
   </w:style>
   <w:style w:customStyle="1" w:styleId="ColorB26B00BgB2B200" w:type="character">
     <w:name w:val="ColorB26B00BgB2B200"/>
+    <w:semiHidden/>
     <w:rPr>
       <w:color w:val="B26B00"/>
       <w:shd w:color="auto" w:fill="B2B200" w:val="clear"/>
@@ -8274,6 +9103,7 @@
   </w:style>
   <w:style w:customStyle="1" w:styleId="ColorB26B00Bg006100" w:type="character">
     <w:name w:val="ColorB26B00Bg006100"/>
+    <w:semiHidden/>
     <w:rPr>
       <w:color w:val="B26B00"/>
       <w:shd w:color="auto" w:fill="006100" w:val="clear"/>
@@ -8281,6 +9111,7 @@
   </w:style>
   <w:style w:customStyle="1" w:styleId="ColorB26B00Bg0047B2" w:type="character">
     <w:name w:val="ColorB26B00Bg0047B2"/>
+    <w:semiHidden/>
     <w:rPr>
       <w:color w:val="B26B00"/>
       <w:shd w:color="auto" w:fill="0047B2" w:val="clear"/>
@@ -8288,6 +9119,7 @@
   </w:style>
   <w:style w:customStyle="1" w:styleId="ColorB26B00Bg6B24B2" w:type="character">
     <w:name w:val="ColorB26B00Bg6B24B2"/>
+    <w:semiHidden/>
     <w:rPr>
       <w:color w:val="B26B00"/>
       <w:shd w:color="auto" w:fill="6B24B2" w:val="clear"/>
@@ -8295,6 +9127,7 @@
   </w:style>
   <w:style w:customStyle="1" w:styleId="ColorB26B00Bg444444" w:type="character">
     <w:name w:val="ColorB26B00Bg444444"/>
+    <w:semiHidden/>
     <w:rPr>
       <w:color w:val="B26B00"/>
       <w:shd w:color="auto" w:fill="444444" w:val="clear"/>
@@ -8302,6 +9135,7 @@
   </w:style>
   <w:style w:customStyle="1" w:styleId="ColorB26B00Bg5C0000" w:type="character">
     <w:name w:val="ColorB26B00Bg5C0000"/>
+    <w:semiHidden/>
     <w:rPr>
       <w:color w:val="B26B00"/>
       <w:shd w:color="auto" w:fill="5C0000" w:val="clear"/>
@@ -8309,6 +9143,7 @@
   </w:style>
   <w:style w:customStyle="1" w:styleId="ColorB26B00Bg663D00" w:type="character">
     <w:name w:val="ColorB26B00Bg663D00"/>
+    <w:semiHidden/>
     <w:rPr>
       <w:color w:val="B26B00"/>
       <w:shd w:color="auto" w:fill="663D00" w:val="clear"/>
@@ -8316,6 +9151,7 @@
   </w:style>
   <w:style w:customStyle="1" w:styleId="ColorB26B00Bg666600" w:type="character">
     <w:name w:val="ColorB26B00Bg666600"/>
+    <w:semiHidden/>
     <w:rPr>
       <w:color w:val="B26B00"/>
       <w:shd w:color="auto" w:fill="666600" w:val="clear"/>
@@ -8323,6 +9159,7 @@
   </w:style>
   <w:style w:customStyle="1" w:styleId="ColorB26B00Bg003700" w:type="character">
     <w:name w:val="ColorB26B00Bg003700"/>
+    <w:semiHidden/>
     <w:rPr>
       <w:color w:val="B26B00"/>
       <w:shd w:color="auto" w:fill="003700" w:val="clear"/>
@@ -8330,6 +9167,7 @@
   </w:style>
   <w:style w:customStyle="1" w:styleId="ColorB26B00Bg002966" w:type="character">
     <w:name w:val="ColorB26B00Bg002966"/>
+    <w:semiHidden/>
     <w:rPr>
       <w:color w:val="B26B00"/>
       <w:shd w:color="auto" w:fill="002966" w:val="clear"/>
@@ -8337,6 +9175,7 @@
   </w:style>
   <w:style w:customStyle="1" w:styleId="ColorB26B00Bg3D1466" w:type="character">
     <w:name w:val="ColorB26B00Bg3D1466"/>
+    <w:semiHidden/>
     <w:rPr>
       <w:color w:val="B26B00"/>
       <w:shd w:color="auto" w:fill="3D1466" w:val="clear"/>
@@ -8344,12 +9183,14 @@
   </w:style>
   <w:style w:customStyle="1" w:styleId="ColorB2B200" w:type="character">
     <w:name w:val="ColorB2B200"/>
+    <w:semiHidden/>
     <w:rPr>
       <w:color w:val="B2B200"/>
     </w:rPr>
   </w:style>
   <w:style w:customStyle="1" w:styleId="ColorB2B200BgE60000" w:type="character">
     <w:name w:val="ColorB2B200BgE60000"/>
+    <w:semiHidden/>
     <w:rPr>
       <w:color w:val="B2B200"/>
       <w:shd w:color="auto" w:fill="E60000" w:val="clear"/>
@@ -8357,6 +9198,7 @@
   </w:style>
   <w:style w:customStyle="1" w:styleId="ColorB2B200BgFF9900" w:type="character">
     <w:name w:val="ColorB2B200BgFF9900"/>
+    <w:semiHidden/>
     <w:rPr>
       <w:color w:val="B2B200"/>
       <w:shd w:color="auto" w:fill="FF9900" w:val="clear"/>
@@ -8364,6 +9206,7 @@
   </w:style>
   <w:style w:customStyle="1" w:styleId="ColorB2B200BgFFFF00" w:type="character">
     <w:name w:val="ColorB2B200BgFFFF00"/>
+    <w:semiHidden/>
     <w:rPr>
       <w:color w:val="B2B200"/>
       <w:shd w:color="auto" w:fill="FFFF00" w:val="clear"/>
@@ -8371,6 +9214,7 @@
   </w:style>
   <w:style w:customStyle="1" w:styleId="ColorB2B200Bg008A00" w:type="character">
     <w:name w:val="ColorB2B200Bg008A00"/>
+    <w:semiHidden/>
     <w:rPr>
       <w:color w:val="B2B200"/>
       <w:shd w:color="auto" w:fill="008A00" w:val="clear"/>
@@ -8378,6 +9222,7 @@
   </w:style>
   <w:style w:customStyle="1" w:styleId="ColorB2B200Bg0066CC" w:type="character">
     <w:name w:val="ColorB2B200Bg0066CC"/>
+    <w:semiHidden/>
     <w:rPr>
       <w:color w:val="B2B200"/>
       <w:shd w:color="auto" w:fill="0066CC" w:val="clear"/>
@@ -8385,6 +9230,7 @@
   </w:style>
   <w:style w:customStyle="1" w:styleId="ColorB2B200Bg9933FF" w:type="character">
     <w:name w:val="ColorB2B200Bg9933FF"/>
+    <w:semiHidden/>
     <w:rPr>
       <w:color w:val="B2B200"/>
       <w:shd w:color="auto" w:fill="9933FF" w:val="clear"/>
@@ -8392,6 +9238,7 @@
   </w:style>
   <w:style w:customStyle="1" w:styleId="ColorB2B200BgFFFFFF" w:type="character">
     <w:name w:val="ColorB2B200BgFFFFFF"/>
+    <w:semiHidden/>
     <w:rPr>
       <w:color w:val="B2B200"/>
       <w:shd w:color="auto" w:fill="FFFFFF" w:val="clear"/>
@@ -8399,6 +9246,7 @@
   </w:style>
   <w:style w:customStyle="1" w:styleId="ColorB2B200BgFACCCC" w:type="character">
     <w:name w:val="ColorB2B200BgFACCCC"/>
+    <w:semiHidden/>
     <w:rPr>
       <w:color w:val="B2B200"/>
       <w:shd w:color="auto" w:fill="FACCCC" w:val="clear"/>
@@ -8406,6 +9254,7 @@
   </w:style>
   <w:style w:customStyle="1" w:styleId="ColorB2B200BgFFEBCC" w:type="character">
     <w:name w:val="ColorB2B200BgFFEBCC"/>
+    <w:semiHidden/>
     <w:rPr>
       <w:color w:val="B2B200"/>
       <w:shd w:color="auto" w:fill="FFEBCC" w:val="clear"/>
@@ -8413,6 +9262,7 @@
   </w:style>
   <w:style w:customStyle="1" w:styleId="ColorB2B200BgFFFFCC" w:type="character">
     <w:name w:val="ColorB2B200BgFFFFCC"/>
+    <w:semiHidden/>
     <w:rPr>
       <w:color w:val="B2B200"/>
       <w:shd w:color="auto" w:fill="FFFFCC" w:val="clear"/>
@@ -8420,6 +9270,7 @@
   </w:style>
   <w:style w:customStyle="1" w:styleId="ColorB2B200BgCCE8CC" w:type="character">
     <w:name w:val="ColorB2B200BgCCE8CC"/>
+    <w:semiHidden/>
     <w:rPr>
       <w:color w:val="B2B200"/>
       <w:shd w:color="auto" w:fill="CCE8CC" w:val="clear"/>
@@ -8427,6 +9278,7 @@
   </w:style>
   <w:style w:customStyle="1" w:styleId="ColorB2B200BgCCE0F5" w:type="character">
     <w:name w:val="ColorB2B200BgCCE0F5"/>
+    <w:semiHidden/>
     <w:rPr>
       <w:color w:val="B2B200"/>
       <w:shd w:color="auto" w:fill="CCE0F5" w:val="clear"/>
@@ -8434,6 +9286,7 @@
   </w:style>
   <w:style w:customStyle="1" w:styleId="ColorB2B200BgEBD6FF" w:type="character">
     <w:name w:val="ColorB2B200BgEBD6FF"/>
+    <w:semiHidden/>
     <w:rPr>
       <w:color w:val="B2B200"/>
       <w:shd w:color="auto" w:fill="EBD6FF" w:val="clear"/>
@@ -8441,6 +9294,7 @@
   </w:style>
   <w:style w:customStyle="1" w:styleId="ColorB2B200BgBBBBBB" w:type="character">
     <w:name w:val="ColorB2B200BgBBBBBB"/>
+    <w:semiHidden/>
     <w:rPr>
       <w:color w:val="B2B200"/>
       <w:shd w:color="auto" w:fill="BBBBBB" w:val="clear"/>
@@ -8448,6 +9302,7 @@
   </w:style>
   <w:style w:customStyle="1" w:styleId="ColorB2B200BgF06666" w:type="character">
     <w:name w:val="ColorB2B200BgF06666"/>
+    <w:semiHidden/>
     <w:rPr>
       <w:color w:val="B2B200"/>
       <w:shd w:color="auto" w:fill="F06666" w:val="clear"/>
@@ -8455,6 +9310,7 @@
   </w:style>
   <w:style w:customStyle="1" w:styleId="ColorB2B200BgFFC266" w:type="character">
     <w:name w:val="ColorB2B200BgFFC266"/>
+    <w:semiHidden/>
     <w:rPr>
       <w:color w:val="B2B200"/>
       <w:shd w:color="auto" w:fill="FFC266" w:val="clear"/>
@@ -8462,6 +9318,7 @@
   </w:style>
   <w:style w:customStyle="1" w:styleId="ColorB2B200BgFFFF66" w:type="character">
     <w:name w:val="ColorB2B200BgFFFF66"/>
+    <w:semiHidden/>
     <w:rPr>
       <w:color w:val="B2B200"/>
       <w:shd w:color="auto" w:fill="FFFF66" w:val="clear"/>
@@ -8469,6 +9326,7 @@
   </w:style>
   <w:style w:customStyle="1" w:styleId="ColorB2B200Bg66B966" w:type="character">
     <w:name w:val="ColorB2B200Bg66B966"/>
+    <w:semiHidden/>
     <w:rPr>
       <w:color w:val="B2B200"/>
       <w:shd w:color="auto" w:fill="66B966" w:val="clear"/>
@@ -8476,6 +9334,7 @@
   </w:style>
   <w:style w:customStyle="1" w:styleId="ColorB2B200Bg66A3E0" w:type="character">
     <w:name w:val="ColorB2B200Bg66A3E0"/>
+    <w:semiHidden/>
     <w:rPr>
       <w:color w:val="B2B200"/>
       <w:shd w:color="auto" w:fill="66A3E0" w:val="clear"/>
@@ -8483,6 +9342,7 @@
   </w:style>
   <w:style w:customStyle="1" w:styleId="ColorB2B200BgC285FF" w:type="character">
     <w:name w:val="ColorB2B200BgC285FF"/>
+    <w:semiHidden/>
     <w:rPr>
       <w:color w:val="B2B200"/>
       <w:shd w:color="auto" w:fill="C285FF" w:val="clear"/>
@@ -8490,6 +9350,7 @@
   </w:style>
   <w:style w:customStyle="1" w:styleId="ColorB2B200Bg888888" w:type="character">
     <w:name w:val="ColorB2B200Bg888888"/>
+    <w:semiHidden/>
     <w:rPr>
       <w:color w:val="B2B200"/>
       <w:shd w:color="auto" w:fill="888888" w:val="clear"/>
@@ -8497,6 +9358,7 @@
   </w:style>
   <w:style w:customStyle="1" w:styleId="ColorB2B200BgA10000" w:type="character">
     <w:name w:val="ColorB2B200BgA10000"/>
+    <w:semiHidden/>
     <w:rPr>
       <w:color w:val="B2B200"/>
       <w:shd w:color="auto" w:fill="A10000" w:val="clear"/>
@@ -8504,6 +9366,7 @@
   </w:style>
   <w:style w:customStyle="1" w:styleId="ColorB2B200BgB26B00" w:type="character">
     <w:name w:val="ColorB2B200BgB26B00"/>
+    <w:semiHidden/>
     <w:rPr>
       <w:color w:val="B2B200"/>
       <w:shd w:color="auto" w:fill="B26B00" w:val="clear"/>
@@ -8511,6 +9374,7 @@
   </w:style>
   <w:style w:customStyle="1" w:styleId="ColorB2B200BgB2B200" w:type="character">
     <w:name w:val="ColorB2B200BgB2B200"/>
+    <w:semiHidden/>
     <w:rPr>
       <w:color w:val="B2B200"/>
       <w:shd w:color="auto" w:fill="B2B200" w:val="clear"/>
@@ -8518,6 +9382,7 @@
   </w:style>
   <w:style w:customStyle="1" w:styleId="ColorB2B200Bg006100" w:type="character">
     <w:name w:val="ColorB2B200Bg006100"/>
+    <w:semiHidden/>
     <w:rPr>
       <w:color w:val="B2B200"/>
       <w:shd w:color="auto" w:fill="006100" w:val="clear"/>
@@ -8525,6 +9390,7 @@
   </w:style>
   <w:style w:customStyle="1" w:styleId="ColorB2B200Bg0047B2" w:type="character">
     <w:name w:val="ColorB2B200Bg0047B2"/>
+    <w:semiHidden/>
     <w:rPr>
       <w:color w:val="B2B200"/>
       <w:shd w:color="auto" w:fill="0047B2" w:val="clear"/>
@@ -8532,6 +9398,7 @@
   </w:style>
   <w:style w:customStyle="1" w:styleId="ColorB2B200Bg6B24B2" w:type="character">
     <w:name w:val="ColorB2B200Bg6B24B2"/>
+    <w:semiHidden/>
     <w:rPr>
       <w:color w:val="B2B200"/>
       <w:shd w:color="auto" w:fill="6B24B2" w:val="clear"/>
@@ -8539,6 +9406,7 @@
   </w:style>
   <w:style w:customStyle="1" w:styleId="ColorB2B200Bg444444" w:type="character">
     <w:name w:val="ColorB2B200Bg444444"/>
+    <w:semiHidden/>
     <w:rPr>
       <w:color w:val="B2B200"/>
       <w:shd w:color="auto" w:fill="444444" w:val="clear"/>
@@ -8546,6 +9414,7 @@
   </w:style>
   <w:style w:customStyle="1" w:styleId="ColorB2B200Bg5C0000" w:type="character">
     <w:name w:val="ColorB2B200Bg5C0000"/>
+    <w:semiHidden/>
     <w:rPr>
       <w:color w:val="B2B200"/>
       <w:shd w:color="auto" w:fill="5C0000" w:val="clear"/>
@@ -8553,6 +9422,7 @@
   </w:style>
   <w:style w:customStyle="1" w:styleId="ColorB2B200Bg663D00" w:type="character">
     <w:name w:val="ColorB2B200Bg663D00"/>
+    <w:semiHidden/>
     <w:rPr>
       <w:color w:val="B2B200"/>
       <w:shd w:color="auto" w:fill="663D00" w:val="clear"/>
@@ -8560,6 +9430,7 @@
   </w:style>
   <w:style w:customStyle="1" w:styleId="ColorB2B200Bg666600" w:type="character">
     <w:name w:val="ColorB2B200Bg666600"/>
+    <w:semiHidden/>
     <w:rPr>
       <w:color w:val="B2B200"/>
       <w:shd w:color="auto" w:fill="666600" w:val="clear"/>
@@ -8567,6 +9438,7 @@
   </w:style>
   <w:style w:customStyle="1" w:styleId="ColorB2B200Bg003700" w:type="character">
     <w:name w:val="ColorB2B200Bg003700"/>
+    <w:semiHidden/>
     <w:rPr>
       <w:color w:val="B2B200"/>
       <w:shd w:color="auto" w:fill="003700" w:val="clear"/>
@@ -8574,6 +9446,7 @@
   </w:style>
   <w:style w:customStyle="1" w:styleId="ColorB2B200Bg002966" w:type="character">
     <w:name w:val="ColorB2B200Bg002966"/>
+    <w:semiHidden/>
     <w:rPr>
       <w:color w:val="B2B200"/>
       <w:shd w:color="auto" w:fill="002966" w:val="clear"/>
@@ -8581,6 +9454,7 @@
   </w:style>
   <w:style w:customStyle="1" w:styleId="ColorB2B200Bg3D1466" w:type="character">
     <w:name w:val="ColorB2B200Bg3D1466"/>
+    <w:semiHidden/>
     <w:rPr>
       <w:color w:val="B2B200"/>
       <w:shd w:color="auto" w:fill="3D1466" w:val="clear"/>
@@ -8588,12 +9462,14 @@
   </w:style>
   <w:style w:customStyle="1" w:styleId="Color006100" w:type="character">
     <w:name w:val="Color006100"/>
+    <w:semiHidden/>
     <w:rPr>
       <w:color w:val="006100"/>
     </w:rPr>
   </w:style>
   <w:style w:customStyle="1" w:styleId="Color006100BgE60000" w:type="character">
     <w:name w:val="Color006100BgE60000"/>
+    <w:semiHidden/>
     <w:rPr>
       <w:color w:val="006100"/>
       <w:shd w:color="auto" w:fill="E60000" w:val="clear"/>
@@ -8601,6 +9477,7 @@
   </w:style>
   <w:style w:customStyle="1" w:styleId="Color006100BgFF9900" w:type="character">
     <w:name w:val="Color006100BgFF9900"/>
+    <w:semiHidden/>
     <w:rPr>
       <w:color w:val="006100"/>
       <w:shd w:color="auto" w:fill="FF9900" w:val="clear"/>
@@ -8608,6 +9485,7 @@
   </w:style>
   <w:style w:customStyle="1" w:styleId="Color006100BgFFFF00" w:type="character">
     <w:name w:val="Color006100BgFFFF00"/>
+    <w:semiHidden/>
     <w:rPr>
       <w:color w:val="006100"/>
       <w:shd w:color="auto" w:fill="FFFF00" w:val="clear"/>
@@ -8615,6 +9493,7 @@
   </w:style>
   <w:style w:customStyle="1" w:styleId="Color006100Bg008A00" w:type="character">
     <w:name w:val="Color006100Bg008A00"/>
+    <w:semiHidden/>
     <w:rPr>
       <w:color w:val="006100"/>
       <w:shd w:color="auto" w:fill="008A00" w:val="clear"/>
@@ -8622,6 +9501,7 @@
   </w:style>
   <w:style w:customStyle="1" w:styleId="Color006100Bg0066CC" w:type="character">
     <w:name w:val="Color006100Bg0066CC"/>
+    <w:semiHidden/>
     <w:rPr>
       <w:color w:val="006100"/>
       <w:shd w:color="auto" w:fill="0066CC" w:val="clear"/>
@@ -8629,6 +9509,7 @@
   </w:style>
   <w:style w:customStyle="1" w:styleId="Color006100Bg9933FF" w:type="character">
     <w:name w:val="Color006100Bg9933FF"/>
+    <w:semiHidden/>
     <w:rPr>
       <w:color w:val="006100"/>
       <w:shd w:color="auto" w:fill="9933FF" w:val="clear"/>
@@ -8636,6 +9517,7 @@
   </w:style>
   <w:style w:customStyle="1" w:styleId="Color006100BgFFFFFF" w:type="character">
     <w:name w:val="Color006100BgFFFFFF"/>
+    <w:semiHidden/>
     <w:rPr>
       <w:color w:val="006100"/>
       <w:shd w:color="auto" w:fill="FFFFFF" w:val="clear"/>
@@ -8643,6 +9525,7 @@
   </w:style>
   <w:style w:customStyle="1" w:styleId="Color006100BgFACCCC" w:type="character">
     <w:name w:val="Color006100BgFACCCC"/>
+    <w:semiHidden/>
     <w:rPr>
       <w:color w:val="006100"/>
       <w:shd w:color="auto" w:fill="FACCCC" w:val="clear"/>
@@ -8650,6 +9533,7 @@
   </w:style>
   <w:style w:customStyle="1" w:styleId="Color006100BgFFEBCC" w:type="character">
     <w:name w:val="Color006100BgFFEBCC"/>
+    <w:semiHidden/>
     <w:rPr>
       <w:color w:val="006100"/>
       <w:shd w:color="auto" w:fill="FFEBCC" w:val="clear"/>
@@ -8657,6 +9541,7 @@
   </w:style>
   <w:style w:customStyle="1" w:styleId="Color006100BgFFFFCC" w:type="character">
     <w:name w:val="Color006100BgFFFFCC"/>
+    <w:semiHidden/>
     <w:rPr>
       <w:color w:val="006100"/>
       <w:shd w:color="auto" w:fill="FFFFCC" w:val="clear"/>
@@ -8664,6 +9549,7 @@
   </w:style>
   <w:style w:customStyle="1" w:styleId="Color006100BgCCE8CC" w:type="character">
     <w:name w:val="Color006100BgCCE8CC"/>
+    <w:semiHidden/>
     <w:rPr>
       <w:color w:val="006100"/>
       <w:shd w:color="auto" w:fill="CCE8CC" w:val="clear"/>
@@ -8671,6 +9557,7 @@
   </w:style>
   <w:style w:customStyle="1" w:styleId="Color006100BgCCE0F5" w:type="character">
     <w:name w:val="Color006100BgCCE0F5"/>
+    <w:semiHidden/>
     <w:rPr>
       <w:color w:val="006100"/>
       <w:shd w:color="auto" w:fill="CCE0F5" w:val="clear"/>
@@ -8678,6 +9565,7 @@
   </w:style>
   <w:style w:customStyle="1" w:styleId="Color006100BgEBD6FF" w:type="character">
     <w:name w:val="Color006100BgEBD6FF"/>
+    <w:semiHidden/>
     <w:rPr>
       <w:color w:val="006100"/>
       <w:shd w:color="auto" w:fill="EBD6FF" w:val="clear"/>
@@ -8685,6 +9573,7 @@
   </w:style>
   <w:style w:customStyle="1" w:styleId="Color006100BgBBBBBB" w:type="character">
     <w:name w:val="Color006100BgBBBBBB"/>
+    <w:semiHidden/>
     <w:rPr>
       <w:color w:val="006100"/>
       <w:shd w:color="auto" w:fill="BBBBBB" w:val="clear"/>
@@ -8692,6 +9581,7 @@
   </w:style>
   <w:style w:customStyle="1" w:styleId="Color006100BgF06666" w:type="character">
     <w:name w:val="Color006100BgF06666"/>
+    <w:semiHidden/>
     <w:rPr>
       <w:color w:val="006100"/>
       <w:shd w:color="auto" w:fill="F06666" w:val="clear"/>
@@ -8699,6 +9589,7 @@
   </w:style>
   <w:style w:customStyle="1" w:styleId="Color006100BgFFC266" w:type="character">
     <w:name w:val="Color006100BgFFC266"/>
+    <w:semiHidden/>
     <w:rPr>
       <w:color w:val="006100"/>
       <w:shd w:color="auto" w:fill="FFC266" w:val="clear"/>
@@ -8706,6 +9597,7 @@
   </w:style>
   <w:style w:customStyle="1" w:styleId="Color006100BgFFFF66" w:type="character">
     <w:name w:val="Color006100BgFFFF66"/>
+    <w:semiHidden/>
     <w:rPr>
       <w:color w:val="006100"/>
       <w:shd w:color="auto" w:fill="FFFF66" w:val="clear"/>
@@ -8713,6 +9605,7 @@
   </w:style>
   <w:style w:customStyle="1" w:styleId="Color006100Bg66B966" w:type="character">
     <w:name w:val="Color006100Bg66B966"/>
+    <w:semiHidden/>
     <w:rPr>
       <w:color w:val="006100"/>
       <w:shd w:color="auto" w:fill="66B966" w:val="clear"/>
@@ -8720,6 +9613,7 @@
   </w:style>
   <w:style w:customStyle="1" w:styleId="Color006100Bg66A3E0" w:type="character">
     <w:name w:val="Color006100Bg66A3E0"/>
+    <w:semiHidden/>
     <w:rPr>
       <w:color w:val="006100"/>
       <w:shd w:color="auto" w:fill="66A3E0" w:val="clear"/>
@@ -8727,6 +9621,7 @@
   </w:style>
   <w:style w:customStyle="1" w:styleId="Color006100BgC285FF" w:type="character">
     <w:name w:val="Color006100BgC285FF"/>
+    <w:semiHidden/>
     <w:rPr>
       <w:color w:val="006100"/>
       <w:shd w:color="auto" w:fill="C285FF" w:val="clear"/>
@@ -8734,6 +9629,7 @@
   </w:style>
   <w:style w:customStyle="1" w:styleId="Color006100Bg888888" w:type="character">
     <w:name w:val="Color006100Bg888888"/>
+    <w:semiHidden/>
     <w:rPr>
       <w:color w:val="006100"/>
       <w:shd w:color="auto" w:fill="888888" w:val="clear"/>
@@ -8741,6 +9637,7 @@
   </w:style>
   <w:style w:customStyle="1" w:styleId="Color006100BgA10000" w:type="character">
     <w:name w:val="Color006100BgA10000"/>
+    <w:semiHidden/>
     <w:rPr>
       <w:color w:val="006100"/>
       <w:shd w:color="auto" w:fill="A10000" w:val="clear"/>
@@ -8748,6 +9645,7 @@
   </w:style>
   <w:style w:customStyle="1" w:styleId="Color006100BgB26B00" w:type="character">
     <w:name w:val="Color006100BgB26B00"/>
+    <w:semiHidden/>
     <w:rPr>
       <w:color w:val="006100"/>
       <w:shd w:color="auto" w:fill="B26B00" w:val="clear"/>
@@ -8755,6 +9653,7 @@
   </w:style>
   <w:style w:customStyle="1" w:styleId="Color006100BgB2B200" w:type="character">
     <w:name w:val="Color006100BgB2B200"/>
+    <w:semiHidden/>
     <w:rPr>
       <w:color w:val="006100"/>
       <w:shd w:color="auto" w:fill="B2B200" w:val="clear"/>
@@ -8762,6 +9661,7 @@
   </w:style>
   <w:style w:customStyle="1" w:styleId="Color006100Bg006100" w:type="character">
     <w:name w:val="Color006100Bg006100"/>
+    <w:semiHidden/>
     <w:rPr>
       <w:color w:val="006100"/>
       <w:shd w:color="auto" w:fill="006100" w:val="clear"/>
@@ -8769,6 +9669,7 @@
   </w:style>
   <w:style w:customStyle="1" w:styleId="Color006100Bg0047B2" w:type="character">
     <w:name w:val="Color006100Bg0047B2"/>
+    <w:semiHidden/>
     <w:rPr>
       <w:color w:val="006100"/>
       <w:shd w:color="auto" w:fill="0047B2" w:val="clear"/>
@@ -8776,6 +9677,7 @@
   </w:style>
   <w:style w:customStyle="1" w:styleId="Color006100Bg6B24B2" w:type="character">
     <w:name w:val="Color006100Bg6B24B2"/>
+    <w:semiHidden/>
     <w:rPr>
       <w:color w:val="006100"/>
       <w:shd w:color="auto" w:fill="6B24B2" w:val="clear"/>
@@ -8783,6 +9685,7 @@
   </w:style>
   <w:style w:customStyle="1" w:styleId="Color006100Bg444444" w:type="character">
     <w:name w:val="Color006100Bg444444"/>
+    <w:semiHidden/>
     <w:rPr>
       <w:color w:val="006100"/>
       <w:shd w:color="auto" w:fill="444444" w:val="clear"/>
@@ -8790,6 +9693,7 @@
   </w:style>
   <w:style w:customStyle="1" w:styleId="Color006100Bg5C0000" w:type="character">
     <w:name w:val="Color006100Bg5C0000"/>
+    <w:semiHidden/>
     <w:rPr>
       <w:color w:val="006100"/>
       <w:shd w:color="auto" w:fill="5C0000" w:val="clear"/>
@@ -8797,6 +9701,7 @@
   </w:style>
   <w:style w:customStyle="1" w:styleId="Color006100Bg663D00" w:type="character">
     <w:name w:val="Color006100Bg663D00"/>
+    <w:semiHidden/>
     <w:rPr>
       <w:color w:val="006100"/>
       <w:shd w:color="auto" w:fill="663D00" w:val="clear"/>
@@ -8804,6 +9709,7 @@
   </w:style>
   <w:style w:customStyle="1" w:styleId="Color006100Bg666600" w:type="character">
     <w:name w:val="Color006100Bg666600"/>
+    <w:semiHidden/>
     <w:rPr>
       <w:color w:val="006100"/>
       <w:shd w:color="auto" w:fill="666600" w:val="clear"/>
@@ -8811,6 +9717,7 @@
   </w:style>
   <w:style w:customStyle="1" w:styleId="Color006100Bg003700" w:type="character">
     <w:name w:val="Color006100Bg003700"/>
+    <w:semiHidden/>
     <w:rPr>
       <w:color w:val="006100"/>
       <w:shd w:color="auto" w:fill="003700" w:val="clear"/>
@@ -8818,6 +9725,7 @@
   </w:style>
   <w:style w:customStyle="1" w:styleId="Color006100Bg002966" w:type="character">
     <w:name w:val="Color006100Bg002966"/>
+    <w:semiHidden/>
     <w:rPr>
       <w:color w:val="006100"/>
       <w:shd w:color="auto" w:fill="002966" w:val="clear"/>
@@ -8825,6 +9733,7 @@
   </w:style>
   <w:style w:customStyle="1" w:styleId="Color006100Bg3D1466" w:type="character">
     <w:name w:val="Color006100Bg3D1466"/>
+    <w:semiHidden/>
     <w:rPr>
       <w:color w:val="006100"/>
       <w:shd w:color="auto" w:fill="3D1466" w:val="clear"/>
@@ -8832,12 +9741,14 @@
   </w:style>
   <w:style w:customStyle="1" w:styleId="Color0047B2" w:type="character">
     <w:name w:val="Color0047B2"/>
+    <w:semiHidden/>
     <w:rPr>
       <w:color w:val="0047B2"/>
     </w:rPr>
   </w:style>
   <w:style w:customStyle="1" w:styleId="Color0047B2BgE60000" w:type="character">
     <w:name w:val="Color0047B2BgE60000"/>
+    <w:semiHidden/>
     <w:rPr>
       <w:color w:val="0047B2"/>
       <w:shd w:color="auto" w:fill="E60000" w:val="clear"/>
@@ -8845,6 +9756,7 @@
   </w:style>
   <w:style w:customStyle="1" w:styleId="Color0047B2BgFF9900" w:type="character">
     <w:name w:val="Color0047B2BgFF9900"/>
+    <w:semiHidden/>
     <w:rPr>
       <w:color w:val="0047B2"/>
       <w:shd w:color="auto" w:fill="FF9900" w:val="clear"/>
@@ -8852,6 +9764,7 @@
   </w:style>
   <w:style w:customStyle="1" w:styleId="Color0047B2BgFFFF00" w:type="character">
     <w:name w:val="Color0047B2BgFFFF00"/>
+    <w:semiHidden/>
     <w:rPr>
       <w:color w:val="0047B2"/>
       <w:shd w:color="auto" w:fill="FFFF00" w:val="clear"/>
@@ -8859,6 +9772,7 @@
   </w:style>
   <w:style w:customStyle="1" w:styleId="Color0047B2Bg008A00" w:type="character">
     <w:name w:val="Color0047B2Bg008A00"/>
+    <w:semiHidden/>
     <w:rPr>
       <w:color w:val="0047B2"/>
       <w:shd w:color="auto" w:fill="008A00" w:val="clear"/>
@@ -8866,6 +9780,7 @@
   </w:style>
   <w:style w:customStyle="1" w:styleId="Color0047B2Bg0066CC" w:type="character">
     <w:name w:val="Color0047B2Bg0066CC"/>
+    <w:semiHidden/>
     <w:rPr>
       <w:color w:val="0047B2"/>
       <w:shd w:color="auto" w:fill="0066CC" w:val="clear"/>
@@ -8873,6 +9788,7 @@
   </w:style>
   <w:style w:customStyle="1" w:styleId="Color0047B2Bg9933FF" w:type="character">
     <w:name w:val="Color0047B2Bg9933FF"/>
+    <w:semiHidden/>
     <w:rPr>
       <w:color w:val="0047B2"/>
       <w:shd w:color="auto" w:fill="9933FF" w:val="clear"/>
@@ -8880,6 +9796,7 @@
   </w:style>
   <w:style w:customStyle="1" w:styleId="Color0047B2BgFFFFFF" w:type="character">
     <w:name w:val="Color0047B2BgFFFFFF"/>
+    <w:semiHidden/>
     <w:rPr>
       <w:color w:val="0047B2"/>
       <w:shd w:color="auto" w:fill="FFFFFF" w:val="clear"/>
@@ -8887,6 +9804,7 @@
   </w:style>
   <w:style w:customStyle="1" w:styleId="Color0047B2BgFACCCC" w:type="character">
     <w:name w:val="Color0047B2BgFACCCC"/>
+    <w:semiHidden/>
     <w:rPr>
       <w:color w:val="0047B2"/>
       <w:shd w:color="auto" w:fill="FACCCC" w:val="clear"/>
@@ -8894,6 +9812,7 @@
   </w:style>
   <w:style w:customStyle="1" w:styleId="Color0047B2BgFFEBCC" w:type="character">
     <w:name w:val="Color0047B2BgFFEBCC"/>
+    <w:semiHidden/>
     <w:rPr>
       <w:color w:val="0047B2"/>
       <w:shd w:color="auto" w:fill="FFEBCC" w:val="clear"/>
@@ -8901,6 +9820,7 @@
   </w:style>
   <w:style w:customStyle="1" w:styleId="Color0047B2BgFFFFCC" w:type="character">
     <w:name w:val="Color0047B2BgFFFFCC"/>
+    <w:semiHidden/>
     <w:rPr>
       <w:color w:val="0047B2"/>
       <w:shd w:color="auto" w:fill="FFFFCC" w:val="clear"/>
@@ -8908,6 +9828,7 @@
   </w:style>
   <w:style w:customStyle="1" w:styleId="Color0047B2BgCCE8CC" w:type="character">
     <w:name w:val="Color0047B2BgCCE8CC"/>
+    <w:semiHidden/>
     <w:rPr>
       <w:color w:val="0047B2"/>
       <w:shd w:color="auto" w:fill="CCE8CC" w:val="clear"/>
@@ -8915,6 +9836,7 @@
   </w:style>
   <w:style w:customStyle="1" w:styleId="Color0047B2BgCCE0F5" w:type="character">
     <w:name w:val="Color0047B2BgCCE0F5"/>
+    <w:semiHidden/>
     <w:rPr>
       <w:color w:val="0047B2"/>
       <w:shd w:color="auto" w:fill="CCE0F5" w:val="clear"/>
@@ -8922,6 +9844,7 @@
   </w:style>
   <w:style w:customStyle="1" w:styleId="Color0047B2BgEBD6FF" w:type="character">
     <w:name w:val="Color0047B2BgEBD6FF"/>
+    <w:semiHidden/>
     <w:rPr>
       <w:color w:val="0047B2"/>
       <w:shd w:color="auto" w:fill="EBD6FF" w:val="clear"/>
@@ -8929,6 +9852,7 @@
   </w:style>
   <w:style w:customStyle="1" w:styleId="Color0047B2BgBBBBBB" w:type="character">
     <w:name w:val="Color0047B2BgBBBBBB"/>
+    <w:semiHidden/>
     <w:rPr>
       <w:color w:val="0047B2"/>
       <w:shd w:color="auto" w:fill="BBBBBB" w:val="clear"/>
@@ -8936,6 +9860,7 @@
   </w:style>
   <w:style w:customStyle="1" w:styleId="Color0047B2BgF06666" w:type="character">
     <w:name w:val="Color0047B2BgF06666"/>
+    <w:semiHidden/>
     <w:rPr>
       <w:color w:val="0047B2"/>
       <w:shd w:color="auto" w:fill="F06666" w:val="clear"/>
@@ -8943,6 +9868,7 @@
   </w:style>
   <w:style w:customStyle="1" w:styleId="Color0047B2BgFFC266" w:type="character">
     <w:name w:val="Color0047B2BgFFC266"/>
+    <w:semiHidden/>
     <w:rPr>
       <w:color w:val="0047B2"/>
       <w:shd w:color="auto" w:fill="FFC266" w:val="clear"/>
@@ -8950,6 +9876,7 @@
   </w:style>
   <w:style w:customStyle="1" w:styleId="Color0047B2BgFFFF66" w:type="character">
     <w:name w:val="Color0047B2BgFFFF66"/>
+    <w:semiHidden/>
     <w:rPr>
       <w:color w:val="0047B2"/>
       <w:shd w:color="auto" w:fill="FFFF66" w:val="clear"/>
@@ -8957,6 +9884,7 @@
   </w:style>
   <w:style w:customStyle="1" w:styleId="Color0047B2Bg66B966" w:type="character">
     <w:name w:val="Color0047B2Bg66B966"/>
+    <w:semiHidden/>
     <w:rPr>
       <w:color w:val="0047B2"/>
       <w:shd w:color="auto" w:fill="66B966" w:val="clear"/>
@@ -8964,6 +9892,7 @@
   </w:style>
   <w:style w:customStyle="1" w:styleId="Color0047B2Bg66A3E0" w:type="character">
     <w:name w:val="Color0047B2Bg66A3E0"/>
+    <w:semiHidden/>
     <w:rPr>
       <w:color w:val="0047B2"/>
       <w:shd w:color="auto" w:fill="66A3E0" w:val="clear"/>
@@ -8971,6 +9900,7 @@
   </w:style>
   <w:style w:customStyle="1" w:styleId="Color0047B2BgC285FF" w:type="character">
     <w:name w:val="Color0047B2BgC285FF"/>
+    <w:semiHidden/>
     <w:rPr>
       <w:color w:val="0047B2"/>
       <w:shd w:color="auto" w:fill="C285FF" w:val="clear"/>
@@ -8978,6 +9908,7 @@
   </w:style>
   <w:style w:customStyle="1" w:styleId="Color0047B2Bg888888" w:type="character">
     <w:name w:val="Color0047B2Bg888888"/>
+    <w:semiHidden/>
     <w:rPr>
       <w:color w:val="0047B2"/>
       <w:shd w:color="auto" w:fill="888888" w:val="clear"/>
@@ -8985,6 +9916,7 @@
   </w:style>
   <w:style w:customStyle="1" w:styleId="Color0047B2BgA10000" w:type="character">
     <w:name w:val="Color0047B2BgA10000"/>
+    <w:semiHidden/>
     <w:rPr>
       <w:color w:val="0047B2"/>
       <w:shd w:color="auto" w:fill="A10000" w:val="clear"/>
@@ -8992,6 +9924,7 @@
   </w:style>
   <w:style w:customStyle="1" w:styleId="Color0047B2BgB26B00" w:type="character">
     <w:name w:val="Color0047B2BgB26B00"/>
+    <w:semiHidden/>
     <w:rPr>
       <w:color w:val="0047B2"/>
       <w:shd w:color="auto" w:fill="B26B00" w:val="clear"/>
@@ -8999,6 +9932,7 @@
   </w:style>
   <w:style w:customStyle="1" w:styleId="Color0047B2BgB2B200" w:type="character">
     <w:name w:val="Color0047B2BgB2B200"/>
+    <w:semiHidden/>
     <w:rPr>
       <w:color w:val="0047B2"/>
       <w:shd w:color="auto" w:fill="B2B200" w:val="clear"/>
@@ -9006,6 +9940,7 @@
   </w:style>
   <w:style w:customStyle="1" w:styleId="Color0047B2Bg006100" w:type="character">
     <w:name w:val="Color0047B2Bg006100"/>
+    <w:semiHidden/>
     <w:rPr>
       <w:color w:val="0047B2"/>
       <w:shd w:color="auto" w:fill="006100" w:val="clear"/>
@@ -9013,6 +9948,7 @@
   </w:style>
   <w:style w:customStyle="1" w:styleId="Color0047B2Bg0047B2" w:type="character">
     <w:name w:val="Color0047B2Bg0047B2"/>
+    <w:semiHidden/>
     <w:rPr>
       <w:color w:val="0047B2"/>
       <w:shd w:color="auto" w:fill="0047B2" w:val="clear"/>
@@ -9020,6 +9956,7 @@
   </w:style>
   <w:style w:customStyle="1" w:styleId="Color0047B2Bg6B24B2" w:type="character">
     <w:name w:val="Color0047B2Bg6B24B2"/>
+    <w:semiHidden/>
     <w:rPr>
       <w:color w:val="0047B2"/>
       <w:shd w:color="auto" w:fill="6B24B2" w:val="clear"/>
@@ -9027,6 +9964,7 @@
   </w:style>
   <w:style w:customStyle="1" w:styleId="Color0047B2Bg444444" w:type="character">
     <w:name w:val="Color0047B2Bg444444"/>
+    <w:semiHidden/>
     <w:rPr>
       <w:color w:val="0047B2"/>
       <w:shd w:color="auto" w:fill="444444" w:val="clear"/>
@@ -9034,6 +9972,7 @@
   </w:style>
   <w:style w:customStyle="1" w:styleId="Color0047B2Bg5C0000" w:type="character">
     <w:name w:val="Color0047B2Bg5C0000"/>
+    <w:semiHidden/>
     <w:rPr>
       <w:color w:val="0047B2"/>
       <w:shd w:color="auto" w:fill="5C0000" w:val="clear"/>
@@ -9041,6 +9980,7 @@
   </w:style>
   <w:style w:customStyle="1" w:styleId="Color0047B2Bg663D00" w:type="character">
     <w:name w:val="Color0047B2Bg663D00"/>
+    <w:semiHidden/>
     <w:rPr>
       <w:color w:val="0047B2"/>
       <w:shd w:color="auto" w:fill="663D00" w:val="clear"/>
@@ -9048,6 +9988,7 @@
   </w:style>
   <w:style w:customStyle="1" w:styleId="Color0047B2Bg666600" w:type="character">
     <w:name w:val="Color0047B2Bg666600"/>
+    <w:semiHidden/>
     <w:rPr>
       <w:color w:val="0047B2"/>
       <w:shd w:color="auto" w:fill="666600" w:val="clear"/>
@@ -9055,6 +9996,7 @@
   </w:style>
   <w:style w:customStyle="1" w:styleId="Color0047B2Bg003700" w:type="character">
     <w:name w:val="Color0047B2Bg003700"/>
+    <w:semiHidden/>
     <w:rPr>
       <w:color w:val="0047B2"/>
       <w:shd w:color="auto" w:fill="003700" w:val="clear"/>
@@ -9062,6 +10004,7 @@
   </w:style>
   <w:style w:customStyle="1" w:styleId="Color0047B2Bg002966" w:type="character">
     <w:name w:val="Color0047B2Bg002966"/>
+    <w:semiHidden/>
     <w:rPr>
       <w:color w:val="0047B2"/>
       <w:shd w:color="auto" w:fill="002966" w:val="clear"/>
@@ -9069,6 +10012,7 @@
   </w:style>
   <w:style w:customStyle="1" w:styleId="Color0047B2Bg3D1466" w:type="character">
     <w:name w:val="Color0047B2Bg3D1466"/>
+    <w:semiHidden/>
     <w:rPr>
       <w:color w:val="0047B2"/>
       <w:shd w:color="auto" w:fill="3D1466" w:val="clear"/>
@@ -9076,12 +10020,14 @@
   </w:style>
   <w:style w:customStyle="1" w:styleId="Color6B24B2" w:type="character">
     <w:name w:val="Color6B24B2"/>
+    <w:semiHidden/>
     <w:rPr>
       <w:color w:val="6B24B2"/>
     </w:rPr>
   </w:style>
   <w:style w:customStyle="1" w:styleId="Color6B24B2BgE60000" w:type="character">
     <w:name w:val="Color6B24B2BgE60000"/>
+    <w:semiHidden/>
     <w:rPr>
       <w:color w:val="6B24B2"/>
       <w:shd w:color="auto" w:fill="E60000" w:val="clear"/>
@@ -9089,6 +10035,7 @@
   </w:style>
   <w:style w:customStyle="1" w:styleId="Color6B24B2BgFF9900" w:type="character">
     <w:name w:val="Color6B24B2BgFF9900"/>
+    <w:semiHidden/>
     <w:rPr>
       <w:color w:val="6B24B2"/>
       <w:shd w:color="auto" w:fill="FF9900" w:val="clear"/>
@@ -9096,6 +10043,7 @@
   </w:style>
   <w:style w:customStyle="1" w:styleId="Color6B24B2BgFFFF00" w:type="character">
     <w:name w:val="Color6B24B2BgFFFF00"/>
+    <w:semiHidden/>
     <w:rPr>
       <w:color w:val="6B24B2"/>
       <w:shd w:color="auto" w:fill="FFFF00" w:val="clear"/>
@@ -9103,6 +10051,7 @@
   </w:style>
   <w:style w:customStyle="1" w:styleId="Color6B24B2Bg008A00" w:type="character">
     <w:name w:val="Color6B24B2Bg008A00"/>
+    <w:semiHidden/>
     <w:rPr>
       <w:color w:val="6B24B2"/>
       <w:shd w:color="auto" w:fill="008A00" w:val="clear"/>
@@ -9110,6 +10059,7 @@
   </w:style>
   <w:style w:customStyle="1" w:styleId="Color6B24B2Bg0066CC" w:type="character">
     <w:name w:val="Color6B24B2Bg0066CC"/>
+    <w:semiHidden/>
     <w:rPr>
       <w:color w:val="6B24B2"/>
       <w:shd w:color="auto" w:fill="0066CC" w:val="clear"/>
@@ -9117,6 +10067,7 @@
   </w:style>
   <w:style w:customStyle="1" w:styleId="Color6B24B2Bg9933FF" w:type="character">
     <w:name w:val="Color6B24B2Bg9933FF"/>
+    <w:semiHidden/>
     <w:rPr>
       <w:color w:val="6B24B2"/>
       <w:shd w:color="auto" w:fill="9933FF" w:val="clear"/>
@@ -9124,6 +10075,7 @@
   </w:style>
   <w:style w:customStyle="1" w:styleId="Color6B24B2BgFFFFFF" w:type="character">
     <w:name w:val="Color6B24B2BgFFFFFF"/>
+    <w:semiHidden/>
     <w:rPr>
       <w:color w:val="6B24B2"/>
       <w:shd w:color="auto" w:fill="FFFFFF" w:val="clear"/>
@@ -9131,6 +10083,7 @@
   </w:style>
   <w:style w:customStyle="1" w:styleId="Color6B24B2BgFACCCC" w:type="character">
     <w:name w:val="Color6B24B2BgFACCCC"/>
+    <w:semiHidden/>
     <w:rPr>
       <w:color w:val="6B24B2"/>
       <w:shd w:color="auto" w:fill="FACCCC" w:val="clear"/>
@@ -9138,6 +10091,7 @@
   </w:style>
   <w:style w:customStyle="1" w:styleId="Color6B24B2BgFFEBCC" w:type="character">
     <w:name w:val="Color6B24B2BgFFEBCC"/>
+    <w:semiHidden/>
     <w:rPr>
       <w:color w:val="6B24B2"/>
       <w:shd w:color="auto" w:fill="FFEBCC" w:val="clear"/>
@@ -9145,6 +10099,7 @@
   </w:style>
   <w:style w:customStyle="1" w:styleId="Color6B24B2BgFFFFCC" w:type="character">
     <w:name w:val="Color6B24B2BgFFFFCC"/>
+    <w:semiHidden/>
     <w:rPr>
       <w:color w:val="6B24B2"/>
       <w:shd w:color="auto" w:fill="FFFFCC" w:val="clear"/>
@@ -9152,6 +10107,7 @@
   </w:style>
   <w:style w:customStyle="1" w:styleId="Color6B24B2BgCCE8CC" w:type="character">
     <w:name w:val="Color6B24B2BgCCE8CC"/>
+    <w:semiHidden/>
     <w:rPr>
       <w:color w:val="6B24B2"/>
       <w:shd w:color="auto" w:fill="CCE8CC" w:val="clear"/>
@@ -9159,6 +10115,7 @@
   </w:style>
   <w:style w:customStyle="1" w:styleId="Color6B24B2BgCCE0F5" w:type="character">
     <w:name w:val="Color6B24B2BgCCE0F5"/>
+    <w:semiHidden/>
     <w:rPr>
       <w:color w:val="6B24B2"/>
       <w:shd w:color="auto" w:fill="CCE0F5" w:val="clear"/>
@@ -9166,6 +10123,7 @@
   </w:style>
   <w:style w:customStyle="1" w:styleId="Color6B24B2BgEBD6FF" w:type="character">
     <w:name w:val="Color6B24B2BgEBD6FF"/>
+    <w:semiHidden/>
     <w:rPr>
       <w:color w:val="6B24B2"/>
       <w:shd w:color="auto" w:fill="EBD6FF" w:val="clear"/>
@@ -9173,6 +10131,7 @@
   </w:style>
   <w:style w:customStyle="1" w:styleId="Color6B24B2BgBBBBBB" w:type="character">
     <w:name w:val="Color6B24B2BgBBBBBB"/>
+    <w:semiHidden/>
     <w:rPr>
       <w:color w:val="6B24B2"/>
       <w:shd w:color="auto" w:fill="BBBBBB" w:val="clear"/>
@@ -9180,6 +10139,7 @@
   </w:style>
   <w:style w:customStyle="1" w:styleId="Color6B24B2BgF06666" w:type="character">
     <w:name w:val="Color6B24B2BgF06666"/>
+    <w:semiHidden/>
     <w:rPr>
       <w:color w:val="6B24B2"/>
       <w:shd w:color="auto" w:fill="F06666" w:val="clear"/>
@@ -9187,6 +10147,7 @@
   </w:style>
   <w:style w:customStyle="1" w:styleId="Color6B24B2BgFFC266" w:type="character">
     <w:name w:val="Color6B24B2BgFFC266"/>
+    <w:semiHidden/>
     <w:rPr>
       <w:color w:val="6B24B2"/>
       <w:shd w:color="auto" w:fill="FFC266" w:val="clear"/>
@@ -9194,6 +10155,7 @@
   </w:style>
   <w:style w:customStyle="1" w:styleId="Color6B24B2BgFFFF66" w:type="character">
     <w:name w:val="Color6B24B2BgFFFF66"/>
+    <w:semiHidden/>
     <w:rPr>
       <w:color w:val="6B24B2"/>
       <w:shd w:color="auto" w:fill="FFFF66" w:val="clear"/>
@@ -9201,6 +10163,7 @@
   </w:style>
   <w:style w:customStyle="1" w:styleId="Color6B24B2Bg66B966" w:type="character">
     <w:name w:val="Color6B24B2Bg66B966"/>
+    <w:semiHidden/>
     <w:rPr>
       <w:color w:val="6B24B2"/>
       <w:shd w:color="auto" w:fill="66B966" w:val="clear"/>
@@ -9208,6 +10171,7 @@
   </w:style>
   <w:style w:customStyle="1" w:styleId="Color6B24B2Bg66A3E0" w:type="character">
     <w:name w:val="Color6B24B2Bg66A3E0"/>
+    <w:semiHidden/>
     <w:rPr>
       <w:color w:val="6B24B2"/>
       <w:shd w:color="auto" w:fill="66A3E0" w:val="clear"/>
@@ -9215,6 +10179,7 @@
   </w:style>
   <w:style w:customStyle="1" w:styleId="Color6B24B2BgC285FF" w:type="character">
     <w:name w:val="Color6B24B2BgC285FF"/>
+    <w:semiHidden/>
     <w:rPr>
       <w:color w:val="6B24B2"/>
       <w:shd w:color="auto" w:fill="C285FF" w:val="clear"/>
@@ -9222,6 +10187,7 @@
   </w:style>
   <w:style w:customStyle="1" w:styleId="Color6B24B2Bg888888" w:type="character">
     <w:name w:val="Color6B24B2Bg888888"/>
+    <w:semiHidden/>
     <w:rPr>
       <w:color w:val="6B24B2"/>
       <w:shd w:color="auto" w:fill="888888" w:val="clear"/>
@@ -9229,6 +10195,7 @@
   </w:style>
   <w:style w:customStyle="1" w:styleId="Color6B24B2BgA10000" w:type="character">
     <w:name w:val="Color6B24B2BgA10000"/>
+    <w:semiHidden/>
     <w:rPr>
       <w:color w:val="6B24B2"/>
       <w:shd w:color="auto" w:fill="A10000" w:val="clear"/>
@@ -9236,6 +10203,7 @@
   </w:style>
   <w:style w:customStyle="1" w:styleId="Color6B24B2BgB26B00" w:type="character">
     <w:name w:val="Color6B24B2BgB26B00"/>
+    <w:semiHidden/>
     <w:rPr>
       <w:color w:val="6B24B2"/>
       <w:shd w:color="auto" w:fill="B26B00" w:val="clear"/>
@@ -9243,6 +10211,7 @@
   </w:style>
   <w:style w:customStyle="1" w:styleId="Color6B24B2BgB2B200" w:type="character">
     <w:name w:val="Color6B24B2BgB2B200"/>
+    <w:semiHidden/>
     <w:rPr>
       <w:color w:val="6B24B2"/>
       <w:shd w:color="auto" w:fill="B2B200" w:val="clear"/>
@@ -9250,6 +10219,7 @@
   </w:style>
   <w:style w:customStyle="1" w:styleId="Color6B24B2Bg006100" w:type="character">
     <w:name w:val="Color6B24B2Bg006100"/>
+    <w:semiHidden/>
     <w:rPr>
       <w:color w:val="6B24B2"/>
       <w:shd w:color="auto" w:fill="006100" w:val="clear"/>
@@ -9257,6 +10227,7 @@
   </w:style>
   <w:style w:customStyle="1" w:styleId="Color6B24B2Bg0047B2" w:type="character">
     <w:name w:val="Color6B24B2Bg0047B2"/>
+    <w:semiHidden/>
     <w:rPr>
       <w:color w:val="6B24B2"/>
       <w:shd w:color="auto" w:fill="0047B2" w:val="clear"/>
@@ -9264,6 +10235,7 @@
   </w:style>
   <w:style w:customStyle="1" w:styleId="Color6B24B2Bg6B24B2" w:type="character">
     <w:name w:val="Color6B24B2Bg6B24B2"/>
+    <w:semiHidden/>
     <w:rPr>
       <w:color w:val="6B24B2"/>
       <w:shd w:color="auto" w:fill="6B24B2" w:val="clear"/>
@@ -9271,6 +10243,7 @@
   </w:style>
   <w:style w:customStyle="1" w:styleId="Color6B24B2Bg444444" w:type="character">
     <w:name w:val="Color6B24B2Bg444444"/>
+    <w:semiHidden/>
     <w:rPr>
       <w:color w:val="6B24B2"/>
       <w:shd w:color="auto" w:fill="444444" w:val="clear"/>
@@ -9278,6 +10251,7 @@
   </w:style>
   <w:style w:customStyle="1" w:styleId="Color6B24B2Bg5C0000" w:type="character">
     <w:name w:val="Color6B24B2Bg5C0000"/>
+    <w:semiHidden/>
     <w:rPr>
       <w:color w:val="6B24B2"/>
       <w:shd w:color="auto" w:fill="5C0000" w:val="clear"/>
@@ -9285,6 +10259,7 @@
   </w:style>
   <w:style w:customStyle="1" w:styleId="Color6B24B2Bg663D00" w:type="character">
     <w:name w:val="Color6B24B2Bg663D00"/>
+    <w:semiHidden/>
     <w:rPr>
       <w:color w:val="6B24B2"/>
       <w:shd w:color="auto" w:fill="663D00" w:val="clear"/>
@@ -9292,6 +10267,7 @@
   </w:style>
   <w:style w:customStyle="1" w:styleId="Color6B24B2Bg666600" w:type="character">
     <w:name w:val="Color6B24B2Bg666600"/>
+    <w:semiHidden/>
     <w:rPr>
       <w:color w:val="6B24B2"/>
       <w:shd w:color="auto" w:fill="666600" w:val="clear"/>
@@ -9299,6 +10275,7 @@
   </w:style>
   <w:style w:customStyle="1" w:styleId="Color6B24B2Bg003700" w:type="character">
     <w:name w:val="Color6B24B2Bg003700"/>
+    <w:semiHidden/>
     <w:rPr>
       <w:color w:val="6B24B2"/>
       <w:shd w:color="auto" w:fill="003700" w:val="clear"/>
@@ -9306,6 +10283,7 @@
   </w:style>
   <w:style w:customStyle="1" w:styleId="Color6B24B2Bg002966" w:type="character">
     <w:name w:val="Color6B24B2Bg002966"/>
+    <w:semiHidden/>
     <w:rPr>
       <w:color w:val="6B24B2"/>
       <w:shd w:color="auto" w:fill="002966" w:val="clear"/>
@@ -9313,6 +10291,7 @@
   </w:style>
   <w:style w:customStyle="1" w:styleId="Color6B24B2Bg3D1466" w:type="character">
     <w:name w:val="Color6B24B2Bg3D1466"/>
+    <w:semiHidden/>
     <w:rPr>
       <w:color w:val="6B24B2"/>
       <w:shd w:color="auto" w:fill="3D1466" w:val="clear"/>
@@ -9320,12 +10299,14 @@
   </w:style>
   <w:style w:customStyle="1" w:styleId="Color444444" w:type="character">
     <w:name w:val="Color444444"/>
+    <w:semiHidden/>
     <w:rPr>
       <w:color w:val="444444"/>
     </w:rPr>
   </w:style>
   <w:style w:customStyle="1" w:styleId="Color444444BgE60000" w:type="character">
     <w:name w:val="Color444444BgE60000"/>
+    <w:semiHidden/>
     <w:rPr>
       <w:color w:val="444444"/>
       <w:shd w:color="auto" w:fill="E60000" w:val="clear"/>
@@ -9333,6 +10314,7 @@
   </w:style>
   <w:style w:customStyle="1" w:styleId="Color444444BgFF9900" w:type="character">
     <w:name w:val="Color444444BgFF9900"/>
+    <w:semiHidden/>
     <w:rPr>
       <w:color w:val="444444"/>
       <w:shd w:color="auto" w:fill="FF9900" w:val="clear"/>
@@ -9340,6 +10322,7 @@
   </w:style>
   <w:style w:customStyle="1" w:styleId="Color444444BgFFFF00" w:type="character">
     <w:name w:val="Color444444BgFFFF00"/>
+    <w:semiHidden/>
     <w:rPr>
       <w:color w:val="444444"/>
       <w:shd w:color="auto" w:fill="FFFF00" w:val="clear"/>
@@ -9347,6 +10330,7 @@
   </w:style>
   <w:style w:customStyle="1" w:styleId="Color444444Bg008A00" w:type="character">
     <w:name w:val="Color444444Bg008A00"/>
+    <w:semiHidden/>
     <w:rPr>
       <w:color w:val="444444"/>
       <w:shd w:color="auto" w:fill="008A00" w:val="clear"/>
@@ -9354,6 +10338,7 @@
   </w:style>
   <w:style w:customStyle="1" w:styleId="Color444444Bg0066CC" w:type="character">
     <w:name w:val="Color444444Bg0066CC"/>
+    <w:semiHidden/>
     <w:rPr>
       <w:color w:val="444444"/>
       <w:shd w:color="auto" w:fill="0066CC" w:val="clear"/>
@@ -9361,6 +10346,7 @@
   </w:style>
   <w:style w:customStyle="1" w:styleId="Color444444Bg9933FF" w:type="character">
     <w:name w:val="Color444444Bg9933FF"/>
+    <w:semiHidden/>
     <w:rPr>
       <w:color w:val="444444"/>
       <w:shd w:color="auto" w:fill="9933FF" w:val="clear"/>
@@ -9368,6 +10354,7 @@
   </w:style>
   <w:style w:customStyle="1" w:styleId="Color444444BgFFFFFF" w:type="character">
     <w:name w:val="Color444444BgFFFFFF"/>
+    <w:semiHidden/>
     <w:rPr>
       <w:color w:val="444444"/>
       <w:shd w:color="auto" w:fill="FFFFFF" w:val="clear"/>
@@ -9375,6 +10362,7 @@
   </w:style>
   <w:style w:customStyle="1" w:styleId="Color444444BgFACCCC" w:type="character">
     <w:name w:val="Color444444BgFACCCC"/>
+    <w:semiHidden/>
     <w:rPr>
       <w:color w:val="444444"/>
       <w:shd w:color="auto" w:fill="FACCCC" w:val="clear"/>
@@ -9382,6 +10370,7 @@
   </w:style>
   <w:style w:customStyle="1" w:styleId="Color444444BgFFEBCC" w:type="character">
     <w:name w:val="Color444444BgFFEBCC"/>
+    <w:semiHidden/>
     <w:rPr>
       <w:color w:val="444444"/>
       <w:shd w:color="auto" w:fill="FFEBCC" w:val="clear"/>
@@ -9389,6 +10378,7 @@
   </w:style>
   <w:style w:customStyle="1" w:styleId="Color444444BgFFFFCC" w:type="character">
     <w:name w:val="Color444444BgFFFFCC"/>
+    <w:semiHidden/>
     <w:rPr>
       <w:color w:val="444444"/>
       <w:shd w:color="auto" w:fill="FFFFCC" w:val="clear"/>
@@ -9396,6 +10386,7 @@
   </w:style>
   <w:style w:customStyle="1" w:styleId="Color444444BgCCE8CC" w:type="character">
     <w:name w:val="Color444444BgCCE8CC"/>
+    <w:semiHidden/>
     <w:rPr>
       <w:color w:val="444444"/>
       <w:shd w:color="auto" w:fill="CCE8CC" w:val="clear"/>
@@ -9403,6 +10394,7 @@
   </w:style>
   <w:style w:customStyle="1" w:styleId="Color444444BgCCE0F5" w:type="character">
     <w:name w:val="Color444444BgCCE0F5"/>
+    <w:semiHidden/>
     <w:rPr>
       <w:color w:val="444444"/>
       <w:shd w:color="auto" w:fill="CCE0F5" w:val="clear"/>
@@ -9410,6 +10402,7 @@
   </w:style>
   <w:style w:customStyle="1" w:styleId="Color444444BgEBD6FF" w:type="character">
     <w:name w:val="Color444444BgEBD6FF"/>
+    <w:semiHidden/>
     <w:rPr>
       <w:color w:val="444444"/>
       <w:shd w:color="auto" w:fill="EBD6FF" w:val="clear"/>
@@ -9417,6 +10410,7 @@
   </w:style>
   <w:style w:customStyle="1" w:styleId="Color444444BgBBBBBB" w:type="character">
     <w:name w:val="Color444444BgBBBBBB"/>
+    <w:semiHidden/>
     <w:rPr>
       <w:color w:val="444444"/>
       <w:shd w:color="auto" w:fill="BBBBBB" w:val="clear"/>
@@ -9424,6 +10418,7 @@
   </w:style>
   <w:style w:customStyle="1" w:styleId="Color444444BgF06666" w:type="character">
     <w:name w:val="Color444444BgF06666"/>
+    <w:semiHidden/>
     <w:rPr>
       <w:color w:val="444444"/>
       <w:shd w:color="auto" w:fill="F06666" w:val="clear"/>
@@ -9431,6 +10426,7 @@
   </w:style>
   <w:style w:customStyle="1" w:styleId="Color444444BgFFC266" w:type="character">
     <w:name w:val="Color444444BgFFC266"/>
+    <w:semiHidden/>
     <w:rPr>
       <w:color w:val="444444"/>
       <w:shd w:color="auto" w:fill="FFC266" w:val="clear"/>
@@ -9438,6 +10434,7 @@
   </w:style>
   <w:style w:customStyle="1" w:styleId="Color444444BgFFFF66" w:type="character">
     <w:name w:val="Color444444BgFFFF66"/>
+    <w:semiHidden/>
     <w:rPr>
       <w:color w:val="444444"/>
       <w:shd w:color="auto" w:fill="FFFF66" w:val="clear"/>
@@ -9445,6 +10442,7 @@
   </w:style>
   <w:style w:customStyle="1" w:styleId="Color444444Bg66B966" w:type="character">
     <w:name w:val="Color444444Bg66B966"/>
+    <w:semiHidden/>
     <w:rPr>
       <w:color w:val="444444"/>
       <w:shd w:color="auto" w:fill="66B966" w:val="clear"/>
@@ -9452,6 +10450,7 @@
   </w:style>
   <w:style w:customStyle="1" w:styleId="Color444444Bg66A3E0" w:type="character">
     <w:name w:val="Color444444Bg66A3E0"/>
+    <w:semiHidden/>
     <w:rPr>
       <w:color w:val="444444"/>
       <w:shd w:color="auto" w:fill="66A3E0" w:val="clear"/>
@@ -9459,6 +10458,7 @@
   </w:style>
   <w:style w:customStyle="1" w:styleId="Color444444BgC285FF" w:type="character">
     <w:name w:val="Color444444BgC285FF"/>
+    <w:semiHidden/>
     <w:rPr>
       <w:color w:val="444444"/>
       <w:shd w:color="auto" w:fill="C285FF" w:val="clear"/>
@@ -9466,6 +10466,7 @@
   </w:style>
   <w:style w:customStyle="1" w:styleId="Color444444Bg888888" w:type="character">
     <w:name w:val="Color444444Bg888888"/>
+    <w:semiHidden/>
     <w:rPr>
       <w:color w:val="444444"/>
       <w:shd w:color="auto" w:fill="888888" w:val="clear"/>
@@ -9473,6 +10474,7 @@
   </w:style>
   <w:style w:customStyle="1" w:styleId="Color444444BgA10000" w:type="character">
     <w:name w:val="Color444444BgA10000"/>
+    <w:semiHidden/>
     <w:rPr>
       <w:color w:val="444444"/>
       <w:shd w:color="auto" w:fill="A10000" w:val="clear"/>
@@ -9480,6 +10482,7 @@
   </w:style>
   <w:style w:customStyle="1" w:styleId="Color444444BgB26B00" w:type="character">
     <w:name w:val="Color444444BgB26B00"/>
+    <w:semiHidden/>
     <w:rPr>
       <w:color w:val="444444"/>
       <w:shd w:color="auto" w:fill="B26B00" w:val="clear"/>
@@ -9487,6 +10490,7 @@
   </w:style>
   <w:style w:customStyle="1" w:styleId="Color444444BgB2B200" w:type="character">
     <w:name w:val="Color444444BgB2B200"/>
+    <w:semiHidden/>
     <w:rPr>
       <w:color w:val="444444"/>
       <w:shd w:color="auto" w:fill="B2B200" w:val="clear"/>
@@ -9494,6 +10498,7 @@
   </w:style>
   <w:style w:customStyle="1" w:styleId="Color444444Bg006100" w:type="character">
     <w:name w:val="Color444444Bg006100"/>
+    <w:semiHidden/>
     <w:rPr>
       <w:color w:val="444444"/>
       <w:shd w:color="auto" w:fill="006100" w:val="clear"/>
@@ -9501,6 +10506,7 @@
   </w:style>
   <w:style w:customStyle="1" w:styleId="Color444444Bg0047B2" w:type="character">
     <w:name w:val="Color444444Bg0047B2"/>
+    <w:semiHidden/>
     <w:rPr>
       <w:color w:val="444444"/>
       <w:shd w:color="auto" w:fill="0047B2" w:val="clear"/>
@@ -9508,6 +10514,7 @@
   </w:style>
   <w:style w:customStyle="1" w:styleId="Color444444Bg6B24B2" w:type="character">
     <w:name w:val="Color444444Bg6B24B2"/>
+    <w:semiHidden/>
     <w:rPr>
       <w:color w:val="444444"/>
       <w:shd w:color="auto" w:fill="6B24B2" w:val="clear"/>
@@ -9515,6 +10522,7 @@
   </w:style>
   <w:style w:customStyle="1" w:styleId="Color444444Bg444444" w:type="character">
     <w:name w:val="Color444444Bg444444"/>
+    <w:semiHidden/>
     <w:rPr>
       <w:color w:val="444444"/>
       <w:shd w:color="auto" w:fill="444444" w:val="clear"/>
@@ -9522,6 +10530,7 @@
   </w:style>
   <w:style w:customStyle="1" w:styleId="Color444444Bg5C0000" w:type="character">
     <w:name w:val="Color444444Bg5C0000"/>
+    <w:semiHidden/>
     <w:rPr>
       <w:color w:val="444444"/>
       <w:shd w:color="auto" w:fill="5C0000" w:val="clear"/>
@@ -9529,6 +10538,7 @@
   </w:style>
   <w:style w:customStyle="1" w:styleId="Color444444Bg663D00" w:type="character">
     <w:name w:val="Color444444Bg663D00"/>
+    <w:semiHidden/>
     <w:rPr>
       <w:color w:val="444444"/>
       <w:shd w:color="auto" w:fill="663D00" w:val="clear"/>
@@ -9536,6 +10546,7 @@
   </w:style>
   <w:style w:customStyle="1" w:styleId="Color444444Bg666600" w:type="character">
     <w:name w:val="Color444444Bg666600"/>
+    <w:semiHidden/>
     <w:rPr>
       <w:color w:val="444444"/>
       <w:shd w:color="auto" w:fill="666600" w:val="clear"/>
@@ -9543,6 +10554,7 @@
   </w:style>
   <w:style w:customStyle="1" w:styleId="Color444444Bg003700" w:type="character">
     <w:name w:val="Color444444Bg003700"/>
+    <w:semiHidden/>
     <w:rPr>
       <w:color w:val="444444"/>
       <w:shd w:color="auto" w:fill="003700" w:val="clear"/>
@@ -9550,6 +10562,7 @@
   </w:style>
   <w:style w:customStyle="1" w:styleId="Color444444Bg002966" w:type="character">
     <w:name w:val="Color444444Bg002966"/>
+    <w:semiHidden/>
     <w:rPr>
       <w:color w:val="444444"/>
       <w:shd w:color="auto" w:fill="002966" w:val="clear"/>
@@ -9557,6 +10570,7 @@
   </w:style>
   <w:style w:customStyle="1" w:styleId="Color444444Bg3D1466" w:type="character">
     <w:name w:val="Color444444Bg3D1466"/>
+    <w:semiHidden/>
     <w:rPr>
       <w:color w:val="444444"/>
       <w:shd w:color="auto" w:fill="3D1466" w:val="clear"/>
@@ -9564,12 +10578,14 @@
   </w:style>
   <w:style w:customStyle="1" w:styleId="Color5C0000" w:type="character">
     <w:name w:val="Color5C0000"/>
+    <w:semiHidden/>
     <w:rPr>
       <w:color w:val="5C0000"/>
     </w:rPr>
   </w:style>
   <w:style w:customStyle="1" w:styleId="Color5C0000BgE60000" w:type="character">
     <w:name w:val="Color5C0000BgE60000"/>
+    <w:semiHidden/>
     <w:rPr>
       <w:color w:val="5C0000"/>
       <w:shd w:color="auto" w:fill="E60000" w:val="clear"/>
@@ -9577,6 +10593,7 @@
   </w:style>
   <w:style w:customStyle="1" w:styleId="Color5C0000BgFF9900" w:type="character">
     <w:name w:val="Color5C0000BgFF9900"/>
+    <w:semiHidden/>
     <w:rPr>
       <w:color w:val="5C0000"/>
       <w:shd w:color="auto" w:fill="FF9900" w:val="clear"/>
@@ -9584,6 +10601,7 @@
   </w:style>
   <w:style w:customStyle="1" w:styleId="Color5C0000BgFFFF00" w:type="character">
     <w:name w:val="Color5C0000BgFFFF00"/>
+    <w:semiHidden/>
     <w:rPr>
       <w:color w:val="5C0000"/>
       <w:shd w:color="auto" w:fill="FFFF00" w:val="clear"/>
@@ -9591,6 +10609,7 @@
   </w:style>
   <w:style w:customStyle="1" w:styleId="Color5C0000Bg008A00" w:type="character">
     <w:name w:val="Color5C0000Bg008A00"/>
+    <w:semiHidden/>
     <w:rPr>
       <w:color w:val="5C0000"/>
       <w:shd w:color="auto" w:fill="008A00" w:val="clear"/>
@@ -9598,6 +10617,7 @@
   </w:style>
   <w:style w:customStyle="1" w:styleId="Color5C0000Bg0066CC" w:type="character">
     <w:name w:val="Color5C0000Bg0066CC"/>
+    <w:semiHidden/>
     <w:rPr>
       <w:color w:val="5C0000"/>
       <w:shd w:color="auto" w:fill="0066CC" w:val="clear"/>
@@ -9605,6 +10625,7 @@
   </w:style>
   <w:style w:customStyle="1" w:styleId="Color5C0000Bg9933FF" w:type="character">
     <w:name w:val="Color5C0000Bg9933FF"/>
+    <w:semiHidden/>
     <w:rPr>
       <w:color w:val="5C0000"/>
       <w:shd w:color="auto" w:fill="9933FF" w:val="clear"/>
@@ -9612,6 +10633,7 @@
   </w:style>
   <w:style w:customStyle="1" w:styleId="Color5C0000BgFFFFFF" w:type="character">
     <w:name w:val="Color5C0000BgFFFFFF"/>
+    <w:semiHidden/>
     <w:rPr>
       <w:color w:val="5C0000"/>
       <w:shd w:color="auto" w:fill="FFFFFF" w:val="clear"/>
@@ -9619,6 +10641,7 @@
   </w:style>
   <w:style w:customStyle="1" w:styleId="Color5C0000BgFACCCC" w:type="character">
     <w:name w:val="Color5C0000BgFACCCC"/>
+    <w:semiHidden/>
     <w:rPr>
       <w:color w:val="5C0000"/>
       <w:shd w:color="auto" w:fill="FACCCC" w:val="clear"/>
@@ -9626,6 +10649,7 @@
   </w:style>
   <w:style w:customStyle="1" w:styleId="Color5C0000BgFFEBCC" w:type="character">
     <w:name w:val="Color5C0000BgFFEBCC"/>
+    <w:semiHidden/>
     <w:rPr>
       <w:color w:val="5C0000"/>
       <w:shd w:color="auto" w:fill="FFEBCC" w:val="clear"/>
@@ -9633,6 +10657,7 @@
   </w:style>
   <w:style w:customStyle="1" w:styleId="Color5C0000BgFFFFCC" w:type="character">
     <w:name w:val="Color5C0000BgFFFFCC"/>
+    <w:semiHidden/>
     <w:rPr>
       <w:color w:val="5C0000"/>
       <w:shd w:color="auto" w:fill="FFFFCC" w:val="clear"/>
@@ -9640,6 +10665,7 @@
   </w:style>
   <w:style w:customStyle="1" w:styleId="Color5C0000BgCCE8CC" w:type="character">
     <w:name w:val="Color5C0000BgCCE8CC"/>
+    <w:semiHidden/>
     <w:rPr>
       <w:color w:val="5C0000"/>
       <w:shd w:color="auto" w:fill="CCE8CC" w:val="clear"/>
@@ -9647,6 +10673,7 @@
   </w:style>
   <w:style w:customStyle="1" w:styleId="Color5C0000BgCCE0F5" w:type="character">
     <w:name w:val="Color5C0000BgCCE0F5"/>
+    <w:semiHidden/>
     <w:rPr>
       <w:color w:val="5C0000"/>
       <w:shd w:color="auto" w:fill="CCE0F5" w:val="clear"/>
@@ -9654,6 +10681,7 @@
   </w:style>
   <w:style w:customStyle="1" w:styleId="Color5C0000BgEBD6FF" w:type="character">
     <w:name w:val="Color5C0000BgEBD6FF"/>
+    <w:semiHidden/>
     <w:rPr>
       <w:color w:val="5C0000"/>
       <w:shd w:color="auto" w:fill="EBD6FF" w:val="clear"/>
@@ -9661,6 +10689,7 @@
   </w:style>
   <w:style w:customStyle="1" w:styleId="Color5C0000BgBBBBBB" w:type="character">
     <w:name w:val="Color5C0000BgBBBBBB"/>
+    <w:semiHidden/>
     <w:rPr>
       <w:color w:val="5C0000"/>
       <w:shd w:color="auto" w:fill="BBBBBB" w:val="clear"/>
@@ -9668,6 +10697,7 @@
   </w:style>
   <w:style w:customStyle="1" w:styleId="Color5C0000BgF06666" w:type="character">
     <w:name w:val="Color5C0000BgF06666"/>
+    <w:semiHidden/>
     <w:rPr>
       <w:color w:val="5C0000"/>
       <w:shd w:color="auto" w:fill="F06666" w:val="clear"/>
@@ -9675,6 +10705,7 @@
   </w:style>
   <w:style w:customStyle="1" w:styleId="Color5C0000BgFFC266" w:type="character">
     <w:name w:val="Color5C0000BgFFC266"/>
+    <w:semiHidden/>
     <w:rPr>
       <w:color w:val="5C0000"/>
       <w:shd w:color="auto" w:fill="FFC266" w:val="clear"/>
@@ -9682,6 +10713,7 @@
   </w:style>
   <w:style w:customStyle="1" w:styleId="Color5C0000BgFFFF66" w:type="character">
     <w:name w:val="Color5C0000BgFFFF66"/>
+    <w:semiHidden/>
     <w:rPr>
       <w:color w:val="5C0000"/>
       <w:shd w:color="auto" w:fill="FFFF66" w:val="clear"/>
@@ -9689,6 +10721,7 @@
   </w:style>
   <w:style w:customStyle="1" w:styleId="Color5C0000Bg66B966" w:type="character">
     <w:name w:val="Color5C0000Bg66B966"/>
+    <w:semiHidden/>
     <w:rPr>
       <w:color w:val="5C0000"/>
       <w:shd w:color="auto" w:fill="66B966" w:val="clear"/>
@@ -9696,6 +10729,7 @@
   </w:style>
   <w:style w:customStyle="1" w:styleId="Color5C0000Bg66A3E0" w:type="character">
     <w:name w:val="Color5C0000Bg66A3E0"/>
+    <w:semiHidden/>
     <w:rPr>
       <w:color w:val="5C0000"/>
       <w:shd w:color="auto" w:fill="66A3E0" w:val="clear"/>
@@ -9703,6 +10737,7 @@
   </w:style>
   <w:style w:customStyle="1" w:styleId="Color5C0000BgC285FF" w:type="character">
     <w:name w:val="Color5C0000BgC285FF"/>
+    <w:semiHidden/>
     <w:rPr>
       <w:color w:val="5C0000"/>
       <w:shd w:color="auto" w:fill="C285FF" w:val="clear"/>
@@ -9710,6 +10745,7 @@
   </w:style>
   <w:style w:customStyle="1" w:styleId="Color5C0000Bg888888" w:type="character">
     <w:name w:val="Color5C0000Bg888888"/>
+    <w:semiHidden/>
     <w:rPr>
       <w:color w:val="5C0000"/>
       <w:shd w:color="auto" w:fill="888888" w:val="clear"/>
@@ -9717,6 +10753,7 @@
   </w:style>
   <w:style w:customStyle="1" w:styleId="Color5C0000BgA10000" w:type="character">
     <w:name w:val="Color5C0000BgA10000"/>
+    <w:semiHidden/>
     <w:rPr>
       <w:color w:val="5C0000"/>
       <w:shd w:color="auto" w:fill="A10000" w:val="clear"/>
@@ -9724,6 +10761,7 @@
   </w:style>
   <w:style w:customStyle="1" w:styleId="Color5C0000BgB26B00" w:type="character">
     <w:name w:val="Color5C0000BgB26B00"/>
+    <w:semiHidden/>
     <w:rPr>
       <w:color w:val="5C0000"/>
       <w:shd w:color="auto" w:fill="B26B00" w:val="clear"/>
@@ -9731,6 +10769,7 @@
   </w:style>
   <w:style w:customStyle="1" w:styleId="Color5C0000BgB2B200" w:type="character">
     <w:name w:val="Color5C0000BgB2B200"/>
+    <w:semiHidden/>
     <w:rPr>
       <w:color w:val="5C0000"/>
       <w:shd w:color="auto" w:fill="B2B200" w:val="clear"/>
@@ -9738,6 +10777,7 @@
   </w:style>
   <w:style w:customStyle="1" w:styleId="Color5C0000Bg006100" w:type="character">
     <w:name w:val="Color5C0000Bg006100"/>
+    <w:semiHidden/>
     <w:rPr>
       <w:color w:val="5C0000"/>
       <w:shd w:color="auto" w:fill="006100" w:val="clear"/>
@@ -9745,6 +10785,7 @@
   </w:style>
   <w:style w:customStyle="1" w:styleId="Color5C0000Bg0047B2" w:type="character">
     <w:name w:val="Color5C0000Bg0047B2"/>
+    <w:semiHidden/>
     <w:rPr>
       <w:color w:val="5C0000"/>
       <w:shd w:color="auto" w:fill="0047B2" w:val="clear"/>
@@ -9752,6 +10793,7 @@
   </w:style>
   <w:style w:customStyle="1" w:styleId="Color5C0000Bg6B24B2" w:type="character">
     <w:name w:val="Color5C0000Bg6B24B2"/>
+    <w:semiHidden/>
     <w:rPr>
       <w:color w:val="5C0000"/>
       <w:shd w:color="auto" w:fill="6B24B2" w:val="clear"/>
@@ -9759,6 +10801,7 @@
   </w:style>
   <w:style w:customStyle="1" w:styleId="Color5C0000Bg444444" w:type="character">
     <w:name w:val="Color5C0000Bg444444"/>
+    <w:semiHidden/>
     <w:rPr>
       <w:color w:val="5C0000"/>
       <w:shd w:color="auto" w:fill="444444" w:val="clear"/>
@@ -9766,6 +10809,7 @@
   </w:style>
   <w:style w:customStyle="1" w:styleId="Color5C0000Bg5C0000" w:type="character">
     <w:name w:val="Color5C0000Bg5C0000"/>
+    <w:semiHidden/>
     <w:rPr>
       <w:color w:val="5C0000"/>
       <w:shd w:color="auto" w:fill="5C0000" w:val="clear"/>
@@ -9773,6 +10817,7 @@
   </w:style>
   <w:style w:customStyle="1" w:styleId="Color5C0000Bg663D00" w:type="character">
     <w:name w:val="Color5C0000Bg663D00"/>
+    <w:semiHidden/>
     <w:rPr>
       <w:color w:val="5C0000"/>
       <w:shd w:color="auto" w:fill="663D00" w:val="clear"/>
@@ -9780,6 +10825,7 @@
   </w:style>
   <w:style w:customStyle="1" w:styleId="Color5C0000Bg666600" w:type="character">
     <w:name w:val="Color5C0000Bg666600"/>
+    <w:semiHidden/>
     <w:rPr>
       <w:color w:val="5C0000"/>
       <w:shd w:color="auto" w:fill="666600" w:val="clear"/>
@@ -9787,6 +10833,7 @@
   </w:style>
   <w:style w:customStyle="1" w:styleId="Color5C0000Bg003700" w:type="character">
     <w:name w:val="Color5C0000Bg003700"/>
+    <w:semiHidden/>
     <w:rPr>
       <w:color w:val="5C0000"/>
       <w:shd w:color="auto" w:fill="003700" w:val="clear"/>
@@ -9794,6 +10841,7 @@
   </w:style>
   <w:style w:customStyle="1" w:styleId="Color5C0000Bg002966" w:type="character">
     <w:name w:val="Color5C0000Bg002966"/>
+    <w:semiHidden/>
     <w:rPr>
       <w:color w:val="5C0000"/>
       <w:shd w:color="auto" w:fill="002966" w:val="clear"/>
@@ -9801,6 +10849,7 @@
   </w:style>
   <w:style w:customStyle="1" w:styleId="Color5C0000Bg3D1466" w:type="character">
     <w:name w:val="Color5C0000Bg3D1466"/>
+    <w:semiHidden/>
     <w:rPr>
       <w:color w:val="5C0000"/>
       <w:shd w:color="auto" w:fill="3D1466" w:val="clear"/>
@@ -9808,12 +10857,14 @@
   </w:style>
   <w:style w:customStyle="1" w:styleId="Color663D00" w:type="character">
     <w:name w:val="Color663D00"/>
+    <w:semiHidden/>
     <w:rPr>
       <w:color w:val="663D00"/>
     </w:rPr>
   </w:style>
   <w:style w:customStyle="1" w:styleId="Color663D00BgE60000" w:type="character">
     <w:name w:val="Color663D00BgE60000"/>
+    <w:semiHidden/>
     <w:rPr>
       <w:color w:val="663D00"/>
       <w:shd w:color="auto" w:fill="E60000" w:val="clear"/>
@@ -9821,6 +10872,7 @@
   </w:style>
   <w:style w:customStyle="1" w:styleId="Color663D00BgFF9900" w:type="character">
     <w:name w:val="Color663D00BgFF9900"/>
+    <w:semiHidden/>
     <w:rPr>
       <w:color w:val="663D00"/>
       <w:shd w:color="auto" w:fill="FF9900" w:val="clear"/>
@@ -9828,6 +10880,7 @@
   </w:style>
   <w:style w:customStyle="1" w:styleId="Color663D00BgFFFF00" w:type="character">
     <w:name w:val="Color663D00BgFFFF00"/>
+    <w:semiHidden/>
     <w:rPr>
       <w:color w:val="663D00"/>
       <w:shd w:color="auto" w:fill="FFFF00" w:val="clear"/>
@@ -9835,6 +10888,7 @@
   </w:style>
   <w:style w:customStyle="1" w:styleId="Color663D00Bg008A00" w:type="character">
     <w:name w:val="Color663D00Bg008A00"/>
+    <w:semiHidden/>
     <w:rPr>
       <w:color w:val="663D00"/>
       <w:shd w:color="auto" w:fill="008A00" w:val="clear"/>
@@ -9842,6 +10896,7 @@
   </w:style>
   <w:style w:customStyle="1" w:styleId="Color663D00Bg0066CC" w:type="character">
     <w:name w:val="Color663D00Bg0066CC"/>
+    <w:semiHidden/>
     <w:rPr>
       <w:color w:val="663D00"/>
       <w:shd w:color="auto" w:fill="0066CC" w:val="clear"/>
@@ -9849,6 +10904,7 @@
   </w:style>
   <w:style w:customStyle="1" w:styleId="Color663D00Bg9933FF" w:type="character">
     <w:name w:val="Color663D00Bg9933FF"/>
+    <w:semiHidden/>
     <w:rPr>
       <w:color w:val="663D00"/>
       <w:shd w:color="auto" w:fill="9933FF" w:val="clear"/>
@@ -9856,6 +10912,7 @@
   </w:style>
   <w:style w:customStyle="1" w:styleId="Color663D00BgFFFFFF" w:type="character">
     <w:name w:val="Color663D00BgFFFFFF"/>
+    <w:semiHidden/>
     <w:rPr>
       <w:color w:val="663D00"/>
       <w:shd w:color="auto" w:fill="FFFFFF" w:val="clear"/>
@@ -9863,6 +10920,7 @@
   </w:style>
   <w:style w:customStyle="1" w:styleId="Color663D00BgFACCCC" w:type="character">
     <w:name w:val="Color663D00BgFACCCC"/>
+    <w:semiHidden/>
     <w:rPr>
       <w:color w:val="663D00"/>
       <w:shd w:color="auto" w:fill="FACCCC" w:val="clear"/>
@@ -9870,6 +10928,7 @@
   </w:style>
   <w:style w:customStyle="1" w:styleId="Color663D00BgFFEBCC" w:type="character">
     <w:name w:val="Color663D00BgFFEBCC"/>
+    <w:semiHidden/>
     <w:rPr>
       <w:color w:val="663D00"/>
       <w:shd w:color="auto" w:fill="FFEBCC" w:val="clear"/>
@@ -9877,6 +10936,7 @@
   </w:style>
   <w:style w:customStyle="1" w:styleId="Color663D00BgFFFFCC" w:type="character">
     <w:name w:val="Color663D00BgFFFFCC"/>
+    <w:semiHidden/>
     <w:rPr>
       <w:color w:val="663D00"/>
       <w:shd w:color="auto" w:fill="FFFFCC" w:val="clear"/>
@@ -9884,6 +10944,7 @@
   </w:style>
   <w:style w:customStyle="1" w:styleId="Color663D00BgCCE8CC" w:type="character">
     <w:name w:val="Color663D00BgCCE8CC"/>
+    <w:semiHidden/>
     <w:rPr>
       <w:color w:val="663D00"/>
       <w:shd w:color="auto" w:fill="CCE8CC" w:val="clear"/>
@@ -9891,6 +10952,7 @@
   </w:style>
   <w:style w:customStyle="1" w:styleId="Color663D00BgCCE0F5" w:type="character">
     <w:name w:val="Color663D00BgCCE0F5"/>
+    <w:semiHidden/>
     <w:rPr>
       <w:color w:val="663D00"/>
       <w:shd w:color="auto" w:fill="CCE0F5" w:val="clear"/>
@@ -9898,6 +10960,7 @@
   </w:style>
   <w:style w:customStyle="1" w:styleId="Color663D00BgEBD6FF" w:type="character">
     <w:name w:val="Color663D00BgEBD6FF"/>
+    <w:semiHidden/>
     <w:rPr>
       <w:color w:val="663D00"/>
       <w:shd w:color="auto" w:fill="EBD6FF" w:val="clear"/>
@@ -9905,6 +10968,7 @@
   </w:style>
   <w:style w:customStyle="1" w:styleId="Color663D00BgBBBBBB" w:type="character">
     <w:name w:val="Color663D00BgBBBBBB"/>
+    <w:semiHidden/>
     <w:rPr>
       <w:color w:val="663D00"/>
       <w:shd w:color="auto" w:fill="BBBBBB" w:val="clear"/>
@@ -9912,6 +10976,7 @@
   </w:style>
   <w:style w:customStyle="1" w:styleId="Color663D00BgF06666" w:type="character">
     <w:name w:val="Color663D00BgF06666"/>
+    <w:semiHidden/>
     <w:rPr>
       <w:color w:val="663D00"/>
       <w:shd w:color="auto" w:fill="F06666" w:val="clear"/>
@@ -9919,6 +10984,7 @@
   </w:style>
   <w:style w:customStyle="1" w:styleId="Color663D00BgFFC266" w:type="character">
     <w:name w:val="Color663D00BgFFC266"/>
+    <w:semiHidden/>
     <w:rPr>
       <w:color w:val="663D00"/>
       <w:shd w:color="auto" w:fill="FFC266" w:val="clear"/>
@@ -9926,6 +10992,7 @@
   </w:style>
   <w:style w:customStyle="1" w:styleId="Color663D00BgFFFF66" w:type="character">
     <w:name w:val="Color663D00BgFFFF66"/>
+    <w:semiHidden/>
     <w:rPr>
       <w:color w:val="663D00"/>
       <w:shd w:color="auto" w:fill="FFFF66" w:val="clear"/>
@@ -9933,6 +11000,7 @@
   </w:style>
   <w:style w:customStyle="1" w:styleId="Color663D00Bg66B966" w:type="character">
     <w:name w:val="Color663D00Bg66B966"/>
+    <w:semiHidden/>
     <w:rPr>
       <w:color w:val="663D00"/>
       <w:shd w:color="auto" w:fill="66B966" w:val="clear"/>
@@ -9940,6 +11008,7 @@
   </w:style>
   <w:style w:customStyle="1" w:styleId="Color663D00Bg66A3E0" w:type="character">
     <w:name w:val="Color663D00Bg66A3E0"/>
+    <w:semiHidden/>
     <w:rPr>
       <w:color w:val="663D00"/>
       <w:shd w:color="auto" w:fill="66A3E0" w:val="clear"/>
@@ -9947,6 +11016,7 @@
   </w:style>
   <w:style w:customStyle="1" w:styleId="Color663D00BgC285FF" w:type="character">
     <w:name w:val="Color663D00BgC285FF"/>
+    <w:semiHidden/>
     <w:rPr>
       <w:color w:val="663D00"/>
       <w:shd w:color="auto" w:fill="C285FF" w:val="clear"/>
@@ -9954,6 +11024,7 @@
   </w:style>
   <w:style w:customStyle="1" w:styleId="Color663D00Bg888888" w:type="character">
     <w:name w:val="Color663D00Bg888888"/>
+    <w:semiHidden/>
     <w:rPr>
       <w:color w:val="663D00"/>
       <w:shd w:color="auto" w:fill="888888" w:val="clear"/>
@@ -9961,6 +11032,7 @@
   </w:style>
   <w:style w:customStyle="1" w:styleId="Color663D00BgA10000" w:type="character">
     <w:name w:val="Color663D00BgA10000"/>
+    <w:semiHidden/>
     <w:rPr>
       <w:color w:val="663D00"/>
       <w:shd w:color="auto" w:fill="A10000" w:val="clear"/>
@@ -9968,6 +11040,7 @@
   </w:style>
   <w:style w:customStyle="1" w:styleId="Color663D00BgB26B00" w:type="character">
     <w:name w:val="Color663D00BgB26B00"/>
+    <w:semiHidden/>
     <w:rPr>
       <w:color w:val="663D00"/>
       <w:shd w:color="auto" w:fill="B26B00" w:val="clear"/>
@@ -9975,6 +11048,7 @@
   </w:style>
   <w:style w:customStyle="1" w:styleId="Color663D00BgB2B200" w:type="character">
     <w:name w:val="Color663D00BgB2B200"/>
+    <w:semiHidden/>
     <w:rPr>
       <w:color w:val="663D00"/>
       <w:shd w:color="auto" w:fill="B2B200" w:val="clear"/>
@@ -9982,6 +11056,7 @@
   </w:style>
   <w:style w:customStyle="1" w:styleId="Color663D00Bg006100" w:type="character">
     <w:name w:val="Color663D00Bg006100"/>
+    <w:semiHidden/>
     <w:rPr>
       <w:color w:val="663D00"/>
       <w:shd w:color="auto" w:fill="006100" w:val="clear"/>
@@ -9989,6 +11064,7 @@
   </w:style>
   <w:style w:customStyle="1" w:styleId="Color663D00Bg0047B2" w:type="character">
     <w:name w:val="Color663D00Bg0047B2"/>
+    <w:semiHidden/>
     <w:rPr>
       <w:color w:val="663D00"/>
       <w:shd w:color="auto" w:fill="0047B2" w:val="clear"/>
@@ -9996,6 +11072,7 @@
   </w:style>
   <w:style w:customStyle="1" w:styleId="Color663D00Bg6B24B2" w:type="character">
     <w:name w:val="Color663D00Bg6B24B2"/>
+    <w:semiHidden/>
     <w:rPr>
       <w:color w:val="663D00"/>
       <w:shd w:color="auto" w:fill="6B24B2" w:val="clear"/>
@@ -10003,6 +11080,7 @@
   </w:style>
   <w:style w:customStyle="1" w:styleId="Color663D00Bg444444" w:type="character">
     <w:name w:val="Color663D00Bg444444"/>
+    <w:semiHidden/>
     <w:rPr>
       <w:color w:val="663D00"/>
       <w:shd w:color="auto" w:fill="444444" w:val="clear"/>
@@ -10010,6 +11088,7 @@
   </w:style>
   <w:style w:customStyle="1" w:styleId="Color663D00Bg5C0000" w:type="character">
     <w:name w:val="Color663D00Bg5C0000"/>
+    <w:semiHidden/>
     <w:rPr>
       <w:color w:val="663D00"/>
       <w:shd w:color="auto" w:fill="5C0000" w:val="clear"/>
@@ -10017,6 +11096,7 @@
   </w:style>
   <w:style w:customStyle="1" w:styleId="Color663D00Bg663D00" w:type="character">
     <w:name w:val="Color663D00Bg663D00"/>
+    <w:semiHidden/>
     <w:rPr>
       <w:color w:val="663D00"/>
       <w:shd w:color="auto" w:fill="663D00" w:val="clear"/>
@@ -10024,6 +11104,7 @@
   </w:style>
   <w:style w:customStyle="1" w:styleId="Color663D00Bg666600" w:type="character">
     <w:name w:val="Color663D00Bg666600"/>
+    <w:semiHidden/>
     <w:rPr>
       <w:color w:val="663D00"/>
       <w:shd w:color="auto" w:fill="666600" w:val="clear"/>
@@ -10031,6 +11112,7 @@
   </w:style>
   <w:style w:customStyle="1" w:styleId="Color663D00Bg003700" w:type="character">
     <w:name w:val="Color663D00Bg003700"/>
+    <w:semiHidden/>
     <w:rPr>
       <w:color w:val="663D00"/>
       <w:shd w:color="auto" w:fill="003700" w:val="clear"/>
@@ -10038,6 +11120,7 @@
   </w:style>
   <w:style w:customStyle="1" w:styleId="Color663D00Bg002966" w:type="character">
     <w:name w:val="Color663D00Bg002966"/>
+    <w:semiHidden/>
     <w:rPr>
       <w:color w:val="663D00"/>
       <w:shd w:color="auto" w:fill="002966" w:val="clear"/>
@@ -10045,6 +11128,7 @@
   </w:style>
   <w:style w:customStyle="1" w:styleId="Color663D00Bg3D1466" w:type="character">
     <w:name w:val="Color663D00Bg3D1466"/>
+    <w:semiHidden/>
     <w:rPr>
       <w:color w:val="663D00"/>
       <w:shd w:color="auto" w:fill="3D1466" w:val="clear"/>
@@ -10052,12 +11136,14 @@
   </w:style>
   <w:style w:customStyle="1" w:styleId="Color666600" w:type="character">
     <w:name w:val="Color666600"/>
+    <w:semiHidden/>
     <w:rPr>
       <w:color w:val="666600"/>
     </w:rPr>
   </w:style>
   <w:style w:customStyle="1" w:styleId="Color666600BgE60000" w:type="character">
     <w:name w:val="Color666600BgE60000"/>
+    <w:semiHidden/>
     <w:rPr>
       <w:color w:val="666600"/>
       <w:shd w:color="auto" w:fill="E60000" w:val="clear"/>
@@ -10065,6 +11151,7 @@
   </w:style>
   <w:style w:customStyle="1" w:styleId="Color666600BgFF9900" w:type="character">
     <w:name w:val="Color666600BgFF9900"/>
+    <w:semiHidden/>
     <w:rPr>
       <w:color w:val="666600"/>
       <w:shd w:color="auto" w:fill="FF9900" w:val="clear"/>
@@ -10072,6 +11159,7 @@
   </w:style>
   <w:style w:customStyle="1" w:styleId="Color666600BgFFFF00" w:type="character">
     <w:name w:val="Color666600BgFFFF00"/>
+    <w:semiHidden/>
     <w:rPr>
       <w:color w:val="666600"/>
       <w:shd w:color="auto" w:fill="FFFF00" w:val="clear"/>
@@ -10079,6 +11167,7 @@
   </w:style>
   <w:style w:customStyle="1" w:styleId="Color666600Bg008A00" w:type="character">
     <w:name w:val="Color666600Bg008A00"/>
+    <w:semiHidden/>
     <w:rPr>
       <w:color w:val="666600"/>
       <w:shd w:color="auto" w:fill="008A00" w:val="clear"/>
@@ -10086,6 +11175,7 @@
   </w:style>
   <w:style w:customStyle="1" w:styleId="Color666600Bg0066CC" w:type="character">
     <w:name w:val="Color666600Bg0066CC"/>
+    <w:semiHidden/>
     <w:rPr>
       <w:color w:val="666600"/>
       <w:shd w:color="auto" w:fill="0066CC" w:val="clear"/>
@@ -10093,6 +11183,7 @@
   </w:style>
   <w:style w:customStyle="1" w:styleId="Color666600Bg9933FF" w:type="character">
     <w:name w:val="Color666600Bg9933FF"/>
+    <w:semiHidden/>
     <w:rPr>
       <w:color w:val="666600"/>
       <w:shd w:color="auto" w:fill="9933FF" w:val="clear"/>
@@ -10100,6 +11191,7 @@
   </w:style>
   <w:style w:customStyle="1" w:styleId="Color666600BgFFFFFF" w:type="character">
     <w:name w:val="Color666600BgFFFFFF"/>
+    <w:semiHidden/>
     <w:rPr>
       <w:color w:val="666600"/>
       <w:shd w:color="auto" w:fill="FFFFFF" w:val="clear"/>
@@ -10107,6 +11199,7 @@
   </w:style>
   <w:style w:customStyle="1" w:styleId="Color666600BgFACCCC" w:type="character">
     <w:name w:val="Color666600BgFACCCC"/>
+    <w:semiHidden/>
     <w:rPr>
       <w:color w:val="666600"/>
       <w:shd w:color="auto" w:fill="FACCCC" w:val="clear"/>
@@ -10114,6 +11207,7 @@
   </w:style>
   <w:style w:customStyle="1" w:styleId="Color666600BgFFEBCC" w:type="character">
     <w:name w:val="Color666600BgFFEBCC"/>
+    <w:semiHidden/>
     <w:rPr>
       <w:color w:val="666600"/>
       <w:shd w:color="auto" w:fill="FFEBCC" w:val="clear"/>
@@ -10121,6 +11215,7 @@
   </w:style>
   <w:style w:customStyle="1" w:styleId="Color666600BgFFFFCC" w:type="character">
     <w:name w:val="Color666600BgFFFFCC"/>
+    <w:semiHidden/>
     <w:rPr>
       <w:color w:val="666600"/>
       <w:shd w:color="auto" w:fill="FFFFCC" w:val="clear"/>
@@ -10128,6 +11223,7 @@
   </w:style>
   <w:style w:customStyle="1" w:styleId="Color666600BgCCE8CC" w:type="character">
     <w:name w:val="Color666600BgCCE8CC"/>
+    <w:semiHidden/>
     <w:rPr>
       <w:color w:val="666600"/>
       <w:shd w:color="auto" w:fill="CCE8CC" w:val="clear"/>
@@ -10135,6 +11231,7 @@
   </w:style>
   <w:style w:customStyle="1" w:styleId="Color666600BgCCE0F5" w:type="character">
     <w:name w:val="Color666600BgCCE0F5"/>
+    <w:semiHidden/>
     <w:rPr>
       <w:color w:val="666600"/>
       <w:shd w:color="auto" w:fill="CCE0F5" w:val="clear"/>
@@ -10142,6 +11239,7 @@
   </w:style>
   <w:style w:customStyle="1" w:styleId="Color666600BgEBD6FF" w:type="character">
     <w:name w:val="Color666600BgEBD6FF"/>
+    <w:semiHidden/>
     <w:rPr>
       <w:color w:val="666600"/>
       <w:shd w:color="auto" w:fill="EBD6FF" w:val="clear"/>
@@ -10149,6 +11247,7 @@
   </w:style>
   <w:style w:customStyle="1" w:styleId="Color666600BgBBBBBB" w:type="character">
     <w:name w:val="Color666600BgBBBBBB"/>
+    <w:semiHidden/>
     <w:rPr>
       <w:color w:val="666600"/>
       <w:shd w:color="auto" w:fill="BBBBBB" w:val="clear"/>
@@ -10156,6 +11255,7 @@
   </w:style>
   <w:style w:customStyle="1" w:styleId="Color666600BgF06666" w:type="character">
     <w:name w:val="Color666600BgF06666"/>
+    <w:semiHidden/>
     <w:rPr>
       <w:color w:val="666600"/>
       <w:shd w:color="auto" w:fill="F06666" w:val="clear"/>
@@ -10163,6 +11263,7 @@
   </w:style>
   <w:style w:customStyle="1" w:styleId="Color666600BgFFC266" w:type="character">
     <w:name w:val="Color666600BgFFC266"/>
+    <w:semiHidden/>
     <w:rPr>
       <w:color w:val="666600"/>
       <w:shd w:color="auto" w:fill="FFC266" w:val="clear"/>
@@ -10170,6 +11271,7 @@
   </w:style>
   <w:style w:customStyle="1" w:styleId="Color666600BgFFFF66" w:type="character">
     <w:name w:val="Color666600BgFFFF66"/>
+    <w:semiHidden/>
     <w:rPr>
       <w:color w:val="666600"/>
       <w:shd w:color="auto" w:fill="FFFF66" w:val="clear"/>
@@ -10177,6 +11279,7 @@
   </w:style>
   <w:style w:customStyle="1" w:styleId="Color666600Bg66B966" w:type="character">
     <w:name w:val="Color666600Bg66B966"/>
+    <w:semiHidden/>
     <w:rPr>
       <w:color w:val="666600"/>
       <w:shd w:color="auto" w:fill="66B966" w:val="clear"/>
@@ -10184,6 +11287,7 @@
   </w:style>
   <w:style w:customStyle="1" w:styleId="Color666600Bg66A3E0" w:type="character">
     <w:name w:val="Color666600Bg66A3E0"/>
+    <w:semiHidden/>
     <w:rPr>
       <w:color w:val="666600"/>
       <w:shd w:color="auto" w:fill="66A3E0" w:val="clear"/>
@@ -10191,6 +11295,7 @@
   </w:style>
   <w:style w:customStyle="1" w:styleId="Color666600BgC285FF" w:type="character">
     <w:name w:val="Color666600BgC285FF"/>
+    <w:semiHidden/>
     <w:rPr>
       <w:color w:val="666600"/>
       <w:shd w:color="auto" w:fill="C285FF" w:val="clear"/>
@@ -10198,6 +11303,7 @@
   </w:style>
   <w:style w:customStyle="1" w:styleId="Color666600Bg888888" w:type="character">
     <w:name w:val="Color666600Bg888888"/>
+    <w:semiHidden/>
     <w:rPr>
       <w:color w:val="666600"/>
       <w:shd w:color="auto" w:fill="888888" w:val="clear"/>
@@ -10205,6 +11311,7 @@
   </w:style>
   <w:style w:customStyle="1" w:styleId="Color666600BgA10000" w:type="character">
     <w:name w:val="Color666600BgA10000"/>
+    <w:semiHidden/>
     <w:rPr>
       <w:color w:val="666600"/>
       <w:shd w:color="auto" w:fill="A10000" w:val="clear"/>
@@ -10212,6 +11319,7 @@
   </w:style>
   <w:style w:customStyle="1" w:styleId="Color666600BgB26B00" w:type="character">
     <w:name w:val="Color666600BgB26B00"/>
+    <w:semiHidden/>
     <w:rPr>
       <w:color w:val="666600"/>
       <w:shd w:color="auto" w:fill="B26B00" w:val="clear"/>
@@ -10219,6 +11327,7 @@
   </w:style>
   <w:style w:customStyle="1" w:styleId="Color666600BgB2B200" w:type="character">
     <w:name w:val="Color666600BgB2B200"/>
+    <w:semiHidden/>
     <w:rPr>
       <w:color w:val="666600"/>
       <w:shd w:color="auto" w:fill="B2B200" w:val="clear"/>
@@ -10226,6 +11335,7 @@
   </w:style>
   <w:style w:customStyle="1" w:styleId="Color666600Bg006100" w:type="character">
     <w:name w:val="Color666600Bg006100"/>
+    <w:semiHidden/>
     <w:rPr>
       <w:color w:val="666600"/>
       <w:shd w:color="auto" w:fill="006100" w:val="clear"/>
@@ -10233,6 +11343,7 @@
   </w:style>
   <w:style w:customStyle="1" w:styleId="Color666600Bg0047B2" w:type="character">
     <w:name w:val="Color666600Bg0047B2"/>
+    <w:semiHidden/>
     <w:rPr>
       <w:color w:val="666600"/>
       <w:shd w:color="auto" w:fill="0047B2" w:val="clear"/>
@@ -10240,6 +11351,7 @@
   </w:style>
   <w:style w:customStyle="1" w:styleId="Color666600Bg6B24B2" w:type="character">
     <w:name w:val="Color666600Bg6B24B2"/>
+    <w:semiHidden/>
     <w:rPr>
       <w:color w:val="666600"/>
       <w:shd w:color="auto" w:fill="6B24B2" w:val="clear"/>
@@ -10247,6 +11359,7 @@
   </w:style>
   <w:style w:customStyle="1" w:styleId="Color666600Bg444444" w:type="character">
     <w:name w:val="Color666600Bg444444"/>
+    <w:semiHidden/>
     <w:rPr>
       <w:color w:val="666600"/>
       <w:shd w:color="auto" w:fill="444444" w:val="clear"/>
@@ -10254,6 +11367,7 @@
   </w:style>
   <w:style w:customStyle="1" w:styleId="Color666600Bg5C0000" w:type="character">
     <w:name w:val="Color666600Bg5C0000"/>
+    <w:semiHidden/>
     <w:rPr>
       <w:color w:val="666600"/>
       <w:shd w:color="auto" w:fill="5C0000" w:val="clear"/>
@@ -10261,6 +11375,7 @@
   </w:style>
   <w:style w:customStyle="1" w:styleId="Color666600Bg663D00" w:type="character">
     <w:name w:val="Color666600Bg663D00"/>
+    <w:semiHidden/>
     <w:rPr>
       <w:color w:val="666600"/>
       <w:shd w:color="auto" w:fill="663D00" w:val="clear"/>
@@ -10268,6 +11383,7 @@
   </w:style>
   <w:style w:customStyle="1" w:styleId="Color666600Bg666600" w:type="character">
     <w:name w:val="Color666600Bg666600"/>
+    <w:semiHidden/>
     <w:rPr>
       <w:color w:val="666600"/>
       <w:shd w:color="auto" w:fill="666600" w:val="clear"/>
@@ -10275,6 +11391,7 @@
   </w:style>
   <w:style w:customStyle="1" w:styleId="Color666600Bg003700" w:type="character">
     <w:name w:val="Color666600Bg003700"/>
+    <w:semiHidden/>
     <w:rPr>
       <w:color w:val="666600"/>
       <w:shd w:color="auto" w:fill="003700" w:val="clear"/>
@@ -10282,6 +11399,7 @@
   </w:style>
   <w:style w:customStyle="1" w:styleId="Color666600Bg002966" w:type="character">
     <w:name w:val="Color666600Bg002966"/>
+    <w:semiHidden/>
     <w:rPr>
       <w:color w:val="666600"/>
       <w:shd w:color="auto" w:fill="002966" w:val="clear"/>
@@ -10289,6 +11407,7 @@
   </w:style>
   <w:style w:customStyle="1" w:styleId="Color666600Bg3D1466" w:type="character">
     <w:name w:val="Color666600Bg3D1466"/>
+    <w:semiHidden/>
     <w:rPr>
       <w:color w:val="666600"/>
       <w:shd w:color="auto" w:fill="3D1466" w:val="clear"/>
@@ -10296,12 +11415,14 @@
   </w:style>
   <w:style w:customStyle="1" w:styleId="Color003700" w:type="character">
     <w:name w:val="Color003700"/>
+    <w:semiHidden/>
     <w:rPr>
       <w:color w:val="003700"/>
     </w:rPr>
   </w:style>
   <w:style w:customStyle="1" w:styleId="Color003700BgE60000" w:type="character">
     <w:name w:val="Color003700BgE60000"/>
+    <w:semiHidden/>
     <w:rPr>
       <w:color w:val="003700"/>
       <w:shd w:color="auto" w:fill="E60000" w:val="clear"/>
@@ -10309,6 +11430,7 @@
   </w:style>
   <w:style w:customStyle="1" w:styleId="Color003700BgFF9900" w:type="character">
     <w:name w:val="Color003700BgFF9900"/>
+    <w:semiHidden/>
     <w:rPr>
       <w:color w:val="003700"/>
       <w:shd w:color="auto" w:fill="FF9900" w:val="clear"/>
@@ -10316,6 +11438,7 @@
   </w:style>
   <w:style w:customStyle="1" w:styleId="Color003700BgFFFF00" w:type="character">
     <w:name w:val="Color003700BgFFFF00"/>
+    <w:semiHidden/>
     <w:rPr>
       <w:color w:val="003700"/>
       <w:shd w:color="auto" w:fill="FFFF00" w:val="clear"/>
@@ -10323,6 +11446,7 @@
   </w:style>
   <w:style w:customStyle="1" w:styleId="Color003700Bg008A00" w:type="character">
     <w:name w:val="Color003700Bg008A00"/>
+    <w:semiHidden/>
     <w:rPr>
       <w:color w:val="003700"/>
       <w:shd w:color="auto" w:fill="008A00" w:val="clear"/>
@@ -10330,6 +11454,7 @@
   </w:style>
   <w:style w:customStyle="1" w:styleId="Color003700Bg0066CC" w:type="character">
     <w:name w:val="Color003700Bg0066CC"/>
+    <w:semiHidden/>
     <w:rPr>
       <w:color w:val="003700"/>
       <w:shd w:color="auto" w:fill="0066CC" w:val="clear"/>
@@ -10337,6 +11462,7 @@
   </w:style>
   <w:style w:customStyle="1" w:styleId="Color003700Bg9933FF" w:type="character">
     <w:name w:val="Color003700Bg9933FF"/>
+    <w:semiHidden/>
     <w:rPr>
       <w:color w:val="003700"/>
       <w:shd w:color="auto" w:fill="9933FF" w:val="clear"/>
@@ -10344,6 +11470,7 @@
   </w:style>
   <w:style w:customStyle="1" w:styleId="Color003700BgFFFFFF" w:type="character">
     <w:name w:val="Color003700BgFFFFFF"/>
+    <w:semiHidden/>
     <w:rPr>
       <w:color w:val="003700"/>
       <w:shd w:color="auto" w:fill="FFFFFF" w:val="clear"/>
@@ -10351,6 +11478,7 @@
   </w:style>
   <w:style w:customStyle="1" w:styleId="Color003700BgFACCCC" w:type="character">
     <w:name w:val="Color003700BgFACCCC"/>
+    <w:semiHidden/>
     <w:rPr>
       <w:color w:val="003700"/>
       <w:shd w:color="auto" w:fill="FACCCC" w:val="clear"/>
@@ -10358,6 +11486,7 @@
   </w:style>
   <w:style w:customStyle="1" w:styleId="Color003700BgFFEBCC" w:type="character">
     <w:name w:val="Color003700BgFFEBCC"/>
+    <w:semiHidden/>
     <w:rPr>
       <w:color w:val="003700"/>
       <w:shd w:color="auto" w:fill="FFEBCC" w:val="clear"/>
@@ -10365,6 +11494,7 @@
   </w:style>
   <w:style w:customStyle="1" w:styleId="Color003700BgFFFFCC" w:type="character">
     <w:name w:val="Color003700BgFFFFCC"/>
+    <w:semiHidden/>
     <w:rPr>
       <w:color w:val="003700"/>
       <w:shd w:color="auto" w:fill="FFFFCC" w:val="clear"/>
@@ -10372,6 +11502,7 @@
   </w:style>
   <w:style w:customStyle="1" w:styleId="Color003700BgCCE8CC" w:type="character">
     <w:name w:val="Color003700BgCCE8CC"/>
+    <w:semiHidden/>
     <w:rPr>
       <w:color w:val="003700"/>
       <w:shd w:color="auto" w:fill="CCE8CC" w:val="clear"/>
@@ -10379,6 +11510,7 @@
   </w:style>
   <w:style w:customStyle="1" w:styleId="Color003700BgCCE0F5" w:type="character">
     <w:name w:val="Color003700BgCCE0F5"/>
+    <w:semiHidden/>
     <w:rPr>
       <w:color w:val="003700"/>
       <w:shd w:color="auto" w:fill="CCE0F5" w:val="clear"/>
@@ -10386,6 +11518,7 @@
   </w:style>
   <w:style w:customStyle="1" w:styleId="Color003700BgEBD6FF" w:type="character">
     <w:name w:val="Color003700BgEBD6FF"/>
+    <w:semiHidden/>
     <w:rPr>
       <w:color w:val="003700"/>
       <w:shd w:color="auto" w:fill="EBD6FF" w:val="clear"/>
@@ -10393,6 +11526,7 @@
   </w:style>
   <w:style w:customStyle="1" w:styleId="Color003700BgBBBBBB" w:type="character">
     <w:name w:val="Color003700BgBBBBBB"/>
+    <w:semiHidden/>
     <w:rPr>
       <w:color w:val="003700"/>
       <w:shd w:color="auto" w:fill="BBBBBB" w:val="clear"/>
@@ -10400,6 +11534,7 @@
   </w:style>
   <w:style w:customStyle="1" w:styleId="Color003700BgF06666" w:type="character">
     <w:name w:val="Color003700BgF06666"/>
+    <w:semiHidden/>
     <w:rPr>
       <w:color w:val="003700"/>
       <w:shd w:color="auto" w:fill="F06666" w:val="clear"/>
@@ -10407,6 +11542,7 @@
   </w:style>
   <w:style w:customStyle="1" w:styleId="Color003700BgFFC266" w:type="character">
     <w:name w:val="Color003700BgFFC266"/>
+    <w:semiHidden/>
     <w:rPr>
       <w:color w:val="003700"/>
       <w:shd w:color="auto" w:fill="FFC266" w:val="clear"/>
@@ -10414,6 +11550,7 @@
   </w:style>
   <w:style w:customStyle="1" w:styleId="Color003700BgFFFF66" w:type="character">
     <w:name w:val="Color003700BgFFFF66"/>
+    <w:semiHidden/>
     <w:rPr>
       <w:color w:val="003700"/>
       <w:shd w:color="auto" w:fill="FFFF66" w:val="clear"/>
@@ -10421,6 +11558,7 @@
   </w:style>
   <w:style w:customStyle="1" w:styleId="Color003700Bg66B966" w:type="character">
     <w:name w:val="Color003700Bg66B966"/>
+    <w:semiHidden/>
     <w:rPr>
       <w:color w:val="003700"/>
       <w:shd w:color="auto" w:fill="66B966" w:val="clear"/>
@@ -10428,6 +11566,7 @@
   </w:style>
   <w:style w:customStyle="1" w:styleId="Color003700Bg66A3E0" w:type="character">
     <w:name w:val="Color003700Bg66A3E0"/>
+    <w:semiHidden/>
     <w:rPr>
       <w:color w:val="003700"/>
       <w:shd w:color="auto" w:fill="66A3E0" w:val="clear"/>
@@ -10435,6 +11574,7 @@
   </w:style>
   <w:style w:customStyle="1" w:styleId="Color003700BgC285FF" w:type="character">
     <w:name w:val="Color003700BgC285FF"/>
+    <w:semiHidden/>
     <w:rPr>
       <w:color w:val="003700"/>
       <w:shd w:color="auto" w:fill="C285FF" w:val="clear"/>
@@ -10442,6 +11582,7 @@
   </w:style>
   <w:style w:customStyle="1" w:styleId="Color003700Bg888888" w:type="character">
     <w:name w:val="Color003700Bg888888"/>
+    <w:semiHidden/>
     <w:rPr>
       <w:color w:val="003700"/>
       <w:shd w:color="auto" w:fill="888888" w:val="clear"/>
@@ -10449,6 +11590,7 @@
   </w:style>
   <w:style w:customStyle="1" w:styleId="Color003700BgA10000" w:type="character">
     <w:name w:val="Color003700BgA10000"/>
+    <w:semiHidden/>
     <w:rPr>
       <w:color w:val="003700"/>
       <w:shd w:color="auto" w:fill="A10000" w:val="clear"/>
@@ -10456,6 +11598,7 @@
   </w:style>
   <w:style w:customStyle="1" w:styleId="Color003700BgB26B00" w:type="character">
     <w:name w:val="Color003700BgB26B00"/>
+    <w:semiHidden/>
     <w:rPr>
       <w:color w:val="003700"/>
       <w:shd w:color="auto" w:fill="B26B00" w:val="clear"/>
@@ -10463,6 +11606,7 @@
   </w:style>
   <w:style w:customStyle="1" w:styleId="Color003700BgB2B200" w:type="character">
     <w:name w:val="Color003700BgB2B200"/>
+    <w:semiHidden/>
     <w:rPr>
       <w:color w:val="003700"/>
       <w:shd w:color="auto" w:fill="B2B200" w:val="clear"/>
@@ -10470,6 +11614,7 @@
   </w:style>
   <w:style w:customStyle="1" w:styleId="Color003700Bg006100" w:type="character">
     <w:name w:val="Color003700Bg006100"/>
+    <w:semiHidden/>
     <w:rPr>
       <w:color w:val="003700"/>
       <w:shd w:color="auto" w:fill="006100" w:val="clear"/>
@@ -10477,6 +11622,7 @@
   </w:style>
   <w:style w:customStyle="1" w:styleId="Color003700Bg0047B2" w:type="character">
     <w:name w:val="Color003700Bg0047B2"/>
+    <w:semiHidden/>
     <w:rPr>
       <w:color w:val="003700"/>
       <w:shd w:color="auto" w:fill="0047B2" w:val="clear"/>
@@ -10484,6 +11630,7 @@
   </w:style>
   <w:style w:customStyle="1" w:styleId="Color003700Bg6B24B2" w:type="character">
     <w:name w:val="Color003700Bg6B24B2"/>
+    <w:semiHidden/>
     <w:rPr>
       <w:color w:val="003700"/>
       <w:shd w:color="auto" w:fill="6B24B2" w:val="clear"/>
@@ -10491,6 +11638,7 @@
   </w:style>
   <w:style w:customStyle="1" w:styleId="Color003700Bg444444" w:type="character">
     <w:name w:val="Color003700Bg444444"/>
+    <w:semiHidden/>
     <w:rPr>
       <w:color w:val="003700"/>
       <w:shd w:color="auto" w:fill="444444" w:val="clear"/>
@@ -10498,6 +11646,7 @@
   </w:style>
   <w:style w:customStyle="1" w:styleId="Color003700Bg5C0000" w:type="character">
     <w:name w:val="Color003700Bg5C0000"/>
+    <w:semiHidden/>
     <w:rPr>
       <w:color w:val="003700"/>
       <w:shd w:color="auto" w:fill="5C0000" w:val="clear"/>
@@ -10505,6 +11654,7 @@
   </w:style>
   <w:style w:customStyle="1" w:styleId="Color003700Bg663D00" w:type="character">
     <w:name w:val="Color003700Bg663D00"/>
+    <w:semiHidden/>
     <w:rPr>
       <w:color w:val="003700"/>
       <w:shd w:color="auto" w:fill="663D00" w:val="clear"/>
@@ -10512,6 +11662,7 @@
   </w:style>
   <w:style w:customStyle="1" w:styleId="Color003700Bg666600" w:type="character">
     <w:name w:val="Color003700Bg666600"/>
+    <w:semiHidden/>
     <w:rPr>
       <w:color w:val="003700"/>
       <w:shd w:color="auto" w:fill="666600" w:val="clear"/>
@@ -10519,6 +11670,7 @@
   </w:style>
   <w:style w:customStyle="1" w:styleId="Color003700Bg003700" w:type="character">
     <w:name w:val="Color003700Bg003700"/>
+    <w:semiHidden/>
     <w:rPr>
       <w:color w:val="003700"/>
       <w:shd w:color="auto" w:fill="003700" w:val="clear"/>
@@ -10526,6 +11678,7 @@
   </w:style>
   <w:style w:customStyle="1" w:styleId="Color003700Bg002966" w:type="character">
     <w:name w:val="Color003700Bg002966"/>
+    <w:semiHidden/>
     <w:rPr>
       <w:color w:val="003700"/>
       <w:shd w:color="auto" w:fill="002966" w:val="clear"/>
@@ -10533,6 +11686,7 @@
   </w:style>
   <w:style w:customStyle="1" w:styleId="Color003700Bg3D1466" w:type="character">
     <w:name w:val="Color003700Bg3D1466"/>
+    <w:semiHidden/>
     <w:rPr>
       <w:color w:val="003700"/>
       <w:shd w:color="auto" w:fill="3D1466" w:val="clear"/>
@@ -10540,12 +11694,14 @@
   </w:style>
   <w:style w:customStyle="1" w:styleId="Color002966" w:type="character">
     <w:name w:val="Color002966"/>
+    <w:semiHidden/>
     <w:rPr>
       <w:color w:val="002966"/>
     </w:rPr>
   </w:style>
   <w:style w:customStyle="1" w:styleId="Color002966BgE60000" w:type="character">
     <w:name w:val="Color002966BgE60000"/>
+    <w:semiHidden/>
     <w:rPr>
       <w:color w:val="002966"/>
       <w:shd w:color="auto" w:fill="E60000" w:val="clear"/>
@@ -10553,6 +11709,7 @@
   </w:style>
   <w:style w:customStyle="1" w:styleId="Color002966BgFF9900" w:type="character">
     <w:name w:val="Color002966BgFF9900"/>
+    <w:semiHidden/>
     <w:rPr>
       <w:color w:val="002966"/>
       <w:shd w:color="auto" w:fill="FF9900" w:val="clear"/>
@@ -10560,6 +11717,7 @@
   </w:style>
   <w:style w:customStyle="1" w:styleId="Color002966BgFFFF00" w:type="character">
     <w:name w:val="Color002966BgFFFF00"/>
+    <w:semiHidden/>
     <w:rPr>
       <w:color w:val="002966"/>
       <w:shd w:color="auto" w:fill="FFFF00" w:val="clear"/>
@@ -10567,6 +11725,7 @@
   </w:style>
   <w:style w:customStyle="1" w:styleId="Color002966Bg008A00" w:type="character">
     <w:name w:val="Color002966Bg008A00"/>
+    <w:semiHidden/>
     <w:rPr>
       <w:color w:val="002966"/>
       <w:shd w:color="auto" w:fill="008A00" w:val="clear"/>
@@ -10574,6 +11733,7 @@
   </w:style>
   <w:style w:customStyle="1" w:styleId="Color002966Bg0066CC" w:type="character">
     <w:name w:val="Color002966Bg0066CC"/>
+    <w:semiHidden/>
     <w:rPr>
       <w:color w:val="002966"/>
       <w:shd w:color="auto" w:fill="0066CC" w:val="clear"/>
@@ -10581,6 +11741,7 @@
   </w:style>
   <w:style w:customStyle="1" w:styleId="Color002966Bg9933FF" w:type="character">
     <w:name w:val="Color002966Bg9933FF"/>
+    <w:semiHidden/>
     <w:rPr>
       <w:color w:val="002966"/>
       <w:shd w:color="auto" w:fill="9933FF" w:val="clear"/>
@@ -10588,6 +11749,7 @@
   </w:style>
   <w:style w:customStyle="1" w:styleId="Color002966BgFFFFFF" w:type="character">
     <w:name w:val="Color002966BgFFFFFF"/>
+    <w:semiHidden/>
     <w:rPr>
       <w:color w:val="002966"/>
       <w:shd w:color="auto" w:fill="FFFFFF" w:val="clear"/>
@@ -10595,6 +11757,7 @@
   </w:style>
   <w:style w:customStyle="1" w:styleId="Color002966BgFACCCC" w:type="character">
     <w:name w:val="Color002966BgFACCCC"/>
+    <w:semiHidden/>
     <w:rPr>
       <w:color w:val="002966"/>
       <w:shd w:color="auto" w:fill="FACCCC" w:val="clear"/>
@@ -10602,6 +11765,7 @@
   </w:style>
   <w:style w:customStyle="1" w:styleId="Color002966BgFFEBCC" w:type="character">
     <w:name w:val="Color002966BgFFEBCC"/>
+    <w:semiHidden/>
     <w:rPr>
       <w:color w:val="002966"/>
       <w:shd w:color="auto" w:fill="FFEBCC" w:val="clear"/>
@@ -10609,6 +11773,7 @@
   </w:style>
   <w:style w:customStyle="1" w:styleId="Color002966BgFFFFCC" w:type="character">
     <w:name w:val="Color002966BgFFFFCC"/>
+    <w:semiHidden/>
     <w:rPr>
       <w:color w:val="002966"/>
       <w:shd w:color="auto" w:fill="FFFFCC" w:val="clear"/>
@@ -10616,6 +11781,7 @@
   </w:style>
   <w:style w:customStyle="1" w:styleId="Color002966BgCCE8CC" w:type="character">
     <w:name w:val="Color002966BgCCE8CC"/>
+    <w:semiHidden/>
     <w:rPr>
       <w:color w:val="002966"/>
       <w:shd w:color="auto" w:fill="CCE8CC" w:val="clear"/>
@@ -10623,6 +11789,7 @@
   </w:style>
   <w:style w:customStyle="1" w:styleId="Color002966BgCCE0F5" w:type="character">
     <w:name w:val="Color002966BgCCE0F5"/>
+    <w:semiHidden/>
     <w:rPr>
       <w:color w:val="002966"/>
       <w:shd w:color="auto" w:fill="CCE0F5" w:val="clear"/>
@@ -10630,6 +11797,7 @@
   </w:style>
   <w:style w:customStyle="1" w:styleId="Color002966BgEBD6FF" w:type="character">
     <w:name w:val="Color002966BgEBD6FF"/>
+    <w:semiHidden/>
     <w:rPr>
       <w:color w:val="002966"/>
       <w:shd w:color="auto" w:fill="EBD6FF" w:val="clear"/>
@@ -10637,6 +11805,7 @@
   </w:style>
   <w:style w:customStyle="1" w:styleId="Color002966BgBBBBBB" w:type="character">
     <w:name w:val="Color002966BgBBBBBB"/>
+    <w:semiHidden/>
     <w:rPr>
       <w:color w:val="002966"/>
       <w:shd w:color="auto" w:fill="BBBBBB" w:val="clear"/>
@@ -10644,6 +11813,7 @@
   </w:style>
   <w:style w:customStyle="1" w:styleId="Color002966BgF06666" w:type="character">
     <w:name w:val="Color002966BgF06666"/>
+    <w:semiHidden/>
     <w:rPr>
       <w:color w:val="002966"/>
       <w:shd w:color="auto" w:fill="F06666" w:val="clear"/>
@@ -10651,6 +11821,7 @@
   </w:style>
   <w:style w:customStyle="1" w:styleId="Color002966BgFFC266" w:type="character">
     <w:name w:val="Color002966BgFFC266"/>
+    <w:semiHidden/>
     <w:rPr>
       <w:color w:val="002966"/>
       <w:shd w:color="auto" w:fill="FFC266" w:val="clear"/>
@@ -10658,6 +11829,7 @@
   </w:style>
   <w:style w:customStyle="1" w:styleId="Color002966BgFFFF66" w:type="character">
     <w:name w:val="Color002966BgFFFF66"/>
+    <w:semiHidden/>
     <w:rPr>
       <w:color w:val="002966"/>
       <w:shd w:color="auto" w:fill="FFFF66" w:val="clear"/>
@@ -10665,6 +11837,7 @@
   </w:style>
   <w:style w:customStyle="1" w:styleId="Color002966Bg66B966" w:type="character">
     <w:name w:val="Color002966Bg66B966"/>
+    <w:semiHidden/>
     <w:rPr>
       <w:color w:val="002966"/>
       <w:shd w:color="auto" w:fill="66B966" w:val="clear"/>
@@ -10672,6 +11845,7 @@
   </w:style>
   <w:style w:customStyle="1" w:styleId="Color002966Bg66A3E0" w:type="character">
     <w:name w:val="Color002966Bg66A3E0"/>
+    <w:semiHidden/>
     <w:rPr>
       <w:color w:val="002966"/>
       <w:shd w:color="auto" w:fill="66A3E0" w:val="clear"/>
@@ -10679,6 +11853,7 @@
   </w:style>
   <w:style w:customStyle="1" w:styleId="Color002966BgC285FF" w:type="character">
     <w:name w:val="Color002966BgC285FF"/>
+    <w:semiHidden/>
     <w:rPr>
       <w:color w:val="002966"/>
       <w:shd w:color="auto" w:fill="C285FF" w:val="clear"/>
@@ -10686,6 +11861,7 @@
   </w:style>
   <w:style w:customStyle="1" w:styleId="Color002966Bg888888" w:type="character">
     <w:name w:val="Color002966Bg888888"/>
+    <w:semiHidden/>
     <w:rPr>
       <w:color w:val="002966"/>
       <w:shd w:color="auto" w:fill="888888" w:val="clear"/>
@@ -10693,6 +11869,7 @@
   </w:style>
   <w:style w:customStyle="1" w:styleId="Color002966BgA10000" w:type="character">
     <w:name w:val="Color002966BgA10000"/>
+    <w:semiHidden/>
     <w:rPr>
       <w:color w:val="002966"/>
       <w:shd w:color="auto" w:fill="A10000" w:val="clear"/>
@@ -10700,6 +11877,7 @@
   </w:style>
   <w:style w:customStyle="1" w:styleId="Color002966BgB26B00" w:type="character">
     <w:name w:val="Color002966BgB26B00"/>
+    <w:semiHidden/>
     <w:rPr>
       <w:color w:val="002966"/>
       <w:shd w:color="auto" w:fill="B26B00" w:val="clear"/>
@@ -10707,6 +11885,7 @@
   </w:style>
   <w:style w:customStyle="1" w:styleId="Color002966BgB2B200" w:type="character">
     <w:name w:val="Color002966BgB2B200"/>
+    <w:semiHidden/>
     <w:rPr>
       <w:color w:val="002966"/>
       <w:shd w:color="auto" w:fill="B2B200" w:val="clear"/>
@@ -10714,6 +11893,7 @@
   </w:style>
   <w:style w:customStyle="1" w:styleId="Color002966Bg006100" w:type="character">
     <w:name w:val="Color002966Bg006100"/>
+    <w:semiHidden/>
     <w:rPr>
       <w:color w:val="002966"/>
       <w:shd w:color="auto" w:fill="006100" w:val="clear"/>
@@ -10721,6 +11901,7 @@
   </w:style>
   <w:style w:customStyle="1" w:styleId="Color002966Bg0047B2" w:type="character">
     <w:name w:val="Color002966Bg0047B2"/>
+    <w:semiHidden/>
     <w:rPr>
       <w:color w:val="002966"/>
       <w:shd w:color="auto" w:fill="0047B2" w:val="clear"/>
@@ -10728,6 +11909,7 @@
   </w:style>
   <w:style w:customStyle="1" w:styleId="Color002966Bg6B24B2" w:type="character">
     <w:name w:val="Color002966Bg6B24B2"/>
+    <w:semiHidden/>
     <w:rPr>
       <w:color w:val="002966"/>
       <w:shd w:color="auto" w:fill="6B24B2" w:val="clear"/>
@@ -10735,6 +11917,7 @@
   </w:style>
   <w:style w:customStyle="1" w:styleId="Color002966Bg444444" w:type="character">
     <w:name w:val="Color002966Bg444444"/>
+    <w:semiHidden/>
     <w:rPr>
       <w:color w:val="002966"/>
       <w:shd w:color="auto" w:fill="444444" w:val="clear"/>
@@ -10742,6 +11925,7 @@
   </w:style>
   <w:style w:customStyle="1" w:styleId="Color002966Bg5C0000" w:type="character">
     <w:name w:val="Color002966Bg5C0000"/>
+    <w:semiHidden/>
     <w:rPr>
       <w:color w:val="002966"/>
       <w:shd w:color="auto" w:fill="5C0000" w:val="clear"/>
@@ -10749,6 +11933,7 @@
   </w:style>
   <w:style w:customStyle="1" w:styleId="Color002966Bg663D00" w:type="character">
     <w:name w:val="Color002966Bg663D00"/>
+    <w:semiHidden/>
     <w:rPr>
       <w:color w:val="002966"/>
       <w:shd w:color="auto" w:fill="663D00" w:val="clear"/>
@@ -10756,6 +11941,7 @@
   </w:style>
   <w:style w:customStyle="1" w:styleId="Color002966Bg666600" w:type="character">
     <w:name w:val="Color002966Bg666600"/>
+    <w:semiHidden/>
     <w:rPr>
       <w:color w:val="002966"/>
       <w:shd w:color="auto" w:fill="666600" w:val="clear"/>
@@ -10763,6 +11949,7 @@
   </w:style>
   <w:style w:customStyle="1" w:styleId="Color002966Bg003700" w:type="character">
     <w:name w:val="Color002966Bg003700"/>
+    <w:semiHidden/>
     <w:rPr>
       <w:color w:val="002966"/>
       <w:shd w:color="auto" w:fill="003700" w:val="clear"/>
@@ -10770,6 +11957,7 @@
   </w:style>
   <w:style w:customStyle="1" w:styleId="Color002966Bg002966" w:type="character">
     <w:name w:val="Color002966Bg002966"/>
+    <w:semiHidden/>
     <w:rPr>
       <w:color w:val="002966"/>
       <w:shd w:color="auto" w:fill="002966" w:val="clear"/>
@@ -10777,6 +11965,7 @@
   </w:style>
   <w:style w:customStyle="1" w:styleId="Color002966Bg3D1466" w:type="character">
     <w:name w:val="Color002966Bg3D1466"/>
+    <w:semiHidden/>
     <w:rPr>
       <w:color w:val="002966"/>
       <w:shd w:color="auto" w:fill="3D1466" w:val="clear"/>
@@ -10784,12 +11973,14 @@
   </w:style>
   <w:style w:customStyle="1" w:styleId="Color3D1466" w:type="character">
     <w:name w:val="Color3D1466"/>
+    <w:semiHidden/>
     <w:rPr>
       <w:color w:val="3D1466"/>
     </w:rPr>
   </w:style>
   <w:style w:customStyle="1" w:styleId="Color3D1466BgE60000" w:type="character">
     <w:name w:val="Color3D1466BgE60000"/>
+    <w:semiHidden/>
     <w:rPr>
       <w:color w:val="3D1466"/>
       <w:shd w:color="auto" w:fill="E60000" w:val="clear"/>
@@ -10797,6 +11988,7 @@
   </w:style>
   <w:style w:customStyle="1" w:styleId="Color3D1466BgFF9900" w:type="character">
     <w:name w:val="Color3D1466BgFF9900"/>
+    <w:semiHidden/>
     <w:rPr>
       <w:color w:val="3D1466"/>
       <w:shd w:color="auto" w:fill="FF9900" w:val="clear"/>
@@ -10804,6 +11996,7 @@
   </w:style>
   <w:style w:customStyle="1" w:styleId="Color3D1466BgFFFF00" w:type="character">
     <w:name w:val="Color3D1466BgFFFF00"/>
+    <w:semiHidden/>
     <w:rPr>
       <w:color w:val="3D1466"/>
       <w:shd w:color="auto" w:fill="FFFF00" w:val="clear"/>
@@ -10811,6 +12004,7 @@
   </w:style>
   <w:style w:customStyle="1" w:styleId="Color3D1466Bg008A00" w:type="character">
     <w:name w:val="Color3D1466Bg008A00"/>
+    <w:semiHidden/>
     <w:rPr>
       <w:color w:val="3D1466"/>
       <w:shd w:color="auto" w:fill="008A00" w:val="clear"/>
@@ -10818,6 +12012,7 @@
   </w:style>
   <w:style w:customStyle="1" w:styleId="Color3D1466Bg0066CC" w:type="character">
     <w:name w:val="Color3D1466Bg0066CC"/>
+    <w:semiHidden/>
     <w:rPr>
       <w:color w:val="3D1466"/>
       <w:shd w:color="auto" w:fill="0066CC" w:val="clear"/>
@@ -10825,6 +12020,7 @@
   </w:style>
   <w:style w:customStyle="1" w:styleId="Color3D1466Bg9933FF" w:type="character">
     <w:name w:val="Color3D1466Bg9933FF"/>
+    <w:semiHidden/>
     <w:rPr>
       <w:color w:val="3D1466"/>
       <w:shd w:color="auto" w:fill="9933FF" w:val="clear"/>
@@ -10832,6 +12028,7 @@
   </w:style>
   <w:style w:customStyle="1" w:styleId="Color3D1466BgFFFFFF" w:type="character">
     <w:name w:val="Color3D1466BgFFFFFF"/>
+    <w:semiHidden/>
     <w:rPr>
       <w:color w:val="3D1466"/>
       <w:shd w:color="auto" w:fill="FFFFFF" w:val="clear"/>
@@ -10839,6 +12036,7 @@
   </w:style>
   <w:style w:customStyle="1" w:styleId="Color3D1466BgFACCCC" w:type="character">
     <w:name w:val="Color3D1466BgFACCCC"/>
+    <w:semiHidden/>
     <w:rPr>
       <w:color w:val="3D1466"/>
       <w:shd w:color="auto" w:fill="FACCCC" w:val="clear"/>
@@ -10846,6 +12044,7 @@
   </w:style>
   <w:style w:customStyle="1" w:styleId="Color3D1466BgFFEBCC" w:type="character">
     <w:name w:val="Color3D1466BgFFEBCC"/>
+    <w:semiHidden/>
     <w:rPr>
       <w:color w:val="3D1466"/>
       <w:shd w:color="auto" w:fill="FFEBCC" w:val="clear"/>
@@ -10853,6 +12052,7 @@
   </w:style>
   <w:style w:customStyle="1" w:styleId="Color3D1466BgFFFFCC" w:type="character">
     <w:name w:val="Color3D1466BgFFFFCC"/>
+    <w:semiHidden/>
     <w:rPr>
       <w:color w:val="3D1466"/>
       <w:shd w:color="auto" w:fill="FFFFCC" w:val="clear"/>
@@ -10860,6 +12060,7 @@
   </w:style>
   <w:style w:customStyle="1" w:styleId="Color3D1466BgCCE8CC" w:type="character">
     <w:name w:val="Color3D1466BgCCE8CC"/>
+    <w:semiHidden/>
     <w:rPr>
       <w:color w:val="3D1466"/>
       <w:shd w:color="auto" w:fill="CCE8CC" w:val="clear"/>
@@ -10867,6 +12068,7 @@
   </w:style>
   <w:style w:customStyle="1" w:styleId="Color3D1466BgCCE0F5" w:type="character">
     <w:name w:val="Color3D1466BgCCE0F5"/>
+    <w:semiHidden/>
     <w:rPr>
       <w:color w:val="3D1466"/>
       <w:shd w:color="auto" w:fill="CCE0F5" w:val="clear"/>
@@ -10874,6 +12076,7 @@
   </w:style>
   <w:style w:customStyle="1" w:styleId="Color3D1466BgEBD6FF" w:type="character">
     <w:name w:val="Color3D1466BgEBD6FF"/>
+    <w:semiHidden/>
     <w:rPr>
       <w:color w:val="3D1466"/>
       <w:shd w:color="auto" w:fill="EBD6FF" w:val="clear"/>
@@ -10881,6 +12084,7 @@
   </w:style>
   <w:style w:customStyle="1" w:styleId="Color3D1466BgBBBBBB" w:type="character">
     <w:name w:val="Color3D1466BgBBBBBB"/>
+    <w:semiHidden/>
     <w:rPr>
       <w:color w:val="3D1466"/>
       <w:shd w:color="auto" w:fill="BBBBBB" w:val="clear"/>
@@ -10888,6 +12092,7 @@
   </w:style>
   <w:style w:customStyle="1" w:styleId="Color3D1466BgF06666" w:type="character">
     <w:name w:val="Color3D1466BgF06666"/>
+    <w:semiHidden/>
     <w:rPr>
       <w:color w:val="3D1466"/>
       <w:shd w:color="auto" w:fill="F06666" w:val="clear"/>
@@ -10895,6 +12100,7 @@
   </w:style>
   <w:style w:customStyle="1" w:styleId="Color3D1466BgFFC266" w:type="character">
     <w:name w:val="Color3D1466BgFFC266"/>
+    <w:semiHidden/>
     <w:rPr>
       <w:color w:val="3D1466"/>
       <w:shd w:color="auto" w:fill="FFC266" w:val="clear"/>
@@ -10902,6 +12108,7 @@
   </w:style>
   <w:style w:customStyle="1" w:styleId="Color3D1466BgFFFF66" w:type="character">
     <w:name w:val="Color3D1466BgFFFF66"/>
+    <w:semiHidden/>
     <w:rPr>
       <w:color w:val="3D1466"/>
       <w:shd w:color="auto" w:fill="FFFF66" w:val="clear"/>
@@ -10909,6 +12116,7 @@
   </w:style>
   <w:style w:customStyle="1" w:styleId="Color3D1466Bg66B966" w:type="character">
     <w:name w:val="Color3D1466Bg66B966"/>
+    <w:semiHidden/>
     <w:rPr>
       <w:color w:val="3D1466"/>
       <w:shd w:color="auto" w:fill="66B966" w:val="clear"/>
@@ -10916,6 +12124,7 @@
   </w:style>
   <w:style w:customStyle="1" w:styleId="Color3D1466Bg66A3E0" w:type="character">
     <w:name w:val="Color3D1466Bg66A3E0"/>
+    <w:semiHidden/>
     <w:rPr>
       <w:color w:val="3D1466"/>
       <w:shd w:color="auto" w:fill="66A3E0" w:val="clear"/>
@@ -10923,6 +12132,7 @@
   </w:style>
   <w:style w:customStyle="1" w:styleId="Color3D1466BgC285FF" w:type="character">
     <w:name w:val="Color3D1466BgC285FF"/>
+    <w:semiHidden/>
     <w:rPr>
       <w:color w:val="3D1466"/>
       <w:shd w:color="auto" w:fill="C285FF" w:val="clear"/>
@@ -10930,6 +12140,7 @@
   </w:style>
   <w:style w:customStyle="1" w:styleId="Color3D1466Bg888888" w:type="character">
     <w:name w:val="Color3D1466Bg888888"/>
+    <w:semiHidden/>
     <w:rPr>
       <w:color w:val="3D1466"/>
       <w:shd w:color="auto" w:fill="888888" w:val="clear"/>
@@ -10937,6 +12148,7 @@
   </w:style>
   <w:style w:customStyle="1" w:styleId="Color3D1466BgA10000" w:type="character">
     <w:name w:val="Color3D1466BgA10000"/>
+    <w:semiHidden/>
     <w:rPr>
       <w:color w:val="3D1466"/>
       <w:shd w:color="auto" w:fill="A10000" w:val="clear"/>
@@ -10944,6 +12156,7 @@
   </w:style>
   <w:style w:customStyle="1" w:styleId="Color3D1466BgB26B00" w:type="character">
     <w:name w:val="Color3D1466BgB26B00"/>
+    <w:semiHidden/>
     <w:rPr>
       <w:color w:val="3D1466"/>
       <w:shd w:color="auto" w:fill="B26B00" w:val="clear"/>
@@ -10951,6 +12164,7 @@
   </w:style>
   <w:style w:customStyle="1" w:styleId="Color3D1466BgB2B200" w:type="character">
     <w:name w:val="Color3D1466BgB2B200"/>
+    <w:semiHidden/>
     <w:rPr>
       <w:color w:val="3D1466"/>
       <w:shd w:color="auto" w:fill="B2B200" w:val="clear"/>
@@ -10958,6 +12172,7 @@
   </w:style>
   <w:style w:customStyle="1" w:styleId="Color3D1466Bg006100" w:type="character">
     <w:name w:val="Color3D1466Bg006100"/>
+    <w:semiHidden/>
     <w:rPr>
       <w:color w:val="3D1466"/>
       <w:shd w:color="auto" w:fill="006100" w:val="clear"/>
@@ -10965,6 +12180,7 @@
   </w:style>
   <w:style w:customStyle="1" w:styleId="Color3D1466Bg0047B2" w:type="character">
     <w:name w:val="Color3D1466Bg0047B2"/>
+    <w:semiHidden/>
     <w:rPr>
       <w:color w:val="3D1466"/>
       <w:shd w:color="auto" w:fill="0047B2" w:val="clear"/>
@@ -10972,6 +12188,7 @@
   </w:style>
   <w:style w:customStyle="1" w:styleId="Color3D1466Bg6B24B2" w:type="character">
     <w:name w:val="Color3D1466Bg6B24B2"/>
+    <w:semiHidden/>
     <w:rPr>
       <w:color w:val="3D1466"/>
       <w:shd w:color="auto" w:fill="6B24B2" w:val="clear"/>
@@ -10979,6 +12196,7 @@
   </w:style>
   <w:style w:customStyle="1" w:styleId="Color3D1466Bg444444" w:type="character">
     <w:name w:val="Color3D1466Bg444444"/>
+    <w:semiHidden/>
     <w:rPr>
       <w:color w:val="3D1466"/>
       <w:shd w:color="auto" w:fill="444444" w:val="clear"/>
@@ -10986,6 +12204,7 @@
   </w:style>
   <w:style w:customStyle="1" w:styleId="Color3D1466Bg5C0000" w:type="character">
     <w:name w:val="Color3D1466Bg5C0000"/>
+    <w:semiHidden/>
     <w:rPr>
       <w:color w:val="3D1466"/>
       <w:shd w:color="auto" w:fill="5C0000" w:val="clear"/>
@@ -10993,6 +12212,7 @@
   </w:style>
   <w:style w:customStyle="1" w:styleId="Color3D1466Bg663D00" w:type="character">
     <w:name w:val="Color3D1466Bg663D00"/>
+    <w:semiHidden/>
     <w:rPr>
       <w:color w:val="3D1466"/>
       <w:shd w:color="auto" w:fill="663D00" w:val="clear"/>
@@ -11000,6 +12220,7 @@
   </w:style>
   <w:style w:customStyle="1" w:styleId="Color3D1466Bg666600" w:type="character">
     <w:name w:val="Color3D1466Bg666600"/>
+    <w:semiHidden/>
     <w:rPr>
       <w:color w:val="3D1466"/>
       <w:shd w:color="auto" w:fill="666600" w:val="clear"/>
@@ -11007,6 +12228,7 @@
   </w:style>
   <w:style w:customStyle="1" w:styleId="Color3D1466Bg003700" w:type="character">
     <w:name w:val="Color3D1466Bg003700"/>
+    <w:semiHidden/>
     <w:rPr>
       <w:color w:val="3D1466"/>
       <w:shd w:color="auto" w:fill="003700" w:val="clear"/>
@@ -11014,6 +12236,7 @@
   </w:style>
   <w:style w:customStyle="1" w:styleId="Color3D1466Bg002966" w:type="character">
     <w:name w:val="Color3D1466Bg002966"/>
+    <w:semiHidden/>
     <w:rPr>
       <w:color w:val="3D1466"/>
       <w:shd w:color="auto" w:fill="002966" w:val="clear"/>
@@ -11021,6 +12244,7 @@
   </w:style>
   <w:style w:customStyle="1" w:styleId="Color3D1466Bg3D1466" w:type="character">
     <w:name w:val="Color3D1466Bg3D1466"/>
+    <w:semiHidden/>
     <w:rPr>
       <w:color w:val="3D1466"/>
       <w:shd w:color="auto" w:fill="3D1466" w:val="clear"/>

--- a/tests/output_reference_a4.docx
+++ b/tests/output_reference_a4.docx
@@ -901,7 +901,7 @@
       </m:oMathPara>
     </w:p>
     <w:bookmarkEnd w:id="24"/>
-    <w:bookmarkStart w:id="26" w:name="all-colors"/>
+    <w:bookmarkStart w:id="25" w:name="all-colors"/>
     <w:p>
       <w:pPr>
         <w:pStyle w:val="Heading1"/>
@@ -1365,6 +1365,2400 @@
         <w:t xml:space="preserve">no text formatting</w:t>
       </w:r>
     </w:p>
+    <w:bookmarkEnd w:id="25"/>
+    <w:bookmarkStart w:id="35" w:name="Xeabb5802e6080f74019336b79603d51415f9f4c"/>
+    <w:p>
+      <w:pPr>
+        <w:pStyle w:val="Heading1"/>
+      </w:pPr>
+      <w:r>
+        <w:t xml:space="preserve">MD Export Test (centered equations unchecked)</w:t>
+      </w:r>
+    </w:p>
+    <w:p>
+      <w:pPr>
+        <w:pStyle w:val="FirstParagraph"/>
+      </w:pPr>
+      <m:oMath>
+        <m:r>
+          <m:t>x</m:t>
+        </m:r>
+        <m:r>
+          <m:rPr>
+            <m:sty m:val="p"/>
+          </m:rPr>
+          <m:t>=</m:t>
+        </m:r>
+        <m:r>
+          <m:t>20</m:t>
+        </m:r>
+        <m:d>
+          <m:dPr>
+            <m:begChr m:val="["/>
+            <m:sepChr m:val=""/>
+            <m:endChr m:val="]"/>
+            <m:grow/>
+          </m:dPr>
+          <m:e>
+            <m:r>
+              <m:t>m</m:t>
+            </m:r>
+          </m:e>
+        </m:d>
+      </m:oMath>
+      <w:r>
+        <w:t xml:space="preserve"> </w:t>
+      </w:r>
+    </w:p>
+    <w:p>
+      <w:pPr>
+        <w:pStyle w:val="BodyText"/>
+      </w:pPr>
+      <w:r>
+        <w:t xml:space="preserve">Documentation cell with line of text followed by a scaled image:</w:t>
+      </w:r>
+    </w:p>
+    <w:p>
+      <w:pPr>
+        <w:pStyle w:val="BodyText"/>
+      </w:pPr>
+      <w:r>
+        <w:drawing>
+          <wp:inline>
+            <wp:extent cx="1323975" cy="1112139"/>
+            <wp:effectExtent b="0" l="0" r="0" t="0"/>
+            <wp:docPr descr="" title="" id="27" name="Picture"/>
+            <a:graphic>
+              <a:graphicData uri="http://schemas.openxmlformats.org/drawingml/2006/picture">
+                <pic:pic>
+                  <pic:nvPicPr>
+                    <pic:cNvPr descr="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" id="28" name="Picture"/>
+                    <pic:cNvPicPr>
+                      <a:picLocks noChangeArrowheads="1" noChangeAspect="1"/>
+                    </pic:cNvPicPr>
+                  </pic:nvPicPr>
+                  <pic:blipFill>
+                    <a:blip r:embed="rId26"/>
+                    <a:stretch>
+                      <a:fillRect/>
+                    </a:stretch>
+                  </pic:blipFill>
+                  <pic:spPr bwMode="auto">
+                    <a:xfrm>
+                      <a:off x="0" y="0"/>
+                      <a:ext cx="1323975" cy="1112139"/>
+                    </a:xfrm>
+                    <a:prstGeom prst="rect">
+                      <a:avLst/>
+                    </a:prstGeom>
+                    <a:noFill/>
+                    <a:ln w="9525">
+                      <a:noFill/>
+                      <a:headEnd/>
+                      <a:tailEnd/>
+                    </a:ln>
+                  </pic:spPr>
+                </pic:pic>
+              </a:graphicData>
+            </a:graphic>
+          </wp:inline>
+        </w:drawing>
+      </w:r>
+    </w:p>
+    <w:p>
+      <w:pPr>
+        <w:pStyle w:val="BodyText"/>
+      </w:pPr>
+      <w:r>
+        <w:t xml:space="preserve">Sentence with formula</w:t>
+      </w:r>
+      <w:r>
+        <w:t xml:space="preserve"> </w:t>
+      </w:r>
+      <m:oMath>
+        <m:rad>
+          <m:radPr>
+            <m:degHide m:val="on"/>
+          </m:radPr>
+          <m:deg/>
+          <m:e>
+            <m:r>
+              <m:rPr>
+                <m:sty m:val="p"/>
+              </m:rPr>
+              <m:t>Ω</m:t>
+            </m:r>
+          </m:e>
+        </m:rad>
+      </m:oMath>
+      <w:r>
+        <w:t xml:space="preserve"> </w:t>
+      </w:r>
+      <w:r>
+        <w:t xml:space="preserve">in the middle, followed by equation on its own line:</w:t>
+      </w:r>
+    </w:p>
+    <w:p>
+      <w:pPr>
+        <w:pStyle w:val="BodyText"/>
+      </w:pPr>
+      <m:oMath>
+        <m:r>
+          <m:t>E</m:t>
+        </m:r>
+        <m:r>
+          <m:rPr>
+            <m:sty m:val="p"/>
+          </m:rPr>
+          <m:t>=</m:t>
+        </m:r>
+        <m:f>
+          <m:fPr>
+            <m:type m:val="bar"/>
+          </m:fPr>
+          <m:num>
+            <m:r>
+              <m:t>M</m:t>
+            </m:r>
+            <m:r>
+              <m:t>y</m:t>
+            </m:r>
+          </m:num>
+          <m:den>
+            <m:r>
+              <m:t>I</m:t>
+            </m:r>
+          </m:den>
+        </m:f>
+      </m:oMath>
+    </w:p>
+    <w:p>
+      <w:pPr>
+        <w:pStyle w:val="BodyText"/>
+      </w:pPr>
+      <w:r>
+        <w:t xml:space="preserve">With text after.</w:t>
+      </w:r>
+    </w:p>
+    <w:p>
+      <w:pPr>
+        <w:pStyle w:val="BodyText"/>
+      </w:pPr>
+      <w:r>
+        <w:t xml:space="preserve">Line of text.</w:t>
+      </w:r>
+    </w:p>
+    <w:p>
+      <w:pPr>
+        <w:pStyle w:val="BodyText"/>
+      </w:pPr>
+      <w:r>
+        <w:t xml:space="preserve">Another line of text.</w:t>
+      </w:r>
+    </w:p>
+    <w:p>
+      <w:pPr>
+        <w:pStyle w:val="BodyText"/>
+      </w:pPr>
+      <w:r>
+        <w:drawing>
+          <wp:inline>
+            <wp:extent cx="482600" cy="520700"/>
+            <wp:effectExtent b="0" l="0" r="0" t="0"/>
+            <wp:docPr descr="" title="" id="30" name="Picture"/>
+            <a:graphic>
+              <a:graphicData uri="http://schemas.openxmlformats.org/drawingml/2006/picture">
+                <pic:pic>
+                  <pic:nvPicPr>
+                    <pic:cNvPr descr="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" id="31" name="Picture"/>
+                    <pic:cNvPicPr>
+                      <a:picLocks noChangeArrowheads="1" noChangeAspect="1"/>
+                    </pic:cNvPicPr>
+                  </pic:nvPicPr>
+                  <pic:blipFill>
+                    <a:blip r:embed="rId29"/>
+                    <a:stretch>
+                      <a:fillRect/>
+                    </a:stretch>
+                  </pic:blipFill>
+                  <pic:spPr bwMode="auto">
+                    <a:xfrm>
+                      <a:off x="0" y="0"/>
+                      <a:ext cx="482600" cy="520700"/>
+                    </a:xfrm>
+                    <a:prstGeom prst="rect">
+                      <a:avLst/>
+                    </a:prstGeom>
+                    <a:noFill/>
+                    <a:ln w="9525">
+                      <a:noFill/>
+                      <a:headEnd/>
+                      <a:tailEnd/>
+                    </a:ln>
+                  </pic:spPr>
+                </pic:pic>
+              </a:graphicData>
+            </a:graphic>
+          </wp:inline>
+        </w:drawing>
+      </w:r>
+    </w:p>
+    <w:p>
+      <w:pPr>
+        <w:pStyle w:val="BodyText"/>
+      </w:pPr>
+      <m:oMath>
+        <m:r>
+          <m:rPr>
+            <m:nor/>
+            <m:sty m:val="p"/>
+          </m:rPr>
+          <m:t>Option 2</m:t>
+        </m:r>
+        <m:r>
+          <m:t> </m:t>
+        </m:r>
+        <m:d>
+          <m:dPr>
+            <m:begChr m:val="{"/>
+            <m:sepChr m:val=""/>
+            <m:endChr m:val=""/>
+            <m:grow/>
+          </m:dPr>
+          <m:e>
+            <m:m>
+              <m:mPr>
+                <m:baseJc m:val="center"/>
+                <m:plcHide m:val="on"/>
+                <m:mcs>
+                  <m:mc>
+                    <m:mcPr>
+                      <m:mcJc m:val="left"/>
+                      <m:count m:val="1"/>
+                    </m:mcPr>
+                  </m:mc>
+                  <m:mc>
+                    <m:mcPr>
+                      <m:mcJc m:val="left"/>
+                      <m:count m:val="1"/>
+                    </m:mcPr>
+                  </m:mc>
+                </m:mcs>
+              </m:mPr>
+              <m:mr>
+                <m:e>
+                  <m:sSub>
+                    <m:e>
+                      <m:r>
+                        <m:t>l</m:t>
+                      </m:r>
+                    </m:e>
+                    <m:sub>
+                      <m:r>
+                        <m:t>1</m:t>
+                      </m:r>
+                    </m:sub>
+                  </m:sSub>
+                </m:e>
+                <m:e>
+                  <m:r>
+                    <m:rPr>
+                      <m:sty m:val="p"/>
+                    </m:rPr>
+                    <m:t>=</m:t>
+                  </m:r>
+                  <m:r>
+                    <m:t> </m:t>
+                  </m:r>
+                  <m:r>
+                    <m:t>3</m:t>
+                  </m:r>
+                  <m:d>
+                    <m:dPr>
+                      <m:begChr m:val="["/>
+                      <m:sepChr m:val=""/>
+                      <m:endChr m:val="]"/>
+                      <m:grow/>
+                    </m:dPr>
+                    <m:e>
+                      <m:r>
+                        <m:t>m</m:t>
+                      </m:r>
+                      <m:r>
+                        <m:t>m</m:t>
+                      </m:r>
+                    </m:e>
+                  </m:d>
+                </m:e>
+              </m:mr>
+              <m:mr>
+                <m:e>
+                  <m:sSub>
+                    <m:e>
+                      <m:r>
+                        <m:t>l</m:t>
+                      </m:r>
+                    </m:e>
+                    <m:sub>
+                      <m:r>
+                        <m:t>2</m:t>
+                      </m:r>
+                    </m:sub>
+                  </m:sSub>
+                </m:e>
+                <m:e>
+                  <m:r>
+                    <m:rPr>
+                      <m:sty m:val="p"/>
+                    </m:rPr>
+                    <m:t>=</m:t>
+                  </m:r>
+                  <m:r>
+                    <m:t> </m:t>
+                  </m:r>
+                  <m:r>
+                    <m:t>4</m:t>
+                  </m:r>
+                </m:e>
+              </m:mr>
+            </m:m>
+          </m:e>
+        </m:d>
+      </m:oMath>
+      <w:r>
+        <w:t xml:space="preserve"> </w:t>
+      </w:r>
+    </w:p>
+    <w:p>
+      <w:pPr>
+        <w:pStyle w:val="BodyText"/>
+      </w:pPr>
+      <m:oMath>
+        <m:sSub>
+          <m:e>
+            <m:r>
+              <m:t>l</m:t>
+            </m:r>
+          </m:e>
+          <m:sub>
+            <m:r>
+              <m:t>2</m:t>
+            </m:r>
+          </m:sub>
+        </m:sSub>
+        <m:r>
+          <m:rPr>
+            <m:sty m:val="p"/>
+          </m:rPr>
+          <m:t>=</m:t>
+        </m:r>
+        <m:r>
+          <m:t>4</m:t>
+        </m:r>
+      </m:oMath>
+      <w:r>
+        <w:t xml:space="preserve"> </w:t>
+      </w:r>
+    </w:p>
+    <w:p>
+      <w:pPr>
+        <w:pStyle w:val="BodyText"/>
+      </w:pPr>
+      <m:oMath>
+        <m:sSub>
+          <m:e>
+            <m:r>
+              <m:t>l</m:t>
+            </m:r>
+          </m:e>
+          <m:sub>
+            <m:r>
+              <m:t>1</m:t>
+            </m:r>
+          </m:sub>
+        </m:sSub>
+        <m:r>
+          <m:rPr>
+            <m:sty m:val="p"/>
+          </m:rPr>
+          <m:t>=</m:t>
+        </m:r>
+        <m:d>
+          <m:dPr>
+            <m:begChr m:val="["/>
+            <m:sepChr m:val=""/>
+            <m:endChr m:val="]"/>
+            <m:grow/>
+          </m:dPr>
+          <m:e>
+            <m:r>
+              <m:t>m</m:t>
+            </m:r>
+          </m:e>
+        </m:d>
+        <m:r>
+          <m:rPr>
+            <m:sty m:val="p"/>
+          </m:rPr>
+          <m:t>=</m:t>
+        </m:r>
+        <m:r>
+          <m:t>0.003</m:t>
+        </m:r>
+        <m:d>
+          <m:dPr>
+            <m:begChr m:val="["/>
+            <m:sepChr m:val=""/>
+            <m:endChr m:val="]"/>
+            <m:grow/>
+          </m:dPr>
+          <m:e>
+            <m:r>
+              <m:t>m</m:t>
+            </m:r>
+          </m:e>
+        </m:d>
+      </m:oMath>
+      <w:r>
+        <w:t xml:space="preserve"> </w:t>
+      </w:r>
+    </w:p>
+    <w:tbl>
+      <w:tblPr>
+        <w:tblStyle w:val="Table"/>
+        <w:tblW w:type="auto" w:w="0"/>
+        <w:tblLook w:firstRow="1" w:lastRow="0" w:firstColumn="0" w:lastColumn="0" w:noHBand="0" w:noVBand="0" w:val="0020"/>
+      </w:tblPr>
+      <w:tblGrid>
+        <w:gridCol w:w="3960"/>
+        <w:gridCol w:w="3960"/>
+      </w:tblGrid>
+      <w:tr>
+        <w:trPr>
+          <w:tblHeader w:val="on"/>
+        </w:trPr>
+        <w:tc>
+          <w:tcPr/>
+          <w:p>
+            <w:pPr>
+              <w:pStyle w:val="Compact"/>
+              <w:jc w:val="left"/>
+            </w:pPr>
+            <m:oMath>
+              <m:r>
+                <m:t>C</m:t>
+              </m:r>
+              <m:r>
+                <m:t>o</m:t>
+              </m:r>
+              <m:r>
+                <m:t>l</m:t>
+              </m:r>
+              <m:r>
+                <m:t>1</m:t>
+              </m:r>
+            </m:oMath>
+          </w:p>
+        </w:tc>
+        <w:tc>
+          <w:tcPr/>
+          <w:p>
+            <w:pPr>
+              <w:pStyle w:val="Compact"/>
+              <w:jc w:val="left"/>
+            </w:pPr>
+            <m:oMath>
+              <m:r>
+                <m:t>C</m:t>
+              </m:r>
+              <m:r>
+                <m:t>o</m:t>
+              </m:r>
+              <m:r>
+                <m:t>l</m:t>
+              </m:r>
+              <m:r>
+                <m:t>2</m:t>
+              </m:r>
+            </m:oMath>
+          </w:p>
+        </w:tc>
+      </w:tr>
+      <w:tr>
+        <w:tc>
+          <w:tcPr/>
+          <w:p>
+            <w:pPr>
+              <w:pStyle w:val="Compact"/>
+            </w:pPr>
+          </w:p>
+        </w:tc>
+        <w:tc>
+          <w:tcPr/>
+          <w:p>
+            <w:pPr>
+              <w:pStyle w:val="Compact"/>
+              <w:jc w:val="left"/>
+            </w:pPr>
+            <m:oMath>
+              <m:d>
+                <m:dPr>
+                  <m:begChr m:val="["/>
+                  <m:sepChr m:val=""/>
+                  <m:endChr m:val="]"/>
+                  <m:grow/>
+                </m:dPr>
+                <m:e>
+                  <m:r>
+                    <m:t>m</m:t>
+                  </m:r>
+                </m:e>
+              </m:d>
+            </m:oMath>
+          </w:p>
+        </w:tc>
+      </w:tr>
+      <w:tr>
+        <w:tc>
+          <w:tcPr/>
+          <w:p>
+            <w:pPr>
+              <w:pStyle w:val="Compact"/>
+              <w:jc w:val="left"/>
+            </w:pPr>
+            <w:r>
+              <w:t xml:space="preserve">6</w:t>
+            </w:r>
+          </w:p>
+        </w:tc>
+        <w:tc>
+          <w:tcPr/>
+          <w:p>
+            <w:pPr>
+              <w:pStyle w:val="Compact"/>
+              <w:jc w:val="left"/>
+            </w:pPr>
+            <w:r>
+              <w:t xml:space="preserve">7</w:t>
+            </w:r>
+          </w:p>
+        </w:tc>
+      </w:tr>
+      <w:tr>
+        <w:tc>
+          <w:tcPr/>
+          <w:p>
+            <w:pPr>
+              <w:pStyle w:val="Compact"/>
+              <w:jc w:val="left"/>
+            </w:pPr>
+            <w:r>
+              <w:t xml:space="preserve">8</w:t>
+            </w:r>
+          </w:p>
+        </w:tc>
+        <w:tc>
+          <w:tcPr/>
+          <w:p>
+            <w:pPr>
+              <w:pStyle w:val="Compact"/>
+              <w:jc w:val="left"/>
+            </w:pPr>
+            <w:r>
+              <w:t xml:space="preserve">9</w:t>
+            </w:r>
+          </w:p>
+        </w:tc>
+      </w:tr>
+    </w:tbl>
+    <w:p>
+      <w:pPr>
+        <w:pStyle w:val="BodyText"/>
+      </w:pPr>
+      <m:oMath>
+        <m:r>
+          <m:t>y</m:t>
+        </m:r>
+        <m:r>
+          <m:rPr>
+            <m:sty m:val="p"/>
+          </m:rPr>
+          <m:t>=</m:t>
+        </m:r>
+        <m:d>
+          <m:dPr>
+            <m:begChr m:val="{"/>
+            <m:sepChr m:val=""/>
+            <m:endChr m:val=""/>
+            <m:grow/>
+          </m:dPr>
+          <m:e>
+            <m:m>
+              <m:mPr>
+                <m:baseJc m:val="center"/>
+                <m:plcHide m:val="on"/>
+                <m:mcs>
+                  <m:mc>
+                    <m:mcPr>
+                      <m:mcJc m:val="left"/>
+                      <m:count m:val="1"/>
+                    </m:mcPr>
+                  </m:mc>
+                  <m:mc>
+                    <m:mcPr>
+                      <m:mcJc m:val="left"/>
+                      <m:count m:val="1"/>
+                    </m:mcPr>
+                  </m:mc>
+                </m:mcs>
+              </m:mPr>
+              <m:mr>
+                <m:e>
+                  <m:r>
+                    <m:t>10</m:t>
+                  </m:r>
+                </m:e>
+                <m:e>
+                  <m:r>
+                    <m:rPr>
+                      <m:sty m:val="p"/>
+                    </m:rPr>
+                    <m:t>:</m:t>
+                  </m:r>
+                  <m:r>
+                    <m:t> </m:t>
+                  </m:r>
+                  <m:r>
+                    <m:t>x</m:t>
+                  </m:r>
+                  <m:r>
+                    <m:rPr>
+                      <m:sty m:val="p"/>
+                    </m:rPr>
+                    <m:t>&gt;</m:t>
+                  </m:r>
+                  <m:r>
+                    <m:t>20</m:t>
+                  </m:r>
+                </m:e>
+              </m:mr>
+              <m:mr>
+                <m:e>
+                  <m:r>
+                    <m:t>2</m:t>
+                  </m:r>
+                </m:e>
+                <m:e>
+                  <m:r>
+                    <m:rPr>
+                      <m:sty m:val="p"/>
+                    </m:rPr>
+                    <m:t>:</m:t>
+                  </m:r>
+                  <m:r>
+                    <m:t> </m:t>
+                  </m:r>
+                  <m:r>
+                    <m:rPr>
+                      <m:nor/>
+                      <m:sty m:val="p"/>
+                    </m:rPr>
+                    <m:t>otherwise</m:t>
+                  </m:r>
+                </m:e>
+              </m:mr>
+            </m:m>
+          </m:e>
+        </m:d>
+      </m:oMath>
+      <w:r>
+        <w:t xml:space="preserve"> </w:t>
+      </w:r>
+    </w:p>
+    <w:p>
+      <w:pPr>
+        <w:pStyle w:val="BodyText"/>
+      </w:pPr>
+      <m:oMath>
+        <m:r>
+          <m:rPr>
+            <m:nor/>
+            <m:sty m:val="p"/>
+          </m:rPr>
+          <m:t>System</m:t>
+        </m:r>
+        <m:r>
+          <m:rPr>
+            <m:sty m:val="p"/>
+          </m:rPr>
+          <m:t>=</m:t>
+        </m:r>
+        <m:d>
+          <m:dPr>
+            <m:begChr m:val="{"/>
+            <m:sepChr m:val=""/>
+            <m:endChr m:val=""/>
+            <m:grow/>
+          </m:dPr>
+          <m:e>
+            <m:m>
+              <m:mPr>
+                <m:baseJc m:val="center"/>
+                <m:plcHide m:val="on"/>
+                <m:mcs>
+                  <m:mc>
+                    <m:mcPr>
+                      <m:mcJc m:val="left"/>
+                      <m:count m:val="1"/>
+                    </m:mcPr>
+                  </m:mc>
+                  <m:mc>
+                    <m:mcPr>
+                      <m:mcJc m:val="left"/>
+                      <m:count m:val="1"/>
+                    </m:mcPr>
+                  </m:mc>
+                </m:mcs>
+              </m:mPr>
+              <m:mr>
+                <m:e>
+                  <m:r>
+                    <m:t>1</m:t>
+                  </m:r>
+                  <m:r>
+                    <m:rPr>
+                      <m:sty m:val="p"/>
+                    </m:rPr>
+                    <m:t>⋅</m:t>
+                  </m:r>
+                  <m:r>
+                    <m:t>s</m:t>
+                  </m:r>
+                  <m:r>
+                    <m:rPr>
+                      <m:sty m:val="p"/>
+                    </m:rPr>
+                    <m:t>+</m:t>
+                  </m:r>
+                  <m:r>
+                    <m:t>2</m:t>
+                  </m:r>
+                  <m:r>
+                    <m:rPr>
+                      <m:sty m:val="p"/>
+                    </m:rPr>
+                    <m:t>⋅</m:t>
+                  </m:r>
+                  <m:r>
+                    <m:t>t</m:t>
+                  </m:r>
+                  <m:r>
+                    <m:rPr>
+                      <m:sty m:val="p"/>
+                    </m:rPr>
+                    <m:t>=</m:t>
+                  </m:r>
+                  <m:r>
+                    <m:t>10</m:t>
+                  </m:r>
+                </m:e>
+                <m:e/>
+              </m:mr>
+              <m:mr>
+                <m:e>
+                  <m:r>
+                    <m:t>2</m:t>
+                  </m:r>
+                  <m:r>
+                    <m:rPr>
+                      <m:sty m:val="p"/>
+                    </m:rPr>
+                    <m:t>⋅</m:t>
+                  </m:r>
+                  <m:r>
+                    <m:t>s</m:t>
+                  </m:r>
+                  <m:r>
+                    <m:rPr>
+                      <m:sty m:val="p"/>
+                    </m:rPr>
+                    <m:t>−</m:t>
+                  </m:r>
+                  <m:r>
+                    <m:t>4</m:t>
+                  </m:r>
+                  <m:r>
+                    <m:rPr>
+                      <m:sty m:val="p"/>
+                    </m:rPr>
+                    <m:t>⋅</m:t>
+                  </m:r>
+                  <m:sSup>
+                    <m:e>
+                      <m:r>
+                        <m:t>t</m:t>
+                      </m:r>
+                    </m:e>
+                    <m:sup>
+                      <m:r>
+                        <m:t>2</m:t>
+                      </m:r>
+                    </m:sup>
+                  </m:sSup>
+                  <m:r>
+                    <m:rPr>
+                      <m:sty m:val="p"/>
+                    </m:rPr>
+                    <m:t>=</m:t>
+                  </m:r>
+                  <m:r>
+                    <m:t>20</m:t>
+                  </m:r>
+                </m:e>
+                <m:e/>
+              </m:mr>
+            </m:m>
+          </m:e>
+        </m:d>
+      </m:oMath>
+      <w:r>
+        <w:t xml:space="preserve"> </w:t>
+      </w:r>
+    </w:p>
+    <w:p>
+      <w:pPr>
+        <w:pStyle w:val="BodyText"/>
+      </w:pPr>
+      <m:oMath>
+        <m:r>
+          <m:rPr>
+            <m:nor/>
+            <m:sty m:val="p"/>
+          </m:rPr>
+          <m:t>Solution</m:t>
+        </m:r>
+        <m:r>
+          <m:rPr>
+            <m:sty m:val="p"/>
+          </m:rPr>
+          <m:t>=</m:t>
+        </m:r>
+        <m:d>
+          <m:dPr>
+            <m:begChr m:val="{"/>
+            <m:sepChr m:val=""/>
+            <m:endChr m:val=""/>
+            <m:grow/>
+          </m:dPr>
+          <m:e>
+            <m:m>
+              <m:mPr>
+                <m:baseJc m:val="center"/>
+                <m:plcHide m:val="on"/>
+                <m:mcs>
+                  <m:mc>
+                    <m:mcPr>
+                      <m:mcJc m:val="left"/>
+                      <m:count m:val="1"/>
+                    </m:mcPr>
+                  </m:mc>
+                  <m:mc>
+                    <m:mcPr>
+                      <m:mcJc m:val="left"/>
+                      <m:count m:val="1"/>
+                    </m:mcPr>
+                  </m:mc>
+                </m:mcs>
+              </m:mPr>
+              <m:mr>
+                <m:e>
+                  <m:r>
+                    <m:t>s</m:t>
+                  </m:r>
+                </m:e>
+                <m:e>
+                  <m:r>
+                    <m:rPr>
+                      <m:sty m:val="p"/>
+                    </m:rPr>
+                    <m:t>=</m:t>
+                  </m:r>
+                  <m:r>
+                    <m:t> </m:t>
+                  </m:r>
+                  <m:r>
+                    <m:t>12</m:t>
+                  </m:r>
+                </m:e>
+              </m:mr>
+              <m:mr>
+                <m:e>
+                  <m:r>
+                    <m:t>t</m:t>
+                  </m:r>
+                </m:e>
+                <m:e>
+                  <m:r>
+                    <m:rPr>
+                      <m:sty m:val="p"/>
+                    </m:rPr>
+                    <m:t>=</m:t>
+                  </m:r>
+                  <m:r>
+                    <m:t> </m:t>
+                  </m:r>
+                  <m:r>
+                    <m:rPr>
+                      <m:sty m:val="p"/>
+                    </m:rPr>
+                    <m:t>−</m:t>
+                  </m:r>
+                  <m:r>
+                    <m:t>1</m:t>
+                  </m:r>
+                </m:e>
+              </m:mr>
+            </m:m>
+          </m:e>
+        </m:d>
+      </m:oMath>
+      <w:r>
+        <w:t xml:space="preserve"> </w:t>
+      </w:r>
+    </w:p>
+    <w:p>
+      <w:pPr>
+        <w:pStyle w:val="BodyText"/>
+      </w:pPr>
+      <m:oMath>
+        <m:r>
+          <m:rPr>
+            <m:nor/>
+            <m:sty m:val="p"/>
+          </m:rPr>
+          <m:t>Roller Thrust Bearing</m:t>
+        </m:r>
+        <m:r>
+          <m:t> </m:t>
+        </m:r>
+        <m:sSub>
+          <m:e>
+            <m:r>
+              <m:t>μ</m:t>
+            </m:r>
+          </m:e>
+          <m:sub>
+            <m:r>
+              <m:t>c</m:t>
+            </m:r>
+          </m:sub>
+        </m:sSub>
+        <m:r>
+          <m:rPr>
+            <m:sty m:val="p"/>
+          </m:rPr>
+          <m:t>=</m:t>
+        </m:r>
+        <m:r>
+          <m:t>0.01</m:t>
+        </m:r>
+      </m:oMath>
+      <w:r>
+        <w:t xml:space="preserve"> </w:t>
+      </w:r>
+    </w:p>
+    <w:p>
+      <w:pPr>
+        <w:pStyle w:val="BodyText"/>
+      </w:pPr>
+      <w:r>
+        <w:t xml:space="preserve">This left justified, below is a centered equation:</w:t>
+      </w:r>
+    </w:p>
+    <w:p>
+      <w:pPr>
+        <w:pStyle w:val="align-center"/>
+      </w:pPr>
+      <m:oMath>
+        <m:r>
+          <m:t>x</m:t>
+        </m:r>
+        <m:r>
+          <m:rPr>
+            <m:sty m:val="p"/>
+          </m:rPr>
+          <m:t>=</m:t>
+        </m:r>
+        <m:r>
+          <m:t>2</m:t>
+        </m:r>
+        <m:r>
+          <m:rPr>
+            <m:sty m:val="p"/>
+          </m:rPr>
+          <m:t>⋅</m:t>
+        </m:r>
+        <m:r>
+          <m:t>y</m:t>
+        </m:r>
+      </m:oMath>
+    </w:p>
+    <w:p>
+      <w:pPr>
+        <w:pStyle w:val="BodyText"/>
+      </w:pPr>
+      <w:r>
+        <w:t xml:space="preserve">Below is a centered image:</w:t>
+      </w:r>
+    </w:p>
+    <w:p>
+      <w:pPr>
+        <w:pStyle w:val="align-center"/>
+      </w:pPr>
+      <w:r>
+        <w:drawing>
+          <wp:inline>
+            <wp:extent cx="609600" cy="711200"/>
+            <wp:effectExtent b="0" l="0" r="0" t="0"/>
+            <wp:docPr descr="" title="" id="33" name="Picture"/>
+            <a:graphic>
+              <a:graphicData uri="http://schemas.openxmlformats.org/drawingml/2006/picture">
+                <pic:pic>
+                  <pic:nvPicPr>
+                    <pic:cNvPr descr="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" id="34" name="Picture"/>
+                    <pic:cNvPicPr>
+                      <a:picLocks noChangeArrowheads="1" noChangeAspect="1"/>
+                    </pic:cNvPicPr>
+                  </pic:nvPicPr>
+                  <pic:blipFill>
+                    <a:blip r:embed="rId32"/>
+                    <a:stretch>
+                      <a:fillRect/>
+                    </a:stretch>
+                  </pic:blipFill>
+                  <pic:spPr bwMode="auto">
+                    <a:xfrm>
+                      <a:off x="0" y="0"/>
+                      <a:ext cx="609600" cy="711200"/>
+                    </a:xfrm>
+                    <a:prstGeom prst="rect">
+                      <a:avLst/>
+                    </a:prstGeom>
+                    <a:noFill/>
+                    <a:ln w="9525">
+                      <a:noFill/>
+                      <a:headEnd/>
+                      <a:tailEnd/>
+                    </a:ln>
+                  </pic:spPr>
+                </pic:pic>
+              </a:graphicData>
+            </a:graphic>
+          </wp:inline>
+        </w:drawing>
+      </w:r>
+    </w:p>
+    <w:p>
+      <w:pPr>
+        <w:pStyle w:val="align-right"/>
+      </w:pPr>
+      <w:r>
+        <w:t xml:space="preserve">This is right justified</w:t>
+      </w:r>
+    </w:p>
+    <w:p>
+      <w:pPr>
+        <w:pStyle w:val="align-justify"/>
+      </w:pPr>
+      <w:r>
+        <w:t xml:space="preserve">This is justified text</w:t>
+      </w:r>
+    </w:p>
+    <w:p>
+      <w:pPr>
+        <w:pStyle w:val="Compact"/>
+        <w:numPr>
+          <w:ilvl w:val="0"/>
+          <w:numId w:val="1001"/>
+        </w:numPr>
+      </w:pPr>
+      <w:r>
+        <w:t xml:space="preserve">red</w:t>
+      </w:r>
+    </w:p>
+    <w:p>
+      <w:pPr>
+        <w:pStyle w:val="Compact"/>
+        <w:numPr>
+          <w:ilvl w:val="0"/>
+          <w:numId w:val="1001"/>
+        </w:numPr>
+      </w:pPr>
+      <w:r>
+        <w:t xml:space="preserve">blue</w:t>
+      </w:r>
+    </w:p>
+    <w:p>
+      <w:pPr>
+        <w:pStyle w:val="Compact"/>
+        <w:numPr>
+          <w:ilvl w:val="0"/>
+          <w:numId w:val="1002"/>
+        </w:numPr>
+      </w:pPr>
+      <w:r>
+        <w:t xml:space="preserve">one</w:t>
+      </w:r>
+    </w:p>
+    <w:p>
+      <w:pPr>
+        <w:pStyle w:val="Compact"/>
+        <w:numPr>
+          <w:ilvl w:val="0"/>
+          <w:numId w:val="1002"/>
+        </w:numPr>
+      </w:pPr>
+      <w:r>
+        <w:t xml:space="preserve">two</w:t>
+      </w:r>
+    </w:p>
+    <w:p>
+      <w:pPr>
+        <w:pStyle w:val="Compact"/>
+        <w:numPr>
+          <w:ilvl w:val="1"/>
+          <w:numId w:val="1003"/>
+        </w:numPr>
+      </w:pPr>
+      <w:r>
+        <w:t xml:space="preserve">three</w:t>
+      </w:r>
+    </w:p>
+    <w:p>
+      <w:pPr>
+        <w:pStyle w:val="Compact"/>
+        <w:numPr>
+          <w:ilvl w:val="1"/>
+          <w:numId w:val="1003"/>
+        </w:numPr>
+      </w:pPr>
+      <w:r>
+        <w:t xml:space="preserve">four</w:t>
+      </w:r>
+    </w:p>
+    <w:p>
+      <w:pPr>
+        <w:pStyle w:val="FirstParagraph"/>
+      </w:pPr>
+      <w:r>
+        <w:t xml:space="preserve">Normal text</w:t>
+      </w:r>
+    </w:p>
+    <w:bookmarkEnd w:id="35"/>
+    <w:bookmarkStart w:id="43" w:name="X7d3109fa87318ec704072f1e9d744b2bd34fff7"/>
+    <w:p>
+      <w:pPr>
+        <w:pStyle w:val="Heading1"/>
+      </w:pPr>
+      <w:r>
+        <w:t xml:space="preserve">MD Export Test (centered equations checked)</w:t>
+      </w:r>
+    </w:p>
+    <w:p>
+      <w:pPr>
+        <w:pStyle w:val="FirstParagraph"/>
+      </w:pPr>
+      <m:oMathPara>
+        <m:oMathParaPr>
+          <m:jc m:val="center"/>
+        </m:oMathParaPr>
+        <m:oMath>
+          <m:r>
+            <m:t>x</m:t>
+          </m:r>
+          <m:r>
+            <m:rPr>
+              <m:sty m:val="p"/>
+            </m:rPr>
+            <m:t>=</m:t>
+          </m:r>
+          <m:r>
+            <m:t>20</m:t>
+          </m:r>
+          <m:d>
+            <m:dPr>
+              <m:begChr m:val="["/>
+              <m:sepChr m:val=""/>
+              <m:endChr m:val="]"/>
+              <m:grow/>
+            </m:dPr>
+            <m:e>
+              <m:r>
+                <m:t>m</m:t>
+              </m:r>
+            </m:e>
+          </m:d>
+        </m:oMath>
+      </m:oMathPara>
+    </w:p>
+    <w:p>
+      <w:pPr>
+        <w:pStyle w:val="FirstParagraph"/>
+      </w:pPr>
+      <w:r>
+        <w:t xml:space="preserve">Documentation cell with line of text followed by a scaled image:</w:t>
+      </w:r>
+    </w:p>
+    <w:p>
+      <w:pPr>
+        <w:pStyle w:val="BodyText"/>
+      </w:pPr>
+      <w:r>
+        <w:drawing>
+          <wp:inline>
+            <wp:extent cx="1323975" cy="1112139"/>
+            <wp:effectExtent b="0" l="0" r="0" t="0"/>
+            <wp:docPr descr="" title="" id="36" name="Picture"/>
+            <a:graphic>
+              <a:graphicData uri="http://schemas.openxmlformats.org/drawingml/2006/picture">
+                <pic:pic>
+                  <pic:nvPicPr>
+                    <pic:cNvPr descr="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" id="37" name="Picture"/>
+                    <pic:cNvPicPr>
+                      <a:picLocks noChangeArrowheads="1" noChangeAspect="1"/>
+                    </pic:cNvPicPr>
+                  </pic:nvPicPr>
+                  <pic:blipFill>
+                    <a:blip r:embed="rId26"/>
+                    <a:stretch>
+                      <a:fillRect/>
+                    </a:stretch>
+                  </pic:blipFill>
+                  <pic:spPr bwMode="auto">
+                    <a:xfrm>
+                      <a:off x="0" y="0"/>
+                      <a:ext cx="1323975" cy="1112139"/>
+                    </a:xfrm>
+                    <a:prstGeom prst="rect">
+                      <a:avLst/>
+                    </a:prstGeom>
+                    <a:noFill/>
+                    <a:ln w="9525">
+                      <a:noFill/>
+                      <a:headEnd/>
+                      <a:tailEnd/>
+                    </a:ln>
+                  </pic:spPr>
+                </pic:pic>
+              </a:graphicData>
+            </a:graphic>
+          </wp:inline>
+        </w:drawing>
+      </w:r>
+    </w:p>
+    <w:p>
+      <w:pPr>
+        <w:pStyle w:val="BodyText"/>
+      </w:pPr>
+      <w:r>
+        <w:t xml:space="preserve">Sentence with formula</w:t>
+      </w:r>
+      <w:r>
+        <w:t xml:space="preserve"> </w:t>
+      </w:r>
+      <m:oMath>
+        <m:rad>
+          <m:radPr>
+            <m:degHide m:val="on"/>
+          </m:radPr>
+          <m:deg/>
+          <m:e>
+            <m:r>
+              <m:rPr>
+                <m:sty m:val="p"/>
+              </m:rPr>
+              <m:t>Ω</m:t>
+            </m:r>
+          </m:e>
+        </m:rad>
+      </m:oMath>
+      <w:r>
+        <w:t xml:space="preserve"> </w:t>
+      </w:r>
+      <w:r>
+        <w:t xml:space="preserve">in the middle, followed by equation on its own line:</w:t>
+      </w:r>
+    </w:p>
+    <w:p>
+      <w:pPr>
+        <w:pStyle w:val="BodyText"/>
+      </w:pPr>
+      <m:oMath>
+        <m:r>
+          <m:t>E</m:t>
+        </m:r>
+        <m:r>
+          <m:rPr>
+            <m:sty m:val="p"/>
+          </m:rPr>
+          <m:t>=</m:t>
+        </m:r>
+        <m:f>
+          <m:fPr>
+            <m:type m:val="bar"/>
+          </m:fPr>
+          <m:num>
+            <m:r>
+              <m:t>M</m:t>
+            </m:r>
+            <m:r>
+              <m:t>y</m:t>
+            </m:r>
+          </m:num>
+          <m:den>
+            <m:r>
+              <m:t>I</m:t>
+            </m:r>
+          </m:den>
+        </m:f>
+      </m:oMath>
+    </w:p>
+    <w:p>
+      <w:pPr>
+        <w:pStyle w:val="BodyText"/>
+      </w:pPr>
+      <w:r>
+        <w:t xml:space="preserve">With text after.</w:t>
+      </w:r>
+    </w:p>
+    <w:p>
+      <w:pPr>
+        <w:pStyle w:val="BodyText"/>
+      </w:pPr>
+      <w:r>
+        <w:t xml:space="preserve">Line of text.</w:t>
+      </w:r>
+    </w:p>
+    <w:p>
+      <w:pPr>
+        <w:pStyle w:val="BodyText"/>
+      </w:pPr>
+      <w:r>
+        <w:t xml:space="preserve">Another line of text.</w:t>
+      </w:r>
+    </w:p>
+    <w:p>
+      <w:pPr>
+        <w:pStyle w:val="BodyText"/>
+      </w:pPr>
+      <w:r>
+        <w:drawing>
+          <wp:inline>
+            <wp:extent cx="482600" cy="520700"/>
+            <wp:effectExtent b="0" l="0" r="0" t="0"/>
+            <wp:docPr descr="" title="" id="38" name="Picture"/>
+            <a:graphic>
+              <a:graphicData uri="http://schemas.openxmlformats.org/drawingml/2006/picture">
+                <pic:pic>
+                  <pic:nvPicPr>
+                    <pic:cNvPr descr="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" id="39" name="Picture"/>
+                    <pic:cNvPicPr>
+                      <a:picLocks noChangeArrowheads="1" noChangeAspect="1"/>
+                    </pic:cNvPicPr>
+                  </pic:nvPicPr>
+                  <pic:blipFill>
+                    <a:blip r:embed="rId29"/>
+                    <a:stretch>
+                      <a:fillRect/>
+                    </a:stretch>
+                  </pic:blipFill>
+                  <pic:spPr bwMode="auto">
+                    <a:xfrm>
+                      <a:off x="0" y="0"/>
+                      <a:ext cx="482600" cy="520700"/>
+                    </a:xfrm>
+                    <a:prstGeom prst="rect">
+                      <a:avLst/>
+                    </a:prstGeom>
+                    <a:noFill/>
+                    <a:ln w="9525">
+                      <a:noFill/>
+                      <a:headEnd/>
+                      <a:tailEnd/>
+                    </a:ln>
+                  </pic:spPr>
+                </pic:pic>
+              </a:graphicData>
+            </a:graphic>
+          </wp:inline>
+        </w:drawing>
+      </w:r>
+    </w:p>
+    <w:p>
+      <w:pPr>
+        <w:pStyle w:val="BodyText"/>
+      </w:pPr>
+      <m:oMathPara>
+        <m:oMathParaPr>
+          <m:jc m:val="center"/>
+        </m:oMathParaPr>
+        <m:oMath>
+          <m:r>
+            <m:rPr>
+              <m:nor/>
+              <m:sty m:val="p"/>
+            </m:rPr>
+            <m:t>Option 2</m:t>
+          </m:r>
+          <m:r>
+            <m:t> </m:t>
+          </m:r>
+          <m:d>
+            <m:dPr>
+              <m:begChr m:val="{"/>
+              <m:sepChr m:val=""/>
+              <m:endChr m:val=""/>
+              <m:grow/>
+            </m:dPr>
+            <m:e>
+              <m:m>
+                <m:mPr>
+                  <m:baseJc m:val="center"/>
+                  <m:plcHide m:val="on"/>
+                  <m:mcs>
+                    <m:mc>
+                      <m:mcPr>
+                        <m:mcJc m:val="left"/>
+                        <m:count m:val="1"/>
+                      </m:mcPr>
+                    </m:mc>
+                    <m:mc>
+                      <m:mcPr>
+                        <m:mcJc m:val="left"/>
+                        <m:count m:val="1"/>
+                      </m:mcPr>
+                    </m:mc>
+                  </m:mcs>
+                </m:mPr>
+                <m:mr>
+                  <m:e>
+                    <m:sSub>
+                      <m:e>
+                        <m:r>
+                          <m:t>l</m:t>
+                        </m:r>
+                      </m:e>
+                      <m:sub>
+                        <m:r>
+                          <m:t>1</m:t>
+                        </m:r>
+                      </m:sub>
+                    </m:sSub>
+                  </m:e>
+                  <m:e>
+                    <m:r>
+                      <m:rPr>
+                        <m:sty m:val="p"/>
+                      </m:rPr>
+                      <m:t>=</m:t>
+                    </m:r>
+                    <m:r>
+                      <m:t> </m:t>
+                    </m:r>
+                    <m:r>
+                      <m:t>3</m:t>
+                    </m:r>
+                    <m:d>
+                      <m:dPr>
+                        <m:begChr m:val="["/>
+                        <m:sepChr m:val=""/>
+                        <m:endChr m:val="]"/>
+                        <m:grow/>
+                      </m:dPr>
+                      <m:e>
+                        <m:r>
+                          <m:t>m</m:t>
+                        </m:r>
+                        <m:r>
+                          <m:t>m</m:t>
+                        </m:r>
+                      </m:e>
+                    </m:d>
+                  </m:e>
+                </m:mr>
+                <m:mr>
+                  <m:e>
+                    <m:sSub>
+                      <m:e>
+                        <m:r>
+                          <m:t>l</m:t>
+                        </m:r>
+                      </m:e>
+                      <m:sub>
+                        <m:r>
+                          <m:t>2</m:t>
+                        </m:r>
+                      </m:sub>
+                    </m:sSub>
+                  </m:e>
+                  <m:e>
+                    <m:r>
+                      <m:rPr>
+                        <m:sty m:val="p"/>
+                      </m:rPr>
+                      <m:t>=</m:t>
+                    </m:r>
+                    <m:r>
+                      <m:t> </m:t>
+                    </m:r>
+                    <m:r>
+                      <m:t>4</m:t>
+                    </m:r>
+                  </m:e>
+                </m:mr>
+              </m:m>
+            </m:e>
+          </m:d>
+        </m:oMath>
+      </m:oMathPara>
+    </w:p>
+    <w:p>
+      <w:pPr>
+        <w:pStyle w:val="FirstParagraph"/>
+      </w:pPr>
+      <m:oMathPara>
+        <m:oMathParaPr>
+          <m:jc m:val="center"/>
+        </m:oMathParaPr>
+        <m:oMath>
+          <m:sSub>
+            <m:e>
+              <m:r>
+                <m:t>l</m:t>
+              </m:r>
+            </m:e>
+            <m:sub>
+              <m:r>
+                <m:t>2</m:t>
+              </m:r>
+            </m:sub>
+          </m:sSub>
+          <m:r>
+            <m:rPr>
+              <m:sty m:val="p"/>
+            </m:rPr>
+            <m:t>=</m:t>
+          </m:r>
+          <m:r>
+            <m:t>4</m:t>
+          </m:r>
+        </m:oMath>
+      </m:oMathPara>
+    </w:p>
+    <w:p>
+      <w:pPr>
+        <w:pStyle w:val="FirstParagraph"/>
+      </w:pPr>
+      <m:oMathPara>
+        <m:oMathParaPr>
+          <m:jc m:val="center"/>
+        </m:oMathParaPr>
+        <m:oMath>
+          <m:sSub>
+            <m:e>
+              <m:r>
+                <m:t>l</m:t>
+              </m:r>
+            </m:e>
+            <m:sub>
+              <m:r>
+                <m:t>1</m:t>
+              </m:r>
+            </m:sub>
+          </m:sSub>
+          <m:r>
+            <m:rPr>
+              <m:sty m:val="p"/>
+            </m:rPr>
+            <m:t>=</m:t>
+          </m:r>
+          <m:d>
+            <m:dPr>
+              <m:begChr m:val="["/>
+              <m:sepChr m:val=""/>
+              <m:endChr m:val="]"/>
+              <m:grow/>
+            </m:dPr>
+            <m:e>
+              <m:r>
+                <m:t>m</m:t>
+              </m:r>
+            </m:e>
+          </m:d>
+          <m:r>
+            <m:rPr>
+              <m:sty m:val="p"/>
+            </m:rPr>
+            <m:t>=</m:t>
+          </m:r>
+          <m:r>
+            <m:t>0.003</m:t>
+          </m:r>
+          <m:d>
+            <m:dPr>
+              <m:begChr m:val="["/>
+              <m:sepChr m:val=""/>
+              <m:endChr m:val="]"/>
+              <m:grow/>
+            </m:dPr>
+            <m:e>
+              <m:r>
+                <m:t>m</m:t>
+              </m:r>
+            </m:e>
+          </m:d>
+        </m:oMath>
+      </m:oMathPara>
+    </w:p>
+    <w:tbl>
+      <w:tblPr>
+        <w:tblStyle w:val="Table"/>
+        <w:tblW w:type="auto" w:w="0"/>
+        <w:tblLook w:firstRow="1" w:lastRow="0" w:firstColumn="0" w:lastColumn="0" w:noHBand="0" w:noVBand="0" w:val="0020"/>
+      </w:tblPr>
+      <w:tblGrid>
+        <w:gridCol w:w="3960"/>
+        <w:gridCol w:w="3960"/>
+      </w:tblGrid>
+      <w:tr>
+        <w:trPr>
+          <w:tblHeader w:val="on"/>
+        </w:trPr>
+        <w:tc>
+          <w:tcPr/>
+          <w:p>
+            <w:pPr>
+              <w:pStyle w:val="Compact"/>
+              <w:jc w:val="left"/>
+            </w:pPr>
+            <m:oMath>
+              <m:r>
+                <m:t>C</m:t>
+              </m:r>
+              <m:r>
+                <m:t>o</m:t>
+              </m:r>
+              <m:r>
+                <m:t>l</m:t>
+              </m:r>
+              <m:r>
+                <m:t>1</m:t>
+              </m:r>
+            </m:oMath>
+          </w:p>
+        </w:tc>
+        <w:tc>
+          <w:tcPr/>
+          <w:p>
+            <w:pPr>
+              <w:pStyle w:val="Compact"/>
+              <w:jc w:val="left"/>
+            </w:pPr>
+            <m:oMath>
+              <m:r>
+                <m:t>C</m:t>
+              </m:r>
+              <m:r>
+                <m:t>o</m:t>
+              </m:r>
+              <m:r>
+                <m:t>l</m:t>
+              </m:r>
+              <m:r>
+                <m:t>2</m:t>
+              </m:r>
+            </m:oMath>
+          </w:p>
+        </w:tc>
+      </w:tr>
+      <w:tr>
+        <w:tc>
+          <w:tcPr/>
+          <w:p>
+            <w:pPr>
+              <w:pStyle w:val="Compact"/>
+            </w:pPr>
+          </w:p>
+        </w:tc>
+        <w:tc>
+          <w:tcPr/>
+          <w:p>
+            <w:pPr>
+              <w:pStyle w:val="Compact"/>
+              <w:jc w:val="left"/>
+            </w:pPr>
+            <m:oMath>
+              <m:d>
+                <m:dPr>
+                  <m:begChr m:val="["/>
+                  <m:sepChr m:val=""/>
+                  <m:endChr m:val="]"/>
+                  <m:grow/>
+                </m:dPr>
+                <m:e>
+                  <m:r>
+                    <m:t>m</m:t>
+                  </m:r>
+                </m:e>
+              </m:d>
+            </m:oMath>
+          </w:p>
+        </w:tc>
+      </w:tr>
+      <w:tr>
+        <w:tc>
+          <w:tcPr/>
+          <w:p>
+            <w:pPr>
+              <w:pStyle w:val="Compact"/>
+              <w:jc w:val="left"/>
+            </w:pPr>
+            <w:r>
+              <w:t xml:space="preserve">6</w:t>
+            </w:r>
+          </w:p>
+        </w:tc>
+        <w:tc>
+          <w:tcPr/>
+          <w:p>
+            <w:pPr>
+              <w:pStyle w:val="Compact"/>
+              <w:jc w:val="left"/>
+            </w:pPr>
+            <w:r>
+              <w:t xml:space="preserve">7</w:t>
+            </w:r>
+          </w:p>
+        </w:tc>
+      </w:tr>
+      <w:tr>
+        <w:tc>
+          <w:tcPr/>
+          <w:p>
+            <w:pPr>
+              <w:pStyle w:val="Compact"/>
+              <w:jc w:val="left"/>
+            </w:pPr>
+            <w:r>
+              <w:t xml:space="preserve">8</w:t>
+            </w:r>
+          </w:p>
+        </w:tc>
+        <w:tc>
+          <w:tcPr/>
+          <w:p>
+            <w:pPr>
+              <w:pStyle w:val="Compact"/>
+              <w:jc w:val="left"/>
+            </w:pPr>
+            <w:r>
+              <w:t xml:space="preserve">9</w:t>
+            </w:r>
+          </w:p>
+        </w:tc>
+      </w:tr>
+    </w:tbl>
+    <w:p>
+      <w:pPr>
+        <w:pStyle w:val="BodyText"/>
+      </w:pPr>
+      <m:oMathPara>
+        <m:oMathParaPr>
+          <m:jc m:val="center"/>
+        </m:oMathParaPr>
+        <m:oMath>
+          <m:r>
+            <m:t>y</m:t>
+          </m:r>
+          <m:r>
+            <m:rPr>
+              <m:sty m:val="p"/>
+            </m:rPr>
+            <m:t>=</m:t>
+          </m:r>
+          <m:d>
+            <m:dPr>
+              <m:begChr m:val="{"/>
+              <m:sepChr m:val=""/>
+              <m:endChr m:val=""/>
+              <m:grow/>
+            </m:dPr>
+            <m:e>
+              <m:m>
+                <m:mPr>
+                  <m:baseJc m:val="center"/>
+                  <m:plcHide m:val="on"/>
+                  <m:mcs>
+                    <m:mc>
+                      <m:mcPr>
+                        <m:mcJc m:val="left"/>
+                        <m:count m:val="1"/>
+                      </m:mcPr>
+                    </m:mc>
+                    <m:mc>
+                      <m:mcPr>
+                        <m:mcJc m:val="left"/>
+                        <m:count m:val="1"/>
+                      </m:mcPr>
+                    </m:mc>
+                  </m:mcs>
+                </m:mPr>
+                <m:mr>
+                  <m:e>
+                    <m:r>
+                      <m:t>10</m:t>
+                    </m:r>
+                  </m:e>
+                  <m:e>
+                    <m:r>
+                      <m:rPr>
+                        <m:sty m:val="p"/>
+                      </m:rPr>
+                      <m:t>:</m:t>
+                    </m:r>
+                    <m:r>
+                      <m:t> </m:t>
+                    </m:r>
+                    <m:r>
+                      <m:t>x</m:t>
+                    </m:r>
+                    <m:r>
+                      <m:rPr>
+                        <m:sty m:val="p"/>
+                      </m:rPr>
+                      <m:t>&gt;</m:t>
+                    </m:r>
+                    <m:r>
+                      <m:t>20</m:t>
+                    </m:r>
+                  </m:e>
+                </m:mr>
+                <m:mr>
+                  <m:e>
+                    <m:r>
+                      <m:t>2</m:t>
+                    </m:r>
+                  </m:e>
+                  <m:e>
+                    <m:r>
+                      <m:rPr>
+                        <m:sty m:val="p"/>
+                      </m:rPr>
+                      <m:t>:</m:t>
+                    </m:r>
+                    <m:r>
+                      <m:t> </m:t>
+                    </m:r>
+                    <m:r>
+                      <m:rPr>
+                        <m:nor/>
+                        <m:sty m:val="p"/>
+                      </m:rPr>
+                      <m:t>otherwise</m:t>
+                    </m:r>
+                  </m:e>
+                </m:mr>
+              </m:m>
+            </m:e>
+          </m:d>
+        </m:oMath>
+      </m:oMathPara>
+    </w:p>
+    <w:p>
+      <w:pPr>
+        <w:pStyle w:val="FirstParagraph"/>
+      </w:pPr>
+      <m:oMathPara>
+        <m:oMathParaPr>
+          <m:jc m:val="center"/>
+        </m:oMathParaPr>
+        <m:oMath>
+          <m:r>
+            <m:rPr>
+              <m:nor/>
+              <m:sty m:val="p"/>
+            </m:rPr>
+            <m:t>System</m:t>
+          </m:r>
+          <m:r>
+            <m:rPr>
+              <m:sty m:val="p"/>
+            </m:rPr>
+            <m:t>=</m:t>
+          </m:r>
+          <m:d>
+            <m:dPr>
+              <m:begChr m:val="{"/>
+              <m:sepChr m:val=""/>
+              <m:endChr m:val=""/>
+              <m:grow/>
+            </m:dPr>
+            <m:e>
+              <m:m>
+                <m:mPr>
+                  <m:baseJc m:val="center"/>
+                  <m:plcHide m:val="on"/>
+                  <m:mcs>
+                    <m:mc>
+                      <m:mcPr>
+                        <m:mcJc m:val="left"/>
+                        <m:count m:val="1"/>
+                      </m:mcPr>
+                    </m:mc>
+                    <m:mc>
+                      <m:mcPr>
+                        <m:mcJc m:val="left"/>
+                        <m:count m:val="1"/>
+                      </m:mcPr>
+                    </m:mc>
+                  </m:mcs>
+                </m:mPr>
+                <m:mr>
+                  <m:e>
+                    <m:r>
+                      <m:t>1</m:t>
+                    </m:r>
+                    <m:r>
+                      <m:rPr>
+                        <m:sty m:val="p"/>
+                      </m:rPr>
+                      <m:t>⋅</m:t>
+                    </m:r>
+                    <m:r>
+                      <m:t>s</m:t>
+                    </m:r>
+                    <m:r>
+                      <m:rPr>
+                        <m:sty m:val="p"/>
+                      </m:rPr>
+                      <m:t>+</m:t>
+                    </m:r>
+                    <m:r>
+                      <m:t>2</m:t>
+                    </m:r>
+                    <m:r>
+                      <m:rPr>
+                        <m:sty m:val="p"/>
+                      </m:rPr>
+                      <m:t>⋅</m:t>
+                    </m:r>
+                    <m:r>
+                      <m:t>t</m:t>
+                    </m:r>
+                    <m:r>
+                      <m:rPr>
+                        <m:sty m:val="p"/>
+                      </m:rPr>
+                      <m:t>=</m:t>
+                    </m:r>
+                    <m:r>
+                      <m:t>10</m:t>
+                    </m:r>
+                  </m:e>
+                  <m:e/>
+                </m:mr>
+                <m:mr>
+                  <m:e>
+                    <m:r>
+                      <m:t>2</m:t>
+                    </m:r>
+                    <m:r>
+                      <m:rPr>
+                        <m:sty m:val="p"/>
+                      </m:rPr>
+                      <m:t>⋅</m:t>
+                    </m:r>
+                    <m:r>
+                      <m:t>s</m:t>
+                    </m:r>
+                    <m:r>
+                      <m:rPr>
+                        <m:sty m:val="p"/>
+                      </m:rPr>
+                      <m:t>−</m:t>
+                    </m:r>
+                    <m:r>
+                      <m:t>4</m:t>
+                    </m:r>
+                    <m:r>
+                      <m:rPr>
+                        <m:sty m:val="p"/>
+                      </m:rPr>
+                      <m:t>⋅</m:t>
+                    </m:r>
+                    <m:sSup>
+                      <m:e>
+                        <m:r>
+                          <m:t>t</m:t>
+                        </m:r>
+                      </m:e>
+                      <m:sup>
+                        <m:r>
+                          <m:t>2</m:t>
+                        </m:r>
+                      </m:sup>
+                    </m:sSup>
+                    <m:r>
+                      <m:rPr>
+                        <m:sty m:val="p"/>
+                      </m:rPr>
+                      <m:t>=</m:t>
+                    </m:r>
+                    <m:r>
+                      <m:t>20</m:t>
+                    </m:r>
+                  </m:e>
+                  <m:e/>
+                </m:mr>
+              </m:m>
+            </m:e>
+          </m:d>
+        </m:oMath>
+      </m:oMathPara>
+    </w:p>
+    <w:p>
+      <w:pPr>
+        <w:pStyle w:val="FirstParagraph"/>
+      </w:pPr>
+      <m:oMathPara>
+        <m:oMathParaPr>
+          <m:jc m:val="center"/>
+        </m:oMathParaPr>
+        <m:oMath>
+          <m:r>
+            <m:rPr>
+              <m:nor/>
+              <m:sty m:val="p"/>
+            </m:rPr>
+            <m:t>Solution</m:t>
+          </m:r>
+          <m:r>
+            <m:rPr>
+              <m:sty m:val="p"/>
+            </m:rPr>
+            <m:t>=</m:t>
+          </m:r>
+          <m:d>
+            <m:dPr>
+              <m:begChr m:val="{"/>
+              <m:sepChr m:val=""/>
+              <m:endChr m:val=""/>
+              <m:grow/>
+            </m:dPr>
+            <m:e>
+              <m:m>
+                <m:mPr>
+                  <m:baseJc m:val="center"/>
+                  <m:plcHide m:val="on"/>
+                  <m:mcs>
+                    <m:mc>
+                      <m:mcPr>
+                        <m:mcJc m:val="left"/>
+                        <m:count m:val="1"/>
+                      </m:mcPr>
+                    </m:mc>
+                    <m:mc>
+                      <m:mcPr>
+                        <m:mcJc m:val="left"/>
+                        <m:count m:val="1"/>
+                      </m:mcPr>
+                    </m:mc>
+                  </m:mcs>
+                </m:mPr>
+                <m:mr>
+                  <m:e>
+                    <m:r>
+                      <m:t>s</m:t>
+                    </m:r>
+                  </m:e>
+                  <m:e>
+                    <m:r>
+                      <m:rPr>
+                        <m:sty m:val="p"/>
+                      </m:rPr>
+                      <m:t>=</m:t>
+                    </m:r>
+                    <m:r>
+                      <m:t> </m:t>
+                    </m:r>
+                    <m:r>
+                      <m:t>12</m:t>
+                    </m:r>
+                  </m:e>
+                </m:mr>
+                <m:mr>
+                  <m:e>
+                    <m:r>
+                      <m:t>t</m:t>
+                    </m:r>
+                  </m:e>
+                  <m:e>
+                    <m:r>
+                      <m:rPr>
+                        <m:sty m:val="p"/>
+                      </m:rPr>
+                      <m:t>=</m:t>
+                    </m:r>
+                    <m:r>
+                      <m:t> </m:t>
+                    </m:r>
+                    <m:r>
+                      <m:rPr>
+                        <m:sty m:val="p"/>
+                      </m:rPr>
+                      <m:t>−</m:t>
+                    </m:r>
+                    <m:r>
+                      <m:t>1</m:t>
+                    </m:r>
+                  </m:e>
+                </m:mr>
+              </m:m>
+            </m:e>
+          </m:d>
+        </m:oMath>
+      </m:oMathPara>
+    </w:p>
+    <w:p>
+      <w:pPr>
+        <w:pStyle w:val="FirstParagraph"/>
+      </w:pPr>
+      <m:oMathPara>
+        <m:oMathParaPr>
+          <m:jc m:val="center"/>
+        </m:oMathParaPr>
+        <m:oMath>
+          <m:r>
+            <m:rPr>
+              <m:nor/>
+              <m:sty m:val="p"/>
+            </m:rPr>
+            <m:t>Roller Thrust Bearing</m:t>
+          </m:r>
+          <m:r>
+            <m:t> </m:t>
+          </m:r>
+          <m:sSub>
+            <m:e>
+              <m:r>
+                <m:t>μ</m:t>
+              </m:r>
+            </m:e>
+            <m:sub>
+              <m:r>
+                <m:t>c</m:t>
+              </m:r>
+            </m:sub>
+          </m:sSub>
+          <m:r>
+            <m:rPr>
+              <m:sty m:val="p"/>
+            </m:rPr>
+            <m:t>=</m:t>
+          </m:r>
+          <m:r>
+            <m:t>0.01</m:t>
+          </m:r>
+        </m:oMath>
+      </m:oMathPara>
+    </w:p>
+    <w:p>
+      <w:pPr>
+        <w:pStyle w:val="FirstParagraph"/>
+      </w:pPr>
+      <w:r>
+        <w:t xml:space="preserve">This left justified, below is a centered equation:</w:t>
+      </w:r>
+    </w:p>
+    <w:p>
+      <w:pPr>
+        <w:pStyle w:val="align-center"/>
+      </w:pPr>
+      <m:oMath>
+        <m:r>
+          <m:t>x</m:t>
+        </m:r>
+        <m:r>
+          <m:rPr>
+            <m:sty m:val="p"/>
+          </m:rPr>
+          <m:t>=</m:t>
+        </m:r>
+        <m:r>
+          <m:t>2</m:t>
+        </m:r>
+        <m:r>
+          <m:rPr>
+            <m:sty m:val="p"/>
+          </m:rPr>
+          <m:t>⋅</m:t>
+        </m:r>
+        <m:r>
+          <m:t>y</m:t>
+        </m:r>
+      </m:oMath>
+    </w:p>
+    <w:p>
+      <w:pPr>
+        <w:pStyle w:val="BodyText"/>
+      </w:pPr>
+      <w:r>
+        <w:t xml:space="preserve">Below is a centered image:</w:t>
+      </w:r>
+    </w:p>
+    <w:p>
+      <w:pPr>
+        <w:pStyle w:val="align-center"/>
+      </w:pPr>
+      <w:r>
+        <w:drawing>
+          <wp:inline>
+            <wp:extent cx="609600" cy="711200"/>
+            <wp:effectExtent b="0" l="0" r="0" t="0"/>
+            <wp:docPr descr="" title="" id="40" name="Picture"/>
+            <a:graphic>
+              <a:graphicData uri="http://schemas.openxmlformats.org/drawingml/2006/picture">
+                <pic:pic>
+                  <pic:nvPicPr>
+                    <pic:cNvPr descr="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" id="41" name="Picture"/>
+                    <pic:cNvPicPr>
+                      <a:picLocks noChangeArrowheads="1" noChangeAspect="1"/>
+                    </pic:cNvPicPr>
+                  </pic:nvPicPr>
+                  <pic:blipFill>
+                    <a:blip r:embed="rId32"/>
+                    <a:stretch>
+                      <a:fillRect/>
+                    </a:stretch>
+                  </pic:blipFill>
+                  <pic:spPr bwMode="auto">
+                    <a:xfrm>
+                      <a:off x="0" y="0"/>
+                      <a:ext cx="609600" cy="711200"/>
+                    </a:xfrm>
+                    <a:prstGeom prst="rect">
+                      <a:avLst/>
+                    </a:prstGeom>
+                    <a:noFill/>
+                    <a:ln w="9525">
+                      <a:noFill/>
+                      <a:headEnd/>
+                      <a:tailEnd/>
+                    </a:ln>
+                  </pic:spPr>
+                </pic:pic>
+              </a:graphicData>
+            </a:graphic>
+          </wp:inline>
+        </w:drawing>
+      </w:r>
+    </w:p>
+    <w:p>
+      <w:pPr>
+        <w:pStyle w:val="align-right"/>
+      </w:pPr>
+      <w:r>
+        <w:t xml:space="preserve">This is right justified</w:t>
+      </w:r>
+    </w:p>
+    <w:p>
+      <w:pPr>
+        <w:pStyle w:val="align-justify"/>
+      </w:pPr>
+      <w:r>
+        <w:t xml:space="preserve">This is justified text</w:t>
+      </w:r>
+    </w:p>
+    <w:p>
+      <w:pPr>
+        <w:pStyle w:val="Compact"/>
+        <w:numPr>
+          <w:ilvl w:val="0"/>
+          <w:numId w:val="1004"/>
+        </w:numPr>
+      </w:pPr>
+      <w:r>
+        <w:t xml:space="preserve">red</w:t>
+      </w:r>
+    </w:p>
+    <w:p>
+      <w:pPr>
+        <w:pStyle w:val="Compact"/>
+        <w:numPr>
+          <w:ilvl w:val="0"/>
+          <w:numId w:val="1004"/>
+        </w:numPr>
+      </w:pPr>
+      <w:r>
+        <w:t xml:space="preserve">blue</w:t>
+      </w:r>
+    </w:p>
+    <w:p>
+      <w:pPr>
+        <w:pStyle w:val="Compact"/>
+        <w:numPr>
+          <w:ilvl w:val="0"/>
+          <w:numId w:val="1005"/>
+        </w:numPr>
+      </w:pPr>
+      <w:r>
+        <w:t xml:space="preserve">one</w:t>
+      </w:r>
+    </w:p>
+    <w:p>
+      <w:pPr>
+        <w:pStyle w:val="Compact"/>
+        <w:numPr>
+          <w:ilvl w:val="0"/>
+          <w:numId w:val="1005"/>
+        </w:numPr>
+      </w:pPr>
+      <w:r>
+        <w:t xml:space="preserve">two</w:t>
+      </w:r>
+    </w:p>
+    <w:p>
+      <w:pPr>
+        <w:pStyle w:val="Compact"/>
+        <w:numPr>
+          <w:ilvl w:val="1"/>
+          <w:numId w:val="1006"/>
+        </w:numPr>
+      </w:pPr>
+      <w:r>
+        <w:t xml:space="preserve">three</w:t>
+      </w:r>
+    </w:p>
+    <w:p>
+      <w:pPr>
+        <w:pStyle w:val="Compact"/>
+        <w:numPr>
+          <w:ilvl w:val="1"/>
+          <w:numId w:val="1006"/>
+        </w:numPr>
+      </w:pPr>
+      <w:r>
+        <w:t xml:space="preserve">four</w:t>
+      </w:r>
+    </w:p>
+    <w:p>
+      <w:pPr>
+        <w:pStyle w:val="FirstParagraph"/>
+      </w:pPr>
+      <w:r>
+        <w:t xml:space="preserve">Normal text</w:t>
+      </w:r>
+    </w:p>
     <w:p>
       <w:pPr>
         <w:pStyle w:val="BodyText"/>
@@ -1375,7 +3769,7 @@
       <w:r>
         <w:t xml:space="preserve"> </w:t>
       </w:r>
-      <w:hyperlink r:id="rId25">
+      <w:hyperlink r:id="rId42">
         <w:r>
           <w:rPr>
             <w:rStyle w:val="Hyperlink"/>
@@ -1384,7 +3778,7 @@
         </w:r>
       </w:hyperlink>
     </w:p>
-    <w:bookmarkEnd w:id="26"/>
+    <w:bookmarkEnd w:id="43"/>
     <w:sectPr>
       <w:footnotePr>
         <w:numRestart w:val="eachSect"/>
@@ -1603,11 +3997,410 @@
       </w:pPr>
     </w:lvl>
   </w:abstractNum>
+  <w:abstractNum w:abstractNumId="991">
+    <w:nsid w:val="0000A991"/>
+    <w:multiLevelType w:val="multilevel"/>
+    <w:lvl w:ilvl="0">
+      <w:numFmt w:val="bullet"/>
+      <w:lvlText w:val=""/>
+      <w:lvlJc w:val="left"/>
+      <w:pPr>
+        <w:ind w:left="720" w:hanging="360"/>
+      </w:pPr>
+      <w:rPr>
+        <w:rFonts w:ascii="Symbol" w:hAnsi="Symbol" w:cs="Symbol" w:hint="default"/>
+      </w:rPr>
+    </w:lvl>
+    <w:lvl w:ilvl="1">
+      <w:numFmt w:val="bullet"/>
+      <w:lvlText w:val="o"/>
+      <w:lvlJc w:val="left"/>
+      <w:pPr>
+        <w:ind w:left="1440" w:hanging="360"/>
+      </w:pPr>
+      <w:rPr>
+        <w:rFonts w:ascii="Courier New" w:hAnsi="Courier New" w:cs="Courier New" w:hint="default"/>
+      </w:rPr>
+    </w:lvl>
+    <w:lvl w:ilvl="2">
+      <w:numFmt w:val="bullet"/>
+      <w:lvlText w:val=""/>
+      <w:lvlJc w:val="left"/>
+      <w:pPr>
+        <w:ind w:left="2160" w:hanging="360"/>
+      </w:pPr>
+      <w:rPr>
+        <w:rFonts w:ascii="Wingdings" w:hAnsi="Wingdings" w:cs="Wingdings" w:hint="default"/>
+      </w:rPr>
+    </w:lvl>
+    <w:lvl w:ilvl="3">
+      <w:numFmt w:val="bullet"/>
+      <w:lvlText w:val=""/>
+      <w:lvlJc w:val="left"/>
+      <w:pPr>
+        <w:ind w:left="2880" w:hanging="360"/>
+      </w:pPr>
+      <w:rPr>
+        <w:rFonts w:ascii="Symbol" w:hAnsi="Symbol" w:cs="Symbol" w:hint="default"/>
+      </w:rPr>
+    </w:lvl>
+    <w:lvl w:ilvl="4">
+      <w:numFmt w:val="bullet"/>
+      <w:lvlText w:val="o"/>
+      <w:lvlJc w:val="left"/>
+      <w:pPr>
+        <w:ind w:left="3600" w:hanging="360"/>
+      </w:pPr>
+      <w:rPr>
+        <w:rFonts w:ascii="Courier New" w:hAnsi="Courier New" w:cs="Courier New" w:hint="default"/>
+      </w:rPr>
+    </w:lvl>
+    <w:lvl w:ilvl="5">
+      <w:numFmt w:val="bullet"/>
+      <w:lvlText w:val=""/>
+      <w:lvlJc w:val="left"/>
+      <w:pPr>
+        <w:ind w:left="4320" w:hanging="360"/>
+      </w:pPr>
+      <w:rPr>
+        <w:rFonts w:ascii="Wingdings" w:hAnsi="Wingdings" w:cs="Wingdings" w:hint="default"/>
+      </w:rPr>
+    </w:lvl>
+    <w:lvl w:ilvl="6">
+      <w:numFmt w:val="bullet"/>
+      <w:lvlText w:val=""/>
+      <w:lvlJc w:val="left"/>
+      <w:pPr>
+        <w:ind w:left="5040" w:hanging="360"/>
+      </w:pPr>
+      <w:rPr>
+        <w:rFonts w:ascii="Symbol" w:hAnsi="Symbol" w:cs="Symbol" w:hint="default"/>
+      </w:rPr>
+    </w:lvl>
+    <w:lvl w:ilvl="7">
+      <w:numFmt w:val="bullet"/>
+      <w:lvlText w:val="o"/>
+      <w:lvlJc w:val="left"/>
+      <w:pPr>
+        <w:ind w:left="5760" w:hanging="360"/>
+      </w:pPr>
+      <w:rPr>
+        <w:rFonts w:ascii="Courier New" w:hAnsi="Courier New" w:cs="Courier New" w:hint="default"/>
+      </w:rPr>
+    </w:lvl>
+    <w:lvl w:ilvl="8">
+      <w:numFmt w:val="bullet"/>
+      <w:lvlText w:val=""/>
+      <w:lvlJc w:val="left"/>
+      <w:pPr>
+        <w:ind w:left="6480" w:hanging="360"/>
+      </w:pPr>
+      <w:rPr>
+        <w:rFonts w:ascii="Wingdings" w:hAnsi="Wingdings" w:cs="Wingdings" w:hint="default"/>
+      </w:rPr>
+    </w:lvl>
+  </w:abstractNum>
+  <w:abstractNum w:abstractNumId="99411">
+    <w:nsid w:val="00A99411"/>
+    <w:multiLevelType w:val="multilevel"/>
+    <w:lvl w:ilvl="0">
+      <w:start w:val="1"/>
+      <w:numFmt w:val="decimal"/>
+      <w:lvlText w:val="%1."/>
+      <w:lvlJc w:val="left"/>
+      <w:pPr>
+        <w:ind w:left="720" w:hanging="360"/>
+      </w:pPr>
+    </w:lvl>
+    <w:lvl w:ilvl="1">
+      <w:start w:val="1"/>
+      <w:numFmt w:val="decimal"/>
+      <w:lvlText w:val="%2."/>
+      <w:lvlJc w:val="left"/>
+      <w:pPr>
+        <w:ind w:left="1440" w:hanging="360"/>
+      </w:pPr>
+    </w:lvl>
+    <w:lvl w:ilvl="2">
+      <w:start w:val="1"/>
+      <w:numFmt w:val="decimal"/>
+      <w:lvlText w:val="%3."/>
+      <w:lvlJc w:val="left"/>
+      <w:pPr>
+        <w:ind w:left="2160" w:hanging="360"/>
+      </w:pPr>
+    </w:lvl>
+    <w:lvl w:ilvl="3">
+      <w:start w:val="1"/>
+      <w:numFmt w:val="decimal"/>
+      <w:lvlText w:val="%4."/>
+      <w:lvlJc w:val="left"/>
+      <w:pPr>
+        <w:ind w:left="2880" w:hanging="360"/>
+      </w:pPr>
+    </w:lvl>
+    <w:lvl w:ilvl="4">
+      <w:start w:val="1"/>
+      <w:numFmt w:val="decimal"/>
+      <w:lvlText w:val="%5."/>
+      <w:lvlJc w:val="left"/>
+      <w:pPr>
+        <w:ind w:left="3600" w:hanging="360"/>
+      </w:pPr>
+    </w:lvl>
+    <w:lvl w:ilvl="5">
+      <w:start w:val="1"/>
+      <w:numFmt w:val="decimal"/>
+      <w:lvlText w:val="%6."/>
+      <w:lvlJc w:val="left"/>
+      <w:pPr>
+        <w:ind w:left="4320" w:hanging="360"/>
+      </w:pPr>
+    </w:lvl>
+    <w:lvl w:ilvl="6">
+      <w:start w:val="1"/>
+      <w:numFmt w:val="decimal"/>
+      <w:lvlText w:val="%7."/>
+      <w:lvlJc w:val="left"/>
+      <w:pPr>
+        <w:ind w:left="5040" w:hanging="360"/>
+      </w:pPr>
+    </w:lvl>
+    <w:lvl w:ilvl="7">
+      <w:start w:val="1"/>
+      <w:numFmt w:val="decimal"/>
+      <w:lvlText w:val="%8."/>
+      <w:lvlJc w:val="left"/>
+      <w:pPr>
+        <w:ind w:left="5760" w:hanging="360"/>
+      </w:pPr>
+    </w:lvl>
+    <w:lvl w:ilvl="8">
+      <w:start w:val="1"/>
+      <w:numFmt w:val="decimal"/>
+      <w:lvlText w:val="%9."/>
+      <w:lvlJc w:val="left"/>
+      <w:pPr>
+        <w:ind w:left="6480" w:hanging="360"/>
+      </w:pPr>
+    </w:lvl>
+  </w:abstractNum>
+  <w:abstractNum w:abstractNumId="99711">
+    <w:nsid w:val="00A99711"/>
+    <w:multiLevelType w:val="multilevel"/>
+    <w:lvl w:ilvl="0">
+      <w:start w:val="1"/>
+      <w:numFmt w:val="lowerLetter"/>
+      <w:lvlText w:val="%1."/>
+      <w:lvlJc w:val="left"/>
+      <w:pPr>
+        <w:ind w:left="720" w:hanging="360"/>
+      </w:pPr>
+    </w:lvl>
+    <w:lvl w:ilvl="1">
+      <w:start w:val="1"/>
+      <w:numFmt w:val="lowerLetter"/>
+      <w:lvlText w:val="%2."/>
+      <w:lvlJc w:val="left"/>
+      <w:pPr>
+        <w:ind w:left="1440" w:hanging="360"/>
+      </w:pPr>
+    </w:lvl>
+    <w:lvl w:ilvl="2">
+      <w:start w:val="1"/>
+      <w:numFmt w:val="lowerLetter"/>
+      <w:lvlText w:val="%3."/>
+      <w:lvlJc w:val="left"/>
+      <w:pPr>
+        <w:ind w:left="2160" w:hanging="360"/>
+      </w:pPr>
+    </w:lvl>
+    <w:lvl w:ilvl="3">
+      <w:start w:val="1"/>
+      <w:numFmt w:val="lowerLetter"/>
+      <w:lvlText w:val="%4."/>
+      <w:lvlJc w:val="left"/>
+      <w:pPr>
+        <w:ind w:left="2880" w:hanging="360"/>
+      </w:pPr>
+    </w:lvl>
+    <w:lvl w:ilvl="4">
+      <w:start w:val="1"/>
+      <w:numFmt w:val="lowerLetter"/>
+      <w:lvlText w:val="%5."/>
+      <w:lvlJc w:val="left"/>
+      <w:pPr>
+        <w:ind w:left="3600" w:hanging="360"/>
+      </w:pPr>
+    </w:lvl>
+    <w:lvl w:ilvl="5">
+      <w:start w:val="1"/>
+      <w:numFmt w:val="lowerLetter"/>
+      <w:lvlText w:val="%6."/>
+      <w:lvlJc w:val="left"/>
+      <w:pPr>
+        <w:ind w:left="4320" w:hanging="360"/>
+      </w:pPr>
+    </w:lvl>
+    <w:lvl w:ilvl="6">
+      <w:start w:val="1"/>
+      <w:numFmt w:val="lowerLetter"/>
+      <w:lvlText w:val="%7."/>
+      <w:lvlJc w:val="left"/>
+      <w:pPr>
+        <w:ind w:left="5040" w:hanging="360"/>
+      </w:pPr>
+    </w:lvl>
+    <w:lvl w:ilvl="7">
+      <w:start w:val="1"/>
+      <w:numFmt w:val="lowerLetter"/>
+      <w:lvlText w:val="%8."/>
+      <w:lvlJc w:val="left"/>
+      <w:pPr>
+        <w:ind w:left="5760" w:hanging="360"/>
+      </w:pPr>
+    </w:lvl>
+    <w:lvl w:ilvl="8">
+      <w:start w:val="1"/>
+      <w:numFmt w:val="lowerLetter"/>
+      <w:lvlText w:val="%9."/>
+      <w:lvlJc w:val="left"/>
+      <w:pPr>
+        <w:ind w:left="6480" w:hanging="360"/>
+      </w:pPr>
+    </w:lvl>
+  </w:abstractNum>
   <w:num w16cid:durableId="750661597" w:numId="1">
     <w:abstractNumId w:val="0"/>
   </w:num>
   <w:num w:numId="1000">
     <w:abstractNumId w:val="990"/>
+  </w:num>
+  <w:num w:numId="1001">
+    <w:abstractNumId w:val="991"/>
+  </w:num>
+  <w:num w:numId="1002">
+    <w:abstractNumId w:val="99411"/>
+    <w:lvlOverride w:ilvl="0">
+      <w:startOverride w:val="1"/>
+    </w:lvlOverride>
+    <w:lvlOverride w:ilvl="1">
+      <w:startOverride w:val="1"/>
+    </w:lvlOverride>
+    <w:lvlOverride w:ilvl="2">
+      <w:startOverride w:val="1"/>
+    </w:lvlOverride>
+    <w:lvlOverride w:ilvl="3">
+      <w:startOverride w:val="1"/>
+    </w:lvlOverride>
+    <w:lvlOverride w:ilvl="4">
+      <w:startOverride w:val="1"/>
+    </w:lvlOverride>
+    <w:lvlOverride w:ilvl="5">
+      <w:startOverride w:val="1"/>
+    </w:lvlOverride>
+    <w:lvlOverride w:ilvl="6">
+      <w:startOverride w:val="1"/>
+    </w:lvlOverride>
+    <w:lvlOverride w:ilvl="7">
+      <w:startOverride w:val="1"/>
+    </w:lvlOverride>
+    <w:lvlOverride w:ilvl="8">
+      <w:startOverride w:val="1"/>
+    </w:lvlOverride>
+  </w:num>
+  <w:num w:numId="1003">
+    <w:abstractNumId w:val="99711"/>
+    <w:lvlOverride w:ilvl="0">
+      <w:startOverride w:val="1"/>
+    </w:lvlOverride>
+    <w:lvlOverride w:ilvl="1">
+      <w:startOverride w:val="1"/>
+    </w:lvlOverride>
+    <w:lvlOverride w:ilvl="2">
+      <w:startOverride w:val="1"/>
+    </w:lvlOverride>
+    <w:lvlOverride w:ilvl="3">
+      <w:startOverride w:val="1"/>
+    </w:lvlOverride>
+    <w:lvlOverride w:ilvl="4">
+      <w:startOverride w:val="1"/>
+    </w:lvlOverride>
+    <w:lvlOverride w:ilvl="5">
+      <w:startOverride w:val="1"/>
+    </w:lvlOverride>
+    <w:lvlOverride w:ilvl="6">
+      <w:startOverride w:val="1"/>
+    </w:lvlOverride>
+    <w:lvlOverride w:ilvl="7">
+      <w:startOverride w:val="1"/>
+    </w:lvlOverride>
+    <w:lvlOverride w:ilvl="8">
+      <w:startOverride w:val="1"/>
+    </w:lvlOverride>
+  </w:num>
+  <w:num w:numId="1004">
+    <w:abstractNumId w:val="991"/>
+  </w:num>
+  <w:num w:numId="1005">
+    <w:abstractNumId w:val="99411"/>
+    <w:lvlOverride w:ilvl="0">
+      <w:startOverride w:val="1"/>
+    </w:lvlOverride>
+    <w:lvlOverride w:ilvl="1">
+      <w:startOverride w:val="1"/>
+    </w:lvlOverride>
+    <w:lvlOverride w:ilvl="2">
+      <w:startOverride w:val="1"/>
+    </w:lvlOverride>
+    <w:lvlOverride w:ilvl="3">
+      <w:startOverride w:val="1"/>
+    </w:lvlOverride>
+    <w:lvlOverride w:ilvl="4">
+      <w:startOverride w:val="1"/>
+    </w:lvlOverride>
+    <w:lvlOverride w:ilvl="5">
+      <w:startOverride w:val="1"/>
+    </w:lvlOverride>
+    <w:lvlOverride w:ilvl="6">
+      <w:startOverride w:val="1"/>
+    </w:lvlOverride>
+    <w:lvlOverride w:ilvl="7">
+      <w:startOverride w:val="1"/>
+    </w:lvlOverride>
+    <w:lvlOverride w:ilvl="8">
+      <w:startOverride w:val="1"/>
+    </w:lvlOverride>
+  </w:num>
+  <w:num w:numId="1006">
+    <w:abstractNumId w:val="99711"/>
+    <w:lvlOverride w:ilvl="0">
+      <w:startOverride w:val="1"/>
+    </w:lvlOverride>
+    <w:lvlOverride w:ilvl="1">
+      <w:startOverride w:val="1"/>
+    </w:lvlOverride>
+    <w:lvlOverride w:ilvl="2">
+      <w:startOverride w:val="1"/>
+    </w:lvlOverride>
+    <w:lvlOverride w:ilvl="3">
+      <w:startOverride w:val="1"/>
+    </w:lvlOverride>
+    <w:lvlOverride w:ilvl="4">
+      <w:startOverride w:val="1"/>
+    </w:lvlOverride>
+    <w:lvlOverride w:ilvl="5">
+      <w:startOverride w:val="1"/>
+    </w:lvlOverride>
+    <w:lvlOverride w:ilvl="6">
+      <w:startOverride w:val="1"/>
+    </w:lvlOverride>
+    <w:lvlOverride w:ilvl="7">
+      <w:startOverride w:val="1"/>
+    </w:lvlOverride>
+    <w:lvlOverride w:ilvl="8">
+      <w:startOverride w:val="1"/>
+    </w:lvlOverride>
   </w:num>
 </w:numbering>
 </file>
@@ -12249,6 +15042,30 @@
       <w:color w:val="3D1466"/>
       <w:shd w:color="auto" w:fill="3D1466" w:val="clear"/>
     </w:rPr>
+  </w:style>
+  <w:style w:customStyle="1" w:styleId="align-center" w:type="paragraph">
+    <w:name w:val="align-center"/>
+    <w:basedOn w:val="Normal"/>
+    <w:semiHidden/>
+    <w:pPr>
+      <w:jc w:val="center"/>
+    </w:pPr>
+  </w:style>
+  <w:style w:customStyle="1" w:styleId="align-right" w:type="paragraph">
+    <w:name w:val="align-right"/>
+    <w:basedOn w:val="Normal"/>
+    <w:semiHidden/>
+    <w:pPr>
+      <w:jc w:val="right"/>
+    </w:pPr>
+  </w:style>
+  <w:style w:customStyle="1" w:styleId="align-justify" w:type="paragraph">
+    <w:name w:val="align-justify"/>
+    <w:basedOn w:val="Normal"/>
+    <w:semiHidden/>
+    <w:pPr>
+      <w:jc w:val="both"/>
+    </w:pPr>
   </w:style>
 </w:styles>
 </file>

--- a/tests/output_reference_a4.docx
+++ b/tests/output_reference_a4.docx
@@ -2555,7 +2555,7 @@
       </w:r>
     </w:p>
     <w:bookmarkEnd w:id="35"/>
-    <w:bookmarkStart w:id="43" w:name="X7d3109fa87318ec704072f1e9d744b2bd34fff7"/>
+    <w:bookmarkStart w:id="42" w:name="X7d3109fa87318ec704072f1e9d744b2bd34fff7"/>
     <w:p>
       <w:pPr>
         <w:pStyle w:val="Heading1"/>
@@ -3759,17 +3759,951 @@
         <w:t xml:space="preserve">Normal text</w:t>
       </w:r>
     </w:p>
+    <w:bookmarkEnd w:id="42"/>
+    <w:bookmarkStart w:id="46" w:name="equation-comments-stress-test"/>
+    <w:p>
+      <w:pPr>
+        <w:pStyle w:val="Heading1"/>
+      </w:pPr>
+      <w:r>
+        <w:t xml:space="preserve">Equation Comments Stress Test</w:t>
+      </w:r>
+    </w:p>
+    <w:p>
+      <w:pPr>
+        <w:pStyle w:val="FirstParagraph"/>
+      </w:pPr>
+      <w:r>
+        <w:t xml:space="preserve">cats and dogs</w:t>
+      </w:r>
+    </w:p>
     <w:p>
       <w:pPr>
         <w:pStyle w:val="BodyText"/>
       </w:pPr>
       <w:r>
+        <w:t xml:space="preserve">cats and dogs</w:t>
+      </w:r>
+    </w:p>
+    <w:p>
+      <w:pPr>
+        <w:pStyle w:val="BodyText"/>
+      </w:pPr>
+      <w:r>
+        <w:t xml:space="preserve">@cats</w:t>
+      </w:r>
+    </w:p>
+    <w:p>
+      <w:pPr>
+        <w:pStyle w:val="BodyText"/>
+      </w:pPr>
+      <w:r>
+        <w:drawing>
+          <wp:inline>
+            <wp:extent cx="508000" cy="279400"/>
+            <wp:effectExtent b="0" l="0" r="0" t="0"/>
+            <wp:docPr descr="" title="" id="44" name="Picture"/>
+            <a:graphic>
+              <a:graphicData uri="http://schemas.openxmlformats.org/drawingml/2006/picture">
+                <pic:pic>
+                  <pic:nvPicPr>
+                    <pic:cNvPr descr="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" id="45" name="Picture"/>
+                    <pic:cNvPicPr>
+                      <a:picLocks noChangeArrowheads="1" noChangeAspect="1"/>
+                    </pic:cNvPicPr>
+                  </pic:nvPicPr>
+                  <pic:blipFill>
+                    <a:blip r:embed="rId43"/>
+                    <a:stretch>
+                      <a:fillRect/>
+                    </a:stretch>
+                  </pic:blipFill>
+                  <pic:spPr bwMode="auto">
+                    <a:xfrm>
+                      <a:off x="0" y="0"/>
+                      <a:ext cx="508000" cy="279400"/>
+                    </a:xfrm>
+                    <a:prstGeom prst="rect">
+                      <a:avLst/>
+                    </a:prstGeom>
+                    <a:noFill/>
+                    <a:ln w="9525">
+                      <a:noFill/>
+                      <a:headEnd/>
+                      <a:tailEnd/>
+                    </a:ln>
+                  </pic:spPr>
+                </pic:pic>
+              </a:graphicData>
+            </a:graphic>
+          </wp:inline>
+        </w:drawing>
+      </w:r>
+    </w:p>
+    <w:p>
+      <w:pPr>
+        <w:pStyle w:val="Compact"/>
+        <w:numPr>
+          <w:ilvl w:val="0"/>
+          <w:numId w:val="1007"/>
+        </w:numPr>
+      </w:pPr>
+      <w:r>
+        <w:t xml:space="preserve">cats</w:t>
+      </w:r>
+    </w:p>
+    <w:p>
+      <w:pPr>
+        <w:pStyle w:val="Compact"/>
+        <w:numPr>
+          <w:ilvl w:val="0"/>
+          <w:numId w:val="1007"/>
+        </w:numPr>
+      </w:pPr>
+      <w:r>
+        <w:t xml:space="preserve">dogs</w:t>
+      </w:r>
+    </w:p>
+    <w:p>
+      <w:pPr>
+        <w:pStyle w:val="Compact"/>
+        <w:numPr>
+          <w:ilvl w:val="1"/>
+          <w:numId w:val="1008"/>
+        </w:numPr>
+      </w:pPr>
+      <w:r>
+        <w:t xml:space="preserve">zebras</w:t>
+      </w:r>
+    </w:p>
+    <w:p>
+      <w:pPr>
+        <w:pStyle w:val="Compact"/>
+        <w:numPr>
+          <w:ilvl w:val="1"/>
+          <w:numId w:val="1008"/>
+        </w:numPr>
+      </w:pPr>
+      <w:r>
+        <w:t xml:space="preserve">giraffes</w:t>
+      </w:r>
+    </w:p>
+    <w:p>
+      <w:pPr>
+        <w:pStyle w:val="Compact"/>
+        <w:numPr>
+          <w:ilvl w:val="2"/>
+          <w:numId w:val="1009"/>
+        </w:numPr>
+      </w:pPr>
+      <w:r>
+        <w:t xml:space="preserve">rats</w:t>
+      </w:r>
+    </w:p>
+    <w:p>
+      <w:pPr>
+        <w:pStyle w:val="Compact"/>
+        <w:numPr>
+          <w:ilvl w:val="2"/>
+          <w:numId w:val="1009"/>
+        </w:numPr>
+      </w:pPr>
+      <w:r>
+        <w:t xml:space="preserve">mice</w:t>
+      </w:r>
+    </w:p>
+    <w:p>
+      <w:pPr>
+        <w:pStyle w:val="Compact"/>
+        <w:numPr>
+          <w:ilvl w:val="2"/>
+          <w:numId w:val="1009"/>
+        </w:numPr>
+      </w:pPr>
+      <w:r>
+        <w:t xml:space="preserve">squirrels</w:t>
+      </w:r>
+    </w:p>
+    <w:p>
+      <w:pPr>
+        <w:pStyle w:val="Compact"/>
+        <w:numPr>
+          <w:ilvl w:val="2"/>
+          <w:numId w:val="1009"/>
+        </w:numPr>
+      </w:pPr>
+      <w:r>
+        <w:t xml:space="preserve">rabbits</w:t>
+      </w:r>
+    </w:p>
+    <w:p>
+      <w:pPr>
+        <w:pStyle w:val="Compact"/>
+        <w:numPr>
+          <w:ilvl w:val="3"/>
+          <w:numId w:val="1010"/>
+        </w:numPr>
+      </w:pPr>
+      <w:r>
+        <w:t xml:space="preserve">bass</w:t>
+      </w:r>
+    </w:p>
+    <w:p>
+      <w:pPr>
+        <w:pStyle w:val="Compact"/>
+        <w:numPr>
+          <w:ilvl w:val="3"/>
+          <w:numId w:val="1010"/>
+        </w:numPr>
+      </w:pPr>
+      <w:r>
+        <w:t xml:space="preserve">walleye</w:t>
+      </w:r>
+    </w:p>
+    <w:p>
+      <w:pPr>
+        <w:pStyle w:val="Compact"/>
+        <w:numPr>
+          <w:ilvl w:val="0"/>
+          <w:numId w:val="1011"/>
+        </w:numPr>
+      </w:pPr>
+      <w:r>
+        <w:t xml:space="preserve">eagles</w:t>
+      </w:r>
+    </w:p>
+    <w:p>
+      <w:pPr>
+        <w:pStyle w:val="Compact"/>
+        <w:numPr>
+          <w:ilvl w:val="0"/>
+          <w:numId w:val="1011"/>
+        </w:numPr>
+      </w:pPr>
+      <w:r>
+        <w:t xml:space="preserve">sparrows</w:t>
+      </w:r>
+    </w:p>
+    <w:p>
+      <w:pPr>
+        <w:pStyle w:val="Compact"/>
+        <w:numPr>
+          <w:ilvl w:val="1"/>
+          <w:numId w:val="1012"/>
+        </w:numPr>
+      </w:pPr>
+      <w:r>
+        <w:t xml:space="preserve">pigeons</w:t>
+      </w:r>
+    </w:p>
+    <w:p>
+      <w:pPr>
+        <w:pStyle w:val="Compact"/>
+        <w:numPr>
+          <w:ilvl w:val="1"/>
+          <w:numId w:val="1012"/>
+        </w:numPr>
+      </w:pPr>
+      <w:r>
+        <w:t xml:space="preserve">geese</w:t>
+      </w:r>
+    </w:p>
+    <w:p>
+      <w:pPr>
+        <w:pStyle w:val="FirstParagraph"/>
+      </w:pPr>
+      <m:oMath>
+        <m:r>
+          <m:t>1</m:t>
+        </m:r>
+        <m:r>
+          <m:rPr>
+            <m:nor/>
+            <m:sty m:val="p"/>
+          </m:rPr>
+          <m:t>cats{} in the house</m:t>
+        </m:r>
+        <m:r>
+          <m:rPr>
+            <m:sty m:val="p"/>
+          </m:rPr>
+          <m:t>=</m:t>
+        </m:r>
+        <m:r>
+          <m:t>1</m:t>
+        </m:r>
+      </m:oMath>
+      <w:r>
+        <w:t xml:space="preserve"> </w:t>
+      </w:r>
+    </w:p>
+    <w:p>
+      <w:pPr>
+        <w:pStyle w:val="BodyText"/>
+      </w:pPr>
+      <m:oMath>
+        <m:r>
+          <m:t>1</m:t>
+        </m:r>
+        <m:r>
+          <m:rPr>
+            <m:nor/>
+            <m:sty m:val="p"/>
+          </m:rPr>
+          <m:t>cats{ in the house</m:t>
+        </m:r>
+        <m:r>
+          <m:rPr>
+            <m:sty m:val="p"/>
+          </m:rPr>
+          <m:t>=</m:t>
+        </m:r>
+        <m:r>
+          <m:t>1</m:t>
+        </m:r>
+      </m:oMath>
+      <w:r>
+        <w:t xml:space="preserve"> </w:t>
+      </w:r>
+    </w:p>
+    <w:p>
+      <w:pPr>
+        <w:pStyle w:val="BodyText"/>
+      </w:pPr>
+      <m:oMath>
+        <m:r>
+          <m:t>1</m:t>
+        </m:r>
+        <m:r>
+          <m:rPr>
+            <m:nor/>
+            <m:sty m:val="p"/>
+          </m:rPr>
+          <m:t>cats} in the house</m:t>
+        </m:r>
+        <m:r>
+          <m:rPr>
+            <m:sty m:val="p"/>
+          </m:rPr>
+          <m:t>=</m:t>
+        </m:r>
+        <m:r>
+          <m:t>1</m:t>
+        </m:r>
+      </m:oMath>
+      <w:r>
+        <w:t xml:space="preserve"> </w:t>
+      </w:r>
+    </w:p>
+    <w:p>
+      <w:pPr>
+        <w:pStyle w:val="BodyText"/>
+      </w:pPr>
+      <m:oMath>
+        <m:r>
+          <m:t>2</m:t>
+        </m:r>
+        <m:r>
+          <m:rPr>
+            <m:nor/>
+            <m:sty m:val="p"/>
+          </m:rPr>
+          <m:t>dogs[] in the house</m:t>
+        </m:r>
+        <m:r>
+          <m:rPr>
+            <m:sty m:val="p"/>
+          </m:rPr>
+          <m:t>=</m:t>
+        </m:r>
+        <m:r>
+          <m:t>2</m:t>
+        </m:r>
+      </m:oMath>
+      <w:r>
+        <w:t xml:space="preserve"> </w:t>
+      </w:r>
+    </w:p>
+    <w:p>
+      <w:pPr>
+        <w:pStyle w:val="BodyText"/>
+      </w:pPr>
+      <m:oMath>
+        <m:r>
+          <m:t>2</m:t>
+        </m:r>
+        <m:r>
+          <m:rPr>
+            <m:nor/>
+            <m:sty m:val="p"/>
+          </m:rPr>
+          <m:t>dogs[ in the house</m:t>
+        </m:r>
+        <m:r>
+          <m:rPr>
+            <m:sty m:val="p"/>
+          </m:rPr>
+          <m:t>=</m:t>
+        </m:r>
+        <m:r>
+          <m:t>2</m:t>
+        </m:r>
+      </m:oMath>
+      <w:r>
+        <w:t xml:space="preserve"> </w:t>
+      </w:r>
+    </w:p>
+    <w:p>
+      <w:pPr>
+        <w:pStyle w:val="BodyText"/>
+      </w:pPr>
+      <m:oMath>
+        <m:r>
+          <m:t>2</m:t>
+        </m:r>
+        <m:r>
+          <m:rPr>
+            <m:nor/>
+            <m:sty m:val="p"/>
+          </m:rPr>
+          <m:t>dogs] in the house</m:t>
+        </m:r>
+        <m:r>
+          <m:rPr>
+            <m:sty m:val="p"/>
+          </m:rPr>
+          <m:t>=</m:t>
+        </m:r>
+        <m:r>
+          <m:t>2</m:t>
+        </m:r>
+      </m:oMath>
+      <w:r>
+        <w:t xml:space="preserve"> </w:t>
+      </w:r>
+    </w:p>
+    <w:p>
+      <w:pPr>
+        <w:pStyle w:val="BodyText"/>
+      </w:pPr>
+      <m:oMath>
+        <m:r>
+          <m:t>3</m:t>
+        </m:r>
+        <m:r>
+          <m:rPr>
+            <m:nor/>
+            <m:sty m:val="p"/>
+          </m:rPr>
+          <m:t>zebras in the house</m:t>
+        </m:r>
+        <m:r>
+          <m:rPr>
+            <m:sty m:val="p"/>
+          </m:rPr>
+          <m:t>=</m:t>
+        </m:r>
+        <m:r>
+          <m:t>3</m:t>
+        </m:r>
+      </m:oMath>
+      <w:r>
+        <w:t xml:space="preserve"> </w:t>
+      </w:r>
+    </w:p>
+    <w:p>
+      <w:pPr>
+        <w:pStyle w:val="BodyText"/>
+      </w:pPr>
+      <m:oMath>
+        <m:r>
+          <m:t>4</m:t>
+        </m:r>
+        <m:r>
+          <m:rPr>
+            <m:nor/>
+            <m:sty m:val="p"/>
+          </m:rPr>
+          <m:t>giraffes! in the house</m:t>
+        </m:r>
+        <m:r>
+          <m:rPr>
+            <m:sty m:val="p"/>
+          </m:rPr>
+          <m:t>=</m:t>
+        </m:r>
+        <m:r>
+          <m:t>4</m:t>
+        </m:r>
+      </m:oMath>
+      <w:r>
+        <w:t xml:space="preserve"> </w:t>
+      </w:r>
+    </w:p>
+    <w:p>
+      <w:pPr>
+        <w:pStyle w:val="BodyText"/>
+      </w:pPr>
+      <m:oMath>
+        <m:r>
+          <m:t>5</m:t>
+        </m:r>
+        <m:r>
+          <m:rPr>
+            <m:nor/>
+            <m:sty m:val="p"/>
+          </m:rPr>
+          <m:t>mice% in the house</m:t>
+        </m:r>
+        <m:r>
+          <m:rPr>
+            <m:sty m:val="p"/>
+          </m:rPr>
+          <m:t>=</m:t>
+        </m:r>
+        <m:r>
+          <m:t>5</m:t>
+        </m:r>
+      </m:oMath>
+      <w:r>
+        <w:t xml:space="preserve"> </w:t>
+      </w:r>
+    </w:p>
+    <w:p>
+      <w:pPr>
+        <w:pStyle w:val="BodyText"/>
+      </w:pPr>
+      <m:oMath>
+        <m:r>
+          <m:t>6</m:t>
+        </m:r>
+        <m:r>
+          <m:rPr>
+            <m:nor/>
+            <m:sty m:val="p"/>
+          </m:rPr>
+          <m:t>squirrels&amp; in the house</m:t>
+        </m:r>
+        <m:r>
+          <m:rPr>
+            <m:sty m:val="p"/>
+          </m:rPr>
+          <m:t>=</m:t>
+        </m:r>
+        <m:r>
+          <m:t>6</m:t>
+        </m:r>
+      </m:oMath>
+      <w:r>
+        <w:t xml:space="preserve"> </w:t>
+      </w:r>
+    </w:p>
+    <w:p>
+      <w:pPr>
+        <w:pStyle w:val="BodyText"/>
+      </w:pPr>
+      <m:oMath>
+        <m:r>
+          <m:t>7</m:t>
+        </m:r>
+        <m:r>
+          <m:rPr>
+            <m:nor/>
+            <m:sty m:val="p"/>
+          </m:rPr>
+          <m:t>rats^ in the house</m:t>
+        </m:r>
+        <m:r>
+          <m:rPr>
+            <m:sty m:val="p"/>
+          </m:rPr>
+          <m:t>=</m:t>
+        </m:r>
+        <m:r>
+          <m:t>7</m:t>
+        </m:r>
+      </m:oMath>
+      <w:r>
+        <w:t xml:space="preserve"> </w:t>
+      </w:r>
+    </w:p>
+    <w:p>
+      <w:pPr>
+        <w:pStyle w:val="BodyText"/>
+      </w:pPr>
+      <m:oMath>
+        <m:r>
+          <m:t>8</m:t>
+        </m:r>
+        <m:r>
+          <m:rPr>
+            <m:nor/>
+            <m:sty m:val="p"/>
+          </m:rPr>
+          <m:t>horses# in the house</m:t>
+        </m:r>
+        <m:r>
+          <m:rPr>
+            <m:sty m:val="p"/>
+          </m:rPr>
+          <m:t>=</m:t>
+        </m:r>
+        <m:r>
+          <m:t>8</m:t>
+        </m:r>
+      </m:oMath>
+      <w:r>
+        <w:t xml:space="preserve"> </w:t>
+      </w:r>
+    </w:p>
+    <w:p>
+      <w:pPr>
+        <w:pStyle w:val="BodyText"/>
+      </w:pPr>
+      <m:oMath>
+        <m:r>
+          <m:t>9</m:t>
+        </m:r>
+        <m:r>
+          <m:rPr>
+            <m:nor/>
+            <m:sty m:val="p"/>
+          </m:rPr>
+          <m:t>cows @ in the house</m:t>
+        </m:r>
+        <m:r>
+          <m:rPr>
+            <m:sty m:val="p"/>
+          </m:rPr>
+          <m:t>=</m:t>
+        </m:r>
+        <m:r>
+          <m:t>9</m:t>
+        </m:r>
+      </m:oMath>
+      <w:r>
+        <w:t xml:space="preserve"> </w:t>
+      </w:r>
+    </w:p>
+    <w:p>
+      <w:pPr>
+        <w:pStyle w:val="BodyText"/>
+      </w:pPr>
+      <m:oMath>
+        <m:r>
+          <m:t>10</m:t>
+        </m:r>
+        <m:r>
+          <m:rPr>
+            <m:nor/>
+            <m:sty m:val="p"/>
+          </m:rPr>
+          <m:t>pigs $ in the house</m:t>
+        </m:r>
+        <m:r>
+          <m:t> </m:t>
+        </m:r>
+        <m:r>
+          <m:rPr>
+            <m:sty m:val="p"/>
+          </m:rPr>
+          <m:t>=</m:t>
+        </m:r>
+        <m:r>
+          <m:t>10</m:t>
+        </m:r>
+      </m:oMath>
+      <w:r>
+        <w:t xml:space="preserve"> </w:t>
+      </w:r>
+    </w:p>
+    <w:p>
+      <w:pPr>
+        <w:pStyle w:val="BodyText"/>
+      </w:pPr>
+      <m:oMath>
+        <m:r>
+          <m:t>11</m:t>
+        </m:r>
+        <m:r>
+          <m:rPr>
+            <m:nor/>
+            <m:sty m:val="p"/>
+          </m:rPr>
+          <m:t>goats * in the house</m:t>
+        </m:r>
+        <m:r>
+          <m:rPr>
+            <m:sty m:val="p"/>
+          </m:rPr>
+          <m:t>=</m:t>
+        </m:r>
+        <m:r>
+          <m:t>11</m:t>
+        </m:r>
+      </m:oMath>
+      <w:r>
+        <w:t xml:space="preserve"> </w:t>
+      </w:r>
+    </w:p>
+    <w:p>
+      <w:pPr>
+        <w:pStyle w:val="BodyText"/>
+      </w:pPr>
+      <m:oMath>
+        <m:r>
+          <m:t>12</m:t>
+        </m:r>
+        <m:r>
+          <m:rPr>
+            <m:nor/>
+            <m:sty m:val="p"/>
+          </m:rPr>
+          <m:t>rabbits() in the house</m:t>
+        </m:r>
+        <m:r>
+          <m:rPr>
+            <m:sty m:val="p"/>
+          </m:rPr>
+          <m:t>=</m:t>
+        </m:r>
+        <m:r>
+          <m:t>12</m:t>
+        </m:r>
+      </m:oMath>
+      <w:r>
+        <w:t xml:space="preserve"> </w:t>
+      </w:r>
+    </w:p>
+    <w:p>
+      <w:pPr>
+        <w:pStyle w:val="BodyText"/>
+      </w:pPr>
+      <m:oMath>
+        <m:r>
+          <m:t>12</m:t>
+        </m:r>
+        <m:r>
+          <m:rPr>
+            <m:nor/>
+            <m:sty m:val="p"/>
+          </m:rPr>
+          <m:t>rabbits) in the house</m:t>
+        </m:r>
+        <m:r>
+          <m:rPr>
+            <m:sty m:val="p"/>
+          </m:rPr>
+          <m:t>=</m:t>
+        </m:r>
+        <m:r>
+          <m:t>12</m:t>
+        </m:r>
+      </m:oMath>
+      <w:r>
+        <w:t xml:space="preserve"> </w:t>
+      </w:r>
+    </w:p>
+    <w:p>
+      <w:pPr>
+        <w:pStyle w:val="BodyText"/>
+      </w:pPr>
+      <m:oMath>
+        <m:r>
+          <m:t>12</m:t>
+        </m:r>
+        <m:r>
+          <m:rPr>
+            <m:nor/>
+            <m:sty m:val="p"/>
+          </m:rPr>
+          <m:t>rabbits( in the house</m:t>
+        </m:r>
+        <m:r>
+          <m:rPr>
+            <m:sty m:val="p"/>
+          </m:rPr>
+          <m:t>=</m:t>
+        </m:r>
+        <m:r>
+          <m:t>12</m:t>
+        </m:r>
+      </m:oMath>
+      <w:r>
+        <w:t xml:space="preserve"> </w:t>
+      </w:r>
+    </w:p>
+    <w:p>
+      <w:pPr>
+        <w:pStyle w:val="BodyText"/>
+      </w:pPr>
+      <m:oMath>
+        <m:r>
+          <m:t>13</m:t>
+        </m:r>
+        <m:r>
+          <m:rPr>
+            <m:nor/>
+            <m:sty m:val="p"/>
+          </m:rPr>
+          <m:t>sparrow -+/&lt;&gt;.,’;:~?&lt;&gt;</m:t>
+        </m:r>
+        <m:r>
+          <m:rPr>
+            <m:sty m:val="p"/>
+          </m:rPr>
+          <m:t>=</m:t>
+        </m:r>
+        <m:r>
+          <m:t>13</m:t>
+        </m:r>
+      </m:oMath>
+      <w:r>
+        <w:t xml:space="preserve"> </w:t>
+      </w:r>
+    </w:p>
+    <w:p>
+      <w:pPr>
+        <w:pStyle w:val="BodyText"/>
+      </w:pPr>
+      <m:oMath>
+        <m:r>
+          <m:t>14</m:t>
+        </m:r>
+        <m:r>
+          <m:rPr>
+            <m:nor/>
+            <m:sty m:val="p"/>
+          </m:rPr>
+          <m:t>fox _ in the house</m:t>
+        </m:r>
+        <m:r>
+          <m:rPr>
+            <m:sty m:val="p"/>
+          </m:rPr>
+          <m:t>=</m:t>
+        </m:r>
+        <m:r>
+          <m:t>14</m:t>
+        </m:r>
+      </m:oMath>
+      <w:r>
+        <w:t xml:space="preserve"> </w:t>
+      </w:r>
+    </w:p>
+    <w:p>
+      <w:pPr>
+        <w:pStyle w:val="BodyText"/>
+      </w:pPr>
+      <m:oMath>
+        <m:r>
+          <m:t>15</m:t>
+        </m:r>
+        <m:r>
+          <m:rPr>
+            <m:nor/>
+            <m:sty m:val="p"/>
+          </m:rPr>
+          <m:t>bear\ in the house</m:t>
+        </m:r>
+        <m:r>
+          <m:rPr>
+            <m:sty m:val="p"/>
+          </m:rPr>
+          <m:t>=</m:t>
+        </m:r>
+        <m:r>
+          <m:t>15</m:t>
+        </m:r>
+      </m:oMath>
+      <w:r>
+        <w:t xml:space="preserve"> </w:t>
+      </w:r>
+    </w:p>
+    <w:bookmarkEnd w:id="46"/>
+    <w:bookmarkStart w:id="49" w:name="link-colors"/>
+    <w:p>
+      <w:pPr>
+        <w:pStyle w:val="Heading1"/>
+      </w:pPr>
+      <w:r>
+        <w:t xml:space="preserve">Link Colors</w:t>
+      </w:r>
+    </w:p>
+    <w:p>
+      <w:pPr>
+        <w:pStyle w:val="FirstParagraph"/>
+      </w:pPr>
+      <w:r>
+        <w:t xml:space="preserve">Link test</w:t>
+      </w:r>
+      <w:r>
+        <w:t xml:space="preserve"> </w:t>
+      </w:r>
+      <w:hyperlink r:id="rId47">
+        <w:r>
+          <w:rPr>
+            <w:rStyle w:val="Hyperlink"/>
+          </w:rPr>
+          <w:t xml:space="preserve">www.cnn.com</w:t>
+        </w:r>
+      </w:hyperlink>
+    </w:p>
+    <w:p>
+      <w:pPr>
+        <w:pStyle w:val="BodyText"/>
+      </w:pPr>
+      <w:r>
+        <w:t xml:space="preserve">Link test</w:t>
+      </w:r>
+      <w:r>
+        <w:t xml:space="preserve"> </w:t>
+      </w:r>
+      <w:hyperlink r:id="rId47">
+        <w:r>
+          <w:rPr>
+            <w:rStyle w:val="ColorF06666BgFFFF66"/>
+          </w:rPr>
+          <w:t xml:space="preserve">www.cnn.com</w:t>
+        </w:r>
+      </w:hyperlink>
+    </w:p>
+    <w:p>
+      <w:pPr>
+        <w:pStyle w:val="BodyText"/>
+      </w:pPr>
+      <w:r>
+        <w:rPr>
+          <w:rStyle w:val="Color66B966BgFFFFCC"/>
+        </w:rPr>
+        <w:t xml:space="preserve">Link test</w:t>
+      </w:r>
+      <w:r>
+        <w:rPr>
+          <w:rStyle w:val="Color66B966BgFFFFCC"/>
+        </w:rPr>
+        <w:t xml:space="preserve"> </w:t>
+      </w:r>
+      <w:hyperlink r:id="rId47">
+        <w:r>
+          <w:rPr>
+            <w:rStyle w:val="Hyperlink"/>
+          </w:rPr>
+          <w:t xml:space="preserve">www.cnn.com</w:t>
+        </w:r>
+      </w:hyperlink>
+    </w:p>
+    <w:p>
+      <w:pPr>
+        <w:pStyle w:val="BodyText"/>
+      </w:pPr>
+      <w:r>
         <w:t xml:space="preserve">Created with</w:t>
       </w:r>
       <w:r>
         <w:t xml:space="preserve"> </w:t>
       </w:r>
-      <w:hyperlink r:id="rId42">
+      <w:hyperlink r:id="rId48">
         <w:r>
           <w:rPr>
             <w:rStyle w:val="Hyperlink"/>
@@ -3778,7 +4712,7 @@
         </w:r>
       </w:hyperlink>
     </w:p>
-    <w:bookmarkEnd w:id="43"/>
+    <w:bookmarkEnd w:id="49"/>
     <w:sectPr>
       <w:footnotePr>
         <w:numRestart w:val="eachSect"/>
@@ -4263,6 +5197,91 @@
     <w:lvl w:ilvl="8">
       <w:start w:val="1"/>
       <w:numFmt w:val="lowerLetter"/>
+      <w:lvlText w:val="%9."/>
+      <w:lvlJc w:val="left"/>
+      <w:pPr>
+        <w:ind w:left="6480" w:hanging="360"/>
+      </w:pPr>
+    </w:lvl>
+  </w:abstractNum>
+  <w:abstractNum w:abstractNumId="99511">
+    <w:nsid w:val="00A99511"/>
+    <w:multiLevelType w:val="multilevel"/>
+    <w:lvl w:ilvl="0">
+      <w:start w:val="1"/>
+      <w:numFmt w:val="lowerRoman"/>
+      <w:lvlText w:val="%1."/>
+      <w:lvlJc w:val="left"/>
+      <w:pPr>
+        <w:ind w:left="720" w:hanging="360"/>
+      </w:pPr>
+    </w:lvl>
+    <w:lvl w:ilvl="1">
+      <w:start w:val="1"/>
+      <w:numFmt w:val="lowerRoman"/>
+      <w:lvlText w:val="%2."/>
+      <w:lvlJc w:val="left"/>
+      <w:pPr>
+        <w:ind w:left="1440" w:hanging="360"/>
+      </w:pPr>
+    </w:lvl>
+    <w:lvl w:ilvl="2">
+      <w:start w:val="1"/>
+      <w:numFmt w:val="lowerRoman"/>
+      <w:lvlText w:val="%3."/>
+      <w:lvlJc w:val="left"/>
+      <w:pPr>
+        <w:ind w:left="2160" w:hanging="360"/>
+      </w:pPr>
+    </w:lvl>
+    <w:lvl w:ilvl="3">
+      <w:start w:val="1"/>
+      <w:numFmt w:val="lowerRoman"/>
+      <w:lvlText w:val="%4."/>
+      <w:lvlJc w:val="left"/>
+      <w:pPr>
+        <w:ind w:left="2880" w:hanging="360"/>
+      </w:pPr>
+    </w:lvl>
+    <w:lvl w:ilvl="4">
+      <w:start w:val="1"/>
+      <w:numFmt w:val="lowerRoman"/>
+      <w:lvlText w:val="%5."/>
+      <w:lvlJc w:val="left"/>
+      <w:pPr>
+        <w:ind w:left="3600" w:hanging="360"/>
+      </w:pPr>
+    </w:lvl>
+    <w:lvl w:ilvl="5">
+      <w:start w:val="1"/>
+      <w:numFmt w:val="lowerRoman"/>
+      <w:lvlText w:val="%6."/>
+      <w:lvlJc w:val="left"/>
+      <w:pPr>
+        <w:ind w:left="4320" w:hanging="360"/>
+      </w:pPr>
+    </w:lvl>
+    <w:lvl w:ilvl="6">
+      <w:start w:val="1"/>
+      <w:numFmt w:val="lowerRoman"/>
+      <w:lvlText w:val="%7."/>
+      <w:lvlJc w:val="left"/>
+      <w:pPr>
+        <w:ind w:left="5040" w:hanging="360"/>
+      </w:pPr>
+    </w:lvl>
+    <w:lvl w:ilvl="7">
+      <w:start w:val="1"/>
+      <w:numFmt w:val="lowerRoman"/>
+      <w:lvlText w:val="%8."/>
+      <w:lvlJc w:val="left"/>
+      <w:pPr>
+        <w:ind w:left="5760" w:hanging="360"/>
+      </w:pPr>
+    </w:lvl>
+    <w:lvl w:ilvl="8">
+      <w:start w:val="1"/>
+      <w:numFmt w:val="lowerRoman"/>
       <w:lvlText w:val="%9."/>
       <w:lvlJc w:val="left"/>
       <w:pPr>
@@ -4401,6 +5420,132 @@
     <w:lvlOverride w:ilvl="8">
       <w:startOverride w:val="1"/>
     </w:lvlOverride>
+  </w:num>
+  <w:num w:numId="1007">
+    <w:abstractNumId w:val="99411"/>
+    <w:lvlOverride w:ilvl="0">
+      <w:startOverride w:val="1"/>
+    </w:lvlOverride>
+    <w:lvlOverride w:ilvl="1">
+      <w:startOverride w:val="1"/>
+    </w:lvlOverride>
+    <w:lvlOverride w:ilvl="2">
+      <w:startOverride w:val="1"/>
+    </w:lvlOverride>
+    <w:lvlOverride w:ilvl="3">
+      <w:startOverride w:val="1"/>
+    </w:lvlOverride>
+    <w:lvlOverride w:ilvl="4">
+      <w:startOverride w:val="1"/>
+    </w:lvlOverride>
+    <w:lvlOverride w:ilvl="5">
+      <w:startOverride w:val="1"/>
+    </w:lvlOverride>
+    <w:lvlOverride w:ilvl="6">
+      <w:startOverride w:val="1"/>
+    </w:lvlOverride>
+    <w:lvlOverride w:ilvl="7">
+      <w:startOverride w:val="1"/>
+    </w:lvlOverride>
+    <w:lvlOverride w:ilvl="8">
+      <w:startOverride w:val="1"/>
+    </w:lvlOverride>
+  </w:num>
+  <w:num w:numId="1008">
+    <w:abstractNumId w:val="99711"/>
+    <w:lvlOverride w:ilvl="0">
+      <w:startOverride w:val="1"/>
+    </w:lvlOverride>
+    <w:lvlOverride w:ilvl="1">
+      <w:startOverride w:val="1"/>
+    </w:lvlOverride>
+    <w:lvlOverride w:ilvl="2">
+      <w:startOverride w:val="1"/>
+    </w:lvlOverride>
+    <w:lvlOverride w:ilvl="3">
+      <w:startOverride w:val="1"/>
+    </w:lvlOverride>
+    <w:lvlOverride w:ilvl="4">
+      <w:startOverride w:val="1"/>
+    </w:lvlOverride>
+    <w:lvlOverride w:ilvl="5">
+      <w:startOverride w:val="1"/>
+    </w:lvlOverride>
+    <w:lvlOverride w:ilvl="6">
+      <w:startOverride w:val="1"/>
+    </w:lvlOverride>
+    <w:lvlOverride w:ilvl="7">
+      <w:startOverride w:val="1"/>
+    </w:lvlOverride>
+    <w:lvlOverride w:ilvl="8">
+      <w:startOverride w:val="1"/>
+    </w:lvlOverride>
+  </w:num>
+  <w:num w:numId="1009">
+    <w:abstractNumId w:val="99511"/>
+    <w:lvlOverride w:ilvl="0">
+      <w:startOverride w:val="1"/>
+    </w:lvlOverride>
+    <w:lvlOverride w:ilvl="1">
+      <w:startOverride w:val="1"/>
+    </w:lvlOverride>
+    <w:lvlOverride w:ilvl="2">
+      <w:startOverride w:val="1"/>
+    </w:lvlOverride>
+    <w:lvlOverride w:ilvl="3">
+      <w:startOverride w:val="1"/>
+    </w:lvlOverride>
+    <w:lvlOverride w:ilvl="4">
+      <w:startOverride w:val="1"/>
+    </w:lvlOverride>
+    <w:lvlOverride w:ilvl="5">
+      <w:startOverride w:val="1"/>
+    </w:lvlOverride>
+    <w:lvlOverride w:ilvl="6">
+      <w:startOverride w:val="1"/>
+    </w:lvlOverride>
+    <w:lvlOverride w:ilvl="7">
+      <w:startOverride w:val="1"/>
+    </w:lvlOverride>
+    <w:lvlOverride w:ilvl="8">
+      <w:startOverride w:val="1"/>
+    </w:lvlOverride>
+  </w:num>
+  <w:num w:numId="1010">
+    <w:abstractNumId w:val="99411"/>
+    <w:lvlOverride w:ilvl="0">
+      <w:startOverride w:val="1"/>
+    </w:lvlOverride>
+    <w:lvlOverride w:ilvl="1">
+      <w:startOverride w:val="1"/>
+    </w:lvlOverride>
+    <w:lvlOverride w:ilvl="2">
+      <w:startOverride w:val="1"/>
+    </w:lvlOverride>
+    <w:lvlOverride w:ilvl="3">
+      <w:startOverride w:val="1"/>
+    </w:lvlOverride>
+    <w:lvlOverride w:ilvl="4">
+      <w:startOverride w:val="1"/>
+    </w:lvlOverride>
+    <w:lvlOverride w:ilvl="5">
+      <w:startOverride w:val="1"/>
+    </w:lvlOverride>
+    <w:lvlOverride w:ilvl="6">
+      <w:startOverride w:val="1"/>
+    </w:lvlOverride>
+    <w:lvlOverride w:ilvl="7">
+      <w:startOverride w:val="1"/>
+    </w:lvlOverride>
+    <w:lvlOverride w:ilvl="8">
+      <w:startOverride w:val="1"/>
+    </w:lvlOverride>
+  </w:num>
+  <w:num w:numId="1011">
+    <w:abstractNumId w:val="991"/>
+  </w:num>
+  <w:num w:numId="1012">
+    <w:abstractNumId w:val="991"/>
   </w:num>
 </w:numbering>
 </file>
